--- a/templates/docxRPD/rpd_asp.docx
+++ b/templates/docxRPD/rpd_asp.docx
@@ -83,7 +83,6 @@
         </w:rPr>
         <w:t xml:space="preserve">Структурное подразделение </w:t>
       </w:r>
-      <w:proofErr w:type="gramStart"/>
       <w:r>
         <w:rPr>
           <w:rFonts w:ascii="Times New Roman" w:hAnsi="Times New Roman" w:cs="Times New Roman"/>
@@ -101,7 +100,6 @@
         </w:rPr>
         <w:t>kaf</w:t>
       </w:r>
-      <w:proofErr w:type="gramEnd"/>
       <w:r>
         <w:rPr>
           <w:rFonts w:ascii="Times New Roman" w:hAnsi="Times New Roman" w:cs="Times New Roman"/>
@@ -110,7 +108,6 @@
         </w:rPr>
         <w:t>_</w:t>
       </w:r>
-      <w:proofErr w:type="gramStart"/>
       <w:r>
         <w:rPr>
           <w:rFonts w:ascii="Times New Roman" w:hAnsi="Times New Roman" w:cs="Times New Roman"/>
@@ -126,16 +123,7 @@
           <w:sz w:val="24"/>
           <w:szCs w:val="24"/>
         </w:rPr>
-        <w:t xml:space="preserve"> }</w:t>
-      </w:r>
-      <w:proofErr w:type="gramEnd"/>
-      <w:r>
-        <w:rPr>
-          <w:rFonts w:ascii="Times New Roman" w:hAnsi="Times New Roman" w:cs="Times New Roman"/>
-          <w:sz w:val="24"/>
-          <w:szCs w:val="24"/>
-        </w:rPr>
-        <w:t xml:space="preserve">} </w:t>
+        <w:t xml:space="preserve"> }} </w:t>
       </w:r>
     </w:p>
     <w:p>
@@ -179,7 +167,6 @@
         </w:rPr>
         <w:t xml:space="preserve">на </w:t>
       </w:r>
-      <w:proofErr w:type="gramStart"/>
       <w:r>
         <w:rPr>
           <w:rFonts w:ascii="Times New Roman" w:hAnsi="Times New Roman" w:cs="Times New Roman"/>
@@ -197,7 +184,6 @@
         </w:rPr>
         <w:t>meeting</w:t>
       </w:r>
-      <w:proofErr w:type="gramEnd"/>
       <w:r>
         <w:rPr>
           <w:rFonts w:ascii="Times New Roman" w:hAnsi="Times New Roman" w:cs="Times New Roman"/>
@@ -231,16 +217,77 @@
           <w:sz w:val="24"/>
           <w:szCs w:val="24"/>
         </w:rPr>
+        <w:t xml:space="preserve"> №</w:t>
+      </w:r>
+      <w:r>
+        <w:rPr>
+          <w:rFonts w:ascii="Times New Roman" w:hAnsi="Times New Roman" w:cs="Times New Roman"/>
+          <w:sz w:val="24"/>
+          <w:szCs w:val="24"/>
+          <w:u w:val="single"/>
+        </w:rPr>
+        <w:t xml:space="preserve">{{ </w:t>
+      </w:r>
+      <w:r>
+        <w:rPr>
+          <w:rFonts w:ascii="Times New Roman" w:hAnsi="Times New Roman" w:cs="Times New Roman"/>
+          <w:sz w:val="24"/>
+          <w:szCs w:val="24"/>
+          <w:u w:val="single"/>
+          <w:lang w:val="en-US"/>
+        </w:rPr>
+        <w:t>protocol</w:t>
+      </w:r>
+      <w:r>
+        <w:rPr>
+          <w:rFonts w:ascii="Times New Roman" w:hAnsi="Times New Roman" w:cs="Times New Roman"/>
+          <w:sz w:val="24"/>
+          <w:szCs w:val="24"/>
+          <w:u w:val="single"/>
+        </w:rPr>
+        <w:t>_</w:t>
+      </w:r>
+      <w:r>
+        <w:rPr>
+          <w:rFonts w:ascii="Times New Roman" w:hAnsi="Times New Roman" w:cs="Times New Roman"/>
+          <w:sz w:val="24"/>
+          <w:szCs w:val="24"/>
+          <w:u w:val="single"/>
+        </w:rPr>
+        <w:t>number</w:t>
+      </w:r>
+      <w:r>
+        <w:rPr>
+          <w:rFonts w:ascii="Times New Roman" w:hAnsi="Times New Roman" w:cs="Times New Roman"/>
+          <w:sz w:val="24"/>
+          <w:szCs w:val="24"/>
+          <w:u w:val="single"/>
+        </w:rPr>
+        <w:t xml:space="preserve"> }}</w:t>
+      </w:r>
+      <w:r>
+        <w:rPr>
+          <w:rFonts w:ascii="Times New Roman" w:hAnsi="Times New Roman" w:cs="Times New Roman"/>
+          <w:sz w:val="24"/>
+          <w:szCs w:val="24"/>
+        </w:rPr>
         <w:t xml:space="preserve"> </w:t>
       </w:r>
-      <w:proofErr w:type="gramStart"/>
-      <w:r>
-        <w:rPr>
-          <w:rFonts w:ascii="Times New Roman" w:hAnsi="Times New Roman" w:cs="Times New Roman"/>
-          <w:sz w:val="24"/>
-          <w:szCs w:val="24"/>
-        </w:rPr>
-        <w:t>№</w:t>
+      <w:r>
+        <w:rPr>
+          <w:rFonts w:ascii="Times New Roman" w:hAnsi="Times New Roman" w:cs="Times New Roman"/>
+          <w:sz w:val="24"/>
+          <w:szCs w:val="24"/>
+        </w:rPr>
+        <w:t>от</w:t>
+      </w:r>
+      <w:r>
+        <w:rPr>
+          <w:rFonts w:ascii="Times New Roman" w:hAnsi="Times New Roman" w:cs="Times New Roman"/>
+          <w:sz w:val="24"/>
+          <w:szCs w:val="24"/>
+        </w:rPr>
+        <w:t xml:space="preserve"> </w:t>
       </w:r>
       <w:r>
         <w:rPr>
@@ -261,7 +308,6 @@
         </w:rPr>
         <w:t>protocol</w:t>
       </w:r>
-      <w:proofErr w:type="gramEnd"/>
       <w:r>
         <w:rPr>
           <w:rFonts w:ascii="Times New Roman" w:hAnsi="Times New Roman" w:cs="Times New Roman"/>
@@ -271,18 +317,16 @@
         </w:rPr>
         <w:t>_</w:t>
       </w:r>
-      <w:proofErr w:type="spellStart"/>
-      <w:proofErr w:type="gramStart"/>
       <w:r>
         <w:rPr>
           <w:rFonts w:ascii="Times New Roman" w:hAnsi="Times New Roman" w:cs="Times New Roman"/>
           <w:sz w:val="24"/>
           <w:szCs w:val="24"/>
           <w:u w:val="single"/>
-        </w:rPr>
-        <w:t>number</w:t>
-      </w:r>
-      <w:proofErr w:type="spellEnd"/>
+          <w:lang w:val="en-US"/>
+        </w:rPr>
+        <w:t>date</w:t>
+      </w:r>
       <w:r>
         <w:rPr>
           <w:rFonts w:ascii="Times New Roman" w:hAnsi="Times New Roman" w:cs="Times New Roman"/>
@@ -290,101 +334,7 @@
           <w:szCs w:val="24"/>
           <w:u w:val="single"/>
         </w:rPr>
-        <w:t xml:space="preserve"> }</w:t>
-      </w:r>
-      <w:proofErr w:type="gramEnd"/>
-      <w:r>
-        <w:rPr>
-          <w:rFonts w:ascii="Times New Roman" w:hAnsi="Times New Roman" w:cs="Times New Roman"/>
-          <w:sz w:val="24"/>
-          <w:szCs w:val="24"/>
-          <w:u w:val="single"/>
-        </w:rPr>
-        <w:t>}</w:t>
-      </w:r>
-      <w:r>
-        <w:rPr>
-          <w:rFonts w:ascii="Times New Roman" w:hAnsi="Times New Roman" w:cs="Times New Roman"/>
-          <w:sz w:val="24"/>
-          <w:szCs w:val="24"/>
-        </w:rPr>
-        <w:t xml:space="preserve"> </w:t>
-      </w:r>
-      <w:r>
-        <w:rPr>
-          <w:rFonts w:ascii="Times New Roman" w:hAnsi="Times New Roman" w:cs="Times New Roman"/>
-          <w:sz w:val="24"/>
-          <w:szCs w:val="24"/>
-        </w:rPr>
-        <w:t>от</w:t>
-      </w:r>
-      <w:r>
-        <w:rPr>
-          <w:rFonts w:ascii="Times New Roman" w:hAnsi="Times New Roman" w:cs="Times New Roman"/>
-          <w:sz w:val="24"/>
-          <w:szCs w:val="24"/>
-        </w:rPr>
-        <w:t xml:space="preserve"> </w:t>
-      </w:r>
-      <w:proofErr w:type="gramStart"/>
-      <w:r>
-        <w:rPr>
-          <w:rFonts w:ascii="Times New Roman" w:hAnsi="Times New Roman" w:cs="Times New Roman"/>
-          <w:sz w:val="24"/>
-          <w:szCs w:val="24"/>
-          <w:u w:val="single"/>
-        </w:rPr>
-        <w:t xml:space="preserve">{{ </w:t>
-      </w:r>
-      <w:r>
-        <w:rPr>
-          <w:rFonts w:ascii="Times New Roman" w:hAnsi="Times New Roman" w:cs="Times New Roman"/>
-          <w:sz w:val="24"/>
-          <w:szCs w:val="24"/>
-          <w:u w:val="single"/>
-          <w:lang w:val="en-US"/>
-        </w:rPr>
-        <w:t>protocol</w:t>
-      </w:r>
-      <w:proofErr w:type="gramEnd"/>
-      <w:r>
-        <w:rPr>
-          <w:rFonts w:ascii="Times New Roman" w:hAnsi="Times New Roman" w:cs="Times New Roman"/>
-          <w:sz w:val="24"/>
-          <w:szCs w:val="24"/>
-          <w:u w:val="single"/>
-        </w:rPr>
-        <w:t>_</w:t>
-      </w:r>
-      <w:proofErr w:type="gramStart"/>
-      <w:r>
-        <w:rPr>
-          <w:rFonts w:ascii="Times New Roman" w:hAnsi="Times New Roman" w:cs="Times New Roman"/>
-          <w:sz w:val="24"/>
-          <w:szCs w:val="24"/>
-          <w:u w:val="single"/>
-          <w:lang w:val="en-US"/>
-        </w:rPr>
-        <w:t>date</w:t>
-      </w:r>
-      <w:r>
-        <w:rPr>
-          <w:rFonts w:ascii="Times New Roman" w:hAnsi="Times New Roman" w:cs="Times New Roman"/>
-          <w:sz w:val="24"/>
-          <w:szCs w:val="24"/>
-          <w:u w:val="single"/>
-        </w:rPr>
-        <w:t xml:space="preserve"> }</w:t>
-      </w:r>
-      <w:proofErr w:type="gramEnd"/>
-      <w:r>
-        <w:rPr>
-          <w:rFonts w:ascii="Times New Roman" w:hAnsi="Times New Roman" w:cs="Times New Roman"/>
-          <w:sz w:val="24"/>
-          <w:szCs w:val="24"/>
-          <w:u w:val="single"/>
-        </w:rPr>
-        <w:t>}</w:t>
+        <w:t xml:space="preserve"> }}</w:t>
       </w:r>
       <w:r>
         <w:rPr>
@@ -573,7 +523,6 @@
               </w:rPr>
               <w:t xml:space="preserve">Научная специальность: </w:t>
             </w:r>
-            <w:proofErr w:type="gramStart"/>
             <w:r>
               <w:rPr>
                 <w:rFonts w:ascii="Times New Roman" w:hAnsi="Times New Roman" w:cs="Times New Roman"/>
@@ -582,17 +531,40 @@
               </w:rPr>
               <w:t xml:space="preserve">{{ </w:t>
             </w:r>
-            <w:proofErr w:type="spellStart"/>
-            <w:r>
-              <w:rPr>
-                <w:rFonts w:ascii="Times New Roman" w:hAnsi="Times New Roman" w:cs="Times New Roman"/>
-                <w:sz w:val="24"/>
-                <w:szCs w:val="24"/>
+            <w:r>
+              <w:rPr>
+                <w:rFonts w:ascii="Times New Roman" w:hAnsi="Times New Roman" w:cs="Times New Roman"/>
+                <w:sz w:val="24"/>
+                <w:szCs w:val="24"/>
+              </w:rPr>
+              <w:t>asp_</w:t>
+            </w:r>
+            <w:r>
+              <w:rPr>
+                <w:rFonts w:ascii="Times New Roman" w:hAnsi="Times New Roman" w:cs="Times New Roman"/>
+                <w:sz w:val="24"/>
+                <w:szCs w:val="24"/>
+                <w:lang w:val="en-US"/>
+              </w:rPr>
+              <w:t>code</w:t>
+            </w:r>
+            <w:r>
+              <w:rPr>
+                <w:rFonts w:ascii="Times New Roman" w:hAnsi="Times New Roman" w:cs="Times New Roman"/>
+                <w:sz w:val="24"/>
+                <w:szCs w:val="24"/>
+              </w:rPr>
+              <w:t xml:space="preserve"> }} {{ </w:t>
+            </w:r>
+            <w:r>
+              <w:rPr>
+                <w:rFonts w:ascii="Times New Roman" w:hAnsi="Times New Roman" w:cs="Times New Roman"/>
+                <w:sz w:val="24"/>
+                <w:szCs w:val="24"/>
+                <w:lang w:val="en-US"/>
               </w:rPr>
               <w:t>asp</w:t>
             </w:r>
-            <w:proofErr w:type="spellEnd"/>
-            <w:proofErr w:type="gramEnd"/>
             <w:r>
               <w:rPr>
                 <w:rFonts w:ascii="Times New Roman" w:hAnsi="Times New Roman" w:cs="Times New Roman"/>
@@ -601,77 +573,13 @@
               </w:rPr>
               <w:t>_</w:t>
             </w:r>
-            <w:proofErr w:type="gramStart"/>
-            <w:r>
-              <w:rPr>
-                <w:rFonts w:ascii="Times New Roman" w:hAnsi="Times New Roman" w:cs="Times New Roman"/>
-                <w:sz w:val="24"/>
-                <w:szCs w:val="24"/>
-                <w:lang w:val="en-US"/>
-              </w:rPr>
-              <w:t>code</w:t>
-            </w:r>
-            <w:r>
-              <w:rPr>
-                <w:rFonts w:ascii="Times New Roman" w:hAnsi="Times New Roman" w:cs="Times New Roman"/>
-                <w:sz w:val="24"/>
-                <w:szCs w:val="24"/>
-              </w:rPr>
-              <w:t xml:space="preserve"> }</w:t>
-            </w:r>
-            <w:proofErr w:type="gramEnd"/>
-            <w:r>
-              <w:rPr>
-                <w:rFonts w:ascii="Times New Roman" w:hAnsi="Times New Roman" w:cs="Times New Roman"/>
-                <w:sz w:val="24"/>
-                <w:szCs w:val="24"/>
-              </w:rPr>
-              <w:t xml:space="preserve">} </w:t>
-            </w:r>
-            <w:proofErr w:type="gramStart"/>
-            <w:r>
-              <w:rPr>
-                <w:rFonts w:ascii="Times New Roman" w:hAnsi="Times New Roman" w:cs="Times New Roman"/>
-                <w:sz w:val="24"/>
-                <w:szCs w:val="24"/>
-              </w:rPr>
-              <w:t xml:space="preserve">{{ </w:t>
-            </w:r>
-            <w:r>
-              <w:rPr>
-                <w:rFonts w:ascii="Times New Roman" w:hAnsi="Times New Roman" w:cs="Times New Roman"/>
-                <w:sz w:val="24"/>
-                <w:szCs w:val="24"/>
-                <w:lang w:val="en-US"/>
-              </w:rPr>
-              <w:t>asp</w:t>
-            </w:r>
-            <w:proofErr w:type="gramEnd"/>
-            <w:r>
-              <w:rPr>
-                <w:rFonts w:ascii="Times New Roman" w:hAnsi="Times New Roman" w:cs="Times New Roman"/>
-                <w:sz w:val="24"/>
-                <w:szCs w:val="24"/>
-              </w:rPr>
-              <w:t>_</w:t>
-            </w:r>
-            <w:proofErr w:type="spellStart"/>
-            <w:r>
-              <w:rPr>
-                <w:rFonts w:ascii="Times New Roman" w:hAnsi="Times New Roman" w:cs="Times New Roman"/>
-                <w:sz w:val="24"/>
-                <w:szCs w:val="24"/>
-              </w:rPr>
-              <w:t>spec</w:t>
-            </w:r>
-            <w:proofErr w:type="spellEnd"/>
-            <w:r>
-              <w:rPr>
-                <w:rFonts w:ascii="Times New Roman" w:hAnsi="Times New Roman" w:cs="Times New Roman"/>
-                <w:sz w:val="24"/>
-                <w:szCs w:val="24"/>
-              </w:rPr>
-              <w:t xml:space="preserve"> </w:t>
+            <w:r>
+              <w:rPr>
+                <w:rFonts w:ascii="Times New Roman" w:hAnsi="Times New Roman" w:cs="Times New Roman"/>
+                <w:sz w:val="24"/>
+                <w:szCs w:val="24"/>
+              </w:rPr>
+              <w:t xml:space="preserve">spec </w:t>
             </w:r>
             <w:r>
               <w:rPr>
@@ -703,17 +611,7 @@
           <w:szCs w:val="24"/>
           <w:lang w:val="en-US"/>
         </w:rPr>
-        <w:t xml:space="preserve">{% if </w:t>
-      </w:r>
-      <w:proofErr w:type="spellStart"/>
-      <w:r>
-        <w:rPr>
-          <w:rFonts w:ascii="Times New Roman" w:hAnsi="Times New Roman" w:cs="Times New Roman"/>
-          <w:sz w:val="24"/>
-          <w:szCs w:val="24"/>
-          <w:lang w:val="en-US"/>
-        </w:rPr>
-        <w:t>asp_</w:t>
+        <w:t>{% if asp_</w:t>
       </w:r>
       <w:r>
         <w:rPr>
@@ -724,7 +622,6 @@
         </w:rPr>
         <w:t>napr</w:t>
       </w:r>
-      <w:proofErr w:type="spellEnd"/>
       <w:r>
         <w:rPr>
           <w:rFonts w:ascii="Times New Roman" w:hAnsi="Times New Roman" w:cs="Times New Roman"/>
@@ -771,7 +668,6 @@
                 <w:lang w:val="en-US"/>
               </w:rPr>
             </w:pPr>
-            <w:proofErr w:type="gramStart"/>
             <w:r>
               <w:rPr>
                 <w:rFonts w:ascii="Times New Roman" w:hAnsi="Times New Roman" w:cs="Times New Roman"/>
@@ -781,27 +677,15 @@
               </w:rPr>
               <w:t xml:space="preserve">{{ </w:t>
             </w:r>
-            <w:proofErr w:type="spellStart"/>
-            <w:r>
-              <w:rPr>
-                <w:rFonts w:ascii="Times New Roman" w:hAnsi="Times New Roman" w:cs="Times New Roman"/>
-                <w:sz w:val="24"/>
-                <w:szCs w:val="24"/>
-                <w:lang w:val="en-US"/>
-              </w:rPr>
-              <w:t>asp</w:t>
-            </w:r>
-            <w:proofErr w:type="gramEnd"/>
-            <w:r>
-              <w:rPr>
-                <w:rFonts w:ascii="Times New Roman" w:hAnsi="Times New Roman" w:cs="Times New Roman"/>
-                <w:sz w:val="24"/>
-                <w:szCs w:val="24"/>
-                <w:lang w:val="en-US"/>
-              </w:rPr>
-              <w:t>_</w:t>
-            </w:r>
-            <w:proofErr w:type="gramStart"/>
+            <w:r>
+              <w:rPr>
+                <w:rFonts w:ascii="Times New Roman" w:hAnsi="Times New Roman" w:cs="Times New Roman"/>
+                <w:sz w:val="24"/>
+                <w:szCs w:val="24"/>
+                <w:lang w:val="en-US"/>
+              </w:rPr>
+              <w:t>asp_</w:t>
+            </w:r>
             <w:r>
               <w:rPr>
                 <w:rFonts w:ascii="Times New Roman" w:hAnsi="Times New Roman" w:cs="Times New Roman"/>
@@ -811,25 +695,14 @@
               </w:rPr>
               <w:t>napr</w:t>
             </w:r>
-            <w:proofErr w:type="spellEnd"/>
-            <w:r>
-              <w:rPr>
-                <w:rFonts w:ascii="Times New Roman" w:hAnsi="Times New Roman" w:cs="Times New Roman"/>
-                <w:sz w:val="24"/>
-                <w:szCs w:val="24"/>
-                <w:lang w:val="en-US"/>
-              </w:rPr>
-              <w:t xml:space="preserve"> }</w:t>
-            </w:r>
-            <w:proofErr w:type="gramEnd"/>
-            <w:r>
-              <w:rPr>
-                <w:rFonts w:ascii="Times New Roman" w:hAnsi="Times New Roman" w:cs="Times New Roman"/>
-                <w:sz w:val="24"/>
-                <w:szCs w:val="24"/>
-                <w:lang w:val="en-US"/>
-              </w:rPr>
-              <w:t xml:space="preserve">} </w:t>
+            <w:r>
+              <w:rPr>
+                <w:rFonts w:ascii="Times New Roman" w:hAnsi="Times New Roman" w:cs="Times New Roman"/>
+                <w:sz w:val="24"/>
+                <w:szCs w:val="24"/>
+                <w:lang w:val="en-US"/>
+              </w:rPr>
+              <w:t xml:space="preserve"> }} </w:t>
             </w:r>
           </w:p>
         </w:tc>
@@ -922,27 +795,7 @@
           <w:szCs w:val="24"/>
           <w:lang w:val="en-US"/>
         </w:rPr>
-        <w:t xml:space="preserve">{% if status == </w:t>
-      </w:r>
-      <w:proofErr w:type="gramStart"/>
-      <w:r>
-        <w:rPr>
-          <w:rFonts w:ascii="Times New Roman" w:hAnsi="Times New Roman" w:cs="Times New Roman"/>
-          <w:sz w:val="24"/>
-          <w:szCs w:val="24"/>
-          <w:lang w:val="en-US"/>
-        </w:rPr>
-        <w:t>3  %</w:t>
-      </w:r>
-      <w:proofErr w:type="gramEnd"/>
-      <w:r>
-        <w:rPr>
-          <w:rFonts w:ascii="Times New Roman" w:hAnsi="Times New Roman" w:cs="Times New Roman"/>
-          <w:sz w:val="24"/>
-          <w:szCs w:val="24"/>
-          <w:lang w:val="en-US"/>
-        </w:rPr>
-        <w:t>}</w:t>
+        <w:t>{% if status == 3  %}</w:t>
       </w:r>
     </w:p>
     <w:tbl>
@@ -995,14 +848,64 @@
                 <w:sz w:val="20"/>
                 <w:szCs w:val="24"/>
               </w:rPr>
-              <w:t xml:space="preserve">Составитель программы: </w:t>
-            </w:r>
-            <w:proofErr w:type="gramStart"/>
+              <w:t xml:space="preserve">Составитель программы: {{ </w:t>
+            </w:r>
             <w:r>
               <w:rPr>
                 <w:rFonts w:ascii="Times New Roman" w:hAnsi="Times New Roman" w:cs="Times New Roman"/>
                 <w:sz w:val="20"/>
                 <w:szCs w:val="24"/>
+                <w:lang w:val="en-US"/>
+              </w:rPr>
+              <w:t>person</w:t>
+            </w:r>
+            <w:r>
+              <w:rPr>
+                <w:rFonts w:ascii="Times New Roman" w:hAnsi="Times New Roman" w:cs="Times New Roman"/>
+                <w:sz w:val="20"/>
+                <w:szCs w:val="24"/>
+              </w:rPr>
+              <w:t>_</w:t>
+            </w:r>
+            <w:r>
+              <w:rPr>
+                <w:rFonts w:ascii="Times New Roman" w:hAnsi="Times New Roman" w:cs="Times New Roman"/>
+                <w:sz w:val="20"/>
+                <w:szCs w:val="24"/>
+                <w:lang w:val="en-US"/>
+              </w:rPr>
+              <w:t>name</w:t>
+            </w:r>
+            <w:r>
+              <w:rPr>
+                <w:rFonts w:ascii="Times New Roman" w:hAnsi="Times New Roman" w:cs="Times New Roman"/>
+                <w:sz w:val="20"/>
+                <w:szCs w:val="24"/>
+              </w:rPr>
+              <w:t xml:space="preserve"> }}</w:t>
+            </w:r>
+          </w:p>
+          <w:p>
+            <w:pPr>
+              <w:rPr>
+                <w:rFonts w:ascii="Times New Roman" w:hAnsi="Times New Roman" w:cs="Times New Roman"/>
+                <w:sz w:val="20"/>
+                <w:szCs w:val="24"/>
+              </w:rPr>
+            </w:pPr>
+            <w:r>
+              <w:rPr>
+                <w:rFonts w:ascii="Times New Roman" w:hAnsi="Times New Roman" w:cs="Times New Roman"/>
+                <w:sz w:val="20"/>
+                <w:szCs w:val="24"/>
+              </w:rPr>
+              <w:t xml:space="preserve">Дата подписания: </w:t>
+            </w:r>
+            <w:r>
+              <w:rPr>
+                <w:rFonts w:ascii="Times New Roman" w:hAnsi="Times New Roman" w:cs="Times New Roman"/>
+                <w:sz w:val="20"/>
+                <w:szCs w:val="24"/>
               </w:rPr>
               <w:t xml:space="preserve">{{ </w:t>
             </w:r>
@@ -1013,80 +916,8 @@
                 <w:szCs w:val="24"/>
                 <w:lang w:val="en-US"/>
               </w:rPr>
-              <w:t>person</w:t>
-            </w:r>
-            <w:proofErr w:type="gramEnd"/>
-            <w:r>
-              <w:rPr>
-                <w:rFonts w:ascii="Times New Roman" w:hAnsi="Times New Roman" w:cs="Times New Roman"/>
-                <w:sz w:val="20"/>
-                <w:szCs w:val="24"/>
-              </w:rPr>
-              <w:t>_</w:t>
-            </w:r>
-            <w:proofErr w:type="gramStart"/>
-            <w:r>
-              <w:rPr>
-                <w:rFonts w:ascii="Times New Roman" w:hAnsi="Times New Roman" w:cs="Times New Roman"/>
-                <w:sz w:val="20"/>
-                <w:szCs w:val="24"/>
-                <w:lang w:val="en-US"/>
-              </w:rPr>
-              <w:t>name</w:t>
-            </w:r>
-            <w:r>
-              <w:rPr>
-                <w:rFonts w:ascii="Times New Roman" w:hAnsi="Times New Roman" w:cs="Times New Roman"/>
-                <w:sz w:val="20"/>
-                <w:szCs w:val="24"/>
-              </w:rPr>
-              <w:t xml:space="preserve"> }</w:t>
-            </w:r>
-            <w:proofErr w:type="gramEnd"/>
-            <w:r>
-              <w:rPr>
-                <w:rFonts w:ascii="Times New Roman" w:hAnsi="Times New Roman" w:cs="Times New Roman"/>
-                <w:sz w:val="20"/>
-                <w:szCs w:val="24"/>
-              </w:rPr>
-              <w:t>}</w:t>
-            </w:r>
-          </w:p>
-          <w:p>
-            <w:pPr>
-              <w:rPr>
-                <w:rFonts w:ascii="Times New Roman" w:hAnsi="Times New Roman" w:cs="Times New Roman"/>
-                <w:sz w:val="20"/>
-                <w:szCs w:val="24"/>
-              </w:rPr>
-            </w:pPr>
-            <w:r>
-              <w:rPr>
-                <w:rFonts w:ascii="Times New Roman" w:hAnsi="Times New Roman" w:cs="Times New Roman"/>
-                <w:sz w:val="20"/>
-                <w:szCs w:val="24"/>
-              </w:rPr>
-              <w:t xml:space="preserve">Дата подписания: </w:t>
-            </w:r>
-            <w:proofErr w:type="gramStart"/>
-            <w:r>
-              <w:rPr>
-                <w:rFonts w:ascii="Times New Roman" w:hAnsi="Times New Roman" w:cs="Times New Roman"/>
-                <w:sz w:val="20"/>
-                <w:szCs w:val="24"/>
-              </w:rPr>
-              <w:t xml:space="preserve">{{ </w:t>
-            </w:r>
-            <w:r>
-              <w:rPr>
-                <w:rFonts w:ascii="Times New Roman" w:hAnsi="Times New Roman" w:cs="Times New Roman"/>
-                <w:sz w:val="20"/>
-                <w:szCs w:val="24"/>
-                <w:lang w:val="en-US"/>
-              </w:rPr>
               <w:t>review</w:t>
             </w:r>
-            <w:proofErr w:type="gramEnd"/>
             <w:r>
               <w:rPr>
                 <w:rFonts w:ascii="Times New Roman" w:hAnsi="Times New Roman" w:cs="Times New Roman"/>
@@ -1160,14 +991,15 @@
                 <w:rFonts w:ascii="Times New Roman" w:hAnsi="Times New Roman" w:cs="Times New Roman"/>
                 <w:sz w:val="20"/>
                 <w:szCs w:val="24"/>
-              </w:rPr>
-            </w:pPr>
-            <w:proofErr w:type="gramStart"/>
+                <w:lang w:val="en-US"/>
+              </w:rPr>
+            </w:pPr>
             <w:r>
               <w:rPr>
                 <w:rFonts w:ascii="Times New Roman" w:hAnsi="Times New Roman" w:cs="Times New Roman"/>
                 <w:sz w:val="20"/>
                 <w:szCs w:val="24"/>
+                <w:lang w:val="en-US"/>
               </w:rPr>
               <w:t xml:space="preserve">{{ </w:t>
             </w:r>
@@ -1180,16 +1012,15 @@
               </w:rPr>
               <w:t>user</w:t>
             </w:r>
-            <w:proofErr w:type="gramEnd"/>
             <w:r>
               <w:rPr>
                 <w:rFonts w:ascii="Times New Roman" w:hAnsi="Times New Roman" w:cs="Times New Roman"/>
                 <w:sz w:val="20"/>
                 <w:szCs w:val="24"/>
+                <w:lang w:val="en-US"/>
               </w:rPr>
               <w:t>_</w:t>
             </w:r>
-            <w:proofErr w:type="gramStart"/>
             <w:r>
               <w:rPr>
                 <w:rFonts w:ascii="Times New Roman" w:hAnsi="Times New Roman" w:cs="Times New Roman"/>
@@ -1204,26 +1035,27 @@
                 <w:rFonts w:ascii="Times New Roman" w:hAnsi="Times New Roman" w:cs="Times New Roman"/>
                 <w:sz w:val="20"/>
                 <w:szCs w:val="24"/>
-              </w:rPr>
-              <w:t xml:space="preserve"> }</w:t>
-            </w:r>
-            <w:proofErr w:type="gramEnd"/>
+                <w:lang w:val="en-US"/>
+              </w:rPr>
+              <w:t xml:space="preserve"> }}: </w:t>
+            </w:r>
             <w:r>
               <w:rPr>
                 <w:rFonts w:ascii="Times New Roman" w:hAnsi="Times New Roman" w:cs="Times New Roman"/>
                 <w:sz w:val="20"/>
                 <w:szCs w:val="24"/>
-              </w:rPr>
-              <w:t xml:space="preserve">}: </w:t>
-            </w:r>
-            <w:proofErr w:type="gramStart"/>
+                <w:lang w:val="en-US"/>
+              </w:rPr>
+              <w:t xml:space="preserve">{{ </w:t>
+            </w:r>
             <w:r>
               <w:rPr>
                 <w:rFonts w:ascii="Times New Roman" w:hAnsi="Times New Roman" w:cs="Times New Roman"/>
                 <w:sz w:val="20"/>
                 <w:szCs w:val="24"/>
-              </w:rPr>
-              <w:t xml:space="preserve">{{ </w:t>
+                <w:lang w:val="en-US"/>
+              </w:rPr>
+              <w:t>user</w:t>
             </w:r>
             <w:r>
               <w:rPr>
@@ -1232,18 +1064,17 @@
                 <w:szCs w:val="24"/>
                 <w:lang w:val="en-US"/>
               </w:rPr>
-              <w:t>user</w:t>
-            </w:r>
-            <w:proofErr w:type="gramEnd"/>
+              <w:t>_</w:t>
+            </w:r>
             <w:r>
               <w:rPr>
                 <w:rFonts w:ascii="Times New Roman" w:hAnsi="Times New Roman" w:cs="Times New Roman"/>
                 <w:sz w:val="20"/>
                 <w:szCs w:val="24"/>
-              </w:rPr>
-              <w:t>_</w:t>
-            </w:r>
-            <w:proofErr w:type="gramStart"/>
+                <w:lang w:val="en-US"/>
+              </w:rPr>
+              <w:t>accepted</w:t>
+            </w:r>
             <w:r>
               <w:rPr>
                 <w:rFonts w:ascii="Times New Roman" w:hAnsi="Times New Roman" w:cs="Times New Roman"/>
@@ -1251,42 +1082,42 @@
                 <w:szCs w:val="24"/>
                 <w:lang w:val="en-US"/>
               </w:rPr>
-              <w:t>accepted</w:t>
-            </w:r>
-            <w:r>
+              <w:t xml:space="preserve"> }}</w:t>
+            </w:r>
+          </w:p>
+          <w:p>
+            <w:pPr>
               <w:rPr>
                 <w:rFonts w:ascii="Times New Roman" w:hAnsi="Times New Roman" w:cs="Times New Roman"/>
                 <w:sz w:val="20"/>
                 <w:szCs w:val="24"/>
-              </w:rPr>
-              <w:t xml:space="preserve"> }</w:t>
-            </w:r>
-            <w:proofErr w:type="gramEnd"/>
+                <w:lang w:val="en-US"/>
+              </w:rPr>
+            </w:pPr>
             <w:r>
               <w:rPr>
                 <w:rFonts w:ascii="Times New Roman" w:hAnsi="Times New Roman" w:cs="Times New Roman"/>
                 <w:sz w:val="20"/>
                 <w:szCs w:val="24"/>
               </w:rPr>
-              <w:t>}</w:t>
-            </w:r>
-          </w:p>
-          <w:p>
-            <w:pPr>
+              <w:t>Дата</w:t>
+            </w:r>
+            <w:r>
               <w:rPr>
                 <w:rFonts w:ascii="Times New Roman" w:hAnsi="Times New Roman" w:cs="Times New Roman"/>
                 <w:sz w:val="20"/>
                 <w:szCs w:val="24"/>
                 <w:lang w:val="en-US"/>
               </w:rPr>
-            </w:pPr>
+              <w:t xml:space="preserve"> </w:t>
+            </w:r>
             <w:r>
               <w:rPr>
                 <w:rFonts w:ascii="Times New Roman" w:hAnsi="Times New Roman" w:cs="Times New Roman"/>
                 <w:sz w:val="20"/>
                 <w:szCs w:val="24"/>
               </w:rPr>
-              <w:t>Дата</w:t>
+              <w:t>подписания</w:t>
             </w:r>
             <w:r>
               <w:rPr>
@@ -1295,15 +1126,16 @@
                 <w:szCs w:val="24"/>
                 <w:lang w:val="en-US"/>
               </w:rPr>
-              <w:t xml:space="preserve"> </w:t>
+              <w:t>:</w:t>
             </w:r>
             <w:r>
               <w:rPr>
                 <w:rFonts w:ascii="Times New Roman" w:hAnsi="Times New Roman" w:cs="Times New Roman"/>
                 <w:sz w:val="20"/>
                 <w:szCs w:val="24"/>
-              </w:rPr>
-              <w:t>подписания</w:t>
+                <w:lang w:val="en-US"/>
+              </w:rPr>
+              <w:t xml:space="preserve"> {{ </w:t>
             </w:r>
             <w:r>
               <w:rPr>
@@ -1312,48 +1144,8 @@
                 <w:szCs w:val="24"/>
                 <w:lang w:val="en-US"/>
               </w:rPr>
-              <w:t>:</w:t>
-            </w:r>
-            <w:r>
-              <w:rPr>
-                <w:rFonts w:ascii="Times New Roman" w:hAnsi="Times New Roman" w:cs="Times New Roman"/>
-                <w:sz w:val="20"/>
-                <w:szCs w:val="24"/>
-                <w:lang w:val="en-US"/>
-              </w:rPr>
-              <w:t xml:space="preserve"> </w:t>
-            </w:r>
-            <w:proofErr w:type="gramStart"/>
-            <w:r>
-              <w:rPr>
-                <w:rFonts w:ascii="Times New Roman" w:hAnsi="Times New Roman" w:cs="Times New Roman"/>
-                <w:sz w:val="20"/>
-                <w:szCs w:val="24"/>
-                <w:lang w:val="en-US"/>
-              </w:rPr>
-              <w:t xml:space="preserve">{{ </w:t>
-            </w:r>
-            <w:proofErr w:type="spellStart"/>
-            <w:r>
-              <w:rPr>
-                <w:rFonts w:ascii="Times New Roman" w:hAnsi="Times New Roman" w:cs="Times New Roman"/>
-                <w:sz w:val="20"/>
-                <w:szCs w:val="24"/>
-                <w:lang w:val="en-US"/>
-              </w:rPr>
-              <w:t>accept</w:t>
-            </w:r>
-            <w:proofErr w:type="gramEnd"/>
-            <w:r>
-              <w:rPr>
-                <w:rFonts w:ascii="Times New Roman" w:hAnsi="Times New Roman" w:cs="Times New Roman"/>
-                <w:sz w:val="20"/>
-                <w:szCs w:val="24"/>
-                <w:lang w:val="en-US"/>
-              </w:rPr>
-              <w:t>_date</w:t>
-            </w:r>
-            <w:proofErr w:type="spellEnd"/>
+              <w:t>accept_date</w:t>
+            </w:r>
             <w:r>
               <w:rPr>
                 <w:rFonts w:ascii="Times New Roman" w:hAnsi="Times New Roman" w:cs="Times New Roman"/>
@@ -1383,7 +1175,6 @@
           <w:rFonts w:ascii="Times New Roman" w:hAnsi="Times New Roman" w:cs="Times New Roman"/>
           <w:sz w:val="24"/>
           <w:szCs w:val="24"/>
-          <w:lang w:val="en-US"/>
         </w:rPr>
       </w:pPr>
       <w:r>
@@ -1391,9 +1182,25 @@
           <w:rFonts w:ascii="Times New Roman" w:hAnsi="Times New Roman" w:cs="Times New Roman"/>
           <w:sz w:val="24"/>
           <w:szCs w:val="24"/>
-          <w:lang w:val="en-US"/>
-        </w:rPr>
-        <w:t>{% endif %}</w:t>
+        </w:rPr>
+        <w:t xml:space="preserve">{% </w:t>
+      </w:r>
+      <w:r>
+        <w:rPr>
+          <w:rFonts w:ascii="Times New Roman" w:hAnsi="Times New Roman" w:cs="Times New Roman"/>
+          <w:sz w:val="24"/>
+          <w:szCs w:val="24"/>
+          <w:lang w:val="en-US"/>
+        </w:rPr>
+        <w:t>endif</w:t>
+      </w:r>
+      <w:r>
+        <w:rPr>
+          <w:rFonts w:ascii="Times New Roman" w:hAnsi="Times New Roman" w:cs="Times New Roman"/>
+          <w:sz w:val="24"/>
+          <w:szCs w:val="24"/>
+        </w:rPr>
+        <w:t xml:space="preserve"> %}</w:t>
       </w:r>
     </w:p>
     <w:p>
@@ -1402,7 +1209,6 @@
           <w:rFonts w:ascii="Times New Roman" w:hAnsi="Times New Roman" w:cs="Times New Roman"/>
           <w:sz w:val="24"/>
           <w:szCs w:val="24"/>
-          <w:lang w:val="en-US"/>
         </w:rPr>
       </w:pPr>
       <w:r>
@@ -1410,7 +1216,6 @@
           <w:rFonts w:ascii="Times New Roman" w:hAnsi="Times New Roman" w:cs="Times New Roman"/>
           <w:sz w:val="24"/>
           <w:szCs w:val="24"/>
-          <w:lang w:val="en-US"/>
         </w:rPr>
         <w:br w:type="page"/>
       </w:r>
@@ -1690,8 +1495,6 @@
               </w:rPr>
               <w:t>{{</w:t>
             </w:r>
-            <w:proofErr w:type="spellStart"/>
-            <w:proofErr w:type="gramStart"/>
             <w:r>
               <w:rPr>
                 <w:rFonts w:ascii="Times New Roman" w:hAnsi="Times New Roman" w:cs="Times New Roman"/>
@@ -1708,21 +1511,8 @@
                 <w:szCs w:val="24"/>
                 <w:lang w:val="en-US"/>
               </w:rPr>
-              <w:t>index</w:t>
-            </w:r>
-            <w:proofErr w:type="spellEnd"/>
-            <w:proofErr w:type="gramEnd"/>
-            <w:r>
-              <w:rPr>
-                <w:rFonts w:ascii="Times New Roman" w:hAnsi="Times New Roman" w:cs="Times New Roman"/>
-                <w:sz w:val="24"/>
-                <w:szCs w:val="24"/>
-                <w:lang w:val="en-US"/>
-              </w:rPr>
-              <w:t>}} {{</w:t>
-            </w:r>
-            <w:proofErr w:type="spellStart"/>
-            <w:proofErr w:type="gramStart"/>
+              <w:t>index}} {{</w:t>
+            </w:r>
             <w:r>
               <w:rPr>
                 <w:rFonts w:ascii="Times New Roman" w:hAnsi="Times New Roman" w:cs="Times New Roman"/>
@@ -1741,8 +1531,6 @@
               </w:rPr>
               <w:t>content</w:t>
             </w:r>
-            <w:proofErr w:type="spellEnd"/>
-            <w:proofErr w:type="gramEnd"/>
             <w:r>
               <w:rPr>
                 <w:rFonts w:ascii="Times New Roman" w:hAnsi="Times New Roman" w:cs="Times New Roman"/>
@@ -1774,7 +1562,6 @@
                 <w:lang w:val="en-US"/>
               </w:rPr>
             </w:pPr>
-            <w:proofErr w:type="gramStart"/>
             <w:r>
               <w:rPr>
                 <w:rFonts w:ascii="Times New Roman" w:hAnsi="Times New Roman" w:cs="Times New Roman"/>
@@ -1784,44 +1571,23 @@
               </w:rPr>
               <w:t xml:space="preserve">{{ </w:t>
             </w:r>
-            <w:proofErr w:type="spellStart"/>
-            <w:r>
-              <w:rPr>
-                <w:rFonts w:ascii="Times New Roman" w:hAnsi="Times New Roman" w:cs="Times New Roman"/>
-                <w:sz w:val="24"/>
-                <w:szCs w:val="24"/>
-                <w:lang w:val="en-US"/>
-              </w:rPr>
-              <w:t>item</w:t>
-            </w:r>
-            <w:proofErr w:type="gramEnd"/>
-            <w:r>
-              <w:rPr>
-                <w:rFonts w:ascii="Times New Roman" w:hAnsi="Times New Roman" w:cs="Times New Roman"/>
-                <w:sz w:val="24"/>
-                <w:szCs w:val="24"/>
-                <w:lang w:val="en-US"/>
-              </w:rPr>
-              <w:t>.</w:t>
-            </w:r>
-            <w:r>
-              <w:rPr>
-                <w:rFonts w:ascii="Times New Roman" w:hAnsi="Times New Roman" w:cs="Times New Roman"/>
-                <w:sz w:val="24"/>
-                <w:szCs w:val="24"/>
-                <w:lang w:val="en-US"/>
-              </w:rPr>
-              <w:t>indicators</w:t>
-            </w:r>
-            <w:proofErr w:type="spellEnd"/>
-            <w:r>
-              <w:rPr>
-                <w:rFonts w:ascii="Times New Roman" w:hAnsi="Times New Roman" w:cs="Times New Roman"/>
-                <w:sz w:val="24"/>
-                <w:szCs w:val="24"/>
-                <w:lang w:val="en-US"/>
-              </w:rPr>
-              <w:t xml:space="preserve"> }}</w:t>
+            <w:r>
+              <w:rPr>
+                <w:rFonts w:ascii="Times New Roman" w:hAnsi="Times New Roman" w:cs="Times New Roman"/>
+                <w:sz w:val="24"/>
+                <w:szCs w:val="24"/>
+                <w:lang w:val="en-US"/>
+              </w:rPr>
+              <w:t>item.</w:t>
+            </w:r>
+            <w:r>
+              <w:rPr>
+                <w:rFonts w:ascii="Times New Roman" w:hAnsi="Times New Roman" w:cs="Times New Roman"/>
+                <w:sz w:val="24"/>
+                <w:szCs w:val="24"/>
+                <w:lang w:val="en-US"/>
+              </w:rPr>
+              <w:t>indicators }}</w:t>
             </w:r>
           </w:p>
         </w:tc>
@@ -1854,27 +1620,7 @@
                 <w:szCs w:val="24"/>
                 <w:lang w:val="en-US"/>
               </w:rPr>
-              <w:t xml:space="preserve">{%tr </w:t>
-            </w:r>
-            <w:proofErr w:type="spellStart"/>
-            <w:r>
-              <w:rPr>
-                <w:rFonts w:ascii="Times New Roman" w:hAnsi="Times New Roman" w:cs="Times New Roman"/>
-                <w:sz w:val="24"/>
-                <w:szCs w:val="24"/>
-                <w:lang w:val="en-US"/>
-              </w:rPr>
-              <w:t>endfor</w:t>
-            </w:r>
-            <w:proofErr w:type="spellEnd"/>
-            <w:r>
-              <w:rPr>
-                <w:rFonts w:ascii="Times New Roman" w:hAnsi="Times New Roman" w:cs="Times New Roman"/>
-                <w:sz w:val="24"/>
-                <w:szCs w:val="24"/>
-                <w:lang w:val="en-US"/>
-              </w:rPr>
-              <w:t xml:space="preserve"> %}</w:t>
+              <w:t>{%tr endfor %}</w:t>
             </w:r>
           </w:p>
         </w:tc>
@@ -2085,10 +1831,8 @@
                 <w:szCs w:val="24"/>
                 <w:lang w:val="en-US"/>
               </w:rPr>
-              <w:t>{{</w:t>
-            </w:r>
-            <w:proofErr w:type="spellStart"/>
-            <w:proofErr w:type="gramStart"/>
+              <w:t>{{item.index}}</w:t>
+            </w:r>
             <w:r>
               <w:rPr>
                 <w:rFonts w:ascii="Times New Roman" w:hAnsi="Times New Roman" w:cs="Times New Roman"/>
@@ -2098,10 +1842,8 @@
                 <w:szCs w:val="24"/>
                 <w:lang w:val="en-US"/>
               </w:rPr>
-              <w:t>item.index</w:t>
-            </w:r>
-            <w:proofErr w:type="spellEnd"/>
-            <w:proofErr w:type="gramEnd"/>
+              <w:t xml:space="preserve"> </w:t>
+            </w:r>
             <w:r>
               <w:rPr>
                 <w:rFonts w:ascii="Times New Roman" w:hAnsi="Times New Roman" w:cs="Times New Roman"/>
@@ -2111,7 +1853,7 @@
                 <w:szCs w:val="24"/>
                 <w:lang w:val="en-US"/>
               </w:rPr>
-              <w:t>}}</w:t>
+              <w:t>-</w:t>
             </w:r>
             <w:r>
               <w:rPr>
@@ -2133,55 +1875,7 @@
                 <w:szCs w:val="24"/>
                 <w:lang w:val="en-US"/>
               </w:rPr>
-              <w:t>-</w:t>
-            </w:r>
-            <w:r>
-              <w:rPr>
-                <w:rFonts w:ascii="Times New Roman" w:hAnsi="Times New Roman" w:cs="Times New Roman"/>
-                <w:bCs/>
-                <w:color w:val="000000" w:themeColor="text1"/>
-                <w:sz w:val="24"/>
-                <w:szCs w:val="24"/>
-                <w:lang w:val="en-US"/>
-              </w:rPr>
-              <w:t xml:space="preserve"> </w:t>
-            </w:r>
-            <w:r>
-              <w:rPr>
-                <w:rFonts w:ascii="Times New Roman" w:hAnsi="Times New Roman" w:cs="Times New Roman"/>
-                <w:bCs/>
-                <w:color w:val="000000" w:themeColor="text1"/>
-                <w:sz w:val="24"/>
-                <w:szCs w:val="24"/>
-                <w:lang w:val="en-US"/>
-              </w:rPr>
-              <w:t>{{</w:t>
-            </w:r>
-            <w:proofErr w:type="spellStart"/>
-            <w:proofErr w:type="gramStart"/>
-            <w:r>
-              <w:rPr>
-                <w:rFonts w:ascii="Times New Roman" w:hAnsi="Times New Roman" w:cs="Times New Roman"/>
-                <w:bCs/>
-                <w:color w:val="000000" w:themeColor="text1"/>
-                <w:sz w:val="24"/>
-                <w:szCs w:val="24"/>
-                <w:lang w:val="en-US"/>
-              </w:rPr>
-              <w:t>item.content</w:t>
-            </w:r>
-            <w:proofErr w:type="spellEnd"/>
-            <w:proofErr w:type="gramEnd"/>
-            <w:r>
-              <w:rPr>
-                <w:rFonts w:ascii="Times New Roman" w:hAnsi="Times New Roman" w:cs="Times New Roman"/>
-                <w:bCs/>
-                <w:color w:val="000000" w:themeColor="text1"/>
-                <w:sz w:val="24"/>
-                <w:szCs w:val="24"/>
-                <w:lang w:val="en-US"/>
-              </w:rPr>
-              <w:t>}}</w:t>
+              <w:t>{{item.content}}</w:t>
             </w:r>
           </w:p>
         </w:tc>
@@ -2227,33 +1921,7 @@
                 <w:szCs w:val="24"/>
                 <w:lang w:val="en-US"/>
               </w:rPr>
-              <w:t xml:space="preserve"> {{</w:t>
-            </w:r>
-            <w:proofErr w:type="spellStart"/>
-            <w:proofErr w:type="gramStart"/>
-            <w:r>
-              <w:rPr>
-                <w:rFonts w:ascii="Times New Roman" w:hAnsi="Times New Roman" w:cs="Times New Roman"/>
-                <w:bCs/>
-                <w:color w:val="000000" w:themeColor="text1"/>
-                <w:sz w:val="24"/>
-                <w:szCs w:val="24"/>
-                <w:lang w:val="en-US"/>
-              </w:rPr>
-              <w:t>item.know</w:t>
-            </w:r>
-            <w:proofErr w:type="spellEnd"/>
-            <w:proofErr w:type="gramEnd"/>
-            <w:r>
-              <w:rPr>
-                <w:rFonts w:ascii="Times New Roman" w:hAnsi="Times New Roman" w:cs="Times New Roman"/>
-                <w:bCs/>
-                <w:color w:val="000000" w:themeColor="text1"/>
-                <w:sz w:val="24"/>
-                <w:szCs w:val="24"/>
-                <w:lang w:val="en-US"/>
-              </w:rPr>
-              <w:t>}}</w:t>
+              <w:t xml:space="preserve"> {{item.know}}</w:t>
             </w:r>
           </w:p>
           <w:p>
@@ -2299,33 +1967,7 @@
                 <w:szCs w:val="24"/>
                 <w:lang w:val="en-US"/>
               </w:rPr>
-              <w:t>{{</w:t>
-            </w:r>
-            <w:proofErr w:type="spellStart"/>
-            <w:proofErr w:type="gramStart"/>
-            <w:r>
-              <w:rPr>
-                <w:rFonts w:ascii="Times New Roman" w:hAnsi="Times New Roman" w:cs="Times New Roman"/>
-                <w:bCs/>
-                <w:color w:val="000000" w:themeColor="text1"/>
-                <w:sz w:val="24"/>
-                <w:szCs w:val="24"/>
-                <w:lang w:val="en-US"/>
-              </w:rPr>
-              <w:t>item.able</w:t>
-            </w:r>
-            <w:proofErr w:type="spellEnd"/>
-            <w:proofErr w:type="gramEnd"/>
-            <w:r>
-              <w:rPr>
-                <w:rFonts w:ascii="Times New Roman" w:hAnsi="Times New Roman" w:cs="Times New Roman"/>
-                <w:bCs/>
-                <w:color w:val="000000" w:themeColor="text1"/>
-                <w:sz w:val="24"/>
-                <w:szCs w:val="24"/>
-                <w:lang w:val="en-US"/>
-              </w:rPr>
-              <w:t>}}</w:t>
+              <w:t>{{item.able}}</w:t>
             </w:r>
           </w:p>
           <w:p>
@@ -2360,31 +2002,7 @@
                 <w:szCs w:val="24"/>
                 <w:lang w:val="en-US"/>
               </w:rPr>
-              <w:t xml:space="preserve"> {{</w:t>
-            </w:r>
-            <w:proofErr w:type="spellStart"/>
-            <w:r>
-              <w:rPr>
-                <w:rFonts w:ascii="Times New Roman" w:hAnsi="Times New Roman" w:cs="Times New Roman"/>
-                <w:bCs/>
-                <w:color w:val="000000" w:themeColor="text1"/>
-                <w:sz w:val="24"/>
-                <w:szCs w:val="24"/>
-                <w:lang w:val="en-US"/>
-              </w:rPr>
-              <w:t>item.own</w:t>
-            </w:r>
-            <w:proofErr w:type="spellEnd"/>
-            <w:r>
-              <w:rPr>
-                <w:rFonts w:ascii="Times New Roman" w:hAnsi="Times New Roman" w:cs="Times New Roman"/>
-                <w:bCs/>
-                <w:color w:val="000000" w:themeColor="text1"/>
-                <w:sz w:val="24"/>
-                <w:szCs w:val="24"/>
-                <w:lang w:val="en-US"/>
-              </w:rPr>
-              <w:t>}}</w:t>
+              <w:t xml:space="preserve"> {{item.own}}</w:t>
             </w:r>
           </w:p>
         </w:tc>
@@ -2423,29 +2041,7 @@
                 <w:szCs w:val="24"/>
                 <w:lang w:val="en-US"/>
               </w:rPr>
-              <w:t xml:space="preserve">{%tr </w:t>
-            </w:r>
-            <w:proofErr w:type="spellStart"/>
-            <w:r>
-              <w:rPr>
-                <w:rFonts w:ascii="Times New Roman" w:hAnsi="Times New Roman" w:cs="Times New Roman"/>
-                <w:color w:val="000000" w:themeColor="text1"/>
-                <w:sz w:val="24"/>
-                <w:szCs w:val="24"/>
-                <w:lang w:val="en-US"/>
-              </w:rPr>
-              <w:t>endfor</w:t>
-            </w:r>
-            <w:proofErr w:type="spellEnd"/>
-            <w:r>
-              <w:rPr>
-                <w:rFonts w:ascii="Times New Roman" w:hAnsi="Times New Roman" w:cs="Times New Roman"/>
-                <w:color w:val="000000" w:themeColor="text1"/>
-                <w:sz w:val="24"/>
-                <w:szCs w:val="24"/>
-                <w:lang w:val="en-US"/>
-              </w:rPr>
-              <w:t xml:space="preserve"> %}</w:t>
+              <w:t>{%tr endfor %}</w:t>
             </w:r>
           </w:p>
         </w:tc>
@@ -2529,7 +2125,6 @@
         </w:rPr>
         <w:t xml:space="preserve"> </w:t>
       </w:r>
-      <w:proofErr w:type="gramStart"/>
       <w:r>
         <w:rPr>
           <w:rFonts w:ascii="Times New Roman" w:hAnsi="Times New Roman" w:cs="Times New Roman"/>
@@ -2555,7 +2150,6 @@
         </w:rPr>
         <w:t>sum</w:t>
       </w:r>
-      <w:proofErr w:type="gramEnd"/>
       <w:r>
         <w:rPr>
           <w:rFonts w:ascii="Times New Roman" w:hAnsi="Times New Roman" w:cs="Times New Roman"/>
@@ -2564,7 +2158,6 @@
         </w:rPr>
         <w:t>_</w:t>
       </w:r>
-      <w:proofErr w:type="spellStart"/>
       <w:r>
         <w:rPr>
           <w:rFonts w:ascii="Times New Roman" w:hAnsi="Times New Roman" w:cs="Times New Roman"/>
@@ -2574,7 +2167,6 @@
         </w:rPr>
         <w:t>zet</w:t>
       </w:r>
-      <w:proofErr w:type="spellEnd"/>
       <w:r>
         <w:rPr>
           <w:rFonts w:ascii="Times New Roman" w:hAnsi="Times New Roman" w:cs="Times New Roman"/>
@@ -2648,7 +2240,6 @@
               </w:rPr>
               <w:t xml:space="preserve">{% </w:t>
             </w:r>
-            <w:proofErr w:type="spellStart"/>
             <w:r>
               <w:rPr>
                 <w:rFonts w:ascii="Times New Roman" w:hAnsi="Times New Roman" w:cs="Times New Roman"/>
@@ -2658,7 +2249,6 @@
               </w:rPr>
               <w:t>colspan</w:t>
             </w:r>
-            <w:proofErr w:type="spellEnd"/>
             <w:r>
               <w:rPr>
                 <w:rFonts w:ascii="Times New Roman" w:hAnsi="Times New Roman" w:cs="Times New Roman"/>
@@ -2667,7 +2257,6 @@
               </w:rPr>
               <w:t xml:space="preserve"> </w:t>
             </w:r>
-            <w:proofErr w:type="spellStart"/>
             <w:r>
               <w:rPr>
                 <w:rFonts w:ascii="Times New Roman" w:hAnsi="Times New Roman" w:cs="Times New Roman"/>
@@ -2677,7 +2266,6 @@
               </w:rPr>
               <w:t>sh</w:t>
             </w:r>
-            <w:proofErr w:type="spellEnd"/>
             <w:r>
               <w:rPr>
                 <w:rFonts w:ascii="Times New Roman" w:hAnsi="Times New Roman" w:cs="Times New Roman"/>
@@ -2711,7 +2299,6 @@
               </w:rPr>
               <w:t xml:space="preserve"> </w:t>
             </w:r>
-            <w:proofErr w:type="gramStart"/>
             <w:r>
               <w:rPr>
                 <w:rFonts w:ascii="Times New Roman" w:hAnsi="Times New Roman" w:cs="Times New Roman"/>
@@ -2728,18 +2315,7 @@
                 <w:sz w:val="24"/>
                 <w:szCs w:val="24"/>
               </w:rPr>
-              <w:t>Трудоемкость</w:t>
-            </w:r>
-            <w:proofErr w:type="gramEnd"/>
-            <w:r>
-              <w:rPr>
-                <w:rFonts w:ascii="Times New Roman" w:hAnsi="Times New Roman" w:cs="Times New Roman"/>
-                <w:b/>
-                <w:bCs/>
-                <w:sz w:val="24"/>
-                <w:szCs w:val="24"/>
-              </w:rPr>
-              <w:t xml:space="preserve"> в академических часах</w:t>
+              <w:t>Трудоемкость в академических часах</w:t>
             </w:r>
           </w:p>
           <w:p>
@@ -2827,47 +2403,7 @@
                 <w:szCs w:val="24"/>
                 <w:lang w:val="en-US"/>
               </w:rPr>
-              <w:t>{%</w:t>
-            </w:r>
-            <w:proofErr w:type="spellStart"/>
-            <w:r>
-              <w:rPr>
-                <w:rFonts w:ascii="Times New Roman" w:hAnsi="Times New Roman" w:cs="Times New Roman"/>
-                <w:sz w:val="24"/>
-                <w:szCs w:val="24"/>
-                <w:lang w:val="en-US"/>
-              </w:rPr>
-              <w:t>tc</w:t>
-            </w:r>
-            <w:proofErr w:type="spellEnd"/>
-            <w:r>
-              <w:rPr>
-                <w:rFonts w:ascii="Times New Roman" w:hAnsi="Times New Roman" w:cs="Times New Roman"/>
-                <w:sz w:val="24"/>
-                <w:szCs w:val="24"/>
-                <w:lang w:val="en-US"/>
-              </w:rPr>
-              <w:t xml:space="preserve"> for item in </w:t>
-            </w:r>
-            <w:proofErr w:type="spellStart"/>
-            <w:r>
-              <w:rPr>
-                <w:rFonts w:ascii="Times New Roman" w:hAnsi="Times New Roman" w:cs="Times New Roman"/>
-                <w:sz w:val="24"/>
-                <w:szCs w:val="24"/>
-                <w:lang w:val="en-US"/>
-              </w:rPr>
-              <w:t>sh</w:t>
-            </w:r>
-            <w:proofErr w:type="spellEnd"/>
-            <w:r>
-              <w:rPr>
-                <w:rFonts w:ascii="Times New Roman" w:hAnsi="Times New Roman" w:cs="Times New Roman"/>
-                <w:sz w:val="24"/>
-                <w:szCs w:val="24"/>
-                <w:lang w:val="en-US"/>
-              </w:rPr>
-              <w:t xml:space="preserve"> %}</w:t>
+              <w:t>{%tc for item in sh %}</w:t>
             </w:r>
           </w:p>
         </w:tc>
@@ -2910,27 +2446,7 @@
                 <w:szCs w:val="24"/>
                 <w:lang w:val="en-US"/>
               </w:rPr>
-              <w:t>{{</w:t>
-            </w:r>
-            <w:proofErr w:type="spellStart"/>
-            <w:r>
-              <w:rPr>
-                <w:rFonts w:ascii="Times New Roman" w:hAnsi="Times New Roman" w:cs="Times New Roman"/>
-                <w:sz w:val="24"/>
-                <w:szCs w:val="24"/>
-                <w:lang w:val="en-US"/>
-              </w:rPr>
-              <w:t>item.num</w:t>
-            </w:r>
-            <w:proofErr w:type="spellEnd"/>
-            <w:r>
-              <w:rPr>
-                <w:rFonts w:ascii="Times New Roman" w:hAnsi="Times New Roman" w:cs="Times New Roman"/>
-                <w:sz w:val="24"/>
-                <w:szCs w:val="24"/>
-                <w:lang w:val="en-US"/>
-              </w:rPr>
-              <w:t>}}</w:t>
+              <w:t>{{item.num}}</w:t>
             </w:r>
           </w:p>
         </w:tc>
@@ -2956,47 +2472,7 @@
                 <w:szCs w:val="24"/>
                 <w:lang w:val="en-US"/>
               </w:rPr>
-              <w:t>{%</w:t>
-            </w:r>
-            <w:proofErr w:type="spellStart"/>
-            <w:r>
-              <w:rPr>
-                <w:rFonts w:ascii="Times New Roman" w:hAnsi="Times New Roman" w:cs="Times New Roman"/>
-                <w:sz w:val="24"/>
-                <w:szCs w:val="24"/>
-                <w:lang w:val="en-US"/>
-              </w:rPr>
-              <w:t>tc</w:t>
-            </w:r>
-            <w:proofErr w:type="spellEnd"/>
-            <w:r>
-              <w:rPr>
-                <w:rFonts w:ascii="Times New Roman" w:hAnsi="Times New Roman" w:cs="Times New Roman"/>
-                <w:sz w:val="24"/>
-                <w:szCs w:val="24"/>
-                <w:lang w:val="en-US"/>
-              </w:rPr>
-              <w:t xml:space="preserve"> </w:t>
-            </w:r>
-            <w:proofErr w:type="spellStart"/>
-            <w:r>
-              <w:rPr>
-                <w:rFonts w:ascii="Times New Roman" w:hAnsi="Times New Roman" w:cs="Times New Roman"/>
-                <w:sz w:val="24"/>
-                <w:szCs w:val="24"/>
-                <w:lang w:val="en-US"/>
-              </w:rPr>
-              <w:t>endfor</w:t>
-            </w:r>
-            <w:proofErr w:type="spellEnd"/>
-            <w:r>
-              <w:rPr>
-                <w:rFonts w:ascii="Times New Roman" w:hAnsi="Times New Roman" w:cs="Times New Roman"/>
-                <w:sz w:val="24"/>
-                <w:szCs w:val="24"/>
-                <w:lang w:val="en-US"/>
-              </w:rPr>
-              <w:t xml:space="preserve"> %}</w:t>
+              <w:t>{%tc endfor %}</w:t>
             </w:r>
           </w:p>
         </w:tc>
@@ -3075,7 +2551,6 @@
               </w:rPr>
               <w:t xml:space="preserve"> </w:t>
             </w:r>
-            <w:proofErr w:type="spellStart"/>
             <w:r>
               <w:rPr>
                 <w:rFonts w:ascii="Times New Roman" w:hAnsi="Times New Roman" w:cs="Times New Roman"/>
@@ -3121,7 +2596,6 @@
               </w:rPr>
               <w:t>all</w:t>
             </w:r>
-            <w:proofErr w:type="spellEnd"/>
             <w:r>
               <w:rPr>
                 <w:rFonts w:ascii="Times New Roman" w:hAnsi="Times New Roman" w:cs="Times New Roman"/>
@@ -3155,7 +2629,6 @@
               </w:rPr>
               <w:t xml:space="preserve"> </w:t>
             </w:r>
-            <w:proofErr w:type="spellStart"/>
             <w:r>
               <w:rPr>
                 <w:rFonts w:ascii="Times New Roman" w:hAnsi="Times New Roman" w:cs="Times New Roman"/>
@@ -3192,7 +2665,6 @@
               </w:rPr>
               <w:t>all</w:t>
             </w:r>
-            <w:proofErr w:type="spellEnd"/>
             <w:r>
               <w:rPr>
                 <w:rFonts w:ascii="Times New Roman" w:hAnsi="Times New Roman" w:cs="Times New Roman"/>
@@ -3202,7 +2674,6 @@
               </w:rPr>
               <w:t xml:space="preserve"> + </w:t>
             </w:r>
-            <w:proofErr w:type="spellStart"/>
             <w:r>
               <w:rPr>
                 <w:rFonts w:ascii="Times New Roman" w:hAnsi="Times New Roman" w:cs="Times New Roman"/>
@@ -3266,7 +2737,6 @@
               </w:rPr>
               <w:t>all</w:t>
             </w:r>
-            <w:proofErr w:type="spellEnd"/>
             <w:r>
               <w:rPr>
                 <w:rFonts w:ascii="Times New Roman" w:hAnsi="Times New Roman" w:cs="Times New Roman"/>
@@ -3302,7 +2772,6 @@
               </w:rPr>
               <w:t>{%</w:t>
             </w:r>
-            <w:proofErr w:type="spellStart"/>
             <w:r>
               <w:rPr>
                 <w:rFonts w:ascii="Times New Roman" w:hAnsi="Times New Roman" w:cs="Times New Roman"/>
@@ -3312,7 +2781,6 @@
               </w:rPr>
               <w:t>tc</w:t>
             </w:r>
-            <w:proofErr w:type="spellEnd"/>
             <w:r>
               <w:rPr>
                 <w:rFonts w:ascii="Times New Roman" w:hAnsi="Times New Roman" w:cs="Times New Roman"/>
@@ -3376,7 +2844,6 @@
               </w:rPr>
               <w:t xml:space="preserve"> </w:t>
             </w:r>
-            <w:proofErr w:type="spellStart"/>
             <w:r>
               <w:rPr>
                 <w:rFonts w:ascii="Times New Roman" w:hAnsi="Times New Roman" w:cs="Times New Roman"/>
@@ -3386,7 +2853,6 @@
               </w:rPr>
               <w:t>sh</w:t>
             </w:r>
-            <w:proofErr w:type="spellEnd"/>
             <w:r>
               <w:rPr>
                 <w:rFonts w:ascii="Times New Roman" w:hAnsi="Times New Roman" w:cs="Times New Roman"/>
@@ -3422,7 +2888,6 @@
               </w:rPr>
               <w:t>{{</w:t>
             </w:r>
-            <w:proofErr w:type="spellStart"/>
             <w:r>
               <w:rPr>
                 <w:rFonts w:ascii="Times New Roman" w:hAnsi="Times New Roman" w:cs="Times New Roman"/>
@@ -3468,7 +2933,6 @@
               </w:rPr>
               <w:t>hours</w:t>
             </w:r>
-            <w:proofErr w:type="spellEnd"/>
             <w:r>
               <w:rPr>
                 <w:rFonts w:ascii="Times New Roman" w:hAnsi="Times New Roman" w:cs="Times New Roman"/>
@@ -3478,7 +2942,6 @@
               </w:rPr>
               <w:t xml:space="preserve"> + </w:t>
             </w:r>
-            <w:proofErr w:type="spellStart"/>
             <w:r>
               <w:rPr>
                 <w:rFonts w:ascii="Times New Roman" w:hAnsi="Times New Roman" w:cs="Times New Roman"/>
@@ -3524,7 +2987,6 @@
               </w:rPr>
               <w:t>hours</w:t>
             </w:r>
-            <w:proofErr w:type="spellEnd"/>
             <w:r>
               <w:rPr>
                 <w:rFonts w:ascii="Times New Roman" w:hAnsi="Times New Roman" w:cs="Times New Roman"/>
@@ -3534,7 +2996,6 @@
               </w:rPr>
               <w:t xml:space="preserve"> + </w:t>
             </w:r>
-            <w:proofErr w:type="spellStart"/>
             <w:r>
               <w:rPr>
                 <w:rFonts w:ascii="Times New Roman" w:hAnsi="Times New Roman" w:cs="Times New Roman"/>
@@ -3580,7 +3041,6 @@
               </w:rPr>
               <w:t>hours</w:t>
             </w:r>
-            <w:proofErr w:type="spellEnd"/>
             <w:r>
               <w:rPr>
                 <w:rFonts w:ascii="Times New Roman" w:hAnsi="Times New Roman" w:cs="Times New Roman"/>
@@ -3614,7 +3074,6 @@
               </w:rPr>
               <w:t>{%</w:t>
             </w:r>
-            <w:proofErr w:type="spellStart"/>
             <w:r>
               <w:rPr>
                 <w:rFonts w:ascii="Times New Roman" w:hAnsi="Times New Roman" w:cs="Times New Roman"/>
@@ -3624,7 +3083,6 @@
               </w:rPr>
               <w:t>tc</w:t>
             </w:r>
-            <w:proofErr w:type="spellEnd"/>
             <w:r>
               <w:rPr>
                 <w:rFonts w:ascii="Times New Roman" w:hAnsi="Times New Roman" w:cs="Times New Roman"/>
@@ -3633,7 +3091,6 @@
               </w:rPr>
               <w:t xml:space="preserve"> </w:t>
             </w:r>
-            <w:proofErr w:type="spellStart"/>
             <w:r>
               <w:rPr>
                 <w:rFonts w:ascii="Times New Roman" w:hAnsi="Times New Roman" w:cs="Times New Roman"/>
@@ -3643,7 +3100,6 @@
               </w:rPr>
               <w:t>endfor</w:t>
             </w:r>
-            <w:proofErr w:type="spellEnd"/>
             <w:r>
               <w:rPr>
                 <w:rFonts w:ascii="Times New Roman" w:hAnsi="Times New Roman" w:cs="Times New Roman"/>
@@ -3696,7 +3152,6 @@
                 <w:lang w:val="en-US"/>
               </w:rPr>
             </w:pPr>
-            <w:proofErr w:type="gramStart"/>
             <w:r>
               <w:rPr>
                 <w:rFonts w:ascii="Times New Roman" w:hAnsi="Times New Roman" w:cs="Times New Roman"/>
@@ -3709,7 +3164,6 @@
             <w:r>
               <w:t xml:space="preserve"> </w:t>
             </w:r>
-            <w:proofErr w:type="spellStart"/>
             <w:r>
               <w:rPr>
                 <w:rFonts w:ascii="Times New Roman" w:hAnsi="Times New Roman" w:cs="Times New Roman"/>
@@ -3735,36 +3189,16 @@
                 <w:szCs w:val="24"/>
                 <w:lang w:val="en-US"/>
               </w:rPr>
-              <w:t>aud</w:t>
-            </w:r>
-            <w:proofErr w:type="gramEnd"/>
-            <w:r>
-              <w:rPr>
-                <w:rFonts w:ascii="Times New Roman" w:hAnsi="Times New Roman" w:cs="Times New Roman"/>
-                <w:sz w:val="24"/>
-                <w:szCs w:val="24"/>
-                <w:lang w:val="en-US"/>
-              </w:rPr>
-              <w:t>_</w:t>
-            </w:r>
-            <w:r>
-              <w:rPr>
-                <w:rFonts w:ascii="Times New Roman" w:hAnsi="Times New Roman" w:cs="Times New Roman"/>
-                <w:sz w:val="24"/>
-                <w:szCs w:val="24"/>
-                <w:lang w:val="en-US"/>
-              </w:rPr>
-              <w:t>hours_all</w:t>
-            </w:r>
-            <w:proofErr w:type="spellEnd"/>
-            <w:r>
-              <w:rPr>
-                <w:rFonts w:ascii="Times New Roman" w:hAnsi="Times New Roman" w:cs="Times New Roman"/>
-                <w:sz w:val="24"/>
-                <w:szCs w:val="24"/>
-                <w:lang w:val="en-US"/>
-              </w:rPr>
-              <w:t>}}</w:t>
+              <w:t>aud_</w:t>
+            </w:r>
+            <w:r>
+              <w:rPr>
+                <w:rFonts w:ascii="Times New Roman" w:hAnsi="Times New Roman" w:cs="Times New Roman"/>
+                <w:sz w:val="24"/>
+                <w:szCs w:val="24"/>
+                <w:lang w:val="en-US"/>
+              </w:rPr>
+              <w:t>hours_all}}</w:t>
             </w:r>
           </w:p>
         </w:tc>
@@ -3790,47 +3224,7 @@
                 <w:szCs w:val="24"/>
                 <w:lang w:val="en-US"/>
               </w:rPr>
-              <w:t>{%</w:t>
-            </w:r>
-            <w:proofErr w:type="spellStart"/>
-            <w:r>
-              <w:rPr>
-                <w:rFonts w:ascii="Times New Roman" w:hAnsi="Times New Roman" w:cs="Times New Roman"/>
-                <w:sz w:val="24"/>
-                <w:szCs w:val="24"/>
-                <w:lang w:val="en-US"/>
-              </w:rPr>
-              <w:t>tc</w:t>
-            </w:r>
-            <w:proofErr w:type="spellEnd"/>
-            <w:r>
-              <w:rPr>
-                <w:rFonts w:ascii="Times New Roman" w:hAnsi="Times New Roman" w:cs="Times New Roman"/>
-                <w:sz w:val="24"/>
-                <w:szCs w:val="24"/>
-                <w:lang w:val="en-US"/>
-              </w:rPr>
-              <w:t xml:space="preserve"> for item in </w:t>
-            </w:r>
-            <w:proofErr w:type="spellStart"/>
-            <w:r>
-              <w:rPr>
-                <w:rFonts w:ascii="Times New Roman" w:hAnsi="Times New Roman" w:cs="Times New Roman"/>
-                <w:sz w:val="24"/>
-                <w:szCs w:val="24"/>
-                <w:lang w:val="en-US"/>
-              </w:rPr>
-              <w:t>sh</w:t>
-            </w:r>
-            <w:proofErr w:type="spellEnd"/>
-            <w:r>
-              <w:rPr>
-                <w:rFonts w:ascii="Times New Roman" w:hAnsi="Times New Roman" w:cs="Times New Roman"/>
-                <w:sz w:val="24"/>
-                <w:szCs w:val="24"/>
-                <w:lang w:val="en-US"/>
-              </w:rPr>
-              <w:t xml:space="preserve"> %}</w:t>
+              <w:t>{%tc for item in sh %}</w:t>
             </w:r>
           </w:p>
         </w:tc>
@@ -3856,27 +3250,7 @@
                 <w:szCs w:val="24"/>
                 <w:lang w:val="en-US"/>
               </w:rPr>
-              <w:t>{{</w:t>
-            </w:r>
-            <w:proofErr w:type="spellStart"/>
-            <w:r>
-              <w:rPr>
-                <w:rFonts w:ascii="Times New Roman" w:hAnsi="Times New Roman" w:cs="Times New Roman"/>
-                <w:sz w:val="24"/>
-                <w:szCs w:val="24"/>
-                <w:lang w:val="en-US"/>
-              </w:rPr>
-              <w:t>item.aud_hours</w:t>
-            </w:r>
-            <w:proofErr w:type="spellEnd"/>
-            <w:r>
-              <w:rPr>
-                <w:rFonts w:ascii="Times New Roman" w:hAnsi="Times New Roman" w:cs="Times New Roman"/>
-                <w:sz w:val="24"/>
-                <w:szCs w:val="24"/>
-                <w:lang w:val="en-US"/>
-              </w:rPr>
-              <w:t>}}</w:t>
+              <w:t>{{item.aud_hours}}</w:t>
             </w:r>
           </w:p>
         </w:tc>
@@ -3901,47 +3275,7 @@
                 <w:szCs w:val="24"/>
                 <w:lang w:val="en-US"/>
               </w:rPr>
-              <w:t>{%</w:t>
-            </w:r>
-            <w:proofErr w:type="spellStart"/>
-            <w:r>
-              <w:rPr>
-                <w:rFonts w:ascii="Times New Roman" w:hAnsi="Times New Roman" w:cs="Times New Roman"/>
-                <w:sz w:val="24"/>
-                <w:szCs w:val="24"/>
-                <w:lang w:val="en-US"/>
-              </w:rPr>
-              <w:t>tc</w:t>
-            </w:r>
-            <w:proofErr w:type="spellEnd"/>
-            <w:r>
-              <w:rPr>
-                <w:rFonts w:ascii="Times New Roman" w:hAnsi="Times New Roman" w:cs="Times New Roman"/>
-                <w:sz w:val="24"/>
-                <w:szCs w:val="24"/>
-                <w:lang w:val="en-US"/>
-              </w:rPr>
-              <w:t xml:space="preserve"> </w:t>
-            </w:r>
-            <w:proofErr w:type="spellStart"/>
-            <w:r>
-              <w:rPr>
-                <w:rFonts w:ascii="Times New Roman" w:hAnsi="Times New Roman" w:cs="Times New Roman"/>
-                <w:sz w:val="24"/>
-                <w:szCs w:val="24"/>
-                <w:lang w:val="en-US"/>
-              </w:rPr>
-              <w:t>endfor</w:t>
-            </w:r>
-            <w:proofErr w:type="spellEnd"/>
-            <w:r>
-              <w:rPr>
-                <w:rFonts w:ascii="Times New Roman" w:hAnsi="Times New Roman" w:cs="Times New Roman"/>
-                <w:sz w:val="24"/>
-                <w:szCs w:val="24"/>
-                <w:lang w:val="en-US"/>
-              </w:rPr>
-              <w:t xml:space="preserve"> %}</w:t>
+              <w:t>{%tc endfor %}</w:t>
             </w:r>
           </w:p>
         </w:tc>
@@ -4002,7 +3336,6 @@
                 <w:szCs w:val="24"/>
               </w:rPr>
             </w:pPr>
-            <w:proofErr w:type="gramStart"/>
             <w:r>
               <w:rPr>
                 <w:rFonts w:ascii="Times New Roman" w:hAnsi="Times New Roman" w:cs="Times New Roman"/>
@@ -4020,7 +3353,6 @@
               </w:rPr>
               <w:t>sha</w:t>
             </w:r>
-            <w:proofErr w:type="gramEnd"/>
             <w:r>
               <w:rPr>
                 <w:rFonts w:ascii="Times New Roman" w:hAnsi="Times New Roman" w:cs="Times New Roman"/>
@@ -4029,7 +3361,6 @@
               </w:rPr>
               <w:t>.</w:t>
             </w:r>
-            <w:proofErr w:type="spellStart"/>
             <w:r>
               <w:rPr>
                 <w:rFonts w:ascii="Times New Roman" w:hAnsi="Times New Roman" w:cs="Times New Roman"/>
@@ -4039,7 +3370,6 @@
               </w:rPr>
               <w:t>lekc</w:t>
             </w:r>
-            <w:proofErr w:type="spellEnd"/>
             <w:r>
               <w:rPr>
                 <w:rFonts w:ascii="Times New Roman" w:hAnsi="Times New Roman" w:cs="Times New Roman"/>
@@ -4108,7 +3438,6 @@
               </w:rPr>
               <w:t>{%</w:t>
             </w:r>
-            <w:proofErr w:type="spellStart"/>
             <w:r>
               <w:rPr>
                 <w:rFonts w:ascii="Times New Roman" w:hAnsi="Times New Roman" w:cs="Times New Roman"/>
@@ -4118,7 +3447,6 @@
               </w:rPr>
               <w:t>tc</w:t>
             </w:r>
-            <w:proofErr w:type="spellEnd"/>
             <w:r>
               <w:rPr>
                 <w:rFonts w:ascii="Times New Roman" w:hAnsi="Times New Roman" w:cs="Times New Roman"/>
@@ -4182,7 +3510,6 @@
               </w:rPr>
               <w:t xml:space="preserve"> </w:t>
             </w:r>
-            <w:proofErr w:type="spellStart"/>
             <w:r>
               <w:rPr>
                 <w:rFonts w:ascii="Times New Roman" w:hAnsi="Times New Roman" w:cs="Times New Roman"/>
@@ -4192,7 +3519,6 @@
               </w:rPr>
               <w:t>sh</w:t>
             </w:r>
-            <w:proofErr w:type="spellEnd"/>
             <w:r>
               <w:rPr>
                 <w:rFonts w:ascii="Times New Roman" w:hAnsi="Times New Roman" w:cs="Times New Roman"/>
@@ -4226,7 +3552,6 @@
               </w:rPr>
               <w:t>{{</w:t>
             </w:r>
-            <w:proofErr w:type="gramStart"/>
             <w:r>
               <w:rPr>
                 <w:rFonts w:ascii="Times New Roman" w:hAnsi="Times New Roman" w:cs="Times New Roman"/>
@@ -4244,7 +3569,6 @@
               </w:rPr>
               <w:t>.</w:t>
             </w:r>
-            <w:proofErr w:type="spellStart"/>
             <w:r>
               <w:rPr>
                 <w:rFonts w:ascii="Times New Roman" w:hAnsi="Times New Roman" w:cs="Times New Roman"/>
@@ -4254,8 +3578,6 @@
               </w:rPr>
               <w:t>lekc</w:t>
             </w:r>
-            <w:proofErr w:type="spellEnd"/>
-            <w:proofErr w:type="gramEnd"/>
             <w:r>
               <w:rPr>
                 <w:rFonts w:ascii="Times New Roman" w:hAnsi="Times New Roman" w:cs="Times New Roman"/>
@@ -4313,7 +3635,6 @@
               </w:rPr>
               <w:t>{%</w:t>
             </w:r>
-            <w:proofErr w:type="spellStart"/>
             <w:r>
               <w:rPr>
                 <w:rFonts w:ascii="Times New Roman" w:hAnsi="Times New Roman" w:cs="Times New Roman"/>
@@ -4323,7 +3644,6 @@
               </w:rPr>
               <w:t>tc</w:t>
             </w:r>
-            <w:proofErr w:type="spellEnd"/>
             <w:r>
               <w:rPr>
                 <w:rFonts w:ascii="Times New Roman" w:hAnsi="Times New Roman" w:cs="Times New Roman"/>
@@ -4332,7 +3652,6 @@
               </w:rPr>
               <w:t xml:space="preserve"> </w:t>
             </w:r>
-            <w:proofErr w:type="spellStart"/>
             <w:r>
               <w:rPr>
                 <w:rFonts w:ascii="Times New Roman" w:hAnsi="Times New Roman" w:cs="Times New Roman"/>
@@ -4342,7 +3661,6 @@
               </w:rPr>
               <w:t>endfor</w:t>
             </w:r>
-            <w:proofErr w:type="spellEnd"/>
             <w:r>
               <w:rPr>
                 <w:rFonts w:ascii="Times New Roman" w:hAnsi="Times New Roman" w:cs="Times New Roman"/>
@@ -4419,7 +3737,6 @@
                 <w:szCs w:val="24"/>
               </w:rPr>
             </w:pPr>
-            <w:proofErr w:type="gramStart"/>
             <w:r>
               <w:rPr>
                 <w:rFonts w:ascii="Times New Roman" w:hAnsi="Times New Roman" w:cs="Times New Roman"/>
@@ -4454,7 +3771,6 @@
               </w:rPr>
               <w:t>lab</w:t>
             </w:r>
-            <w:proofErr w:type="gramEnd"/>
             <w:r>
               <w:rPr>
                 <w:rFonts w:ascii="Times New Roman" w:hAnsi="Times New Roman" w:cs="Times New Roman"/>
@@ -4523,7 +3839,6 @@
               </w:rPr>
               <w:t>{%</w:t>
             </w:r>
-            <w:proofErr w:type="spellStart"/>
             <w:r>
               <w:rPr>
                 <w:rFonts w:ascii="Times New Roman" w:hAnsi="Times New Roman" w:cs="Times New Roman"/>
@@ -4533,7 +3848,6 @@
               </w:rPr>
               <w:t>tc</w:t>
             </w:r>
-            <w:proofErr w:type="spellEnd"/>
             <w:r>
               <w:rPr>
                 <w:rFonts w:ascii="Times New Roman" w:hAnsi="Times New Roman" w:cs="Times New Roman"/>
@@ -4597,7 +3911,6 @@
               </w:rPr>
               <w:t xml:space="preserve"> </w:t>
             </w:r>
-            <w:proofErr w:type="spellStart"/>
             <w:r>
               <w:rPr>
                 <w:rFonts w:ascii="Times New Roman" w:hAnsi="Times New Roman" w:cs="Times New Roman"/>
@@ -4607,7 +3920,6 @@
               </w:rPr>
               <w:t>sh</w:t>
             </w:r>
-            <w:proofErr w:type="spellEnd"/>
             <w:r>
               <w:rPr>
                 <w:rFonts w:ascii="Times New Roman" w:hAnsi="Times New Roman" w:cs="Times New Roman"/>
@@ -4650,17 +3962,7 @@
                 <w:szCs w:val="24"/>
                 <w:lang w:val="en-US"/>
               </w:rPr>
-              <w:t>{{</w:t>
-            </w:r>
-            <w:proofErr w:type="spellStart"/>
-            <w:r>
-              <w:rPr>
-                <w:rFonts w:ascii="Times New Roman" w:hAnsi="Times New Roman" w:cs="Times New Roman"/>
-                <w:sz w:val="24"/>
-                <w:szCs w:val="24"/>
-                <w:lang w:val="en-US"/>
-              </w:rPr>
-              <w:t>item.lab_hour</w:t>
+              <w:t>{{item.lab_hour</w:t>
             </w:r>
             <w:r>
               <w:rPr>
@@ -4671,7 +3973,6 @@
               </w:rPr>
               <w:t>s</w:t>
             </w:r>
-            <w:proofErr w:type="spellEnd"/>
             <w:r>
               <w:rPr>
                 <w:rFonts w:ascii="Times New Roman" w:hAnsi="Times New Roman" w:cs="Times New Roman"/>
@@ -4704,47 +4005,7 @@
                 <w:szCs w:val="24"/>
                 <w:lang w:val="en-US"/>
               </w:rPr>
-              <w:t>{%</w:t>
-            </w:r>
-            <w:proofErr w:type="spellStart"/>
-            <w:r>
-              <w:rPr>
-                <w:rFonts w:ascii="Times New Roman" w:hAnsi="Times New Roman" w:cs="Times New Roman"/>
-                <w:sz w:val="24"/>
-                <w:szCs w:val="24"/>
-                <w:lang w:val="en-US"/>
-              </w:rPr>
-              <w:t>tc</w:t>
-            </w:r>
-            <w:proofErr w:type="spellEnd"/>
-            <w:r>
-              <w:rPr>
-                <w:rFonts w:ascii="Times New Roman" w:hAnsi="Times New Roman" w:cs="Times New Roman"/>
-                <w:sz w:val="24"/>
-                <w:szCs w:val="24"/>
-                <w:lang w:val="en-US"/>
-              </w:rPr>
-              <w:t xml:space="preserve"> </w:t>
-            </w:r>
-            <w:proofErr w:type="spellStart"/>
-            <w:r>
-              <w:rPr>
-                <w:rFonts w:ascii="Times New Roman" w:hAnsi="Times New Roman" w:cs="Times New Roman"/>
-                <w:sz w:val="24"/>
-                <w:szCs w:val="24"/>
-                <w:lang w:val="en-US"/>
-              </w:rPr>
-              <w:t>endfor</w:t>
-            </w:r>
-            <w:proofErr w:type="spellEnd"/>
-            <w:r>
-              <w:rPr>
-                <w:rFonts w:ascii="Times New Roman" w:hAnsi="Times New Roman" w:cs="Times New Roman"/>
-                <w:sz w:val="24"/>
-                <w:szCs w:val="24"/>
-                <w:lang w:val="en-US"/>
-              </w:rPr>
-              <w:t xml:space="preserve"> %}</w:t>
+              <w:t>{%tc endfor %}</w:t>
             </w:r>
           </w:p>
         </w:tc>
@@ -4799,7 +4060,6 @@
                 <w:lang w:val="en-US"/>
               </w:rPr>
             </w:pPr>
-            <w:proofErr w:type="gramStart"/>
             <w:r>
               <w:rPr>
                 <w:rFonts w:ascii="Times New Roman" w:hAnsi="Times New Roman" w:cs="Times New Roman"/>
@@ -4809,7 +4069,6 @@
               </w:rPr>
               <w:t xml:space="preserve">{{ </w:t>
             </w:r>
-            <w:proofErr w:type="spellStart"/>
             <w:r>
               <w:rPr>
                 <w:rFonts w:ascii="Times New Roman" w:hAnsi="Times New Roman" w:cs="Times New Roman"/>
@@ -4826,27 +4085,7 @@
                 <w:szCs w:val="24"/>
                 <w:lang w:val="en-US"/>
               </w:rPr>
-              <w:t>.pr</w:t>
-            </w:r>
-            <w:proofErr w:type="gramEnd"/>
-            <w:r>
-              <w:rPr>
-                <w:rFonts w:ascii="Times New Roman" w:hAnsi="Times New Roman" w:cs="Times New Roman"/>
-                <w:sz w:val="24"/>
-                <w:szCs w:val="24"/>
-                <w:lang w:val="en-US"/>
-              </w:rPr>
-              <w:t>_hours_all</w:t>
-            </w:r>
-            <w:proofErr w:type="spellEnd"/>
-            <w:r>
-              <w:rPr>
-                <w:rFonts w:ascii="Times New Roman" w:hAnsi="Times New Roman" w:cs="Times New Roman"/>
-                <w:sz w:val="24"/>
-                <w:szCs w:val="24"/>
-                <w:lang w:val="en-US"/>
-              </w:rPr>
-              <w:t xml:space="preserve"> }}</w:t>
+              <w:t>.pr_hours_all }}</w:t>
             </w:r>
           </w:p>
         </w:tc>
@@ -4872,47 +4111,7 @@
                 <w:szCs w:val="24"/>
                 <w:lang w:val="en-US"/>
               </w:rPr>
-              <w:t>{%</w:t>
-            </w:r>
-            <w:proofErr w:type="spellStart"/>
-            <w:r>
-              <w:rPr>
-                <w:rFonts w:ascii="Times New Roman" w:hAnsi="Times New Roman" w:cs="Times New Roman"/>
-                <w:sz w:val="24"/>
-                <w:szCs w:val="24"/>
-                <w:lang w:val="en-US"/>
-              </w:rPr>
-              <w:t>tc</w:t>
-            </w:r>
-            <w:proofErr w:type="spellEnd"/>
-            <w:r>
-              <w:rPr>
-                <w:rFonts w:ascii="Times New Roman" w:hAnsi="Times New Roman" w:cs="Times New Roman"/>
-                <w:sz w:val="24"/>
-                <w:szCs w:val="24"/>
-                <w:lang w:val="en-US"/>
-              </w:rPr>
-              <w:t xml:space="preserve"> for item in </w:t>
-            </w:r>
-            <w:proofErr w:type="spellStart"/>
-            <w:r>
-              <w:rPr>
-                <w:rFonts w:ascii="Times New Roman" w:hAnsi="Times New Roman" w:cs="Times New Roman"/>
-                <w:sz w:val="24"/>
-                <w:szCs w:val="24"/>
-                <w:lang w:val="en-US"/>
-              </w:rPr>
-              <w:t>sh</w:t>
-            </w:r>
-            <w:proofErr w:type="spellEnd"/>
-            <w:r>
-              <w:rPr>
-                <w:rFonts w:ascii="Times New Roman" w:hAnsi="Times New Roman" w:cs="Times New Roman"/>
-                <w:sz w:val="24"/>
-                <w:szCs w:val="24"/>
-                <w:lang w:val="en-US"/>
-              </w:rPr>
-              <w:t xml:space="preserve"> %}</w:t>
+              <w:t>{%tc for item in sh %}</w:t>
             </w:r>
           </w:p>
         </w:tc>
@@ -4938,17 +4137,7 @@
                 <w:szCs w:val="24"/>
                 <w:lang w:val="en-US"/>
               </w:rPr>
-              <w:t>{{</w:t>
-            </w:r>
-            <w:proofErr w:type="spellStart"/>
-            <w:r>
-              <w:rPr>
-                <w:rFonts w:ascii="Times New Roman" w:hAnsi="Times New Roman" w:cs="Times New Roman"/>
-                <w:sz w:val="24"/>
-                <w:szCs w:val="24"/>
-                <w:lang w:val="en-US"/>
-              </w:rPr>
-              <w:t>item.pr_hour</w:t>
+              <w:t>{{item.pr_hour</w:t>
             </w:r>
             <w:r>
               <w:rPr>
@@ -4959,7 +4148,6 @@
               </w:rPr>
               <w:t>s</w:t>
             </w:r>
-            <w:proofErr w:type="spellEnd"/>
             <w:r>
               <w:rPr>
                 <w:rFonts w:ascii="Times New Roman" w:hAnsi="Times New Roman" w:cs="Times New Roman"/>
@@ -4992,47 +4180,7 @@
                 <w:szCs w:val="24"/>
                 <w:lang w:val="en-US"/>
               </w:rPr>
-              <w:t>{%</w:t>
-            </w:r>
-            <w:proofErr w:type="spellStart"/>
-            <w:r>
-              <w:rPr>
-                <w:rFonts w:ascii="Times New Roman" w:hAnsi="Times New Roman" w:cs="Times New Roman"/>
-                <w:sz w:val="24"/>
-                <w:szCs w:val="24"/>
-                <w:lang w:val="en-US"/>
-              </w:rPr>
-              <w:t>tc</w:t>
-            </w:r>
-            <w:proofErr w:type="spellEnd"/>
-            <w:r>
-              <w:rPr>
-                <w:rFonts w:ascii="Times New Roman" w:hAnsi="Times New Roman" w:cs="Times New Roman"/>
-                <w:sz w:val="24"/>
-                <w:szCs w:val="24"/>
-                <w:lang w:val="en-US"/>
-              </w:rPr>
-              <w:t xml:space="preserve"> </w:t>
-            </w:r>
-            <w:proofErr w:type="spellStart"/>
-            <w:r>
-              <w:rPr>
-                <w:rFonts w:ascii="Times New Roman" w:hAnsi="Times New Roman" w:cs="Times New Roman"/>
-                <w:sz w:val="24"/>
-                <w:szCs w:val="24"/>
-                <w:lang w:val="en-US"/>
-              </w:rPr>
-              <w:t>endfor</w:t>
-            </w:r>
-            <w:proofErr w:type="spellEnd"/>
-            <w:r>
-              <w:rPr>
-                <w:rFonts w:ascii="Times New Roman" w:hAnsi="Times New Roman" w:cs="Times New Roman"/>
-                <w:sz w:val="24"/>
-                <w:szCs w:val="24"/>
-                <w:lang w:val="en-US"/>
-              </w:rPr>
-              <w:t xml:space="preserve"> %}</w:t>
+              <w:t>{%tc endfor %}</w:t>
             </w:r>
           </w:p>
         </w:tc>
@@ -5078,30 +4226,18 @@
                 <w:lang w:val="en-US"/>
               </w:rPr>
             </w:pPr>
-            <w:proofErr w:type="gramStart"/>
-            <w:r>
-              <w:rPr>
-                <w:rFonts w:ascii="Times New Roman" w:hAnsi="Times New Roman" w:cs="Times New Roman"/>
-                <w:sz w:val="24"/>
-                <w:szCs w:val="24"/>
-                <w:lang w:val="en-US"/>
-              </w:rPr>
-              <w:t>{{ sha</w:t>
-            </w:r>
-            <w:proofErr w:type="gramEnd"/>
-            <w:r>
-              <w:rPr>
-                <w:rFonts w:ascii="Times New Roman" w:hAnsi="Times New Roman" w:cs="Times New Roman"/>
-                <w:sz w:val="24"/>
-                <w:szCs w:val="24"/>
-                <w:lang w:val="en-US"/>
-              </w:rPr>
-              <w:t>.</w:t>
+            <w:r>
+              <w:rPr>
+                <w:rFonts w:ascii="Times New Roman" w:hAnsi="Times New Roman" w:cs="Times New Roman"/>
+                <w:sz w:val="24"/>
+                <w:szCs w:val="24"/>
+                <w:lang w:val="en-US"/>
+              </w:rPr>
+              <w:t>{{ sha.</w:t>
             </w:r>
             <w:r>
               <w:t xml:space="preserve"> </w:t>
             </w:r>
-            <w:proofErr w:type="spellStart"/>
             <w:r>
               <w:rPr>
                 <w:rFonts w:ascii="Times New Roman" w:hAnsi="Times New Roman" w:cs="Times New Roman"/>
@@ -5111,7 +4247,6 @@
               </w:rPr>
               <w:t>contact_hours_all</w:t>
             </w:r>
-            <w:proofErr w:type="spellEnd"/>
             <w:r>
               <w:rPr>
                 <w:rFonts w:ascii="Times New Roman" w:hAnsi="Times New Roman" w:cs="Times New Roman"/>
@@ -5145,47 +4280,7 @@
                 <w:szCs w:val="24"/>
                 <w:lang w:val="en-US"/>
               </w:rPr>
-              <w:t>{%</w:t>
-            </w:r>
-            <w:proofErr w:type="spellStart"/>
-            <w:r>
-              <w:rPr>
-                <w:rFonts w:ascii="Times New Roman" w:hAnsi="Times New Roman" w:cs="Times New Roman"/>
-                <w:sz w:val="24"/>
-                <w:szCs w:val="24"/>
-                <w:lang w:val="en-US"/>
-              </w:rPr>
-              <w:t>tc</w:t>
-            </w:r>
-            <w:proofErr w:type="spellEnd"/>
-            <w:r>
-              <w:rPr>
-                <w:rFonts w:ascii="Times New Roman" w:hAnsi="Times New Roman" w:cs="Times New Roman"/>
-                <w:sz w:val="24"/>
-                <w:szCs w:val="24"/>
-                <w:lang w:val="en-US"/>
-              </w:rPr>
-              <w:t xml:space="preserve"> for item in </w:t>
-            </w:r>
-            <w:proofErr w:type="spellStart"/>
-            <w:r>
-              <w:rPr>
-                <w:rFonts w:ascii="Times New Roman" w:hAnsi="Times New Roman" w:cs="Times New Roman"/>
-                <w:sz w:val="24"/>
-                <w:szCs w:val="24"/>
-                <w:lang w:val="en-US"/>
-              </w:rPr>
-              <w:t>sh</w:t>
-            </w:r>
-            <w:proofErr w:type="spellEnd"/>
-            <w:r>
-              <w:rPr>
-                <w:rFonts w:ascii="Times New Roman" w:hAnsi="Times New Roman" w:cs="Times New Roman"/>
-                <w:sz w:val="24"/>
-                <w:szCs w:val="24"/>
-                <w:lang w:val="en-US"/>
-              </w:rPr>
-              <w:t xml:space="preserve"> %}</w:t>
+              <w:t>{%tc for item in sh %}</w:t>
             </w:r>
           </w:p>
         </w:tc>
@@ -5211,22 +4306,11 @@
                 <w:szCs w:val="24"/>
                 <w:lang w:val="en-US"/>
               </w:rPr>
-              <w:t>{{</w:t>
-            </w:r>
-            <w:proofErr w:type="gramStart"/>
-            <w:r>
-              <w:rPr>
-                <w:rFonts w:ascii="Times New Roman" w:hAnsi="Times New Roman" w:cs="Times New Roman"/>
-                <w:sz w:val="24"/>
-                <w:szCs w:val="24"/>
-                <w:lang w:val="en-US"/>
-              </w:rPr>
-              <w:t>item.</w:t>
+              <w:t>{{item.</w:t>
             </w:r>
             <w:r>
               <w:t>c</w:t>
             </w:r>
-            <w:proofErr w:type="spellStart"/>
             <w:r>
               <w:rPr>
                 <w:rFonts w:ascii="Times New Roman" w:hAnsi="Times New Roman" w:cs="Times New Roman"/>
@@ -5236,25 +4320,14 @@
               </w:rPr>
               <w:t>ontact</w:t>
             </w:r>
-            <w:proofErr w:type="gramEnd"/>
-            <w:r>
-              <w:rPr>
-                <w:rFonts w:ascii="Times New Roman" w:hAnsi="Times New Roman" w:cs="Times New Roman"/>
-                <w:sz w:val="24"/>
-                <w:szCs w:val="24"/>
-                <w:lang w:val="en-US"/>
-              </w:rPr>
-              <w:t>_hours</w:t>
-            </w:r>
-            <w:proofErr w:type="spellEnd"/>
-            <w:r>
-              <w:rPr>
-                <w:rFonts w:ascii="Times New Roman" w:hAnsi="Times New Roman" w:cs="Times New Roman"/>
-                <w:sz w:val="24"/>
-                <w:szCs w:val="24"/>
-                <w:lang w:val="en-US"/>
-              </w:rPr>
-              <w:t>}}</w:t>
+            <w:r>
+              <w:rPr>
+                <w:rFonts w:ascii="Times New Roman" w:hAnsi="Times New Roman" w:cs="Times New Roman"/>
+                <w:sz w:val="24"/>
+                <w:szCs w:val="24"/>
+                <w:lang w:val="en-US"/>
+              </w:rPr>
+              <w:t>_hours}}</w:t>
             </w:r>
           </w:p>
         </w:tc>
@@ -5279,7 +4352,6 @@
               </w:rPr>
               <w:t>{%</w:t>
             </w:r>
-            <w:proofErr w:type="spellStart"/>
             <w:r>
               <w:rPr>
                 <w:rFonts w:ascii="Times New Roman" w:hAnsi="Times New Roman" w:cs="Times New Roman"/>
@@ -5289,7 +4361,6 @@
               </w:rPr>
               <w:t>tc</w:t>
             </w:r>
-            <w:proofErr w:type="spellEnd"/>
             <w:r>
               <w:rPr>
                 <w:rFonts w:ascii="Times New Roman" w:hAnsi="Times New Roman" w:cs="Times New Roman"/>
@@ -5298,7 +4369,6 @@
               </w:rPr>
               <w:t xml:space="preserve"> </w:t>
             </w:r>
-            <w:proofErr w:type="spellStart"/>
             <w:r>
               <w:rPr>
                 <w:rFonts w:ascii="Times New Roman" w:hAnsi="Times New Roman" w:cs="Times New Roman"/>
@@ -5308,7 +4378,6 @@
               </w:rPr>
               <w:t>endfor</w:t>
             </w:r>
-            <w:proofErr w:type="spellEnd"/>
             <w:r>
               <w:rPr>
                 <w:rFonts w:ascii="Times New Roman" w:hAnsi="Times New Roman" w:cs="Times New Roman"/>
@@ -5381,7 +4450,6 @@
             <w:r>
               <w:t xml:space="preserve"> </w:t>
             </w:r>
-            <w:proofErr w:type="spellStart"/>
             <w:r>
               <w:rPr>
                 <w:rFonts w:ascii="Times New Roman" w:hAnsi="Times New Roman" w:cs="Times New Roman"/>
@@ -5391,7 +4459,6 @@
               </w:rPr>
               <w:t>eios_hours_all</w:t>
             </w:r>
-            <w:proofErr w:type="spellEnd"/>
             <w:r>
               <w:rPr>
                 <w:rFonts w:ascii="Times New Roman" w:hAnsi="Times New Roman" w:cs="Times New Roman"/>
@@ -5427,7 +4494,6 @@
               </w:rPr>
               <w:t>{%</w:t>
             </w:r>
-            <w:proofErr w:type="spellStart"/>
             <w:r>
               <w:rPr>
                 <w:rFonts w:ascii="Times New Roman" w:hAnsi="Times New Roman" w:cs="Times New Roman"/>
@@ -5437,7 +4503,6 @@
               </w:rPr>
               <w:t>tc</w:t>
             </w:r>
-            <w:proofErr w:type="spellEnd"/>
             <w:r>
               <w:rPr>
                 <w:rFonts w:ascii="Times New Roman" w:hAnsi="Times New Roman" w:cs="Times New Roman"/>
@@ -5501,7 +4566,6 @@
               </w:rPr>
               <w:t xml:space="preserve"> </w:t>
             </w:r>
-            <w:proofErr w:type="spellStart"/>
             <w:r>
               <w:rPr>
                 <w:rFonts w:ascii="Times New Roman" w:hAnsi="Times New Roman" w:cs="Times New Roman"/>
@@ -5511,7 +4575,6 @@
               </w:rPr>
               <w:t>sh</w:t>
             </w:r>
-            <w:proofErr w:type="spellEnd"/>
             <w:r>
               <w:rPr>
                 <w:rFonts w:ascii="Times New Roman" w:hAnsi="Times New Roman" w:cs="Times New Roman"/>
@@ -5545,7 +4608,6 @@
               </w:rPr>
               <w:t>{{</w:t>
             </w:r>
-            <w:proofErr w:type="gramStart"/>
             <w:r>
               <w:rPr>
                 <w:rFonts w:ascii="Times New Roman" w:hAnsi="Times New Roman" w:cs="Times New Roman"/>
@@ -5563,7 +4625,6 @@
               </w:rPr>
               <w:t>.</w:t>
             </w:r>
-            <w:proofErr w:type="spellStart"/>
             <w:r>
               <w:rPr>
                 <w:rFonts w:ascii="Times New Roman" w:hAnsi="Times New Roman" w:cs="Times New Roman"/>
@@ -5573,8 +4634,6 @@
               </w:rPr>
               <w:t>eios</w:t>
             </w:r>
-            <w:proofErr w:type="spellEnd"/>
-            <w:proofErr w:type="gramEnd"/>
             <w:r>
               <w:rPr>
                 <w:rFonts w:ascii="Times New Roman" w:hAnsi="Times New Roman" w:cs="Times New Roman"/>
@@ -5624,7 +4683,6 @@
               </w:rPr>
               <w:t>{%</w:t>
             </w:r>
-            <w:proofErr w:type="spellStart"/>
             <w:r>
               <w:rPr>
                 <w:rFonts w:ascii="Times New Roman" w:hAnsi="Times New Roman" w:cs="Times New Roman"/>
@@ -5634,7 +4692,6 @@
               </w:rPr>
               <w:t>tc</w:t>
             </w:r>
-            <w:proofErr w:type="spellEnd"/>
             <w:r>
               <w:rPr>
                 <w:rFonts w:ascii="Times New Roman" w:hAnsi="Times New Roman" w:cs="Times New Roman"/>
@@ -5643,25 +4700,14 @@
               </w:rPr>
               <w:t xml:space="preserve"> </w:t>
             </w:r>
-            <w:proofErr w:type="spellStart"/>
-            <w:r>
-              <w:rPr>
-                <w:rFonts w:ascii="Times New Roman" w:hAnsi="Times New Roman" w:cs="Times New Roman"/>
-                <w:sz w:val="24"/>
-                <w:szCs w:val="24"/>
-                <w:lang w:val="en-US"/>
-              </w:rPr>
-              <w:t>endfor</w:t>
-            </w:r>
-            <w:proofErr w:type="spellEnd"/>
-            <w:r>
-              <w:rPr>
-                <w:rFonts w:ascii="Times New Roman" w:hAnsi="Times New Roman" w:cs="Times New Roman"/>
-                <w:sz w:val="24"/>
-                <w:szCs w:val="24"/>
-                <w:lang w:val="en-US"/>
-              </w:rPr>
-              <w:t xml:space="preserve"> %}</w:t>
+            <w:r>
+              <w:rPr>
+                <w:rFonts w:ascii="Times New Roman" w:hAnsi="Times New Roman" w:cs="Times New Roman"/>
+                <w:sz w:val="24"/>
+                <w:szCs w:val="24"/>
+                <w:lang w:val="en-US"/>
+              </w:rPr>
+              <w:t>endfor %}</w:t>
             </w:r>
           </w:p>
         </w:tc>
@@ -5707,7 +4753,6 @@
                 <w:lang w:val="en-US"/>
               </w:rPr>
             </w:pPr>
-            <w:proofErr w:type="gramStart"/>
             <w:r>
               <w:rPr>
                 <w:rFonts w:ascii="Times New Roman" w:hAnsi="Times New Roman" w:cs="Times New Roman"/>
@@ -5717,7 +4762,6 @@
               </w:rPr>
               <w:t xml:space="preserve">{{ </w:t>
             </w:r>
-            <w:proofErr w:type="spellStart"/>
             <w:r>
               <w:rPr>
                 <w:rFonts w:ascii="Times New Roman" w:hAnsi="Times New Roman" w:cs="Times New Roman"/>
@@ -5734,27 +4778,7 @@
                 <w:szCs w:val="24"/>
                 <w:lang w:val="en-US"/>
               </w:rPr>
-              <w:t>.srs</w:t>
-            </w:r>
-            <w:proofErr w:type="gramEnd"/>
-            <w:r>
-              <w:rPr>
-                <w:rFonts w:ascii="Times New Roman" w:hAnsi="Times New Roman" w:cs="Times New Roman"/>
-                <w:sz w:val="24"/>
-                <w:szCs w:val="24"/>
-                <w:lang w:val="en-US"/>
-              </w:rPr>
-              <w:t>_hours_all</w:t>
-            </w:r>
-            <w:proofErr w:type="spellEnd"/>
-            <w:r>
-              <w:rPr>
-                <w:rFonts w:ascii="Times New Roman" w:hAnsi="Times New Roman" w:cs="Times New Roman"/>
-                <w:sz w:val="24"/>
-                <w:szCs w:val="24"/>
-                <w:lang w:val="en-US"/>
-              </w:rPr>
-              <w:t xml:space="preserve"> }}</w:t>
+              <w:t>.srs_hours_all }}</w:t>
             </w:r>
           </w:p>
         </w:tc>
@@ -5780,47 +4804,7 @@
                 <w:szCs w:val="24"/>
                 <w:lang w:val="en-US"/>
               </w:rPr>
-              <w:t>{%</w:t>
-            </w:r>
-            <w:proofErr w:type="spellStart"/>
-            <w:r>
-              <w:rPr>
-                <w:rFonts w:ascii="Times New Roman" w:hAnsi="Times New Roman" w:cs="Times New Roman"/>
-                <w:sz w:val="24"/>
-                <w:szCs w:val="24"/>
-                <w:lang w:val="en-US"/>
-              </w:rPr>
-              <w:t>tc</w:t>
-            </w:r>
-            <w:proofErr w:type="spellEnd"/>
-            <w:r>
-              <w:rPr>
-                <w:rFonts w:ascii="Times New Roman" w:hAnsi="Times New Roman" w:cs="Times New Roman"/>
-                <w:sz w:val="24"/>
-                <w:szCs w:val="24"/>
-                <w:lang w:val="en-US"/>
-              </w:rPr>
-              <w:t xml:space="preserve"> for item in </w:t>
-            </w:r>
-            <w:proofErr w:type="spellStart"/>
-            <w:r>
-              <w:rPr>
-                <w:rFonts w:ascii="Times New Roman" w:hAnsi="Times New Roman" w:cs="Times New Roman"/>
-                <w:sz w:val="24"/>
-                <w:szCs w:val="24"/>
-                <w:lang w:val="en-US"/>
-              </w:rPr>
-              <w:t>sh</w:t>
-            </w:r>
-            <w:proofErr w:type="spellEnd"/>
-            <w:r>
-              <w:rPr>
-                <w:rFonts w:ascii="Times New Roman" w:hAnsi="Times New Roman" w:cs="Times New Roman"/>
-                <w:sz w:val="24"/>
-                <w:szCs w:val="24"/>
-                <w:lang w:val="en-US"/>
-              </w:rPr>
-              <w:t xml:space="preserve"> %}</w:t>
+              <w:t>{%tc for item in sh %}</w:t>
             </w:r>
           </w:p>
         </w:tc>
@@ -5846,17 +4830,7 @@
                 <w:szCs w:val="24"/>
                 <w:lang w:val="en-US"/>
               </w:rPr>
-              <w:t>{{</w:t>
-            </w:r>
-            <w:proofErr w:type="spellStart"/>
-            <w:r>
-              <w:rPr>
-                <w:rFonts w:ascii="Times New Roman" w:hAnsi="Times New Roman" w:cs="Times New Roman"/>
-                <w:sz w:val="24"/>
-                <w:szCs w:val="24"/>
-                <w:lang w:val="en-US"/>
-              </w:rPr>
-              <w:t>item.srs_hour</w:t>
+              <w:t>{{item.srs_hour</w:t>
             </w:r>
             <w:r>
               <w:rPr>
@@ -5867,7 +4841,6 @@
               </w:rPr>
               <w:t>s</w:t>
             </w:r>
-            <w:proofErr w:type="spellEnd"/>
             <w:r>
               <w:rPr>
                 <w:rFonts w:ascii="Times New Roman" w:hAnsi="Times New Roman" w:cs="Times New Roman"/>
@@ -5900,47 +4873,7 @@
                 <w:szCs w:val="24"/>
                 <w:lang w:val="en-US"/>
               </w:rPr>
-              <w:t>{%</w:t>
-            </w:r>
-            <w:proofErr w:type="spellStart"/>
-            <w:r>
-              <w:rPr>
-                <w:rFonts w:ascii="Times New Roman" w:hAnsi="Times New Roman" w:cs="Times New Roman"/>
-                <w:sz w:val="24"/>
-                <w:szCs w:val="24"/>
-                <w:lang w:val="en-US"/>
-              </w:rPr>
-              <w:t>tc</w:t>
-            </w:r>
-            <w:proofErr w:type="spellEnd"/>
-            <w:r>
-              <w:rPr>
-                <w:rFonts w:ascii="Times New Roman" w:hAnsi="Times New Roman" w:cs="Times New Roman"/>
-                <w:sz w:val="24"/>
-                <w:szCs w:val="24"/>
-                <w:lang w:val="en-US"/>
-              </w:rPr>
-              <w:t xml:space="preserve"> </w:t>
-            </w:r>
-            <w:proofErr w:type="spellStart"/>
-            <w:r>
-              <w:rPr>
-                <w:rFonts w:ascii="Times New Roman" w:hAnsi="Times New Roman" w:cs="Times New Roman"/>
-                <w:sz w:val="24"/>
-                <w:szCs w:val="24"/>
-                <w:lang w:val="en-US"/>
-              </w:rPr>
-              <w:t>endfor</w:t>
-            </w:r>
-            <w:proofErr w:type="spellEnd"/>
-            <w:r>
-              <w:rPr>
-                <w:rFonts w:ascii="Times New Roman" w:hAnsi="Times New Roman" w:cs="Times New Roman"/>
-                <w:sz w:val="24"/>
-                <w:szCs w:val="24"/>
-                <w:lang w:val="en-US"/>
-              </w:rPr>
-              <w:t xml:space="preserve"> %}</w:t>
+              <w:t>{%tc endfor %}</w:t>
             </w:r>
           </w:p>
         </w:tc>
@@ -5986,45 +4919,14 @@
                 <w:lang w:val="en-US"/>
               </w:rPr>
             </w:pPr>
-            <w:proofErr w:type="gramStart"/>
-            <w:r>
-              <w:rPr>
-                <w:rFonts w:ascii="Times New Roman" w:hAnsi="Times New Roman" w:cs="Times New Roman"/>
-                <w:sz w:val="24"/>
-                <w:szCs w:val="24"/>
-                <w:lang w:val="en-US"/>
-              </w:rPr>
-              <w:t xml:space="preserve">{{ </w:t>
-            </w:r>
-            <w:proofErr w:type="spellStart"/>
-            <w:r>
-              <w:rPr>
-                <w:rFonts w:ascii="Times New Roman" w:hAnsi="Times New Roman" w:cs="Times New Roman"/>
-                <w:sz w:val="24"/>
-                <w:szCs w:val="24"/>
-                <w:lang w:val="en-US"/>
-              </w:rPr>
-              <w:t>sha.ekz</w:t>
-            </w:r>
-            <w:proofErr w:type="gramEnd"/>
-            <w:r>
-              <w:rPr>
-                <w:rFonts w:ascii="Times New Roman" w:hAnsi="Times New Roman" w:cs="Times New Roman"/>
-                <w:sz w:val="24"/>
-                <w:szCs w:val="24"/>
-                <w:lang w:val="en-US"/>
-              </w:rPr>
-              <w:t>_hours_all</w:t>
-            </w:r>
-            <w:proofErr w:type="spellEnd"/>
-            <w:r>
-              <w:rPr>
-                <w:rFonts w:ascii="Times New Roman" w:hAnsi="Times New Roman" w:cs="Times New Roman"/>
-                <w:sz w:val="24"/>
-                <w:szCs w:val="24"/>
-                <w:lang w:val="en-US"/>
-              </w:rPr>
-              <w:t>}}</w:t>
+            <w:r>
+              <w:rPr>
+                <w:rFonts w:ascii="Times New Roman" w:hAnsi="Times New Roman" w:cs="Times New Roman"/>
+                <w:sz w:val="24"/>
+                <w:szCs w:val="24"/>
+                <w:lang w:val="en-US"/>
+              </w:rPr>
+              <w:t>{{ sha.ekz_hours_all}}</w:t>
             </w:r>
           </w:p>
         </w:tc>
@@ -6050,47 +4952,7 @@
                 <w:szCs w:val="24"/>
                 <w:lang w:val="en-US"/>
               </w:rPr>
-              <w:t>{%</w:t>
-            </w:r>
-            <w:proofErr w:type="spellStart"/>
-            <w:r>
-              <w:rPr>
-                <w:rFonts w:ascii="Times New Roman" w:hAnsi="Times New Roman" w:cs="Times New Roman"/>
-                <w:sz w:val="24"/>
-                <w:szCs w:val="24"/>
-                <w:lang w:val="en-US"/>
-              </w:rPr>
-              <w:t>tc</w:t>
-            </w:r>
-            <w:proofErr w:type="spellEnd"/>
-            <w:r>
-              <w:rPr>
-                <w:rFonts w:ascii="Times New Roman" w:hAnsi="Times New Roman" w:cs="Times New Roman"/>
-                <w:sz w:val="24"/>
-                <w:szCs w:val="24"/>
-                <w:lang w:val="en-US"/>
-              </w:rPr>
-              <w:t xml:space="preserve"> for item in </w:t>
-            </w:r>
-            <w:proofErr w:type="spellStart"/>
-            <w:r>
-              <w:rPr>
-                <w:rFonts w:ascii="Times New Roman" w:hAnsi="Times New Roman" w:cs="Times New Roman"/>
-                <w:sz w:val="24"/>
-                <w:szCs w:val="24"/>
-                <w:lang w:val="en-US"/>
-              </w:rPr>
-              <w:t>sh</w:t>
-            </w:r>
-            <w:proofErr w:type="spellEnd"/>
-            <w:r>
-              <w:rPr>
-                <w:rFonts w:ascii="Times New Roman" w:hAnsi="Times New Roman" w:cs="Times New Roman"/>
-                <w:sz w:val="24"/>
-                <w:szCs w:val="24"/>
-                <w:lang w:val="en-US"/>
-              </w:rPr>
-              <w:t xml:space="preserve"> %}</w:t>
+              <w:t>{%tc for item in sh %}</w:t>
             </w:r>
           </w:p>
         </w:tc>
@@ -6116,27 +4978,7 @@
                 <w:szCs w:val="24"/>
                 <w:lang w:val="en-US"/>
               </w:rPr>
-              <w:t>{{</w:t>
-            </w:r>
-            <w:proofErr w:type="spellStart"/>
-            <w:r>
-              <w:rPr>
-                <w:rFonts w:ascii="Times New Roman" w:hAnsi="Times New Roman" w:cs="Times New Roman"/>
-                <w:sz w:val="24"/>
-                <w:szCs w:val="24"/>
-                <w:lang w:val="en-US"/>
-              </w:rPr>
-              <w:t>item.ekz_hours</w:t>
-            </w:r>
-            <w:proofErr w:type="spellEnd"/>
-            <w:r>
-              <w:rPr>
-                <w:rFonts w:ascii="Times New Roman" w:hAnsi="Times New Roman" w:cs="Times New Roman"/>
-                <w:sz w:val="24"/>
-                <w:szCs w:val="24"/>
-                <w:lang w:val="en-US"/>
-              </w:rPr>
-              <w:t>}}</w:t>
+              <w:t>{{item.ekz_hours}}</w:t>
             </w:r>
           </w:p>
         </w:tc>
@@ -6161,47 +5003,7 @@
                 <w:szCs w:val="24"/>
                 <w:lang w:val="en-US"/>
               </w:rPr>
-              <w:t>{%</w:t>
-            </w:r>
-            <w:proofErr w:type="spellStart"/>
-            <w:r>
-              <w:rPr>
-                <w:rFonts w:ascii="Times New Roman" w:hAnsi="Times New Roman" w:cs="Times New Roman"/>
-                <w:sz w:val="24"/>
-                <w:szCs w:val="24"/>
-                <w:lang w:val="en-US"/>
-              </w:rPr>
-              <w:t>tc</w:t>
-            </w:r>
-            <w:proofErr w:type="spellEnd"/>
-            <w:r>
-              <w:rPr>
-                <w:rFonts w:ascii="Times New Roman" w:hAnsi="Times New Roman" w:cs="Times New Roman"/>
-                <w:sz w:val="24"/>
-                <w:szCs w:val="24"/>
-                <w:lang w:val="en-US"/>
-              </w:rPr>
-              <w:t xml:space="preserve"> </w:t>
-            </w:r>
-            <w:proofErr w:type="spellStart"/>
-            <w:r>
-              <w:rPr>
-                <w:rFonts w:ascii="Times New Roman" w:hAnsi="Times New Roman" w:cs="Times New Roman"/>
-                <w:sz w:val="24"/>
-                <w:szCs w:val="24"/>
-                <w:lang w:val="en-US"/>
-              </w:rPr>
-              <w:t>endfor</w:t>
-            </w:r>
-            <w:proofErr w:type="spellEnd"/>
-            <w:r>
-              <w:rPr>
-                <w:rFonts w:ascii="Times New Roman" w:hAnsi="Times New Roman" w:cs="Times New Roman"/>
-                <w:sz w:val="24"/>
-                <w:szCs w:val="24"/>
-                <w:lang w:val="en-US"/>
-              </w:rPr>
-              <w:t xml:space="preserve"> %}</w:t>
+              <w:t>{%tc endfor %}</w:t>
             </w:r>
           </w:p>
         </w:tc>
@@ -6247,7 +5049,6 @@
                 <w:lang w:val="en-US"/>
               </w:rPr>
             </w:pPr>
-            <w:proofErr w:type="gramStart"/>
             <w:r>
               <w:rPr>
                 <w:rFonts w:ascii="Times New Roman" w:hAnsi="Times New Roman" w:cs="Times New Roman"/>
@@ -6257,7 +5058,6 @@
               </w:rPr>
               <w:t xml:space="preserve">{{ </w:t>
             </w:r>
-            <w:proofErr w:type="spellStart"/>
             <w:r>
               <w:rPr>
                 <w:rFonts w:ascii="Times New Roman" w:hAnsi="Times New Roman" w:cs="Times New Roman"/>
@@ -6274,27 +5074,7 @@
                 <w:szCs w:val="24"/>
                 <w:lang w:val="en-US"/>
               </w:rPr>
-              <w:t>.tic</w:t>
-            </w:r>
-            <w:proofErr w:type="gramEnd"/>
-            <w:r>
-              <w:rPr>
-                <w:rFonts w:ascii="Times New Roman" w:hAnsi="Times New Roman" w:cs="Times New Roman"/>
-                <w:sz w:val="24"/>
-                <w:szCs w:val="24"/>
-                <w:lang w:val="en-US"/>
-              </w:rPr>
-              <w:t>_all</w:t>
-            </w:r>
-            <w:proofErr w:type="spellEnd"/>
-            <w:r>
-              <w:rPr>
-                <w:rFonts w:ascii="Times New Roman" w:hAnsi="Times New Roman" w:cs="Times New Roman"/>
-                <w:sz w:val="24"/>
-                <w:szCs w:val="24"/>
-                <w:lang w:val="en-US"/>
-              </w:rPr>
-              <w:t xml:space="preserve"> }}</w:t>
+              <w:t>.tic_all }}</w:t>
             </w:r>
           </w:p>
         </w:tc>
@@ -6320,47 +5100,7 @@
                 <w:szCs w:val="24"/>
                 <w:lang w:val="en-US"/>
               </w:rPr>
-              <w:t>{%</w:t>
-            </w:r>
-            <w:proofErr w:type="spellStart"/>
-            <w:r>
-              <w:rPr>
-                <w:rFonts w:ascii="Times New Roman" w:hAnsi="Times New Roman" w:cs="Times New Roman"/>
-                <w:sz w:val="24"/>
-                <w:szCs w:val="24"/>
-                <w:lang w:val="en-US"/>
-              </w:rPr>
-              <w:t>tc</w:t>
-            </w:r>
-            <w:proofErr w:type="spellEnd"/>
-            <w:r>
-              <w:rPr>
-                <w:rFonts w:ascii="Times New Roman" w:hAnsi="Times New Roman" w:cs="Times New Roman"/>
-                <w:sz w:val="24"/>
-                <w:szCs w:val="24"/>
-                <w:lang w:val="en-US"/>
-              </w:rPr>
-              <w:t xml:space="preserve"> for item in </w:t>
-            </w:r>
-            <w:proofErr w:type="spellStart"/>
-            <w:r>
-              <w:rPr>
-                <w:rFonts w:ascii="Times New Roman" w:hAnsi="Times New Roman" w:cs="Times New Roman"/>
-                <w:sz w:val="24"/>
-                <w:szCs w:val="24"/>
-                <w:lang w:val="en-US"/>
-              </w:rPr>
-              <w:t>sh</w:t>
-            </w:r>
-            <w:proofErr w:type="spellEnd"/>
-            <w:r>
-              <w:rPr>
-                <w:rFonts w:ascii="Times New Roman" w:hAnsi="Times New Roman" w:cs="Times New Roman"/>
-                <w:sz w:val="24"/>
-                <w:szCs w:val="24"/>
-                <w:lang w:val="en-US"/>
-              </w:rPr>
-              <w:t xml:space="preserve"> %}</w:t>
+              <w:t>{%tc for item in sh %}</w:t>
             </w:r>
           </w:p>
         </w:tc>
@@ -6386,27 +5126,7 @@
                 <w:szCs w:val="24"/>
                 <w:lang w:val="en-US"/>
               </w:rPr>
-              <w:t>{{</w:t>
-            </w:r>
-            <w:proofErr w:type="spellStart"/>
-            <w:r>
-              <w:rPr>
-                <w:rFonts w:ascii="Times New Roman" w:hAnsi="Times New Roman" w:cs="Times New Roman"/>
-                <w:sz w:val="24"/>
-                <w:szCs w:val="24"/>
-                <w:lang w:val="en-US"/>
-              </w:rPr>
-              <w:t>item.tic</w:t>
-            </w:r>
-            <w:proofErr w:type="spellEnd"/>
-            <w:r>
-              <w:rPr>
-                <w:rFonts w:ascii="Times New Roman" w:hAnsi="Times New Roman" w:cs="Times New Roman"/>
-                <w:sz w:val="24"/>
-                <w:szCs w:val="24"/>
-                <w:lang w:val="en-US"/>
-              </w:rPr>
-              <w:t>}}</w:t>
+              <w:t>{{item.tic}}</w:t>
             </w:r>
           </w:p>
         </w:tc>
@@ -6431,47 +5151,7 @@
                 <w:szCs w:val="24"/>
                 <w:lang w:val="en-US"/>
               </w:rPr>
-              <w:t>{%</w:t>
-            </w:r>
-            <w:proofErr w:type="spellStart"/>
-            <w:r>
-              <w:rPr>
-                <w:rFonts w:ascii="Times New Roman" w:hAnsi="Times New Roman" w:cs="Times New Roman"/>
-                <w:sz w:val="24"/>
-                <w:szCs w:val="24"/>
-                <w:lang w:val="en-US"/>
-              </w:rPr>
-              <w:t>tc</w:t>
-            </w:r>
-            <w:proofErr w:type="spellEnd"/>
-            <w:r>
-              <w:rPr>
-                <w:rFonts w:ascii="Times New Roman" w:hAnsi="Times New Roman" w:cs="Times New Roman"/>
-                <w:sz w:val="24"/>
-                <w:szCs w:val="24"/>
-                <w:lang w:val="en-US"/>
-              </w:rPr>
-              <w:t xml:space="preserve"> </w:t>
-            </w:r>
-            <w:proofErr w:type="spellStart"/>
-            <w:r>
-              <w:rPr>
-                <w:rFonts w:ascii="Times New Roman" w:hAnsi="Times New Roman" w:cs="Times New Roman"/>
-                <w:sz w:val="24"/>
-                <w:szCs w:val="24"/>
-                <w:lang w:val="en-US"/>
-              </w:rPr>
-              <w:t>endfor</w:t>
-            </w:r>
-            <w:proofErr w:type="spellEnd"/>
-            <w:r>
-              <w:rPr>
-                <w:rFonts w:ascii="Times New Roman" w:hAnsi="Times New Roman" w:cs="Times New Roman"/>
-                <w:sz w:val="24"/>
-                <w:szCs w:val="24"/>
-                <w:lang w:val="en-US"/>
-              </w:rPr>
-              <w:t xml:space="preserve"> %}</w:t>
+              <w:t>{%tc endfor %}</w:t>
             </w:r>
           </w:p>
         </w:tc>
@@ -6686,8 +5366,6 @@
         </w:rPr>
         <w:t xml:space="preserve"> </w:t>
       </w:r>
-      <w:proofErr w:type="spellStart"/>
-      <w:proofErr w:type="gramStart"/>
       <w:r>
         <w:rPr>
           <w:rFonts w:ascii="Times New Roman" w:hAnsi="Times New Roman" w:cs="Times New Roman"/>
@@ -6719,20 +5397,7 @@
           <w:szCs w:val="24"/>
           <w:lang w:val="en-US"/>
         </w:rPr>
-        <w:t>items</w:t>
-      </w:r>
-      <w:proofErr w:type="spellEnd"/>
-      <w:proofErr w:type="gramEnd"/>
-      <w:r>
-        <w:rPr>
-          <w:rFonts w:ascii="Times New Roman" w:hAnsi="Times New Roman" w:cs="Times New Roman"/>
-          <w:b/>
-          <w:bCs/>
-          <w:sz w:val="24"/>
-          <w:szCs w:val="24"/>
-          <w:lang w:val="en-US"/>
-        </w:rPr>
-        <w:t>()</w:t>
+        <w:t>items()</w:t>
       </w:r>
       <w:r>
         <w:rPr>
@@ -6802,7 +5467,6 @@
         </w:rPr>
         <w:t xml:space="preserve"> № </w:t>
       </w:r>
-      <w:proofErr w:type="gramStart"/>
       <w:r>
         <w:rPr>
           <w:rFonts w:ascii="Times New Roman" w:hAnsi="Times New Roman" w:cs="Times New Roman"/>
@@ -6827,7 +5491,6 @@
         </w:rPr>
         <w:t xml:space="preserve"> key</w:t>
       </w:r>
-      <w:proofErr w:type="gramEnd"/>
       <w:r>
         <w:rPr>
           <w:rFonts w:ascii="Times New Roman" w:hAnsi="Times New Roman" w:cs="Times New Roman"/>
@@ -7718,7 +6381,6 @@
               </w:rPr>
               <w:t xml:space="preserve">{%tr for </w:t>
             </w:r>
-            <w:proofErr w:type="spellStart"/>
             <w:r>
               <w:rPr>
                 <w:rFonts w:ascii="Times New Roman" w:hAnsi="Times New Roman" w:cs="Times New Roman"/>
@@ -7726,37 +6388,35 @@
                 <w:szCs w:val="20"/>
                 <w:lang w:val="en-US"/>
               </w:rPr>
-              <w:t>i</w:t>
-            </w:r>
-            <w:proofErr w:type="spellEnd"/>
-            <w:r>
+              <w:t>i in items %}</w:t>
+            </w:r>
+          </w:p>
+        </w:tc>
+      </w:tr>
+      <w:tr>
+        <w:tc>
+          <w:tcPr>
+            <w:tcW w:w="704" w:type="dxa"/>
+            <w:vAlign w:val="center"/>
+          </w:tcPr>
+          <w:p>
+            <w:pPr>
+              <w:jc w:val="center"/>
               <w:rPr>
                 <w:rFonts w:ascii="Times New Roman" w:hAnsi="Times New Roman" w:cs="Times New Roman"/>
                 <w:sz w:val="20"/>
                 <w:szCs w:val="20"/>
-                <w:lang w:val="en-US"/>
-              </w:rPr>
-              <w:t xml:space="preserve"> in items %}</w:t>
-            </w:r>
-          </w:p>
-        </w:tc>
-      </w:tr>
-      <w:tr>
-        <w:tc>
-          <w:tcPr>
-            <w:tcW w:w="704" w:type="dxa"/>
-            <w:vAlign w:val="center"/>
-          </w:tcPr>
-          <w:p>
-            <w:pPr>
-              <w:jc w:val="center"/>
+              </w:rPr>
+            </w:pPr>
+            <w:r>
               <w:rPr>
                 <w:rFonts w:ascii="Times New Roman" w:hAnsi="Times New Roman" w:cs="Times New Roman"/>
                 <w:sz w:val="20"/>
                 <w:szCs w:val="20"/>
-              </w:rPr>
-            </w:pPr>
-            <w:proofErr w:type="gramStart"/>
+                <w:lang w:val="en-US"/>
+              </w:rPr>
+              <w:t>{{ i</w:t>
+            </w:r>
             <w:r>
               <w:rPr>
                 <w:rFonts w:ascii="Times New Roman" w:hAnsi="Times New Roman" w:cs="Times New Roman"/>
@@ -7764,9 +6424,8 @@
                 <w:szCs w:val="20"/>
                 <w:lang w:val="en-US"/>
               </w:rPr>
-              <w:t xml:space="preserve">{{ </w:t>
-            </w:r>
-            <w:proofErr w:type="spellStart"/>
+              <w:t>.num</w:t>
+            </w:r>
             <w:r>
               <w:rPr>
                 <w:rFonts w:ascii="Times New Roman" w:hAnsi="Times New Roman" w:cs="Times New Roman"/>
@@ -7774,19 +6433,23 @@
                 <w:szCs w:val="20"/>
                 <w:lang w:val="en-US"/>
               </w:rPr>
-              <w:t>i</w:t>
-            </w:r>
-            <w:r>
+              <w:t>}}</w:t>
+            </w:r>
+          </w:p>
+        </w:tc>
+        <w:tc>
+          <w:tcPr>
+            <w:tcW w:w="1791" w:type="dxa"/>
+          </w:tcPr>
+          <w:p>
+            <w:pPr>
               <w:rPr>
                 <w:rFonts w:ascii="Times New Roman" w:hAnsi="Times New Roman" w:cs="Times New Roman"/>
                 <w:sz w:val="20"/>
                 <w:szCs w:val="20"/>
                 <w:lang w:val="en-US"/>
               </w:rPr>
-              <w:t>.num</w:t>
-            </w:r>
-            <w:proofErr w:type="spellEnd"/>
-            <w:proofErr w:type="gramEnd"/>
+            </w:pPr>
             <w:r>
               <w:rPr>
                 <w:rFonts w:ascii="Times New Roman" w:hAnsi="Times New Roman" w:cs="Times New Roman"/>
@@ -7794,16 +6457,18 @@
                 <w:szCs w:val="20"/>
                 <w:lang w:val="en-US"/>
               </w:rPr>
-              <w:t>}}</w:t>
-            </w:r>
-          </w:p>
-        </w:tc>
-        <w:tc>
-          <w:tcPr>
-            <w:tcW w:w="1791" w:type="dxa"/>
-          </w:tcPr>
-          <w:p>
-            <w:pPr>
+              <w:t>{{ i.name }}</w:t>
+            </w:r>
+          </w:p>
+        </w:tc>
+        <w:tc>
+          <w:tcPr>
+            <w:tcW w:w="708" w:type="dxa"/>
+            <w:vAlign w:val="center"/>
+          </w:tcPr>
+          <w:p>
+            <w:pPr>
+              <w:jc w:val="center"/>
               <w:rPr>
                 <w:rFonts w:ascii="Times New Roman" w:hAnsi="Times New Roman" w:cs="Times New Roman"/>
                 <w:sz w:val="20"/>
@@ -7811,7 +6476,6 @@
                 <w:lang w:val="en-US"/>
               </w:rPr>
             </w:pPr>
-            <w:proofErr w:type="gramStart"/>
             <w:r>
               <w:rPr>
                 <w:rFonts w:ascii="Times New Roman" w:hAnsi="Times New Roman" w:cs="Times New Roman"/>
@@ -7819,46 +6483,51 @@
                 <w:szCs w:val="20"/>
                 <w:lang w:val="en-US"/>
               </w:rPr>
-              <w:t>{{ i</w:t>
-            </w:r>
-            <w:proofErr w:type="gramEnd"/>
-            <w:r>
+              <w:t>{{ i.lekc }}</w:t>
+            </w:r>
+          </w:p>
+        </w:tc>
+        <w:tc>
+          <w:tcPr>
+            <w:tcW w:w="709" w:type="dxa"/>
+            <w:vAlign w:val="center"/>
+          </w:tcPr>
+          <w:p>
+            <w:pPr>
+              <w:jc w:val="center"/>
               <w:rPr>
                 <w:rFonts w:ascii="Times New Roman" w:hAnsi="Times New Roman" w:cs="Times New Roman"/>
                 <w:sz w:val="20"/>
                 <w:szCs w:val="20"/>
                 <w:lang w:val="en-US"/>
               </w:rPr>
-              <w:t>.name }}</w:t>
-            </w:r>
-          </w:p>
-        </w:tc>
-        <w:tc>
-          <w:tcPr>
-            <w:tcW w:w="708" w:type="dxa"/>
-            <w:vAlign w:val="center"/>
-          </w:tcPr>
-          <w:p>
-            <w:pPr>
-              <w:jc w:val="center"/>
+            </w:pPr>
+            <w:r>
               <w:rPr>
                 <w:rFonts w:ascii="Times New Roman" w:hAnsi="Times New Roman" w:cs="Times New Roman"/>
                 <w:sz w:val="20"/>
                 <w:szCs w:val="20"/>
                 <w:lang w:val="en-US"/>
               </w:rPr>
-            </w:pPr>
-            <w:proofErr w:type="gramStart"/>
-            <w:r>
+              <w:t>{{ i.lekc_hours}}</w:t>
+            </w:r>
+          </w:p>
+        </w:tc>
+        <w:tc>
+          <w:tcPr>
+            <w:tcW w:w="709" w:type="dxa"/>
+            <w:vAlign w:val="center"/>
+          </w:tcPr>
+          <w:p>
+            <w:pPr>
+              <w:jc w:val="center"/>
               <w:rPr>
                 <w:rFonts w:ascii="Times New Roman" w:hAnsi="Times New Roman" w:cs="Times New Roman"/>
                 <w:sz w:val="20"/>
                 <w:szCs w:val="20"/>
                 <w:lang w:val="en-US"/>
               </w:rPr>
-              <w:t xml:space="preserve">{{ </w:t>
-            </w:r>
-            <w:proofErr w:type="spellStart"/>
+            </w:pPr>
             <w:r>
               <w:rPr>
                 <w:rFonts w:ascii="Times New Roman" w:hAnsi="Times New Roman" w:cs="Times New Roman"/>
@@ -7866,19 +6535,25 @@
                 <w:szCs w:val="20"/>
                 <w:lang w:val="en-US"/>
               </w:rPr>
-              <w:t>i</w:t>
-            </w:r>
-            <w:proofErr w:type="gramEnd"/>
-            <w:r>
+              <w:t>{{ i.lab }}</w:t>
+            </w:r>
+          </w:p>
+        </w:tc>
+        <w:tc>
+          <w:tcPr>
+            <w:tcW w:w="712" w:type="dxa"/>
+            <w:vAlign w:val="center"/>
+          </w:tcPr>
+          <w:p>
+            <w:pPr>
+              <w:jc w:val="center"/>
               <w:rPr>
                 <w:rFonts w:ascii="Times New Roman" w:hAnsi="Times New Roman" w:cs="Times New Roman"/>
                 <w:sz w:val="20"/>
                 <w:szCs w:val="20"/>
                 <w:lang w:val="en-US"/>
               </w:rPr>
-              <w:t>.lekc</w:t>
-            </w:r>
-            <w:proofErr w:type="spellEnd"/>
+            </w:pPr>
             <w:r>
               <w:rPr>
                 <w:rFonts w:ascii="Times New Roman" w:hAnsi="Times New Roman" w:cs="Times New Roman"/>
@@ -7886,13 +6561,13 @@
                 <w:szCs w:val="20"/>
                 <w:lang w:val="en-US"/>
               </w:rPr>
-              <w:t xml:space="preserve"> }}</w:t>
-            </w:r>
-          </w:p>
-        </w:tc>
-        <w:tc>
-          <w:tcPr>
-            <w:tcW w:w="709" w:type="dxa"/>
+              <w:t>{{ i.lab_hours }}</w:t>
+            </w:r>
+          </w:p>
+        </w:tc>
+        <w:tc>
+          <w:tcPr>
+            <w:tcW w:w="710" w:type="dxa"/>
             <w:vAlign w:val="center"/>
           </w:tcPr>
           <w:p>
@@ -7905,7 +6580,6 @@
                 <w:lang w:val="en-US"/>
               </w:rPr>
             </w:pPr>
-            <w:proofErr w:type="gramStart"/>
             <w:r>
               <w:rPr>
                 <w:rFonts w:ascii="Times New Roman" w:hAnsi="Times New Roman" w:cs="Times New Roman"/>
@@ -7913,19 +6587,25 @@
                 <w:szCs w:val="20"/>
                 <w:lang w:val="en-US"/>
               </w:rPr>
-              <w:t xml:space="preserve">{{ </w:t>
-            </w:r>
-            <w:proofErr w:type="spellStart"/>
-            <w:r>
+              <w:t>{{ i.pr }}</w:t>
+            </w:r>
+          </w:p>
+        </w:tc>
+        <w:tc>
+          <w:tcPr>
+            <w:tcW w:w="756" w:type="dxa"/>
+            <w:vAlign w:val="center"/>
+          </w:tcPr>
+          <w:p>
+            <w:pPr>
+              <w:jc w:val="center"/>
               <w:rPr>
                 <w:rFonts w:ascii="Times New Roman" w:hAnsi="Times New Roman" w:cs="Times New Roman"/>
                 <w:sz w:val="20"/>
                 <w:szCs w:val="20"/>
                 <w:lang w:val="en-US"/>
               </w:rPr>
-              <w:t>i</w:t>
-            </w:r>
-            <w:proofErr w:type="gramEnd"/>
+            </w:pPr>
             <w:r>
               <w:rPr>
                 <w:rFonts w:ascii="Times New Roman" w:hAnsi="Times New Roman" w:cs="Times New Roman"/>
@@ -7933,46 +6613,51 @@
                 <w:szCs w:val="20"/>
                 <w:lang w:val="en-US"/>
               </w:rPr>
-              <w:t>.lekc_hours</w:t>
-            </w:r>
-            <w:proofErr w:type="spellEnd"/>
-            <w:r>
+              <w:t>{{ i.pr_hours }}</w:t>
+            </w:r>
+          </w:p>
+        </w:tc>
+        <w:tc>
+          <w:tcPr>
+            <w:tcW w:w="664" w:type="dxa"/>
+            <w:vAlign w:val="center"/>
+          </w:tcPr>
+          <w:p>
+            <w:pPr>
+              <w:jc w:val="center"/>
               <w:rPr>
                 <w:rFonts w:ascii="Times New Roman" w:hAnsi="Times New Roman" w:cs="Times New Roman"/>
                 <w:sz w:val="20"/>
                 <w:szCs w:val="20"/>
                 <w:lang w:val="en-US"/>
               </w:rPr>
-              <w:t>}}</w:t>
-            </w:r>
-          </w:p>
-        </w:tc>
-        <w:tc>
-          <w:tcPr>
-            <w:tcW w:w="709" w:type="dxa"/>
-            <w:vAlign w:val="center"/>
-          </w:tcPr>
-          <w:p>
-            <w:pPr>
-              <w:jc w:val="center"/>
+            </w:pPr>
+            <w:r>
               <w:rPr>
                 <w:rFonts w:ascii="Times New Roman" w:hAnsi="Times New Roman" w:cs="Times New Roman"/>
                 <w:sz w:val="20"/>
                 <w:szCs w:val="20"/>
                 <w:lang w:val="en-US"/>
               </w:rPr>
-            </w:pPr>
-            <w:proofErr w:type="gramStart"/>
-            <w:r>
+              <w:t>{{ i.srs }}</w:t>
+            </w:r>
+          </w:p>
+        </w:tc>
+        <w:tc>
+          <w:tcPr>
+            <w:tcW w:w="710" w:type="dxa"/>
+            <w:vAlign w:val="center"/>
+          </w:tcPr>
+          <w:p>
+            <w:pPr>
+              <w:jc w:val="center"/>
               <w:rPr>
                 <w:rFonts w:ascii="Times New Roman" w:hAnsi="Times New Roman" w:cs="Times New Roman"/>
                 <w:sz w:val="20"/>
                 <w:szCs w:val="20"/>
                 <w:lang w:val="en-US"/>
               </w:rPr>
-              <w:t xml:space="preserve">{{ </w:t>
-            </w:r>
-            <w:proofErr w:type="spellStart"/>
+            </w:pPr>
             <w:r>
               <w:rPr>
                 <w:rFonts w:ascii="Times New Roman" w:hAnsi="Times New Roman" w:cs="Times New Roman"/>
@@ -7980,37 +6665,34 @@
                 <w:szCs w:val="20"/>
                 <w:lang w:val="en-US"/>
               </w:rPr>
-              <w:t>i.lab</w:t>
-            </w:r>
-            <w:proofErr w:type="spellEnd"/>
-            <w:proofErr w:type="gramEnd"/>
-            <w:r>
+              <w:t>{{ i.srs_hours }}</w:t>
+            </w:r>
+          </w:p>
+        </w:tc>
+        <w:tc>
+          <w:tcPr>
+            <w:tcW w:w="1174" w:type="dxa"/>
+            <w:vAlign w:val="center"/>
+          </w:tcPr>
+          <w:p>
+            <w:pPr>
+              <w:jc w:val="center"/>
               <w:rPr>
                 <w:rFonts w:ascii="Times New Roman" w:hAnsi="Times New Roman" w:cs="Times New Roman"/>
                 <w:sz w:val="20"/>
                 <w:szCs w:val="20"/>
                 <w:lang w:val="en-US"/>
               </w:rPr>
-              <w:t xml:space="preserve"> }}</w:t>
-            </w:r>
-          </w:p>
-        </w:tc>
-        <w:tc>
-          <w:tcPr>
-            <w:tcW w:w="712" w:type="dxa"/>
-            <w:vAlign w:val="center"/>
-          </w:tcPr>
-          <w:p>
-            <w:pPr>
-              <w:jc w:val="center"/>
+            </w:pPr>
+            <w:r>
               <w:rPr>
                 <w:rFonts w:ascii="Times New Roman" w:hAnsi="Times New Roman" w:cs="Times New Roman"/>
                 <w:sz w:val="20"/>
                 <w:szCs w:val="20"/>
                 <w:lang w:val="en-US"/>
               </w:rPr>
-            </w:pPr>
-            <w:proofErr w:type="gramStart"/>
+              <w:t>{{ i.</w:t>
+            </w:r>
             <w:r>
               <w:rPr>
                 <w:rFonts w:ascii="Times New Roman" w:hAnsi="Times New Roman" w:cs="Times New Roman"/>
@@ -8018,285 +6700,8 @@
                 <w:szCs w:val="20"/>
                 <w:lang w:val="en-US"/>
               </w:rPr>
-              <w:t xml:space="preserve">{{ </w:t>
-            </w:r>
-            <w:proofErr w:type="spellStart"/>
-            <w:r>
-              <w:rPr>
-                <w:rFonts w:ascii="Times New Roman" w:hAnsi="Times New Roman" w:cs="Times New Roman"/>
-                <w:sz w:val="20"/>
-                <w:szCs w:val="20"/>
-                <w:lang w:val="en-US"/>
-              </w:rPr>
-              <w:t>i.lab</w:t>
-            </w:r>
-            <w:proofErr w:type="gramEnd"/>
-            <w:r>
-              <w:rPr>
-                <w:rFonts w:ascii="Times New Roman" w:hAnsi="Times New Roman" w:cs="Times New Roman"/>
-                <w:sz w:val="20"/>
-                <w:szCs w:val="20"/>
-                <w:lang w:val="en-US"/>
-              </w:rPr>
-              <w:t>_hours</w:t>
-            </w:r>
-            <w:proofErr w:type="spellEnd"/>
-            <w:r>
-              <w:rPr>
-                <w:rFonts w:ascii="Times New Roman" w:hAnsi="Times New Roman" w:cs="Times New Roman"/>
-                <w:sz w:val="20"/>
-                <w:szCs w:val="20"/>
-                <w:lang w:val="en-US"/>
-              </w:rPr>
-              <w:t xml:space="preserve"> }}</w:t>
-            </w:r>
-          </w:p>
-        </w:tc>
-        <w:tc>
-          <w:tcPr>
-            <w:tcW w:w="710" w:type="dxa"/>
-            <w:vAlign w:val="center"/>
-          </w:tcPr>
-          <w:p>
-            <w:pPr>
-              <w:jc w:val="center"/>
-              <w:rPr>
-                <w:rFonts w:ascii="Times New Roman" w:hAnsi="Times New Roman" w:cs="Times New Roman"/>
-                <w:sz w:val="20"/>
-                <w:szCs w:val="20"/>
-                <w:lang w:val="en-US"/>
-              </w:rPr>
-            </w:pPr>
-            <w:proofErr w:type="gramStart"/>
-            <w:r>
-              <w:rPr>
-                <w:rFonts w:ascii="Times New Roman" w:hAnsi="Times New Roman" w:cs="Times New Roman"/>
-                <w:sz w:val="20"/>
-                <w:szCs w:val="20"/>
-                <w:lang w:val="en-US"/>
-              </w:rPr>
-              <w:t>{{ i</w:t>
-            </w:r>
-            <w:proofErr w:type="gramEnd"/>
-            <w:r>
-              <w:rPr>
-                <w:rFonts w:ascii="Times New Roman" w:hAnsi="Times New Roman" w:cs="Times New Roman"/>
-                <w:sz w:val="20"/>
-                <w:szCs w:val="20"/>
-                <w:lang w:val="en-US"/>
-              </w:rPr>
-              <w:t>.pr }}</w:t>
-            </w:r>
-          </w:p>
-        </w:tc>
-        <w:tc>
-          <w:tcPr>
-            <w:tcW w:w="756" w:type="dxa"/>
-            <w:vAlign w:val="center"/>
-          </w:tcPr>
-          <w:p>
-            <w:pPr>
-              <w:jc w:val="center"/>
-              <w:rPr>
-                <w:rFonts w:ascii="Times New Roman" w:hAnsi="Times New Roman" w:cs="Times New Roman"/>
-                <w:sz w:val="20"/>
-                <w:szCs w:val="20"/>
-                <w:lang w:val="en-US"/>
-              </w:rPr>
-            </w:pPr>
-            <w:proofErr w:type="gramStart"/>
-            <w:r>
-              <w:rPr>
-                <w:rFonts w:ascii="Times New Roman" w:hAnsi="Times New Roman" w:cs="Times New Roman"/>
-                <w:sz w:val="20"/>
-                <w:szCs w:val="20"/>
-                <w:lang w:val="en-US"/>
-              </w:rPr>
-              <w:t xml:space="preserve">{{ </w:t>
-            </w:r>
-            <w:proofErr w:type="spellStart"/>
-            <w:r>
-              <w:rPr>
-                <w:rFonts w:ascii="Times New Roman" w:hAnsi="Times New Roman" w:cs="Times New Roman"/>
-                <w:sz w:val="20"/>
-                <w:szCs w:val="20"/>
-                <w:lang w:val="en-US"/>
-              </w:rPr>
-              <w:t>i</w:t>
-            </w:r>
-            <w:proofErr w:type="gramEnd"/>
-            <w:r>
-              <w:rPr>
-                <w:rFonts w:ascii="Times New Roman" w:hAnsi="Times New Roman" w:cs="Times New Roman"/>
-                <w:sz w:val="20"/>
-                <w:szCs w:val="20"/>
-                <w:lang w:val="en-US"/>
-              </w:rPr>
-              <w:t>.pr_hours</w:t>
-            </w:r>
-            <w:proofErr w:type="spellEnd"/>
-            <w:r>
-              <w:rPr>
-                <w:rFonts w:ascii="Times New Roman" w:hAnsi="Times New Roman" w:cs="Times New Roman"/>
-                <w:sz w:val="20"/>
-                <w:szCs w:val="20"/>
-                <w:lang w:val="en-US"/>
-              </w:rPr>
-              <w:t xml:space="preserve"> }}</w:t>
-            </w:r>
-          </w:p>
-        </w:tc>
-        <w:tc>
-          <w:tcPr>
-            <w:tcW w:w="664" w:type="dxa"/>
-            <w:vAlign w:val="center"/>
-          </w:tcPr>
-          <w:p>
-            <w:pPr>
-              <w:jc w:val="center"/>
-              <w:rPr>
-                <w:rFonts w:ascii="Times New Roman" w:hAnsi="Times New Roman" w:cs="Times New Roman"/>
-                <w:sz w:val="20"/>
-                <w:szCs w:val="20"/>
-                <w:lang w:val="en-US"/>
-              </w:rPr>
-            </w:pPr>
-            <w:proofErr w:type="gramStart"/>
-            <w:r>
-              <w:rPr>
-                <w:rFonts w:ascii="Times New Roman" w:hAnsi="Times New Roman" w:cs="Times New Roman"/>
-                <w:sz w:val="20"/>
-                <w:szCs w:val="20"/>
-                <w:lang w:val="en-US"/>
-              </w:rPr>
-              <w:t xml:space="preserve">{{ </w:t>
-            </w:r>
-            <w:proofErr w:type="spellStart"/>
-            <w:r>
-              <w:rPr>
-                <w:rFonts w:ascii="Times New Roman" w:hAnsi="Times New Roman" w:cs="Times New Roman"/>
-                <w:sz w:val="20"/>
-                <w:szCs w:val="20"/>
-                <w:lang w:val="en-US"/>
-              </w:rPr>
-              <w:t>i.srs</w:t>
-            </w:r>
-            <w:proofErr w:type="spellEnd"/>
-            <w:proofErr w:type="gramEnd"/>
-            <w:r>
-              <w:rPr>
-                <w:rFonts w:ascii="Times New Roman" w:hAnsi="Times New Roman" w:cs="Times New Roman"/>
-                <w:sz w:val="20"/>
-                <w:szCs w:val="20"/>
-                <w:lang w:val="en-US"/>
-              </w:rPr>
-              <w:t xml:space="preserve"> }}</w:t>
-            </w:r>
-          </w:p>
-        </w:tc>
-        <w:tc>
-          <w:tcPr>
-            <w:tcW w:w="710" w:type="dxa"/>
-            <w:vAlign w:val="center"/>
-          </w:tcPr>
-          <w:p>
-            <w:pPr>
-              <w:jc w:val="center"/>
-              <w:rPr>
-                <w:rFonts w:ascii="Times New Roman" w:hAnsi="Times New Roman" w:cs="Times New Roman"/>
-                <w:sz w:val="20"/>
-                <w:szCs w:val="20"/>
-                <w:lang w:val="en-US"/>
-              </w:rPr>
-            </w:pPr>
-            <w:proofErr w:type="gramStart"/>
-            <w:r>
-              <w:rPr>
-                <w:rFonts w:ascii="Times New Roman" w:hAnsi="Times New Roman" w:cs="Times New Roman"/>
-                <w:sz w:val="20"/>
-                <w:szCs w:val="20"/>
-                <w:lang w:val="en-US"/>
-              </w:rPr>
-              <w:t xml:space="preserve">{{ </w:t>
-            </w:r>
-            <w:proofErr w:type="spellStart"/>
-            <w:r>
-              <w:rPr>
-                <w:rFonts w:ascii="Times New Roman" w:hAnsi="Times New Roman" w:cs="Times New Roman"/>
-                <w:sz w:val="20"/>
-                <w:szCs w:val="20"/>
-                <w:lang w:val="en-US"/>
-              </w:rPr>
-              <w:t>i.srs</w:t>
-            </w:r>
-            <w:proofErr w:type="gramEnd"/>
-            <w:r>
-              <w:rPr>
-                <w:rFonts w:ascii="Times New Roman" w:hAnsi="Times New Roman" w:cs="Times New Roman"/>
-                <w:sz w:val="20"/>
-                <w:szCs w:val="20"/>
-                <w:lang w:val="en-US"/>
-              </w:rPr>
-              <w:t>_hours</w:t>
-            </w:r>
-            <w:proofErr w:type="spellEnd"/>
-            <w:r>
-              <w:rPr>
-                <w:rFonts w:ascii="Times New Roman" w:hAnsi="Times New Roman" w:cs="Times New Roman"/>
-                <w:sz w:val="20"/>
-                <w:szCs w:val="20"/>
-                <w:lang w:val="en-US"/>
-              </w:rPr>
-              <w:t xml:space="preserve"> }}</w:t>
-            </w:r>
-          </w:p>
-        </w:tc>
-        <w:tc>
-          <w:tcPr>
-            <w:tcW w:w="1174" w:type="dxa"/>
-            <w:vAlign w:val="center"/>
-          </w:tcPr>
-          <w:p>
-            <w:pPr>
-              <w:jc w:val="center"/>
-              <w:rPr>
-                <w:rFonts w:ascii="Times New Roman" w:hAnsi="Times New Roman" w:cs="Times New Roman"/>
-                <w:sz w:val="20"/>
-                <w:szCs w:val="20"/>
-                <w:lang w:val="en-US"/>
-              </w:rPr>
-            </w:pPr>
-            <w:proofErr w:type="gramStart"/>
-            <w:r>
-              <w:rPr>
-                <w:rFonts w:ascii="Times New Roman" w:hAnsi="Times New Roman" w:cs="Times New Roman"/>
-                <w:sz w:val="20"/>
-                <w:szCs w:val="20"/>
-                <w:lang w:val="en-US"/>
-              </w:rPr>
-              <w:t xml:space="preserve">{{ </w:t>
-            </w:r>
-            <w:proofErr w:type="spellStart"/>
-            <w:r>
-              <w:rPr>
-                <w:rFonts w:ascii="Times New Roman" w:hAnsi="Times New Roman" w:cs="Times New Roman"/>
-                <w:sz w:val="20"/>
-                <w:szCs w:val="20"/>
-                <w:lang w:val="en-US"/>
-              </w:rPr>
-              <w:t>i.</w:t>
-            </w:r>
-            <w:r>
-              <w:rPr>
-                <w:rFonts w:ascii="Times New Roman" w:hAnsi="Times New Roman" w:cs="Times New Roman"/>
-                <w:sz w:val="20"/>
-                <w:szCs w:val="20"/>
-                <w:lang w:val="en-US"/>
-              </w:rPr>
               <w:t>tic</w:t>
             </w:r>
-            <w:proofErr w:type="spellEnd"/>
-            <w:proofErr w:type="gramEnd"/>
             <w:r>
               <w:rPr>
                 <w:rFonts w:ascii="Times New Roman" w:hAnsi="Times New Roman" w:cs="Times New Roman"/>
@@ -8350,27 +6755,7 @@
                 <w:szCs w:val="20"/>
                 <w:lang w:val="en-US"/>
               </w:rPr>
-              <w:t xml:space="preserve">{%tr </w:t>
-            </w:r>
-            <w:proofErr w:type="spellStart"/>
-            <w:r>
-              <w:rPr>
-                <w:rFonts w:ascii="Times New Roman" w:hAnsi="Times New Roman" w:cs="Times New Roman"/>
-                <w:sz w:val="20"/>
-                <w:szCs w:val="20"/>
-                <w:lang w:val="en-US"/>
-              </w:rPr>
-              <w:t>endfor</w:t>
-            </w:r>
-            <w:proofErr w:type="spellEnd"/>
-            <w:r>
-              <w:rPr>
-                <w:rFonts w:ascii="Times New Roman" w:hAnsi="Times New Roman" w:cs="Times New Roman"/>
-                <w:sz w:val="20"/>
-                <w:szCs w:val="20"/>
-                <w:lang w:val="en-US"/>
-              </w:rPr>
-              <w:t xml:space="preserve"> %}</w:t>
+              <w:t>{%tr endfor %}</w:t>
             </w:r>
           </w:p>
         </w:tc>
@@ -8395,7 +6780,6 @@
         </w:rPr>
         <w:t xml:space="preserve">{% </w:t>
       </w:r>
-      <w:proofErr w:type="spellStart"/>
       <w:r>
         <w:rPr>
           <w:rFonts w:ascii="Times New Roman" w:hAnsi="Times New Roman" w:cs="Times New Roman"/>
@@ -8405,7 +6789,6 @@
         </w:rPr>
         <w:t>endfor</w:t>
       </w:r>
-      <w:proofErr w:type="spellEnd"/>
       <w:r>
         <w:rPr>
           <w:rFonts w:ascii="Times New Roman" w:hAnsi="Times New Roman" w:cs="Times New Roman"/>
@@ -8640,33 +7023,7 @@
           <w:szCs w:val="24"/>
           <w:lang w:val="en-US"/>
         </w:rPr>
-        <w:t xml:space="preserve"> in </w:t>
-      </w:r>
-      <w:proofErr w:type="spellStart"/>
-      <w:proofErr w:type="gramStart"/>
-      <w:r>
-        <w:rPr>
-          <w:rFonts w:ascii="Times New Roman" w:hAnsi="Times New Roman" w:cs="Times New Roman"/>
-          <w:b/>
-          <w:bCs/>
-          <w:sz w:val="24"/>
-          <w:szCs w:val="24"/>
-          <w:lang w:val="en-US"/>
-        </w:rPr>
-        <w:t>dg.items</w:t>
-      </w:r>
-      <w:proofErr w:type="spellEnd"/>
-      <w:proofErr w:type="gramEnd"/>
-      <w:r>
-        <w:rPr>
-          <w:rFonts w:ascii="Times New Roman" w:hAnsi="Times New Roman" w:cs="Times New Roman"/>
-          <w:b/>
-          <w:bCs/>
-          <w:sz w:val="24"/>
-          <w:szCs w:val="24"/>
-          <w:lang w:val="en-US"/>
-        </w:rPr>
-        <w:t xml:space="preserve">() </w:t>
+        <w:t xml:space="preserve"> in dg.items() </w:t>
       </w:r>
       <w:r>
         <w:rPr>
@@ -8725,7 +7082,6 @@
         </w:rPr>
         <w:t xml:space="preserve"> № </w:t>
       </w:r>
-      <w:proofErr w:type="gramStart"/>
       <w:r>
         <w:rPr>
           <w:rFonts w:ascii="Times New Roman" w:hAnsi="Times New Roman" w:cs="Times New Roman"/>
@@ -8736,20 +7092,7 @@
           <w:u w:val="single"/>
           <w:lang w:val="en-US"/>
         </w:rPr>
-        <w:t>{{ key</w:t>
-      </w:r>
-      <w:proofErr w:type="gramEnd"/>
-      <w:r>
-        <w:rPr>
-          <w:rFonts w:ascii="Times New Roman" w:hAnsi="Times New Roman" w:cs="Times New Roman"/>
-          <w:b/>
-          <w:bCs/>
-          <w:sz w:val="24"/>
-          <w:szCs w:val="24"/>
-          <w:u w:val="single"/>
-          <w:lang w:val="en-US"/>
-        </w:rPr>
-        <w:t xml:space="preserve"> }}</w:t>
+        <w:t>{{ key }}</w:t>
       </w:r>
     </w:p>
     <w:tbl>
@@ -8863,27 +7206,7 @@
                 <w:szCs w:val="24"/>
                 <w:lang w:val="en-US"/>
               </w:rPr>
-              <w:t xml:space="preserve">{%tr for </w:t>
-            </w:r>
-            <w:proofErr w:type="spellStart"/>
-            <w:r>
-              <w:rPr>
-                <w:rFonts w:ascii="Times New Roman" w:hAnsi="Times New Roman" w:cs="Times New Roman"/>
-                <w:sz w:val="24"/>
-                <w:szCs w:val="24"/>
-                <w:lang w:val="en-US"/>
-              </w:rPr>
-              <w:t>i</w:t>
-            </w:r>
-            <w:proofErr w:type="spellEnd"/>
-            <w:r>
-              <w:rPr>
-                <w:rFonts w:ascii="Times New Roman" w:hAnsi="Times New Roman" w:cs="Times New Roman"/>
-                <w:sz w:val="24"/>
-                <w:szCs w:val="24"/>
-                <w:lang w:val="en-US"/>
-              </w:rPr>
-              <w:t xml:space="preserve"> in items %}</w:t>
+              <w:t>{%tr for i in items %}</w:t>
             </w:r>
           </w:p>
         </w:tc>
@@ -8902,7 +7225,6 @@
                 <w:lang w:val="en-US"/>
               </w:rPr>
             </w:pPr>
-            <w:proofErr w:type="gramStart"/>
             <w:r>
               <w:rPr>
                 <w:rFonts w:ascii="Times New Roman" w:hAnsi="Times New Roman" w:cs="Times New Roman"/>
@@ -8919,9 +7241,83 @@
                 <w:szCs w:val="24"/>
                 <w:lang w:val="en-US"/>
               </w:rPr>
-              <w:t xml:space="preserve"> </w:t>
-            </w:r>
-            <w:proofErr w:type="spellStart"/>
+              <w:t xml:space="preserve"> i</w:t>
+            </w:r>
+            <w:r>
+              <w:rPr>
+                <w:rFonts w:ascii="Times New Roman" w:hAnsi="Times New Roman" w:cs="Times New Roman"/>
+                <w:sz w:val="24"/>
+                <w:szCs w:val="24"/>
+                <w:lang w:val="en-US"/>
+              </w:rPr>
+              <w:t>.num }}</w:t>
+            </w:r>
+          </w:p>
+        </w:tc>
+        <w:tc>
+          <w:tcPr>
+            <w:tcW w:w="2717" w:type="dxa"/>
+          </w:tcPr>
+          <w:p>
+            <w:pPr>
+              <w:rPr>
+                <w:rFonts w:ascii="Times New Roman" w:hAnsi="Times New Roman" w:cs="Times New Roman"/>
+                <w:sz w:val="24"/>
+                <w:szCs w:val="24"/>
+                <w:lang w:val="en-US"/>
+              </w:rPr>
+            </w:pPr>
+            <w:r>
+              <w:rPr>
+                <w:rFonts w:ascii="Times New Roman" w:hAnsi="Times New Roman" w:cs="Times New Roman"/>
+                <w:sz w:val="24"/>
+                <w:szCs w:val="24"/>
+                <w:lang w:val="en-US"/>
+              </w:rPr>
+              <w:t>{{</w:t>
+            </w:r>
+            <w:r>
+              <w:rPr>
+                <w:rFonts w:ascii="Times New Roman" w:hAnsi="Times New Roman" w:cs="Times New Roman"/>
+                <w:sz w:val="24"/>
+                <w:szCs w:val="24"/>
+                <w:lang w:val="en-US"/>
+              </w:rPr>
+              <w:t xml:space="preserve"> i</w:t>
+            </w:r>
+            <w:r>
+              <w:rPr>
+                <w:rFonts w:ascii="Times New Roman" w:hAnsi="Times New Roman" w:cs="Times New Roman"/>
+                <w:sz w:val="24"/>
+                <w:szCs w:val="24"/>
+                <w:lang w:val="en-US"/>
+              </w:rPr>
+              <w:t>.name }}</w:t>
+            </w:r>
+          </w:p>
+        </w:tc>
+        <w:tc>
+          <w:tcPr>
+            <w:tcW w:w="5498" w:type="dxa"/>
+          </w:tcPr>
+          <w:p>
+            <w:pPr>
+              <w:rPr>
+                <w:rFonts w:ascii="Times New Roman" w:hAnsi="Times New Roman" w:cs="Times New Roman"/>
+                <w:sz w:val="24"/>
+                <w:szCs w:val="24"/>
+                <w:lang w:val="en-US"/>
+              </w:rPr>
+            </w:pPr>
+            <w:r>
+              <w:rPr>
+                <w:rFonts w:ascii="Times New Roman" w:hAnsi="Times New Roman" w:cs="Times New Roman"/>
+                <w:sz w:val="24"/>
+                <w:szCs w:val="24"/>
+                <w:lang w:val="en-US"/>
+              </w:rPr>
+              <w:t xml:space="preserve">{{ </w:t>
+            </w:r>
             <w:r>
               <w:rPr>
                 <w:rFonts w:ascii="Times New Roman" w:hAnsi="Times New Roman" w:cs="Times New Roman"/>
@@ -8938,117 +7334,7 @@
                 <w:szCs w:val="24"/>
                 <w:lang w:val="en-US"/>
               </w:rPr>
-              <w:t>.num</w:t>
-            </w:r>
-            <w:proofErr w:type="spellEnd"/>
-            <w:proofErr w:type="gramEnd"/>
-            <w:r>
-              <w:rPr>
-                <w:rFonts w:ascii="Times New Roman" w:hAnsi="Times New Roman" w:cs="Times New Roman"/>
-                <w:sz w:val="24"/>
-                <w:szCs w:val="24"/>
-                <w:lang w:val="en-US"/>
-              </w:rPr>
-              <w:t xml:space="preserve"> }}</w:t>
-            </w:r>
-          </w:p>
-        </w:tc>
-        <w:tc>
-          <w:tcPr>
-            <w:tcW w:w="2717" w:type="dxa"/>
-          </w:tcPr>
-          <w:p>
-            <w:pPr>
-              <w:rPr>
-                <w:rFonts w:ascii="Times New Roman" w:hAnsi="Times New Roman" w:cs="Times New Roman"/>
-                <w:sz w:val="24"/>
-                <w:szCs w:val="24"/>
-                <w:lang w:val="en-US"/>
-              </w:rPr>
-            </w:pPr>
-            <w:proofErr w:type="gramStart"/>
-            <w:r>
-              <w:rPr>
-                <w:rFonts w:ascii="Times New Roman" w:hAnsi="Times New Roman" w:cs="Times New Roman"/>
-                <w:sz w:val="24"/>
-                <w:szCs w:val="24"/>
-                <w:lang w:val="en-US"/>
-              </w:rPr>
-              <w:t>{{</w:t>
-            </w:r>
-            <w:r>
-              <w:rPr>
-                <w:rFonts w:ascii="Times New Roman" w:hAnsi="Times New Roman" w:cs="Times New Roman"/>
-                <w:sz w:val="24"/>
-                <w:szCs w:val="24"/>
-                <w:lang w:val="en-US"/>
-              </w:rPr>
-              <w:t xml:space="preserve"> i</w:t>
-            </w:r>
-            <w:proofErr w:type="gramEnd"/>
-            <w:r>
-              <w:rPr>
-                <w:rFonts w:ascii="Times New Roman" w:hAnsi="Times New Roman" w:cs="Times New Roman"/>
-                <w:sz w:val="24"/>
-                <w:szCs w:val="24"/>
-                <w:lang w:val="en-US"/>
-              </w:rPr>
-              <w:t>.name }}</w:t>
-            </w:r>
-          </w:p>
-        </w:tc>
-        <w:tc>
-          <w:tcPr>
-            <w:tcW w:w="5498" w:type="dxa"/>
-          </w:tcPr>
-          <w:p>
-            <w:pPr>
-              <w:rPr>
-                <w:rFonts w:ascii="Times New Roman" w:hAnsi="Times New Roman" w:cs="Times New Roman"/>
-                <w:sz w:val="24"/>
-                <w:szCs w:val="24"/>
-                <w:lang w:val="en-US"/>
-              </w:rPr>
-            </w:pPr>
-            <w:proofErr w:type="gramStart"/>
-            <w:r>
-              <w:rPr>
-                <w:rFonts w:ascii="Times New Roman" w:hAnsi="Times New Roman" w:cs="Times New Roman"/>
-                <w:sz w:val="24"/>
-                <w:szCs w:val="24"/>
-                <w:lang w:val="en-US"/>
-              </w:rPr>
-              <w:t xml:space="preserve">{{ </w:t>
-            </w:r>
-            <w:proofErr w:type="spellStart"/>
-            <w:r>
-              <w:rPr>
-                <w:rFonts w:ascii="Times New Roman" w:hAnsi="Times New Roman" w:cs="Times New Roman"/>
-                <w:sz w:val="24"/>
-                <w:szCs w:val="24"/>
-                <w:lang w:val="en-US"/>
-              </w:rPr>
-              <w:t>i</w:t>
-            </w:r>
-            <w:proofErr w:type="gramEnd"/>
-            <w:r>
-              <w:rPr>
-                <w:rFonts w:ascii="Times New Roman" w:hAnsi="Times New Roman" w:cs="Times New Roman"/>
-                <w:sz w:val="24"/>
-                <w:szCs w:val="24"/>
-                <w:lang w:val="en-US"/>
-              </w:rPr>
-              <w:t>.comment</w:t>
-            </w:r>
-            <w:proofErr w:type="spellEnd"/>
-            <w:r>
-              <w:rPr>
-                <w:rFonts w:ascii="Times New Roman" w:hAnsi="Times New Roman" w:cs="Times New Roman"/>
-                <w:sz w:val="24"/>
-                <w:szCs w:val="24"/>
-                <w:lang w:val="en-US"/>
-              </w:rPr>
-              <w:t xml:space="preserve"> }}</w:t>
+              <w:t>.comment }}</w:t>
             </w:r>
           </w:p>
         </w:tc>
@@ -9076,27 +7362,7 @@
                 <w:szCs w:val="24"/>
                 <w:lang w:val="en-US"/>
               </w:rPr>
-              <w:t xml:space="preserve">{%tr </w:t>
-            </w:r>
-            <w:proofErr w:type="spellStart"/>
-            <w:r>
-              <w:rPr>
-                <w:rFonts w:ascii="Times New Roman" w:hAnsi="Times New Roman" w:cs="Times New Roman"/>
-                <w:sz w:val="24"/>
-                <w:szCs w:val="24"/>
-                <w:lang w:val="en-US"/>
-              </w:rPr>
-              <w:t>endfor</w:t>
-            </w:r>
-            <w:proofErr w:type="spellEnd"/>
-            <w:r>
-              <w:rPr>
-                <w:rFonts w:ascii="Times New Roman" w:hAnsi="Times New Roman" w:cs="Times New Roman"/>
-                <w:sz w:val="24"/>
-                <w:szCs w:val="24"/>
-                <w:lang w:val="en-US"/>
-              </w:rPr>
-              <w:t xml:space="preserve"> %}</w:t>
+              <w:t>{%tr endfor %}</w:t>
             </w:r>
           </w:p>
         </w:tc>
@@ -9119,7 +7385,6 @@
         </w:rPr>
         <w:t xml:space="preserve">{% </w:t>
       </w:r>
-      <w:proofErr w:type="spellStart"/>
       <w:r>
         <w:rPr>
           <w:rFonts w:ascii="Times New Roman" w:hAnsi="Times New Roman" w:cs="Times New Roman"/>
@@ -9129,7 +7394,6 @@
         </w:rPr>
         <w:t>endfor</w:t>
       </w:r>
-      <w:proofErr w:type="spellEnd"/>
       <w:r>
         <w:rPr>
           <w:rFonts w:ascii="Times New Roman" w:hAnsi="Times New Roman" w:cs="Times New Roman"/>
@@ -9290,7 +7554,6 @@
         </w:rPr>
         <w:t xml:space="preserve"> </w:t>
       </w:r>
-      <w:proofErr w:type="spellStart"/>
       <w:r>
         <w:rPr>
           <w:rFonts w:ascii="Times New Roman" w:hAnsi="Times New Roman" w:cs="Times New Roman"/>
@@ -9301,7 +7564,6 @@
         </w:rPr>
         <w:t>labw</w:t>
       </w:r>
-      <w:proofErr w:type="spellEnd"/>
       <w:r>
         <w:rPr>
           <w:rFonts w:ascii="Times New Roman" w:hAnsi="Times New Roman" w:cs="Times New Roman"/>
@@ -9520,8 +7782,6 @@
         </w:rPr>
         <w:t xml:space="preserve"> </w:t>
       </w:r>
-      <w:proofErr w:type="spellStart"/>
-      <w:proofErr w:type="gramStart"/>
       <w:r>
         <w:rPr>
           <w:rFonts w:ascii="Times New Roman" w:hAnsi="Times New Roman" w:cs="Times New Roman"/>
@@ -9555,8 +7815,6 @@
         </w:rPr>
         <w:t>items</w:t>
       </w:r>
-      <w:proofErr w:type="spellEnd"/>
-      <w:proofErr w:type="gramEnd"/>
       <w:r>
         <w:rPr>
           <w:rFonts w:ascii="Times New Roman" w:hAnsi="Times New Roman" w:cs="Times New Roman"/>
@@ -9623,7 +7881,6 @@
         </w:rPr>
         <w:t xml:space="preserve"> № </w:t>
       </w:r>
-      <w:proofErr w:type="gramStart"/>
       <w:r>
         <w:rPr>
           <w:rFonts w:ascii="Times New Roman" w:hAnsi="Times New Roman" w:cs="Times New Roman"/>
@@ -9634,20 +7891,7 @@
           <w:u w:val="single"/>
           <w:lang w:val="en-US"/>
         </w:rPr>
-        <w:t>{{ key</w:t>
-      </w:r>
-      <w:proofErr w:type="gramEnd"/>
-      <w:r>
-        <w:rPr>
-          <w:rFonts w:ascii="Times New Roman" w:hAnsi="Times New Roman" w:cs="Times New Roman"/>
-          <w:b/>
-          <w:bCs/>
-          <w:sz w:val="24"/>
-          <w:szCs w:val="24"/>
-          <w:u w:val="single"/>
-          <w:lang w:val="en-US"/>
-        </w:rPr>
-        <w:t xml:space="preserve"> }}</w:t>
+        <w:t>{{ key }}</w:t>
       </w:r>
     </w:p>
     <w:tbl>
@@ -9802,7 +8046,6 @@
               </w:rPr>
               <w:t xml:space="preserve"> </w:t>
             </w:r>
-            <w:proofErr w:type="spellStart"/>
             <w:r>
               <w:rPr>
                 <w:rFonts w:ascii="Times New Roman" w:hAnsi="Times New Roman" w:cs="Times New Roman"/>
@@ -9812,7 +8055,6 @@
               </w:rPr>
               <w:t>i</w:t>
             </w:r>
-            <w:proofErr w:type="spellEnd"/>
             <w:r>
               <w:rPr>
                 <w:rFonts w:ascii="Times New Roman" w:hAnsi="Times New Roman" w:cs="Times New Roman"/>
@@ -9885,7 +8127,6 @@
                 <w:szCs w:val="24"/>
               </w:rPr>
             </w:pPr>
-            <w:proofErr w:type="gramStart"/>
             <w:r>
               <w:rPr>
                 <w:rFonts w:ascii="Times New Roman" w:hAnsi="Times New Roman" w:cs="Times New Roman"/>
@@ -9894,7 +8135,6 @@
               </w:rPr>
               <w:t xml:space="preserve">{{ </w:t>
             </w:r>
-            <w:proofErr w:type="spellStart"/>
             <w:r>
               <w:rPr>
                 <w:rFonts w:ascii="Times New Roman" w:hAnsi="Times New Roman" w:cs="Times New Roman"/>
@@ -9904,8 +8144,6 @@
               </w:rPr>
               <w:t>i</w:t>
             </w:r>
-            <w:proofErr w:type="spellEnd"/>
-            <w:proofErr w:type="gramEnd"/>
             <w:r>
               <w:rPr>
                 <w:rFonts w:ascii="Times New Roman" w:hAnsi="Times New Roman" w:cs="Times New Roman"/>
@@ -9945,7 +8183,6 @@
                 <w:szCs w:val="24"/>
               </w:rPr>
             </w:pPr>
-            <w:proofErr w:type="gramStart"/>
             <w:r>
               <w:rPr>
                 <w:rFonts w:ascii="Times New Roman" w:hAnsi="Times New Roman" w:cs="Times New Roman"/>
@@ -9954,7 +8191,6 @@
               </w:rPr>
               <w:t xml:space="preserve">{{ </w:t>
             </w:r>
-            <w:proofErr w:type="spellStart"/>
             <w:r>
               <w:rPr>
                 <w:rFonts w:ascii="Times New Roman" w:hAnsi="Times New Roman" w:cs="Times New Roman"/>
@@ -9964,8 +8200,6 @@
               </w:rPr>
               <w:t>i</w:t>
             </w:r>
-            <w:proofErr w:type="spellEnd"/>
-            <w:proofErr w:type="gramEnd"/>
             <w:r>
               <w:rPr>
                 <w:rFonts w:ascii="Times New Roman" w:hAnsi="Times New Roman" w:cs="Times New Roman"/>
@@ -10007,7 +8241,6 @@
                 <w:szCs w:val="24"/>
               </w:rPr>
             </w:pPr>
-            <w:proofErr w:type="gramStart"/>
             <w:r>
               <w:rPr>
                 <w:rFonts w:ascii="Times New Roman" w:hAnsi="Times New Roman" w:cs="Times New Roman"/>
@@ -10016,7 +8249,6 @@
               </w:rPr>
               <w:t xml:space="preserve">{{ </w:t>
             </w:r>
-            <w:proofErr w:type="spellStart"/>
             <w:r>
               <w:rPr>
                 <w:rFonts w:ascii="Times New Roman" w:hAnsi="Times New Roman" w:cs="Times New Roman"/>
@@ -10026,8 +8258,6 @@
               </w:rPr>
               <w:t>i</w:t>
             </w:r>
-            <w:proofErr w:type="spellEnd"/>
-            <w:proofErr w:type="gramEnd"/>
             <w:r>
               <w:rPr>
                 <w:rFonts w:ascii="Times New Roman" w:hAnsi="Times New Roman" w:cs="Times New Roman"/>
@@ -10096,7 +8326,6 @@
               </w:rPr>
               <w:t xml:space="preserve"> </w:t>
             </w:r>
-            <w:proofErr w:type="spellStart"/>
             <w:r>
               <w:rPr>
                 <w:rFonts w:ascii="Times New Roman" w:hAnsi="Times New Roman" w:cs="Times New Roman"/>
@@ -10106,7 +8335,6 @@
               </w:rPr>
               <w:t>endfor</w:t>
             </w:r>
-            <w:proofErr w:type="spellEnd"/>
             <w:r>
               <w:rPr>
                 <w:rFonts w:ascii="Times New Roman" w:hAnsi="Times New Roman" w:cs="Times New Roman"/>
@@ -10136,7 +8364,6 @@
         </w:rPr>
         <w:t xml:space="preserve">{% </w:t>
       </w:r>
-      <w:proofErr w:type="spellStart"/>
       <w:r>
         <w:rPr>
           <w:rFonts w:ascii="Times New Roman" w:hAnsi="Times New Roman" w:cs="Times New Roman"/>
@@ -10146,7 +8373,6 @@
         </w:rPr>
         <w:t>endfor</w:t>
       </w:r>
-      <w:proofErr w:type="spellEnd"/>
       <w:r>
         <w:rPr>
           <w:rFonts w:ascii="Times New Roman" w:hAnsi="Times New Roman" w:cs="Times New Roman"/>
@@ -10309,7 +8535,6 @@
         </w:rPr>
         <w:t xml:space="preserve"> </w:t>
       </w:r>
-      <w:proofErr w:type="spellStart"/>
       <w:r>
         <w:rPr>
           <w:rFonts w:ascii="Times New Roman" w:hAnsi="Times New Roman" w:cs="Times New Roman"/>
@@ -10320,7 +8545,6 @@
         </w:rPr>
         <w:t>prw</w:t>
       </w:r>
-      <w:proofErr w:type="spellEnd"/>
       <w:r>
         <w:rPr>
           <w:rFonts w:ascii="Times New Roman" w:hAnsi="Times New Roman" w:cs="Times New Roman"/>
@@ -10524,8 +8748,6 @@
         </w:rPr>
         <w:t xml:space="preserve"> </w:t>
       </w:r>
-      <w:proofErr w:type="spellStart"/>
-      <w:proofErr w:type="gramStart"/>
       <w:r>
         <w:rPr>
           <w:rFonts w:ascii="Times New Roman" w:hAnsi="Times New Roman" w:cs="Times New Roman"/>
@@ -10559,8 +8781,6 @@
         </w:rPr>
         <w:t>items</w:t>
       </w:r>
-      <w:proofErr w:type="spellEnd"/>
-      <w:proofErr w:type="gramEnd"/>
       <w:r>
         <w:rPr>
           <w:rFonts w:ascii="Times New Roman" w:hAnsi="Times New Roman" w:cs="Times New Roman"/>
@@ -10628,7 +8848,6 @@
         </w:rPr>
         <w:t xml:space="preserve"> № </w:t>
       </w:r>
-      <w:proofErr w:type="gramStart"/>
       <w:r>
         <w:rPr>
           <w:rFonts w:ascii="Times New Roman" w:hAnsi="Times New Roman" w:cs="Times New Roman"/>
@@ -10639,20 +8858,7 @@
           <w:u w:val="single"/>
           <w:lang w:val="en-US"/>
         </w:rPr>
-        <w:t>{{ key</w:t>
-      </w:r>
-      <w:proofErr w:type="gramEnd"/>
-      <w:r>
-        <w:rPr>
-          <w:rFonts w:ascii="Times New Roman" w:hAnsi="Times New Roman" w:cs="Times New Roman"/>
-          <w:b/>
-          <w:bCs/>
-          <w:sz w:val="24"/>
-          <w:szCs w:val="24"/>
-          <w:u w:val="single"/>
-          <w:lang w:val="en-US"/>
-        </w:rPr>
-        <w:t xml:space="preserve"> }}</w:t>
+        <w:t>{{ key }}</w:t>
       </w:r>
     </w:p>
     <w:tbl>
@@ -10807,7 +9013,6 @@
               </w:rPr>
               <w:t xml:space="preserve"> </w:t>
             </w:r>
-            <w:proofErr w:type="spellStart"/>
             <w:r>
               <w:rPr>
                 <w:rFonts w:ascii="Times New Roman" w:hAnsi="Times New Roman" w:cs="Times New Roman"/>
@@ -10817,7 +9022,6 @@
               </w:rPr>
               <w:t>i</w:t>
             </w:r>
-            <w:proofErr w:type="spellEnd"/>
             <w:r>
               <w:rPr>
                 <w:rFonts w:ascii="Times New Roman" w:hAnsi="Times New Roman" w:cs="Times New Roman"/>
@@ -10881,7 +9085,6 @@
                 <w:szCs w:val="24"/>
               </w:rPr>
             </w:pPr>
-            <w:proofErr w:type="gramStart"/>
             <w:r>
               <w:rPr>
                 <w:rFonts w:ascii="Times New Roman" w:hAnsi="Times New Roman" w:cs="Times New Roman"/>
@@ -10891,7 +9094,6 @@
               <w:lastRenderedPageBreak/>
               <w:t xml:space="preserve">{{ </w:t>
             </w:r>
-            <w:proofErr w:type="spellStart"/>
             <w:r>
               <w:rPr>
                 <w:rFonts w:ascii="Times New Roman" w:hAnsi="Times New Roman" w:cs="Times New Roman"/>
@@ -10901,8 +9103,6 @@
               </w:rPr>
               <w:t>i</w:t>
             </w:r>
-            <w:proofErr w:type="spellEnd"/>
-            <w:proofErr w:type="gramEnd"/>
             <w:r>
               <w:rPr>
                 <w:rFonts w:ascii="Times New Roman" w:hAnsi="Times New Roman" w:cs="Times New Roman"/>
@@ -10942,7 +9142,6 @@
                 <w:szCs w:val="24"/>
               </w:rPr>
             </w:pPr>
-            <w:proofErr w:type="gramStart"/>
             <w:r>
               <w:rPr>
                 <w:rFonts w:ascii="Times New Roman" w:hAnsi="Times New Roman" w:cs="Times New Roman"/>
@@ -10951,7 +9150,6 @@
               </w:rPr>
               <w:t xml:space="preserve">{{ </w:t>
             </w:r>
-            <w:proofErr w:type="spellStart"/>
             <w:r>
               <w:rPr>
                 <w:rFonts w:ascii="Times New Roman" w:hAnsi="Times New Roman" w:cs="Times New Roman"/>
@@ -10961,8 +9159,6 @@
               </w:rPr>
               <w:t>i</w:t>
             </w:r>
-            <w:proofErr w:type="spellEnd"/>
-            <w:proofErr w:type="gramEnd"/>
             <w:r>
               <w:rPr>
                 <w:rFonts w:ascii="Times New Roman" w:hAnsi="Times New Roman" w:cs="Times New Roman"/>
@@ -11004,7 +9200,6 @@
                 <w:szCs w:val="24"/>
               </w:rPr>
             </w:pPr>
-            <w:proofErr w:type="gramStart"/>
             <w:r>
               <w:rPr>
                 <w:rFonts w:ascii="Times New Roman" w:hAnsi="Times New Roman" w:cs="Times New Roman"/>
@@ -11013,7 +9208,6 @@
               </w:rPr>
               <w:t xml:space="preserve">{{ </w:t>
             </w:r>
-            <w:proofErr w:type="spellStart"/>
             <w:r>
               <w:rPr>
                 <w:rFonts w:ascii="Times New Roman" w:hAnsi="Times New Roman" w:cs="Times New Roman"/>
@@ -11023,8 +9217,6 @@
               </w:rPr>
               <w:t>i</w:t>
             </w:r>
-            <w:proofErr w:type="spellEnd"/>
-            <w:proofErr w:type="gramEnd"/>
             <w:r>
               <w:rPr>
                 <w:rFonts w:ascii="Times New Roman" w:hAnsi="Times New Roman" w:cs="Times New Roman"/>
@@ -11093,7 +9285,6 @@
               </w:rPr>
               <w:t xml:space="preserve"> </w:t>
             </w:r>
-            <w:proofErr w:type="spellStart"/>
             <w:r>
               <w:rPr>
                 <w:rFonts w:ascii="Times New Roman" w:hAnsi="Times New Roman" w:cs="Times New Roman"/>
@@ -11103,7 +9294,6 @@
               </w:rPr>
               <w:t>endfor</w:t>
             </w:r>
-            <w:proofErr w:type="spellEnd"/>
             <w:r>
               <w:rPr>
                 <w:rFonts w:ascii="Times New Roman" w:hAnsi="Times New Roman" w:cs="Times New Roman"/>
@@ -11133,7 +9323,6 @@
         </w:rPr>
         <w:t xml:space="preserve">{% </w:t>
       </w:r>
-      <w:proofErr w:type="spellStart"/>
       <w:r>
         <w:rPr>
           <w:rFonts w:ascii="Times New Roman" w:hAnsi="Times New Roman" w:cs="Times New Roman"/>
@@ -11143,7 +9332,6 @@
         </w:rPr>
         <w:t>endfor</w:t>
       </w:r>
-      <w:proofErr w:type="spellEnd"/>
       <w:r>
         <w:rPr>
           <w:rFonts w:ascii="Times New Roman" w:hAnsi="Times New Roman" w:cs="Times New Roman"/>
@@ -11284,7 +9472,6 @@
         </w:rPr>
         <w:t xml:space="preserve"> </w:t>
       </w:r>
-      <w:proofErr w:type="spellStart"/>
       <w:r>
         <w:rPr>
           <w:rFonts w:ascii="Times New Roman" w:hAnsi="Times New Roman" w:cs="Times New Roman"/>
@@ -11305,7 +9492,6 @@
         </w:rPr>
         <w:t>w</w:t>
       </w:r>
-      <w:proofErr w:type="spellEnd"/>
       <w:r>
         <w:rPr>
           <w:rFonts w:ascii="Times New Roman" w:hAnsi="Times New Roman" w:cs="Times New Roman"/>
@@ -11525,8 +9711,6 @@
         </w:rPr>
         <w:t xml:space="preserve"> </w:t>
       </w:r>
-      <w:proofErr w:type="spellStart"/>
-      <w:proofErr w:type="gramStart"/>
       <w:r>
         <w:rPr>
           <w:rFonts w:ascii="Times New Roman" w:hAnsi="Times New Roman" w:cs="Times New Roman"/>
@@ -11560,8 +9744,6 @@
         </w:rPr>
         <w:t>items</w:t>
       </w:r>
-      <w:proofErr w:type="spellEnd"/>
-      <w:proofErr w:type="gramEnd"/>
       <w:r>
         <w:rPr>
           <w:rFonts w:ascii="Times New Roman" w:hAnsi="Times New Roman" w:cs="Times New Roman"/>
@@ -11628,7 +9810,6 @@
         </w:rPr>
         <w:t xml:space="preserve"> № </w:t>
       </w:r>
-      <w:proofErr w:type="gramStart"/>
       <w:r>
         <w:rPr>
           <w:rFonts w:ascii="Times New Roman" w:hAnsi="Times New Roman" w:cs="Times New Roman"/>
@@ -11639,20 +9820,7 @@
           <w:u w:val="single"/>
           <w:lang w:val="en-US"/>
         </w:rPr>
-        <w:t>{{ key</w:t>
-      </w:r>
-      <w:proofErr w:type="gramEnd"/>
-      <w:r>
-        <w:rPr>
-          <w:rFonts w:ascii="Times New Roman" w:hAnsi="Times New Roman" w:cs="Times New Roman"/>
-          <w:b/>
-          <w:bCs/>
-          <w:sz w:val="24"/>
-          <w:szCs w:val="24"/>
-          <w:u w:val="single"/>
-          <w:lang w:val="en-US"/>
-        </w:rPr>
-        <w:t xml:space="preserve"> }}</w:t>
+        <w:t>{{ key }}</w:t>
       </w:r>
     </w:p>
     <w:tbl>
@@ -11807,7 +9975,6 @@
               </w:rPr>
               <w:t xml:space="preserve"> </w:t>
             </w:r>
-            <w:proofErr w:type="spellStart"/>
             <w:r>
               <w:rPr>
                 <w:rFonts w:ascii="Times New Roman" w:hAnsi="Times New Roman" w:cs="Times New Roman"/>
@@ -11817,7 +9984,6 @@
               </w:rPr>
               <w:t>i</w:t>
             </w:r>
-            <w:proofErr w:type="spellEnd"/>
             <w:r>
               <w:rPr>
                 <w:rFonts w:ascii="Times New Roman" w:hAnsi="Times New Roman" w:cs="Times New Roman"/>
@@ -11881,7 +10047,6 @@
                 <w:szCs w:val="24"/>
               </w:rPr>
             </w:pPr>
-            <w:proofErr w:type="gramStart"/>
             <w:r>
               <w:rPr>
                 <w:rFonts w:ascii="Times New Roman" w:hAnsi="Times New Roman" w:cs="Times New Roman"/>
@@ -11890,7 +10055,6 @@
               </w:rPr>
               <w:t xml:space="preserve">{{ </w:t>
             </w:r>
-            <w:proofErr w:type="spellStart"/>
             <w:r>
               <w:rPr>
                 <w:rFonts w:ascii="Times New Roman" w:hAnsi="Times New Roman" w:cs="Times New Roman"/>
@@ -11900,8 +10064,6 @@
               </w:rPr>
               <w:t>i</w:t>
             </w:r>
-            <w:proofErr w:type="spellEnd"/>
-            <w:proofErr w:type="gramEnd"/>
             <w:r>
               <w:rPr>
                 <w:rFonts w:ascii="Times New Roman" w:hAnsi="Times New Roman" w:cs="Times New Roman"/>
@@ -11941,7 +10103,6 @@
                 <w:szCs w:val="24"/>
               </w:rPr>
             </w:pPr>
-            <w:proofErr w:type="gramStart"/>
             <w:r>
               <w:rPr>
                 <w:rFonts w:ascii="Times New Roman" w:hAnsi="Times New Roman" w:cs="Times New Roman"/>
@@ -11950,7 +10111,6 @@
               </w:rPr>
               <w:t xml:space="preserve">{{ </w:t>
             </w:r>
-            <w:proofErr w:type="spellStart"/>
             <w:r>
               <w:rPr>
                 <w:rFonts w:ascii="Times New Roman" w:hAnsi="Times New Roman" w:cs="Times New Roman"/>
@@ -11960,8 +10120,6 @@
               </w:rPr>
               <w:t>i</w:t>
             </w:r>
-            <w:proofErr w:type="spellEnd"/>
-            <w:proofErr w:type="gramEnd"/>
             <w:r>
               <w:rPr>
                 <w:rFonts w:ascii="Times New Roman" w:hAnsi="Times New Roman" w:cs="Times New Roman"/>
@@ -12003,7 +10161,6 @@
                 <w:szCs w:val="24"/>
               </w:rPr>
             </w:pPr>
-            <w:proofErr w:type="gramStart"/>
             <w:r>
               <w:rPr>
                 <w:rFonts w:ascii="Times New Roman" w:hAnsi="Times New Roman" w:cs="Times New Roman"/>
@@ -12012,7 +10169,6 @@
               </w:rPr>
               <w:t xml:space="preserve">{{ </w:t>
             </w:r>
-            <w:proofErr w:type="spellStart"/>
             <w:r>
               <w:rPr>
                 <w:rFonts w:ascii="Times New Roman" w:hAnsi="Times New Roman" w:cs="Times New Roman"/>
@@ -12022,8 +10178,6 @@
               </w:rPr>
               <w:t>i</w:t>
             </w:r>
-            <w:proofErr w:type="spellEnd"/>
-            <w:proofErr w:type="gramEnd"/>
             <w:r>
               <w:rPr>
                 <w:rFonts w:ascii="Times New Roman" w:hAnsi="Times New Roman" w:cs="Times New Roman"/>
@@ -12092,7 +10246,6 @@
               </w:rPr>
               <w:t xml:space="preserve"> </w:t>
             </w:r>
-            <w:proofErr w:type="spellStart"/>
             <w:r>
               <w:rPr>
                 <w:rFonts w:ascii="Times New Roman" w:hAnsi="Times New Roman" w:cs="Times New Roman"/>
@@ -12102,7 +10255,6 @@
               </w:rPr>
               <w:t>endfor</w:t>
             </w:r>
-            <w:proofErr w:type="spellEnd"/>
             <w:r>
               <w:rPr>
                 <w:rFonts w:ascii="Times New Roman" w:hAnsi="Times New Roman" w:cs="Times New Roman"/>
@@ -12132,7 +10284,6 @@
         </w:rPr>
         <w:t xml:space="preserve">{% </w:t>
       </w:r>
-      <w:proofErr w:type="spellStart"/>
       <w:r>
         <w:rPr>
           <w:rFonts w:ascii="Times New Roman" w:hAnsi="Times New Roman" w:cs="Times New Roman"/>
@@ -12142,7 +10293,6 @@
         </w:rPr>
         <w:t>endfor</w:t>
       </w:r>
-      <w:proofErr w:type="spellEnd"/>
       <w:r>
         <w:rPr>
           <w:rFonts w:ascii="Times New Roman" w:hAnsi="Times New Roman" w:cs="Times New Roman"/>
@@ -12199,61 +10349,7 @@
           <w:sz w:val="24"/>
           <w:szCs w:val="24"/>
         </w:rPr>
-        <w:t xml:space="preserve"> используются следующие интерактивные методы обучения: </w:t>
-      </w:r>
-      <w:proofErr w:type="gramStart"/>
-      <w:r>
-        <w:rPr>
-          <w:rFonts w:ascii="Times New Roman" w:hAnsi="Times New Roman" w:cs="Times New Roman"/>
-          <w:sz w:val="24"/>
-          <w:szCs w:val="24"/>
-        </w:rPr>
-        <w:t xml:space="preserve">{{ </w:t>
-      </w:r>
-      <w:proofErr w:type="spellStart"/>
-      <w:r>
-        <w:rPr>
-          <w:rFonts w:ascii="Times New Roman" w:hAnsi="Times New Roman" w:cs="Times New Roman"/>
-          <w:sz w:val="24"/>
-          <w:szCs w:val="24"/>
-        </w:rPr>
-        <w:t>interactive</w:t>
-      </w:r>
-      <w:proofErr w:type="gramEnd"/>
-      <w:r>
-        <w:rPr>
-          <w:rFonts w:ascii="Times New Roman" w:hAnsi="Times New Roman" w:cs="Times New Roman"/>
-          <w:sz w:val="24"/>
-          <w:szCs w:val="24"/>
-        </w:rPr>
-        <w:t>_</w:t>
-      </w:r>
-      <w:proofErr w:type="gramStart"/>
-      <w:r>
-        <w:rPr>
-          <w:rFonts w:ascii="Times New Roman" w:hAnsi="Times New Roman" w:cs="Times New Roman"/>
-          <w:sz w:val="24"/>
-          <w:szCs w:val="24"/>
-        </w:rPr>
-        <w:t>methods</w:t>
-      </w:r>
-      <w:proofErr w:type="spellEnd"/>
-      <w:r>
-        <w:rPr>
-          <w:rFonts w:ascii="Times New Roman" w:hAnsi="Times New Roman" w:cs="Times New Roman"/>
-          <w:sz w:val="24"/>
-          <w:szCs w:val="24"/>
-        </w:rPr>
-        <w:t xml:space="preserve"> }</w:t>
-      </w:r>
-      <w:proofErr w:type="gramEnd"/>
-      <w:r>
-        <w:rPr>
-          <w:rFonts w:ascii="Times New Roman" w:hAnsi="Times New Roman" w:cs="Times New Roman"/>
-          <w:sz w:val="24"/>
-          <w:szCs w:val="24"/>
-        </w:rPr>
-        <w:t>}</w:t>
+        <w:t xml:space="preserve"> используются следующие интерактивные методы обучения: {{ interactive_methods }}</w:t>
       </w:r>
     </w:p>
     <w:p>
@@ -12386,31 +10482,7 @@
           <w:szCs w:val="24"/>
           <w:lang w:val="en-US"/>
         </w:rPr>
-        <w:t xml:space="preserve"> for </w:t>
-      </w:r>
-      <w:proofErr w:type="spellStart"/>
-      <w:r>
-        <w:rPr>
-          <w:rFonts w:ascii="Times New Roman" w:hAnsi="Times New Roman" w:cs="Times New Roman"/>
-          <w:b/>
-          <w:bCs/>
-          <w:sz w:val="24"/>
-          <w:szCs w:val="24"/>
-          <w:lang w:val="en-US"/>
-        </w:rPr>
-        <w:t>i</w:t>
-      </w:r>
-      <w:proofErr w:type="spellEnd"/>
-      <w:r>
-        <w:rPr>
-          <w:rFonts w:ascii="Times New Roman" w:hAnsi="Times New Roman" w:cs="Times New Roman"/>
-          <w:b/>
-          <w:bCs/>
-          <w:sz w:val="24"/>
-          <w:szCs w:val="24"/>
-          <w:lang w:val="en-US"/>
-        </w:rPr>
-        <w:t xml:space="preserve"> in guidelines %}</w:t>
+        <w:t xml:space="preserve"> for i in guidelines %}</w:t>
       </w:r>
     </w:p>
     <w:p>
@@ -12446,19 +10518,7 @@
           <w:szCs w:val="24"/>
           <w:lang w:val="en-US"/>
         </w:rPr>
-        <w:t>.</w:t>
-      </w:r>
-      <w:proofErr w:type="gramStart"/>
-      <w:r>
-        <w:rPr>
-          <w:rFonts w:ascii="Times New Roman" w:hAnsi="Times New Roman" w:cs="Times New Roman"/>
-          <w:b/>
-          <w:bCs/>
-          <w:sz w:val="24"/>
-          <w:szCs w:val="24"/>
-          <w:lang w:val="en-US"/>
-        </w:rPr>
-        <w:t>1.</w:t>
+        <w:t>.1.</w:t>
       </w:r>
       <w:r>
         <w:rPr>
@@ -12477,19 +10537,11 @@
         </w:rPr>
         <w:t xml:space="preserve"> </w:t>
       </w:r>
-      <w:proofErr w:type="spellStart"/>
-      <w:r>
-        <w:rPr>
-          <w:lang w:val="en-US"/>
-        </w:rPr>
-        <w:t>i</w:t>
-      </w:r>
-      <w:proofErr w:type="gramEnd"/>
-      <w:r>
-        <w:rPr>
-          <w:lang w:val="en-US"/>
-        </w:rPr>
-        <w:t>.</w:t>
+      <w:r>
+        <w:rPr>
+          <w:lang w:val="en-US"/>
+        </w:rPr>
+        <w:t>i.</w:t>
       </w:r>
       <w:r>
         <w:rPr>
@@ -12502,7 +10554,6 @@
         </w:rPr>
         <w:t>number</w:t>
       </w:r>
-      <w:proofErr w:type="spellEnd"/>
       <w:r>
         <w:rPr>
           <w:rFonts w:ascii="Times New Roman" w:hAnsi="Times New Roman" w:cs="Times New Roman"/>
@@ -12514,8 +10565,6 @@
         </w:rPr>
         <w:t>}} {{</w:t>
       </w:r>
-      <w:proofErr w:type="spellStart"/>
-      <w:proofErr w:type="gramStart"/>
       <w:r>
         <w:rPr>
           <w:rFonts w:ascii="Times New Roman" w:hAnsi="Times New Roman" w:cs="Times New Roman"/>
@@ -12538,8 +10587,6 @@
         </w:rPr>
         <w:t>title</w:t>
       </w:r>
-      <w:proofErr w:type="spellEnd"/>
-      <w:proofErr w:type="gramEnd"/>
       <w:r>
         <w:rPr>
           <w:rFonts w:ascii="Times New Roman" w:hAnsi="Times New Roman" w:cs="Times New Roman"/>
@@ -12559,6 +10606,7 @@
           <w:rFonts w:ascii="Times New Roman" w:hAnsi="Times New Roman" w:cs="Times New Roman"/>
           <w:sz w:val="24"/>
           <w:szCs w:val="24"/>
+          <w:lang w:val="en-US"/>
         </w:rPr>
       </w:pPr>
       <w:r>
@@ -12566,11 +10614,10 @@
           <w:rFonts w:ascii="Times New Roman" w:hAnsi="Times New Roman" w:cs="Times New Roman"/>
           <w:sz w:val="24"/>
           <w:szCs w:val="24"/>
+          <w:lang w:val="en-US"/>
         </w:rPr>
         <w:t>{{</w:t>
       </w:r>
-      <w:proofErr w:type="spellStart"/>
-      <w:proofErr w:type="gramStart"/>
       <w:r>
         <w:rPr>
           <w:rFonts w:ascii="Times New Roman" w:hAnsi="Times New Roman" w:cs="Times New Roman"/>
@@ -12580,12 +10627,12 @@
         </w:rPr>
         <w:t>i</w:t>
       </w:r>
-      <w:proofErr w:type="spellEnd"/>
-      <w:r>
-        <w:rPr>
-          <w:rFonts w:ascii="Times New Roman" w:hAnsi="Times New Roman" w:cs="Times New Roman"/>
-          <w:sz w:val="24"/>
-          <w:szCs w:val="24"/>
+      <w:r>
+        <w:rPr>
+          <w:rFonts w:ascii="Times New Roman" w:hAnsi="Times New Roman" w:cs="Times New Roman"/>
+          <w:sz w:val="24"/>
+          <w:szCs w:val="24"/>
+          <w:lang w:val="en-US"/>
         </w:rPr>
         <w:t>.</w:t>
       </w:r>
@@ -12598,12 +10645,12 @@
         </w:rPr>
         <w:t>content</w:t>
       </w:r>
-      <w:proofErr w:type="gramEnd"/>
-      <w:r>
-        <w:rPr>
-          <w:rFonts w:ascii="Times New Roman" w:hAnsi="Times New Roman" w:cs="Times New Roman"/>
-          <w:sz w:val="24"/>
-          <w:szCs w:val="24"/>
+      <w:r>
+        <w:rPr>
+          <w:rFonts w:ascii="Times New Roman" w:hAnsi="Times New Roman" w:cs="Times New Roman"/>
+          <w:sz w:val="24"/>
+          <w:szCs w:val="24"/>
+          <w:lang w:val="en-US"/>
         </w:rPr>
         <w:t>}}</w:t>
       </w:r>
@@ -12648,49 +10695,7 @@
           <w:sz w:val="24"/>
           <w:szCs w:val="24"/>
         </w:rPr>
-        <w:t xml:space="preserve"> </w:t>
-      </w:r>
-      <w:proofErr w:type="spellStart"/>
-      <w:r>
-        <w:rPr>
-          <w:rFonts w:ascii="Times New Roman" w:hAnsi="Times New Roman" w:cs="Times New Roman"/>
-          <w:b/>
-          <w:bCs/>
-          <w:sz w:val="24"/>
-          <w:szCs w:val="24"/>
-        </w:rPr>
-        <w:t>endfor</w:t>
-      </w:r>
-      <w:proofErr w:type="spellEnd"/>
-      <w:r>
-        <w:rPr>
-          <w:rFonts w:ascii="Times New Roman" w:hAnsi="Times New Roman" w:cs="Times New Roman"/>
-          <w:b/>
-          <w:bCs/>
-          <w:sz w:val="24"/>
-          <w:szCs w:val="24"/>
-        </w:rPr>
-        <w:t xml:space="preserve"> </w:t>
-      </w:r>
-      <w:r>
-        <w:rPr>
-          <w:rFonts w:ascii="Times New Roman" w:hAnsi="Times New Roman" w:cs="Times New Roman"/>
-          <w:b/>
-          <w:bCs/>
-          <w:sz w:val="24"/>
-          <w:szCs w:val="24"/>
-        </w:rPr>
-        <w:t>-</w:t>
-      </w:r>
-      <w:r>
-        <w:rPr>
-          <w:rFonts w:ascii="Times New Roman" w:hAnsi="Times New Roman" w:cs="Times New Roman"/>
-          <w:b/>
-          <w:bCs/>
-          <w:sz w:val="24"/>
-          <w:szCs w:val="24"/>
-        </w:rPr>
-        <w:t>%}</w:t>
+        <w:t xml:space="preserve"> endfor %}</w:t>
       </w:r>
     </w:p>
     <w:p>
@@ -12789,7 +10794,6 @@
           <w:bCs/>
           <w:sz w:val="24"/>
           <w:szCs w:val="24"/>
-          <w:lang w:val="en-US"/>
         </w:rPr>
       </w:pPr>
       <w:r>
@@ -12799,7 +10803,6 @@
           <w:bCs/>
           <w:sz w:val="24"/>
           <w:szCs w:val="24"/>
-          <w:lang w:val="en-US"/>
         </w:rPr>
         <w:t>{%</w:t>
       </w:r>
@@ -12810,7 +10813,6 @@
           <w:bCs/>
           <w:sz w:val="24"/>
           <w:szCs w:val="24"/>
-          <w:lang w:val="en-US"/>
         </w:rPr>
         <w:t>-</w:t>
       </w:r>
@@ -12821,7 +10823,6 @@
           <w:bCs/>
           <w:sz w:val="24"/>
           <w:szCs w:val="24"/>
-          <w:lang w:val="en-US"/>
         </w:rPr>
         <w:t xml:space="preserve"> </w:t>
       </w:r>
@@ -12843,11 +10844,9 @@
           <w:bCs/>
           <w:sz w:val="24"/>
           <w:szCs w:val="24"/>
-          <w:lang w:val="en-US"/>
         </w:rPr>
         <w:t xml:space="preserve"> </w:t>
       </w:r>
-      <w:proofErr w:type="spellStart"/>
       <w:r>
         <w:rPr>
           <w:rFonts w:ascii="Times New Roman" w:hAnsi="Times New Roman" w:cs="Times New Roman"/>
@@ -12859,15 +10858,13 @@
         </w:rPr>
         <w:t>i</w:t>
       </w:r>
-      <w:proofErr w:type="spellEnd"/>
-      <w:r>
-        <w:rPr>
-          <w:rFonts w:ascii="Times New Roman" w:hAnsi="Times New Roman" w:cs="Times New Roman"/>
-          <w:b/>
-          <w:bCs/>
-          <w:sz w:val="24"/>
-          <w:szCs w:val="24"/>
-          <w:lang w:val="en-US"/>
+      <w:r>
+        <w:rPr>
+          <w:rFonts w:ascii="Times New Roman" w:hAnsi="Times New Roman" w:cs="Times New Roman"/>
+          <w:b/>
+          <w:bCs/>
+          <w:sz w:val="24"/>
+          <w:szCs w:val="24"/>
         </w:rPr>
         <w:t xml:space="preserve"> </w:t>
       </w:r>
@@ -12889,11 +10886,9 @@
           <w:bCs/>
           <w:sz w:val="24"/>
           <w:szCs w:val="24"/>
-          <w:lang w:val="en-US"/>
         </w:rPr>
         <w:t xml:space="preserve"> </w:t>
       </w:r>
-      <w:proofErr w:type="spellStart"/>
       <w:r>
         <w:rPr>
           <w:rFonts w:ascii="Times New Roman" w:hAnsi="Times New Roman" w:cs="Times New Roman"/>
@@ -12905,15 +10900,13 @@
         </w:rPr>
         <w:t>fos</w:t>
       </w:r>
-      <w:proofErr w:type="spellEnd"/>
-      <w:r>
-        <w:rPr>
-          <w:rFonts w:ascii="Times New Roman" w:hAnsi="Times New Roman" w:cs="Times New Roman"/>
-          <w:b/>
-          <w:bCs/>
-          <w:sz w:val="24"/>
-          <w:szCs w:val="24"/>
-          <w:lang w:val="en-US"/>
+      <w:r>
+        <w:rPr>
+          <w:rFonts w:ascii="Times New Roman" w:hAnsi="Times New Roman" w:cs="Times New Roman"/>
+          <w:b/>
+          <w:bCs/>
+          <w:sz w:val="24"/>
+          <w:szCs w:val="24"/>
         </w:rPr>
         <w:t xml:space="preserve"> </w:t>
       </w:r>
@@ -12924,7 +10917,6 @@
           <w:bCs/>
           <w:sz w:val="24"/>
           <w:szCs w:val="24"/>
-          <w:lang w:val="en-US"/>
         </w:rPr>
         <w:t>%}</w:t>
       </w:r>
@@ -12939,7 +10931,6 @@
           <w:bCs/>
           <w:sz w:val="24"/>
           <w:szCs w:val="24"/>
-          <w:lang w:val="en-US"/>
         </w:rPr>
       </w:pPr>
       <w:r>
@@ -12949,7 +10940,6 @@
           <w:bCs/>
           <w:sz w:val="24"/>
           <w:szCs w:val="24"/>
-          <w:lang w:val="en-US"/>
         </w:rPr>
         <w:t>5</w:t>
       </w:r>
@@ -12960,39 +10950,60 @@
           <w:bCs/>
           <w:sz w:val="24"/>
           <w:szCs w:val="24"/>
-          <w:lang w:val="en-US"/>
-        </w:rPr>
+        </w:rPr>
+        <w:t>.1.{{</w:t>
+      </w:r>
+      <w:r>
+        <w:t xml:space="preserve"> </w:t>
+      </w:r>
+      <w:r>
+        <w:rPr>
+          <w:lang w:val="en-US"/>
+        </w:rPr>
+        <w:t>i</w:t>
+      </w:r>
+      <w:r>
         <w:t>.</w:t>
       </w:r>
-      <w:proofErr w:type="gramStart"/>
-      <w:r>
-        <w:rPr>
-          <w:rFonts w:ascii="Times New Roman" w:hAnsi="Times New Roman" w:cs="Times New Roman"/>
-          <w:b/>
-          <w:bCs/>
-          <w:sz w:val="24"/>
-          <w:szCs w:val="24"/>
-          <w:lang w:val="en-US"/>
-        </w:rPr>
-        <w:t>1.{{</w:t>
-      </w:r>
-      <w:r>
-        <w:rPr>
-          <w:lang w:val="en-US"/>
-        </w:rPr>
-        <w:t xml:space="preserve"> </w:t>
-      </w:r>
-      <w:proofErr w:type="spellStart"/>
-      <w:r>
-        <w:rPr>
+      <w:r>
+        <w:rPr>
+          <w:rFonts w:ascii="Times New Roman" w:hAnsi="Times New Roman" w:cs="Times New Roman"/>
+          <w:b/>
+          <w:bCs/>
+          <w:sz w:val="24"/>
+          <w:szCs w:val="24"/>
+          <w:lang w:val="en-US"/>
+        </w:rPr>
+        <w:t>number</w:t>
+      </w:r>
+      <w:r>
+        <w:rPr>
+          <w:rFonts w:ascii="Times New Roman" w:hAnsi="Times New Roman" w:cs="Times New Roman"/>
+          <w:b/>
+          <w:bCs/>
+          <w:sz w:val="24"/>
+          <w:szCs w:val="24"/>
+        </w:rPr>
+        <w:t>}} {{</w:t>
+      </w:r>
+      <w:r>
+        <w:rPr>
+          <w:rFonts w:ascii="Times New Roman" w:hAnsi="Times New Roman" w:cs="Times New Roman"/>
+          <w:b/>
+          <w:bCs/>
+          <w:sz w:val="24"/>
+          <w:szCs w:val="24"/>
           <w:lang w:val="en-US"/>
         </w:rPr>
         <w:t>i</w:t>
       </w:r>
-      <w:proofErr w:type="gramEnd"/>
-      <w:r>
-        <w:rPr>
-          <w:lang w:val="en-US"/>
+      <w:r>
+        <w:rPr>
+          <w:rFonts w:ascii="Times New Roman" w:hAnsi="Times New Roman" w:cs="Times New Roman"/>
+          <w:b/>
+          <w:bCs/>
+          <w:sz w:val="24"/>
+          <w:szCs w:val="24"/>
         </w:rPr>
         <w:t>.</w:t>
       </w:r>
@@ -13005,65 +11016,15 @@
           <w:szCs w:val="24"/>
           <w:lang w:val="en-US"/>
         </w:rPr>
-        <w:t>number</w:t>
-      </w:r>
-      <w:proofErr w:type="spellEnd"/>
-      <w:r>
-        <w:rPr>
-          <w:rFonts w:ascii="Times New Roman" w:hAnsi="Times New Roman" w:cs="Times New Roman"/>
-          <w:b/>
-          <w:bCs/>
-          <w:sz w:val="24"/>
-          <w:szCs w:val="24"/>
-          <w:lang w:val="en-US"/>
-        </w:rPr>
-        <w:t>}} {{</w:t>
-      </w:r>
-      <w:proofErr w:type="spellStart"/>
-      <w:proofErr w:type="gramStart"/>
-      <w:r>
-        <w:rPr>
-          <w:rFonts w:ascii="Times New Roman" w:hAnsi="Times New Roman" w:cs="Times New Roman"/>
-          <w:b/>
-          <w:bCs/>
-          <w:sz w:val="24"/>
-          <w:szCs w:val="24"/>
-          <w:lang w:val="en-US"/>
-        </w:rPr>
-        <w:t>i</w:t>
-      </w:r>
-      <w:r>
-        <w:rPr>
-          <w:rFonts w:ascii="Times New Roman" w:hAnsi="Times New Roman" w:cs="Times New Roman"/>
-          <w:b/>
-          <w:bCs/>
-          <w:sz w:val="24"/>
-          <w:szCs w:val="24"/>
-          <w:lang w:val="en-US"/>
-        </w:rPr>
-        <w:t>.</w:t>
-      </w:r>
-      <w:r>
-        <w:rPr>
-          <w:rFonts w:ascii="Times New Roman" w:hAnsi="Times New Roman" w:cs="Times New Roman"/>
-          <w:b/>
-          <w:bCs/>
-          <w:sz w:val="24"/>
-          <w:szCs w:val="24"/>
-          <w:lang w:val="en-US"/>
-        </w:rPr>
         <w:t>title</w:t>
       </w:r>
-      <w:proofErr w:type="spellEnd"/>
-      <w:proofErr w:type="gramEnd"/>
-      <w:r>
-        <w:rPr>
-          <w:rFonts w:ascii="Times New Roman" w:hAnsi="Times New Roman" w:cs="Times New Roman"/>
-          <w:b/>
-          <w:bCs/>
-          <w:sz w:val="24"/>
-          <w:szCs w:val="24"/>
-          <w:lang w:val="en-US"/>
+      <w:r>
+        <w:rPr>
+          <w:rFonts w:ascii="Times New Roman" w:hAnsi="Times New Roman" w:cs="Times New Roman"/>
+          <w:b/>
+          <w:bCs/>
+          <w:sz w:val="24"/>
+          <w:szCs w:val="24"/>
         </w:rPr>
         <w:t>}}</w:t>
       </w:r>
@@ -13111,8 +11072,6 @@
         <w:lastRenderedPageBreak/>
         <w:t>{{</w:t>
       </w:r>
-      <w:proofErr w:type="spellStart"/>
-      <w:proofErr w:type="gramStart"/>
       <w:r>
         <w:rPr>
           <w:rFonts w:ascii="Times New Roman" w:hAnsi="Times New Roman" w:cs="Times New Roman"/>
@@ -13122,7 +11081,6 @@
         </w:rPr>
         <w:t>i</w:t>
       </w:r>
-      <w:proofErr w:type="spellEnd"/>
       <w:r>
         <w:rPr>
           <w:rFonts w:ascii="Times New Roman" w:hAnsi="Times New Roman" w:cs="Times New Roman"/>
@@ -13140,7 +11098,6 @@
         </w:rPr>
         <w:t>about</w:t>
       </w:r>
-      <w:proofErr w:type="gramEnd"/>
       <w:r>
         <w:rPr>
           <w:rFonts w:ascii="Times New Roman" w:hAnsi="Times New Roman" w:cs="Times New Roman"/>
@@ -13191,8 +11148,6 @@
         </w:rPr>
         <w:t>{{</w:t>
       </w:r>
-      <w:proofErr w:type="spellStart"/>
-      <w:proofErr w:type="gramStart"/>
       <w:r>
         <w:rPr>
           <w:rFonts w:ascii="Times New Roman" w:hAnsi="Times New Roman" w:cs="Times New Roman"/>
@@ -13202,7 +11157,6 @@
         </w:rPr>
         <w:t>i</w:t>
       </w:r>
-      <w:proofErr w:type="spellEnd"/>
       <w:r>
         <w:rPr>
           <w:rFonts w:ascii="Times New Roman" w:hAnsi="Times New Roman" w:cs="Times New Roman"/>
@@ -13220,7 +11174,6 @@
         </w:rPr>
         <w:t>criteria</w:t>
       </w:r>
-      <w:proofErr w:type="gramEnd"/>
       <w:r>
         <w:rPr>
           <w:rFonts w:ascii="Times New Roman" w:hAnsi="Times New Roman" w:cs="Times New Roman"/>
@@ -13264,7 +11217,6 @@
         </w:rPr>
         <w:t xml:space="preserve"> </w:t>
       </w:r>
-      <w:proofErr w:type="spellStart"/>
       <w:r>
         <w:rPr>
           <w:rFonts w:ascii="Times New Roman" w:hAnsi="Times New Roman" w:cs="Times New Roman"/>
@@ -13274,7 +11226,6 @@
         </w:rPr>
         <w:t>endfor</w:t>
       </w:r>
-      <w:proofErr w:type="spellEnd"/>
       <w:r>
         <w:rPr>
           <w:rFonts w:ascii="Times New Roman" w:hAnsi="Times New Roman" w:cs="Times New Roman"/>
@@ -13533,9 +11484,8 @@
                 <w:szCs w:val="24"/>
                 <w:lang w:val="en-US"/>
               </w:rPr>
-              <w:t xml:space="preserve">{%tr for </w:t>
-            </w:r>
-            <w:proofErr w:type="spellStart"/>
+              <w:t xml:space="preserve">{%tr for i in </w:t>
+            </w:r>
             <w:r>
               <w:rPr>
                 <w:rFonts w:ascii="Times New Roman" w:hAnsi="Times New Roman" w:cs="Times New Roman"/>
@@ -13545,9 +11495,8 @@
                 <w:szCs w:val="24"/>
                 <w:lang w:val="en-US"/>
               </w:rPr>
-              <w:t>i</w:t>
-            </w:r>
-            <w:proofErr w:type="spellEnd"/>
+              <w:t>indicators</w:t>
+            </w:r>
             <w:r>
               <w:rPr>
                 <w:rFonts w:ascii="Times New Roman" w:hAnsi="Times New Roman" w:cs="Times New Roman"/>
@@ -13557,9 +11506,103 @@
                 <w:szCs w:val="24"/>
                 <w:lang w:val="en-US"/>
               </w:rPr>
-              <w:t xml:space="preserve"> in </w:t>
-            </w:r>
-            <w:r>
+              <w:t>%}</w:t>
+            </w:r>
+          </w:p>
+        </w:tc>
+      </w:tr>
+      <w:tr>
+        <w:tc>
+          <w:tcPr>
+            <w:tcW w:w="2972" w:type="dxa"/>
+          </w:tcPr>
+          <w:p>
+            <w:pPr>
+              <w:jc w:val="both"/>
+              <w:rPr>
+                <w:rFonts w:ascii="Times New Roman" w:hAnsi="Times New Roman" w:cs="Times New Roman"/>
+                <w:bCs/>
+                <w:sz w:val="24"/>
+                <w:szCs w:val="24"/>
+                <w:lang w:val="en-US"/>
+              </w:rPr>
+            </w:pPr>
+            <w:r>
+              <w:rPr>
+                <w:rFonts w:ascii="Times New Roman" w:hAnsi="Times New Roman" w:cs="Times New Roman"/>
+                <w:bCs/>
+                <w:sz w:val="24"/>
+                <w:szCs w:val="24"/>
+                <w:lang w:val="en-US"/>
+              </w:rPr>
+              <w:t>{{ i.index }}</w:t>
+            </w:r>
+          </w:p>
+        </w:tc>
+        <w:tc>
+          <w:tcPr>
+            <w:tcW w:w="4253" w:type="dxa"/>
+          </w:tcPr>
+          <w:p>
+            <w:pPr>
+              <w:jc w:val="both"/>
+              <w:rPr>
+                <w:rFonts w:ascii="Times New Roman" w:hAnsi="Times New Roman" w:cs="Times New Roman"/>
+                <w:bCs/>
+                <w:sz w:val="24"/>
+                <w:szCs w:val="24"/>
+                <w:lang w:val="en-US"/>
+              </w:rPr>
+            </w:pPr>
+            <w:r>
+              <w:rPr>
+                <w:rFonts w:ascii="Times New Roman" w:hAnsi="Times New Roman" w:cs="Times New Roman"/>
+                <w:bCs/>
+                <w:sz w:val="24"/>
+                <w:szCs w:val="24"/>
+                <w:lang w:val="en-US"/>
+              </w:rPr>
+              <w:t>{{i.criteria}}</w:t>
+            </w:r>
+          </w:p>
+        </w:tc>
+        <w:tc>
+          <w:tcPr>
+            <w:tcW w:w="2120" w:type="dxa"/>
+          </w:tcPr>
+          <w:p>
+            <w:pPr>
+              <w:jc w:val="both"/>
+              <w:rPr>
+                <w:rFonts w:ascii="Times New Roman" w:hAnsi="Times New Roman" w:cs="Times New Roman"/>
+                <w:bCs/>
+                <w:sz w:val="24"/>
+                <w:szCs w:val="24"/>
+                <w:lang w:val="en-US"/>
+              </w:rPr>
+            </w:pPr>
+            <w:r>
+              <w:rPr>
+                <w:rFonts w:ascii="Times New Roman" w:hAnsi="Times New Roman" w:cs="Times New Roman"/>
+                <w:bCs/>
+                <w:sz w:val="24"/>
+                <w:szCs w:val="24"/>
+                <w:lang w:val="en-US"/>
+              </w:rPr>
+              <w:t>{{i.methods}}</w:t>
+            </w:r>
+          </w:p>
+        </w:tc>
+      </w:tr>
+      <w:tr>
+        <w:tc>
+          <w:tcPr>
+            <w:tcW w:w="9345" w:type="dxa"/>
+            <w:gridSpan w:val="3"/>
+          </w:tcPr>
+          <w:p>
+            <w:pPr>
+              <w:jc w:val="center"/>
               <w:rPr>
                 <w:rFonts w:ascii="Times New Roman" w:hAnsi="Times New Roman" w:cs="Times New Roman"/>
                 <w:b/>
@@ -13568,8 +11611,7 @@
                 <w:szCs w:val="24"/>
                 <w:lang w:val="en-US"/>
               </w:rPr>
-              <w:t>indicators</w:t>
-            </w:r>
+            </w:pPr>
             <w:r>
               <w:rPr>
                 <w:rFonts w:ascii="Times New Roman" w:hAnsi="Times New Roman" w:cs="Times New Roman"/>
@@ -13579,228 +11621,7 @@
                 <w:szCs w:val="24"/>
                 <w:lang w:val="en-US"/>
               </w:rPr>
-              <w:t>%}</w:t>
-            </w:r>
-          </w:p>
-        </w:tc>
-      </w:tr>
-      <w:tr>
-        <w:tc>
-          <w:tcPr>
-            <w:tcW w:w="2972" w:type="dxa"/>
-          </w:tcPr>
-          <w:p>
-            <w:pPr>
-              <w:jc w:val="both"/>
-              <w:rPr>
-                <w:rFonts w:ascii="Times New Roman" w:hAnsi="Times New Roman" w:cs="Times New Roman"/>
-                <w:bCs/>
-                <w:sz w:val="24"/>
-                <w:szCs w:val="24"/>
-                <w:lang w:val="en-US"/>
-              </w:rPr>
-            </w:pPr>
-            <w:proofErr w:type="gramStart"/>
-            <w:r>
-              <w:rPr>
-                <w:rFonts w:ascii="Times New Roman" w:hAnsi="Times New Roman" w:cs="Times New Roman"/>
-                <w:bCs/>
-                <w:sz w:val="24"/>
-                <w:szCs w:val="24"/>
-                <w:lang w:val="en-US"/>
-              </w:rPr>
-              <w:t xml:space="preserve">{{ </w:t>
-            </w:r>
-            <w:proofErr w:type="spellStart"/>
-            <w:r>
-              <w:rPr>
-                <w:rFonts w:ascii="Times New Roman" w:hAnsi="Times New Roman" w:cs="Times New Roman"/>
-                <w:bCs/>
-                <w:sz w:val="24"/>
-                <w:szCs w:val="24"/>
-                <w:lang w:val="en-US"/>
-              </w:rPr>
-              <w:t>i</w:t>
-            </w:r>
-            <w:proofErr w:type="gramEnd"/>
-            <w:r>
-              <w:rPr>
-                <w:rFonts w:ascii="Times New Roman" w:hAnsi="Times New Roman" w:cs="Times New Roman"/>
-                <w:bCs/>
-                <w:sz w:val="24"/>
-                <w:szCs w:val="24"/>
-                <w:lang w:val="en-US"/>
-              </w:rPr>
-              <w:t>.index</w:t>
-            </w:r>
-            <w:proofErr w:type="spellEnd"/>
-            <w:r>
-              <w:rPr>
-                <w:rFonts w:ascii="Times New Roman" w:hAnsi="Times New Roman" w:cs="Times New Roman"/>
-                <w:bCs/>
-                <w:sz w:val="24"/>
-                <w:szCs w:val="24"/>
-                <w:lang w:val="en-US"/>
-              </w:rPr>
-              <w:t xml:space="preserve"> }}</w:t>
-            </w:r>
-          </w:p>
-        </w:tc>
-        <w:tc>
-          <w:tcPr>
-            <w:tcW w:w="4253" w:type="dxa"/>
-          </w:tcPr>
-          <w:p>
-            <w:pPr>
-              <w:jc w:val="both"/>
-              <w:rPr>
-                <w:rFonts w:ascii="Times New Roman" w:hAnsi="Times New Roman" w:cs="Times New Roman"/>
-                <w:bCs/>
-                <w:sz w:val="24"/>
-                <w:szCs w:val="24"/>
-                <w:lang w:val="en-US"/>
-              </w:rPr>
-            </w:pPr>
-            <w:r>
-              <w:rPr>
-                <w:rFonts w:ascii="Times New Roman" w:hAnsi="Times New Roman" w:cs="Times New Roman"/>
-                <w:bCs/>
-                <w:sz w:val="24"/>
-                <w:szCs w:val="24"/>
-                <w:lang w:val="en-US"/>
-              </w:rPr>
-              <w:t>{{</w:t>
-            </w:r>
-            <w:proofErr w:type="spellStart"/>
-            <w:proofErr w:type="gramStart"/>
-            <w:r>
-              <w:rPr>
-                <w:rFonts w:ascii="Times New Roman" w:hAnsi="Times New Roman" w:cs="Times New Roman"/>
-                <w:bCs/>
-                <w:sz w:val="24"/>
-                <w:szCs w:val="24"/>
-                <w:lang w:val="en-US"/>
-              </w:rPr>
-              <w:t>i.criteria</w:t>
-            </w:r>
-            <w:proofErr w:type="spellEnd"/>
-            <w:proofErr w:type="gramEnd"/>
-            <w:r>
-              <w:rPr>
-                <w:rFonts w:ascii="Times New Roman" w:hAnsi="Times New Roman" w:cs="Times New Roman"/>
-                <w:bCs/>
-                <w:sz w:val="24"/>
-                <w:szCs w:val="24"/>
-                <w:lang w:val="en-US"/>
-              </w:rPr>
-              <w:t>}}</w:t>
-            </w:r>
-          </w:p>
-        </w:tc>
-        <w:tc>
-          <w:tcPr>
-            <w:tcW w:w="2120" w:type="dxa"/>
-          </w:tcPr>
-          <w:p>
-            <w:pPr>
-              <w:jc w:val="both"/>
-              <w:rPr>
-                <w:rFonts w:ascii="Times New Roman" w:hAnsi="Times New Roman" w:cs="Times New Roman"/>
-                <w:bCs/>
-                <w:sz w:val="24"/>
-                <w:szCs w:val="24"/>
-                <w:lang w:val="en-US"/>
-              </w:rPr>
-            </w:pPr>
-            <w:r>
-              <w:rPr>
-                <w:rFonts w:ascii="Times New Roman" w:hAnsi="Times New Roman" w:cs="Times New Roman"/>
-                <w:bCs/>
-                <w:sz w:val="24"/>
-                <w:szCs w:val="24"/>
-                <w:lang w:val="en-US"/>
-              </w:rPr>
-              <w:t>{{</w:t>
-            </w:r>
-            <w:proofErr w:type="spellStart"/>
-            <w:proofErr w:type="gramStart"/>
-            <w:r>
-              <w:rPr>
-                <w:rFonts w:ascii="Times New Roman" w:hAnsi="Times New Roman" w:cs="Times New Roman"/>
-                <w:bCs/>
-                <w:sz w:val="24"/>
-                <w:szCs w:val="24"/>
-                <w:lang w:val="en-US"/>
-              </w:rPr>
-              <w:t>i.methods</w:t>
-            </w:r>
-            <w:proofErr w:type="spellEnd"/>
-            <w:proofErr w:type="gramEnd"/>
-            <w:r>
-              <w:rPr>
-                <w:rFonts w:ascii="Times New Roman" w:hAnsi="Times New Roman" w:cs="Times New Roman"/>
-                <w:bCs/>
-                <w:sz w:val="24"/>
-                <w:szCs w:val="24"/>
-                <w:lang w:val="en-US"/>
-              </w:rPr>
-              <w:t>}}</w:t>
-            </w:r>
-          </w:p>
-        </w:tc>
-      </w:tr>
-      <w:tr>
-        <w:tc>
-          <w:tcPr>
-            <w:tcW w:w="9345" w:type="dxa"/>
-            <w:gridSpan w:val="3"/>
-          </w:tcPr>
-          <w:p>
-            <w:pPr>
-              <w:jc w:val="center"/>
-              <w:rPr>
-                <w:rFonts w:ascii="Times New Roman" w:hAnsi="Times New Roman" w:cs="Times New Roman"/>
-                <w:b/>
-                <w:bCs/>
-                <w:sz w:val="24"/>
-                <w:szCs w:val="24"/>
-                <w:lang w:val="en-US"/>
-              </w:rPr>
-            </w:pPr>
-            <w:r>
-              <w:rPr>
-                <w:rFonts w:ascii="Times New Roman" w:hAnsi="Times New Roman" w:cs="Times New Roman"/>
-                <w:b/>
-                <w:bCs/>
-                <w:sz w:val="24"/>
-                <w:szCs w:val="24"/>
-                <w:lang w:val="en-US"/>
-              </w:rPr>
-              <w:t xml:space="preserve">{%tr </w:t>
-            </w:r>
-            <w:proofErr w:type="spellStart"/>
-            <w:r>
-              <w:rPr>
-                <w:rFonts w:ascii="Times New Roman" w:hAnsi="Times New Roman" w:cs="Times New Roman"/>
-                <w:b/>
-                <w:bCs/>
-                <w:sz w:val="24"/>
-                <w:szCs w:val="24"/>
-                <w:lang w:val="en-US"/>
-              </w:rPr>
-              <w:t>endfor</w:t>
-            </w:r>
-            <w:proofErr w:type="spellEnd"/>
-            <w:r>
-              <w:rPr>
-                <w:rFonts w:ascii="Times New Roman" w:hAnsi="Times New Roman" w:cs="Times New Roman"/>
-                <w:b/>
-                <w:bCs/>
-                <w:sz w:val="24"/>
-                <w:szCs w:val="24"/>
-                <w:lang w:val="en-US"/>
-              </w:rPr>
-              <w:t xml:space="preserve"> %}</w:t>
+              <w:t>{%tr endfor %}</w:t>
             </w:r>
           </w:p>
         </w:tc>
@@ -13913,7 +11734,6 @@
         </w:rPr>
         <w:t xml:space="preserve"> </w:t>
       </w:r>
-      <w:proofErr w:type="spellStart"/>
       <w:r>
         <w:rPr>
           <w:rFonts w:ascii="Times New Roman" w:hAnsi="Times New Roman" w:cs="Times New Roman"/>
@@ -13925,7 +11745,6 @@
         </w:rPr>
         <w:t>i</w:t>
       </w:r>
-      <w:proofErr w:type="spellEnd"/>
       <w:r>
         <w:rPr>
           <w:rFonts w:ascii="Times New Roman" w:hAnsi="Times New Roman" w:cs="Times New Roman"/>
@@ -14014,34 +11833,8 @@
           <w:szCs w:val="24"/>
           <w:lang w:val="en-US"/>
         </w:rPr>
-        <w:t>.2.</w:t>
-      </w:r>
-      <w:proofErr w:type="gramStart"/>
-      <w:r>
-        <w:rPr>
-          <w:rFonts w:ascii="Times New Roman" w:hAnsi="Times New Roman" w:cs="Times New Roman"/>
-          <w:b/>
-          <w:bCs/>
-          <w:sz w:val="24"/>
-          <w:szCs w:val="24"/>
-          <w:lang w:val="en-US"/>
-        </w:rPr>
-        <w:t>2.{</w:t>
-      </w:r>
-      <w:proofErr w:type="gramEnd"/>
-      <w:r>
-        <w:rPr>
-          <w:rFonts w:ascii="Times New Roman" w:hAnsi="Times New Roman" w:cs="Times New Roman"/>
-          <w:b/>
-          <w:bCs/>
-          <w:sz w:val="24"/>
-          <w:szCs w:val="24"/>
-          <w:lang w:val="en-US"/>
-        </w:rPr>
-        <w:t>{</w:t>
-      </w:r>
-      <w:proofErr w:type="spellStart"/>
-      <w:proofErr w:type="gramStart"/>
+        <w:t>.2.2.{{</w:t>
+      </w:r>
       <w:r>
         <w:rPr>
           <w:rFonts w:ascii="Times New Roman" w:hAnsi="Times New Roman" w:cs="Times New Roman"/>
@@ -14075,8 +11868,6 @@
         </w:rPr>
         <w:t>number</w:t>
       </w:r>
-      <w:proofErr w:type="spellEnd"/>
-      <w:proofErr w:type="gramEnd"/>
       <w:r>
         <w:rPr>
           <w:rFonts w:ascii="Times New Roman" w:hAnsi="Times New Roman" w:cs="Times New Roman"/>
@@ -14097,79 +11888,7 @@
           <w:szCs w:val="24"/>
           <w:lang w:val="en-US"/>
         </w:rPr>
-        <w:t>{{</w:t>
-      </w:r>
-      <w:proofErr w:type="spellStart"/>
-      <w:proofErr w:type="gramStart"/>
-      <w:r>
-        <w:rPr>
-          <w:rFonts w:ascii="Times New Roman" w:hAnsi="Times New Roman" w:cs="Times New Roman"/>
-          <w:b/>
-          <w:bCs/>
-          <w:sz w:val="24"/>
-          <w:szCs w:val="24"/>
-          <w:lang w:val="en-US"/>
-        </w:rPr>
-        <w:t>i.title</w:t>
-      </w:r>
-      <w:proofErr w:type="spellEnd"/>
-      <w:proofErr w:type="gramEnd"/>
-      <w:r>
-        <w:rPr>
-          <w:rFonts w:ascii="Times New Roman" w:hAnsi="Times New Roman" w:cs="Times New Roman"/>
-          <w:b/>
-          <w:bCs/>
-          <w:sz w:val="24"/>
-          <w:szCs w:val="24"/>
-          <w:lang w:val="en-US"/>
-        </w:rPr>
-        <w:t>}}</w:t>
-      </w:r>
-    </w:p>
-    <w:p>
-      <w:pPr>
-        <w:spacing w:before="200" w:after="200" w:line="240" w:lineRule="auto"/>
-        <w:rPr>
-          <w:rFonts w:ascii="Times New Roman" w:hAnsi="Times New Roman" w:cs="Times New Roman"/>
-          <w:bCs/>
-          <w:sz w:val="24"/>
-          <w:szCs w:val="24"/>
-          <w:lang w:val="en-US"/>
-        </w:rPr>
-      </w:pPr>
-      <w:r>
-        <w:rPr>
-          <w:rFonts w:ascii="Times New Roman" w:hAnsi="Times New Roman" w:cs="Times New Roman"/>
-          <w:bCs/>
-          <w:sz w:val="24"/>
-          <w:szCs w:val="24"/>
-          <w:lang w:val="en-US"/>
-        </w:rPr>
-        <w:t>{{</w:t>
-      </w:r>
-      <w:proofErr w:type="spellStart"/>
-      <w:proofErr w:type="gramStart"/>
-      <w:r>
-        <w:rPr>
-          <w:rFonts w:ascii="Times New Roman" w:hAnsi="Times New Roman" w:cs="Times New Roman"/>
-          <w:bCs/>
-          <w:sz w:val="24"/>
-          <w:szCs w:val="24"/>
-          <w:lang w:val="en-US"/>
-        </w:rPr>
-        <w:t>i.main</w:t>
-      </w:r>
-      <w:proofErr w:type="spellEnd"/>
-      <w:proofErr w:type="gramEnd"/>
-      <w:r>
-        <w:rPr>
-          <w:rFonts w:ascii="Times New Roman" w:hAnsi="Times New Roman" w:cs="Times New Roman"/>
-          <w:bCs/>
-          <w:sz w:val="24"/>
-          <w:szCs w:val="24"/>
-          <w:lang w:val="en-US"/>
-        </w:rPr>
-        <w:t>}}</w:t>
+        <w:t>{{i.title}}</w:t>
       </w:r>
     </w:p>
     <w:p>
@@ -14203,34 +11922,8 @@
           <w:szCs w:val="24"/>
           <w:lang w:val="en-US"/>
         </w:rPr>
-        <w:t>.2.</w:t>
-      </w:r>
-      <w:proofErr w:type="gramStart"/>
-      <w:r>
-        <w:rPr>
-          <w:rFonts w:ascii="Times New Roman" w:hAnsi="Times New Roman" w:cs="Times New Roman"/>
-          <w:b/>
-          <w:bCs/>
-          <w:sz w:val="24"/>
-          <w:szCs w:val="24"/>
-          <w:lang w:val="en-US"/>
-        </w:rPr>
-        <w:t>2.{</w:t>
-      </w:r>
-      <w:proofErr w:type="gramEnd"/>
-      <w:r>
-        <w:rPr>
-          <w:rFonts w:ascii="Times New Roman" w:hAnsi="Times New Roman" w:cs="Times New Roman"/>
-          <w:b/>
-          <w:bCs/>
-          <w:sz w:val="24"/>
-          <w:szCs w:val="24"/>
-          <w:lang w:val="en-US"/>
-        </w:rPr>
-        <w:t>{</w:t>
-      </w:r>
-      <w:proofErr w:type="spellStart"/>
-      <w:proofErr w:type="gramStart"/>
+        <w:t>.2.2.{{</w:t>
+      </w:r>
       <w:r>
         <w:rPr>
           <w:rFonts w:ascii="Times New Roman" w:hAnsi="Times New Roman" w:cs="Times New Roman"/>
@@ -14264,8 +11957,6 @@
         </w:rPr>
         <w:t>number</w:t>
       </w:r>
-      <w:proofErr w:type="spellEnd"/>
-      <w:proofErr w:type="gramEnd"/>
       <w:r>
         <w:rPr>
           <w:rFonts w:ascii="Times New Roman" w:hAnsi="Times New Roman" w:cs="Times New Roman"/>
@@ -14342,7 +12033,6 @@
           <w:lang w:val="en-US"/>
         </w:rPr>
       </w:pPr>
-      <w:proofErr w:type="gramStart"/>
       <w:r>
         <w:rPr>
           <w:rFonts w:ascii="Times New Roman" w:hAnsi="Times New Roman" w:cs="Times New Roman"/>
@@ -14361,37 +12051,15 @@
         </w:rPr>
         <w:t xml:space="preserve"> </w:t>
       </w:r>
-      <w:proofErr w:type="spellStart"/>
-      <w:r>
-        <w:rPr>
-          <w:rFonts w:ascii="Times New Roman" w:hAnsi="Times New Roman" w:cs="Times New Roman"/>
-          <w:sz w:val="24"/>
-          <w:szCs w:val="24"/>
-          <w:lang w:val="en-US"/>
-        </w:rPr>
-        <w:t>i</w:t>
-      </w:r>
-      <w:proofErr w:type="gramEnd"/>
-      <w:r>
-        <w:rPr>
-          <w:rFonts w:ascii="Times New Roman" w:hAnsi="Times New Roman" w:cs="Times New Roman"/>
-          <w:sz w:val="24"/>
-          <w:szCs w:val="24"/>
-          <w:lang w:val="en-US"/>
-        </w:rPr>
-        <w:t>.</w:t>
-      </w:r>
-      <w:proofErr w:type="gramStart"/>
-      <w:r>
-        <w:rPr>
-          <w:rFonts w:ascii="Times New Roman" w:hAnsi="Times New Roman" w:cs="Times New Roman"/>
-          <w:sz w:val="24"/>
-          <w:szCs w:val="24"/>
-          <w:lang w:val="en-US"/>
-        </w:rPr>
-        <w:t>about</w:t>
-      </w:r>
-      <w:proofErr w:type="spellEnd"/>
+      <w:r>
+        <w:rPr>
+          <w:rFonts w:ascii="Times New Roman" w:hAnsi="Times New Roman" w:cs="Times New Roman"/>
+          <w:sz w:val="24"/>
+          <w:szCs w:val="24"/>
+          <w:lang w:val="en-US"/>
+        </w:rPr>
+        <w:t>i.about</w:t>
+      </w:r>
       <w:r>
         <w:rPr>
           <w:rFonts w:ascii="Times New Roman" w:hAnsi="Times New Roman" w:cs="Times New Roman"/>
@@ -14408,17 +12076,7 @@
           <w:szCs w:val="24"/>
           <w:lang w:val="en-US"/>
         </w:rPr>
-        <w:t>}</w:t>
-      </w:r>
-      <w:proofErr w:type="gramEnd"/>
-      <w:r>
-        <w:rPr>
-          <w:rFonts w:ascii="Times New Roman" w:hAnsi="Times New Roman" w:cs="Times New Roman"/>
-          <w:sz w:val="24"/>
-          <w:szCs w:val="24"/>
-          <w:lang w:val="en-US"/>
-        </w:rPr>
-        <w:t>}</w:t>
+        <w:t>}}</w:t>
       </w:r>
     </w:p>
     <w:p>
@@ -14429,6 +12087,7 @@
           <w:rFonts w:ascii="Times New Roman" w:hAnsi="Times New Roman" w:cs="Times New Roman"/>
           <w:sz w:val="24"/>
           <w:szCs w:val="24"/>
+          <w:lang w:val="en-US"/>
         </w:rPr>
       </w:pPr>
       <w:r>
@@ -14436,6 +12095,7 @@
           <w:rFonts w:ascii="Times New Roman" w:hAnsi="Times New Roman" w:cs="Times New Roman"/>
           <w:sz w:val="24"/>
           <w:szCs w:val="24"/>
+          <w:lang w:val="en-US"/>
         </w:rPr>
         <w:t>{%</w:t>
       </w:r>
@@ -14444,6 +12104,7 @@
           <w:rFonts w:ascii="Times New Roman" w:hAnsi="Times New Roman" w:cs="Times New Roman"/>
           <w:sz w:val="24"/>
           <w:szCs w:val="24"/>
+          <w:lang w:val="en-US"/>
         </w:rPr>
         <w:t>-</w:t>
       </w:r>
@@ -14452,6 +12113,7 @@
           <w:rFonts w:ascii="Times New Roman" w:hAnsi="Times New Roman" w:cs="Times New Roman"/>
           <w:sz w:val="24"/>
           <w:szCs w:val="24"/>
+          <w:lang w:val="en-US"/>
         </w:rPr>
         <w:t xml:space="preserve"> </w:t>
       </w:r>
@@ -14469,10 +12131,10 @@
           <w:rFonts w:ascii="Times New Roman" w:hAnsi="Times New Roman" w:cs="Times New Roman"/>
           <w:sz w:val="24"/>
           <w:szCs w:val="24"/>
+          <w:lang w:val="en-US"/>
         </w:rPr>
         <w:t xml:space="preserve"> </w:t>
       </w:r>
-      <w:proofErr w:type="spellStart"/>
       <w:r>
         <w:rPr>
           <w:rFonts w:ascii="Times New Roman" w:hAnsi="Times New Roman" w:cs="Times New Roman"/>
@@ -14482,16 +12144,15 @@
         </w:rPr>
         <w:t>i</w:t>
       </w:r>
-      <w:proofErr w:type="spellEnd"/>
-      <w:r>
-        <w:rPr>
-          <w:rFonts w:ascii="Times New Roman" w:hAnsi="Times New Roman" w:cs="Times New Roman"/>
-          <w:sz w:val="24"/>
-          <w:szCs w:val="24"/>
+      <w:r>
+        <w:rPr>
+          <w:rFonts w:ascii="Times New Roman" w:hAnsi="Times New Roman" w:cs="Times New Roman"/>
+          <w:sz w:val="24"/>
+          <w:szCs w:val="24"/>
+          <w:lang w:val="en-US"/>
         </w:rPr>
         <w:t>.</w:t>
       </w:r>
-      <w:proofErr w:type="gramStart"/>
       <w:r>
         <w:rPr>
           <w:rFonts w:ascii="Times New Roman" w:hAnsi="Times New Roman" w:cs="Times New Roman"/>
@@ -14506,17 +12167,9 @@
           <w:rFonts w:ascii="Times New Roman" w:hAnsi="Times New Roman" w:cs="Times New Roman"/>
           <w:sz w:val="24"/>
           <w:szCs w:val="24"/>
-        </w:rPr>
-        <w:t xml:space="preserve"> !</w:t>
-      </w:r>
-      <w:proofErr w:type="gramEnd"/>
-      <w:r>
-        <w:rPr>
-          <w:rFonts w:ascii="Times New Roman" w:hAnsi="Times New Roman" w:cs="Times New Roman"/>
-          <w:sz w:val="24"/>
-          <w:szCs w:val="24"/>
-        </w:rPr>
-        <w:t>= ‘’ %}</w:t>
+          <w:lang w:val="en-US"/>
+        </w:rPr>
+        <w:t xml:space="preserve"> != ‘’ %}</w:t>
       </w:r>
     </w:p>
     <w:p>
@@ -14527,6 +12180,7 @@
           <w:rFonts w:ascii="Times New Roman" w:hAnsi="Times New Roman" w:cs="Times New Roman"/>
           <w:sz w:val="24"/>
           <w:szCs w:val="24"/>
+          <w:lang w:val="en-US"/>
         </w:rPr>
       </w:pPr>
       <w:r>
@@ -14544,6 +12198,7 @@
           <w:sz w:val="24"/>
           <w:szCs w:val="24"/>
           <w:u w:val="single"/>
+          <w:lang w:val="en-US"/>
         </w:rPr>
         <w:t xml:space="preserve"> </w:t>
       </w:r>
@@ -14562,6 +12217,7 @@
           <w:sz w:val="24"/>
           <w:szCs w:val="24"/>
           <w:u w:val="single"/>
+          <w:lang w:val="en-US"/>
         </w:rPr>
         <w:t>:</w:t>
       </w:r>
@@ -14574,9 +12230,9 @@
           <w:sz w:val="24"/>
           <w:szCs w:val="24"/>
           <w:u w:val="single"/>
+          <w:lang w:val="en-US"/>
         </w:rPr>
       </w:pPr>
-      <w:proofErr w:type="gramStart"/>
       <w:r>
         <w:rPr>
           <w:rFonts w:ascii="Times New Roman" w:hAnsi="Times New Roman" w:cs="Times New Roman"/>
@@ -14586,7 +12242,6 @@
         </w:rPr>
         <w:t xml:space="preserve">{{ </w:t>
       </w:r>
-      <w:proofErr w:type="spellStart"/>
       <w:r>
         <w:rPr>
           <w:rFonts w:ascii="Times New Roman" w:hAnsi="Times New Roman" w:cs="Times New Roman"/>
@@ -14596,7 +12251,6 @@
         </w:rPr>
         <w:t>i</w:t>
       </w:r>
-      <w:proofErr w:type="gramEnd"/>
       <w:r>
         <w:rPr>
           <w:rFonts w:ascii="Times New Roman" w:hAnsi="Times New Roman" w:cs="Times New Roman"/>
@@ -14606,7 +12260,6 @@
         </w:rPr>
         <w:t>.</w:t>
       </w:r>
-      <w:proofErr w:type="gramStart"/>
       <w:r>
         <w:rPr>
           <w:rFonts w:ascii="Times New Roman" w:hAnsi="Times New Roman" w:cs="Times New Roman"/>
@@ -14616,25 +12269,14 @@
         </w:rPr>
         <w:t>example</w:t>
       </w:r>
-      <w:proofErr w:type="spellEnd"/>
-      <w:r>
-        <w:rPr>
-          <w:rFonts w:ascii="Times New Roman" w:hAnsi="Times New Roman" w:cs="Times New Roman"/>
-          <w:sz w:val="24"/>
-          <w:szCs w:val="24"/>
-          <w:lang w:val="en-US"/>
-        </w:rPr>
-        <w:t xml:space="preserve"> }</w:t>
-      </w:r>
-      <w:proofErr w:type="gramEnd"/>
-      <w:r>
-        <w:rPr>
-          <w:rFonts w:ascii="Times New Roman" w:hAnsi="Times New Roman" w:cs="Times New Roman"/>
-          <w:sz w:val="24"/>
-          <w:szCs w:val="24"/>
-          <w:lang w:val="en-US"/>
-        </w:rPr>
-        <w:t>}</w:t>
+      <w:r>
+        <w:rPr>
+          <w:rFonts w:ascii="Times New Roman" w:hAnsi="Times New Roman" w:cs="Times New Roman"/>
+          <w:sz w:val="24"/>
+          <w:szCs w:val="24"/>
+          <w:lang w:val="en-US"/>
+        </w:rPr>
+        <w:t xml:space="preserve"> }}</w:t>
       </w:r>
       <w:r>
         <w:rPr>
@@ -14745,34 +12387,8 @@
           <w:szCs w:val="24"/>
           <w:lang w:val="en-US"/>
         </w:rPr>
-        <w:t>.2.</w:t>
-      </w:r>
-      <w:proofErr w:type="gramStart"/>
-      <w:r>
-        <w:rPr>
-          <w:rFonts w:ascii="Times New Roman" w:hAnsi="Times New Roman" w:cs="Times New Roman"/>
-          <w:b/>
-          <w:bCs/>
-          <w:sz w:val="24"/>
-          <w:szCs w:val="24"/>
-          <w:lang w:val="en-US"/>
-        </w:rPr>
-        <w:t>2.{</w:t>
-      </w:r>
-      <w:proofErr w:type="gramEnd"/>
-      <w:r>
-        <w:rPr>
-          <w:rFonts w:ascii="Times New Roman" w:hAnsi="Times New Roman" w:cs="Times New Roman"/>
-          <w:b/>
-          <w:bCs/>
-          <w:sz w:val="24"/>
-          <w:szCs w:val="24"/>
-          <w:lang w:val="en-US"/>
-        </w:rPr>
-        <w:t>{</w:t>
-      </w:r>
-      <w:proofErr w:type="spellStart"/>
-      <w:proofErr w:type="gramStart"/>
+        <w:t>.2.2.{{</w:t>
+      </w:r>
       <w:r>
         <w:rPr>
           <w:rFonts w:ascii="Times New Roman" w:hAnsi="Times New Roman" w:cs="Times New Roman"/>
@@ -14806,8 +12422,6 @@
         </w:rPr>
         <w:t>number</w:t>
       </w:r>
-      <w:proofErr w:type="spellEnd"/>
-      <w:proofErr w:type="gramEnd"/>
       <w:r>
         <w:rPr>
           <w:rFonts w:ascii="Times New Roman" w:hAnsi="Times New Roman" w:cs="Times New Roman"/>
@@ -14914,8 +12528,6 @@
         </w:rPr>
         <w:t xml:space="preserve"> </w:t>
       </w:r>
-      <w:proofErr w:type="spellStart"/>
-      <w:proofErr w:type="gramStart"/>
       <w:r>
         <w:rPr>
           <w:rFonts w:ascii="Times New Roman" w:hAnsi="Times New Roman" w:cs="Times New Roman"/>
@@ -14946,8 +12558,6 @@
         </w:rPr>
         <w:t>type</w:t>
       </w:r>
-      <w:proofErr w:type="spellEnd"/>
-      <w:proofErr w:type="gramEnd"/>
       <w:r>
         <w:rPr>
           <w:rFonts w:ascii="Times New Roman" w:hAnsi="Times New Roman" w:cs="Times New Roman"/>
@@ -14958,7 +12568,6 @@
         </w:rPr>
         <w:t xml:space="preserve"> == ‘</w:t>
       </w:r>
-      <w:proofErr w:type="spellStart"/>
       <w:r>
         <w:rPr>
           <w:rFonts w:ascii="Times New Roman" w:hAnsi="Times New Roman" w:cs="Times New Roman"/>
@@ -14969,7 +12578,6 @@
         </w:rPr>
         <w:t>zach</w:t>
       </w:r>
-      <w:proofErr w:type="spellEnd"/>
       <w:r>
         <w:rPr>
           <w:rFonts w:ascii="Times New Roman" w:hAnsi="Times New Roman" w:cs="Times New Roman"/>
@@ -15085,29 +12693,7 @@
                 <w:sz w:val="24"/>
                 <w:lang w:val="en-US"/>
               </w:rPr>
-              <w:t>{{</w:t>
-            </w:r>
-            <w:proofErr w:type="spellStart"/>
-            <w:proofErr w:type="gramStart"/>
-            <w:r>
-              <w:rPr>
-                <w:rFonts w:ascii="Times New Roman" w:hAnsi="Times New Roman" w:cs="Times New Roman"/>
-                <w:bCs/>
-                <w:sz w:val="24"/>
-                <w:lang w:val="en-US"/>
-              </w:rPr>
-              <w:t>i.passed</w:t>
-            </w:r>
-            <w:proofErr w:type="spellEnd"/>
-            <w:proofErr w:type="gramEnd"/>
-            <w:r>
-              <w:rPr>
-                <w:rFonts w:ascii="Times New Roman" w:hAnsi="Times New Roman" w:cs="Times New Roman"/>
-                <w:bCs/>
-                <w:sz w:val="24"/>
-                <w:lang w:val="en-US"/>
-              </w:rPr>
-              <w:t>}}</w:t>
+              <w:t>{{i.passed}}</w:t>
             </w:r>
           </w:p>
         </w:tc>
@@ -15133,29 +12719,7 @@
                 <w:sz w:val="24"/>
                 <w:lang w:val="en-US"/>
               </w:rPr>
-              <w:t>{{</w:t>
-            </w:r>
-            <w:proofErr w:type="spellStart"/>
-            <w:proofErr w:type="gramStart"/>
-            <w:r>
-              <w:rPr>
-                <w:rFonts w:ascii="Times New Roman" w:hAnsi="Times New Roman" w:cs="Times New Roman"/>
-                <w:bCs/>
-                <w:sz w:val="24"/>
-                <w:lang w:val="en-US"/>
-              </w:rPr>
-              <w:t>i.unpassed</w:t>
-            </w:r>
-            <w:proofErr w:type="spellEnd"/>
-            <w:proofErr w:type="gramEnd"/>
-            <w:r>
-              <w:rPr>
-                <w:rFonts w:ascii="Times New Roman" w:hAnsi="Times New Roman" w:cs="Times New Roman"/>
-                <w:bCs/>
-                <w:sz w:val="24"/>
-                <w:lang w:val="en-US"/>
-              </w:rPr>
-              <w:t>}}</w:t>
+              <w:t>{{i.unpassed}}</w:t>
             </w:r>
           </w:p>
         </w:tc>
@@ -15323,29 +12887,7 @@
                 <w:sz w:val="24"/>
                 <w:lang w:val="en-US"/>
               </w:rPr>
-              <w:t>{{</w:t>
-            </w:r>
-            <w:proofErr w:type="spellStart"/>
-            <w:proofErr w:type="gramStart"/>
-            <w:r>
-              <w:rPr>
-                <w:rFonts w:ascii="Times New Roman" w:hAnsi="Times New Roman" w:cs="Times New Roman"/>
-                <w:bCs/>
-                <w:sz w:val="24"/>
-                <w:lang w:val="en-US"/>
-              </w:rPr>
-              <w:t>i.great</w:t>
-            </w:r>
-            <w:proofErr w:type="spellEnd"/>
-            <w:proofErr w:type="gramEnd"/>
-            <w:r>
-              <w:rPr>
-                <w:rFonts w:ascii="Times New Roman" w:hAnsi="Times New Roman" w:cs="Times New Roman"/>
-                <w:bCs/>
-                <w:sz w:val="24"/>
-                <w:lang w:val="en-US"/>
-              </w:rPr>
-              <w:t>}}</w:t>
+              <w:t>{{i.great}}</w:t>
             </w:r>
           </w:p>
         </w:tc>
@@ -15371,29 +12913,7 @@
                 <w:sz w:val="24"/>
                 <w:lang w:val="en-US"/>
               </w:rPr>
-              <w:t>{{</w:t>
-            </w:r>
-            <w:proofErr w:type="spellStart"/>
-            <w:proofErr w:type="gramStart"/>
-            <w:r>
-              <w:rPr>
-                <w:rFonts w:ascii="Times New Roman" w:hAnsi="Times New Roman" w:cs="Times New Roman"/>
-                <w:bCs/>
-                <w:sz w:val="24"/>
-                <w:lang w:val="en-US"/>
-              </w:rPr>
-              <w:t>i.good</w:t>
-            </w:r>
-            <w:proofErr w:type="spellEnd"/>
-            <w:proofErr w:type="gramEnd"/>
-            <w:r>
-              <w:rPr>
-                <w:rFonts w:ascii="Times New Roman" w:hAnsi="Times New Roman" w:cs="Times New Roman"/>
-                <w:bCs/>
-                <w:sz w:val="24"/>
-                <w:lang w:val="en-US"/>
-              </w:rPr>
-              <w:t>}}</w:t>
+              <w:t>{{i.good}}</w:t>
             </w:r>
           </w:p>
         </w:tc>
@@ -15419,10 +12939,8 @@
                 <w:sz w:val="24"/>
                 <w:lang w:val="en-US"/>
               </w:rPr>
-              <w:t>{{</w:t>
-            </w:r>
-            <w:proofErr w:type="spellStart"/>
-            <w:proofErr w:type="gramStart"/>
+              <w:t>{{i.</w:t>
+            </w:r>
             <w:r>
               <w:rPr>
                 <w:rFonts w:ascii="Times New Roman" w:hAnsi="Times New Roman" w:cs="Times New Roman"/>
@@ -15430,19 +12948,8 @@
                 <w:sz w:val="24"/>
                 <w:lang w:val="en-US"/>
               </w:rPr>
-              <w:t>i.</w:t>
-            </w:r>
-            <w:r>
-              <w:rPr>
-                <w:rFonts w:ascii="Times New Roman" w:hAnsi="Times New Roman" w:cs="Times New Roman"/>
-                <w:bCs/>
-                <w:sz w:val="24"/>
-                <w:lang w:val="en-US"/>
-              </w:rPr>
               <w:t>satisfactorily</w:t>
             </w:r>
-            <w:proofErr w:type="spellEnd"/>
-            <w:proofErr w:type="gramEnd"/>
             <w:r>
               <w:rPr>
                 <w:rFonts w:ascii="Times New Roman" w:hAnsi="Times New Roman" w:cs="Times New Roman"/>
@@ -15476,10 +12983,8 @@
                 <w:sz w:val="24"/>
                 <w:lang w:val="en-US"/>
               </w:rPr>
-              <w:t>{{</w:t>
-            </w:r>
-            <w:proofErr w:type="spellStart"/>
-            <w:proofErr w:type="gramStart"/>
+              <w:t>{{i.</w:t>
+            </w:r>
             <w:r>
               <w:rPr>
                 <w:rFonts w:ascii="Times New Roman" w:hAnsi="Times New Roman" w:cs="Times New Roman"/>
@@ -15487,19 +12992,8 @@
                 <w:sz w:val="24"/>
                 <w:lang w:val="en-US"/>
               </w:rPr>
-              <w:t>i.</w:t>
-            </w:r>
-            <w:r>
-              <w:rPr>
-                <w:rFonts w:ascii="Times New Roman" w:hAnsi="Times New Roman" w:cs="Times New Roman"/>
-                <w:bCs/>
-                <w:sz w:val="24"/>
-                <w:lang w:val="en-US"/>
-              </w:rPr>
               <w:t>unsatisfactory</w:t>
             </w:r>
-            <w:proofErr w:type="spellEnd"/>
-            <w:proofErr w:type="gramEnd"/>
             <w:r>
               <w:rPr>
                 <w:rFonts w:ascii="Times New Roman" w:hAnsi="Times New Roman" w:cs="Times New Roman"/>
@@ -15594,31 +13088,7 @@
           <w:szCs w:val="24"/>
           <w:lang w:val="en-US"/>
         </w:rPr>
-        <w:t xml:space="preserve"> </w:t>
-      </w:r>
-      <w:proofErr w:type="spellStart"/>
-      <w:r>
-        <w:rPr>
-          <w:rFonts w:ascii="Times New Roman" w:hAnsi="Times New Roman" w:cs="Times New Roman"/>
-          <w:b/>
-          <w:bCs/>
-          <w:sz w:val="24"/>
-          <w:szCs w:val="24"/>
-          <w:lang w:val="en-US"/>
-        </w:rPr>
-        <w:t>endfor</w:t>
-      </w:r>
-      <w:proofErr w:type="spellEnd"/>
-      <w:r>
-        <w:rPr>
-          <w:rFonts w:ascii="Times New Roman" w:hAnsi="Times New Roman" w:cs="Times New Roman"/>
-          <w:b/>
-          <w:bCs/>
-          <w:sz w:val="24"/>
-          <w:szCs w:val="24"/>
-          <w:lang w:val="en-US"/>
-        </w:rPr>
-        <w:t xml:space="preserve"> </w:t>
+        <w:t xml:space="preserve"> endfor </w:t>
       </w:r>
       <w:r>
         <w:rPr>
@@ -15663,7 +13133,6 @@
           <w:sz w:val="24"/>
           <w:szCs w:val="24"/>
         </w:rPr>
-        <w:lastRenderedPageBreak/>
         <w:t>6</w:t>
       </w:r>
       <w:r>
@@ -15747,6 +13216,7 @@
           <w:szCs w:val="24"/>
           <w:lang w:val="en-US"/>
         </w:rPr>
+        <w:lastRenderedPageBreak/>
         <w:t>{%</w:t>
       </w:r>
       <w:r>
@@ -15765,29 +13235,8 @@
           <w:szCs w:val="24"/>
           <w:lang w:val="en-US"/>
         </w:rPr>
-        <w:t xml:space="preserve"> for </w:t>
-      </w:r>
-      <w:proofErr w:type="spellStart"/>
-      <w:r>
-        <w:rPr>
-          <w:rFonts w:ascii="Times New Roman" w:hAnsi="Times New Roman" w:cs="Times New Roman"/>
-          <w:sz w:val="24"/>
-          <w:szCs w:val="24"/>
-          <w:lang w:val="en-US"/>
-        </w:rPr>
-        <w:t>i</w:t>
-      </w:r>
-      <w:proofErr w:type="spellEnd"/>
-      <w:r>
-        <w:rPr>
-          <w:rFonts w:ascii="Times New Roman" w:hAnsi="Times New Roman" w:cs="Times New Roman"/>
-          <w:sz w:val="24"/>
-          <w:szCs w:val="24"/>
-          <w:lang w:val="en-US"/>
-        </w:rPr>
-        <w:t xml:space="preserve"> in </w:t>
-      </w:r>
-      <w:proofErr w:type="spellStart"/>
+        <w:t xml:space="preserve"> for i in </w:t>
+      </w:r>
       <w:r>
         <w:rPr>
           <w:rFonts w:ascii="Times New Roman" w:hAnsi="Times New Roman" w:cs="Times New Roman"/>
@@ -15797,7 +13246,6 @@
         </w:rPr>
         <w:t>main_library</w:t>
       </w:r>
-      <w:proofErr w:type="spellEnd"/>
       <w:r>
         <w:rPr>
           <w:rFonts w:ascii="Times New Roman" w:hAnsi="Times New Roman" w:cs="Times New Roman"/>
@@ -15825,29 +13273,43 @@
           <w:szCs w:val="24"/>
           <w:lang w:val="en-US"/>
         </w:rPr>
+        <w:t>{{i.number}}</w:t>
+      </w:r>
+      <w:r>
+        <w:rPr>
+          <w:rFonts w:ascii="Times New Roman" w:hAnsi="Times New Roman" w:cs="Times New Roman"/>
+          <w:sz w:val="24"/>
+          <w:szCs w:val="24"/>
+          <w:lang w:val="en-US"/>
+        </w:rPr>
+        <w:t>.</w:t>
+      </w:r>
+      <w:r>
+        <w:rPr>
+          <w:rFonts w:ascii="Times New Roman" w:hAnsi="Times New Roman" w:cs="Times New Roman"/>
+          <w:sz w:val="24"/>
+          <w:szCs w:val="24"/>
+          <w:lang w:val="en-US"/>
+        </w:rPr>
+        <w:t xml:space="preserve"> </w:t>
+      </w:r>
+      <w:r>
+        <w:rPr>
+          <w:rFonts w:ascii="Times New Roman" w:hAnsi="Times New Roman" w:cs="Times New Roman"/>
+          <w:sz w:val="24"/>
+          <w:szCs w:val="24"/>
+          <w:lang w:val="en-US"/>
+        </w:rPr>
         <w:t>{{</w:t>
       </w:r>
-      <w:proofErr w:type="spellStart"/>
-      <w:proofErr w:type="gramStart"/>
-      <w:r>
-        <w:rPr>
-          <w:rFonts w:ascii="Times New Roman" w:hAnsi="Times New Roman" w:cs="Times New Roman"/>
-          <w:sz w:val="24"/>
-          <w:szCs w:val="24"/>
-          <w:lang w:val="en-US"/>
-        </w:rPr>
-        <w:t>i.number</w:t>
-      </w:r>
-      <w:proofErr w:type="spellEnd"/>
-      <w:proofErr w:type="gramEnd"/>
-      <w:r>
-        <w:rPr>
-          <w:rFonts w:ascii="Times New Roman" w:hAnsi="Times New Roman" w:cs="Times New Roman"/>
-          <w:sz w:val="24"/>
-          <w:szCs w:val="24"/>
-          <w:lang w:val="en-US"/>
-        </w:rPr>
-        <w:t>}}</w:t>
+      <w:r>
+        <w:rPr>
+          <w:rFonts w:ascii="Times New Roman" w:hAnsi="Times New Roman" w:cs="Times New Roman"/>
+          <w:sz w:val="24"/>
+          <w:szCs w:val="24"/>
+          <w:lang w:val="en-US"/>
+        </w:rPr>
+        <w:t>i</w:t>
       </w:r>
       <w:r>
         <w:rPr>
@@ -15865,43 +13327,6 @@
           <w:szCs w:val="24"/>
           <w:lang w:val="en-US"/>
         </w:rPr>
-        <w:t xml:space="preserve"> </w:t>
-      </w:r>
-      <w:r>
-        <w:rPr>
-          <w:rFonts w:ascii="Times New Roman" w:hAnsi="Times New Roman" w:cs="Times New Roman"/>
-          <w:sz w:val="24"/>
-          <w:szCs w:val="24"/>
-          <w:lang w:val="en-US"/>
-        </w:rPr>
-        <w:t>{{</w:t>
-      </w:r>
-      <w:proofErr w:type="spellStart"/>
-      <w:r>
-        <w:rPr>
-          <w:rFonts w:ascii="Times New Roman" w:hAnsi="Times New Roman" w:cs="Times New Roman"/>
-          <w:sz w:val="24"/>
-          <w:szCs w:val="24"/>
-          <w:lang w:val="en-US"/>
-        </w:rPr>
-        <w:t>i</w:t>
-      </w:r>
-      <w:r>
-        <w:rPr>
-          <w:rFonts w:ascii="Times New Roman" w:hAnsi="Times New Roman" w:cs="Times New Roman"/>
-          <w:sz w:val="24"/>
-          <w:szCs w:val="24"/>
-          <w:lang w:val="en-US"/>
-        </w:rPr>
-        <w:t>.</w:t>
-      </w:r>
-      <w:r>
-        <w:rPr>
-          <w:rFonts w:ascii="Times New Roman" w:hAnsi="Times New Roman" w:cs="Times New Roman"/>
-          <w:sz w:val="24"/>
-          <w:szCs w:val="24"/>
-          <w:lang w:val="en-US"/>
-        </w:rPr>
         <w:t>bib</w:t>
       </w:r>
       <w:r>
@@ -15922,7 +13347,6 @@
         </w:rPr>
         <w:t>disc</w:t>
       </w:r>
-      <w:proofErr w:type="spellEnd"/>
       <w:r>
         <w:rPr>
           <w:rFonts w:ascii="Times New Roman" w:hAnsi="Times New Roman" w:cs="Times New Roman"/>
@@ -15967,7 +13391,6 @@
         </w:rPr>
         <w:t xml:space="preserve"> </w:t>
       </w:r>
-      <w:proofErr w:type="spellStart"/>
       <w:r>
         <w:rPr>
           <w:rFonts w:ascii="Times New Roman" w:hAnsi="Times New Roman" w:cs="Times New Roman"/>
@@ -15977,7 +13400,6 @@
         </w:rPr>
         <w:t>endfor</w:t>
       </w:r>
-      <w:proofErr w:type="spellEnd"/>
       <w:r>
         <w:rPr>
           <w:rFonts w:ascii="Times New Roman" w:hAnsi="Times New Roman" w:cs="Times New Roman"/>
@@ -16143,37 +13565,7 @@
           <w:szCs w:val="24"/>
           <w:lang w:val="en-US"/>
         </w:rPr>
-        <w:t xml:space="preserve"> for </w:t>
-      </w:r>
-      <w:proofErr w:type="spellStart"/>
-      <w:r>
-        <w:rPr>
-          <w:rFonts w:ascii="Times New Roman" w:hAnsi="Times New Roman" w:cs="Times New Roman"/>
-          <w:sz w:val="24"/>
-          <w:szCs w:val="24"/>
-          <w:lang w:val="en-US"/>
-        </w:rPr>
-        <w:t>i</w:t>
-      </w:r>
-      <w:proofErr w:type="spellEnd"/>
-      <w:r>
-        <w:rPr>
-          <w:rFonts w:ascii="Times New Roman" w:hAnsi="Times New Roman" w:cs="Times New Roman"/>
-          <w:sz w:val="24"/>
-          <w:szCs w:val="24"/>
-          <w:lang w:val="en-US"/>
-        </w:rPr>
-        <w:t xml:space="preserve"> in </w:t>
-      </w:r>
-      <w:proofErr w:type="spellStart"/>
-      <w:r>
-        <w:rPr>
-          <w:rFonts w:ascii="Times New Roman" w:hAnsi="Times New Roman" w:cs="Times New Roman"/>
-          <w:sz w:val="24"/>
-          <w:szCs w:val="24"/>
-          <w:lang w:val="en-US"/>
-        </w:rPr>
-        <w:t>additional</w:t>
+        <w:t xml:space="preserve"> for i in additional</w:t>
       </w:r>
       <w:r>
         <w:rPr>
@@ -16184,7 +13576,6 @@
         </w:rPr>
         <w:t>_library</w:t>
       </w:r>
-      <w:proofErr w:type="spellEnd"/>
       <w:r>
         <w:rPr>
           <w:rFonts w:ascii="Times New Roman" w:hAnsi="Times New Roman" w:cs="Times New Roman"/>
@@ -16212,29 +13603,7 @@
           <w:szCs w:val="24"/>
           <w:lang w:val="en-US"/>
         </w:rPr>
-        <w:t>{{</w:t>
-      </w:r>
-      <w:proofErr w:type="spellStart"/>
-      <w:proofErr w:type="gramStart"/>
-      <w:r>
-        <w:rPr>
-          <w:rFonts w:ascii="Times New Roman" w:hAnsi="Times New Roman" w:cs="Times New Roman"/>
-          <w:sz w:val="24"/>
-          <w:szCs w:val="24"/>
-          <w:lang w:val="en-US"/>
-        </w:rPr>
-        <w:t>i.number</w:t>
-      </w:r>
-      <w:proofErr w:type="spellEnd"/>
-      <w:proofErr w:type="gramEnd"/>
-      <w:r>
-        <w:rPr>
-          <w:rFonts w:ascii="Times New Roman" w:hAnsi="Times New Roman" w:cs="Times New Roman"/>
-          <w:sz w:val="24"/>
-          <w:szCs w:val="24"/>
-          <w:lang w:val="en-US"/>
-        </w:rPr>
-        <w:t>}}</w:t>
+        <w:t>{{i.number}}</w:t>
       </w:r>
       <w:r>
         <w:rPr>
@@ -16252,27 +13621,7 @@
           <w:szCs w:val="24"/>
           <w:lang w:val="en-US"/>
         </w:rPr>
-        <w:t xml:space="preserve"> {{</w:t>
-      </w:r>
-      <w:proofErr w:type="spellStart"/>
-      <w:r>
-        <w:rPr>
-          <w:rFonts w:ascii="Times New Roman" w:hAnsi="Times New Roman" w:cs="Times New Roman"/>
-          <w:sz w:val="24"/>
-          <w:szCs w:val="24"/>
-          <w:lang w:val="en-US"/>
-        </w:rPr>
-        <w:t>i.bib_disc</w:t>
-      </w:r>
-      <w:proofErr w:type="spellEnd"/>
-      <w:r>
-        <w:rPr>
-          <w:rFonts w:ascii="Times New Roman" w:hAnsi="Times New Roman" w:cs="Times New Roman"/>
-          <w:sz w:val="24"/>
-          <w:szCs w:val="24"/>
-          <w:lang w:val="en-US"/>
-        </w:rPr>
-        <w:t xml:space="preserve">}} </w:t>
+        <w:t xml:space="preserve"> {{i.bib_disc}} </w:t>
       </w:r>
     </w:p>
     <w:p>
@@ -16283,7 +13632,6 @@
           <w:rFonts w:ascii="Times New Roman" w:hAnsi="Times New Roman" w:cs="Times New Roman"/>
           <w:sz w:val="24"/>
           <w:szCs w:val="24"/>
-          <w:lang w:val="en-US"/>
         </w:rPr>
       </w:pPr>
       <w:r>
@@ -16291,7 +13639,6 @@
           <w:rFonts w:ascii="Times New Roman" w:hAnsi="Times New Roman" w:cs="Times New Roman"/>
           <w:sz w:val="24"/>
           <w:szCs w:val="24"/>
-          <w:lang w:val="en-US"/>
         </w:rPr>
         <w:t>{%</w:t>
       </w:r>
@@ -16300,7 +13647,6 @@
           <w:rFonts w:ascii="Times New Roman" w:hAnsi="Times New Roman" w:cs="Times New Roman"/>
           <w:sz w:val="24"/>
           <w:szCs w:val="24"/>
-          <w:lang w:val="en-US"/>
         </w:rPr>
         <w:t>-</w:t>
       </w:r>
@@ -16309,11 +13655,9 @@
           <w:rFonts w:ascii="Times New Roman" w:hAnsi="Times New Roman" w:cs="Times New Roman"/>
           <w:sz w:val="24"/>
           <w:szCs w:val="24"/>
-          <w:lang w:val="en-US"/>
         </w:rPr>
         <w:t xml:space="preserve"> </w:t>
       </w:r>
-      <w:proofErr w:type="spellStart"/>
       <w:r>
         <w:rPr>
           <w:rFonts w:ascii="Times New Roman" w:hAnsi="Times New Roman" w:cs="Times New Roman"/>
@@ -16323,13 +13667,11 @@
         </w:rPr>
         <w:t>endfor</w:t>
       </w:r>
-      <w:proofErr w:type="spellEnd"/>
-      <w:r>
-        <w:rPr>
-          <w:rFonts w:ascii="Times New Roman" w:hAnsi="Times New Roman" w:cs="Times New Roman"/>
-          <w:sz w:val="24"/>
-          <w:szCs w:val="24"/>
-          <w:lang w:val="en-US"/>
+      <w:r>
+        <w:rPr>
+          <w:rFonts w:ascii="Times New Roman" w:hAnsi="Times New Roman" w:cs="Times New Roman"/>
+          <w:sz w:val="24"/>
+          <w:szCs w:val="24"/>
         </w:rPr>
         <w:t xml:space="preserve"> %}</w:t>
       </w:r>
@@ -16344,7 +13686,6 @@
           <w:bCs/>
           <w:sz w:val="24"/>
           <w:szCs w:val="24"/>
-          <w:lang w:val="en-US"/>
         </w:rPr>
       </w:pPr>
       <w:r>
@@ -16354,7 +13695,6 @@
           <w:bCs/>
           <w:sz w:val="24"/>
           <w:szCs w:val="24"/>
-          <w:lang w:val="en-US"/>
         </w:rPr>
         <w:t>8</w:t>
       </w:r>
@@ -16365,7 +13705,6 @@
           <w:bCs/>
           <w:sz w:val="24"/>
           <w:szCs w:val="24"/>
-          <w:lang w:val="en-US"/>
         </w:rPr>
         <w:t xml:space="preserve"> </w:t>
       </w:r>
@@ -16386,7 +13725,6 @@
           <w:bCs/>
           <w:sz w:val="24"/>
           <w:szCs w:val="24"/>
-          <w:lang w:val="en-US"/>
         </w:rPr>
         <w:t xml:space="preserve"> </w:t>
       </w:r>
@@ -16407,7 +13745,6 @@
           <w:bCs/>
           <w:sz w:val="24"/>
           <w:szCs w:val="24"/>
-          <w:lang w:val="en-US"/>
         </w:rPr>
         <w:t xml:space="preserve"> </w:t>
       </w:r>
@@ -16429,20 +13766,16 @@
           <w:rFonts w:ascii="Times New Roman" w:hAnsi="Times New Roman" w:cs="Times New Roman"/>
           <w:sz w:val="24"/>
           <w:szCs w:val="24"/>
-          <w:lang w:val="en-US"/>
         </w:rPr>
       </w:pPr>
-      <w:proofErr w:type="gramStart"/>
-      <w:r>
-        <w:rPr>
-          <w:rFonts w:ascii="Times New Roman" w:hAnsi="Times New Roman" w:cs="Times New Roman"/>
-          <w:sz w:val="24"/>
-          <w:szCs w:val="24"/>
-          <w:lang w:val="en-US"/>
+      <w:r>
+        <w:rPr>
+          <w:rFonts w:ascii="Times New Roman" w:hAnsi="Times New Roman" w:cs="Times New Roman"/>
+          <w:sz w:val="24"/>
+          <w:szCs w:val="24"/>
         </w:rPr>
         <w:t xml:space="preserve">{{ </w:t>
       </w:r>
-      <w:proofErr w:type="spellStart"/>
       <w:r>
         <w:rPr>
           <w:rFonts w:ascii="Times New Roman" w:hAnsi="Times New Roman" w:cs="Times New Roman"/>
@@ -16457,7 +13790,6 @@
           <w:rFonts w:ascii="Times New Roman" w:hAnsi="Times New Roman" w:cs="Times New Roman"/>
           <w:sz w:val="24"/>
           <w:szCs w:val="24"/>
-          <w:lang w:val="en-US"/>
         </w:rPr>
         <w:t>.</w:t>
       </w:r>
@@ -16470,14 +13802,11 @@
         </w:rPr>
         <w:t>web</w:t>
       </w:r>
-      <w:proofErr w:type="spellEnd"/>
-      <w:proofErr w:type="gramEnd"/>
-      <w:r>
-        <w:rPr>
-          <w:rFonts w:ascii="Times New Roman" w:hAnsi="Times New Roman" w:cs="Times New Roman"/>
-          <w:sz w:val="24"/>
-          <w:szCs w:val="24"/>
-          <w:lang w:val="en-US"/>
+      <w:r>
+        <w:rPr>
+          <w:rFonts w:ascii="Times New Roman" w:hAnsi="Times New Roman" w:cs="Times New Roman"/>
+          <w:sz w:val="24"/>
+          <w:szCs w:val="24"/>
         </w:rPr>
         <w:t xml:space="preserve"> }}</w:t>
       </w:r>
@@ -16534,7 +13863,6 @@
           <w:szCs w:val="24"/>
         </w:rPr>
       </w:pPr>
-      <w:proofErr w:type="gramStart"/>
       <w:r>
         <w:rPr>
           <w:rFonts w:ascii="Times New Roman" w:hAnsi="Times New Roman" w:cs="Times New Roman"/>
@@ -16569,7 +13897,6 @@
         </w:rPr>
         <w:t>bd</w:t>
       </w:r>
-      <w:proofErr w:type="gramEnd"/>
       <w:r>
         <w:rPr>
           <w:rFonts w:ascii="Times New Roman" w:hAnsi="Times New Roman" w:cs="Times New Roman"/>
@@ -16682,29 +14009,7 @@
           <w:szCs w:val="24"/>
           <w:lang w:val="en-US"/>
         </w:rPr>
-        <w:t xml:space="preserve">for </w:t>
-      </w:r>
-      <w:proofErr w:type="spellStart"/>
-      <w:r>
-        <w:rPr>
-          <w:rFonts w:ascii="Times New Roman" w:hAnsi="Times New Roman" w:cs="Times New Roman"/>
-          <w:bCs/>
-          <w:sz w:val="24"/>
-          <w:szCs w:val="24"/>
-          <w:lang w:val="en-US"/>
-        </w:rPr>
-        <w:t>i</w:t>
-      </w:r>
-      <w:proofErr w:type="spellEnd"/>
-      <w:r>
-        <w:rPr>
-          <w:rFonts w:ascii="Times New Roman" w:hAnsi="Times New Roman" w:cs="Times New Roman"/>
-          <w:bCs/>
-          <w:sz w:val="24"/>
-          <w:szCs w:val="24"/>
-          <w:lang w:val="en-US"/>
-        </w:rPr>
-        <w:t xml:space="preserve"> in </w:t>
+        <w:t xml:space="preserve">for i in </w:t>
       </w:r>
       <w:r>
         <w:rPr>
@@ -16736,6 +14041,7 @@
           <w:bCs/>
           <w:sz w:val="24"/>
           <w:szCs w:val="24"/>
+          <w:lang w:val="en-US"/>
         </w:rPr>
       </w:pPr>
       <w:r>
@@ -16746,43 +14052,18 @@
           <w:szCs w:val="24"/>
           <w:lang w:val="en-US"/>
         </w:rPr>
+        <w:t xml:space="preserve">{{i.number}}. </w:t>
+      </w:r>
+      <w:r>
+        <w:rPr>
+          <w:rFonts w:ascii="Times New Roman" w:hAnsi="Times New Roman" w:cs="Times New Roman"/>
+          <w:bCs/>
+          <w:sz w:val="24"/>
+          <w:szCs w:val="24"/>
+          <w:lang w:val="en-US"/>
+        </w:rPr>
         <w:t>{{</w:t>
       </w:r>
-      <w:proofErr w:type="spellStart"/>
-      <w:proofErr w:type="gramStart"/>
-      <w:r>
-        <w:rPr>
-          <w:rFonts w:ascii="Times New Roman" w:hAnsi="Times New Roman" w:cs="Times New Roman"/>
-          <w:bCs/>
-          <w:sz w:val="24"/>
-          <w:szCs w:val="24"/>
-          <w:lang w:val="en-US"/>
-        </w:rPr>
-        <w:t>i.number</w:t>
-      </w:r>
-      <w:proofErr w:type="spellEnd"/>
-      <w:proofErr w:type="gramEnd"/>
-      <w:r>
-        <w:rPr>
-          <w:rFonts w:ascii="Times New Roman" w:hAnsi="Times New Roman" w:cs="Times New Roman"/>
-          <w:bCs/>
-          <w:sz w:val="24"/>
-          <w:szCs w:val="24"/>
-          <w:lang w:val="en-US"/>
-        </w:rPr>
-        <w:t xml:space="preserve">}}. </w:t>
-      </w:r>
-      <w:r>
-        <w:rPr>
-          <w:rFonts w:ascii="Times New Roman" w:hAnsi="Times New Roman" w:cs="Times New Roman"/>
-          <w:bCs/>
-          <w:sz w:val="24"/>
-          <w:szCs w:val="24"/>
-        </w:rPr>
-        <w:t>{{</w:t>
-      </w:r>
-      <w:proofErr w:type="spellStart"/>
-      <w:proofErr w:type="gramStart"/>
       <w:r>
         <w:rPr>
           <w:rFonts w:ascii="Times New Roman" w:hAnsi="Times New Roman" w:cs="Times New Roman"/>
@@ -16793,13 +14074,13 @@
         </w:rPr>
         <w:t>i</w:t>
       </w:r>
-      <w:proofErr w:type="spellEnd"/>
-      <w:r>
-        <w:rPr>
-          <w:rFonts w:ascii="Times New Roman" w:hAnsi="Times New Roman" w:cs="Times New Roman"/>
-          <w:bCs/>
-          <w:sz w:val="24"/>
-          <w:szCs w:val="24"/>
+      <w:r>
+        <w:rPr>
+          <w:rFonts w:ascii="Times New Roman" w:hAnsi="Times New Roman" w:cs="Times New Roman"/>
+          <w:bCs/>
+          <w:sz w:val="24"/>
+          <w:szCs w:val="24"/>
+          <w:lang w:val="en-US"/>
         </w:rPr>
         <w:t>.</w:t>
       </w:r>
@@ -16813,13 +14094,13 @@
         </w:rPr>
         <w:t>content</w:t>
       </w:r>
-      <w:proofErr w:type="gramEnd"/>
-      <w:r>
-        <w:rPr>
-          <w:rFonts w:ascii="Times New Roman" w:hAnsi="Times New Roman" w:cs="Times New Roman"/>
-          <w:bCs/>
-          <w:sz w:val="24"/>
-          <w:szCs w:val="24"/>
+      <w:r>
+        <w:rPr>
+          <w:rFonts w:ascii="Times New Roman" w:hAnsi="Times New Roman" w:cs="Times New Roman"/>
+          <w:bCs/>
+          <w:sz w:val="24"/>
+          <w:szCs w:val="24"/>
+          <w:lang w:val="en-US"/>
         </w:rPr>
         <w:t>}}</w:t>
       </w:r>
@@ -16833,6 +14114,7 @@
           <w:bCs/>
           <w:sz w:val="24"/>
           <w:szCs w:val="24"/>
+          <w:lang w:val="en-US"/>
         </w:rPr>
       </w:pPr>
       <w:r>
@@ -16841,6 +14123,7 @@
           <w:bCs/>
           <w:sz w:val="24"/>
           <w:szCs w:val="24"/>
+          <w:lang w:val="en-US"/>
         </w:rPr>
         <w:t>{%</w:t>
       </w:r>
@@ -16850,6 +14133,7 @@
           <w:bCs/>
           <w:sz w:val="24"/>
           <w:szCs w:val="24"/>
+          <w:lang w:val="en-US"/>
         </w:rPr>
         <w:t>-</w:t>
       </w:r>
@@ -16859,10 +14143,10 @@
           <w:bCs/>
           <w:sz w:val="24"/>
           <w:szCs w:val="24"/>
+          <w:lang w:val="en-US"/>
         </w:rPr>
         <w:t xml:space="preserve"> </w:t>
       </w:r>
-      <w:proofErr w:type="spellStart"/>
       <w:r>
         <w:rPr>
           <w:rFonts w:ascii="Times New Roman" w:hAnsi="Times New Roman" w:cs="Times New Roman"/>
@@ -16873,13 +14157,13 @@
         </w:rPr>
         <w:t>endfor</w:t>
       </w:r>
-      <w:proofErr w:type="spellEnd"/>
-      <w:r>
-        <w:rPr>
-          <w:rFonts w:ascii="Times New Roman" w:hAnsi="Times New Roman" w:cs="Times New Roman"/>
-          <w:bCs/>
-          <w:sz w:val="24"/>
-          <w:szCs w:val="24"/>
+      <w:r>
+        <w:rPr>
+          <w:rFonts w:ascii="Times New Roman" w:hAnsi="Times New Roman" w:cs="Times New Roman"/>
+          <w:bCs/>
+          <w:sz w:val="24"/>
+          <w:szCs w:val="24"/>
+          <w:lang w:val="en-US"/>
         </w:rPr>
         <w:t xml:space="preserve"> %}</w:t>
       </w:r>
@@ -16943,7 +14227,6 @@
           <w:bCs/>
           <w:sz w:val="24"/>
           <w:szCs w:val="24"/>
-          <w:lang w:val="en-US"/>
         </w:rPr>
       </w:pPr>
       <w:r>
@@ -16952,7 +14235,6 @@
           <w:bCs/>
           <w:sz w:val="24"/>
           <w:szCs w:val="24"/>
-          <w:lang w:val="en-US"/>
         </w:rPr>
         <w:t>{%</w:t>
       </w:r>
@@ -16962,7 +14244,6 @@
           <w:bCs/>
           <w:sz w:val="24"/>
           <w:szCs w:val="24"/>
-          <w:lang w:val="en-US"/>
         </w:rPr>
         <w:t>-</w:t>
       </w:r>
@@ -16972,7 +14253,6 @@
           <w:bCs/>
           <w:sz w:val="24"/>
           <w:szCs w:val="24"/>
-          <w:lang w:val="en-US"/>
         </w:rPr>
         <w:t xml:space="preserve"> </w:t>
       </w:r>
@@ -16992,11 +14272,9 @@
           <w:bCs/>
           <w:sz w:val="24"/>
           <w:szCs w:val="24"/>
-          <w:lang w:val="en-US"/>
         </w:rPr>
         <w:t xml:space="preserve"> </w:t>
       </w:r>
-      <w:proofErr w:type="spellStart"/>
       <w:r>
         <w:rPr>
           <w:rFonts w:ascii="Times New Roman" w:hAnsi="Times New Roman" w:cs="Times New Roman"/>
@@ -17007,14 +14285,12 @@
         </w:rPr>
         <w:t>i</w:t>
       </w:r>
-      <w:proofErr w:type="spellEnd"/>
-      <w:r>
-        <w:rPr>
-          <w:rFonts w:ascii="Times New Roman" w:hAnsi="Times New Roman" w:cs="Times New Roman"/>
-          <w:bCs/>
-          <w:sz w:val="24"/>
-          <w:szCs w:val="24"/>
-          <w:lang w:val="en-US"/>
+      <w:r>
+        <w:rPr>
+          <w:rFonts w:ascii="Times New Roman" w:hAnsi="Times New Roman" w:cs="Times New Roman"/>
+          <w:bCs/>
+          <w:sz w:val="24"/>
+          <w:szCs w:val="24"/>
         </w:rPr>
         <w:t xml:space="preserve"> </w:t>
       </w:r>
@@ -17034,7 +14310,6 @@
           <w:bCs/>
           <w:sz w:val="24"/>
           <w:szCs w:val="24"/>
-          <w:lang w:val="en-US"/>
         </w:rPr>
         <w:t xml:space="preserve"> </w:t>
       </w:r>
@@ -17054,7 +14329,6 @@
           <w:bCs/>
           <w:sz w:val="24"/>
           <w:szCs w:val="24"/>
-          <w:lang w:val="en-US"/>
         </w:rPr>
         <w:t xml:space="preserve"> %}</w:t>
       </w:r>
@@ -17075,12 +14349,9 @@
           <w:bCs/>
           <w:sz w:val="24"/>
           <w:szCs w:val="24"/>
-          <w:lang w:val="en-US"/>
         </w:rPr>
         <w:t>{{</w:t>
       </w:r>
-      <w:proofErr w:type="spellStart"/>
-      <w:proofErr w:type="gramStart"/>
       <w:r>
         <w:rPr>
           <w:rFonts w:ascii="Times New Roman" w:hAnsi="Times New Roman" w:cs="Times New Roman"/>
@@ -17097,7 +14368,6 @@
           <w:bCs/>
           <w:sz w:val="24"/>
           <w:szCs w:val="24"/>
-          <w:lang w:val="en-US"/>
         </w:rPr>
         <w:t>.</w:t>
       </w:r>
@@ -17111,15 +14381,12 @@
         </w:rPr>
         <w:t>number</w:t>
       </w:r>
-      <w:proofErr w:type="spellEnd"/>
-      <w:proofErr w:type="gramEnd"/>
-      <w:r>
-        <w:rPr>
-          <w:rFonts w:ascii="Times New Roman" w:hAnsi="Times New Roman" w:cs="Times New Roman"/>
-          <w:bCs/>
-          <w:sz w:val="24"/>
-          <w:szCs w:val="24"/>
-          <w:lang w:val="en-US"/>
+      <w:r>
+        <w:rPr>
+          <w:rFonts w:ascii="Times New Roman" w:hAnsi="Times New Roman" w:cs="Times New Roman"/>
+          <w:bCs/>
+          <w:sz w:val="24"/>
+          <w:szCs w:val="24"/>
         </w:rPr>
         <w:t xml:space="preserve">}}. </w:t>
       </w:r>
@@ -17132,7 +14399,6 @@
         </w:rPr>
         <w:t>{{</w:t>
       </w:r>
-      <w:proofErr w:type="spellStart"/>
       <w:r>
         <w:rPr>
           <w:rFonts w:ascii="Times New Roman" w:hAnsi="Times New Roman" w:cs="Times New Roman"/>
@@ -17143,7 +14409,6 @@
         </w:rPr>
         <w:t>i</w:t>
       </w:r>
-      <w:proofErr w:type="spellEnd"/>
       <w:r>
         <w:rPr>
           <w:rFonts w:ascii="Times New Roman" w:hAnsi="Times New Roman" w:cs="Times New Roman"/>
@@ -17210,7 +14475,6 @@
         </w:rPr>
         <w:t xml:space="preserve"> </w:t>
       </w:r>
-      <w:proofErr w:type="spellStart"/>
       <w:r>
         <w:rPr>
           <w:rFonts w:ascii="Times New Roman" w:hAnsi="Times New Roman" w:cs="Times New Roman"/>
@@ -17221,7 +14485,6 @@
         </w:rPr>
         <w:t>endfor</w:t>
       </w:r>
-      <w:proofErr w:type="spellEnd"/>
       <w:r>
         <w:rPr>
           <w:rFonts w:ascii="Times New Roman" w:hAnsi="Times New Roman" w:cs="Times New Roman"/>
@@ -17354,16 +14617,7 @@
         <w:color w:val="000000" w:themeColor="text1"/>
         <w:sz w:val="24"/>
       </w:rPr>
-      <w:t xml:space="preserve">Год набора – </w:t>
-    </w:r>
-    <w:proofErr w:type="gramStart"/>
-    <w:r>
-      <w:rPr>
-        <w:rFonts w:ascii="Times New Roman" w:hAnsi="Times New Roman" w:cs="Times New Roman"/>
-        <w:color w:val="000000" w:themeColor="text1"/>
-        <w:sz w:val="24"/>
-      </w:rPr>
-      <w:t xml:space="preserve">{{ </w:t>
+      <w:t xml:space="preserve">Год набора – {{ </w:t>
     </w:r>
     <w:r>
       <w:rPr>
@@ -17374,7 +14628,6 @@
       </w:rPr>
       <w:t>year</w:t>
     </w:r>
-    <w:proofErr w:type="gramEnd"/>
     <w:r>
       <w:rPr>
         <w:rFonts w:ascii="Times New Roman" w:hAnsi="Times New Roman" w:cs="Times New Roman"/>
@@ -17383,7 +14636,6 @@
       </w:rPr>
       <w:t>_</w:t>
     </w:r>
-    <w:proofErr w:type="gramStart"/>
     <w:r>
       <w:rPr>
         <w:rFonts w:ascii="Times New Roman" w:hAnsi="Times New Roman" w:cs="Times New Roman"/>
@@ -17399,16 +14651,7 @@
         <w:color w:val="000000" w:themeColor="text1"/>
         <w:sz w:val="24"/>
       </w:rPr>
-      <w:t xml:space="preserve"> }</w:t>
-    </w:r>
-    <w:proofErr w:type="gramEnd"/>
-    <w:r>
-      <w:rPr>
-        <w:rFonts w:ascii="Times New Roman" w:hAnsi="Times New Roman" w:cs="Times New Roman"/>
-        <w:color w:val="000000" w:themeColor="text1"/>
-        <w:sz w:val="24"/>
-      </w:rPr>
-      <w:t>}</w:t>
+      <w:t xml:space="preserve"> }}</w:t>
     </w:r>
   </w:p>
   <w:p>
@@ -17430,7 +14673,6 @@
       </w:rPr>
       <w:t xml:space="preserve">Иркутск, </w:t>
     </w:r>
-    <w:proofErr w:type="gramStart"/>
     <w:r>
       <w:rPr>
         <w:rFonts w:ascii="Times New Roman" w:hAnsi="Times New Roman" w:cs="Times New Roman"/>
@@ -17438,57 +14680,7 @@
         <w:sz w:val="24"/>
         <w:lang w:val="en-US"/>
       </w:rPr>
-      <w:t xml:space="preserve">{{ </w:t>
-    </w:r>
-    <w:proofErr w:type="spellStart"/>
-    <w:r>
-      <w:rPr>
-        <w:rFonts w:ascii="Times New Roman" w:hAnsi="Times New Roman" w:cs="Times New Roman"/>
-        <w:color w:val="000000" w:themeColor="text1"/>
-        <w:sz w:val="24"/>
-        <w:lang w:val="en-US"/>
-      </w:rPr>
-      <w:t>protocol</w:t>
-    </w:r>
-    <w:proofErr w:type="gramEnd"/>
-    <w:r>
-      <w:rPr>
-        <w:rFonts w:ascii="Times New Roman" w:hAnsi="Times New Roman" w:cs="Times New Roman"/>
-        <w:color w:val="000000" w:themeColor="text1"/>
-        <w:sz w:val="24"/>
-        <w:lang w:val="en-US"/>
-      </w:rPr>
-      <w:t>_</w:t>
-    </w:r>
-    <w:proofErr w:type="gramStart"/>
-    <w:r>
-      <w:rPr>
-        <w:rFonts w:ascii="Times New Roman" w:hAnsi="Times New Roman" w:cs="Times New Roman"/>
-        <w:color w:val="000000" w:themeColor="text1"/>
-        <w:sz w:val="24"/>
-        <w:lang w:val="en-US"/>
-      </w:rPr>
-      <w:t>year</w:t>
-    </w:r>
-    <w:proofErr w:type="spellEnd"/>
-    <w:r>
-      <w:rPr>
-        <w:rFonts w:ascii="Times New Roman" w:hAnsi="Times New Roman" w:cs="Times New Roman"/>
-        <w:color w:val="000000" w:themeColor="text1"/>
-        <w:sz w:val="24"/>
-        <w:lang w:val="en-US"/>
-      </w:rPr>
-      <w:t xml:space="preserve"> }</w:t>
-    </w:r>
-    <w:proofErr w:type="gramEnd"/>
-    <w:r>
-      <w:rPr>
-        <w:rFonts w:ascii="Times New Roman" w:hAnsi="Times New Roman" w:cs="Times New Roman"/>
-        <w:color w:val="000000" w:themeColor="text1"/>
-        <w:sz w:val="24"/>
-        <w:lang w:val="en-US"/>
-      </w:rPr>
-      <w:t>}</w:t>
+      <w:t>{{ protocol_year }}</w:t>
     </w:r>
     <w:r>
       <w:rPr>

--- a/templates/docxRPD/rpd_asp.docx
+++ b/templates/docxRPD/rpd_asp.docx
@@ -83,6 +83,7 @@
         </w:rPr>
         <w:t xml:space="preserve">Структурное подразделение </w:t>
       </w:r>
+      <w:proofErr w:type="gramStart"/>
       <w:r>
         <w:rPr>
           <w:rFonts w:ascii="Times New Roman" w:hAnsi="Times New Roman" w:cs="Times New Roman"/>
@@ -100,6 +101,7 @@
         </w:rPr>
         <w:t>kaf</w:t>
       </w:r>
+      <w:proofErr w:type="gramEnd"/>
       <w:r>
         <w:rPr>
           <w:rFonts w:ascii="Times New Roman" w:hAnsi="Times New Roman" w:cs="Times New Roman"/>
@@ -108,6 +110,7 @@
         </w:rPr>
         <w:t>_</w:t>
       </w:r>
+      <w:proofErr w:type="gramStart"/>
       <w:r>
         <w:rPr>
           <w:rFonts w:ascii="Times New Roman" w:hAnsi="Times New Roman" w:cs="Times New Roman"/>
@@ -123,7 +126,16 @@
           <w:sz w:val="24"/>
           <w:szCs w:val="24"/>
         </w:rPr>
-        <w:t xml:space="preserve"> }} </w:t>
+        <w:t xml:space="preserve"> }</w:t>
+      </w:r>
+      <w:proofErr w:type="gramEnd"/>
+      <w:r>
+        <w:rPr>
+          <w:rFonts w:ascii="Times New Roman" w:hAnsi="Times New Roman" w:cs="Times New Roman"/>
+          <w:sz w:val="24"/>
+          <w:szCs w:val="24"/>
+        </w:rPr>
+        <w:t xml:space="preserve">} </w:t>
       </w:r>
     </w:p>
     <w:p>
@@ -167,6 +179,7 @@
         </w:rPr>
         <w:t xml:space="preserve">на </w:t>
       </w:r>
+      <w:proofErr w:type="gramStart"/>
       <w:r>
         <w:rPr>
           <w:rFonts w:ascii="Times New Roman" w:hAnsi="Times New Roman" w:cs="Times New Roman"/>
@@ -184,6 +197,7 @@
         </w:rPr>
         <w:t>meeting</w:t>
       </w:r>
+      <w:proofErr w:type="gramEnd"/>
       <w:r>
         <w:rPr>
           <w:rFonts w:ascii="Times New Roman" w:hAnsi="Times New Roman" w:cs="Times New Roman"/>
@@ -217,7 +231,16 @@
           <w:sz w:val="24"/>
           <w:szCs w:val="24"/>
         </w:rPr>
-        <w:t xml:space="preserve"> №</w:t>
+        <w:t xml:space="preserve"> </w:t>
+      </w:r>
+      <w:proofErr w:type="gramStart"/>
+      <w:r>
+        <w:rPr>
+          <w:rFonts w:ascii="Times New Roman" w:hAnsi="Times New Roman" w:cs="Times New Roman"/>
+          <w:sz w:val="24"/>
+          <w:szCs w:val="24"/>
+        </w:rPr>
+        <w:t>№</w:t>
       </w:r>
       <w:r>
         <w:rPr>
@@ -238,6 +261,7 @@
         </w:rPr>
         <w:t>protocol</w:t>
       </w:r>
+      <w:proofErr w:type="gramEnd"/>
       <w:r>
         <w:rPr>
           <w:rFonts w:ascii="Times New Roman" w:hAnsi="Times New Roman" w:cs="Times New Roman"/>
@@ -247,6 +271,8 @@
         </w:rPr>
         <w:t>_</w:t>
       </w:r>
+      <w:proofErr w:type="spellStart"/>
+      <w:proofErr w:type="gramStart"/>
       <w:r>
         <w:rPr>
           <w:rFonts w:ascii="Times New Roman" w:hAnsi="Times New Roman" w:cs="Times New Roman"/>
@@ -256,6 +282,7 @@
         </w:rPr>
         <w:t>number</w:t>
       </w:r>
+      <w:proofErr w:type="spellEnd"/>
       <w:r>
         <w:rPr>
           <w:rFonts w:ascii="Times New Roman" w:hAnsi="Times New Roman" w:cs="Times New Roman"/>
@@ -263,7 +290,17 @@
           <w:szCs w:val="24"/>
           <w:u w:val="single"/>
         </w:rPr>
-        <w:t xml:space="preserve"> }}</w:t>
+        <w:t xml:space="preserve"> }</w:t>
+      </w:r>
+      <w:proofErr w:type="gramEnd"/>
+      <w:r>
+        <w:rPr>
+          <w:rFonts w:ascii="Times New Roman" w:hAnsi="Times New Roman" w:cs="Times New Roman"/>
+          <w:sz w:val="24"/>
+          <w:szCs w:val="24"/>
+          <w:u w:val="single"/>
+        </w:rPr>
+        <w:t>}</w:t>
       </w:r>
       <w:r>
         <w:rPr>
@@ -289,6 +326,7 @@
         </w:rPr>
         <w:t xml:space="preserve"> </w:t>
       </w:r>
+      <w:proofErr w:type="gramStart"/>
       <w:r>
         <w:rPr>
           <w:rFonts w:ascii="Times New Roman" w:hAnsi="Times New Roman" w:cs="Times New Roman"/>
@@ -308,6 +346,7 @@
         </w:rPr>
         <w:t>protocol</w:t>
       </w:r>
+      <w:proofErr w:type="gramEnd"/>
       <w:r>
         <w:rPr>
           <w:rFonts w:ascii="Times New Roman" w:hAnsi="Times New Roman" w:cs="Times New Roman"/>
@@ -317,6 +356,7 @@
         </w:rPr>
         <w:t>_</w:t>
       </w:r>
+      <w:proofErr w:type="gramStart"/>
       <w:r>
         <w:rPr>
           <w:rFonts w:ascii="Times New Roman" w:hAnsi="Times New Roman" w:cs="Times New Roman"/>
@@ -334,7 +374,17 @@
           <w:szCs w:val="24"/>
           <w:u w:val="single"/>
         </w:rPr>
-        <w:t xml:space="preserve"> }}</w:t>
+        <w:t xml:space="preserve"> }</w:t>
+      </w:r>
+      <w:proofErr w:type="gramEnd"/>
+      <w:r>
+        <w:rPr>
+          <w:rFonts w:ascii="Times New Roman" w:hAnsi="Times New Roman" w:cs="Times New Roman"/>
+          <w:sz w:val="24"/>
+          <w:szCs w:val="24"/>
+          <w:u w:val="single"/>
+        </w:rPr>
+        <w:t>}</w:t>
       </w:r>
       <w:r>
         <w:rPr>
@@ -523,6 +573,7 @@
               </w:rPr>
               <w:t xml:space="preserve">Научная специальность: </w:t>
             </w:r>
+            <w:proofErr w:type="gramStart"/>
             <w:r>
               <w:rPr>
                 <w:rFonts w:ascii="Times New Roman" w:hAnsi="Times New Roman" w:cs="Times New Roman"/>
@@ -531,14 +582,26 @@
               </w:rPr>
               <w:t xml:space="preserve">{{ </w:t>
             </w:r>
-            <w:r>
-              <w:rPr>
-                <w:rFonts w:ascii="Times New Roman" w:hAnsi="Times New Roman" w:cs="Times New Roman"/>
-                <w:sz w:val="24"/>
-                <w:szCs w:val="24"/>
-              </w:rPr>
-              <w:t>asp_</w:t>
-            </w:r>
+            <w:proofErr w:type="spellStart"/>
+            <w:r>
+              <w:rPr>
+                <w:rFonts w:ascii="Times New Roman" w:hAnsi="Times New Roman" w:cs="Times New Roman"/>
+                <w:sz w:val="24"/>
+                <w:szCs w:val="24"/>
+              </w:rPr>
+              <w:t>asp</w:t>
+            </w:r>
+            <w:proofErr w:type="spellEnd"/>
+            <w:proofErr w:type="gramEnd"/>
+            <w:r>
+              <w:rPr>
+                <w:rFonts w:ascii="Times New Roman" w:hAnsi="Times New Roman" w:cs="Times New Roman"/>
+                <w:sz w:val="24"/>
+                <w:szCs w:val="24"/>
+              </w:rPr>
+              <w:t>_</w:t>
+            </w:r>
+            <w:proofErr w:type="gramStart"/>
             <w:r>
               <w:rPr>
                 <w:rFonts w:ascii="Times New Roman" w:hAnsi="Times New Roman" w:cs="Times New Roman"/>
@@ -554,7 +617,25 @@
                 <w:sz w:val="24"/>
                 <w:szCs w:val="24"/>
               </w:rPr>
-              <w:t xml:space="preserve"> }} {{ </w:t>
+              <w:t xml:space="preserve"> }</w:t>
+            </w:r>
+            <w:proofErr w:type="gramEnd"/>
+            <w:r>
+              <w:rPr>
+                <w:rFonts w:ascii="Times New Roman" w:hAnsi="Times New Roman" w:cs="Times New Roman"/>
+                <w:sz w:val="24"/>
+                <w:szCs w:val="24"/>
+              </w:rPr>
+              <w:t xml:space="preserve">} </w:t>
+            </w:r>
+            <w:proofErr w:type="gramStart"/>
+            <w:r>
+              <w:rPr>
+                <w:rFonts w:ascii="Times New Roman" w:hAnsi="Times New Roman" w:cs="Times New Roman"/>
+                <w:sz w:val="24"/>
+                <w:szCs w:val="24"/>
+              </w:rPr>
+              <w:t xml:space="preserve">{{ </w:t>
             </w:r>
             <w:r>
               <w:rPr>
@@ -565,6 +646,7 @@
               </w:rPr>
               <w:t>asp</w:t>
             </w:r>
+            <w:proofErr w:type="gramEnd"/>
             <w:r>
               <w:rPr>
                 <w:rFonts w:ascii="Times New Roman" w:hAnsi="Times New Roman" w:cs="Times New Roman"/>
@@ -573,13 +655,23 @@
               </w:rPr>
               <w:t>_</w:t>
             </w:r>
-            <w:r>
-              <w:rPr>
-                <w:rFonts w:ascii="Times New Roman" w:hAnsi="Times New Roman" w:cs="Times New Roman"/>
-                <w:sz w:val="24"/>
-                <w:szCs w:val="24"/>
-              </w:rPr>
-              <w:t xml:space="preserve">spec </w:t>
+            <w:proofErr w:type="spellStart"/>
+            <w:r>
+              <w:rPr>
+                <w:rFonts w:ascii="Times New Roman" w:hAnsi="Times New Roman" w:cs="Times New Roman"/>
+                <w:sz w:val="24"/>
+                <w:szCs w:val="24"/>
+              </w:rPr>
+              <w:t>spec</w:t>
+            </w:r>
+            <w:proofErr w:type="spellEnd"/>
+            <w:r>
+              <w:rPr>
+                <w:rFonts w:ascii="Times New Roman" w:hAnsi="Times New Roman" w:cs="Times New Roman"/>
+                <w:sz w:val="24"/>
+                <w:szCs w:val="24"/>
+              </w:rPr>
+              <w:t xml:space="preserve"> </w:t>
             </w:r>
             <w:r>
               <w:rPr>
@@ -611,7 +703,17 @@
           <w:szCs w:val="24"/>
           <w:lang w:val="en-US"/>
         </w:rPr>
-        <w:t>{% if asp_</w:t>
+        <w:t xml:space="preserve">{% if </w:t>
+      </w:r>
+      <w:proofErr w:type="spellStart"/>
+      <w:r>
+        <w:rPr>
+          <w:rFonts w:ascii="Times New Roman" w:hAnsi="Times New Roman" w:cs="Times New Roman"/>
+          <w:sz w:val="24"/>
+          <w:szCs w:val="24"/>
+          <w:lang w:val="en-US"/>
+        </w:rPr>
+        <w:t>asp_</w:t>
       </w:r>
       <w:r>
         <w:rPr>
@@ -622,6 +724,7 @@
         </w:rPr>
         <w:t>napr</w:t>
       </w:r>
+      <w:proofErr w:type="spellEnd"/>
       <w:r>
         <w:rPr>
           <w:rFonts w:ascii="Times New Roman" w:hAnsi="Times New Roman" w:cs="Times New Roman"/>
@@ -668,6 +771,7 @@
                 <w:lang w:val="en-US"/>
               </w:rPr>
             </w:pPr>
+            <w:proofErr w:type="gramStart"/>
             <w:r>
               <w:rPr>
                 <w:rFonts w:ascii="Times New Roman" w:hAnsi="Times New Roman" w:cs="Times New Roman"/>
@@ -677,15 +781,27 @@
               </w:rPr>
               <w:t xml:space="preserve">{{ </w:t>
             </w:r>
-            <w:r>
-              <w:rPr>
-                <w:rFonts w:ascii="Times New Roman" w:hAnsi="Times New Roman" w:cs="Times New Roman"/>
-                <w:sz w:val="24"/>
-                <w:szCs w:val="24"/>
-                <w:lang w:val="en-US"/>
-              </w:rPr>
-              <w:t>asp_</w:t>
-            </w:r>
+            <w:proofErr w:type="spellStart"/>
+            <w:r>
+              <w:rPr>
+                <w:rFonts w:ascii="Times New Roman" w:hAnsi="Times New Roman" w:cs="Times New Roman"/>
+                <w:sz w:val="24"/>
+                <w:szCs w:val="24"/>
+                <w:lang w:val="en-US"/>
+              </w:rPr>
+              <w:t>asp</w:t>
+            </w:r>
+            <w:proofErr w:type="gramEnd"/>
+            <w:r>
+              <w:rPr>
+                <w:rFonts w:ascii="Times New Roman" w:hAnsi="Times New Roman" w:cs="Times New Roman"/>
+                <w:sz w:val="24"/>
+                <w:szCs w:val="24"/>
+                <w:lang w:val="en-US"/>
+              </w:rPr>
+              <w:t>_</w:t>
+            </w:r>
+            <w:proofErr w:type="gramStart"/>
             <w:r>
               <w:rPr>
                 <w:rFonts w:ascii="Times New Roman" w:hAnsi="Times New Roman" w:cs="Times New Roman"/>
@@ -695,14 +811,25 @@
               </w:rPr>
               <w:t>napr</w:t>
             </w:r>
-            <w:r>
-              <w:rPr>
-                <w:rFonts w:ascii="Times New Roman" w:hAnsi="Times New Roman" w:cs="Times New Roman"/>
-                <w:sz w:val="24"/>
-                <w:szCs w:val="24"/>
-                <w:lang w:val="en-US"/>
-              </w:rPr>
-              <w:t xml:space="preserve"> }} </w:t>
+            <w:proofErr w:type="spellEnd"/>
+            <w:r>
+              <w:rPr>
+                <w:rFonts w:ascii="Times New Roman" w:hAnsi="Times New Roman" w:cs="Times New Roman"/>
+                <w:sz w:val="24"/>
+                <w:szCs w:val="24"/>
+                <w:lang w:val="en-US"/>
+              </w:rPr>
+              <w:t xml:space="preserve"> }</w:t>
+            </w:r>
+            <w:proofErr w:type="gramEnd"/>
+            <w:r>
+              <w:rPr>
+                <w:rFonts w:ascii="Times New Roman" w:hAnsi="Times New Roman" w:cs="Times New Roman"/>
+                <w:sz w:val="24"/>
+                <w:szCs w:val="24"/>
+                <w:lang w:val="en-US"/>
+              </w:rPr>
+              <w:t xml:space="preserve">} </w:t>
             </w:r>
           </w:p>
         </w:tc>
@@ -795,7 +922,27 @@
           <w:szCs w:val="24"/>
           <w:lang w:val="en-US"/>
         </w:rPr>
-        <w:t>{% if status == 3  %}</w:t>
+        <w:t xml:space="preserve">{% if status == </w:t>
+      </w:r>
+      <w:proofErr w:type="gramStart"/>
+      <w:r>
+        <w:rPr>
+          <w:rFonts w:ascii="Times New Roman" w:hAnsi="Times New Roman" w:cs="Times New Roman"/>
+          <w:sz w:val="24"/>
+          <w:szCs w:val="24"/>
+          <w:lang w:val="en-US"/>
+        </w:rPr>
+        <w:t>3  %</w:t>
+      </w:r>
+      <w:proofErr w:type="gramEnd"/>
+      <w:r>
+        <w:rPr>
+          <w:rFonts w:ascii="Times New Roman" w:hAnsi="Times New Roman" w:cs="Times New Roman"/>
+          <w:sz w:val="24"/>
+          <w:szCs w:val="24"/>
+          <w:lang w:val="en-US"/>
+        </w:rPr>
+        <w:t>}</w:t>
       </w:r>
     </w:p>
     <w:tbl>
@@ -848,17 +995,27 @@
                 <w:sz w:val="20"/>
                 <w:szCs w:val="24"/>
               </w:rPr>
-              <w:t xml:space="preserve">Составитель программы: {{ </w:t>
-            </w:r>
+              <w:t xml:space="preserve">Составитель программы: </w:t>
+            </w:r>
+            <w:proofErr w:type="gramStart"/>
             <w:r>
               <w:rPr>
                 <w:rFonts w:ascii="Times New Roman" w:hAnsi="Times New Roman" w:cs="Times New Roman"/>
                 <w:sz w:val="20"/>
                 <w:szCs w:val="24"/>
+              </w:rPr>
+              <w:t xml:space="preserve">{{ </w:t>
+            </w:r>
+            <w:r>
+              <w:rPr>
+                <w:rFonts w:ascii="Times New Roman" w:hAnsi="Times New Roman" w:cs="Times New Roman"/>
+                <w:sz w:val="20"/>
+                <w:szCs w:val="24"/>
                 <w:lang w:val="en-US"/>
               </w:rPr>
               <w:t>person</w:t>
             </w:r>
+            <w:proofErr w:type="gramEnd"/>
             <w:r>
               <w:rPr>
                 <w:rFonts w:ascii="Times New Roman" w:hAnsi="Times New Roman" w:cs="Times New Roman"/>
@@ -867,6 +1024,7 @@
               </w:rPr>
               <w:t>_</w:t>
             </w:r>
+            <w:proofErr w:type="gramStart"/>
             <w:r>
               <w:rPr>
                 <w:rFonts w:ascii="Times New Roman" w:hAnsi="Times New Roman" w:cs="Times New Roman"/>
@@ -882,7 +1040,16 @@
                 <w:sz w:val="20"/>
                 <w:szCs w:val="24"/>
               </w:rPr>
-              <w:t xml:space="preserve"> }}</w:t>
+              <w:t xml:space="preserve"> }</w:t>
+            </w:r>
+            <w:proofErr w:type="gramEnd"/>
+            <w:r>
+              <w:rPr>
+                <w:rFonts w:ascii="Times New Roman" w:hAnsi="Times New Roman" w:cs="Times New Roman"/>
+                <w:sz w:val="20"/>
+                <w:szCs w:val="24"/>
+              </w:rPr>
+              <w:t>}</w:t>
             </w:r>
           </w:p>
           <w:p>
@@ -901,6 +1068,7 @@
               </w:rPr>
               <w:t xml:space="preserve">Дата подписания: </w:t>
             </w:r>
+            <w:proofErr w:type="gramStart"/>
             <w:r>
               <w:rPr>
                 <w:rFonts w:ascii="Times New Roman" w:hAnsi="Times New Roman" w:cs="Times New Roman"/>
@@ -918,6 +1086,7 @@
               </w:rPr>
               <w:t>review</w:t>
             </w:r>
+            <w:proofErr w:type="gramEnd"/>
             <w:r>
               <w:rPr>
                 <w:rFonts w:ascii="Times New Roman" w:hAnsi="Times New Roman" w:cs="Times New Roman"/>
@@ -991,15 +1160,14 @@
                 <w:rFonts w:ascii="Times New Roman" w:hAnsi="Times New Roman" w:cs="Times New Roman"/>
                 <w:sz w:val="20"/>
                 <w:szCs w:val="24"/>
-                <w:lang w:val="en-US"/>
               </w:rPr>
             </w:pPr>
+            <w:proofErr w:type="gramStart"/>
             <w:r>
               <w:rPr>
                 <w:rFonts w:ascii="Times New Roman" w:hAnsi="Times New Roman" w:cs="Times New Roman"/>
                 <w:sz w:val="20"/>
                 <w:szCs w:val="24"/>
-                <w:lang w:val="en-US"/>
               </w:rPr>
               <w:t xml:space="preserve">{{ </w:t>
             </w:r>
@@ -1012,15 +1180,16 @@
               </w:rPr>
               <w:t>user</w:t>
             </w:r>
+            <w:proofErr w:type="gramEnd"/>
             <w:r>
               <w:rPr>
                 <w:rFonts w:ascii="Times New Roman" w:hAnsi="Times New Roman" w:cs="Times New Roman"/>
                 <w:sz w:val="20"/>
                 <w:szCs w:val="24"/>
-                <w:lang w:val="en-US"/>
               </w:rPr>
               <w:t>_</w:t>
             </w:r>
+            <w:proofErr w:type="gramStart"/>
             <w:r>
               <w:rPr>
                 <w:rFonts w:ascii="Times New Roman" w:hAnsi="Times New Roman" w:cs="Times New Roman"/>
@@ -1035,16 +1204,24 @@
                 <w:rFonts w:ascii="Times New Roman" w:hAnsi="Times New Roman" w:cs="Times New Roman"/>
                 <w:sz w:val="20"/>
                 <w:szCs w:val="24"/>
-                <w:lang w:val="en-US"/>
-              </w:rPr>
-              <w:t xml:space="preserve"> }}: </w:t>
-            </w:r>
+              </w:rPr>
+              <w:t xml:space="preserve"> }</w:t>
+            </w:r>
+            <w:proofErr w:type="gramEnd"/>
             <w:r>
               <w:rPr>
                 <w:rFonts w:ascii="Times New Roman" w:hAnsi="Times New Roman" w:cs="Times New Roman"/>
                 <w:sz w:val="20"/>
                 <w:szCs w:val="24"/>
-                <w:lang w:val="en-US"/>
+              </w:rPr>
+              <w:t xml:space="preserve">}: </w:t>
+            </w:r>
+            <w:proofErr w:type="gramStart"/>
+            <w:r>
+              <w:rPr>
+                <w:rFonts w:ascii="Times New Roman" w:hAnsi="Times New Roman" w:cs="Times New Roman"/>
+                <w:sz w:val="20"/>
+                <w:szCs w:val="24"/>
               </w:rPr>
               <w:t xml:space="preserve">{{ </w:t>
             </w:r>
@@ -1057,15 +1234,16 @@
               </w:rPr>
               <w:t>user</w:t>
             </w:r>
+            <w:proofErr w:type="gramEnd"/>
             <w:r>
               <w:rPr>
                 <w:rFonts w:ascii="Times New Roman" w:hAnsi="Times New Roman" w:cs="Times New Roman"/>
                 <w:sz w:val="20"/>
                 <w:szCs w:val="24"/>
-                <w:lang w:val="en-US"/>
               </w:rPr>
               <w:t>_</w:t>
             </w:r>
+            <w:proofErr w:type="gramStart"/>
             <w:r>
               <w:rPr>
                 <w:rFonts w:ascii="Times New Roman" w:hAnsi="Times New Roman" w:cs="Times New Roman"/>
@@ -1080,9 +1258,17 @@
                 <w:rFonts w:ascii="Times New Roman" w:hAnsi="Times New Roman" w:cs="Times New Roman"/>
                 <w:sz w:val="20"/>
                 <w:szCs w:val="24"/>
-                <w:lang w:val="en-US"/>
-              </w:rPr>
-              <w:t xml:space="preserve"> }}</w:t>
+              </w:rPr>
+              <w:t xml:space="preserve"> }</w:t>
+            </w:r>
+            <w:proofErr w:type="gramEnd"/>
+            <w:r>
+              <w:rPr>
+                <w:rFonts w:ascii="Times New Roman" w:hAnsi="Times New Roman" w:cs="Times New Roman"/>
+                <w:sz w:val="20"/>
+                <w:szCs w:val="24"/>
+              </w:rPr>
+              <w:t>}</w:t>
             </w:r>
           </w:p>
           <w:p>
@@ -1135,8 +1321,9 @@
                 <w:szCs w:val="24"/>
                 <w:lang w:val="en-US"/>
               </w:rPr>
-              <w:t xml:space="preserve"> {{ </w:t>
-            </w:r>
+              <w:t xml:space="preserve"> </w:t>
+            </w:r>
+            <w:proofErr w:type="gramStart"/>
             <w:r>
               <w:rPr>
                 <w:rFonts w:ascii="Times New Roman" w:hAnsi="Times New Roman" w:cs="Times New Roman"/>
@@ -1144,8 +1331,29 @@
                 <w:szCs w:val="24"/>
                 <w:lang w:val="en-US"/>
               </w:rPr>
-              <w:t>accept_date</w:t>
-            </w:r>
+              <w:t xml:space="preserve">{{ </w:t>
+            </w:r>
+            <w:proofErr w:type="spellStart"/>
+            <w:r>
+              <w:rPr>
+                <w:rFonts w:ascii="Times New Roman" w:hAnsi="Times New Roman" w:cs="Times New Roman"/>
+                <w:sz w:val="20"/>
+                <w:szCs w:val="24"/>
+                <w:lang w:val="en-US"/>
+              </w:rPr>
+              <w:t>accept</w:t>
+            </w:r>
+            <w:proofErr w:type="gramEnd"/>
+            <w:r>
+              <w:rPr>
+                <w:rFonts w:ascii="Times New Roman" w:hAnsi="Times New Roman" w:cs="Times New Roman"/>
+                <w:sz w:val="20"/>
+                <w:szCs w:val="24"/>
+                <w:lang w:val="en-US"/>
+              </w:rPr>
+              <w:t>_date</w:t>
+            </w:r>
+            <w:proofErr w:type="spellEnd"/>
             <w:r>
               <w:rPr>
                 <w:rFonts w:ascii="Times New Roman" w:hAnsi="Times New Roman" w:cs="Times New Roman"/>
@@ -1495,6 +1703,8 @@
               </w:rPr>
               <w:t>{{</w:t>
             </w:r>
+            <w:proofErr w:type="spellStart"/>
+            <w:proofErr w:type="gramStart"/>
             <w:r>
               <w:rPr>
                 <w:rFonts w:ascii="Times New Roman" w:hAnsi="Times New Roman" w:cs="Times New Roman"/>
@@ -1511,8 +1721,21 @@
                 <w:szCs w:val="24"/>
                 <w:lang w:val="en-US"/>
               </w:rPr>
-              <w:t>index}} {{</w:t>
-            </w:r>
+              <w:t>index</w:t>
+            </w:r>
+            <w:proofErr w:type="spellEnd"/>
+            <w:proofErr w:type="gramEnd"/>
+            <w:r>
+              <w:rPr>
+                <w:rFonts w:ascii="Times New Roman" w:hAnsi="Times New Roman" w:cs="Times New Roman"/>
+                <w:sz w:val="24"/>
+                <w:szCs w:val="24"/>
+                <w:lang w:val="en-US"/>
+              </w:rPr>
+              <w:t>}} {{</w:t>
+            </w:r>
+            <w:proofErr w:type="spellStart"/>
+            <w:proofErr w:type="gramStart"/>
             <w:r>
               <w:rPr>
                 <w:rFonts w:ascii="Times New Roman" w:hAnsi="Times New Roman" w:cs="Times New Roman"/>
@@ -1531,6 +1754,8 @@
               </w:rPr>
               <w:t>content</w:t>
             </w:r>
+            <w:proofErr w:type="spellEnd"/>
+            <w:proofErr w:type="gramEnd"/>
             <w:r>
               <w:rPr>
                 <w:rFonts w:ascii="Times New Roman" w:hAnsi="Times New Roman" w:cs="Times New Roman"/>
@@ -1562,6 +1787,7 @@
                 <w:lang w:val="en-US"/>
               </w:rPr>
             </w:pPr>
+            <w:proofErr w:type="gramStart"/>
             <w:r>
               <w:rPr>
                 <w:rFonts w:ascii="Times New Roman" w:hAnsi="Times New Roman" w:cs="Times New Roman"/>
@@ -1571,23 +1797,44 @@
               </w:rPr>
               <w:t xml:space="preserve">{{ </w:t>
             </w:r>
-            <w:r>
-              <w:rPr>
-                <w:rFonts w:ascii="Times New Roman" w:hAnsi="Times New Roman" w:cs="Times New Roman"/>
-                <w:sz w:val="24"/>
-                <w:szCs w:val="24"/>
-                <w:lang w:val="en-US"/>
-              </w:rPr>
-              <w:t>item.</w:t>
-            </w:r>
-            <w:r>
-              <w:rPr>
-                <w:rFonts w:ascii="Times New Roman" w:hAnsi="Times New Roman" w:cs="Times New Roman"/>
-                <w:sz w:val="24"/>
-                <w:szCs w:val="24"/>
-                <w:lang w:val="en-US"/>
-              </w:rPr>
-              <w:t>indicators }}</w:t>
+            <w:proofErr w:type="spellStart"/>
+            <w:r>
+              <w:rPr>
+                <w:rFonts w:ascii="Times New Roman" w:hAnsi="Times New Roman" w:cs="Times New Roman"/>
+                <w:sz w:val="24"/>
+                <w:szCs w:val="24"/>
+                <w:lang w:val="en-US"/>
+              </w:rPr>
+              <w:t>item</w:t>
+            </w:r>
+            <w:proofErr w:type="gramEnd"/>
+            <w:r>
+              <w:rPr>
+                <w:rFonts w:ascii="Times New Roman" w:hAnsi="Times New Roman" w:cs="Times New Roman"/>
+                <w:sz w:val="24"/>
+                <w:szCs w:val="24"/>
+                <w:lang w:val="en-US"/>
+              </w:rPr>
+              <w:t>.</w:t>
+            </w:r>
+            <w:r>
+              <w:rPr>
+                <w:rFonts w:ascii="Times New Roman" w:hAnsi="Times New Roman" w:cs="Times New Roman"/>
+                <w:sz w:val="24"/>
+                <w:szCs w:val="24"/>
+                <w:lang w:val="en-US"/>
+              </w:rPr>
+              <w:t>indicators</w:t>
+            </w:r>
+            <w:proofErr w:type="spellEnd"/>
+            <w:r>
+              <w:rPr>
+                <w:rFonts w:ascii="Times New Roman" w:hAnsi="Times New Roman" w:cs="Times New Roman"/>
+                <w:sz w:val="24"/>
+                <w:szCs w:val="24"/>
+                <w:lang w:val="en-US"/>
+              </w:rPr>
+              <w:t xml:space="preserve"> }}</w:t>
             </w:r>
           </w:p>
         </w:tc>
@@ -1620,7 +1867,27 @@
                 <w:szCs w:val="24"/>
                 <w:lang w:val="en-US"/>
               </w:rPr>
-              <w:t>{%tr endfor %}</w:t>
+              <w:t xml:space="preserve">{%tr </w:t>
+            </w:r>
+            <w:proofErr w:type="spellStart"/>
+            <w:r>
+              <w:rPr>
+                <w:rFonts w:ascii="Times New Roman" w:hAnsi="Times New Roman" w:cs="Times New Roman"/>
+                <w:sz w:val="24"/>
+                <w:szCs w:val="24"/>
+                <w:lang w:val="en-US"/>
+              </w:rPr>
+              <w:t>endfor</w:t>
+            </w:r>
+            <w:proofErr w:type="spellEnd"/>
+            <w:r>
+              <w:rPr>
+                <w:rFonts w:ascii="Times New Roman" w:hAnsi="Times New Roman" w:cs="Times New Roman"/>
+                <w:sz w:val="24"/>
+                <w:szCs w:val="24"/>
+                <w:lang w:val="en-US"/>
+              </w:rPr>
+              <w:t xml:space="preserve"> %}</w:t>
             </w:r>
           </w:p>
         </w:tc>
@@ -1831,8 +2098,10 @@
                 <w:szCs w:val="24"/>
                 <w:lang w:val="en-US"/>
               </w:rPr>
-              <w:t>{{item.index}}</w:t>
-            </w:r>
+              <w:t>{{</w:t>
+            </w:r>
+            <w:proofErr w:type="spellStart"/>
+            <w:proofErr w:type="gramStart"/>
             <w:r>
               <w:rPr>
                 <w:rFonts w:ascii="Times New Roman" w:hAnsi="Times New Roman" w:cs="Times New Roman"/>
@@ -1842,8 +2111,10 @@
                 <w:szCs w:val="24"/>
                 <w:lang w:val="en-US"/>
               </w:rPr>
-              <w:t xml:space="preserve"> </w:t>
-            </w:r>
+              <w:t>item.index</w:t>
+            </w:r>
+            <w:proofErr w:type="spellEnd"/>
+            <w:proofErr w:type="gramEnd"/>
             <w:r>
               <w:rPr>
                 <w:rFonts w:ascii="Times New Roman" w:hAnsi="Times New Roman" w:cs="Times New Roman"/>
@@ -1853,7 +2124,7 @@
                 <w:szCs w:val="24"/>
                 <w:lang w:val="en-US"/>
               </w:rPr>
-              <w:t>-</w:t>
+              <w:t>}}</w:t>
             </w:r>
             <w:r>
               <w:rPr>
@@ -1875,7 +2146,55 @@
                 <w:szCs w:val="24"/>
                 <w:lang w:val="en-US"/>
               </w:rPr>
-              <w:t>{{item.content}}</w:t>
+              <w:t>-</w:t>
+            </w:r>
+            <w:r>
+              <w:rPr>
+                <w:rFonts w:ascii="Times New Roman" w:hAnsi="Times New Roman" w:cs="Times New Roman"/>
+                <w:bCs/>
+                <w:color w:val="000000" w:themeColor="text1"/>
+                <w:sz w:val="24"/>
+                <w:szCs w:val="24"/>
+                <w:lang w:val="en-US"/>
+              </w:rPr>
+              <w:t xml:space="preserve"> </w:t>
+            </w:r>
+            <w:r>
+              <w:rPr>
+                <w:rFonts w:ascii="Times New Roman" w:hAnsi="Times New Roman" w:cs="Times New Roman"/>
+                <w:bCs/>
+                <w:color w:val="000000" w:themeColor="text1"/>
+                <w:sz w:val="24"/>
+                <w:szCs w:val="24"/>
+                <w:lang w:val="en-US"/>
+              </w:rPr>
+              <w:t>{{</w:t>
+            </w:r>
+            <w:proofErr w:type="spellStart"/>
+            <w:proofErr w:type="gramStart"/>
+            <w:r>
+              <w:rPr>
+                <w:rFonts w:ascii="Times New Roman" w:hAnsi="Times New Roman" w:cs="Times New Roman"/>
+                <w:bCs/>
+                <w:color w:val="000000" w:themeColor="text1"/>
+                <w:sz w:val="24"/>
+                <w:szCs w:val="24"/>
+                <w:lang w:val="en-US"/>
+              </w:rPr>
+              <w:t>item.content</w:t>
+            </w:r>
+            <w:proofErr w:type="spellEnd"/>
+            <w:proofErr w:type="gramEnd"/>
+            <w:r>
+              <w:rPr>
+                <w:rFonts w:ascii="Times New Roman" w:hAnsi="Times New Roman" w:cs="Times New Roman"/>
+                <w:bCs/>
+                <w:color w:val="000000" w:themeColor="text1"/>
+                <w:sz w:val="24"/>
+                <w:szCs w:val="24"/>
+                <w:lang w:val="en-US"/>
+              </w:rPr>
+              <w:t>}}</w:t>
             </w:r>
           </w:p>
         </w:tc>
@@ -1921,7 +2240,33 @@
                 <w:szCs w:val="24"/>
                 <w:lang w:val="en-US"/>
               </w:rPr>
-              <w:t xml:space="preserve"> {{item.know}}</w:t>
+              <w:t xml:space="preserve"> {{</w:t>
+            </w:r>
+            <w:proofErr w:type="spellStart"/>
+            <w:proofErr w:type="gramStart"/>
+            <w:r>
+              <w:rPr>
+                <w:rFonts w:ascii="Times New Roman" w:hAnsi="Times New Roman" w:cs="Times New Roman"/>
+                <w:bCs/>
+                <w:color w:val="000000" w:themeColor="text1"/>
+                <w:sz w:val="24"/>
+                <w:szCs w:val="24"/>
+                <w:lang w:val="en-US"/>
+              </w:rPr>
+              <w:t>item.know</w:t>
+            </w:r>
+            <w:proofErr w:type="spellEnd"/>
+            <w:proofErr w:type="gramEnd"/>
+            <w:r>
+              <w:rPr>
+                <w:rFonts w:ascii="Times New Roman" w:hAnsi="Times New Roman" w:cs="Times New Roman"/>
+                <w:bCs/>
+                <w:color w:val="000000" w:themeColor="text1"/>
+                <w:sz w:val="24"/>
+                <w:szCs w:val="24"/>
+                <w:lang w:val="en-US"/>
+              </w:rPr>
+              <w:t>}}</w:t>
             </w:r>
           </w:p>
           <w:p>
@@ -1967,7 +2312,33 @@
                 <w:szCs w:val="24"/>
                 <w:lang w:val="en-US"/>
               </w:rPr>
-              <w:t>{{item.able}}</w:t>
+              <w:t>{{</w:t>
+            </w:r>
+            <w:proofErr w:type="spellStart"/>
+            <w:proofErr w:type="gramStart"/>
+            <w:r>
+              <w:rPr>
+                <w:rFonts w:ascii="Times New Roman" w:hAnsi="Times New Roman" w:cs="Times New Roman"/>
+                <w:bCs/>
+                <w:color w:val="000000" w:themeColor="text1"/>
+                <w:sz w:val="24"/>
+                <w:szCs w:val="24"/>
+                <w:lang w:val="en-US"/>
+              </w:rPr>
+              <w:t>item.able</w:t>
+            </w:r>
+            <w:proofErr w:type="spellEnd"/>
+            <w:proofErr w:type="gramEnd"/>
+            <w:r>
+              <w:rPr>
+                <w:rFonts w:ascii="Times New Roman" w:hAnsi="Times New Roman" w:cs="Times New Roman"/>
+                <w:bCs/>
+                <w:color w:val="000000" w:themeColor="text1"/>
+                <w:sz w:val="24"/>
+                <w:szCs w:val="24"/>
+                <w:lang w:val="en-US"/>
+              </w:rPr>
+              <w:t>}}</w:t>
             </w:r>
           </w:p>
           <w:p>
@@ -2002,7 +2373,31 @@
                 <w:szCs w:val="24"/>
                 <w:lang w:val="en-US"/>
               </w:rPr>
-              <w:t xml:space="preserve"> {{item.own}}</w:t>
+              <w:t xml:space="preserve"> {{</w:t>
+            </w:r>
+            <w:proofErr w:type="spellStart"/>
+            <w:r>
+              <w:rPr>
+                <w:rFonts w:ascii="Times New Roman" w:hAnsi="Times New Roman" w:cs="Times New Roman"/>
+                <w:bCs/>
+                <w:color w:val="000000" w:themeColor="text1"/>
+                <w:sz w:val="24"/>
+                <w:szCs w:val="24"/>
+                <w:lang w:val="en-US"/>
+              </w:rPr>
+              <w:t>item.own</w:t>
+            </w:r>
+            <w:proofErr w:type="spellEnd"/>
+            <w:r>
+              <w:rPr>
+                <w:rFonts w:ascii="Times New Roman" w:hAnsi="Times New Roman" w:cs="Times New Roman"/>
+                <w:bCs/>
+                <w:color w:val="000000" w:themeColor="text1"/>
+                <w:sz w:val="24"/>
+                <w:szCs w:val="24"/>
+                <w:lang w:val="en-US"/>
+              </w:rPr>
+              <w:t>}}</w:t>
             </w:r>
           </w:p>
         </w:tc>
@@ -2041,7 +2436,29 @@
                 <w:szCs w:val="24"/>
                 <w:lang w:val="en-US"/>
               </w:rPr>
-              <w:t>{%tr endfor %}</w:t>
+              <w:t xml:space="preserve">{%tr </w:t>
+            </w:r>
+            <w:proofErr w:type="spellStart"/>
+            <w:r>
+              <w:rPr>
+                <w:rFonts w:ascii="Times New Roman" w:hAnsi="Times New Roman" w:cs="Times New Roman"/>
+                <w:color w:val="000000" w:themeColor="text1"/>
+                <w:sz w:val="24"/>
+                <w:szCs w:val="24"/>
+                <w:lang w:val="en-US"/>
+              </w:rPr>
+              <w:t>endfor</w:t>
+            </w:r>
+            <w:proofErr w:type="spellEnd"/>
+            <w:r>
+              <w:rPr>
+                <w:rFonts w:ascii="Times New Roman" w:hAnsi="Times New Roman" w:cs="Times New Roman"/>
+                <w:color w:val="000000" w:themeColor="text1"/>
+                <w:sz w:val="24"/>
+                <w:szCs w:val="24"/>
+                <w:lang w:val="en-US"/>
+              </w:rPr>
+              <w:t xml:space="preserve"> %}</w:t>
             </w:r>
           </w:p>
         </w:tc>
@@ -2125,6 +2542,7 @@
         </w:rPr>
         <w:t xml:space="preserve"> </w:t>
       </w:r>
+      <w:proofErr w:type="gramStart"/>
       <w:r>
         <w:rPr>
           <w:rFonts w:ascii="Times New Roman" w:hAnsi="Times New Roman" w:cs="Times New Roman"/>
@@ -2150,6 +2568,7 @@
         </w:rPr>
         <w:t>sum</w:t>
       </w:r>
+      <w:proofErr w:type="gramEnd"/>
       <w:r>
         <w:rPr>
           <w:rFonts w:ascii="Times New Roman" w:hAnsi="Times New Roman" w:cs="Times New Roman"/>
@@ -2158,6 +2577,7 @@
         </w:rPr>
         <w:t>_</w:t>
       </w:r>
+      <w:proofErr w:type="spellStart"/>
       <w:r>
         <w:rPr>
           <w:rFonts w:ascii="Times New Roman" w:hAnsi="Times New Roman" w:cs="Times New Roman"/>
@@ -2167,6 +2587,7 @@
         </w:rPr>
         <w:t>zet</w:t>
       </w:r>
+      <w:proofErr w:type="spellEnd"/>
       <w:r>
         <w:rPr>
           <w:rFonts w:ascii="Times New Roman" w:hAnsi="Times New Roman" w:cs="Times New Roman"/>
@@ -2240,6 +2661,7 @@
               </w:rPr>
               <w:t xml:space="preserve">{% </w:t>
             </w:r>
+            <w:proofErr w:type="spellStart"/>
             <w:r>
               <w:rPr>
                 <w:rFonts w:ascii="Times New Roman" w:hAnsi="Times New Roman" w:cs="Times New Roman"/>
@@ -2249,6 +2671,7 @@
               </w:rPr>
               <w:t>colspan</w:t>
             </w:r>
+            <w:proofErr w:type="spellEnd"/>
             <w:r>
               <w:rPr>
                 <w:rFonts w:ascii="Times New Roman" w:hAnsi="Times New Roman" w:cs="Times New Roman"/>
@@ -2257,6 +2680,7 @@
               </w:rPr>
               <w:t xml:space="preserve"> </w:t>
             </w:r>
+            <w:proofErr w:type="spellStart"/>
             <w:r>
               <w:rPr>
                 <w:rFonts w:ascii="Times New Roman" w:hAnsi="Times New Roman" w:cs="Times New Roman"/>
@@ -2266,6 +2690,7 @@
               </w:rPr>
               <w:t>sh</w:t>
             </w:r>
+            <w:proofErr w:type="spellEnd"/>
             <w:r>
               <w:rPr>
                 <w:rFonts w:ascii="Times New Roman" w:hAnsi="Times New Roman" w:cs="Times New Roman"/>
@@ -2299,6 +2724,7 @@
               </w:rPr>
               <w:t xml:space="preserve"> </w:t>
             </w:r>
+            <w:proofErr w:type="gramStart"/>
             <w:r>
               <w:rPr>
                 <w:rFonts w:ascii="Times New Roman" w:hAnsi="Times New Roman" w:cs="Times New Roman"/>
@@ -2315,7 +2741,18 @@
                 <w:sz w:val="24"/>
                 <w:szCs w:val="24"/>
               </w:rPr>
-              <w:t>Трудоемкость в академических часах</w:t>
+              <w:t>Трудоемкость</w:t>
+            </w:r>
+            <w:proofErr w:type="gramEnd"/>
+            <w:r>
+              <w:rPr>
+                <w:rFonts w:ascii="Times New Roman" w:hAnsi="Times New Roman" w:cs="Times New Roman"/>
+                <w:b/>
+                <w:bCs/>
+                <w:sz w:val="24"/>
+                <w:szCs w:val="24"/>
+              </w:rPr>
+              <w:t xml:space="preserve"> в академических часах</w:t>
             </w:r>
           </w:p>
           <w:p>
@@ -2403,7 +2840,47 @@
                 <w:szCs w:val="24"/>
                 <w:lang w:val="en-US"/>
               </w:rPr>
-              <w:t>{%tc for item in sh %}</w:t>
+              <w:t>{%</w:t>
+            </w:r>
+            <w:proofErr w:type="spellStart"/>
+            <w:r>
+              <w:rPr>
+                <w:rFonts w:ascii="Times New Roman" w:hAnsi="Times New Roman" w:cs="Times New Roman"/>
+                <w:sz w:val="24"/>
+                <w:szCs w:val="24"/>
+                <w:lang w:val="en-US"/>
+              </w:rPr>
+              <w:t>tc</w:t>
+            </w:r>
+            <w:proofErr w:type="spellEnd"/>
+            <w:r>
+              <w:rPr>
+                <w:rFonts w:ascii="Times New Roman" w:hAnsi="Times New Roman" w:cs="Times New Roman"/>
+                <w:sz w:val="24"/>
+                <w:szCs w:val="24"/>
+                <w:lang w:val="en-US"/>
+              </w:rPr>
+              <w:t xml:space="preserve"> for item in </w:t>
+            </w:r>
+            <w:proofErr w:type="spellStart"/>
+            <w:r>
+              <w:rPr>
+                <w:rFonts w:ascii="Times New Roman" w:hAnsi="Times New Roman" w:cs="Times New Roman"/>
+                <w:sz w:val="24"/>
+                <w:szCs w:val="24"/>
+                <w:lang w:val="en-US"/>
+              </w:rPr>
+              <w:t>sh</w:t>
+            </w:r>
+            <w:proofErr w:type="spellEnd"/>
+            <w:r>
+              <w:rPr>
+                <w:rFonts w:ascii="Times New Roman" w:hAnsi="Times New Roman" w:cs="Times New Roman"/>
+                <w:sz w:val="24"/>
+                <w:szCs w:val="24"/>
+                <w:lang w:val="en-US"/>
+              </w:rPr>
+              <w:t xml:space="preserve"> %}</w:t>
             </w:r>
           </w:p>
         </w:tc>
@@ -2446,7 +2923,27 @@
                 <w:szCs w:val="24"/>
                 <w:lang w:val="en-US"/>
               </w:rPr>
-              <w:t>{{item.num}}</w:t>
+              <w:t>{{</w:t>
+            </w:r>
+            <w:proofErr w:type="spellStart"/>
+            <w:r>
+              <w:rPr>
+                <w:rFonts w:ascii="Times New Roman" w:hAnsi="Times New Roman" w:cs="Times New Roman"/>
+                <w:sz w:val="24"/>
+                <w:szCs w:val="24"/>
+                <w:lang w:val="en-US"/>
+              </w:rPr>
+              <w:t>item.num</w:t>
+            </w:r>
+            <w:proofErr w:type="spellEnd"/>
+            <w:r>
+              <w:rPr>
+                <w:rFonts w:ascii="Times New Roman" w:hAnsi="Times New Roman" w:cs="Times New Roman"/>
+                <w:sz w:val="24"/>
+                <w:szCs w:val="24"/>
+                <w:lang w:val="en-US"/>
+              </w:rPr>
+              <w:t>}}</w:t>
             </w:r>
           </w:p>
         </w:tc>
@@ -2472,7 +2969,47 @@
                 <w:szCs w:val="24"/>
                 <w:lang w:val="en-US"/>
               </w:rPr>
-              <w:t>{%tc endfor %}</w:t>
+              <w:t>{%</w:t>
+            </w:r>
+            <w:proofErr w:type="spellStart"/>
+            <w:r>
+              <w:rPr>
+                <w:rFonts w:ascii="Times New Roman" w:hAnsi="Times New Roman" w:cs="Times New Roman"/>
+                <w:sz w:val="24"/>
+                <w:szCs w:val="24"/>
+                <w:lang w:val="en-US"/>
+              </w:rPr>
+              <w:t>tc</w:t>
+            </w:r>
+            <w:proofErr w:type="spellEnd"/>
+            <w:r>
+              <w:rPr>
+                <w:rFonts w:ascii="Times New Roman" w:hAnsi="Times New Roman" w:cs="Times New Roman"/>
+                <w:sz w:val="24"/>
+                <w:szCs w:val="24"/>
+                <w:lang w:val="en-US"/>
+              </w:rPr>
+              <w:t xml:space="preserve"> </w:t>
+            </w:r>
+            <w:proofErr w:type="spellStart"/>
+            <w:r>
+              <w:rPr>
+                <w:rFonts w:ascii="Times New Roman" w:hAnsi="Times New Roman" w:cs="Times New Roman"/>
+                <w:sz w:val="24"/>
+                <w:szCs w:val="24"/>
+                <w:lang w:val="en-US"/>
+              </w:rPr>
+              <w:t>endfor</w:t>
+            </w:r>
+            <w:proofErr w:type="spellEnd"/>
+            <w:r>
+              <w:rPr>
+                <w:rFonts w:ascii="Times New Roman" w:hAnsi="Times New Roman" w:cs="Times New Roman"/>
+                <w:sz w:val="24"/>
+                <w:szCs w:val="24"/>
+                <w:lang w:val="en-US"/>
+              </w:rPr>
+              <w:t xml:space="preserve"> %}</w:t>
             </w:r>
           </w:p>
         </w:tc>
@@ -2551,6 +3088,7 @@
               </w:rPr>
               <w:t xml:space="preserve"> </w:t>
             </w:r>
+            <w:proofErr w:type="spellStart"/>
             <w:r>
               <w:rPr>
                 <w:rFonts w:ascii="Times New Roman" w:hAnsi="Times New Roman" w:cs="Times New Roman"/>
@@ -2596,6 +3134,7 @@
               </w:rPr>
               <w:t>all</w:t>
             </w:r>
+            <w:proofErr w:type="spellEnd"/>
             <w:r>
               <w:rPr>
                 <w:rFonts w:ascii="Times New Roman" w:hAnsi="Times New Roman" w:cs="Times New Roman"/>
@@ -2629,6 +3168,7 @@
               </w:rPr>
               <w:t xml:space="preserve"> </w:t>
             </w:r>
+            <w:proofErr w:type="spellStart"/>
             <w:r>
               <w:rPr>
                 <w:rFonts w:ascii="Times New Roman" w:hAnsi="Times New Roman" w:cs="Times New Roman"/>
@@ -2665,6 +3205,7 @@
               </w:rPr>
               <w:t>all</w:t>
             </w:r>
+            <w:proofErr w:type="spellEnd"/>
             <w:r>
               <w:rPr>
                 <w:rFonts w:ascii="Times New Roman" w:hAnsi="Times New Roman" w:cs="Times New Roman"/>
@@ -2674,6 +3215,7 @@
               </w:rPr>
               <w:t xml:space="preserve"> + </w:t>
             </w:r>
+            <w:proofErr w:type="spellStart"/>
             <w:r>
               <w:rPr>
                 <w:rFonts w:ascii="Times New Roman" w:hAnsi="Times New Roman" w:cs="Times New Roman"/>
@@ -2737,6 +3279,7 @@
               </w:rPr>
               <w:t>all</w:t>
             </w:r>
+            <w:proofErr w:type="spellEnd"/>
             <w:r>
               <w:rPr>
                 <w:rFonts w:ascii="Times New Roman" w:hAnsi="Times New Roman" w:cs="Times New Roman"/>
@@ -2772,6 +3315,7 @@
               </w:rPr>
               <w:t>{%</w:t>
             </w:r>
+            <w:proofErr w:type="spellStart"/>
             <w:r>
               <w:rPr>
                 <w:rFonts w:ascii="Times New Roman" w:hAnsi="Times New Roman" w:cs="Times New Roman"/>
@@ -2781,6 +3325,7 @@
               </w:rPr>
               <w:t>tc</w:t>
             </w:r>
+            <w:proofErr w:type="spellEnd"/>
             <w:r>
               <w:rPr>
                 <w:rFonts w:ascii="Times New Roman" w:hAnsi="Times New Roman" w:cs="Times New Roman"/>
@@ -2844,6 +3389,7 @@
               </w:rPr>
               <w:t xml:space="preserve"> </w:t>
             </w:r>
+            <w:proofErr w:type="spellStart"/>
             <w:r>
               <w:rPr>
                 <w:rFonts w:ascii="Times New Roman" w:hAnsi="Times New Roman" w:cs="Times New Roman"/>
@@ -2853,6 +3399,7 @@
               </w:rPr>
               <w:t>sh</w:t>
             </w:r>
+            <w:proofErr w:type="spellEnd"/>
             <w:r>
               <w:rPr>
                 <w:rFonts w:ascii="Times New Roman" w:hAnsi="Times New Roman" w:cs="Times New Roman"/>
@@ -2888,6 +3435,7 @@
               </w:rPr>
               <w:t>{{</w:t>
             </w:r>
+            <w:proofErr w:type="spellStart"/>
             <w:r>
               <w:rPr>
                 <w:rFonts w:ascii="Times New Roman" w:hAnsi="Times New Roman" w:cs="Times New Roman"/>
@@ -2933,6 +3481,7 @@
               </w:rPr>
               <w:t>hours</w:t>
             </w:r>
+            <w:proofErr w:type="spellEnd"/>
             <w:r>
               <w:rPr>
                 <w:rFonts w:ascii="Times New Roman" w:hAnsi="Times New Roman" w:cs="Times New Roman"/>
@@ -2942,6 +3491,7 @@
               </w:rPr>
               <w:t xml:space="preserve"> + </w:t>
             </w:r>
+            <w:proofErr w:type="spellStart"/>
             <w:r>
               <w:rPr>
                 <w:rFonts w:ascii="Times New Roman" w:hAnsi="Times New Roman" w:cs="Times New Roman"/>
@@ -2987,6 +3537,7 @@
               </w:rPr>
               <w:t>hours</w:t>
             </w:r>
+            <w:proofErr w:type="spellEnd"/>
             <w:r>
               <w:rPr>
                 <w:rFonts w:ascii="Times New Roman" w:hAnsi="Times New Roman" w:cs="Times New Roman"/>
@@ -2996,6 +3547,7 @@
               </w:rPr>
               <w:t xml:space="preserve"> + </w:t>
             </w:r>
+            <w:proofErr w:type="spellStart"/>
             <w:r>
               <w:rPr>
                 <w:rFonts w:ascii="Times New Roman" w:hAnsi="Times New Roman" w:cs="Times New Roman"/>
@@ -3041,6 +3593,7 @@
               </w:rPr>
               <w:t>hours</w:t>
             </w:r>
+            <w:proofErr w:type="spellEnd"/>
             <w:r>
               <w:rPr>
                 <w:rFonts w:ascii="Times New Roman" w:hAnsi="Times New Roman" w:cs="Times New Roman"/>
@@ -3074,6 +3627,7 @@
               </w:rPr>
               <w:t>{%</w:t>
             </w:r>
+            <w:proofErr w:type="spellStart"/>
             <w:r>
               <w:rPr>
                 <w:rFonts w:ascii="Times New Roman" w:hAnsi="Times New Roman" w:cs="Times New Roman"/>
@@ -3083,6 +3637,7 @@
               </w:rPr>
               <w:t>tc</w:t>
             </w:r>
+            <w:proofErr w:type="spellEnd"/>
             <w:r>
               <w:rPr>
                 <w:rFonts w:ascii="Times New Roman" w:hAnsi="Times New Roman" w:cs="Times New Roman"/>
@@ -3091,6 +3646,7 @@
               </w:rPr>
               <w:t xml:space="preserve"> </w:t>
             </w:r>
+            <w:proofErr w:type="spellStart"/>
             <w:r>
               <w:rPr>
                 <w:rFonts w:ascii="Times New Roman" w:hAnsi="Times New Roman" w:cs="Times New Roman"/>
@@ -3100,6 +3656,7 @@
               </w:rPr>
               <w:t>endfor</w:t>
             </w:r>
+            <w:proofErr w:type="spellEnd"/>
             <w:r>
               <w:rPr>
                 <w:rFonts w:ascii="Times New Roman" w:hAnsi="Times New Roman" w:cs="Times New Roman"/>
@@ -3152,6 +3709,7 @@
                 <w:lang w:val="en-US"/>
               </w:rPr>
             </w:pPr>
+            <w:proofErr w:type="gramStart"/>
             <w:r>
               <w:rPr>
                 <w:rFonts w:ascii="Times New Roman" w:hAnsi="Times New Roman" w:cs="Times New Roman"/>
@@ -3164,6 +3722,7 @@
             <w:r>
               <w:t xml:space="preserve"> </w:t>
             </w:r>
+            <w:proofErr w:type="spellStart"/>
             <w:r>
               <w:rPr>
                 <w:rFonts w:ascii="Times New Roman" w:hAnsi="Times New Roman" w:cs="Times New Roman"/>
@@ -3189,16 +3748,36 @@
                 <w:szCs w:val="24"/>
                 <w:lang w:val="en-US"/>
               </w:rPr>
-              <w:t>aud_</w:t>
-            </w:r>
-            <w:r>
-              <w:rPr>
-                <w:rFonts w:ascii="Times New Roman" w:hAnsi="Times New Roman" w:cs="Times New Roman"/>
-                <w:sz w:val="24"/>
-                <w:szCs w:val="24"/>
-                <w:lang w:val="en-US"/>
-              </w:rPr>
-              <w:t>hours_all}}</w:t>
+              <w:t>aud</w:t>
+            </w:r>
+            <w:proofErr w:type="gramEnd"/>
+            <w:r>
+              <w:rPr>
+                <w:rFonts w:ascii="Times New Roman" w:hAnsi="Times New Roman" w:cs="Times New Roman"/>
+                <w:sz w:val="24"/>
+                <w:szCs w:val="24"/>
+                <w:lang w:val="en-US"/>
+              </w:rPr>
+              <w:t>_</w:t>
+            </w:r>
+            <w:r>
+              <w:rPr>
+                <w:rFonts w:ascii="Times New Roman" w:hAnsi="Times New Roman" w:cs="Times New Roman"/>
+                <w:sz w:val="24"/>
+                <w:szCs w:val="24"/>
+                <w:lang w:val="en-US"/>
+              </w:rPr>
+              <w:t>hours_all</w:t>
+            </w:r>
+            <w:proofErr w:type="spellEnd"/>
+            <w:r>
+              <w:rPr>
+                <w:rFonts w:ascii="Times New Roman" w:hAnsi="Times New Roman" w:cs="Times New Roman"/>
+                <w:sz w:val="24"/>
+                <w:szCs w:val="24"/>
+                <w:lang w:val="en-US"/>
+              </w:rPr>
+              <w:t>}}</w:t>
             </w:r>
           </w:p>
         </w:tc>
@@ -3224,7 +3803,47 @@
                 <w:szCs w:val="24"/>
                 <w:lang w:val="en-US"/>
               </w:rPr>
-              <w:t>{%tc for item in sh %}</w:t>
+              <w:t>{%</w:t>
+            </w:r>
+            <w:proofErr w:type="spellStart"/>
+            <w:r>
+              <w:rPr>
+                <w:rFonts w:ascii="Times New Roman" w:hAnsi="Times New Roman" w:cs="Times New Roman"/>
+                <w:sz w:val="24"/>
+                <w:szCs w:val="24"/>
+                <w:lang w:val="en-US"/>
+              </w:rPr>
+              <w:t>tc</w:t>
+            </w:r>
+            <w:proofErr w:type="spellEnd"/>
+            <w:r>
+              <w:rPr>
+                <w:rFonts w:ascii="Times New Roman" w:hAnsi="Times New Roman" w:cs="Times New Roman"/>
+                <w:sz w:val="24"/>
+                <w:szCs w:val="24"/>
+                <w:lang w:val="en-US"/>
+              </w:rPr>
+              <w:t xml:space="preserve"> for item in </w:t>
+            </w:r>
+            <w:proofErr w:type="spellStart"/>
+            <w:r>
+              <w:rPr>
+                <w:rFonts w:ascii="Times New Roman" w:hAnsi="Times New Roman" w:cs="Times New Roman"/>
+                <w:sz w:val="24"/>
+                <w:szCs w:val="24"/>
+                <w:lang w:val="en-US"/>
+              </w:rPr>
+              <w:t>sh</w:t>
+            </w:r>
+            <w:proofErr w:type="spellEnd"/>
+            <w:r>
+              <w:rPr>
+                <w:rFonts w:ascii="Times New Roman" w:hAnsi="Times New Roman" w:cs="Times New Roman"/>
+                <w:sz w:val="24"/>
+                <w:szCs w:val="24"/>
+                <w:lang w:val="en-US"/>
+              </w:rPr>
+              <w:t xml:space="preserve"> %}</w:t>
             </w:r>
           </w:p>
         </w:tc>
@@ -3250,7 +3869,27 @@
                 <w:szCs w:val="24"/>
                 <w:lang w:val="en-US"/>
               </w:rPr>
-              <w:t>{{item.aud_hours}}</w:t>
+              <w:t>{{</w:t>
+            </w:r>
+            <w:proofErr w:type="spellStart"/>
+            <w:r>
+              <w:rPr>
+                <w:rFonts w:ascii="Times New Roman" w:hAnsi="Times New Roman" w:cs="Times New Roman"/>
+                <w:sz w:val="24"/>
+                <w:szCs w:val="24"/>
+                <w:lang w:val="en-US"/>
+              </w:rPr>
+              <w:t>item.aud_hours</w:t>
+            </w:r>
+            <w:proofErr w:type="spellEnd"/>
+            <w:r>
+              <w:rPr>
+                <w:rFonts w:ascii="Times New Roman" w:hAnsi="Times New Roman" w:cs="Times New Roman"/>
+                <w:sz w:val="24"/>
+                <w:szCs w:val="24"/>
+                <w:lang w:val="en-US"/>
+              </w:rPr>
+              <w:t>}}</w:t>
             </w:r>
           </w:p>
         </w:tc>
@@ -3275,7 +3914,47 @@
                 <w:szCs w:val="24"/>
                 <w:lang w:val="en-US"/>
               </w:rPr>
-              <w:t>{%tc endfor %}</w:t>
+              <w:t>{%</w:t>
+            </w:r>
+            <w:proofErr w:type="spellStart"/>
+            <w:r>
+              <w:rPr>
+                <w:rFonts w:ascii="Times New Roman" w:hAnsi="Times New Roman" w:cs="Times New Roman"/>
+                <w:sz w:val="24"/>
+                <w:szCs w:val="24"/>
+                <w:lang w:val="en-US"/>
+              </w:rPr>
+              <w:t>tc</w:t>
+            </w:r>
+            <w:proofErr w:type="spellEnd"/>
+            <w:r>
+              <w:rPr>
+                <w:rFonts w:ascii="Times New Roman" w:hAnsi="Times New Roman" w:cs="Times New Roman"/>
+                <w:sz w:val="24"/>
+                <w:szCs w:val="24"/>
+                <w:lang w:val="en-US"/>
+              </w:rPr>
+              <w:t xml:space="preserve"> </w:t>
+            </w:r>
+            <w:proofErr w:type="spellStart"/>
+            <w:r>
+              <w:rPr>
+                <w:rFonts w:ascii="Times New Roman" w:hAnsi="Times New Roman" w:cs="Times New Roman"/>
+                <w:sz w:val="24"/>
+                <w:szCs w:val="24"/>
+                <w:lang w:val="en-US"/>
+              </w:rPr>
+              <w:t>endfor</w:t>
+            </w:r>
+            <w:proofErr w:type="spellEnd"/>
+            <w:r>
+              <w:rPr>
+                <w:rFonts w:ascii="Times New Roman" w:hAnsi="Times New Roman" w:cs="Times New Roman"/>
+                <w:sz w:val="24"/>
+                <w:szCs w:val="24"/>
+                <w:lang w:val="en-US"/>
+              </w:rPr>
+              <w:t xml:space="preserve"> %}</w:t>
             </w:r>
           </w:p>
         </w:tc>
@@ -3336,6 +4015,7 @@
                 <w:szCs w:val="24"/>
               </w:rPr>
             </w:pPr>
+            <w:proofErr w:type="gramStart"/>
             <w:r>
               <w:rPr>
                 <w:rFonts w:ascii="Times New Roman" w:hAnsi="Times New Roman" w:cs="Times New Roman"/>
@@ -3353,6 +4033,7 @@
               </w:rPr>
               <w:t>sha</w:t>
             </w:r>
+            <w:proofErr w:type="gramEnd"/>
             <w:r>
               <w:rPr>
                 <w:rFonts w:ascii="Times New Roman" w:hAnsi="Times New Roman" w:cs="Times New Roman"/>
@@ -3361,6 +4042,7 @@
               </w:rPr>
               <w:t>.</w:t>
             </w:r>
+            <w:proofErr w:type="spellStart"/>
             <w:r>
               <w:rPr>
                 <w:rFonts w:ascii="Times New Roman" w:hAnsi="Times New Roman" w:cs="Times New Roman"/>
@@ -3370,6 +4052,7 @@
               </w:rPr>
               <w:t>lekc</w:t>
             </w:r>
+            <w:proofErr w:type="spellEnd"/>
             <w:r>
               <w:rPr>
                 <w:rFonts w:ascii="Times New Roman" w:hAnsi="Times New Roman" w:cs="Times New Roman"/>
@@ -3438,6 +4121,7 @@
               </w:rPr>
               <w:t>{%</w:t>
             </w:r>
+            <w:proofErr w:type="spellStart"/>
             <w:r>
               <w:rPr>
                 <w:rFonts w:ascii="Times New Roman" w:hAnsi="Times New Roman" w:cs="Times New Roman"/>
@@ -3447,6 +4131,7 @@
               </w:rPr>
               <w:t>tc</w:t>
             </w:r>
+            <w:proofErr w:type="spellEnd"/>
             <w:r>
               <w:rPr>
                 <w:rFonts w:ascii="Times New Roman" w:hAnsi="Times New Roman" w:cs="Times New Roman"/>
@@ -3510,6 +4195,7 @@
               </w:rPr>
               <w:t xml:space="preserve"> </w:t>
             </w:r>
+            <w:proofErr w:type="spellStart"/>
             <w:r>
               <w:rPr>
                 <w:rFonts w:ascii="Times New Roman" w:hAnsi="Times New Roman" w:cs="Times New Roman"/>
@@ -3519,6 +4205,7 @@
               </w:rPr>
               <w:t>sh</w:t>
             </w:r>
+            <w:proofErr w:type="spellEnd"/>
             <w:r>
               <w:rPr>
                 <w:rFonts w:ascii="Times New Roman" w:hAnsi="Times New Roman" w:cs="Times New Roman"/>
@@ -3552,6 +4239,7 @@
               </w:rPr>
               <w:t>{{</w:t>
             </w:r>
+            <w:proofErr w:type="gramStart"/>
             <w:r>
               <w:rPr>
                 <w:rFonts w:ascii="Times New Roman" w:hAnsi="Times New Roman" w:cs="Times New Roman"/>
@@ -3569,6 +4257,7 @@
               </w:rPr>
               <w:t>.</w:t>
             </w:r>
+            <w:proofErr w:type="spellStart"/>
             <w:r>
               <w:rPr>
                 <w:rFonts w:ascii="Times New Roman" w:hAnsi="Times New Roman" w:cs="Times New Roman"/>
@@ -3578,6 +4267,8 @@
               </w:rPr>
               <w:t>lekc</w:t>
             </w:r>
+            <w:proofErr w:type="spellEnd"/>
+            <w:proofErr w:type="gramEnd"/>
             <w:r>
               <w:rPr>
                 <w:rFonts w:ascii="Times New Roman" w:hAnsi="Times New Roman" w:cs="Times New Roman"/>
@@ -3635,6 +4326,7 @@
               </w:rPr>
               <w:t>{%</w:t>
             </w:r>
+            <w:proofErr w:type="spellStart"/>
             <w:r>
               <w:rPr>
                 <w:rFonts w:ascii="Times New Roman" w:hAnsi="Times New Roman" w:cs="Times New Roman"/>
@@ -3644,6 +4336,7 @@
               </w:rPr>
               <w:t>tc</w:t>
             </w:r>
+            <w:proofErr w:type="spellEnd"/>
             <w:r>
               <w:rPr>
                 <w:rFonts w:ascii="Times New Roman" w:hAnsi="Times New Roman" w:cs="Times New Roman"/>
@@ -3652,6 +4345,7 @@
               </w:rPr>
               <w:t xml:space="preserve"> </w:t>
             </w:r>
+            <w:proofErr w:type="spellStart"/>
             <w:r>
               <w:rPr>
                 <w:rFonts w:ascii="Times New Roman" w:hAnsi="Times New Roman" w:cs="Times New Roman"/>
@@ -3661,6 +4355,7 @@
               </w:rPr>
               <w:t>endfor</w:t>
             </w:r>
+            <w:proofErr w:type="spellEnd"/>
             <w:r>
               <w:rPr>
                 <w:rFonts w:ascii="Times New Roman" w:hAnsi="Times New Roman" w:cs="Times New Roman"/>
@@ -3737,6 +4432,7 @@
                 <w:szCs w:val="24"/>
               </w:rPr>
             </w:pPr>
+            <w:proofErr w:type="gramStart"/>
             <w:r>
               <w:rPr>
                 <w:rFonts w:ascii="Times New Roman" w:hAnsi="Times New Roman" w:cs="Times New Roman"/>
@@ -3771,6 +4467,7 @@
               </w:rPr>
               <w:t>lab</w:t>
             </w:r>
+            <w:proofErr w:type="gramEnd"/>
             <w:r>
               <w:rPr>
                 <w:rFonts w:ascii="Times New Roman" w:hAnsi="Times New Roman" w:cs="Times New Roman"/>
@@ -3839,6 +4536,7 @@
               </w:rPr>
               <w:t>{%</w:t>
             </w:r>
+            <w:proofErr w:type="spellStart"/>
             <w:r>
               <w:rPr>
                 <w:rFonts w:ascii="Times New Roman" w:hAnsi="Times New Roman" w:cs="Times New Roman"/>
@@ -3848,6 +4546,7 @@
               </w:rPr>
               <w:t>tc</w:t>
             </w:r>
+            <w:proofErr w:type="spellEnd"/>
             <w:r>
               <w:rPr>
                 <w:rFonts w:ascii="Times New Roman" w:hAnsi="Times New Roman" w:cs="Times New Roman"/>
@@ -3911,6 +4610,7 @@
               </w:rPr>
               <w:t xml:space="preserve"> </w:t>
             </w:r>
+            <w:proofErr w:type="spellStart"/>
             <w:r>
               <w:rPr>
                 <w:rFonts w:ascii="Times New Roman" w:hAnsi="Times New Roman" w:cs="Times New Roman"/>
@@ -3920,6 +4620,7 @@
               </w:rPr>
               <w:t>sh</w:t>
             </w:r>
+            <w:proofErr w:type="spellEnd"/>
             <w:r>
               <w:rPr>
                 <w:rFonts w:ascii="Times New Roman" w:hAnsi="Times New Roman" w:cs="Times New Roman"/>
@@ -3962,7 +4663,17 @@
                 <w:szCs w:val="24"/>
                 <w:lang w:val="en-US"/>
               </w:rPr>
-              <w:t>{{item.lab_hour</w:t>
+              <w:t>{{</w:t>
+            </w:r>
+            <w:proofErr w:type="spellStart"/>
+            <w:r>
+              <w:rPr>
+                <w:rFonts w:ascii="Times New Roman" w:hAnsi="Times New Roman" w:cs="Times New Roman"/>
+                <w:sz w:val="24"/>
+                <w:szCs w:val="24"/>
+                <w:lang w:val="en-US"/>
+              </w:rPr>
+              <w:t>item.lab_hour</w:t>
             </w:r>
             <w:r>
               <w:rPr>
@@ -3973,6 +4684,7 @@
               </w:rPr>
               <w:t>s</w:t>
             </w:r>
+            <w:proofErr w:type="spellEnd"/>
             <w:r>
               <w:rPr>
                 <w:rFonts w:ascii="Times New Roman" w:hAnsi="Times New Roman" w:cs="Times New Roman"/>
@@ -4005,7 +4717,47 @@
                 <w:szCs w:val="24"/>
                 <w:lang w:val="en-US"/>
               </w:rPr>
-              <w:t>{%tc endfor %}</w:t>
+              <w:t>{%</w:t>
+            </w:r>
+            <w:proofErr w:type="spellStart"/>
+            <w:r>
+              <w:rPr>
+                <w:rFonts w:ascii="Times New Roman" w:hAnsi="Times New Roman" w:cs="Times New Roman"/>
+                <w:sz w:val="24"/>
+                <w:szCs w:val="24"/>
+                <w:lang w:val="en-US"/>
+              </w:rPr>
+              <w:t>tc</w:t>
+            </w:r>
+            <w:proofErr w:type="spellEnd"/>
+            <w:r>
+              <w:rPr>
+                <w:rFonts w:ascii="Times New Roman" w:hAnsi="Times New Roman" w:cs="Times New Roman"/>
+                <w:sz w:val="24"/>
+                <w:szCs w:val="24"/>
+                <w:lang w:val="en-US"/>
+              </w:rPr>
+              <w:t xml:space="preserve"> </w:t>
+            </w:r>
+            <w:proofErr w:type="spellStart"/>
+            <w:r>
+              <w:rPr>
+                <w:rFonts w:ascii="Times New Roman" w:hAnsi="Times New Roman" w:cs="Times New Roman"/>
+                <w:sz w:val="24"/>
+                <w:szCs w:val="24"/>
+                <w:lang w:val="en-US"/>
+              </w:rPr>
+              <w:t>endfor</w:t>
+            </w:r>
+            <w:proofErr w:type="spellEnd"/>
+            <w:r>
+              <w:rPr>
+                <w:rFonts w:ascii="Times New Roman" w:hAnsi="Times New Roman" w:cs="Times New Roman"/>
+                <w:sz w:val="24"/>
+                <w:szCs w:val="24"/>
+                <w:lang w:val="en-US"/>
+              </w:rPr>
+              <w:t xml:space="preserve"> %}</w:t>
             </w:r>
           </w:p>
         </w:tc>
@@ -4060,6 +4812,7 @@
                 <w:lang w:val="en-US"/>
               </w:rPr>
             </w:pPr>
+            <w:proofErr w:type="gramStart"/>
             <w:r>
               <w:rPr>
                 <w:rFonts w:ascii="Times New Roman" w:hAnsi="Times New Roman" w:cs="Times New Roman"/>
@@ -4069,6 +4822,7 @@
               </w:rPr>
               <w:t xml:space="preserve">{{ </w:t>
             </w:r>
+            <w:proofErr w:type="spellStart"/>
             <w:r>
               <w:rPr>
                 <w:rFonts w:ascii="Times New Roman" w:hAnsi="Times New Roman" w:cs="Times New Roman"/>
@@ -4085,7 +4839,27 @@
                 <w:szCs w:val="24"/>
                 <w:lang w:val="en-US"/>
               </w:rPr>
-              <w:t>.pr_hours_all }}</w:t>
+              <w:t>.pr</w:t>
+            </w:r>
+            <w:proofErr w:type="gramEnd"/>
+            <w:r>
+              <w:rPr>
+                <w:rFonts w:ascii="Times New Roman" w:hAnsi="Times New Roman" w:cs="Times New Roman"/>
+                <w:sz w:val="24"/>
+                <w:szCs w:val="24"/>
+                <w:lang w:val="en-US"/>
+              </w:rPr>
+              <w:t>_hours_all</w:t>
+            </w:r>
+            <w:proofErr w:type="spellEnd"/>
+            <w:r>
+              <w:rPr>
+                <w:rFonts w:ascii="Times New Roman" w:hAnsi="Times New Roman" w:cs="Times New Roman"/>
+                <w:sz w:val="24"/>
+                <w:szCs w:val="24"/>
+                <w:lang w:val="en-US"/>
+              </w:rPr>
+              <w:t xml:space="preserve"> }}</w:t>
             </w:r>
           </w:p>
         </w:tc>
@@ -4111,7 +4885,47 @@
                 <w:szCs w:val="24"/>
                 <w:lang w:val="en-US"/>
               </w:rPr>
-              <w:t>{%tc for item in sh %}</w:t>
+              <w:t>{%</w:t>
+            </w:r>
+            <w:proofErr w:type="spellStart"/>
+            <w:r>
+              <w:rPr>
+                <w:rFonts w:ascii="Times New Roman" w:hAnsi="Times New Roman" w:cs="Times New Roman"/>
+                <w:sz w:val="24"/>
+                <w:szCs w:val="24"/>
+                <w:lang w:val="en-US"/>
+              </w:rPr>
+              <w:t>tc</w:t>
+            </w:r>
+            <w:proofErr w:type="spellEnd"/>
+            <w:r>
+              <w:rPr>
+                <w:rFonts w:ascii="Times New Roman" w:hAnsi="Times New Roman" w:cs="Times New Roman"/>
+                <w:sz w:val="24"/>
+                <w:szCs w:val="24"/>
+                <w:lang w:val="en-US"/>
+              </w:rPr>
+              <w:t xml:space="preserve"> for item in </w:t>
+            </w:r>
+            <w:proofErr w:type="spellStart"/>
+            <w:r>
+              <w:rPr>
+                <w:rFonts w:ascii="Times New Roman" w:hAnsi="Times New Roman" w:cs="Times New Roman"/>
+                <w:sz w:val="24"/>
+                <w:szCs w:val="24"/>
+                <w:lang w:val="en-US"/>
+              </w:rPr>
+              <w:t>sh</w:t>
+            </w:r>
+            <w:proofErr w:type="spellEnd"/>
+            <w:r>
+              <w:rPr>
+                <w:rFonts w:ascii="Times New Roman" w:hAnsi="Times New Roman" w:cs="Times New Roman"/>
+                <w:sz w:val="24"/>
+                <w:szCs w:val="24"/>
+                <w:lang w:val="en-US"/>
+              </w:rPr>
+              <w:t xml:space="preserve"> %}</w:t>
             </w:r>
           </w:p>
         </w:tc>
@@ -4137,7 +4951,17 @@
                 <w:szCs w:val="24"/>
                 <w:lang w:val="en-US"/>
               </w:rPr>
-              <w:t>{{item.pr_hour</w:t>
+              <w:t>{{</w:t>
+            </w:r>
+            <w:proofErr w:type="spellStart"/>
+            <w:r>
+              <w:rPr>
+                <w:rFonts w:ascii="Times New Roman" w:hAnsi="Times New Roman" w:cs="Times New Roman"/>
+                <w:sz w:val="24"/>
+                <w:szCs w:val="24"/>
+                <w:lang w:val="en-US"/>
+              </w:rPr>
+              <w:t>item.pr_hour</w:t>
             </w:r>
             <w:r>
               <w:rPr>
@@ -4148,6 +4972,7 @@
               </w:rPr>
               <w:t>s</w:t>
             </w:r>
+            <w:proofErr w:type="spellEnd"/>
             <w:r>
               <w:rPr>
                 <w:rFonts w:ascii="Times New Roman" w:hAnsi="Times New Roman" w:cs="Times New Roman"/>
@@ -4180,7 +5005,47 @@
                 <w:szCs w:val="24"/>
                 <w:lang w:val="en-US"/>
               </w:rPr>
-              <w:t>{%tc endfor %}</w:t>
+              <w:t>{%</w:t>
+            </w:r>
+            <w:proofErr w:type="spellStart"/>
+            <w:r>
+              <w:rPr>
+                <w:rFonts w:ascii="Times New Roman" w:hAnsi="Times New Roman" w:cs="Times New Roman"/>
+                <w:sz w:val="24"/>
+                <w:szCs w:val="24"/>
+                <w:lang w:val="en-US"/>
+              </w:rPr>
+              <w:t>tc</w:t>
+            </w:r>
+            <w:proofErr w:type="spellEnd"/>
+            <w:r>
+              <w:rPr>
+                <w:rFonts w:ascii="Times New Roman" w:hAnsi="Times New Roman" w:cs="Times New Roman"/>
+                <w:sz w:val="24"/>
+                <w:szCs w:val="24"/>
+                <w:lang w:val="en-US"/>
+              </w:rPr>
+              <w:t xml:space="preserve"> </w:t>
+            </w:r>
+            <w:proofErr w:type="spellStart"/>
+            <w:r>
+              <w:rPr>
+                <w:rFonts w:ascii="Times New Roman" w:hAnsi="Times New Roman" w:cs="Times New Roman"/>
+                <w:sz w:val="24"/>
+                <w:szCs w:val="24"/>
+                <w:lang w:val="en-US"/>
+              </w:rPr>
+              <w:t>endfor</w:t>
+            </w:r>
+            <w:proofErr w:type="spellEnd"/>
+            <w:r>
+              <w:rPr>
+                <w:rFonts w:ascii="Times New Roman" w:hAnsi="Times New Roman" w:cs="Times New Roman"/>
+                <w:sz w:val="24"/>
+                <w:szCs w:val="24"/>
+                <w:lang w:val="en-US"/>
+              </w:rPr>
+              <w:t xml:space="preserve"> %}</w:t>
             </w:r>
           </w:p>
         </w:tc>
@@ -4226,18 +5091,30 @@
                 <w:lang w:val="en-US"/>
               </w:rPr>
             </w:pPr>
-            <w:r>
-              <w:rPr>
-                <w:rFonts w:ascii="Times New Roman" w:hAnsi="Times New Roman" w:cs="Times New Roman"/>
-                <w:sz w:val="24"/>
-                <w:szCs w:val="24"/>
-                <w:lang w:val="en-US"/>
-              </w:rPr>
-              <w:t>{{ sha.</w:t>
+            <w:proofErr w:type="gramStart"/>
+            <w:r>
+              <w:rPr>
+                <w:rFonts w:ascii="Times New Roman" w:hAnsi="Times New Roman" w:cs="Times New Roman"/>
+                <w:sz w:val="24"/>
+                <w:szCs w:val="24"/>
+                <w:lang w:val="en-US"/>
+              </w:rPr>
+              <w:t>{{ sha</w:t>
+            </w:r>
+            <w:proofErr w:type="gramEnd"/>
+            <w:r>
+              <w:rPr>
+                <w:rFonts w:ascii="Times New Roman" w:hAnsi="Times New Roman" w:cs="Times New Roman"/>
+                <w:sz w:val="24"/>
+                <w:szCs w:val="24"/>
+                <w:lang w:val="en-US"/>
+              </w:rPr>
+              <w:t>.</w:t>
             </w:r>
             <w:r>
               <w:t xml:space="preserve"> </w:t>
             </w:r>
+            <w:proofErr w:type="spellStart"/>
             <w:r>
               <w:rPr>
                 <w:rFonts w:ascii="Times New Roman" w:hAnsi="Times New Roman" w:cs="Times New Roman"/>
@@ -4247,6 +5124,7 @@
               </w:rPr>
               <w:t>contact_hours_all</w:t>
             </w:r>
+            <w:proofErr w:type="spellEnd"/>
             <w:r>
               <w:rPr>
                 <w:rFonts w:ascii="Times New Roman" w:hAnsi="Times New Roman" w:cs="Times New Roman"/>
@@ -4280,7 +5158,47 @@
                 <w:szCs w:val="24"/>
                 <w:lang w:val="en-US"/>
               </w:rPr>
-              <w:t>{%tc for item in sh %}</w:t>
+              <w:t>{%</w:t>
+            </w:r>
+            <w:proofErr w:type="spellStart"/>
+            <w:r>
+              <w:rPr>
+                <w:rFonts w:ascii="Times New Roman" w:hAnsi="Times New Roman" w:cs="Times New Roman"/>
+                <w:sz w:val="24"/>
+                <w:szCs w:val="24"/>
+                <w:lang w:val="en-US"/>
+              </w:rPr>
+              <w:t>tc</w:t>
+            </w:r>
+            <w:proofErr w:type="spellEnd"/>
+            <w:r>
+              <w:rPr>
+                <w:rFonts w:ascii="Times New Roman" w:hAnsi="Times New Roman" w:cs="Times New Roman"/>
+                <w:sz w:val="24"/>
+                <w:szCs w:val="24"/>
+                <w:lang w:val="en-US"/>
+              </w:rPr>
+              <w:t xml:space="preserve"> for item in </w:t>
+            </w:r>
+            <w:proofErr w:type="spellStart"/>
+            <w:r>
+              <w:rPr>
+                <w:rFonts w:ascii="Times New Roman" w:hAnsi="Times New Roman" w:cs="Times New Roman"/>
+                <w:sz w:val="24"/>
+                <w:szCs w:val="24"/>
+                <w:lang w:val="en-US"/>
+              </w:rPr>
+              <w:t>sh</w:t>
+            </w:r>
+            <w:proofErr w:type="spellEnd"/>
+            <w:r>
+              <w:rPr>
+                <w:rFonts w:ascii="Times New Roman" w:hAnsi="Times New Roman" w:cs="Times New Roman"/>
+                <w:sz w:val="24"/>
+                <w:szCs w:val="24"/>
+                <w:lang w:val="en-US"/>
+              </w:rPr>
+              <w:t xml:space="preserve"> %}</w:t>
             </w:r>
           </w:p>
         </w:tc>
@@ -4306,11 +5224,22 @@
                 <w:szCs w:val="24"/>
                 <w:lang w:val="en-US"/>
               </w:rPr>
-              <w:t>{{item.</w:t>
+              <w:t>{{</w:t>
+            </w:r>
+            <w:proofErr w:type="gramStart"/>
+            <w:r>
+              <w:rPr>
+                <w:rFonts w:ascii="Times New Roman" w:hAnsi="Times New Roman" w:cs="Times New Roman"/>
+                <w:sz w:val="24"/>
+                <w:szCs w:val="24"/>
+                <w:lang w:val="en-US"/>
+              </w:rPr>
+              <w:t>item.</w:t>
             </w:r>
             <w:r>
               <w:t>c</w:t>
             </w:r>
+            <w:proofErr w:type="spellStart"/>
             <w:r>
               <w:rPr>
                 <w:rFonts w:ascii="Times New Roman" w:hAnsi="Times New Roman" w:cs="Times New Roman"/>
@@ -4320,14 +5249,25 @@
               </w:rPr>
               <w:t>ontact</w:t>
             </w:r>
-            <w:r>
-              <w:rPr>
-                <w:rFonts w:ascii="Times New Roman" w:hAnsi="Times New Roman" w:cs="Times New Roman"/>
-                <w:sz w:val="24"/>
-                <w:szCs w:val="24"/>
-                <w:lang w:val="en-US"/>
-              </w:rPr>
-              <w:t>_hours}}</w:t>
+            <w:proofErr w:type="gramEnd"/>
+            <w:r>
+              <w:rPr>
+                <w:rFonts w:ascii="Times New Roman" w:hAnsi="Times New Roman" w:cs="Times New Roman"/>
+                <w:sz w:val="24"/>
+                <w:szCs w:val="24"/>
+                <w:lang w:val="en-US"/>
+              </w:rPr>
+              <w:t>_hours</w:t>
+            </w:r>
+            <w:proofErr w:type="spellEnd"/>
+            <w:r>
+              <w:rPr>
+                <w:rFonts w:ascii="Times New Roman" w:hAnsi="Times New Roman" w:cs="Times New Roman"/>
+                <w:sz w:val="24"/>
+                <w:szCs w:val="24"/>
+                <w:lang w:val="en-US"/>
+              </w:rPr>
+              <w:t>}}</w:t>
             </w:r>
           </w:p>
         </w:tc>
@@ -4352,6 +5292,7 @@
               </w:rPr>
               <w:t>{%</w:t>
             </w:r>
+            <w:proofErr w:type="spellStart"/>
             <w:r>
               <w:rPr>
                 <w:rFonts w:ascii="Times New Roman" w:hAnsi="Times New Roman" w:cs="Times New Roman"/>
@@ -4361,6 +5302,7 @@
               </w:rPr>
               <w:t>tc</w:t>
             </w:r>
+            <w:proofErr w:type="spellEnd"/>
             <w:r>
               <w:rPr>
                 <w:rFonts w:ascii="Times New Roman" w:hAnsi="Times New Roman" w:cs="Times New Roman"/>
@@ -4369,6 +5311,7 @@
               </w:rPr>
               <w:t xml:space="preserve"> </w:t>
             </w:r>
+            <w:proofErr w:type="spellStart"/>
             <w:r>
               <w:rPr>
                 <w:rFonts w:ascii="Times New Roman" w:hAnsi="Times New Roman" w:cs="Times New Roman"/>
@@ -4378,6 +5321,7 @@
               </w:rPr>
               <w:t>endfor</w:t>
             </w:r>
+            <w:proofErr w:type="spellEnd"/>
             <w:r>
               <w:rPr>
                 <w:rFonts w:ascii="Times New Roman" w:hAnsi="Times New Roman" w:cs="Times New Roman"/>
@@ -4450,6 +5394,7 @@
             <w:r>
               <w:t xml:space="preserve"> </w:t>
             </w:r>
+            <w:proofErr w:type="spellStart"/>
             <w:r>
               <w:rPr>
                 <w:rFonts w:ascii="Times New Roman" w:hAnsi="Times New Roman" w:cs="Times New Roman"/>
@@ -4459,6 +5404,7 @@
               </w:rPr>
               <w:t>eios_hours_all</w:t>
             </w:r>
+            <w:proofErr w:type="spellEnd"/>
             <w:r>
               <w:rPr>
                 <w:rFonts w:ascii="Times New Roman" w:hAnsi="Times New Roman" w:cs="Times New Roman"/>
@@ -4494,6 +5440,7 @@
               </w:rPr>
               <w:t>{%</w:t>
             </w:r>
+            <w:proofErr w:type="spellStart"/>
             <w:r>
               <w:rPr>
                 <w:rFonts w:ascii="Times New Roman" w:hAnsi="Times New Roman" w:cs="Times New Roman"/>
@@ -4503,6 +5450,7 @@
               </w:rPr>
               <w:t>tc</w:t>
             </w:r>
+            <w:proofErr w:type="spellEnd"/>
             <w:r>
               <w:rPr>
                 <w:rFonts w:ascii="Times New Roman" w:hAnsi="Times New Roman" w:cs="Times New Roman"/>
@@ -4566,6 +5514,7 @@
               </w:rPr>
               <w:t xml:space="preserve"> </w:t>
             </w:r>
+            <w:proofErr w:type="spellStart"/>
             <w:r>
               <w:rPr>
                 <w:rFonts w:ascii="Times New Roman" w:hAnsi="Times New Roman" w:cs="Times New Roman"/>
@@ -4575,6 +5524,7 @@
               </w:rPr>
               <w:t>sh</w:t>
             </w:r>
+            <w:proofErr w:type="spellEnd"/>
             <w:r>
               <w:rPr>
                 <w:rFonts w:ascii="Times New Roman" w:hAnsi="Times New Roman" w:cs="Times New Roman"/>
@@ -4608,6 +5558,7 @@
               </w:rPr>
               <w:t>{{</w:t>
             </w:r>
+            <w:proofErr w:type="gramStart"/>
             <w:r>
               <w:rPr>
                 <w:rFonts w:ascii="Times New Roman" w:hAnsi="Times New Roman" w:cs="Times New Roman"/>
@@ -4625,6 +5576,7 @@
               </w:rPr>
               <w:t>.</w:t>
             </w:r>
+            <w:proofErr w:type="spellStart"/>
             <w:r>
               <w:rPr>
                 <w:rFonts w:ascii="Times New Roman" w:hAnsi="Times New Roman" w:cs="Times New Roman"/>
@@ -4634,6 +5586,8 @@
               </w:rPr>
               <w:t>eios</w:t>
             </w:r>
+            <w:proofErr w:type="spellEnd"/>
+            <w:proofErr w:type="gramEnd"/>
             <w:r>
               <w:rPr>
                 <w:rFonts w:ascii="Times New Roman" w:hAnsi="Times New Roman" w:cs="Times New Roman"/>
@@ -4683,6 +5637,7 @@
               </w:rPr>
               <w:t>{%</w:t>
             </w:r>
+            <w:proofErr w:type="spellStart"/>
             <w:r>
               <w:rPr>
                 <w:rFonts w:ascii="Times New Roman" w:hAnsi="Times New Roman" w:cs="Times New Roman"/>
@@ -4692,6 +5647,7 @@
               </w:rPr>
               <w:t>tc</w:t>
             </w:r>
+            <w:proofErr w:type="spellEnd"/>
             <w:r>
               <w:rPr>
                 <w:rFonts w:ascii="Times New Roman" w:hAnsi="Times New Roman" w:cs="Times New Roman"/>
@@ -4700,14 +5656,25 @@
               </w:rPr>
               <w:t xml:space="preserve"> </w:t>
             </w:r>
-            <w:r>
-              <w:rPr>
-                <w:rFonts w:ascii="Times New Roman" w:hAnsi="Times New Roman" w:cs="Times New Roman"/>
-                <w:sz w:val="24"/>
-                <w:szCs w:val="24"/>
-                <w:lang w:val="en-US"/>
-              </w:rPr>
-              <w:t>endfor %}</w:t>
+            <w:proofErr w:type="spellStart"/>
+            <w:r>
+              <w:rPr>
+                <w:rFonts w:ascii="Times New Roman" w:hAnsi="Times New Roman" w:cs="Times New Roman"/>
+                <w:sz w:val="24"/>
+                <w:szCs w:val="24"/>
+                <w:lang w:val="en-US"/>
+              </w:rPr>
+              <w:t>endfor</w:t>
+            </w:r>
+            <w:proofErr w:type="spellEnd"/>
+            <w:r>
+              <w:rPr>
+                <w:rFonts w:ascii="Times New Roman" w:hAnsi="Times New Roman" w:cs="Times New Roman"/>
+                <w:sz w:val="24"/>
+                <w:szCs w:val="24"/>
+                <w:lang w:val="en-US"/>
+              </w:rPr>
+              <w:t xml:space="preserve"> %}</w:t>
             </w:r>
           </w:p>
         </w:tc>
@@ -4753,6 +5720,7 @@
                 <w:lang w:val="en-US"/>
               </w:rPr>
             </w:pPr>
+            <w:proofErr w:type="gramStart"/>
             <w:r>
               <w:rPr>
                 <w:rFonts w:ascii="Times New Roman" w:hAnsi="Times New Roman" w:cs="Times New Roman"/>
@@ -4762,6 +5730,7 @@
               </w:rPr>
               <w:t xml:space="preserve">{{ </w:t>
             </w:r>
+            <w:proofErr w:type="spellStart"/>
             <w:r>
               <w:rPr>
                 <w:rFonts w:ascii="Times New Roman" w:hAnsi="Times New Roman" w:cs="Times New Roman"/>
@@ -4778,7 +5747,27 @@
                 <w:szCs w:val="24"/>
                 <w:lang w:val="en-US"/>
               </w:rPr>
-              <w:t>.srs_hours_all }}</w:t>
+              <w:t>.srs</w:t>
+            </w:r>
+            <w:proofErr w:type="gramEnd"/>
+            <w:r>
+              <w:rPr>
+                <w:rFonts w:ascii="Times New Roman" w:hAnsi="Times New Roman" w:cs="Times New Roman"/>
+                <w:sz w:val="24"/>
+                <w:szCs w:val="24"/>
+                <w:lang w:val="en-US"/>
+              </w:rPr>
+              <w:t>_hours_all</w:t>
+            </w:r>
+            <w:proofErr w:type="spellEnd"/>
+            <w:r>
+              <w:rPr>
+                <w:rFonts w:ascii="Times New Roman" w:hAnsi="Times New Roman" w:cs="Times New Roman"/>
+                <w:sz w:val="24"/>
+                <w:szCs w:val="24"/>
+                <w:lang w:val="en-US"/>
+              </w:rPr>
+              <w:t xml:space="preserve"> }}</w:t>
             </w:r>
           </w:p>
         </w:tc>
@@ -4804,7 +5793,47 @@
                 <w:szCs w:val="24"/>
                 <w:lang w:val="en-US"/>
               </w:rPr>
-              <w:t>{%tc for item in sh %}</w:t>
+              <w:t>{%</w:t>
+            </w:r>
+            <w:proofErr w:type="spellStart"/>
+            <w:r>
+              <w:rPr>
+                <w:rFonts w:ascii="Times New Roman" w:hAnsi="Times New Roman" w:cs="Times New Roman"/>
+                <w:sz w:val="24"/>
+                <w:szCs w:val="24"/>
+                <w:lang w:val="en-US"/>
+              </w:rPr>
+              <w:t>tc</w:t>
+            </w:r>
+            <w:proofErr w:type="spellEnd"/>
+            <w:r>
+              <w:rPr>
+                <w:rFonts w:ascii="Times New Roman" w:hAnsi="Times New Roman" w:cs="Times New Roman"/>
+                <w:sz w:val="24"/>
+                <w:szCs w:val="24"/>
+                <w:lang w:val="en-US"/>
+              </w:rPr>
+              <w:t xml:space="preserve"> for item in </w:t>
+            </w:r>
+            <w:proofErr w:type="spellStart"/>
+            <w:r>
+              <w:rPr>
+                <w:rFonts w:ascii="Times New Roman" w:hAnsi="Times New Roman" w:cs="Times New Roman"/>
+                <w:sz w:val="24"/>
+                <w:szCs w:val="24"/>
+                <w:lang w:val="en-US"/>
+              </w:rPr>
+              <w:t>sh</w:t>
+            </w:r>
+            <w:proofErr w:type="spellEnd"/>
+            <w:r>
+              <w:rPr>
+                <w:rFonts w:ascii="Times New Roman" w:hAnsi="Times New Roman" w:cs="Times New Roman"/>
+                <w:sz w:val="24"/>
+                <w:szCs w:val="24"/>
+                <w:lang w:val="en-US"/>
+              </w:rPr>
+              <w:t xml:space="preserve"> %}</w:t>
             </w:r>
           </w:p>
         </w:tc>
@@ -4830,7 +5859,17 @@
                 <w:szCs w:val="24"/>
                 <w:lang w:val="en-US"/>
               </w:rPr>
-              <w:t>{{item.srs_hour</w:t>
+              <w:t>{{</w:t>
+            </w:r>
+            <w:proofErr w:type="spellStart"/>
+            <w:r>
+              <w:rPr>
+                <w:rFonts w:ascii="Times New Roman" w:hAnsi="Times New Roman" w:cs="Times New Roman"/>
+                <w:sz w:val="24"/>
+                <w:szCs w:val="24"/>
+                <w:lang w:val="en-US"/>
+              </w:rPr>
+              <w:t>item.srs_hour</w:t>
             </w:r>
             <w:r>
               <w:rPr>
@@ -4841,6 +5880,7 @@
               </w:rPr>
               <w:t>s</w:t>
             </w:r>
+            <w:proofErr w:type="spellEnd"/>
             <w:r>
               <w:rPr>
                 <w:rFonts w:ascii="Times New Roman" w:hAnsi="Times New Roman" w:cs="Times New Roman"/>
@@ -4873,7 +5913,47 @@
                 <w:szCs w:val="24"/>
                 <w:lang w:val="en-US"/>
               </w:rPr>
-              <w:t>{%tc endfor %}</w:t>
+              <w:t>{%</w:t>
+            </w:r>
+            <w:proofErr w:type="spellStart"/>
+            <w:r>
+              <w:rPr>
+                <w:rFonts w:ascii="Times New Roman" w:hAnsi="Times New Roman" w:cs="Times New Roman"/>
+                <w:sz w:val="24"/>
+                <w:szCs w:val="24"/>
+                <w:lang w:val="en-US"/>
+              </w:rPr>
+              <w:t>tc</w:t>
+            </w:r>
+            <w:proofErr w:type="spellEnd"/>
+            <w:r>
+              <w:rPr>
+                <w:rFonts w:ascii="Times New Roman" w:hAnsi="Times New Roman" w:cs="Times New Roman"/>
+                <w:sz w:val="24"/>
+                <w:szCs w:val="24"/>
+                <w:lang w:val="en-US"/>
+              </w:rPr>
+              <w:t xml:space="preserve"> </w:t>
+            </w:r>
+            <w:proofErr w:type="spellStart"/>
+            <w:r>
+              <w:rPr>
+                <w:rFonts w:ascii="Times New Roman" w:hAnsi="Times New Roman" w:cs="Times New Roman"/>
+                <w:sz w:val="24"/>
+                <w:szCs w:val="24"/>
+                <w:lang w:val="en-US"/>
+              </w:rPr>
+              <w:t>endfor</w:t>
+            </w:r>
+            <w:proofErr w:type="spellEnd"/>
+            <w:r>
+              <w:rPr>
+                <w:rFonts w:ascii="Times New Roman" w:hAnsi="Times New Roman" w:cs="Times New Roman"/>
+                <w:sz w:val="24"/>
+                <w:szCs w:val="24"/>
+                <w:lang w:val="en-US"/>
+              </w:rPr>
+              <w:t xml:space="preserve"> %}</w:t>
             </w:r>
           </w:p>
         </w:tc>
@@ -4919,14 +5999,45 @@
                 <w:lang w:val="en-US"/>
               </w:rPr>
             </w:pPr>
-            <w:r>
-              <w:rPr>
-                <w:rFonts w:ascii="Times New Roman" w:hAnsi="Times New Roman" w:cs="Times New Roman"/>
-                <w:sz w:val="24"/>
-                <w:szCs w:val="24"/>
-                <w:lang w:val="en-US"/>
-              </w:rPr>
-              <w:t>{{ sha.ekz_hours_all}}</w:t>
+            <w:proofErr w:type="gramStart"/>
+            <w:r>
+              <w:rPr>
+                <w:rFonts w:ascii="Times New Roman" w:hAnsi="Times New Roman" w:cs="Times New Roman"/>
+                <w:sz w:val="24"/>
+                <w:szCs w:val="24"/>
+                <w:lang w:val="en-US"/>
+              </w:rPr>
+              <w:t xml:space="preserve">{{ </w:t>
+            </w:r>
+            <w:proofErr w:type="spellStart"/>
+            <w:r>
+              <w:rPr>
+                <w:rFonts w:ascii="Times New Roman" w:hAnsi="Times New Roman" w:cs="Times New Roman"/>
+                <w:sz w:val="24"/>
+                <w:szCs w:val="24"/>
+                <w:lang w:val="en-US"/>
+              </w:rPr>
+              <w:t>sha.ekz</w:t>
+            </w:r>
+            <w:proofErr w:type="gramEnd"/>
+            <w:r>
+              <w:rPr>
+                <w:rFonts w:ascii="Times New Roman" w:hAnsi="Times New Roman" w:cs="Times New Roman"/>
+                <w:sz w:val="24"/>
+                <w:szCs w:val="24"/>
+                <w:lang w:val="en-US"/>
+              </w:rPr>
+              <w:t>_hours_all</w:t>
+            </w:r>
+            <w:proofErr w:type="spellEnd"/>
+            <w:r>
+              <w:rPr>
+                <w:rFonts w:ascii="Times New Roman" w:hAnsi="Times New Roman" w:cs="Times New Roman"/>
+                <w:sz w:val="24"/>
+                <w:szCs w:val="24"/>
+                <w:lang w:val="en-US"/>
+              </w:rPr>
+              <w:t>}}</w:t>
             </w:r>
           </w:p>
         </w:tc>
@@ -4952,7 +6063,47 @@
                 <w:szCs w:val="24"/>
                 <w:lang w:val="en-US"/>
               </w:rPr>
-              <w:t>{%tc for item in sh %}</w:t>
+              <w:t>{%</w:t>
+            </w:r>
+            <w:proofErr w:type="spellStart"/>
+            <w:r>
+              <w:rPr>
+                <w:rFonts w:ascii="Times New Roman" w:hAnsi="Times New Roman" w:cs="Times New Roman"/>
+                <w:sz w:val="24"/>
+                <w:szCs w:val="24"/>
+                <w:lang w:val="en-US"/>
+              </w:rPr>
+              <w:t>tc</w:t>
+            </w:r>
+            <w:proofErr w:type="spellEnd"/>
+            <w:r>
+              <w:rPr>
+                <w:rFonts w:ascii="Times New Roman" w:hAnsi="Times New Roman" w:cs="Times New Roman"/>
+                <w:sz w:val="24"/>
+                <w:szCs w:val="24"/>
+                <w:lang w:val="en-US"/>
+              </w:rPr>
+              <w:t xml:space="preserve"> for item in </w:t>
+            </w:r>
+            <w:proofErr w:type="spellStart"/>
+            <w:r>
+              <w:rPr>
+                <w:rFonts w:ascii="Times New Roman" w:hAnsi="Times New Roman" w:cs="Times New Roman"/>
+                <w:sz w:val="24"/>
+                <w:szCs w:val="24"/>
+                <w:lang w:val="en-US"/>
+              </w:rPr>
+              <w:t>sh</w:t>
+            </w:r>
+            <w:proofErr w:type="spellEnd"/>
+            <w:r>
+              <w:rPr>
+                <w:rFonts w:ascii="Times New Roman" w:hAnsi="Times New Roman" w:cs="Times New Roman"/>
+                <w:sz w:val="24"/>
+                <w:szCs w:val="24"/>
+                <w:lang w:val="en-US"/>
+              </w:rPr>
+              <w:t xml:space="preserve"> %}</w:t>
             </w:r>
           </w:p>
         </w:tc>
@@ -4978,7 +6129,27 @@
                 <w:szCs w:val="24"/>
                 <w:lang w:val="en-US"/>
               </w:rPr>
-              <w:t>{{item.ekz_hours}}</w:t>
+              <w:t>{{</w:t>
+            </w:r>
+            <w:proofErr w:type="spellStart"/>
+            <w:r>
+              <w:rPr>
+                <w:rFonts w:ascii="Times New Roman" w:hAnsi="Times New Roman" w:cs="Times New Roman"/>
+                <w:sz w:val="24"/>
+                <w:szCs w:val="24"/>
+                <w:lang w:val="en-US"/>
+              </w:rPr>
+              <w:t>item.ekz_hours</w:t>
+            </w:r>
+            <w:proofErr w:type="spellEnd"/>
+            <w:r>
+              <w:rPr>
+                <w:rFonts w:ascii="Times New Roman" w:hAnsi="Times New Roman" w:cs="Times New Roman"/>
+                <w:sz w:val="24"/>
+                <w:szCs w:val="24"/>
+                <w:lang w:val="en-US"/>
+              </w:rPr>
+              <w:t>}}</w:t>
             </w:r>
           </w:p>
         </w:tc>
@@ -5003,7 +6174,47 @@
                 <w:szCs w:val="24"/>
                 <w:lang w:val="en-US"/>
               </w:rPr>
-              <w:t>{%tc endfor %}</w:t>
+              <w:t>{%</w:t>
+            </w:r>
+            <w:proofErr w:type="spellStart"/>
+            <w:r>
+              <w:rPr>
+                <w:rFonts w:ascii="Times New Roman" w:hAnsi="Times New Roman" w:cs="Times New Roman"/>
+                <w:sz w:val="24"/>
+                <w:szCs w:val="24"/>
+                <w:lang w:val="en-US"/>
+              </w:rPr>
+              <w:t>tc</w:t>
+            </w:r>
+            <w:proofErr w:type="spellEnd"/>
+            <w:r>
+              <w:rPr>
+                <w:rFonts w:ascii="Times New Roman" w:hAnsi="Times New Roman" w:cs="Times New Roman"/>
+                <w:sz w:val="24"/>
+                <w:szCs w:val="24"/>
+                <w:lang w:val="en-US"/>
+              </w:rPr>
+              <w:t xml:space="preserve"> </w:t>
+            </w:r>
+            <w:proofErr w:type="spellStart"/>
+            <w:r>
+              <w:rPr>
+                <w:rFonts w:ascii="Times New Roman" w:hAnsi="Times New Roman" w:cs="Times New Roman"/>
+                <w:sz w:val="24"/>
+                <w:szCs w:val="24"/>
+                <w:lang w:val="en-US"/>
+              </w:rPr>
+              <w:t>endfor</w:t>
+            </w:r>
+            <w:proofErr w:type="spellEnd"/>
+            <w:r>
+              <w:rPr>
+                <w:rFonts w:ascii="Times New Roman" w:hAnsi="Times New Roman" w:cs="Times New Roman"/>
+                <w:sz w:val="24"/>
+                <w:szCs w:val="24"/>
+                <w:lang w:val="en-US"/>
+              </w:rPr>
+              <w:t xml:space="preserve"> %}</w:t>
             </w:r>
           </w:p>
         </w:tc>
@@ -5049,6 +6260,7 @@
                 <w:lang w:val="en-US"/>
               </w:rPr>
             </w:pPr>
+            <w:proofErr w:type="gramStart"/>
             <w:r>
               <w:rPr>
                 <w:rFonts w:ascii="Times New Roman" w:hAnsi="Times New Roman" w:cs="Times New Roman"/>
@@ -5058,6 +6270,7 @@
               </w:rPr>
               <w:t xml:space="preserve">{{ </w:t>
             </w:r>
+            <w:proofErr w:type="spellStart"/>
             <w:r>
               <w:rPr>
                 <w:rFonts w:ascii="Times New Roman" w:hAnsi="Times New Roman" w:cs="Times New Roman"/>
@@ -5074,7 +6287,27 @@
                 <w:szCs w:val="24"/>
                 <w:lang w:val="en-US"/>
               </w:rPr>
-              <w:t>.tic_all }}</w:t>
+              <w:t>.tic</w:t>
+            </w:r>
+            <w:proofErr w:type="gramEnd"/>
+            <w:r>
+              <w:rPr>
+                <w:rFonts w:ascii="Times New Roman" w:hAnsi="Times New Roman" w:cs="Times New Roman"/>
+                <w:sz w:val="24"/>
+                <w:szCs w:val="24"/>
+                <w:lang w:val="en-US"/>
+              </w:rPr>
+              <w:t>_all</w:t>
+            </w:r>
+            <w:proofErr w:type="spellEnd"/>
+            <w:r>
+              <w:rPr>
+                <w:rFonts w:ascii="Times New Roman" w:hAnsi="Times New Roman" w:cs="Times New Roman"/>
+                <w:sz w:val="24"/>
+                <w:szCs w:val="24"/>
+                <w:lang w:val="en-US"/>
+              </w:rPr>
+              <w:t xml:space="preserve"> }}</w:t>
             </w:r>
           </w:p>
         </w:tc>
@@ -5100,7 +6333,47 @@
                 <w:szCs w:val="24"/>
                 <w:lang w:val="en-US"/>
               </w:rPr>
-              <w:t>{%tc for item in sh %}</w:t>
+              <w:t>{%</w:t>
+            </w:r>
+            <w:proofErr w:type="spellStart"/>
+            <w:r>
+              <w:rPr>
+                <w:rFonts w:ascii="Times New Roman" w:hAnsi="Times New Roman" w:cs="Times New Roman"/>
+                <w:sz w:val="24"/>
+                <w:szCs w:val="24"/>
+                <w:lang w:val="en-US"/>
+              </w:rPr>
+              <w:t>tc</w:t>
+            </w:r>
+            <w:proofErr w:type="spellEnd"/>
+            <w:r>
+              <w:rPr>
+                <w:rFonts w:ascii="Times New Roman" w:hAnsi="Times New Roman" w:cs="Times New Roman"/>
+                <w:sz w:val="24"/>
+                <w:szCs w:val="24"/>
+                <w:lang w:val="en-US"/>
+              </w:rPr>
+              <w:t xml:space="preserve"> for item in </w:t>
+            </w:r>
+            <w:proofErr w:type="spellStart"/>
+            <w:r>
+              <w:rPr>
+                <w:rFonts w:ascii="Times New Roman" w:hAnsi="Times New Roman" w:cs="Times New Roman"/>
+                <w:sz w:val="24"/>
+                <w:szCs w:val="24"/>
+                <w:lang w:val="en-US"/>
+              </w:rPr>
+              <w:t>sh</w:t>
+            </w:r>
+            <w:proofErr w:type="spellEnd"/>
+            <w:r>
+              <w:rPr>
+                <w:rFonts w:ascii="Times New Roman" w:hAnsi="Times New Roman" w:cs="Times New Roman"/>
+                <w:sz w:val="24"/>
+                <w:szCs w:val="24"/>
+                <w:lang w:val="en-US"/>
+              </w:rPr>
+              <w:t xml:space="preserve"> %}</w:t>
             </w:r>
           </w:p>
         </w:tc>
@@ -5126,7 +6399,27 @@
                 <w:szCs w:val="24"/>
                 <w:lang w:val="en-US"/>
               </w:rPr>
-              <w:t>{{item.tic}}</w:t>
+              <w:t>{{</w:t>
+            </w:r>
+            <w:proofErr w:type="spellStart"/>
+            <w:r>
+              <w:rPr>
+                <w:rFonts w:ascii="Times New Roman" w:hAnsi="Times New Roman" w:cs="Times New Roman"/>
+                <w:sz w:val="24"/>
+                <w:szCs w:val="24"/>
+                <w:lang w:val="en-US"/>
+              </w:rPr>
+              <w:t>item.tic</w:t>
+            </w:r>
+            <w:proofErr w:type="spellEnd"/>
+            <w:r>
+              <w:rPr>
+                <w:rFonts w:ascii="Times New Roman" w:hAnsi="Times New Roman" w:cs="Times New Roman"/>
+                <w:sz w:val="24"/>
+                <w:szCs w:val="24"/>
+                <w:lang w:val="en-US"/>
+              </w:rPr>
+              <w:t>}}</w:t>
             </w:r>
           </w:p>
         </w:tc>
@@ -5151,7 +6444,47 @@
                 <w:szCs w:val="24"/>
                 <w:lang w:val="en-US"/>
               </w:rPr>
-              <w:t>{%tc endfor %}</w:t>
+              <w:t>{%</w:t>
+            </w:r>
+            <w:proofErr w:type="spellStart"/>
+            <w:r>
+              <w:rPr>
+                <w:rFonts w:ascii="Times New Roman" w:hAnsi="Times New Roman" w:cs="Times New Roman"/>
+                <w:sz w:val="24"/>
+                <w:szCs w:val="24"/>
+                <w:lang w:val="en-US"/>
+              </w:rPr>
+              <w:t>tc</w:t>
+            </w:r>
+            <w:proofErr w:type="spellEnd"/>
+            <w:r>
+              <w:rPr>
+                <w:rFonts w:ascii="Times New Roman" w:hAnsi="Times New Roman" w:cs="Times New Roman"/>
+                <w:sz w:val="24"/>
+                <w:szCs w:val="24"/>
+                <w:lang w:val="en-US"/>
+              </w:rPr>
+              <w:t xml:space="preserve"> </w:t>
+            </w:r>
+            <w:proofErr w:type="spellStart"/>
+            <w:r>
+              <w:rPr>
+                <w:rFonts w:ascii="Times New Roman" w:hAnsi="Times New Roman" w:cs="Times New Roman"/>
+                <w:sz w:val="24"/>
+                <w:szCs w:val="24"/>
+                <w:lang w:val="en-US"/>
+              </w:rPr>
+              <w:t>endfor</w:t>
+            </w:r>
+            <w:proofErr w:type="spellEnd"/>
+            <w:r>
+              <w:rPr>
+                <w:rFonts w:ascii="Times New Roman" w:hAnsi="Times New Roman" w:cs="Times New Roman"/>
+                <w:sz w:val="24"/>
+                <w:szCs w:val="24"/>
+                <w:lang w:val="en-US"/>
+              </w:rPr>
+              <w:t xml:space="preserve"> %}</w:t>
             </w:r>
           </w:p>
         </w:tc>
@@ -5366,6 +6699,8 @@
         </w:rPr>
         <w:t xml:space="preserve"> </w:t>
       </w:r>
+      <w:proofErr w:type="spellStart"/>
+      <w:proofErr w:type="gramStart"/>
       <w:r>
         <w:rPr>
           <w:rFonts w:ascii="Times New Roman" w:hAnsi="Times New Roman" w:cs="Times New Roman"/>
@@ -5397,7 +6732,20 @@
           <w:szCs w:val="24"/>
           <w:lang w:val="en-US"/>
         </w:rPr>
-        <w:t>items()</w:t>
+        <w:t>items</w:t>
+      </w:r>
+      <w:proofErr w:type="spellEnd"/>
+      <w:proofErr w:type="gramEnd"/>
+      <w:r>
+        <w:rPr>
+          <w:rFonts w:ascii="Times New Roman" w:hAnsi="Times New Roman" w:cs="Times New Roman"/>
+          <w:b/>
+          <w:bCs/>
+          <w:sz w:val="24"/>
+          <w:szCs w:val="24"/>
+          <w:lang w:val="en-US"/>
+        </w:rPr>
+        <w:t>()</w:t>
       </w:r>
       <w:r>
         <w:rPr>
@@ -5467,6 +6815,7 @@
         </w:rPr>
         <w:t xml:space="preserve"> № </w:t>
       </w:r>
+      <w:proofErr w:type="gramStart"/>
       <w:r>
         <w:rPr>
           <w:rFonts w:ascii="Times New Roman" w:hAnsi="Times New Roman" w:cs="Times New Roman"/>
@@ -5491,6 +6840,7 @@
         </w:rPr>
         <w:t xml:space="preserve"> key</w:t>
       </w:r>
+      <w:proofErr w:type="gramEnd"/>
       <w:r>
         <w:rPr>
           <w:rFonts w:ascii="Times New Roman" w:hAnsi="Times New Roman" w:cs="Times New Roman"/>
@@ -6381,6 +7731,7 @@
               </w:rPr>
               <w:t xml:space="preserve">{%tr for </w:t>
             </w:r>
+            <w:proofErr w:type="spellStart"/>
             <w:r>
               <w:rPr>
                 <w:rFonts w:ascii="Times New Roman" w:hAnsi="Times New Roman" w:cs="Times New Roman"/>
@@ -6388,7 +7739,17 @@
                 <w:szCs w:val="20"/>
                 <w:lang w:val="en-US"/>
               </w:rPr>
-              <w:t>i in items %}</w:t>
+              <w:t>i</w:t>
+            </w:r>
+            <w:proofErr w:type="spellEnd"/>
+            <w:r>
+              <w:rPr>
+                <w:rFonts w:ascii="Times New Roman" w:hAnsi="Times New Roman" w:cs="Times New Roman"/>
+                <w:sz w:val="20"/>
+                <w:szCs w:val="20"/>
+                <w:lang w:val="en-US"/>
+              </w:rPr>
+              <w:t xml:space="preserve"> in items %}</w:t>
             </w:r>
           </w:p>
         </w:tc>
@@ -6408,6 +7769,7 @@
                 <w:szCs w:val="20"/>
               </w:rPr>
             </w:pPr>
+            <w:proofErr w:type="gramStart"/>
             <w:r>
               <w:rPr>
                 <w:rFonts w:ascii="Times New Roman" w:hAnsi="Times New Roman" w:cs="Times New Roman"/>
@@ -6415,8 +7777,9 @@
                 <w:szCs w:val="20"/>
                 <w:lang w:val="en-US"/>
               </w:rPr>
-              <w:t>{{ i</w:t>
-            </w:r>
+              <w:t xml:space="preserve">{{ </w:t>
+            </w:r>
+            <w:proofErr w:type="spellStart"/>
             <w:r>
               <w:rPr>
                 <w:rFonts w:ascii="Times New Roman" w:hAnsi="Times New Roman" w:cs="Times New Roman"/>
@@ -6424,8 +7787,19 @@
                 <w:szCs w:val="20"/>
                 <w:lang w:val="en-US"/>
               </w:rPr>
+              <w:t>i</w:t>
+            </w:r>
+            <w:r>
+              <w:rPr>
+                <w:rFonts w:ascii="Times New Roman" w:hAnsi="Times New Roman" w:cs="Times New Roman"/>
+                <w:sz w:val="20"/>
+                <w:szCs w:val="20"/>
+                <w:lang w:val="en-US"/>
+              </w:rPr>
               <w:t>.num</w:t>
             </w:r>
+            <w:proofErr w:type="spellEnd"/>
+            <w:proofErr w:type="gramEnd"/>
             <w:r>
               <w:rPr>
                 <w:rFonts w:ascii="Times New Roman" w:hAnsi="Times New Roman" w:cs="Times New Roman"/>
@@ -6450,6 +7824,7 @@
                 <w:lang w:val="en-US"/>
               </w:rPr>
             </w:pPr>
+            <w:proofErr w:type="gramStart"/>
             <w:r>
               <w:rPr>
                 <w:rFonts w:ascii="Times New Roman" w:hAnsi="Times New Roman" w:cs="Times New Roman"/>
@@ -6457,7 +7832,17 @@
                 <w:szCs w:val="20"/>
                 <w:lang w:val="en-US"/>
               </w:rPr>
-              <w:t>{{ i.name }}</w:t>
+              <w:t>{{ i</w:t>
+            </w:r>
+            <w:proofErr w:type="gramEnd"/>
+            <w:r>
+              <w:rPr>
+                <w:rFonts w:ascii="Times New Roman" w:hAnsi="Times New Roman" w:cs="Times New Roman"/>
+                <w:sz w:val="20"/>
+                <w:szCs w:val="20"/>
+                <w:lang w:val="en-US"/>
+              </w:rPr>
+              <w:t>.name }}</w:t>
             </w:r>
           </w:p>
         </w:tc>
@@ -6476,6 +7861,7 @@
                 <w:lang w:val="en-US"/>
               </w:rPr>
             </w:pPr>
+            <w:proofErr w:type="gramStart"/>
             <w:r>
               <w:rPr>
                 <w:rFonts w:ascii="Times New Roman" w:hAnsi="Times New Roman" w:cs="Times New Roman"/>
@@ -6483,7 +7869,37 @@
                 <w:szCs w:val="20"/>
                 <w:lang w:val="en-US"/>
               </w:rPr>
-              <w:t>{{ i.lekc }}</w:t>
+              <w:t xml:space="preserve">{{ </w:t>
+            </w:r>
+            <w:proofErr w:type="spellStart"/>
+            <w:r>
+              <w:rPr>
+                <w:rFonts w:ascii="Times New Roman" w:hAnsi="Times New Roman" w:cs="Times New Roman"/>
+                <w:sz w:val="20"/>
+                <w:szCs w:val="20"/>
+                <w:lang w:val="en-US"/>
+              </w:rPr>
+              <w:t>i</w:t>
+            </w:r>
+            <w:proofErr w:type="gramEnd"/>
+            <w:r>
+              <w:rPr>
+                <w:rFonts w:ascii="Times New Roman" w:hAnsi="Times New Roman" w:cs="Times New Roman"/>
+                <w:sz w:val="20"/>
+                <w:szCs w:val="20"/>
+                <w:lang w:val="en-US"/>
+              </w:rPr>
+              <w:t>.lekc</w:t>
+            </w:r>
+            <w:proofErr w:type="spellEnd"/>
+            <w:r>
+              <w:rPr>
+                <w:rFonts w:ascii="Times New Roman" w:hAnsi="Times New Roman" w:cs="Times New Roman"/>
+                <w:sz w:val="20"/>
+                <w:szCs w:val="20"/>
+                <w:lang w:val="en-US"/>
+              </w:rPr>
+              <w:t xml:space="preserve"> }}</w:t>
             </w:r>
           </w:p>
         </w:tc>
@@ -6502,6 +7918,7 @@
                 <w:lang w:val="en-US"/>
               </w:rPr>
             </w:pPr>
+            <w:proofErr w:type="gramStart"/>
             <w:r>
               <w:rPr>
                 <w:rFonts w:ascii="Times New Roman" w:hAnsi="Times New Roman" w:cs="Times New Roman"/>
@@ -6509,7 +7926,37 @@
                 <w:szCs w:val="20"/>
                 <w:lang w:val="en-US"/>
               </w:rPr>
-              <w:t>{{ i.lekc_hours}}</w:t>
+              <w:t xml:space="preserve">{{ </w:t>
+            </w:r>
+            <w:proofErr w:type="spellStart"/>
+            <w:r>
+              <w:rPr>
+                <w:rFonts w:ascii="Times New Roman" w:hAnsi="Times New Roman" w:cs="Times New Roman"/>
+                <w:sz w:val="20"/>
+                <w:szCs w:val="20"/>
+                <w:lang w:val="en-US"/>
+              </w:rPr>
+              <w:t>i</w:t>
+            </w:r>
+            <w:proofErr w:type="gramEnd"/>
+            <w:r>
+              <w:rPr>
+                <w:rFonts w:ascii="Times New Roman" w:hAnsi="Times New Roman" w:cs="Times New Roman"/>
+                <w:sz w:val="20"/>
+                <w:szCs w:val="20"/>
+                <w:lang w:val="en-US"/>
+              </w:rPr>
+              <w:t>.lekc_hours</w:t>
+            </w:r>
+            <w:proofErr w:type="spellEnd"/>
+            <w:r>
+              <w:rPr>
+                <w:rFonts w:ascii="Times New Roman" w:hAnsi="Times New Roman" w:cs="Times New Roman"/>
+                <w:sz w:val="20"/>
+                <w:szCs w:val="20"/>
+                <w:lang w:val="en-US"/>
+              </w:rPr>
+              <w:t>}}</w:t>
             </w:r>
           </w:p>
         </w:tc>
@@ -6528,6 +7975,7 @@
                 <w:lang w:val="en-US"/>
               </w:rPr>
             </w:pPr>
+            <w:proofErr w:type="gramStart"/>
             <w:r>
               <w:rPr>
                 <w:rFonts w:ascii="Times New Roman" w:hAnsi="Times New Roman" w:cs="Times New Roman"/>
@@ -6535,7 +7983,28 @@
                 <w:szCs w:val="20"/>
                 <w:lang w:val="en-US"/>
               </w:rPr>
-              <w:t>{{ i.lab }}</w:t>
+              <w:t xml:space="preserve">{{ </w:t>
+            </w:r>
+            <w:proofErr w:type="spellStart"/>
+            <w:r>
+              <w:rPr>
+                <w:rFonts w:ascii="Times New Roman" w:hAnsi="Times New Roman" w:cs="Times New Roman"/>
+                <w:sz w:val="20"/>
+                <w:szCs w:val="20"/>
+                <w:lang w:val="en-US"/>
+              </w:rPr>
+              <w:t>i.lab</w:t>
+            </w:r>
+            <w:proofErr w:type="spellEnd"/>
+            <w:proofErr w:type="gramEnd"/>
+            <w:r>
+              <w:rPr>
+                <w:rFonts w:ascii="Times New Roman" w:hAnsi="Times New Roman" w:cs="Times New Roman"/>
+                <w:sz w:val="20"/>
+                <w:szCs w:val="20"/>
+                <w:lang w:val="en-US"/>
+              </w:rPr>
+              <w:t xml:space="preserve"> }}</w:t>
             </w:r>
           </w:p>
         </w:tc>
@@ -6554,6 +8023,7 @@
                 <w:lang w:val="en-US"/>
               </w:rPr>
             </w:pPr>
+            <w:proofErr w:type="gramStart"/>
             <w:r>
               <w:rPr>
                 <w:rFonts w:ascii="Times New Roman" w:hAnsi="Times New Roman" w:cs="Times New Roman"/>
@@ -6561,7 +8031,37 @@
                 <w:szCs w:val="20"/>
                 <w:lang w:val="en-US"/>
               </w:rPr>
-              <w:t>{{ i.lab_hours }}</w:t>
+              <w:t xml:space="preserve">{{ </w:t>
+            </w:r>
+            <w:proofErr w:type="spellStart"/>
+            <w:r>
+              <w:rPr>
+                <w:rFonts w:ascii="Times New Roman" w:hAnsi="Times New Roman" w:cs="Times New Roman"/>
+                <w:sz w:val="20"/>
+                <w:szCs w:val="20"/>
+                <w:lang w:val="en-US"/>
+              </w:rPr>
+              <w:t>i.lab</w:t>
+            </w:r>
+            <w:proofErr w:type="gramEnd"/>
+            <w:r>
+              <w:rPr>
+                <w:rFonts w:ascii="Times New Roman" w:hAnsi="Times New Roman" w:cs="Times New Roman"/>
+                <w:sz w:val="20"/>
+                <w:szCs w:val="20"/>
+                <w:lang w:val="en-US"/>
+              </w:rPr>
+              <w:t>_hours</w:t>
+            </w:r>
+            <w:proofErr w:type="spellEnd"/>
+            <w:r>
+              <w:rPr>
+                <w:rFonts w:ascii="Times New Roman" w:hAnsi="Times New Roman" w:cs="Times New Roman"/>
+                <w:sz w:val="20"/>
+                <w:szCs w:val="20"/>
+                <w:lang w:val="en-US"/>
+              </w:rPr>
+              <w:t xml:space="preserve"> }}</w:t>
             </w:r>
           </w:p>
         </w:tc>
@@ -6580,6 +8080,7 @@
                 <w:lang w:val="en-US"/>
               </w:rPr>
             </w:pPr>
+            <w:proofErr w:type="gramStart"/>
             <w:r>
               <w:rPr>
                 <w:rFonts w:ascii="Times New Roman" w:hAnsi="Times New Roman" w:cs="Times New Roman"/>
@@ -6587,7 +8088,17 @@
                 <w:szCs w:val="20"/>
                 <w:lang w:val="en-US"/>
               </w:rPr>
-              <w:t>{{ i.pr }}</w:t>
+              <w:t>{{ i</w:t>
+            </w:r>
+            <w:proofErr w:type="gramEnd"/>
+            <w:r>
+              <w:rPr>
+                <w:rFonts w:ascii="Times New Roman" w:hAnsi="Times New Roman" w:cs="Times New Roman"/>
+                <w:sz w:val="20"/>
+                <w:szCs w:val="20"/>
+                <w:lang w:val="en-US"/>
+              </w:rPr>
+              <w:t>.pr }}</w:t>
             </w:r>
           </w:p>
         </w:tc>
@@ -6606,6 +8117,7 @@
                 <w:lang w:val="en-US"/>
               </w:rPr>
             </w:pPr>
+            <w:proofErr w:type="gramStart"/>
             <w:r>
               <w:rPr>
                 <w:rFonts w:ascii="Times New Roman" w:hAnsi="Times New Roman" w:cs="Times New Roman"/>
@@ -6613,7 +8125,37 @@
                 <w:szCs w:val="20"/>
                 <w:lang w:val="en-US"/>
               </w:rPr>
-              <w:t>{{ i.pr_hours }}</w:t>
+              <w:t xml:space="preserve">{{ </w:t>
+            </w:r>
+            <w:proofErr w:type="spellStart"/>
+            <w:r>
+              <w:rPr>
+                <w:rFonts w:ascii="Times New Roman" w:hAnsi="Times New Roman" w:cs="Times New Roman"/>
+                <w:sz w:val="20"/>
+                <w:szCs w:val="20"/>
+                <w:lang w:val="en-US"/>
+              </w:rPr>
+              <w:t>i</w:t>
+            </w:r>
+            <w:proofErr w:type="gramEnd"/>
+            <w:r>
+              <w:rPr>
+                <w:rFonts w:ascii="Times New Roman" w:hAnsi="Times New Roman" w:cs="Times New Roman"/>
+                <w:sz w:val="20"/>
+                <w:szCs w:val="20"/>
+                <w:lang w:val="en-US"/>
+              </w:rPr>
+              <w:t>.pr_hours</w:t>
+            </w:r>
+            <w:proofErr w:type="spellEnd"/>
+            <w:r>
+              <w:rPr>
+                <w:rFonts w:ascii="Times New Roman" w:hAnsi="Times New Roman" w:cs="Times New Roman"/>
+                <w:sz w:val="20"/>
+                <w:szCs w:val="20"/>
+                <w:lang w:val="en-US"/>
+              </w:rPr>
+              <w:t xml:space="preserve"> }}</w:t>
             </w:r>
           </w:p>
         </w:tc>
@@ -6632,6 +8174,7 @@
                 <w:lang w:val="en-US"/>
               </w:rPr>
             </w:pPr>
+            <w:proofErr w:type="gramStart"/>
             <w:r>
               <w:rPr>
                 <w:rFonts w:ascii="Times New Roman" w:hAnsi="Times New Roman" w:cs="Times New Roman"/>
@@ -6639,7 +8182,28 @@
                 <w:szCs w:val="20"/>
                 <w:lang w:val="en-US"/>
               </w:rPr>
-              <w:t>{{ i.srs }}</w:t>
+              <w:t xml:space="preserve">{{ </w:t>
+            </w:r>
+            <w:proofErr w:type="spellStart"/>
+            <w:r>
+              <w:rPr>
+                <w:rFonts w:ascii="Times New Roman" w:hAnsi="Times New Roman" w:cs="Times New Roman"/>
+                <w:sz w:val="20"/>
+                <w:szCs w:val="20"/>
+                <w:lang w:val="en-US"/>
+              </w:rPr>
+              <w:t>i.srs</w:t>
+            </w:r>
+            <w:proofErr w:type="spellEnd"/>
+            <w:proofErr w:type="gramEnd"/>
+            <w:r>
+              <w:rPr>
+                <w:rFonts w:ascii="Times New Roman" w:hAnsi="Times New Roman" w:cs="Times New Roman"/>
+                <w:sz w:val="20"/>
+                <w:szCs w:val="20"/>
+                <w:lang w:val="en-US"/>
+              </w:rPr>
+              <w:t xml:space="preserve"> }}</w:t>
             </w:r>
           </w:p>
         </w:tc>
@@ -6658,6 +8222,7 @@
                 <w:lang w:val="en-US"/>
               </w:rPr>
             </w:pPr>
+            <w:proofErr w:type="gramStart"/>
             <w:r>
               <w:rPr>
                 <w:rFonts w:ascii="Times New Roman" w:hAnsi="Times New Roman" w:cs="Times New Roman"/>
@@ -6665,7 +8230,37 @@
                 <w:szCs w:val="20"/>
                 <w:lang w:val="en-US"/>
               </w:rPr>
-              <w:t>{{ i.srs_hours }}</w:t>
+              <w:t xml:space="preserve">{{ </w:t>
+            </w:r>
+            <w:proofErr w:type="spellStart"/>
+            <w:r>
+              <w:rPr>
+                <w:rFonts w:ascii="Times New Roman" w:hAnsi="Times New Roman" w:cs="Times New Roman"/>
+                <w:sz w:val="20"/>
+                <w:szCs w:val="20"/>
+                <w:lang w:val="en-US"/>
+              </w:rPr>
+              <w:t>i.srs</w:t>
+            </w:r>
+            <w:proofErr w:type="gramEnd"/>
+            <w:r>
+              <w:rPr>
+                <w:rFonts w:ascii="Times New Roman" w:hAnsi="Times New Roman" w:cs="Times New Roman"/>
+                <w:sz w:val="20"/>
+                <w:szCs w:val="20"/>
+                <w:lang w:val="en-US"/>
+              </w:rPr>
+              <w:t>_hours</w:t>
+            </w:r>
+            <w:proofErr w:type="spellEnd"/>
+            <w:r>
+              <w:rPr>
+                <w:rFonts w:ascii="Times New Roman" w:hAnsi="Times New Roman" w:cs="Times New Roman"/>
+                <w:sz w:val="20"/>
+                <w:szCs w:val="20"/>
+                <w:lang w:val="en-US"/>
+              </w:rPr>
+              <w:t xml:space="preserve"> }}</w:t>
             </w:r>
           </w:p>
         </w:tc>
@@ -6684,6 +8279,7 @@
                 <w:lang w:val="en-US"/>
               </w:rPr>
             </w:pPr>
+            <w:proofErr w:type="gramStart"/>
             <w:r>
               <w:rPr>
                 <w:rFonts w:ascii="Times New Roman" w:hAnsi="Times New Roman" w:cs="Times New Roman"/>
@@ -6691,8 +8287,9 @@
                 <w:szCs w:val="20"/>
                 <w:lang w:val="en-US"/>
               </w:rPr>
-              <w:t>{{ i.</w:t>
-            </w:r>
+              <w:t xml:space="preserve">{{ </w:t>
+            </w:r>
+            <w:proofErr w:type="spellStart"/>
             <w:r>
               <w:rPr>
                 <w:rFonts w:ascii="Times New Roman" w:hAnsi="Times New Roman" w:cs="Times New Roman"/>
@@ -6700,8 +8297,19 @@
                 <w:szCs w:val="20"/>
                 <w:lang w:val="en-US"/>
               </w:rPr>
+              <w:t>i.</w:t>
+            </w:r>
+            <w:r>
+              <w:rPr>
+                <w:rFonts w:ascii="Times New Roman" w:hAnsi="Times New Roman" w:cs="Times New Roman"/>
+                <w:sz w:val="20"/>
+                <w:szCs w:val="20"/>
+                <w:lang w:val="en-US"/>
+              </w:rPr>
               <w:t>tic</w:t>
             </w:r>
+            <w:proofErr w:type="spellEnd"/>
+            <w:proofErr w:type="gramEnd"/>
             <w:r>
               <w:rPr>
                 <w:rFonts w:ascii="Times New Roman" w:hAnsi="Times New Roman" w:cs="Times New Roman"/>
@@ -6755,7 +8363,27 @@
                 <w:szCs w:val="20"/>
                 <w:lang w:val="en-US"/>
               </w:rPr>
-              <w:t>{%tr endfor %}</w:t>
+              <w:t xml:space="preserve">{%tr </w:t>
+            </w:r>
+            <w:proofErr w:type="spellStart"/>
+            <w:r>
+              <w:rPr>
+                <w:rFonts w:ascii="Times New Roman" w:hAnsi="Times New Roman" w:cs="Times New Roman"/>
+                <w:sz w:val="20"/>
+                <w:szCs w:val="20"/>
+                <w:lang w:val="en-US"/>
+              </w:rPr>
+              <w:t>endfor</w:t>
+            </w:r>
+            <w:proofErr w:type="spellEnd"/>
+            <w:r>
+              <w:rPr>
+                <w:rFonts w:ascii="Times New Roman" w:hAnsi="Times New Roman" w:cs="Times New Roman"/>
+                <w:sz w:val="20"/>
+                <w:szCs w:val="20"/>
+                <w:lang w:val="en-US"/>
+              </w:rPr>
+              <w:t xml:space="preserve"> %}</w:t>
             </w:r>
           </w:p>
         </w:tc>
@@ -6780,6 +8408,7 @@
         </w:rPr>
         <w:t xml:space="preserve">{% </w:t>
       </w:r>
+      <w:proofErr w:type="spellStart"/>
       <w:r>
         <w:rPr>
           <w:rFonts w:ascii="Times New Roman" w:hAnsi="Times New Roman" w:cs="Times New Roman"/>
@@ -6789,6 +8418,7 @@
         </w:rPr>
         <w:t>endfor</w:t>
       </w:r>
+      <w:proofErr w:type="spellEnd"/>
       <w:r>
         <w:rPr>
           <w:rFonts w:ascii="Times New Roman" w:hAnsi="Times New Roman" w:cs="Times New Roman"/>
@@ -7023,7 +8653,33 @@
           <w:szCs w:val="24"/>
           <w:lang w:val="en-US"/>
         </w:rPr>
-        <w:t xml:space="preserve"> in dg.items() </w:t>
+        <w:t xml:space="preserve"> in </w:t>
+      </w:r>
+      <w:proofErr w:type="spellStart"/>
+      <w:proofErr w:type="gramStart"/>
+      <w:r>
+        <w:rPr>
+          <w:rFonts w:ascii="Times New Roman" w:hAnsi="Times New Roman" w:cs="Times New Roman"/>
+          <w:b/>
+          <w:bCs/>
+          <w:sz w:val="24"/>
+          <w:szCs w:val="24"/>
+          <w:lang w:val="en-US"/>
+        </w:rPr>
+        <w:t>dg.items</w:t>
+      </w:r>
+      <w:proofErr w:type="spellEnd"/>
+      <w:proofErr w:type="gramEnd"/>
+      <w:r>
+        <w:rPr>
+          <w:rFonts w:ascii="Times New Roman" w:hAnsi="Times New Roman" w:cs="Times New Roman"/>
+          <w:b/>
+          <w:bCs/>
+          <w:sz w:val="24"/>
+          <w:szCs w:val="24"/>
+          <w:lang w:val="en-US"/>
+        </w:rPr>
+        <w:t xml:space="preserve">() </w:t>
       </w:r>
       <w:r>
         <w:rPr>
@@ -7082,6 +8738,7 @@
         </w:rPr>
         <w:t xml:space="preserve"> № </w:t>
       </w:r>
+      <w:proofErr w:type="gramStart"/>
       <w:r>
         <w:rPr>
           <w:rFonts w:ascii="Times New Roman" w:hAnsi="Times New Roman" w:cs="Times New Roman"/>
@@ -7092,7 +8749,20 @@
           <w:u w:val="single"/>
           <w:lang w:val="en-US"/>
         </w:rPr>
-        <w:t>{{ key }}</w:t>
+        <w:t>{{ key</w:t>
+      </w:r>
+      <w:proofErr w:type="gramEnd"/>
+      <w:r>
+        <w:rPr>
+          <w:rFonts w:ascii="Times New Roman" w:hAnsi="Times New Roman" w:cs="Times New Roman"/>
+          <w:b/>
+          <w:bCs/>
+          <w:sz w:val="24"/>
+          <w:szCs w:val="24"/>
+          <w:u w:val="single"/>
+          <w:lang w:val="en-US"/>
+        </w:rPr>
+        <w:t xml:space="preserve"> }}</w:t>
       </w:r>
     </w:p>
     <w:tbl>
@@ -7206,7 +8876,27 @@
                 <w:szCs w:val="24"/>
                 <w:lang w:val="en-US"/>
               </w:rPr>
-              <w:t>{%tr for i in items %}</w:t>
+              <w:t xml:space="preserve">{%tr for </w:t>
+            </w:r>
+            <w:proofErr w:type="spellStart"/>
+            <w:r>
+              <w:rPr>
+                <w:rFonts w:ascii="Times New Roman" w:hAnsi="Times New Roman" w:cs="Times New Roman"/>
+                <w:sz w:val="24"/>
+                <w:szCs w:val="24"/>
+                <w:lang w:val="en-US"/>
+              </w:rPr>
+              <w:t>i</w:t>
+            </w:r>
+            <w:proofErr w:type="spellEnd"/>
+            <w:r>
+              <w:rPr>
+                <w:rFonts w:ascii="Times New Roman" w:hAnsi="Times New Roman" w:cs="Times New Roman"/>
+                <w:sz w:val="24"/>
+                <w:szCs w:val="24"/>
+                <w:lang w:val="en-US"/>
+              </w:rPr>
+              <w:t xml:space="preserve"> in items %}</w:t>
             </w:r>
           </w:p>
         </w:tc>
@@ -7225,6 +8915,7 @@
                 <w:lang w:val="en-US"/>
               </w:rPr>
             </w:pPr>
+            <w:proofErr w:type="gramStart"/>
             <w:r>
               <w:rPr>
                 <w:rFonts w:ascii="Times New Roman" w:hAnsi="Times New Roman" w:cs="Times New Roman"/>
@@ -7241,16 +8932,37 @@
                 <w:szCs w:val="24"/>
                 <w:lang w:val="en-US"/>
               </w:rPr>
-              <w:t xml:space="preserve"> i</w:t>
-            </w:r>
-            <w:r>
-              <w:rPr>
-                <w:rFonts w:ascii="Times New Roman" w:hAnsi="Times New Roman" w:cs="Times New Roman"/>
-                <w:sz w:val="24"/>
-                <w:szCs w:val="24"/>
-                <w:lang w:val="en-US"/>
-              </w:rPr>
-              <w:t>.num }}</w:t>
+              <w:t xml:space="preserve"> </w:t>
+            </w:r>
+            <w:proofErr w:type="spellStart"/>
+            <w:r>
+              <w:rPr>
+                <w:rFonts w:ascii="Times New Roman" w:hAnsi="Times New Roman" w:cs="Times New Roman"/>
+                <w:sz w:val="24"/>
+                <w:szCs w:val="24"/>
+                <w:lang w:val="en-US"/>
+              </w:rPr>
+              <w:t>i</w:t>
+            </w:r>
+            <w:r>
+              <w:rPr>
+                <w:rFonts w:ascii="Times New Roman" w:hAnsi="Times New Roman" w:cs="Times New Roman"/>
+                <w:sz w:val="24"/>
+                <w:szCs w:val="24"/>
+                <w:lang w:val="en-US"/>
+              </w:rPr>
+              <w:t>.num</w:t>
+            </w:r>
+            <w:proofErr w:type="spellEnd"/>
+            <w:proofErr w:type="gramEnd"/>
+            <w:r>
+              <w:rPr>
+                <w:rFonts w:ascii="Times New Roman" w:hAnsi="Times New Roman" w:cs="Times New Roman"/>
+                <w:sz w:val="24"/>
+                <w:szCs w:val="24"/>
+                <w:lang w:val="en-US"/>
+              </w:rPr>
+              <w:t xml:space="preserve"> }}</w:t>
             </w:r>
           </w:p>
         </w:tc>
@@ -7267,6 +8979,7 @@
                 <w:lang w:val="en-US"/>
               </w:rPr>
             </w:pPr>
+            <w:proofErr w:type="gramStart"/>
             <w:r>
               <w:rPr>
                 <w:rFonts w:ascii="Times New Roman" w:hAnsi="Times New Roman" w:cs="Times New Roman"/>
@@ -7285,6 +8998,7 @@
               </w:rPr>
               <w:t xml:space="preserve"> i</w:t>
             </w:r>
+            <w:proofErr w:type="gramEnd"/>
             <w:r>
               <w:rPr>
                 <w:rFonts w:ascii="Times New Roman" w:hAnsi="Times New Roman" w:cs="Times New Roman"/>
@@ -7309,6 +9023,7 @@
                 <w:lang w:val="en-US"/>
               </w:rPr>
             </w:pPr>
+            <w:proofErr w:type="gramStart"/>
             <w:r>
               <w:rPr>
                 <w:rFonts w:ascii="Times New Roman" w:hAnsi="Times New Roman" w:cs="Times New Roman"/>
@@ -7318,6 +9033,7 @@
               </w:rPr>
               <w:t xml:space="preserve">{{ </w:t>
             </w:r>
+            <w:proofErr w:type="spellStart"/>
             <w:r>
               <w:rPr>
                 <w:rFonts w:ascii="Times New Roman" w:hAnsi="Times New Roman" w:cs="Times New Roman"/>
@@ -7327,14 +9043,25 @@
               </w:rPr>
               <w:t>i</w:t>
             </w:r>
-            <w:r>
-              <w:rPr>
-                <w:rFonts w:ascii="Times New Roman" w:hAnsi="Times New Roman" w:cs="Times New Roman"/>
-                <w:sz w:val="24"/>
-                <w:szCs w:val="24"/>
-                <w:lang w:val="en-US"/>
-              </w:rPr>
-              <w:t>.comment }}</w:t>
+            <w:proofErr w:type="gramEnd"/>
+            <w:r>
+              <w:rPr>
+                <w:rFonts w:ascii="Times New Roman" w:hAnsi="Times New Roman" w:cs="Times New Roman"/>
+                <w:sz w:val="24"/>
+                <w:szCs w:val="24"/>
+                <w:lang w:val="en-US"/>
+              </w:rPr>
+              <w:t>.comment</w:t>
+            </w:r>
+            <w:proofErr w:type="spellEnd"/>
+            <w:r>
+              <w:rPr>
+                <w:rFonts w:ascii="Times New Roman" w:hAnsi="Times New Roman" w:cs="Times New Roman"/>
+                <w:sz w:val="24"/>
+                <w:szCs w:val="24"/>
+                <w:lang w:val="en-US"/>
+              </w:rPr>
+              <w:t xml:space="preserve"> }}</w:t>
             </w:r>
           </w:p>
         </w:tc>
@@ -7362,7 +9089,27 @@
                 <w:szCs w:val="24"/>
                 <w:lang w:val="en-US"/>
               </w:rPr>
-              <w:t>{%tr endfor %}</w:t>
+              <w:t xml:space="preserve">{%tr </w:t>
+            </w:r>
+            <w:proofErr w:type="spellStart"/>
+            <w:r>
+              <w:rPr>
+                <w:rFonts w:ascii="Times New Roman" w:hAnsi="Times New Roman" w:cs="Times New Roman"/>
+                <w:sz w:val="24"/>
+                <w:szCs w:val="24"/>
+                <w:lang w:val="en-US"/>
+              </w:rPr>
+              <w:t>endfor</w:t>
+            </w:r>
+            <w:proofErr w:type="spellEnd"/>
+            <w:r>
+              <w:rPr>
+                <w:rFonts w:ascii="Times New Roman" w:hAnsi="Times New Roman" w:cs="Times New Roman"/>
+                <w:sz w:val="24"/>
+                <w:szCs w:val="24"/>
+                <w:lang w:val="en-US"/>
+              </w:rPr>
+              <w:t xml:space="preserve"> %}</w:t>
             </w:r>
           </w:p>
         </w:tc>
@@ -7385,6 +9132,7 @@
         </w:rPr>
         <w:t xml:space="preserve">{% </w:t>
       </w:r>
+      <w:proofErr w:type="spellStart"/>
       <w:r>
         <w:rPr>
           <w:rFonts w:ascii="Times New Roman" w:hAnsi="Times New Roman" w:cs="Times New Roman"/>
@@ -7394,6 +9142,7 @@
         </w:rPr>
         <w:t>endfor</w:t>
       </w:r>
+      <w:proofErr w:type="spellEnd"/>
       <w:r>
         <w:rPr>
           <w:rFonts w:ascii="Times New Roman" w:hAnsi="Times New Roman" w:cs="Times New Roman"/>
@@ -7554,6 +9303,7 @@
         </w:rPr>
         <w:t xml:space="preserve"> </w:t>
       </w:r>
+      <w:proofErr w:type="spellStart"/>
       <w:r>
         <w:rPr>
           <w:rFonts w:ascii="Times New Roman" w:hAnsi="Times New Roman" w:cs="Times New Roman"/>
@@ -7564,6 +9314,7 @@
         </w:rPr>
         <w:t>labw</w:t>
       </w:r>
+      <w:proofErr w:type="spellEnd"/>
       <w:r>
         <w:rPr>
           <w:rFonts w:ascii="Times New Roman" w:hAnsi="Times New Roman" w:cs="Times New Roman"/>
@@ -7782,6 +9533,8 @@
         </w:rPr>
         <w:t xml:space="preserve"> </w:t>
       </w:r>
+      <w:proofErr w:type="spellStart"/>
+      <w:proofErr w:type="gramStart"/>
       <w:r>
         <w:rPr>
           <w:rFonts w:ascii="Times New Roman" w:hAnsi="Times New Roman" w:cs="Times New Roman"/>
@@ -7815,6 +9568,8 @@
         </w:rPr>
         <w:t>items</w:t>
       </w:r>
+      <w:proofErr w:type="spellEnd"/>
+      <w:proofErr w:type="gramEnd"/>
       <w:r>
         <w:rPr>
           <w:rFonts w:ascii="Times New Roman" w:hAnsi="Times New Roman" w:cs="Times New Roman"/>
@@ -7881,6 +9636,7 @@
         </w:rPr>
         <w:t xml:space="preserve"> № </w:t>
       </w:r>
+      <w:proofErr w:type="gramStart"/>
       <w:r>
         <w:rPr>
           <w:rFonts w:ascii="Times New Roman" w:hAnsi="Times New Roman" w:cs="Times New Roman"/>
@@ -7891,7 +9647,20 @@
           <w:u w:val="single"/>
           <w:lang w:val="en-US"/>
         </w:rPr>
-        <w:t>{{ key }}</w:t>
+        <w:t>{{ key</w:t>
+      </w:r>
+      <w:proofErr w:type="gramEnd"/>
+      <w:r>
+        <w:rPr>
+          <w:rFonts w:ascii="Times New Roman" w:hAnsi="Times New Roman" w:cs="Times New Roman"/>
+          <w:b/>
+          <w:bCs/>
+          <w:sz w:val="24"/>
+          <w:szCs w:val="24"/>
+          <w:u w:val="single"/>
+          <w:lang w:val="en-US"/>
+        </w:rPr>
+        <w:t xml:space="preserve"> }}</w:t>
       </w:r>
     </w:p>
     <w:tbl>
@@ -8046,6 +9815,7 @@
               </w:rPr>
               <w:t xml:space="preserve"> </w:t>
             </w:r>
+            <w:proofErr w:type="spellStart"/>
             <w:r>
               <w:rPr>
                 <w:rFonts w:ascii="Times New Roman" w:hAnsi="Times New Roman" w:cs="Times New Roman"/>
@@ -8055,6 +9825,7 @@
               </w:rPr>
               <w:t>i</w:t>
             </w:r>
+            <w:proofErr w:type="spellEnd"/>
             <w:r>
               <w:rPr>
                 <w:rFonts w:ascii="Times New Roman" w:hAnsi="Times New Roman" w:cs="Times New Roman"/>
@@ -8127,6 +9898,7 @@
                 <w:szCs w:val="24"/>
               </w:rPr>
             </w:pPr>
+            <w:proofErr w:type="gramStart"/>
             <w:r>
               <w:rPr>
                 <w:rFonts w:ascii="Times New Roman" w:hAnsi="Times New Roman" w:cs="Times New Roman"/>
@@ -8135,6 +9907,7 @@
               </w:rPr>
               <w:t xml:space="preserve">{{ </w:t>
             </w:r>
+            <w:proofErr w:type="spellStart"/>
             <w:r>
               <w:rPr>
                 <w:rFonts w:ascii="Times New Roman" w:hAnsi="Times New Roman" w:cs="Times New Roman"/>
@@ -8144,6 +9917,8 @@
               </w:rPr>
               <w:t>i</w:t>
             </w:r>
+            <w:proofErr w:type="spellEnd"/>
+            <w:proofErr w:type="gramEnd"/>
             <w:r>
               <w:rPr>
                 <w:rFonts w:ascii="Times New Roman" w:hAnsi="Times New Roman" w:cs="Times New Roman"/>
@@ -8183,6 +9958,7 @@
                 <w:szCs w:val="24"/>
               </w:rPr>
             </w:pPr>
+            <w:proofErr w:type="gramStart"/>
             <w:r>
               <w:rPr>
                 <w:rFonts w:ascii="Times New Roman" w:hAnsi="Times New Roman" w:cs="Times New Roman"/>
@@ -8191,6 +9967,7 @@
               </w:rPr>
               <w:t xml:space="preserve">{{ </w:t>
             </w:r>
+            <w:proofErr w:type="spellStart"/>
             <w:r>
               <w:rPr>
                 <w:rFonts w:ascii="Times New Roman" w:hAnsi="Times New Roman" w:cs="Times New Roman"/>
@@ -8200,6 +9977,8 @@
               </w:rPr>
               <w:t>i</w:t>
             </w:r>
+            <w:proofErr w:type="spellEnd"/>
+            <w:proofErr w:type="gramEnd"/>
             <w:r>
               <w:rPr>
                 <w:rFonts w:ascii="Times New Roman" w:hAnsi="Times New Roman" w:cs="Times New Roman"/>
@@ -8241,6 +10020,7 @@
                 <w:szCs w:val="24"/>
               </w:rPr>
             </w:pPr>
+            <w:proofErr w:type="gramStart"/>
             <w:r>
               <w:rPr>
                 <w:rFonts w:ascii="Times New Roman" w:hAnsi="Times New Roman" w:cs="Times New Roman"/>
@@ -8249,6 +10029,7 @@
               </w:rPr>
               <w:t xml:space="preserve">{{ </w:t>
             </w:r>
+            <w:proofErr w:type="spellStart"/>
             <w:r>
               <w:rPr>
                 <w:rFonts w:ascii="Times New Roman" w:hAnsi="Times New Roman" w:cs="Times New Roman"/>
@@ -8258,6 +10039,8 @@
               </w:rPr>
               <w:t>i</w:t>
             </w:r>
+            <w:proofErr w:type="spellEnd"/>
+            <w:proofErr w:type="gramEnd"/>
             <w:r>
               <w:rPr>
                 <w:rFonts w:ascii="Times New Roman" w:hAnsi="Times New Roman" w:cs="Times New Roman"/>
@@ -8326,6 +10109,7 @@
               </w:rPr>
               <w:t xml:space="preserve"> </w:t>
             </w:r>
+            <w:proofErr w:type="spellStart"/>
             <w:r>
               <w:rPr>
                 <w:rFonts w:ascii="Times New Roman" w:hAnsi="Times New Roman" w:cs="Times New Roman"/>
@@ -8335,6 +10119,7 @@
               </w:rPr>
               <w:t>endfor</w:t>
             </w:r>
+            <w:proofErr w:type="spellEnd"/>
             <w:r>
               <w:rPr>
                 <w:rFonts w:ascii="Times New Roman" w:hAnsi="Times New Roman" w:cs="Times New Roman"/>
@@ -8364,6 +10149,7 @@
         </w:rPr>
         <w:t xml:space="preserve">{% </w:t>
       </w:r>
+      <w:proofErr w:type="spellStart"/>
       <w:r>
         <w:rPr>
           <w:rFonts w:ascii="Times New Roman" w:hAnsi="Times New Roman" w:cs="Times New Roman"/>
@@ -8373,6 +10159,7 @@
         </w:rPr>
         <w:t>endfor</w:t>
       </w:r>
+      <w:proofErr w:type="spellEnd"/>
       <w:r>
         <w:rPr>
           <w:rFonts w:ascii="Times New Roman" w:hAnsi="Times New Roman" w:cs="Times New Roman"/>
@@ -8535,6 +10322,7 @@
         </w:rPr>
         <w:t xml:space="preserve"> </w:t>
       </w:r>
+      <w:proofErr w:type="spellStart"/>
       <w:r>
         <w:rPr>
           <w:rFonts w:ascii="Times New Roman" w:hAnsi="Times New Roman" w:cs="Times New Roman"/>
@@ -8545,6 +10333,7 @@
         </w:rPr>
         <w:t>prw</w:t>
       </w:r>
+      <w:proofErr w:type="spellEnd"/>
       <w:r>
         <w:rPr>
           <w:rFonts w:ascii="Times New Roman" w:hAnsi="Times New Roman" w:cs="Times New Roman"/>
@@ -8748,6 +10537,8 @@
         </w:rPr>
         <w:t xml:space="preserve"> </w:t>
       </w:r>
+      <w:proofErr w:type="spellStart"/>
+      <w:proofErr w:type="gramStart"/>
       <w:r>
         <w:rPr>
           <w:rFonts w:ascii="Times New Roman" w:hAnsi="Times New Roman" w:cs="Times New Roman"/>
@@ -8781,6 +10572,8 @@
         </w:rPr>
         <w:t>items</w:t>
       </w:r>
+      <w:proofErr w:type="spellEnd"/>
+      <w:proofErr w:type="gramEnd"/>
       <w:r>
         <w:rPr>
           <w:rFonts w:ascii="Times New Roman" w:hAnsi="Times New Roman" w:cs="Times New Roman"/>
@@ -8848,6 +10641,7 @@
         </w:rPr>
         <w:t xml:space="preserve"> № </w:t>
       </w:r>
+      <w:proofErr w:type="gramStart"/>
       <w:r>
         <w:rPr>
           <w:rFonts w:ascii="Times New Roman" w:hAnsi="Times New Roman" w:cs="Times New Roman"/>
@@ -8858,7 +10652,20 @@
           <w:u w:val="single"/>
           <w:lang w:val="en-US"/>
         </w:rPr>
-        <w:t>{{ key }}</w:t>
+        <w:t>{{ key</w:t>
+      </w:r>
+      <w:proofErr w:type="gramEnd"/>
+      <w:r>
+        <w:rPr>
+          <w:rFonts w:ascii="Times New Roman" w:hAnsi="Times New Roman" w:cs="Times New Roman"/>
+          <w:b/>
+          <w:bCs/>
+          <w:sz w:val="24"/>
+          <w:szCs w:val="24"/>
+          <w:u w:val="single"/>
+          <w:lang w:val="en-US"/>
+        </w:rPr>
+        <w:t xml:space="preserve"> }}</w:t>
       </w:r>
     </w:p>
     <w:tbl>
@@ -9013,6 +10820,7 @@
               </w:rPr>
               <w:t xml:space="preserve"> </w:t>
             </w:r>
+            <w:proofErr w:type="spellStart"/>
             <w:r>
               <w:rPr>
                 <w:rFonts w:ascii="Times New Roman" w:hAnsi="Times New Roman" w:cs="Times New Roman"/>
@@ -9022,6 +10830,7 @@
               </w:rPr>
               <w:t>i</w:t>
             </w:r>
+            <w:proofErr w:type="spellEnd"/>
             <w:r>
               <w:rPr>
                 <w:rFonts w:ascii="Times New Roman" w:hAnsi="Times New Roman" w:cs="Times New Roman"/>
@@ -9085,6 +10894,7 @@
                 <w:szCs w:val="24"/>
               </w:rPr>
             </w:pPr>
+            <w:proofErr w:type="gramStart"/>
             <w:r>
               <w:rPr>
                 <w:rFonts w:ascii="Times New Roman" w:hAnsi="Times New Roman" w:cs="Times New Roman"/>
@@ -9094,6 +10904,7 @@
               <w:lastRenderedPageBreak/>
               <w:t xml:space="preserve">{{ </w:t>
             </w:r>
+            <w:proofErr w:type="spellStart"/>
             <w:r>
               <w:rPr>
                 <w:rFonts w:ascii="Times New Roman" w:hAnsi="Times New Roman" w:cs="Times New Roman"/>
@@ -9103,6 +10914,8 @@
               </w:rPr>
               <w:t>i</w:t>
             </w:r>
+            <w:proofErr w:type="spellEnd"/>
+            <w:proofErr w:type="gramEnd"/>
             <w:r>
               <w:rPr>
                 <w:rFonts w:ascii="Times New Roman" w:hAnsi="Times New Roman" w:cs="Times New Roman"/>
@@ -9142,6 +10955,7 @@
                 <w:szCs w:val="24"/>
               </w:rPr>
             </w:pPr>
+            <w:proofErr w:type="gramStart"/>
             <w:r>
               <w:rPr>
                 <w:rFonts w:ascii="Times New Roman" w:hAnsi="Times New Roman" w:cs="Times New Roman"/>
@@ -9150,6 +10964,7 @@
               </w:rPr>
               <w:t xml:space="preserve">{{ </w:t>
             </w:r>
+            <w:proofErr w:type="spellStart"/>
             <w:r>
               <w:rPr>
                 <w:rFonts w:ascii="Times New Roman" w:hAnsi="Times New Roman" w:cs="Times New Roman"/>
@@ -9159,6 +10974,8 @@
               </w:rPr>
               <w:t>i</w:t>
             </w:r>
+            <w:proofErr w:type="spellEnd"/>
+            <w:proofErr w:type="gramEnd"/>
             <w:r>
               <w:rPr>
                 <w:rFonts w:ascii="Times New Roman" w:hAnsi="Times New Roman" w:cs="Times New Roman"/>
@@ -9200,6 +11017,7 @@
                 <w:szCs w:val="24"/>
               </w:rPr>
             </w:pPr>
+            <w:proofErr w:type="gramStart"/>
             <w:r>
               <w:rPr>
                 <w:rFonts w:ascii="Times New Roman" w:hAnsi="Times New Roman" w:cs="Times New Roman"/>
@@ -9208,6 +11026,7 @@
               </w:rPr>
               <w:t xml:space="preserve">{{ </w:t>
             </w:r>
+            <w:proofErr w:type="spellStart"/>
             <w:r>
               <w:rPr>
                 <w:rFonts w:ascii="Times New Roman" w:hAnsi="Times New Roman" w:cs="Times New Roman"/>
@@ -9217,6 +11036,8 @@
               </w:rPr>
               <w:t>i</w:t>
             </w:r>
+            <w:proofErr w:type="spellEnd"/>
+            <w:proofErr w:type="gramEnd"/>
             <w:r>
               <w:rPr>
                 <w:rFonts w:ascii="Times New Roman" w:hAnsi="Times New Roman" w:cs="Times New Roman"/>
@@ -9285,6 +11106,7 @@
               </w:rPr>
               <w:t xml:space="preserve"> </w:t>
             </w:r>
+            <w:proofErr w:type="spellStart"/>
             <w:r>
               <w:rPr>
                 <w:rFonts w:ascii="Times New Roman" w:hAnsi="Times New Roman" w:cs="Times New Roman"/>
@@ -9294,6 +11116,7 @@
               </w:rPr>
               <w:t>endfor</w:t>
             </w:r>
+            <w:proofErr w:type="spellEnd"/>
             <w:r>
               <w:rPr>
                 <w:rFonts w:ascii="Times New Roman" w:hAnsi="Times New Roman" w:cs="Times New Roman"/>
@@ -9323,6 +11146,7 @@
         </w:rPr>
         <w:t xml:space="preserve">{% </w:t>
       </w:r>
+      <w:proofErr w:type="spellStart"/>
       <w:r>
         <w:rPr>
           <w:rFonts w:ascii="Times New Roman" w:hAnsi="Times New Roman" w:cs="Times New Roman"/>
@@ -9332,6 +11156,7 @@
         </w:rPr>
         <w:t>endfor</w:t>
       </w:r>
+      <w:proofErr w:type="spellEnd"/>
       <w:r>
         <w:rPr>
           <w:rFonts w:ascii="Times New Roman" w:hAnsi="Times New Roman" w:cs="Times New Roman"/>
@@ -9472,6 +11297,7 @@
         </w:rPr>
         <w:t xml:space="preserve"> </w:t>
       </w:r>
+      <w:proofErr w:type="spellStart"/>
       <w:r>
         <w:rPr>
           <w:rFonts w:ascii="Times New Roman" w:hAnsi="Times New Roman" w:cs="Times New Roman"/>
@@ -9492,6 +11318,7 @@
         </w:rPr>
         <w:t>w</w:t>
       </w:r>
+      <w:proofErr w:type="spellEnd"/>
       <w:r>
         <w:rPr>
           <w:rFonts w:ascii="Times New Roman" w:hAnsi="Times New Roman" w:cs="Times New Roman"/>
@@ -9711,6 +11538,8 @@
         </w:rPr>
         <w:t xml:space="preserve"> </w:t>
       </w:r>
+      <w:proofErr w:type="spellStart"/>
+      <w:proofErr w:type="gramStart"/>
       <w:r>
         <w:rPr>
           <w:rFonts w:ascii="Times New Roman" w:hAnsi="Times New Roman" w:cs="Times New Roman"/>
@@ -9744,6 +11573,8 @@
         </w:rPr>
         <w:t>items</w:t>
       </w:r>
+      <w:proofErr w:type="spellEnd"/>
+      <w:proofErr w:type="gramEnd"/>
       <w:r>
         <w:rPr>
           <w:rFonts w:ascii="Times New Roman" w:hAnsi="Times New Roman" w:cs="Times New Roman"/>
@@ -9810,6 +11641,7 @@
         </w:rPr>
         <w:t xml:space="preserve"> № </w:t>
       </w:r>
+      <w:proofErr w:type="gramStart"/>
       <w:r>
         <w:rPr>
           <w:rFonts w:ascii="Times New Roman" w:hAnsi="Times New Roman" w:cs="Times New Roman"/>
@@ -9820,7 +11652,20 @@
           <w:u w:val="single"/>
           <w:lang w:val="en-US"/>
         </w:rPr>
-        <w:t>{{ key }}</w:t>
+        <w:t>{{ key</w:t>
+      </w:r>
+      <w:proofErr w:type="gramEnd"/>
+      <w:r>
+        <w:rPr>
+          <w:rFonts w:ascii="Times New Roman" w:hAnsi="Times New Roman" w:cs="Times New Roman"/>
+          <w:b/>
+          <w:bCs/>
+          <w:sz w:val="24"/>
+          <w:szCs w:val="24"/>
+          <w:u w:val="single"/>
+          <w:lang w:val="en-US"/>
+        </w:rPr>
+        <w:t xml:space="preserve"> }}</w:t>
       </w:r>
     </w:p>
     <w:tbl>
@@ -9975,6 +11820,7 @@
               </w:rPr>
               <w:t xml:space="preserve"> </w:t>
             </w:r>
+            <w:proofErr w:type="spellStart"/>
             <w:r>
               <w:rPr>
                 <w:rFonts w:ascii="Times New Roman" w:hAnsi="Times New Roman" w:cs="Times New Roman"/>
@@ -9984,6 +11830,7 @@
               </w:rPr>
               <w:t>i</w:t>
             </w:r>
+            <w:proofErr w:type="spellEnd"/>
             <w:r>
               <w:rPr>
                 <w:rFonts w:ascii="Times New Roman" w:hAnsi="Times New Roman" w:cs="Times New Roman"/>
@@ -10047,6 +11894,7 @@
                 <w:szCs w:val="24"/>
               </w:rPr>
             </w:pPr>
+            <w:proofErr w:type="gramStart"/>
             <w:r>
               <w:rPr>
                 <w:rFonts w:ascii="Times New Roman" w:hAnsi="Times New Roman" w:cs="Times New Roman"/>
@@ -10055,6 +11903,7 @@
               </w:rPr>
               <w:t xml:space="preserve">{{ </w:t>
             </w:r>
+            <w:proofErr w:type="spellStart"/>
             <w:r>
               <w:rPr>
                 <w:rFonts w:ascii="Times New Roman" w:hAnsi="Times New Roman" w:cs="Times New Roman"/>
@@ -10064,6 +11913,8 @@
               </w:rPr>
               <w:t>i</w:t>
             </w:r>
+            <w:proofErr w:type="spellEnd"/>
+            <w:proofErr w:type="gramEnd"/>
             <w:r>
               <w:rPr>
                 <w:rFonts w:ascii="Times New Roman" w:hAnsi="Times New Roman" w:cs="Times New Roman"/>
@@ -10103,6 +11954,7 @@
                 <w:szCs w:val="24"/>
               </w:rPr>
             </w:pPr>
+            <w:proofErr w:type="gramStart"/>
             <w:r>
               <w:rPr>
                 <w:rFonts w:ascii="Times New Roman" w:hAnsi="Times New Roman" w:cs="Times New Roman"/>
@@ -10111,6 +11963,7 @@
               </w:rPr>
               <w:t xml:space="preserve">{{ </w:t>
             </w:r>
+            <w:proofErr w:type="spellStart"/>
             <w:r>
               <w:rPr>
                 <w:rFonts w:ascii="Times New Roman" w:hAnsi="Times New Roman" w:cs="Times New Roman"/>
@@ -10120,6 +11973,8 @@
               </w:rPr>
               <w:t>i</w:t>
             </w:r>
+            <w:proofErr w:type="spellEnd"/>
+            <w:proofErr w:type="gramEnd"/>
             <w:r>
               <w:rPr>
                 <w:rFonts w:ascii="Times New Roman" w:hAnsi="Times New Roman" w:cs="Times New Roman"/>
@@ -10161,6 +12016,7 @@
                 <w:szCs w:val="24"/>
               </w:rPr>
             </w:pPr>
+            <w:proofErr w:type="gramStart"/>
             <w:r>
               <w:rPr>
                 <w:rFonts w:ascii="Times New Roman" w:hAnsi="Times New Roman" w:cs="Times New Roman"/>
@@ -10169,6 +12025,7 @@
               </w:rPr>
               <w:t xml:space="preserve">{{ </w:t>
             </w:r>
+            <w:proofErr w:type="spellStart"/>
             <w:r>
               <w:rPr>
                 <w:rFonts w:ascii="Times New Roman" w:hAnsi="Times New Roman" w:cs="Times New Roman"/>
@@ -10178,6 +12035,8 @@
               </w:rPr>
               <w:t>i</w:t>
             </w:r>
+            <w:proofErr w:type="spellEnd"/>
+            <w:proofErr w:type="gramEnd"/>
             <w:r>
               <w:rPr>
                 <w:rFonts w:ascii="Times New Roman" w:hAnsi="Times New Roman" w:cs="Times New Roman"/>
@@ -10246,6 +12105,7 @@
               </w:rPr>
               <w:t xml:space="preserve"> </w:t>
             </w:r>
+            <w:proofErr w:type="spellStart"/>
             <w:r>
               <w:rPr>
                 <w:rFonts w:ascii="Times New Roman" w:hAnsi="Times New Roman" w:cs="Times New Roman"/>
@@ -10255,6 +12115,7 @@
               </w:rPr>
               <w:t>endfor</w:t>
             </w:r>
+            <w:proofErr w:type="spellEnd"/>
             <w:r>
               <w:rPr>
                 <w:rFonts w:ascii="Times New Roman" w:hAnsi="Times New Roman" w:cs="Times New Roman"/>
@@ -10284,6 +12145,7 @@
         </w:rPr>
         <w:t xml:space="preserve">{% </w:t>
       </w:r>
+      <w:proofErr w:type="spellStart"/>
       <w:r>
         <w:rPr>
           <w:rFonts w:ascii="Times New Roman" w:hAnsi="Times New Roman" w:cs="Times New Roman"/>
@@ -10293,6 +12155,7 @@
         </w:rPr>
         <w:t>endfor</w:t>
       </w:r>
+      <w:proofErr w:type="spellEnd"/>
       <w:r>
         <w:rPr>
           <w:rFonts w:ascii="Times New Roman" w:hAnsi="Times New Roman" w:cs="Times New Roman"/>
@@ -10349,7 +12212,61 @@
           <w:sz w:val="24"/>
           <w:szCs w:val="24"/>
         </w:rPr>
-        <w:t xml:space="preserve"> используются следующие интерактивные методы обучения: {{ interactive_methods }}</w:t>
+        <w:t xml:space="preserve"> используются следующие интерактивные методы обучения: </w:t>
+      </w:r>
+      <w:proofErr w:type="gramStart"/>
+      <w:r>
+        <w:rPr>
+          <w:rFonts w:ascii="Times New Roman" w:hAnsi="Times New Roman" w:cs="Times New Roman"/>
+          <w:sz w:val="24"/>
+          <w:szCs w:val="24"/>
+        </w:rPr>
+        <w:t xml:space="preserve">{{ </w:t>
+      </w:r>
+      <w:proofErr w:type="spellStart"/>
+      <w:r>
+        <w:rPr>
+          <w:rFonts w:ascii="Times New Roman" w:hAnsi="Times New Roman" w:cs="Times New Roman"/>
+          <w:sz w:val="24"/>
+          <w:szCs w:val="24"/>
+        </w:rPr>
+        <w:t>interactive</w:t>
+      </w:r>
+      <w:proofErr w:type="gramEnd"/>
+      <w:r>
+        <w:rPr>
+          <w:rFonts w:ascii="Times New Roman" w:hAnsi="Times New Roman" w:cs="Times New Roman"/>
+          <w:sz w:val="24"/>
+          <w:szCs w:val="24"/>
+        </w:rPr>
+        <w:t>_</w:t>
+      </w:r>
+      <w:proofErr w:type="gramStart"/>
+      <w:r>
+        <w:rPr>
+          <w:rFonts w:ascii="Times New Roman" w:hAnsi="Times New Roman" w:cs="Times New Roman"/>
+          <w:sz w:val="24"/>
+          <w:szCs w:val="24"/>
+        </w:rPr>
+        <w:t>methods</w:t>
+      </w:r>
+      <w:proofErr w:type="spellEnd"/>
+      <w:r>
+        <w:rPr>
+          <w:rFonts w:ascii="Times New Roman" w:hAnsi="Times New Roman" w:cs="Times New Roman"/>
+          <w:sz w:val="24"/>
+          <w:szCs w:val="24"/>
+        </w:rPr>
+        <w:t xml:space="preserve"> }</w:t>
+      </w:r>
+      <w:proofErr w:type="gramEnd"/>
+      <w:r>
+        <w:rPr>
+          <w:rFonts w:ascii="Times New Roman" w:hAnsi="Times New Roman" w:cs="Times New Roman"/>
+          <w:sz w:val="24"/>
+          <w:szCs w:val="24"/>
+        </w:rPr>
+        <w:t>}</w:t>
       </w:r>
     </w:p>
     <w:p>
@@ -10482,7 +12399,31 @@
           <w:szCs w:val="24"/>
           <w:lang w:val="en-US"/>
         </w:rPr>
-        <w:t xml:space="preserve"> for i in guidelines %}</w:t>
+        <w:t xml:space="preserve"> for </w:t>
+      </w:r>
+      <w:proofErr w:type="spellStart"/>
+      <w:r>
+        <w:rPr>
+          <w:rFonts w:ascii="Times New Roman" w:hAnsi="Times New Roman" w:cs="Times New Roman"/>
+          <w:b/>
+          <w:bCs/>
+          <w:sz w:val="24"/>
+          <w:szCs w:val="24"/>
+          <w:lang w:val="en-US"/>
+        </w:rPr>
+        <w:t>i</w:t>
+      </w:r>
+      <w:proofErr w:type="spellEnd"/>
+      <w:r>
+        <w:rPr>
+          <w:rFonts w:ascii="Times New Roman" w:hAnsi="Times New Roman" w:cs="Times New Roman"/>
+          <w:b/>
+          <w:bCs/>
+          <w:sz w:val="24"/>
+          <w:szCs w:val="24"/>
+          <w:lang w:val="en-US"/>
+        </w:rPr>
+        <w:t xml:space="preserve"> in guidelines %}</w:t>
       </w:r>
     </w:p>
     <w:p>
@@ -10518,7 +12459,19 @@
           <w:szCs w:val="24"/>
           <w:lang w:val="en-US"/>
         </w:rPr>
-        <w:t>.1.</w:t>
+        <w:t>.</w:t>
+      </w:r>
+      <w:proofErr w:type="gramStart"/>
+      <w:r>
+        <w:rPr>
+          <w:rFonts w:ascii="Times New Roman" w:hAnsi="Times New Roman" w:cs="Times New Roman"/>
+          <w:b/>
+          <w:bCs/>
+          <w:sz w:val="24"/>
+          <w:szCs w:val="24"/>
+          <w:lang w:val="en-US"/>
+        </w:rPr>
+        <w:t>1.</w:t>
       </w:r>
       <w:r>
         <w:rPr>
@@ -10537,8 +12490,52 @@
         </w:rPr>
         <w:t xml:space="preserve"> </w:t>
       </w:r>
-      <w:r>
-        <w:rPr>
+      <w:proofErr w:type="spellStart"/>
+      <w:r>
+        <w:rPr>
+          <w:lang w:val="en-US"/>
+        </w:rPr>
+        <w:t>i</w:t>
+      </w:r>
+      <w:proofErr w:type="gramEnd"/>
+      <w:r>
+        <w:rPr>
+          <w:lang w:val="en-US"/>
+        </w:rPr>
+        <w:t>.</w:t>
+      </w:r>
+      <w:r>
+        <w:rPr>
+          <w:rFonts w:ascii="Times New Roman" w:hAnsi="Times New Roman" w:cs="Times New Roman"/>
+          <w:b/>
+          <w:bCs/>
+          <w:sz w:val="24"/>
+          <w:szCs w:val="24"/>
+          <w:lang w:val="en-US"/>
+        </w:rPr>
+        <w:t>number</w:t>
+      </w:r>
+      <w:proofErr w:type="spellEnd"/>
+      <w:r>
+        <w:rPr>
+          <w:rFonts w:ascii="Times New Roman" w:hAnsi="Times New Roman" w:cs="Times New Roman"/>
+          <w:b/>
+          <w:bCs/>
+          <w:sz w:val="24"/>
+          <w:szCs w:val="24"/>
+          <w:lang w:val="en-US"/>
+        </w:rPr>
+        <w:t>}} {{</w:t>
+      </w:r>
+      <w:proofErr w:type="spellStart"/>
+      <w:proofErr w:type="gramStart"/>
+      <w:r>
+        <w:rPr>
+          <w:rFonts w:ascii="Times New Roman" w:hAnsi="Times New Roman" w:cs="Times New Roman"/>
+          <w:b/>
+          <w:bCs/>
+          <w:sz w:val="24"/>
+          <w:szCs w:val="24"/>
           <w:lang w:val="en-US"/>
         </w:rPr>
         <w:t>i.</w:t>
@@ -10552,41 +12549,10 @@
           <w:szCs w:val="24"/>
           <w:lang w:val="en-US"/>
         </w:rPr>
-        <w:t>number</w:t>
-      </w:r>
-      <w:r>
-        <w:rPr>
-          <w:rFonts w:ascii="Times New Roman" w:hAnsi="Times New Roman" w:cs="Times New Roman"/>
-          <w:b/>
-          <w:bCs/>
-          <w:sz w:val="24"/>
-          <w:szCs w:val="24"/>
-          <w:lang w:val="en-US"/>
-        </w:rPr>
-        <w:t>}} {{</w:t>
-      </w:r>
-      <w:r>
-        <w:rPr>
-          <w:rFonts w:ascii="Times New Roman" w:hAnsi="Times New Roman" w:cs="Times New Roman"/>
-          <w:b/>
-          <w:bCs/>
-          <w:sz w:val="24"/>
-          <w:szCs w:val="24"/>
-          <w:lang w:val="en-US"/>
-        </w:rPr>
-        <w:t>i.</w:t>
-      </w:r>
-      <w:r>
-        <w:rPr>
-          <w:rFonts w:ascii="Times New Roman" w:hAnsi="Times New Roman" w:cs="Times New Roman"/>
-          <w:b/>
-          <w:bCs/>
-          <w:sz w:val="24"/>
-          <w:szCs w:val="24"/>
-          <w:lang w:val="en-US"/>
-        </w:rPr>
         <w:t>title</w:t>
       </w:r>
+      <w:proofErr w:type="spellEnd"/>
+      <w:proofErr w:type="gramEnd"/>
       <w:r>
         <w:rPr>
           <w:rFonts w:ascii="Times New Roman" w:hAnsi="Times New Roman" w:cs="Times New Roman"/>
@@ -10606,7 +12572,6 @@
           <w:rFonts w:ascii="Times New Roman" w:hAnsi="Times New Roman" w:cs="Times New Roman"/>
           <w:sz w:val="24"/>
           <w:szCs w:val="24"/>
-          <w:lang w:val="en-US"/>
         </w:rPr>
       </w:pPr>
       <w:r>
@@ -10614,10 +12579,11 @@
           <w:rFonts w:ascii="Times New Roman" w:hAnsi="Times New Roman" w:cs="Times New Roman"/>
           <w:sz w:val="24"/>
           <w:szCs w:val="24"/>
-          <w:lang w:val="en-US"/>
         </w:rPr>
         <w:t>{{</w:t>
       </w:r>
+      <w:proofErr w:type="spellStart"/>
+      <w:proofErr w:type="gramStart"/>
       <w:r>
         <w:rPr>
           <w:rFonts w:ascii="Times New Roman" w:hAnsi="Times New Roman" w:cs="Times New Roman"/>
@@ -10627,12 +12593,12 @@
         </w:rPr>
         <w:t>i</w:t>
       </w:r>
-      <w:r>
-        <w:rPr>
-          <w:rFonts w:ascii="Times New Roman" w:hAnsi="Times New Roman" w:cs="Times New Roman"/>
-          <w:sz w:val="24"/>
-          <w:szCs w:val="24"/>
-          <w:lang w:val="en-US"/>
+      <w:proofErr w:type="spellEnd"/>
+      <w:r>
+        <w:rPr>
+          <w:rFonts w:ascii="Times New Roman" w:hAnsi="Times New Roman" w:cs="Times New Roman"/>
+          <w:sz w:val="24"/>
+          <w:szCs w:val="24"/>
         </w:rPr>
         <w:t>.</w:t>
       </w:r>
@@ -10645,12 +12611,12 @@
         </w:rPr>
         <w:t>content</w:t>
       </w:r>
-      <w:r>
-        <w:rPr>
-          <w:rFonts w:ascii="Times New Roman" w:hAnsi="Times New Roman" w:cs="Times New Roman"/>
-          <w:sz w:val="24"/>
-          <w:szCs w:val="24"/>
-          <w:lang w:val="en-US"/>
+      <w:proofErr w:type="gramEnd"/>
+      <w:r>
+        <w:rPr>
+          <w:rFonts w:ascii="Times New Roman" w:hAnsi="Times New Roman" w:cs="Times New Roman"/>
+          <w:sz w:val="24"/>
+          <w:szCs w:val="24"/>
         </w:rPr>
         <w:t>}}</w:t>
       </w:r>
@@ -10695,7 +12661,29 @@
           <w:sz w:val="24"/>
           <w:szCs w:val="24"/>
         </w:rPr>
-        <w:t xml:space="preserve"> endfor %}</w:t>
+        <w:t xml:space="preserve"> </w:t>
+      </w:r>
+      <w:proofErr w:type="spellStart"/>
+      <w:r>
+        <w:rPr>
+          <w:rFonts w:ascii="Times New Roman" w:hAnsi="Times New Roman" w:cs="Times New Roman"/>
+          <w:b/>
+          <w:bCs/>
+          <w:sz w:val="24"/>
+          <w:szCs w:val="24"/>
+        </w:rPr>
+        <w:t>endfor</w:t>
+      </w:r>
+      <w:proofErr w:type="spellEnd"/>
+      <w:r>
+        <w:rPr>
+          <w:rFonts w:ascii="Times New Roman" w:hAnsi="Times New Roman" w:cs="Times New Roman"/>
+          <w:b/>
+          <w:bCs/>
+          <w:sz w:val="24"/>
+          <w:szCs w:val="24"/>
+        </w:rPr>
+        <w:t xml:space="preserve"> %}</w:t>
       </w:r>
     </w:p>
     <w:p>
@@ -10794,6 +12782,7 @@
           <w:bCs/>
           <w:sz w:val="24"/>
           <w:szCs w:val="24"/>
+          <w:lang w:val="en-US"/>
         </w:rPr>
       </w:pPr>
       <w:r>
@@ -10803,6 +12792,7 @@
           <w:bCs/>
           <w:sz w:val="24"/>
           <w:szCs w:val="24"/>
+          <w:lang w:val="en-US"/>
         </w:rPr>
         <w:t>{%</w:t>
       </w:r>
@@ -10813,6 +12803,7 @@
           <w:bCs/>
           <w:sz w:val="24"/>
           <w:szCs w:val="24"/>
+          <w:lang w:val="en-US"/>
         </w:rPr>
         <w:t>-</w:t>
       </w:r>
@@ -10823,6 +12814,7 @@
           <w:bCs/>
           <w:sz w:val="24"/>
           <w:szCs w:val="24"/>
+          <w:lang w:val="en-US"/>
         </w:rPr>
         <w:t xml:space="preserve"> </w:t>
       </w:r>
@@ -10844,9 +12836,11 @@
           <w:bCs/>
           <w:sz w:val="24"/>
           <w:szCs w:val="24"/>
+          <w:lang w:val="en-US"/>
         </w:rPr>
         <w:t xml:space="preserve"> </w:t>
       </w:r>
+      <w:proofErr w:type="spellStart"/>
       <w:r>
         <w:rPr>
           <w:rFonts w:ascii="Times New Roman" w:hAnsi="Times New Roman" w:cs="Times New Roman"/>
@@ -10858,13 +12852,15 @@
         </w:rPr>
         <w:t>i</w:t>
       </w:r>
-      <w:r>
-        <w:rPr>
-          <w:rFonts w:ascii="Times New Roman" w:hAnsi="Times New Roman" w:cs="Times New Roman"/>
-          <w:b/>
-          <w:bCs/>
-          <w:sz w:val="24"/>
-          <w:szCs w:val="24"/>
+      <w:proofErr w:type="spellEnd"/>
+      <w:r>
+        <w:rPr>
+          <w:rFonts w:ascii="Times New Roman" w:hAnsi="Times New Roman" w:cs="Times New Roman"/>
+          <w:b/>
+          <w:bCs/>
+          <w:sz w:val="24"/>
+          <w:szCs w:val="24"/>
+          <w:lang w:val="en-US"/>
         </w:rPr>
         <w:t xml:space="preserve"> </w:t>
       </w:r>
@@ -10886,9 +12882,11 @@
           <w:bCs/>
           <w:sz w:val="24"/>
           <w:szCs w:val="24"/>
+          <w:lang w:val="en-US"/>
         </w:rPr>
         <w:t xml:space="preserve"> </w:t>
       </w:r>
+      <w:proofErr w:type="spellStart"/>
       <w:r>
         <w:rPr>
           <w:rFonts w:ascii="Times New Roman" w:hAnsi="Times New Roman" w:cs="Times New Roman"/>
@@ -10900,13 +12898,15 @@
         </w:rPr>
         <w:t>fos</w:t>
       </w:r>
-      <w:r>
-        <w:rPr>
-          <w:rFonts w:ascii="Times New Roman" w:hAnsi="Times New Roman" w:cs="Times New Roman"/>
-          <w:b/>
-          <w:bCs/>
-          <w:sz w:val="24"/>
-          <w:szCs w:val="24"/>
+      <w:proofErr w:type="spellEnd"/>
+      <w:r>
+        <w:rPr>
+          <w:rFonts w:ascii="Times New Roman" w:hAnsi="Times New Roman" w:cs="Times New Roman"/>
+          <w:b/>
+          <w:bCs/>
+          <w:sz w:val="24"/>
+          <w:szCs w:val="24"/>
+          <w:lang w:val="en-US"/>
         </w:rPr>
         <w:t xml:space="preserve"> </w:t>
       </w:r>
@@ -10917,6 +12917,7 @@
           <w:bCs/>
           <w:sz w:val="24"/>
           <w:szCs w:val="24"/>
+          <w:lang w:val="en-US"/>
         </w:rPr>
         <w:t>%}</w:t>
       </w:r>
@@ -10931,6 +12932,7 @@
           <w:bCs/>
           <w:sz w:val="24"/>
           <w:szCs w:val="24"/>
+          <w:lang w:val="en-US"/>
         </w:rPr>
       </w:pPr>
       <w:r>
@@ -10940,6 +12942,7 @@
           <w:bCs/>
           <w:sz w:val="24"/>
           <w:szCs w:val="24"/>
+          <w:lang w:val="en-US"/>
         </w:rPr>
         <w:t>5</w:t>
       </w:r>
@@ -10950,19 +12953,40 @@
           <w:bCs/>
           <w:sz w:val="24"/>
           <w:szCs w:val="24"/>
-        </w:rPr>
-        <w:t>.1.{{</w:t>
-      </w:r>
-      <w:r>
+          <w:lang w:val="en-US"/>
+        </w:rPr>
+        <w:t>.</w:t>
+      </w:r>
+      <w:proofErr w:type="gramStart"/>
+      <w:r>
+        <w:rPr>
+          <w:rFonts w:ascii="Times New Roman" w:hAnsi="Times New Roman" w:cs="Times New Roman"/>
+          <w:b/>
+          <w:bCs/>
+          <w:sz w:val="24"/>
+          <w:szCs w:val="24"/>
+          <w:lang w:val="en-US"/>
+        </w:rPr>
+        <w:t>1.{{</w:t>
+      </w:r>
+      <w:r>
+        <w:rPr>
+          <w:lang w:val="en-US"/>
+        </w:rPr>
         <w:t xml:space="preserve"> </w:t>
       </w:r>
+      <w:proofErr w:type="spellStart"/>
       <w:r>
         <w:rPr>
           <w:lang w:val="en-US"/>
         </w:rPr>
         <w:t>i</w:t>
       </w:r>
-      <w:r>
+      <w:proofErr w:type="gramEnd"/>
+      <w:r>
+        <w:rPr>
+          <w:lang w:val="en-US"/>
+        </w:rPr>
         <w:t>.</w:t>
       </w:r>
       <w:r>
@@ -10976,16 +13000,20 @@
         </w:rPr>
         <w:t>number</w:t>
       </w:r>
-      <w:r>
-        <w:rPr>
-          <w:rFonts w:ascii="Times New Roman" w:hAnsi="Times New Roman" w:cs="Times New Roman"/>
-          <w:b/>
-          <w:bCs/>
-          <w:sz w:val="24"/>
-          <w:szCs w:val="24"/>
+      <w:proofErr w:type="spellEnd"/>
+      <w:r>
+        <w:rPr>
+          <w:rFonts w:ascii="Times New Roman" w:hAnsi="Times New Roman" w:cs="Times New Roman"/>
+          <w:b/>
+          <w:bCs/>
+          <w:sz w:val="24"/>
+          <w:szCs w:val="24"/>
+          <w:lang w:val="en-US"/>
         </w:rPr>
         <w:t>}} {{</w:t>
       </w:r>
+      <w:proofErr w:type="spellStart"/>
+      <w:proofErr w:type="gramStart"/>
       <w:r>
         <w:rPr>
           <w:rFonts w:ascii="Times New Roman" w:hAnsi="Times New Roman" w:cs="Times New Roman"/>
@@ -11004,6 +13032,7 @@
           <w:bCs/>
           <w:sz w:val="24"/>
           <w:szCs w:val="24"/>
+          <w:lang w:val="en-US"/>
         </w:rPr>
         <w:t>.</w:t>
       </w:r>
@@ -11018,13 +13047,16 @@
         </w:rPr>
         <w:t>title</w:t>
       </w:r>
-      <w:r>
-        <w:rPr>
-          <w:rFonts w:ascii="Times New Roman" w:hAnsi="Times New Roman" w:cs="Times New Roman"/>
-          <w:b/>
-          <w:bCs/>
-          <w:sz w:val="24"/>
-          <w:szCs w:val="24"/>
+      <w:proofErr w:type="spellEnd"/>
+      <w:proofErr w:type="gramEnd"/>
+      <w:r>
+        <w:rPr>
+          <w:rFonts w:ascii="Times New Roman" w:hAnsi="Times New Roman" w:cs="Times New Roman"/>
+          <w:b/>
+          <w:bCs/>
+          <w:sz w:val="24"/>
+          <w:szCs w:val="24"/>
+          <w:lang w:val="en-US"/>
         </w:rPr>
         <w:t>}}</w:t>
       </w:r>
@@ -11072,6 +13104,8 @@
         <w:lastRenderedPageBreak/>
         <w:t>{{</w:t>
       </w:r>
+      <w:proofErr w:type="spellStart"/>
+      <w:proofErr w:type="gramStart"/>
       <w:r>
         <w:rPr>
           <w:rFonts w:ascii="Times New Roman" w:hAnsi="Times New Roman" w:cs="Times New Roman"/>
@@ -11081,6 +13115,7 @@
         </w:rPr>
         <w:t>i</w:t>
       </w:r>
+      <w:proofErr w:type="spellEnd"/>
       <w:r>
         <w:rPr>
           <w:rFonts w:ascii="Times New Roman" w:hAnsi="Times New Roman" w:cs="Times New Roman"/>
@@ -11098,6 +13133,7 @@
         </w:rPr>
         <w:t>about</w:t>
       </w:r>
+      <w:proofErr w:type="gramEnd"/>
       <w:r>
         <w:rPr>
           <w:rFonts w:ascii="Times New Roman" w:hAnsi="Times New Roman" w:cs="Times New Roman"/>
@@ -11148,6 +13184,8 @@
         </w:rPr>
         <w:t>{{</w:t>
       </w:r>
+      <w:proofErr w:type="spellStart"/>
+      <w:proofErr w:type="gramStart"/>
       <w:r>
         <w:rPr>
           <w:rFonts w:ascii="Times New Roman" w:hAnsi="Times New Roman" w:cs="Times New Roman"/>
@@ -11157,6 +13195,7 @@
         </w:rPr>
         <w:t>i</w:t>
       </w:r>
+      <w:proofErr w:type="spellEnd"/>
       <w:r>
         <w:rPr>
           <w:rFonts w:ascii="Times New Roman" w:hAnsi="Times New Roman" w:cs="Times New Roman"/>
@@ -11174,6 +13213,7 @@
         </w:rPr>
         <w:t>criteria</w:t>
       </w:r>
+      <w:proofErr w:type="gramEnd"/>
       <w:r>
         <w:rPr>
           <w:rFonts w:ascii="Times New Roman" w:hAnsi="Times New Roman" w:cs="Times New Roman"/>
@@ -11217,6 +13257,7 @@
         </w:rPr>
         <w:t xml:space="preserve"> </w:t>
       </w:r>
+      <w:proofErr w:type="spellStart"/>
       <w:r>
         <w:rPr>
           <w:rFonts w:ascii="Times New Roman" w:hAnsi="Times New Roman" w:cs="Times New Roman"/>
@@ -11226,6 +13267,7 @@
         </w:rPr>
         <w:t>endfor</w:t>
       </w:r>
+      <w:proofErr w:type="spellEnd"/>
       <w:r>
         <w:rPr>
           <w:rFonts w:ascii="Times New Roman" w:hAnsi="Times New Roman" w:cs="Times New Roman"/>
@@ -11484,7 +13526,31 @@
                 <w:szCs w:val="24"/>
                 <w:lang w:val="en-US"/>
               </w:rPr>
-              <w:t xml:space="preserve">{%tr for i in </w:t>
+              <w:t xml:space="preserve">{%tr for </w:t>
+            </w:r>
+            <w:proofErr w:type="spellStart"/>
+            <w:r>
+              <w:rPr>
+                <w:rFonts w:ascii="Times New Roman" w:hAnsi="Times New Roman" w:cs="Times New Roman"/>
+                <w:b/>
+                <w:bCs/>
+                <w:sz w:val="24"/>
+                <w:szCs w:val="24"/>
+                <w:lang w:val="en-US"/>
+              </w:rPr>
+              <w:t>i</w:t>
+            </w:r>
+            <w:proofErr w:type="spellEnd"/>
+            <w:r>
+              <w:rPr>
+                <w:rFonts w:ascii="Times New Roman" w:hAnsi="Times New Roman" w:cs="Times New Roman"/>
+                <w:b/>
+                <w:bCs/>
+                <w:sz w:val="24"/>
+                <w:szCs w:val="24"/>
+                <w:lang w:val="en-US"/>
+              </w:rPr>
+              <w:t xml:space="preserve"> in </w:t>
             </w:r>
             <w:r>
               <w:rPr>
@@ -11527,6 +13593,7 @@
                 <w:lang w:val="en-US"/>
               </w:rPr>
             </w:pPr>
+            <w:proofErr w:type="gramStart"/>
             <w:r>
               <w:rPr>
                 <w:rFonts w:ascii="Times New Roman" w:hAnsi="Times New Roman" w:cs="Times New Roman"/>
@@ -11535,7 +13602,40 @@
                 <w:szCs w:val="24"/>
                 <w:lang w:val="en-US"/>
               </w:rPr>
-              <w:t>{{ i.index }}</w:t>
+              <w:t xml:space="preserve">{{ </w:t>
+            </w:r>
+            <w:proofErr w:type="spellStart"/>
+            <w:r>
+              <w:rPr>
+                <w:rFonts w:ascii="Times New Roman" w:hAnsi="Times New Roman" w:cs="Times New Roman"/>
+                <w:bCs/>
+                <w:sz w:val="24"/>
+                <w:szCs w:val="24"/>
+                <w:lang w:val="en-US"/>
+              </w:rPr>
+              <w:t>i</w:t>
+            </w:r>
+            <w:proofErr w:type="gramEnd"/>
+            <w:r>
+              <w:rPr>
+                <w:rFonts w:ascii="Times New Roman" w:hAnsi="Times New Roman" w:cs="Times New Roman"/>
+                <w:bCs/>
+                <w:sz w:val="24"/>
+                <w:szCs w:val="24"/>
+                <w:lang w:val="en-US"/>
+              </w:rPr>
+              <w:t>.index</w:t>
+            </w:r>
+            <w:proofErr w:type="spellEnd"/>
+            <w:r>
+              <w:rPr>
+                <w:rFonts w:ascii="Times New Roman" w:hAnsi="Times New Roman" w:cs="Times New Roman"/>
+                <w:bCs/>
+                <w:sz w:val="24"/>
+                <w:szCs w:val="24"/>
+                <w:lang w:val="en-US"/>
+              </w:rPr>
+              <w:t xml:space="preserve"> }}</w:t>
             </w:r>
           </w:p>
         </w:tc>
@@ -11562,7 +13662,31 @@
                 <w:szCs w:val="24"/>
                 <w:lang w:val="en-US"/>
               </w:rPr>
-              <w:t>{{i.criteria}}</w:t>
+              <w:t>{{</w:t>
+            </w:r>
+            <w:proofErr w:type="spellStart"/>
+            <w:proofErr w:type="gramStart"/>
+            <w:r>
+              <w:rPr>
+                <w:rFonts w:ascii="Times New Roman" w:hAnsi="Times New Roman" w:cs="Times New Roman"/>
+                <w:bCs/>
+                <w:sz w:val="24"/>
+                <w:szCs w:val="24"/>
+                <w:lang w:val="en-US"/>
+              </w:rPr>
+              <w:t>i.criteria</w:t>
+            </w:r>
+            <w:proofErr w:type="spellEnd"/>
+            <w:proofErr w:type="gramEnd"/>
+            <w:r>
+              <w:rPr>
+                <w:rFonts w:ascii="Times New Roman" w:hAnsi="Times New Roman" w:cs="Times New Roman"/>
+                <w:bCs/>
+                <w:sz w:val="24"/>
+                <w:szCs w:val="24"/>
+                <w:lang w:val="en-US"/>
+              </w:rPr>
+              <w:t>}}</w:t>
             </w:r>
           </w:p>
         </w:tc>
@@ -11589,7 +13713,31 @@
                 <w:szCs w:val="24"/>
                 <w:lang w:val="en-US"/>
               </w:rPr>
-              <w:t>{{i.methods}}</w:t>
+              <w:t>{{</w:t>
+            </w:r>
+            <w:proofErr w:type="spellStart"/>
+            <w:proofErr w:type="gramStart"/>
+            <w:r>
+              <w:rPr>
+                <w:rFonts w:ascii="Times New Roman" w:hAnsi="Times New Roman" w:cs="Times New Roman"/>
+                <w:bCs/>
+                <w:sz w:val="24"/>
+                <w:szCs w:val="24"/>
+                <w:lang w:val="en-US"/>
+              </w:rPr>
+              <w:t>i.methods</w:t>
+            </w:r>
+            <w:proofErr w:type="spellEnd"/>
+            <w:proofErr w:type="gramEnd"/>
+            <w:r>
+              <w:rPr>
+                <w:rFonts w:ascii="Times New Roman" w:hAnsi="Times New Roman" w:cs="Times New Roman"/>
+                <w:bCs/>
+                <w:sz w:val="24"/>
+                <w:szCs w:val="24"/>
+                <w:lang w:val="en-US"/>
+              </w:rPr>
+              <w:t>}}</w:t>
             </w:r>
           </w:p>
         </w:tc>
@@ -11621,7 +13769,31 @@
                 <w:szCs w:val="24"/>
                 <w:lang w:val="en-US"/>
               </w:rPr>
-              <w:t>{%tr endfor %}</w:t>
+              <w:t xml:space="preserve">{%tr </w:t>
+            </w:r>
+            <w:proofErr w:type="spellStart"/>
+            <w:r>
+              <w:rPr>
+                <w:rFonts w:ascii="Times New Roman" w:hAnsi="Times New Roman" w:cs="Times New Roman"/>
+                <w:b/>
+                <w:bCs/>
+                <w:sz w:val="24"/>
+                <w:szCs w:val="24"/>
+                <w:lang w:val="en-US"/>
+              </w:rPr>
+              <w:t>endfor</w:t>
+            </w:r>
+            <w:proofErr w:type="spellEnd"/>
+            <w:r>
+              <w:rPr>
+                <w:rFonts w:ascii="Times New Roman" w:hAnsi="Times New Roman" w:cs="Times New Roman"/>
+                <w:b/>
+                <w:bCs/>
+                <w:sz w:val="24"/>
+                <w:szCs w:val="24"/>
+                <w:lang w:val="en-US"/>
+              </w:rPr>
+              <w:t xml:space="preserve"> %}</w:t>
             </w:r>
           </w:p>
         </w:tc>
@@ -11734,6 +13906,7 @@
         </w:rPr>
         <w:t xml:space="preserve"> </w:t>
       </w:r>
+      <w:proofErr w:type="spellStart"/>
       <w:r>
         <w:rPr>
           <w:rFonts w:ascii="Times New Roman" w:hAnsi="Times New Roman" w:cs="Times New Roman"/>
@@ -11745,6 +13918,7 @@
         </w:rPr>
         <w:t>i</w:t>
       </w:r>
+      <w:proofErr w:type="spellEnd"/>
       <w:r>
         <w:rPr>
           <w:rFonts w:ascii="Times New Roman" w:hAnsi="Times New Roman" w:cs="Times New Roman"/>
@@ -11833,8 +14007,34 @@
           <w:szCs w:val="24"/>
           <w:lang w:val="en-US"/>
         </w:rPr>
-        <w:t>.2.2.{{</w:t>
-      </w:r>
+        <w:t>.2.</w:t>
+      </w:r>
+      <w:proofErr w:type="gramStart"/>
+      <w:r>
+        <w:rPr>
+          <w:rFonts w:ascii="Times New Roman" w:hAnsi="Times New Roman" w:cs="Times New Roman"/>
+          <w:b/>
+          <w:bCs/>
+          <w:sz w:val="24"/>
+          <w:szCs w:val="24"/>
+          <w:lang w:val="en-US"/>
+        </w:rPr>
+        <w:t>2.{</w:t>
+      </w:r>
+      <w:proofErr w:type="gramEnd"/>
+      <w:r>
+        <w:rPr>
+          <w:rFonts w:ascii="Times New Roman" w:hAnsi="Times New Roman" w:cs="Times New Roman"/>
+          <w:b/>
+          <w:bCs/>
+          <w:sz w:val="24"/>
+          <w:szCs w:val="24"/>
+          <w:lang w:val="en-US"/>
+        </w:rPr>
+        <w:t>{</w:t>
+      </w:r>
+      <w:proofErr w:type="spellStart"/>
+      <w:proofErr w:type="gramStart"/>
       <w:r>
         <w:rPr>
           <w:rFonts w:ascii="Times New Roman" w:hAnsi="Times New Roman" w:cs="Times New Roman"/>
@@ -11868,6 +14068,8 @@
         </w:rPr>
         <w:t>number</w:t>
       </w:r>
+      <w:proofErr w:type="spellEnd"/>
+      <w:proofErr w:type="gramEnd"/>
       <w:r>
         <w:rPr>
           <w:rFonts w:ascii="Times New Roman" w:hAnsi="Times New Roman" w:cs="Times New Roman"/>
@@ -11888,7 +14090,33 @@
           <w:szCs w:val="24"/>
           <w:lang w:val="en-US"/>
         </w:rPr>
-        <w:t>{{i.title}}</w:t>
+        <w:t>{{</w:t>
+      </w:r>
+      <w:proofErr w:type="spellStart"/>
+      <w:proofErr w:type="gramStart"/>
+      <w:r>
+        <w:rPr>
+          <w:rFonts w:ascii="Times New Roman" w:hAnsi="Times New Roman" w:cs="Times New Roman"/>
+          <w:b/>
+          <w:bCs/>
+          <w:sz w:val="24"/>
+          <w:szCs w:val="24"/>
+          <w:lang w:val="en-US"/>
+        </w:rPr>
+        <w:t>i.title</w:t>
+      </w:r>
+      <w:proofErr w:type="spellEnd"/>
+      <w:proofErr w:type="gramEnd"/>
+      <w:r>
+        <w:rPr>
+          <w:rFonts w:ascii="Times New Roman" w:hAnsi="Times New Roman" w:cs="Times New Roman"/>
+          <w:b/>
+          <w:bCs/>
+          <w:sz w:val="24"/>
+          <w:szCs w:val="24"/>
+          <w:lang w:val="en-US"/>
+        </w:rPr>
+        <w:t>}}</w:t>
       </w:r>
     </w:p>
     <w:p>
@@ -11922,8 +14150,34 @@
           <w:szCs w:val="24"/>
           <w:lang w:val="en-US"/>
         </w:rPr>
-        <w:t>.2.2.{{</w:t>
-      </w:r>
+        <w:t>.2.</w:t>
+      </w:r>
+      <w:proofErr w:type="gramStart"/>
+      <w:r>
+        <w:rPr>
+          <w:rFonts w:ascii="Times New Roman" w:hAnsi="Times New Roman" w:cs="Times New Roman"/>
+          <w:b/>
+          <w:bCs/>
+          <w:sz w:val="24"/>
+          <w:szCs w:val="24"/>
+          <w:lang w:val="en-US"/>
+        </w:rPr>
+        <w:t>2.{</w:t>
+      </w:r>
+      <w:proofErr w:type="gramEnd"/>
+      <w:r>
+        <w:rPr>
+          <w:rFonts w:ascii="Times New Roman" w:hAnsi="Times New Roman" w:cs="Times New Roman"/>
+          <w:b/>
+          <w:bCs/>
+          <w:sz w:val="24"/>
+          <w:szCs w:val="24"/>
+          <w:lang w:val="en-US"/>
+        </w:rPr>
+        <w:t>{</w:t>
+      </w:r>
+      <w:proofErr w:type="spellStart"/>
+      <w:proofErr w:type="gramStart"/>
       <w:r>
         <w:rPr>
           <w:rFonts w:ascii="Times New Roman" w:hAnsi="Times New Roman" w:cs="Times New Roman"/>
@@ -11957,6 +14211,8 @@
         </w:rPr>
         <w:t>number</w:t>
       </w:r>
+      <w:proofErr w:type="spellEnd"/>
+      <w:proofErr w:type="gramEnd"/>
       <w:r>
         <w:rPr>
           <w:rFonts w:ascii="Times New Roman" w:hAnsi="Times New Roman" w:cs="Times New Roman"/>
@@ -12033,6 +14289,7 @@
           <w:lang w:val="en-US"/>
         </w:rPr>
       </w:pPr>
+      <w:proofErr w:type="gramStart"/>
       <w:r>
         <w:rPr>
           <w:rFonts w:ascii="Times New Roman" w:hAnsi="Times New Roman" w:cs="Times New Roman"/>
@@ -12051,15 +14308,37 @@
         </w:rPr>
         <w:t xml:space="preserve"> </w:t>
       </w:r>
-      <w:r>
-        <w:rPr>
-          <w:rFonts w:ascii="Times New Roman" w:hAnsi="Times New Roman" w:cs="Times New Roman"/>
-          <w:sz w:val="24"/>
-          <w:szCs w:val="24"/>
-          <w:lang w:val="en-US"/>
-        </w:rPr>
-        <w:t>i.about</w:t>
-      </w:r>
+      <w:proofErr w:type="spellStart"/>
+      <w:r>
+        <w:rPr>
+          <w:rFonts w:ascii="Times New Roman" w:hAnsi="Times New Roman" w:cs="Times New Roman"/>
+          <w:sz w:val="24"/>
+          <w:szCs w:val="24"/>
+          <w:lang w:val="en-US"/>
+        </w:rPr>
+        <w:t>i</w:t>
+      </w:r>
+      <w:proofErr w:type="gramEnd"/>
+      <w:r>
+        <w:rPr>
+          <w:rFonts w:ascii="Times New Roman" w:hAnsi="Times New Roman" w:cs="Times New Roman"/>
+          <w:sz w:val="24"/>
+          <w:szCs w:val="24"/>
+          <w:lang w:val="en-US"/>
+        </w:rPr>
+        <w:t>.</w:t>
+      </w:r>
+      <w:proofErr w:type="gramStart"/>
+      <w:r>
+        <w:rPr>
+          <w:rFonts w:ascii="Times New Roman" w:hAnsi="Times New Roman" w:cs="Times New Roman"/>
+          <w:sz w:val="24"/>
+          <w:szCs w:val="24"/>
+          <w:lang w:val="en-US"/>
+        </w:rPr>
+        <w:t>about</w:t>
+      </w:r>
+      <w:proofErr w:type="spellEnd"/>
       <w:r>
         <w:rPr>
           <w:rFonts w:ascii="Times New Roman" w:hAnsi="Times New Roman" w:cs="Times New Roman"/>
@@ -12076,7 +14355,17 @@
           <w:szCs w:val="24"/>
           <w:lang w:val="en-US"/>
         </w:rPr>
-        <w:t>}}</w:t>
+        <w:t>}</w:t>
+      </w:r>
+      <w:proofErr w:type="gramEnd"/>
+      <w:r>
+        <w:rPr>
+          <w:rFonts w:ascii="Times New Roman" w:hAnsi="Times New Roman" w:cs="Times New Roman"/>
+          <w:sz w:val="24"/>
+          <w:szCs w:val="24"/>
+          <w:lang w:val="en-US"/>
+        </w:rPr>
+        <w:t>}</w:t>
       </w:r>
     </w:p>
     <w:p>
@@ -12135,6 +14424,7 @@
         </w:rPr>
         <w:t xml:space="preserve"> </w:t>
       </w:r>
+      <w:proofErr w:type="spellStart"/>
       <w:r>
         <w:rPr>
           <w:rFonts w:ascii="Times New Roman" w:hAnsi="Times New Roman" w:cs="Times New Roman"/>
@@ -12153,6 +14443,7 @@
         </w:rPr>
         <w:t>.</w:t>
       </w:r>
+      <w:proofErr w:type="gramStart"/>
       <w:r>
         <w:rPr>
           <w:rFonts w:ascii="Times New Roman" w:hAnsi="Times New Roman" w:cs="Times New Roman"/>
@@ -12162,14 +14453,25 @@
         </w:rPr>
         <w:t>example</w:t>
       </w:r>
-      <w:r>
-        <w:rPr>
-          <w:rFonts w:ascii="Times New Roman" w:hAnsi="Times New Roman" w:cs="Times New Roman"/>
-          <w:sz w:val="24"/>
-          <w:szCs w:val="24"/>
-          <w:lang w:val="en-US"/>
-        </w:rPr>
-        <w:t xml:space="preserve"> != ‘’ %}</w:t>
+      <w:proofErr w:type="spellEnd"/>
+      <w:r>
+        <w:rPr>
+          <w:rFonts w:ascii="Times New Roman" w:hAnsi="Times New Roman" w:cs="Times New Roman"/>
+          <w:sz w:val="24"/>
+          <w:szCs w:val="24"/>
+          <w:lang w:val="en-US"/>
+        </w:rPr>
+        <w:t xml:space="preserve"> !</w:t>
+      </w:r>
+      <w:proofErr w:type="gramEnd"/>
+      <w:r>
+        <w:rPr>
+          <w:rFonts w:ascii="Times New Roman" w:hAnsi="Times New Roman" w:cs="Times New Roman"/>
+          <w:sz w:val="24"/>
+          <w:szCs w:val="24"/>
+          <w:lang w:val="en-US"/>
+        </w:rPr>
+        <w:t>= ‘’ %}</w:t>
       </w:r>
     </w:p>
     <w:p>
@@ -12233,6 +14535,7 @@
           <w:lang w:val="en-US"/>
         </w:rPr>
       </w:pPr>
+      <w:proofErr w:type="gramStart"/>
       <w:r>
         <w:rPr>
           <w:rFonts w:ascii="Times New Roman" w:hAnsi="Times New Roman" w:cs="Times New Roman"/>
@@ -12242,6 +14545,7 @@
         </w:rPr>
         <w:t xml:space="preserve">{{ </w:t>
       </w:r>
+      <w:proofErr w:type="spellStart"/>
       <w:r>
         <w:rPr>
           <w:rFonts w:ascii="Times New Roman" w:hAnsi="Times New Roman" w:cs="Times New Roman"/>
@@ -12251,6 +14555,7 @@
         </w:rPr>
         <w:t>i</w:t>
       </w:r>
+      <w:proofErr w:type="gramEnd"/>
       <w:r>
         <w:rPr>
           <w:rFonts w:ascii="Times New Roman" w:hAnsi="Times New Roman" w:cs="Times New Roman"/>
@@ -12260,6 +14565,7 @@
         </w:rPr>
         <w:t>.</w:t>
       </w:r>
+      <w:proofErr w:type="gramStart"/>
       <w:r>
         <w:rPr>
           <w:rFonts w:ascii="Times New Roman" w:hAnsi="Times New Roman" w:cs="Times New Roman"/>
@@ -12269,14 +14575,25 @@
         </w:rPr>
         <w:t>example</w:t>
       </w:r>
-      <w:r>
-        <w:rPr>
-          <w:rFonts w:ascii="Times New Roman" w:hAnsi="Times New Roman" w:cs="Times New Roman"/>
-          <w:sz w:val="24"/>
-          <w:szCs w:val="24"/>
-          <w:lang w:val="en-US"/>
-        </w:rPr>
-        <w:t xml:space="preserve"> }}</w:t>
+      <w:proofErr w:type="spellEnd"/>
+      <w:r>
+        <w:rPr>
+          <w:rFonts w:ascii="Times New Roman" w:hAnsi="Times New Roman" w:cs="Times New Roman"/>
+          <w:sz w:val="24"/>
+          <w:szCs w:val="24"/>
+          <w:lang w:val="en-US"/>
+        </w:rPr>
+        <w:t xml:space="preserve"> }</w:t>
+      </w:r>
+      <w:proofErr w:type="gramEnd"/>
+      <w:r>
+        <w:rPr>
+          <w:rFonts w:ascii="Times New Roman" w:hAnsi="Times New Roman" w:cs="Times New Roman"/>
+          <w:sz w:val="24"/>
+          <w:szCs w:val="24"/>
+          <w:lang w:val="en-US"/>
+        </w:rPr>
+        <w:t>}</w:t>
       </w:r>
       <w:r>
         <w:rPr>
@@ -12387,8 +14704,34 @@
           <w:szCs w:val="24"/>
           <w:lang w:val="en-US"/>
         </w:rPr>
-        <w:t>.2.2.{{</w:t>
-      </w:r>
+        <w:t>.2.</w:t>
+      </w:r>
+      <w:proofErr w:type="gramStart"/>
+      <w:r>
+        <w:rPr>
+          <w:rFonts w:ascii="Times New Roman" w:hAnsi="Times New Roman" w:cs="Times New Roman"/>
+          <w:b/>
+          <w:bCs/>
+          <w:sz w:val="24"/>
+          <w:szCs w:val="24"/>
+          <w:lang w:val="en-US"/>
+        </w:rPr>
+        <w:t>2.{</w:t>
+      </w:r>
+      <w:proofErr w:type="gramEnd"/>
+      <w:r>
+        <w:rPr>
+          <w:rFonts w:ascii="Times New Roman" w:hAnsi="Times New Roman" w:cs="Times New Roman"/>
+          <w:b/>
+          <w:bCs/>
+          <w:sz w:val="24"/>
+          <w:szCs w:val="24"/>
+          <w:lang w:val="en-US"/>
+        </w:rPr>
+        <w:t>{</w:t>
+      </w:r>
+      <w:proofErr w:type="spellStart"/>
+      <w:proofErr w:type="gramStart"/>
       <w:r>
         <w:rPr>
           <w:rFonts w:ascii="Times New Roman" w:hAnsi="Times New Roman" w:cs="Times New Roman"/>
@@ -12422,6 +14765,8 @@
         </w:rPr>
         <w:t>number</w:t>
       </w:r>
+      <w:proofErr w:type="spellEnd"/>
+      <w:proofErr w:type="gramEnd"/>
       <w:r>
         <w:rPr>
           <w:rFonts w:ascii="Times New Roman" w:hAnsi="Times New Roman" w:cs="Times New Roman"/>
@@ -12528,6 +14873,8 @@
         </w:rPr>
         <w:t xml:space="preserve"> </w:t>
       </w:r>
+      <w:proofErr w:type="spellStart"/>
+      <w:proofErr w:type="gramStart"/>
       <w:r>
         <w:rPr>
           <w:rFonts w:ascii="Times New Roman" w:hAnsi="Times New Roman" w:cs="Times New Roman"/>
@@ -12558,6 +14905,8 @@
         </w:rPr>
         <w:t>type</w:t>
       </w:r>
+      <w:proofErr w:type="spellEnd"/>
+      <w:proofErr w:type="gramEnd"/>
       <w:r>
         <w:rPr>
           <w:rFonts w:ascii="Times New Roman" w:hAnsi="Times New Roman" w:cs="Times New Roman"/>
@@ -12568,6 +14917,7 @@
         </w:rPr>
         <w:t xml:space="preserve"> == ‘</w:t>
       </w:r>
+      <w:proofErr w:type="spellStart"/>
       <w:r>
         <w:rPr>
           <w:rFonts w:ascii="Times New Roman" w:hAnsi="Times New Roman" w:cs="Times New Roman"/>
@@ -12578,6 +14928,7 @@
         </w:rPr>
         <w:t>zach</w:t>
       </w:r>
+      <w:proofErr w:type="spellEnd"/>
       <w:r>
         <w:rPr>
           <w:rFonts w:ascii="Times New Roman" w:hAnsi="Times New Roman" w:cs="Times New Roman"/>
@@ -12693,7 +15044,29 @@
                 <w:sz w:val="24"/>
                 <w:lang w:val="en-US"/>
               </w:rPr>
-              <w:t>{{i.passed}}</w:t>
+              <w:t>{{</w:t>
+            </w:r>
+            <w:proofErr w:type="spellStart"/>
+            <w:proofErr w:type="gramStart"/>
+            <w:r>
+              <w:rPr>
+                <w:rFonts w:ascii="Times New Roman" w:hAnsi="Times New Roman" w:cs="Times New Roman"/>
+                <w:bCs/>
+                <w:sz w:val="24"/>
+                <w:lang w:val="en-US"/>
+              </w:rPr>
+              <w:t>i.passed</w:t>
+            </w:r>
+            <w:proofErr w:type="spellEnd"/>
+            <w:proofErr w:type="gramEnd"/>
+            <w:r>
+              <w:rPr>
+                <w:rFonts w:ascii="Times New Roman" w:hAnsi="Times New Roman" w:cs="Times New Roman"/>
+                <w:bCs/>
+                <w:sz w:val="24"/>
+                <w:lang w:val="en-US"/>
+              </w:rPr>
+              <w:t>}}</w:t>
             </w:r>
           </w:p>
         </w:tc>
@@ -12719,7 +15092,29 @@
                 <w:sz w:val="24"/>
                 <w:lang w:val="en-US"/>
               </w:rPr>
-              <w:t>{{i.unpassed}}</w:t>
+              <w:t>{{</w:t>
+            </w:r>
+            <w:proofErr w:type="spellStart"/>
+            <w:proofErr w:type="gramStart"/>
+            <w:r>
+              <w:rPr>
+                <w:rFonts w:ascii="Times New Roman" w:hAnsi="Times New Roman" w:cs="Times New Roman"/>
+                <w:bCs/>
+                <w:sz w:val="24"/>
+                <w:lang w:val="en-US"/>
+              </w:rPr>
+              <w:t>i.unpassed</w:t>
+            </w:r>
+            <w:proofErr w:type="spellEnd"/>
+            <w:proofErr w:type="gramEnd"/>
+            <w:r>
+              <w:rPr>
+                <w:rFonts w:ascii="Times New Roman" w:hAnsi="Times New Roman" w:cs="Times New Roman"/>
+                <w:bCs/>
+                <w:sz w:val="24"/>
+                <w:lang w:val="en-US"/>
+              </w:rPr>
+              <w:t>}}</w:t>
             </w:r>
           </w:p>
         </w:tc>
@@ -12887,7 +15282,29 @@
                 <w:sz w:val="24"/>
                 <w:lang w:val="en-US"/>
               </w:rPr>
-              <w:t>{{i.great}}</w:t>
+              <w:t>{{</w:t>
+            </w:r>
+            <w:proofErr w:type="spellStart"/>
+            <w:proofErr w:type="gramStart"/>
+            <w:r>
+              <w:rPr>
+                <w:rFonts w:ascii="Times New Roman" w:hAnsi="Times New Roman" w:cs="Times New Roman"/>
+                <w:bCs/>
+                <w:sz w:val="24"/>
+                <w:lang w:val="en-US"/>
+              </w:rPr>
+              <w:t>i.great</w:t>
+            </w:r>
+            <w:proofErr w:type="spellEnd"/>
+            <w:proofErr w:type="gramEnd"/>
+            <w:r>
+              <w:rPr>
+                <w:rFonts w:ascii="Times New Roman" w:hAnsi="Times New Roman" w:cs="Times New Roman"/>
+                <w:bCs/>
+                <w:sz w:val="24"/>
+                <w:lang w:val="en-US"/>
+              </w:rPr>
+              <w:t>}}</w:t>
             </w:r>
           </w:p>
         </w:tc>
@@ -12913,7 +15330,29 @@
                 <w:sz w:val="24"/>
                 <w:lang w:val="en-US"/>
               </w:rPr>
-              <w:t>{{i.good}}</w:t>
+              <w:t>{{</w:t>
+            </w:r>
+            <w:proofErr w:type="spellStart"/>
+            <w:proofErr w:type="gramStart"/>
+            <w:r>
+              <w:rPr>
+                <w:rFonts w:ascii="Times New Roman" w:hAnsi="Times New Roman" w:cs="Times New Roman"/>
+                <w:bCs/>
+                <w:sz w:val="24"/>
+                <w:lang w:val="en-US"/>
+              </w:rPr>
+              <w:t>i.good</w:t>
+            </w:r>
+            <w:proofErr w:type="spellEnd"/>
+            <w:proofErr w:type="gramEnd"/>
+            <w:r>
+              <w:rPr>
+                <w:rFonts w:ascii="Times New Roman" w:hAnsi="Times New Roman" w:cs="Times New Roman"/>
+                <w:bCs/>
+                <w:sz w:val="24"/>
+                <w:lang w:val="en-US"/>
+              </w:rPr>
+              <w:t>}}</w:t>
             </w:r>
           </w:p>
         </w:tc>
@@ -12939,8 +15378,10 @@
                 <w:sz w:val="24"/>
                 <w:lang w:val="en-US"/>
               </w:rPr>
-              <w:t>{{i.</w:t>
-            </w:r>
+              <w:t>{{</w:t>
+            </w:r>
+            <w:proofErr w:type="spellStart"/>
+            <w:proofErr w:type="gramStart"/>
             <w:r>
               <w:rPr>
                 <w:rFonts w:ascii="Times New Roman" w:hAnsi="Times New Roman" w:cs="Times New Roman"/>
@@ -12948,8 +15389,19 @@
                 <w:sz w:val="24"/>
                 <w:lang w:val="en-US"/>
               </w:rPr>
+              <w:t>i.</w:t>
+            </w:r>
+            <w:r>
+              <w:rPr>
+                <w:rFonts w:ascii="Times New Roman" w:hAnsi="Times New Roman" w:cs="Times New Roman"/>
+                <w:bCs/>
+                <w:sz w:val="24"/>
+                <w:lang w:val="en-US"/>
+              </w:rPr>
               <w:t>satisfactorily</w:t>
             </w:r>
+            <w:proofErr w:type="spellEnd"/>
+            <w:proofErr w:type="gramEnd"/>
             <w:r>
               <w:rPr>
                 <w:rFonts w:ascii="Times New Roman" w:hAnsi="Times New Roman" w:cs="Times New Roman"/>
@@ -12983,8 +15435,10 @@
                 <w:sz w:val="24"/>
                 <w:lang w:val="en-US"/>
               </w:rPr>
-              <w:t>{{i.</w:t>
-            </w:r>
+              <w:t>{{</w:t>
+            </w:r>
+            <w:proofErr w:type="spellStart"/>
+            <w:proofErr w:type="gramStart"/>
             <w:r>
               <w:rPr>
                 <w:rFonts w:ascii="Times New Roman" w:hAnsi="Times New Roman" w:cs="Times New Roman"/>
@@ -12992,8 +15446,19 @@
                 <w:sz w:val="24"/>
                 <w:lang w:val="en-US"/>
               </w:rPr>
+              <w:t>i.</w:t>
+            </w:r>
+            <w:r>
+              <w:rPr>
+                <w:rFonts w:ascii="Times New Roman" w:hAnsi="Times New Roman" w:cs="Times New Roman"/>
+                <w:bCs/>
+                <w:sz w:val="24"/>
+                <w:lang w:val="en-US"/>
+              </w:rPr>
               <w:t>unsatisfactory</w:t>
             </w:r>
+            <w:proofErr w:type="spellEnd"/>
+            <w:proofErr w:type="gramEnd"/>
             <w:r>
               <w:rPr>
                 <w:rFonts w:ascii="Times New Roman" w:hAnsi="Times New Roman" w:cs="Times New Roman"/>
@@ -13088,7 +15553,31 @@
           <w:szCs w:val="24"/>
           <w:lang w:val="en-US"/>
         </w:rPr>
-        <w:t xml:space="preserve"> endfor </w:t>
+        <w:t xml:space="preserve"> </w:t>
+      </w:r>
+      <w:proofErr w:type="spellStart"/>
+      <w:r>
+        <w:rPr>
+          <w:rFonts w:ascii="Times New Roman" w:hAnsi="Times New Roman" w:cs="Times New Roman"/>
+          <w:b/>
+          <w:bCs/>
+          <w:sz w:val="24"/>
+          <w:szCs w:val="24"/>
+          <w:lang w:val="en-US"/>
+        </w:rPr>
+        <w:t>endfor</w:t>
+      </w:r>
+      <w:proofErr w:type="spellEnd"/>
+      <w:r>
+        <w:rPr>
+          <w:rFonts w:ascii="Times New Roman" w:hAnsi="Times New Roman" w:cs="Times New Roman"/>
+          <w:b/>
+          <w:bCs/>
+          <w:sz w:val="24"/>
+          <w:szCs w:val="24"/>
+          <w:lang w:val="en-US"/>
+        </w:rPr>
+        <w:t xml:space="preserve"> </w:t>
       </w:r>
       <w:r>
         <w:rPr>
@@ -13235,8 +15724,29 @@
           <w:szCs w:val="24"/>
           <w:lang w:val="en-US"/>
         </w:rPr>
-        <w:t xml:space="preserve"> for i in </w:t>
-      </w:r>
+        <w:t xml:space="preserve"> for </w:t>
+      </w:r>
+      <w:proofErr w:type="spellStart"/>
+      <w:r>
+        <w:rPr>
+          <w:rFonts w:ascii="Times New Roman" w:hAnsi="Times New Roman" w:cs="Times New Roman"/>
+          <w:sz w:val="24"/>
+          <w:szCs w:val="24"/>
+          <w:lang w:val="en-US"/>
+        </w:rPr>
+        <w:t>i</w:t>
+      </w:r>
+      <w:proofErr w:type="spellEnd"/>
+      <w:r>
+        <w:rPr>
+          <w:rFonts w:ascii="Times New Roman" w:hAnsi="Times New Roman" w:cs="Times New Roman"/>
+          <w:sz w:val="24"/>
+          <w:szCs w:val="24"/>
+          <w:lang w:val="en-US"/>
+        </w:rPr>
+        <w:t xml:space="preserve"> in </w:t>
+      </w:r>
+      <w:proofErr w:type="spellStart"/>
       <w:r>
         <w:rPr>
           <w:rFonts w:ascii="Times New Roman" w:hAnsi="Times New Roman" w:cs="Times New Roman"/>
@@ -13246,6 +15756,7 @@
         </w:rPr>
         <w:t>main_library</w:t>
       </w:r>
+      <w:proofErr w:type="spellEnd"/>
       <w:r>
         <w:rPr>
           <w:rFonts w:ascii="Times New Roman" w:hAnsi="Times New Roman" w:cs="Times New Roman"/>
@@ -13273,7 +15784,29 @@
           <w:szCs w:val="24"/>
           <w:lang w:val="en-US"/>
         </w:rPr>
-        <w:t>{{i.number}}</w:t>
+        <w:t>{{</w:t>
+      </w:r>
+      <w:proofErr w:type="spellStart"/>
+      <w:proofErr w:type="gramStart"/>
+      <w:r>
+        <w:rPr>
+          <w:rFonts w:ascii="Times New Roman" w:hAnsi="Times New Roman" w:cs="Times New Roman"/>
+          <w:sz w:val="24"/>
+          <w:szCs w:val="24"/>
+          <w:lang w:val="en-US"/>
+        </w:rPr>
+        <w:t>i.number</w:t>
+      </w:r>
+      <w:proofErr w:type="spellEnd"/>
+      <w:proofErr w:type="gramEnd"/>
+      <w:r>
+        <w:rPr>
+          <w:rFonts w:ascii="Times New Roman" w:hAnsi="Times New Roman" w:cs="Times New Roman"/>
+          <w:sz w:val="24"/>
+          <w:szCs w:val="24"/>
+          <w:lang w:val="en-US"/>
+        </w:rPr>
+        <w:t>}}</w:t>
       </w:r>
       <w:r>
         <w:rPr>
@@ -13302,6 +15835,7 @@
         </w:rPr>
         <w:t>{{</w:t>
       </w:r>
+      <w:proofErr w:type="spellStart"/>
       <w:r>
         <w:rPr>
           <w:rFonts w:ascii="Times New Roman" w:hAnsi="Times New Roman" w:cs="Times New Roman"/>
@@ -13347,6 +15881,7 @@
         </w:rPr>
         <w:t>disc</w:t>
       </w:r>
+      <w:proofErr w:type="spellEnd"/>
       <w:r>
         <w:rPr>
           <w:rFonts w:ascii="Times New Roman" w:hAnsi="Times New Roman" w:cs="Times New Roman"/>
@@ -13391,6 +15926,7 @@
         </w:rPr>
         <w:t xml:space="preserve"> </w:t>
       </w:r>
+      <w:proofErr w:type="spellStart"/>
       <w:r>
         <w:rPr>
           <w:rFonts w:ascii="Times New Roman" w:hAnsi="Times New Roman" w:cs="Times New Roman"/>
@@ -13400,6 +15936,7 @@
         </w:rPr>
         <w:t>endfor</w:t>
       </w:r>
+      <w:proofErr w:type="spellEnd"/>
       <w:r>
         <w:rPr>
           <w:rFonts w:ascii="Times New Roman" w:hAnsi="Times New Roman" w:cs="Times New Roman"/>
@@ -13565,7 +16102,37 @@
           <w:szCs w:val="24"/>
           <w:lang w:val="en-US"/>
         </w:rPr>
-        <w:t xml:space="preserve"> for i in additional</w:t>
+        <w:t xml:space="preserve"> for </w:t>
+      </w:r>
+      <w:proofErr w:type="spellStart"/>
+      <w:r>
+        <w:rPr>
+          <w:rFonts w:ascii="Times New Roman" w:hAnsi="Times New Roman" w:cs="Times New Roman"/>
+          <w:sz w:val="24"/>
+          <w:szCs w:val="24"/>
+          <w:lang w:val="en-US"/>
+        </w:rPr>
+        <w:t>i</w:t>
+      </w:r>
+      <w:proofErr w:type="spellEnd"/>
+      <w:r>
+        <w:rPr>
+          <w:rFonts w:ascii="Times New Roman" w:hAnsi="Times New Roman" w:cs="Times New Roman"/>
+          <w:sz w:val="24"/>
+          <w:szCs w:val="24"/>
+          <w:lang w:val="en-US"/>
+        </w:rPr>
+        <w:t xml:space="preserve"> in </w:t>
+      </w:r>
+      <w:proofErr w:type="spellStart"/>
+      <w:r>
+        <w:rPr>
+          <w:rFonts w:ascii="Times New Roman" w:hAnsi="Times New Roman" w:cs="Times New Roman"/>
+          <w:sz w:val="24"/>
+          <w:szCs w:val="24"/>
+          <w:lang w:val="en-US"/>
+        </w:rPr>
+        <w:t>additional</w:t>
       </w:r>
       <w:r>
         <w:rPr>
@@ -13576,6 +16143,7 @@
         </w:rPr>
         <w:t>_library</w:t>
       </w:r>
+      <w:proofErr w:type="spellEnd"/>
       <w:r>
         <w:rPr>
           <w:rFonts w:ascii="Times New Roman" w:hAnsi="Times New Roman" w:cs="Times New Roman"/>
@@ -13603,7 +16171,29 @@
           <w:szCs w:val="24"/>
           <w:lang w:val="en-US"/>
         </w:rPr>
-        <w:t>{{i.number}}</w:t>
+        <w:t>{{</w:t>
+      </w:r>
+      <w:proofErr w:type="spellStart"/>
+      <w:proofErr w:type="gramStart"/>
+      <w:r>
+        <w:rPr>
+          <w:rFonts w:ascii="Times New Roman" w:hAnsi="Times New Roman" w:cs="Times New Roman"/>
+          <w:sz w:val="24"/>
+          <w:szCs w:val="24"/>
+          <w:lang w:val="en-US"/>
+        </w:rPr>
+        <w:t>i.number</w:t>
+      </w:r>
+      <w:proofErr w:type="spellEnd"/>
+      <w:proofErr w:type="gramEnd"/>
+      <w:r>
+        <w:rPr>
+          <w:rFonts w:ascii="Times New Roman" w:hAnsi="Times New Roman" w:cs="Times New Roman"/>
+          <w:sz w:val="24"/>
+          <w:szCs w:val="24"/>
+          <w:lang w:val="en-US"/>
+        </w:rPr>
+        <w:t>}}</w:t>
       </w:r>
       <w:r>
         <w:rPr>
@@ -13621,7 +16211,27 @@
           <w:szCs w:val="24"/>
           <w:lang w:val="en-US"/>
         </w:rPr>
-        <w:t xml:space="preserve"> {{i.bib_disc}} </w:t>
+        <w:t xml:space="preserve"> {{</w:t>
+      </w:r>
+      <w:proofErr w:type="spellStart"/>
+      <w:r>
+        <w:rPr>
+          <w:rFonts w:ascii="Times New Roman" w:hAnsi="Times New Roman" w:cs="Times New Roman"/>
+          <w:sz w:val="24"/>
+          <w:szCs w:val="24"/>
+          <w:lang w:val="en-US"/>
+        </w:rPr>
+        <w:t>i.bib_disc</w:t>
+      </w:r>
+      <w:proofErr w:type="spellEnd"/>
+      <w:r>
+        <w:rPr>
+          <w:rFonts w:ascii="Times New Roman" w:hAnsi="Times New Roman" w:cs="Times New Roman"/>
+          <w:sz w:val="24"/>
+          <w:szCs w:val="24"/>
+          <w:lang w:val="en-US"/>
+        </w:rPr>
+        <w:t xml:space="preserve">}} </w:t>
       </w:r>
     </w:p>
     <w:p>
@@ -13632,6 +16242,7 @@
           <w:rFonts w:ascii="Times New Roman" w:hAnsi="Times New Roman" w:cs="Times New Roman"/>
           <w:sz w:val="24"/>
           <w:szCs w:val="24"/>
+          <w:lang w:val="en-US"/>
         </w:rPr>
       </w:pPr>
       <w:r>
@@ -13639,6 +16250,7 @@
           <w:rFonts w:ascii="Times New Roman" w:hAnsi="Times New Roman" w:cs="Times New Roman"/>
           <w:sz w:val="24"/>
           <w:szCs w:val="24"/>
+          <w:lang w:val="en-US"/>
         </w:rPr>
         <w:t>{%</w:t>
       </w:r>
@@ -13647,6 +16259,7 @@
           <w:rFonts w:ascii="Times New Roman" w:hAnsi="Times New Roman" w:cs="Times New Roman"/>
           <w:sz w:val="24"/>
           <w:szCs w:val="24"/>
+          <w:lang w:val="en-US"/>
         </w:rPr>
         <w:t>-</w:t>
       </w:r>
@@ -13655,9 +16268,11 @@
           <w:rFonts w:ascii="Times New Roman" w:hAnsi="Times New Roman" w:cs="Times New Roman"/>
           <w:sz w:val="24"/>
           <w:szCs w:val="24"/>
+          <w:lang w:val="en-US"/>
         </w:rPr>
         <w:t xml:space="preserve"> </w:t>
       </w:r>
+      <w:proofErr w:type="spellStart"/>
       <w:r>
         <w:rPr>
           <w:rFonts w:ascii="Times New Roman" w:hAnsi="Times New Roman" w:cs="Times New Roman"/>
@@ -13667,11 +16282,13 @@
         </w:rPr>
         <w:t>endfor</w:t>
       </w:r>
-      <w:r>
-        <w:rPr>
-          <w:rFonts w:ascii="Times New Roman" w:hAnsi="Times New Roman" w:cs="Times New Roman"/>
-          <w:sz w:val="24"/>
-          <w:szCs w:val="24"/>
+      <w:proofErr w:type="spellEnd"/>
+      <w:r>
+        <w:rPr>
+          <w:rFonts w:ascii="Times New Roman" w:hAnsi="Times New Roman" w:cs="Times New Roman"/>
+          <w:sz w:val="24"/>
+          <w:szCs w:val="24"/>
+          <w:lang w:val="en-US"/>
         </w:rPr>
         <w:t xml:space="preserve"> %}</w:t>
       </w:r>
@@ -13686,6 +16303,7 @@
           <w:bCs/>
           <w:sz w:val="24"/>
           <w:szCs w:val="24"/>
+          <w:lang w:val="en-US"/>
         </w:rPr>
       </w:pPr>
       <w:r>
@@ -13695,6 +16313,7 @@
           <w:bCs/>
           <w:sz w:val="24"/>
           <w:szCs w:val="24"/>
+          <w:lang w:val="en-US"/>
         </w:rPr>
         <w:t>8</w:t>
       </w:r>
@@ -13705,6 +16324,7 @@
           <w:bCs/>
           <w:sz w:val="24"/>
           <w:szCs w:val="24"/>
+          <w:lang w:val="en-US"/>
         </w:rPr>
         <w:t xml:space="preserve"> </w:t>
       </w:r>
@@ -13725,6 +16345,7 @@
           <w:bCs/>
           <w:sz w:val="24"/>
           <w:szCs w:val="24"/>
+          <w:lang w:val="en-US"/>
         </w:rPr>
         <w:t xml:space="preserve"> </w:t>
       </w:r>
@@ -13745,6 +16366,7 @@
           <w:bCs/>
           <w:sz w:val="24"/>
           <w:szCs w:val="24"/>
+          <w:lang w:val="en-US"/>
         </w:rPr>
         <w:t xml:space="preserve"> </w:t>
       </w:r>
@@ -13757,58 +16379,6 @@
           <w:szCs w:val="24"/>
         </w:rPr>
         <w:t>Интернет</w:t>
-      </w:r>
-    </w:p>
-    <w:p>
-      <w:pPr>
-        <w:spacing w:before="200" w:after="200" w:line="240" w:lineRule="auto"/>
-        <w:rPr>
-          <w:rFonts w:ascii="Times New Roman" w:hAnsi="Times New Roman" w:cs="Times New Roman"/>
-          <w:sz w:val="24"/>
-          <w:szCs w:val="24"/>
-        </w:rPr>
-      </w:pPr>
-      <w:r>
-        <w:rPr>
-          <w:rFonts w:ascii="Times New Roman" w:hAnsi="Times New Roman" w:cs="Times New Roman"/>
-          <w:sz w:val="24"/>
-          <w:szCs w:val="24"/>
-        </w:rPr>
-        <w:t xml:space="preserve">{{ </w:t>
-      </w:r>
-      <w:r>
-        <w:rPr>
-          <w:rFonts w:ascii="Times New Roman" w:hAnsi="Times New Roman" w:cs="Times New Roman"/>
-          <w:sz w:val="24"/>
-          <w:szCs w:val="24"/>
-          <w:lang w:val="en-US"/>
-        </w:rPr>
-        <w:t>resources</w:t>
-      </w:r>
-      <w:r>
-        <w:rPr>
-          <w:rFonts w:ascii="Times New Roman" w:hAnsi="Times New Roman" w:cs="Times New Roman"/>
-          <w:sz w:val="24"/>
-          <w:szCs w:val="24"/>
-        </w:rPr>
-        <w:t>.</w:t>
-      </w:r>
-      <w:r>
-        <w:rPr>
-          <w:rFonts w:ascii="Times New Roman" w:hAnsi="Times New Roman" w:cs="Times New Roman"/>
-          <w:sz w:val="24"/>
-          <w:szCs w:val="24"/>
-          <w:lang w:val="en-US"/>
-        </w:rPr>
-        <w:t>web</w:t>
-      </w:r>
-      <w:r>
-        <w:rPr>
-          <w:rFonts w:ascii="Times New Roman" w:hAnsi="Times New Roman" w:cs="Times New Roman"/>
-          <w:sz w:val="24"/>
-          <w:szCs w:val="24"/>
-        </w:rPr>
-        <w:t xml:space="preserve"> }}</w:t>
       </w:r>
     </w:p>
     <w:p>
@@ -13817,60 +16387,53 @@
         <w:jc w:val="both"/>
         <w:rPr>
           <w:rFonts w:ascii="Times New Roman" w:hAnsi="Times New Roman" w:cs="Times New Roman"/>
-          <w:b/>
-          <w:bCs/>
-          <w:sz w:val="24"/>
-          <w:szCs w:val="24"/>
+          <w:bCs/>
+          <w:sz w:val="24"/>
+          <w:szCs w:val="24"/>
+          <w:lang w:val="en-US"/>
         </w:rPr>
       </w:pPr>
       <w:r>
         <w:rPr>
           <w:rFonts w:ascii="Times New Roman" w:hAnsi="Times New Roman" w:cs="Times New Roman"/>
-          <w:b/>
-          <w:bCs/>
-          <w:sz w:val="24"/>
-          <w:szCs w:val="24"/>
-        </w:rPr>
-        <w:t>9</w:t>
-      </w:r>
-      <w:r>
-        <w:rPr>
-          <w:rFonts w:ascii="Times New Roman" w:hAnsi="Times New Roman" w:cs="Times New Roman"/>
-          <w:b/>
-          <w:bCs/>
-          <w:sz w:val="24"/>
-          <w:szCs w:val="24"/>
+          <w:bCs/>
+          <w:sz w:val="24"/>
+          <w:szCs w:val="24"/>
+          <w:lang w:val="en-US"/>
+        </w:rPr>
+        <w:t xml:space="preserve">{% </w:t>
+      </w:r>
+      <w:r>
+        <w:rPr>
+          <w:rFonts w:ascii="Times New Roman" w:hAnsi="Times New Roman" w:cs="Times New Roman"/>
+          <w:bCs/>
+          <w:sz w:val="24"/>
+          <w:szCs w:val="24"/>
+          <w:lang w:val="en-US"/>
+        </w:rPr>
+        <w:t>if</w:t>
+      </w:r>
+      <w:r>
+        <w:rPr>
+          <w:rFonts w:ascii="Times New Roman" w:hAnsi="Times New Roman" w:cs="Times New Roman"/>
+          <w:bCs/>
+          <w:sz w:val="24"/>
+          <w:szCs w:val="24"/>
+          <w:lang w:val="en-US"/>
         </w:rPr>
         <w:t xml:space="preserve"> </w:t>
       </w:r>
       <w:r>
         <w:rPr>
           <w:rFonts w:ascii="Times New Roman" w:hAnsi="Times New Roman" w:cs="Times New Roman"/>
-          <w:b/>
-          <w:bCs/>
-          <w:sz w:val="24"/>
-          <w:szCs w:val="24"/>
-        </w:rPr>
-        <w:t>Профессиональные базы данных</w:t>
-      </w:r>
-    </w:p>
-    <w:p>
-      <w:pPr>
-        <w:spacing w:before="200" w:after="200" w:line="240" w:lineRule="auto"/>
-        <w:rPr>
-          <w:rFonts w:ascii="Times New Roman" w:hAnsi="Times New Roman" w:cs="Times New Roman"/>
-          <w:sz w:val="24"/>
-          <w:szCs w:val="24"/>
-        </w:rPr>
-      </w:pPr>
-      <w:r>
-        <w:rPr>
-          <w:rFonts w:ascii="Times New Roman" w:hAnsi="Times New Roman" w:cs="Times New Roman"/>
-          <w:sz w:val="24"/>
-          <w:szCs w:val="24"/>
-        </w:rPr>
-        <w:t xml:space="preserve">{{ </w:t>
-      </w:r>
+          <w:bCs/>
+          <w:sz w:val="24"/>
+          <w:szCs w:val="24"/>
+          <w:lang w:val="en-US"/>
+        </w:rPr>
+        <w:t xml:space="preserve">not </w:t>
+      </w:r>
+      <w:proofErr w:type="spellStart"/>
       <w:r>
         <w:rPr>
           <w:rFonts w:ascii="Times New Roman" w:hAnsi="Times New Roman" w:cs="Times New Roman"/>
@@ -13885,6 +16448,7 @@
           <w:rFonts w:ascii="Times New Roman" w:hAnsi="Times New Roman" w:cs="Times New Roman"/>
           <w:sz w:val="24"/>
           <w:szCs w:val="24"/>
+          <w:lang w:val="en-US"/>
         </w:rPr>
         <w:t>.</w:t>
       </w:r>
@@ -13895,15 +16459,27 @@
           <w:szCs w:val="24"/>
           <w:lang w:val="en-US"/>
         </w:rPr>
-        <w:t>bd</w:t>
-      </w:r>
-      <w:r>
-        <w:rPr>
-          <w:rFonts w:ascii="Times New Roman" w:hAnsi="Times New Roman" w:cs="Times New Roman"/>
-          <w:sz w:val="24"/>
-          <w:szCs w:val="24"/>
-        </w:rPr>
-        <w:t xml:space="preserve"> }}</w:t>
+        <w:t>web</w:t>
+      </w:r>
+      <w:proofErr w:type="spellEnd"/>
+      <w:r>
+        <w:rPr>
+          <w:rFonts w:ascii="Times New Roman" w:hAnsi="Times New Roman" w:cs="Times New Roman"/>
+          <w:sz w:val="24"/>
+          <w:szCs w:val="24"/>
+          <w:lang w:val="en-US"/>
+        </w:rPr>
+        <w:t xml:space="preserve"> </w:t>
+      </w:r>
+      <w:r>
+        <w:rPr>
+          <w:rFonts w:ascii="Times New Roman" w:hAnsi="Times New Roman" w:cs="Times New Roman"/>
+          <w:bCs/>
+          <w:sz w:val="24"/>
+          <w:szCs w:val="24"/>
+          <w:lang w:val="en-US"/>
+        </w:rPr>
+        <w:t>%}</w:t>
       </w:r>
     </w:p>
     <w:p>
@@ -13912,51 +16488,39 @@
         <w:jc w:val="both"/>
         <w:rPr>
           <w:rFonts w:ascii="Times New Roman" w:hAnsi="Times New Roman" w:cs="Times New Roman"/>
-          <w:b/>
-          <w:bCs/>
-          <w:sz w:val="24"/>
-          <w:szCs w:val="24"/>
+          <w:bCs/>
+          <w:sz w:val="24"/>
+          <w:szCs w:val="24"/>
+          <w:lang w:val="en-US"/>
         </w:rPr>
       </w:pPr>
       <w:r>
         <w:rPr>
           <w:rFonts w:ascii="Times New Roman" w:hAnsi="Times New Roman" w:cs="Times New Roman"/>
-          <w:b/>
-          <w:bCs/>
-          <w:sz w:val="24"/>
-          <w:szCs w:val="24"/>
-        </w:rPr>
-        <w:t>1</w:t>
-      </w:r>
-      <w:r>
-        <w:rPr>
-          <w:rFonts w:ascii="Times New Roman" w:hAnsi="Times New Roman" w:cs="Times New Roman"/>
-          <w:b/>
-          <w:bCs/>
-          <w:sz w:val="24"/>
-          <w:szCs w:val="24"/>
-        </w:rPr>
-        <w:t>0</w:t>
-      </w:r>
-      <w:r>
-        <w:rPr>
-          <w:rFonts w:ascii="Times New Roman" w:hAnsi="Times New Roman" w:cs="Times New Roman"/>
-          <w:b/>
-          <w:bCs/>
-          <w:sz w:val="24"/>
-          <w:szCs w:val="24"/>
+          <w:bCs/>
+          <w:sz w:val="24"/>
+          <w:szCs w:val="24"/>
+        </w:rPr>
+        <w:t>Не</w:t>
+      </w:r>
+      <w:r>
+        <w:rPr>
+          <w:rFonts w:ascii="Times New Roman" w:hAnsi="Times New Roman" w:cs="Times New Roman"/>
+          <w:bCs/>
+          <w:sz w:val="24"/>
+          <w:szCs w:val="24"/>
+          <w:lang w:val="en-US"/>
         </w:rPr>
         <w:t xml:space="preserve"> </w:t>
       </w:r>
       <w:r>
         <w:rPr>
           <w:rFonts w:ascii="Times New Roman" w:hAnsi="Times New Roman" w:cs="Times New Roman"/>
-          <w:b/>
-          <w:bCs/>
-          <w:sz w:val="24"/>
-          <w:szCs w:val="24"/>
-        </w:rPr>
-        <w:t>Перечень информационных технологий, лицензионных и свободно распространяемых специализированных программных средств, информационных справочных систем</w:t>
+          <w:bCs/>
+          <w:sz w:val="24"/>
+          <w:szCs w:val="24"/>
+        </w:rPr>
+        <w:t>используются</w:t>
       </w:r>
     </w:p>
     <w:p>
@@ -13979,47 +16543,17 @@
           <w:szCs w:val="24"/>
           <w:lang w:val="en-US"/>
         </w:rPr>
-        <w:t>{%</w:t>
-      </w:r>
-      <w:r>
-        <w:rPr>
-          <w:rFonts w:ascii="Times New Roman" w:hAnsi="Times New Roman" w:cs="Times New Roman"/>
-          <w:bCs/>
-          <w:sz w:val="24"/>
-          <w:szCs w:val="24"/>
-          <w:lang w:val="en-US"/>
-        </w:rPr>
-        <w:t>-</w:t>
-      </w:r>
-      <w:r>
-        <w:rPr>
-          <w:rFonts w:ascii="Times New Roman" w:hAnsi="Times New Roman" w:cs="Times New Roman"/>
-          <w:bCs/>
-          <w:sz w:val="24"/>
-          <w:szCs w:val="24"/>
-          <w:lang w:val="en-US"/>
-        </w:rPr>
-        <w:t xml:space="preserve"> </w:t>
-      </w:r>
-      <w:r>
-        <w:rPr>
-          <w:rFonts w:ascii="Times New Roman" w:hAnsi="Times New Roman" w:cs="Times New Roman"/>
-          <w:bCs/>
-          <w:sz w:val="24"/>
-          <w:szCs w:val="24"/>
-          <w:lang w:val="en-US"/>
-        </w:rPr>
-        <w:t xml:space="preserve">for i in </w:t>
-      </w:r>
-      <w:r>
-        <w:rPr>
-          <w:rFonts w:ascii="Times New Roman" w:hAnsi="Times New Roman" w:cs="Times New Roman"/>
-          <w:bCs/>
-          <w:sz w:val="24"/>
-          <w:szCs w:val="24"/>
-          <w:lang w:val="en-US"/>
-        </w:rPr>
-        <w:t>software</w:t>
+        <w:t xml:space="preserve">{% </w:t>
+      </w:r>
+      <w:r>
+        <w:rPr>
+          <w:rFonts w:ascii="Times New Roman" w:hAnsi="Times New Roman" w:cs="Times New Roman"/>
+          <w:bCs/>
+          <w:sz w:val="24"/>
+          <w:szCs w:val="24"/>
+          <w:lang w:val="en-US"/>
+        </w:rPr>
+        <w:t>endif</w:t>
       </w:r>
       <w:r>
         <w:rPr>
@@ -14030,6 +16564,66 @@
           <w:lang w:val="en-US"/>
         </w:rPr>
         <w:t xml:space="preserve"> %}</w:t>
+      </w:r>
+    </w:p>
+    <w:p>
+      <w:pPr>
+        <w:spacing w:before="200" w:after="200" w:line="240" w:lineRule="auto"/>
+        <w:rPr>
+          <w:rFonts w:ascii="Times New Roman" w:hAnsi="Times New Roman" w:cs="Times New Roman"/>
+          <w:sz w:val="24"/>
+          <w:szCs w:val="24"/>
+          <w:lang w:val="en-US"/>
+        </w:rPr>
+      </w:pPr>
+      <w:proofErr w:type="gramStart"/>
+      <w:r>
+        <w:rPr>
+          <w:rFonts w:ascii="Times New Roman" w:hAnsi="Times New Roman" w:cs="Times New Roman"/>
+          <w:sz w:val="24"/>
+          <w:szCs w:val="24"/>
+          <w:lang w:val="en-US"/>
+        </w:rPr>
+        <w:t xml:space="preserve">{{ </w:t>
+      </w:r>
+      <w:proofErr w:type="spellStart"/>
+      <w:r>
+        <w:rPr>
+          <w:rFonts w:ascii="Times New Roman" w:hAnsi="Times New Roman" w:cs="Times New Roman"/>
+          <w:sz w:val="24"/>
+          <w:szCs w:val="24"/>
+          <w:lang w:val="en-US"/>
+        </w:rPr>
+        <w:t>resources</w:t>
+      </w:r>
+      <w:r>
+        <w:rPr>
+          <w:rFonts w:ascii="Times New Roman" w:hAnsi="Times New Roman" w:cs="Times New Roman"/>
+          <w:sz w:val="24"/>
+          <w:szCs w:val="24"/>
+          <w:lang w:val="en-US"/>
+        </w:rPr>
+        <w:t>.</w:t>
+      </w:r>
+      <w:r>
+        <w:rPr>
+          <w:rFonts w:ascii="Times New Roman" w:hAnsi="Times New Roman" w:cs="Times New Roman"/>
+          <w:sz w:val="24"/>
+          <w:szCs w:val="24"/>
+          <w:lang w:val="en-US"/>
+        </w:rPr>
+        <w:t>web</w:t>
+      </w:r>
+      <w:proofErr w:type="spellEnd"/>
+      <w:proofErr w:type="gramEnd"/>
+      <w:r>
+        <w:rPr>
+          <w:rFonts w:ascii="Times New Roman" w:hAnsi="Times New Roman" w:cs="Times New Roman"/>
+          <w:sz w:val="24"/>
+          <w:szCs w:val="24"/>
+          <w:lang w:val="en-US"/>
+        </w:rPr>
+        <w:t xml:space="preserve"> }}</w:t>
       </w:r>
     </w:p>
     <w:p>
@@ -14038,71 +16632,41 @@
         <w:jc w:val="both"/>
         <w:rPr>
           <w:rFonts w:ascii="Times New Roman" w:hAnsi="Times New Roman" w:cs="Times New Roman"/>
-          <w:bCs/>
-          <w:sz w:val="24"/>
-          <w:szCs w:val="24"/>
-          <w:lang w:val="en-US"/>
+          <w:b/>
+          <w:bCs/>
+          <w:sz w:val="24"/>
+          <w:szCs w:val="24"/>
         </w:rPr>
       </w:pPr>
       <w:r>
         <w:rPr>
           <w:rFonts w:ascii="Times New Roman" w:hAnsi="Times New Roman" w:cs="Times New Roman"/>
-          <w:bCs/>
-          <w:sz w:val="24"/>
-          <w:szCs w:val="24"/>
-          <w:lang w:val="en-US"/>
-        </w:rPr>
-        <w:t xml:space="preserve">{{i.number}}. </w:t>
-      </w:r>
-      <w:r>
-        <w:rPr>
-          <w:rFonts w:ascii="Times New Roman" w:hAnsi="Times New Roman" w:cs="Times New Roman"/>
-          <w:bCs/>
-          <w:sz w:val="24"/>
-          <w:szCs w:val="24"/>
-          <w:lang w:val="en-US"/>
-        </w:rPr>
-        <w:t>{{</w:t>
-      </w:r>
-      <w:r>
-        <w:rPr>
-          <w:rFonts w:ascii="Times New Roman" w:hAnsi="Times New Roman" w:cs="Times New Roman"/>
-          <w:bCs/>
-          <w:sz w:val="24"/>
-          <w:szCs w:val="24"/>
-          <w:lang w:val="en-US"/>
-        </w:rPr>
-        <w:t>i</w:t>
-      </w:r>
-      <w:r>
-        <w:rPr>
-          <w:rFonts w:ascii="Times New Roman" w:hAnsi="Times New Roman" w:cs="Times New Roman"/>
-          <w:bCs/>
-          <w:sz w:val="24"/>
-          <w:szCs w:val="24"/>
-          <w:lang w:val="en-US"/>
-        </w:rPr>
-        <w:t>.</w:t>
-      </w:r>
-      <w:r>
-        <w:rPr>
-          <w:rFonts w:ascii="Times New Roman" w:hAnsi="Times New Roman" w:cs="Times New Roman"/>
-          <w:bCs/>
-          <w:sz w:val="24"/>
-          <w:szCs w:val="24"/>
-          <w:lang w:val="en-US"/>
-        </w:rPr>
-        <w:t>content</w:t>
-      </w:r>
-      <w:r>
-        <w:rPr>
-          <w:rFonts w:ascii="Times New Roman" w:hAnsi="Times New Roman" w:cs="Times New Roman"/>
-          <w:bCs/>
-          <w:sz w:val="24"/>
-          <w:szCs w:val="24"/>
-          <w:lang w:val="en-US"/>
-        </w:rPr>
-        <w:t>}}</w:t>
+          <w:b/>
+          <w:bCs/>
+          <w:sz w:val="24"/>
+          <w:szCs w:val="24"/>
+        </w:rPr>
+        <w:t>9</w:t>
+      </w:r>
+      <w:r>
+        <w:rPr>
+          <w:rFonts w:ascii="Times New Roman" w:hAnsi="Times New Roman" w:cs="Times New Roman"/>
+          <w:b/>
+          <w:bCs/>
+          <w:sz w:val="24"/>
+          <w:szCs w:val="24"/>
+        </w:rPr>
+        <w:t xml:space="preserve"> </w:t>
+      </w:r>
+      <w:r>
+        <w:rPr>
+          <w:rFonts w:ascii="Times New Roman" w:hAnsi="Times New Roman" w:cs="Times New Roman"/>
+          <w:b/>
+          <w:bCs/>
+          <w:sz w:val="24"/>
+          <w:szCs w:val="24"/>
+        </w:rPr>
+        <w:t>Профессиональные базы данных</w:t>
       </w:r>
     </w:p>
     <w:p>
@@ -14125,17 +16689,17 @@
           <w:szCs w:val="24"/>
           <w:lang w:val="en-US"/>
         </w:rPr>
-        <w:t>{%</w:t>
-      </w:r>
-      <w:r>
-        <w:rPr>
-          <w:rFonts w:ascii="Times New Roman" w:hAnsi="Times New Roman" w:cs="Times New Roman"/>
-          <w:bCs/>
-          <w:sz w:val="24"/>
-          <w:szCs w:val="24"/>
-          <w:lang w:val="en-US"/>
-        </w:rPr>
-        <w:t>-</w:t>
+        <w:t xml:space="preserve">{% </w:t>
+      </w:r>
+      <w:r>
+        <w:rPr>
+          <w:rFonts w:ascii="Times New Roman" w:hAnsi="Times New Roman" w:cs="Times New Roman"/>
+          <w:bCs/>
+          <w:sz w:val="24"/>
+          <w:szCs w:val="24"/>
+          <w:lang w:val="en-US"/>
+        </w:rPr>
+        <w:t>if</w:t>
       </w:r>
       <w:r>
         <w:rPr>
@@ -14155,78 +16719,104 @@
           <w:szCs w:val="24"/>
           <w:lang w:val="en-US"/>
         </w:rPr>
-        <w:t>endfor</w:t>
-      </w:r>
-      <w:r>
-        <w:rPr>
-          <w:rFonts w:ascii="Times New Roman" w:hAnsi="Times New Roman" w:cs="Times New Roman"/>
-          <w:bCs/>
-          <w:sz w:val="24"/>
-          <w:szCs w:val="24"/>
-          <w:lang w:val="en-US"/>
-        </w:rPr>
-        <w:t xml:space="preserve"> %}</w:t>
+        <w:t xml:space="preserve">not </w:t>
+      </w:r>
+      <w:r>
+        <w:rPr>
+          <w:rFonts w:ascii="Times New Roman" w:hAnsi="Times New Roman" w:cs="Times New Roman"/>
+          <w:sz w:val="24"/>
+          <w:szCs w:val="24"/>
+          <w:lang w:val="en-US"/>
+        </w:rPr>
+        <w:t>resources</w:t>
+      </w:r>
+      <w:r>
+        <w:rPr>
+          <w:rFonts w:ascii="Times New Roman" w:hAnsi="Times New Roman" w:cs="Times New Roman"/>
+          <w:sz w:val="24"/>
+          <w:szCs w:val="24"/>
+        </w:rPr>
+        <w:t>.</w:t>
+      </w:r>
+      <w:r>
+        <w:rPr>
+          <w:rFonts w:ascii="Times New Roman" w:hAnsi="Times New Roman" w:cs="Times New Roman"/>
+          <w:sz w:val="24"/>
+          <w:szCs w:val="24"/>
+          <w:lang w:val="en-US"/>
+        </w:rPr>
+        <w:t>bd</w:t>
+      </w:r>
+      <w:r>
+        <w:rPr>
+          <w:rFonts w:ascii="Times New Roman" w:hAnsi="Times New Roman" w:cs="Times New Roman"/>
+          <w:sz w:val="24"/>
+          <w:szCs w:val="24"/>
+        </w:rPr>
+        <w:t xml:space="preserve"> </w:t>
+      </w:r>
+      <w:r>
+        <w:rPr>
+          <w:rFonts w:ascii="Times New Roman" w:hAnsi="Times New Roman" w:cs="Times New Roman"/>
+          <w:bCs/>
+          <w:sz w:val="24"/>
+          <w:szCs w:val="24"/>
+          <w:lang w:val="en-US"/>
+        </w:rPr>
+        <w:t>%}</w:t>
       </w:r>
     </w:p>
     <w:p>
       <w:pPr>
         <w:spacing w:before="240" w:after="0" w:line="240" w:lineRule="auto"/>
-        <w:rPr>
-          <w:rFonts w:ascii="Times New Roman" w:hAnsi="Times New Roman" w:cs="Times New Roman"/>
-          <w:bCs/>
-          <w:sz w:val="24"/>
-          <w:szCs w:val="24"/>
+        <w:jc w:val="both"/>
+        <w:rPr>
+          <w:rFonts w:ascii="Times New Roman" w:hAnsi="Times New Roman" w:cs="Times New Roman"/>
+          <w:bCs/>
+          <w:sz w:val="24"/>
+          <w:szCs w:val="24"/>
+          <w:lang w:val="en-US"/>
         </w:rPr>
       </w:pPr>
       <w:r>
         <w:rPr>
           <w:rFonts w:ascii="Times New Roman" w:hAnsi="Times New Roman" w:cs="Times New Roman"/>
-          <w:b/>
-          <w:bCs/>
-          <w:sz w:val="24"/>
-          <w:szCs w:val="24"/>
-        </w:rPr>
-        <w:t>1</w:t>
-      </w:r>
-      <w:r>
-        <w:rPr>
-          <w:rFonts w:ascii="Times New Roman" w:hAnsi="Times New Roman" w:cs="Times New Roman"/>
-          <w:b/>
-          <w:bCs/>
-          <w:sz w:val="24"/>
-          <w:szCs w:val="24"/>
-        </w:rPr>
-        <w:t>1</w:t>
-      </w:r>
-      <w:r>
-        <w:rPr>
-          <w:rFonts w:ascii="Times New Roman" w:hAnsi="Times New Roman" w:cs="Times New Roman"/>
-          <w:b/>
-          <w:bCs/>
-          <w:sz w:val="24"/>
-          <w:szCs w:val="24"/>
+          <w:bCs/>
+          <w:sz w:val="24"/>
+          <w:szCs w:val="24"/>
+        </w:rPr>
+        <w:t>Не</w:t>
+      </w:r>
+      <w:r>
+        <w:rPr>
+          <w:rFonts w:ascii="Times New Roman" w:hAnsi="Times New Roman" w:cs="Times New Roman"/>
+          <w:bCs/>
+          <w:sz w:val="24"/>
+          <w:szCs w:val="24"/>
+          <w:lang w:val="en-US"/>
         </w:rPr>
         <w:t xml:space="preserve"> </w:t>
       </w:r>
       <w:r>
         <w:rPr>
           <w:rFonts w:ascii="Times New Roman" w:hAnsi="Times New Roman" w:cs="Times New Roman"/>
-          <w:b/>
-          <w:bCs/>
-          <w:sz w:val="24"/>
-          <w:szCs w:val="24"/>
-        </w:rPr>
-        <w:t>Материально-техническое обеспечение дисциплины</w:t>
+          <w:bCs/>
+          <w:sz w:val="24"/>
+          <w:szCs w:val="24"/>
+        </w:rPr>
+        <w:t>используются</w:t>
       </w:r>
     </w:p>
     <w:p>
       <w:pPr>
         <w:spacing w:before="240" w:after="0" w:line="240" w:lineRule="auto"/>
-        <w:rPr>
-          <w:rFonts w:ascii="Times New Roman" w:hAnsi="Times New Roman" w:cs="Times New Roman"/>
-          <w:bCs/>
-          <w:sz w:val="24"/>
-          <w:szCs w:val="24"/>
+        <w:jc w:val="both"/>
+        <w:rPr>
+          <w:rFonts w:ascii="Times New Roman" w:hAnsi="Times New Roman" w:cs="Times New Roman"/>
+          <w:bCs/>
+          <w:sz w:val="24"/>
+          <w:szCs w:val="24"/>
+          <w:lang w:val="en-US"/>
         </w:rPr>
       </w:pPr>
       <w:r>
@@ -14235,109 +16825,92 @@
           <w:bCs/>
           <w:sz w:val="24"/>
           <w:szCs w:val="24"/>
-        </w:rPr>
-        <w:t>{%</w:t>
-      </w:r>
-      <w:r>
-        <w:rPr>
-          <w:rFonts w:ascii="Times New Roman" w:hAnsi="Times New Roman" w:cs="Times New Roman"/>
-          <w:bCs/>
-          <w:sz w:val="24"/>
-          <w:szCs w:val="24"/>
-        </w:rPr>
-        <w:t>-</w:t>
-      </w:r>
-      <w:r>
-        <w:rPr>
-          <w:rFonts w:ascii="Times New Roman" w:hAnsi="Times New Roman" w:cs="Times New Roman"/>
-          <w:bCs/>
-          <w:sz w:val="24"/>
-          <w:szCs w:val="24"/>
-        </w:rPr>
-        <w:t xml:space="preserve"> </w:t>
-      </w:r>
-      <w:r>
-        <w:rPr>
-          <w:rFonts w:ascii="Times New Roman" w:hAnsi="Times New Roman" w:cs="Times New Roman"/>
-          <w:bCs/>
-          <w:sz w:val="24"/>
-          <w:szCs w:val="24"/>
-          <w:lang w:val="en-US"/>
-        </w:rPr>
-        <w:t>for</w:t>
-      </w:r>
-      <w:r>
-        <w:rPr>
-          <w:rFonts w:ascii="Times New Roman" w:hAnsi="Times New Roman" w:cs="Times New Roman"/>
-          <w:bCs/>
-          <w:sz w:val="24"/>
-          <w:szCs w:val="24"/>
-        </w:rPr>
-        <w:t xml:space="preserve"> </w:t>
-      </w:r>
-      <w:r>
-        <w:rPr>
-          <w:rFonts w:ascii="Times New Roman" w:hAnsi="Times New Roman" w:cs="Times New Roman"/>
-          <w:bCs/>
-          <w:sz w:val="24"/>
-          <w:szCs w:val="24"/>
-          <w:lang w:val="en-US"/>
-        </w:rPr>
-        <w:t>i</w:t>
-      </w:r>
-      <w:r>
-        <w:rPr>
-          <w:rFonts w:ascii="Times New Roman" w:hAnsi="Times New Roman" w:cs="Times New Roman"/>
-          <w:bCs/>
-          <w:sz w:val="24"/>
-          <w:szCs w:val="24"/>
-        </w:rPr>
-        <w:t xml:space="preserve"> </w:t>
-      </w:r>
-      <w:r>
-        <w:rPr>
-          <w:rFonts w:ascii="Times New Roman" w:hAnsi="Times New Roman" w:cs="Times New Roman"/>
-          <w:bCs/>
-          <w:sz w:val="24"/>
-          <w:szCs w:val="24"/>
-          <w:lang w:val="en-US"/>
-        </w:rPr>
-        <w:t>in</w:t>
-      </w:r>
-      <w:r>
-        <w:rPr>
-          <w:rFonts w:ascii="Times New Roman" w:hAnsi="Times New Roman" w:cs="Times New Roman"/>
-          <w:bCs/>
-          <w:sz w:val="24"/>
-          <w:szCs w:val="24"/>
-        </w:rPr>
-        <w:t xml:space="preserve"> </w:t>
-      </w:r>
-      <w:r>
-        <w:rPr>
-          <w:rFonts w:ascii="Times New Roman" w:hAnsi="Times New Roman" w:cs="Times New Roman"/>
-          <w:bCs/>
-          <w:sz w:val="24"/>
-          <w:szCs w:val="24"/>
-          <w:lang w:val="en-US"/>
-        </w:rPr>
-        <w:t>logistics</w:t>
-      </w:r>
-      <w:r>
-        <w:rPr>
-          <w:rFonts w:ascii="Times New Roman" w:hAnsi="Times New Roman" w:cs="Times New Roman"/>
-          <w:bCs/>
-          <w:sz w:val="24"/>
-          <w:szCs w:val="24"/>
+          <w:lang w:val="en-US"/>
+        </w:rPr>
+        <w:t xml:space="preserve">{% </w:t>
+      </w:r>
+      <w:r>
+        <w:rPr>
+          <w:rFonts w:ascii="Times New Roman" w:hAnsi="Times New Roman" w:cs="Times New Roman"/>
+          <w:bCs/>
+          <w:sz w:val="24"/>
+          <w:szCs w:val="24"/>
+          <w:lang w:val="en-US"/>
+        </w:rPr>
+        <w:t>endif</w:t>
+      </w:r>
+      <w:r>
+        <w:rPr>
+          <w:rFonts w:ascii="Times New Roman" w:hAnsi="Times New Roman" w:cs="Times New Roman"/>
+          <w:bCs/>
+          <w:sz w:val="24"/>
+          <w:szCs w:val="24"/>
+          <w:lang w:val="en-US"/>
         </w:rPr>
         <w:t xml:space="preserve"> %}</w:t>
+      </w:r>
+    </w:p>
+    <w:p>
+      <w:pPr>
+        <w:spacing w:before="200" w:after="200" w:line="240" w:lineRule="auto"/>
+        <w:rPr>
+          <w:rFonts w:ascii="Times New Roman" w:hAnsi="Times New Roman" w:cs="Times New Roman"/>
+          <w:sz w:val="24"/>
+          <w:szCs w:val="24"/>
+        </w:rPr>
+      </w:pPr>
+      <w:proofErr w:type="gramStart"/>
+      <w:r>
+        <w:rPr>
+          <w:rFonts w:ascii="Times New Roman" w:hAnsi="Times New Roman" w:cs="Times New Roman"/>
+          <w:sz w:val="24"/>
+          <w:szCs w:val="24"/>
+        </w:rPr>
+        <w:t xml:space="preserve">{{ </w:t>
+      </w:r>
+      <w:r>
+        <w:rPr>
+          <w:rFonts w:ascii="Times New Roman" w:hAnsi="Times New Roman" w:cs="Times New Roman"/>
+          <w:sz w:val="24"/>
+          <w:szCs w:val="24"/>
+          <w:lang w:val="en-US"/>
+        </w:rPr>
+        <w:t>resources</w:t>
+      </w:r>
+      <w:r>
+        <w:rPr>
+          <w:rFonts w:ascii="Times New Roman" w:hAnsi="Times New Roman" w:cs="Times New Roman"/>
+          <w:sz w:val="24"/>
+          <w:szCs w:val="24"/>
+        </w:rPr>
+        <w:t>.</w:t>
+      </w:r>
+      <w:r>
+        <w:rPr>
+          <w:rFonts w:ascii="Times New Roman" w:hAnsi="Times New Roman" w:cs="Times New Roman"/>
+          <w:sz w:val="24"/>
+          <w:szCs w:val="24"/>
+          <w:lang w:val="en-US"/>
+        </w:rPr>
+        <w:t>bd</w:t>
+      </w:r>
+      <w:proofErr w:type="gramEnd"/>
+      <w:r>
+        <w:rPr>
+          <w:rFonts w:ascii="Times New Roman" w:hAnsi="Times New Roman" w:cs="Times New Roman"/>
+          <w:sz w:val="24"/>
+          <w:szCs w:val="24"/>
+        </w:rPr>
+        <w:t xml:space="preserve"> }}</w:t>
       </w:r>
     </w:p>
     <w:p>
       <w:pPr>
         <w:spacing w:before="240" w:after="0" w:line="240" w:lineRule="auto"/>
-        <w:rPr>
-          <w:rFonts w:ascii="Times New Roman" w:hAnsi="Times New Roman" w:cs="Times New Roman"/>
+        <w:jc w:val="both"/>
+        <w:rPr>
+          <w:rFonts w:ascii="Times New Roman" w:hAnsi="Times New Roman" w:cs="Times New Roman"/>
+          <w:b/>
           <w:bCs/>
           <w:sz w:val="24"/>
           <w:szCs w:val="24"/>
@@ -14346,101 +16919,48 @@
       <w:r>
         <w:rPr>
           <w:rFonts w:ascii="Times New Roman" w:hAnsi="Times New Roman" w:cs="Times New Roman"/>
-          <w:bCs/>
-          <w:sz w:val="24"/>
-          <w:szCs w:val="24"/>
-        </w:rPr>
-        <w:t>{{</w:t>
-      </w:r>
-      <w:r>
-        <w:rPr>
-          <w:rFonts w:ascii="Times New Roman" w:hAnsi="Times New Roman" w:cs="Times New Roman"/>
-          <w:bCs/>
-          <w:sz w:val="24"/>
-          <w:szCs w:val="24"/>
-          <w:lang w:val="en-US"/>
-        </w:rPr>
-        <w:t>i</w:t>
-      </w:r>
-      <w:r>
-        <w:rPr>
-          <w:rFonts w:ascii="Times New Roman" w:hAnsi="Times New Roman" w:cs="Times New Roman"/>
-          <w:bCs/>
-          <w:sz w:val="24"/>
-          <w:szCs w:val="24"/>
-        </w:rPr>
-        <w:t>.</w:t>
-      </w:r>
-      <w:r>
-        <w:rPr>
-          <w:rFonts w:ascii="Times New Roman" w:hAnsi="Times New Roman" w:cs="Times New Roman"/>
-          <w:bCs/>
-          <w:sz w:val="24"/>
-          <w:szCs w:val="24"/>
-          <w:lang w:val="en-US"/>
-        </w:rPr>
-        <w:t>number</w:t>
-      </w:r>
-      <w:r>
-        <w:rPr>
-          <w:rFonts w:ascii="Times New Roman" w:hAnsi="Times New Roman" w:cs="Times New Roman"/>
-          <w:bCs/>
-          <w:sz w:val="24"/>
-          <w:szCs w:val="24"/>
-        </w:rPr>
-        <w:t xml:space="preserve">}}. </w:t>
-      </w:r>
-      <w:r>
-        <w:rPr>
-          <w:rFonts w:ascii="Times New Roman" w:hAnsi="Times New Roman" w:cs="Times New Roman"/>
-          <w:bCs/>
-          <w:sz w:val="24"/>
-          <w:szCs w:val="24"/>
-        </w:rPr>
-        <w:t>{{</w:t>
-      </w:r>
-      <w:r>
-        <w:rPr>
-          <w:rFonts w:ascii="Times New Roman" w:hAnsi="Times New Roman" w:cs="Times New Roman"/>
-          <w:bCs/>
-          <w:sz w:val="24"/>
-          <w:szCs w:val="24"/>
-          <w:lang w:val="en-US"/>
-        </w:rPr>
-        <w:t>i</w:t>
-      </w:r>
-      <w:r>
-        <w:rPr>
-          <w:rFonts w:ascii="Times New Roman" w:hAnsi="Times New Roman" w:cs="Times New Roman"/>
-          <w:bCs/>
-          <w:sz w:val="24"/>
-          <w:szCs w:val="24"/>
-        </w:rPr>
-        <w:t>.</w:t>
-      </w:r>
-      <w:r>
-        <w:rPr>
-          <w:rFonts w:ascii="Times New Roman" w:hAnsi="Times New Roman" w:cs="Times New Roman"/>
-          <w:bCs/>
-          <w:sz w:val="24"/>
-          <w:szCs w:val="24"/>
-          <w:lang w:val="en-US"/>
-        </w:rPr>
-        <w:t>name</w:t>
-      </w:r>
-      <w:r>
-        <w:rPr>
-          <w:rFonts w:ascii="Times New Roman" w:hAnsi="Times New Roman" w:cs="Times New Roman"/>
-          <w:bCs/>
-          <w:sz w:val="24"/>
-          <w:szCs w:val="24"/>
-        </w:rPr>
-        <w:t>}}</w:t>
+          <w:b/>
+          <w:bCs/>
+          <w:sz w:val="24"/>
+          <w:szCs w:val="24"/>
+        </w:rPr>
+        <w:t>1</w:t>
+      </w:r>
+      <w:r>
+        <w:rPr>
+          <w:rFonts w:ascii="Times New Roman" w:hAnsi="Times New Roman" w:cs="Times New Roman"/>
+          <w:b/>
+          <w:bCs/>
+          <w:sz w:val="24"/>
+          <w:szCs w:val="24"/>
+        </w:rPr>
+        <w:t>0</w:t>
+      </w:r>
+      <w:r>
+        <w:rPr>
+          <w:rFonts w:ascii="Times New Roman" w:hAnsi="Times New Roman" w:cs="Times New Roman"/>
+          <w:b/>
+          <w:bCs/>
+          <w:sz w:val="24"/>
+          <w:szCs w:val="24"/>
+        </w:rPr>
+        <w:t xml:space="preserve"> </w:t>
+      </w:r>
+      <w:r>
+        <w:rPr>
+          <w:rFonts w:ascii="Times New Roman" w:hAnsi="Times New Roman" w:cs="Times New Roman"/>
+          <w:b/>
+          <w:bCs/>
+          <w:sz w:val="24"/>
+          <w:szCs w:val="24"/>
+        </w:rPr>
+        <w:t>Перечень информационных технологий, лицензионных и свободно распространяемых специализированных программных средств, информационных справочных систем</w:t>
       </w:r>
     </w:p>
     <w:p>
       <w:pPr>
         <w:spacing w:before="240" w:after="0" w:line="240" w:lineRule="auto"/>
+        <w:jc w:val="both"/>
         <w:rPr>
           <w:rFonts w:ascii="Times New Roman" w:hAnsi="Times New Roman" w:cs="Times New Roman"/>
           <w:bCs/>
@@ -14455,6 +16975,138 @@
           <w:sz w:val="24"/>
           <w:szCs w:val="24"/>
         </w:rPr>
+        <w:t xml:space="preserve">{% </w:t>
+      </w:r>
+      <w:r>
+        <w:rPr>
+          <w:rFonts w:ascii="Times New Roman" w:hAnsi="Times New Roman" w:cs="Times New Roman"/>
+          <w:bCs/>
+          <w:sz w:val="24"/>
+          <w:szCs w:val="24"/>
+          <w:lang w:val="en-US"/>
+        </w:rPr>
+        <w:t>if</w:t>
+      </w:r>
+      <w:r>
+        <w:rPr>
+          <w:rFonts w:ascii="Times New Roman" w:hAnsi="Times New Roman" w:cs="Times New Roman"/>
+          <w:bCs/>
+          <w:sz w:val="24"/>
+          <w:szCs w:val="24"/>
+        </w:rPr>
+        <w:t xml:space="preserve"> </w:t>
+      </w:r>
+      <w:r>
+        <w:rPr>
+          <w:rFonts w:ascii="Times New Roman" w:hAnsi="Times New Roman" w:cs="Times New Roman"/>
+          <w:bCs/>
+          <w:sz w:val="24"/>
+          <w:szCs w:val="24"/>
+          <w:lang w:val="en-US"/>
+        </w:rPr>
+        <w:t xml:space="preserve">not </w:t>
+      </w:r>
+      <w:r>
+        <w:rPr>
+          <w:rFonts w:ascii="Times New Roman" w:hAnsi="Times New Roman" w:cs="Times New Roman"/>
+          <w:bCs/>
+          <w:sz w:val="24"/>
+          <w:szCs w:val="24"/>
+          <w:lang w:val="en-US"/>
+        </w:rPr>
+        <w:t>software</w:t>
+      </w:r>
+      <w:r>
+        <w:rPr>
+          <w:rFonts w:ascii="Times New Roman" w:hAnsi="Times New Roman" w:cs="Times New Roman"/>
+          <w:bCs/>
+          <w:sz w:val="24"/>
+          <w:szCs w:val="24"/>
+        </w:rPr>
+        <w:t xml:space="preserve"> %}</w:t>
+      </w:r>
+    </w:p>
+    <w:p>
+      <w:pPr>
+        <w:spacing w:before="240" w:after="0" w:line="240" w:lineRule="auto"/>
+        <w:jc w:val="both"/>
+        <w:rPr>
+          <w:rFonts w:ascii="Times New Roman" w:hAnsi="Times New Roman" w:cs="Times New Roman"/>
+          <w:bCs/>
+          <w:sz w:val="24"/>
+          <w:szCs w:val="24"/>
+        </w:rPr>
+      </w:pPr>
+      <w:r>
+        <w:rPr>
+          <w:rFonts w:ascii="Times New Roman" w:hAnsi="Times New Roman" w:cs="Times New Roman"/>
+          <w:bCs/>
+          <w:sz w:val="24"/>
+          <w:szCs w:val="24"/>
+        </w:rPr>
+        <w:t>Не используются</w:t>
+      </w:r>
+    </w:p>
+    <w:p>
+      <w:pPr>
+        <w:spacing w:before="240" w:after="0" w:line="240" w:lineRule="auto"/>
+        <w:jc w:val="both"/>
+        <w:rPr>
+          <w:rFonts w:ascii="Times New Roman" w:hAnsi="Times New Roman" w:cs="Times New Roman"/>
+          <w:bCs/>
+          <w:sz w:val="24"/>
+          <w:szCs w:val="24"/>
+        </w:rPr>
+      </w:pPr>
+      <w:r>
+        <w:rPr>
+          <w:rFonts w:ascii="Times New Roman" w:hAnsi="Times New Roman" w:cs="Times New Roman"/>
+          <w:bCs/>
+          <w:sz w:val="24"/>
+          <w:szCs w:val="24"/>
+        </w:rPr>
+        <w:t xml:space="preserve">{% </w:t>
+      </w:r>
+      <w:r>
+        <w:rPr>
+          <w:rFonts w:ascii="Times New Roman" w:hAnsi="Times New Roman" w:cs="Times New Roman"/>
+          <w:bCs/>
+          <w:sz w:val="24"/>
+          <w:szCs w:val="24"/>
+          <w:lang w:val="en-US"/>
+        </w:rPr>
+        <w:t>endif</w:t>
+      </w:r>
+      <w:r>
+        <w:rPr>
+          <w:rFonts w:ascii="Times New Roman" w:hAnsi="Times New Roman" w:cs="Times New Roman"/>
+          <w:bCs/>
+          <w:sz w:val="24"/>
+          <w:szCs w:val="24"/>
+        </w:rPr>
+        <w:t xml:space="preserve"> %}</w:t>
+      </w:r>
+    </w:p>
+    <w:p>
+      <w:pPr>
+        <w:spacing w:before="240" w:after="0" w:line="240" w:lineRule="auto"/>
+        <w:jc w:val="both"/>
+        <w:rPr>
+          <w:rFonts w:ascii="Times New Roman" w:hAnsi="Times New Roman" w:cs="Times New Roman"/>
+          <w:bCs/>
+          <w:sz w:val="24"/>
+          <w:szCs w:val="24"/>
+          <w:lang w:val="en-US"/>
+        </w:rPr>
+      </w:pPr>
+      <w:r>
+        <w:rPr>
+          <w:rFonts w:ascii="Times New Roman" w:hAnsi="Times New Roman" w:cs="Times New Roman"/>
+          <w:bCs/>
+          <w:sz w:val="24"/>
+          <w:szCs w:val="24"/>
+          <w:lang w:val="en-US"/>
+        </w:rPr>
         <w:t>{%</w:t>
       </w:r>
       <w:r>
@@ -14463,6 +17115,7 @@
           <w:bCs/>
           <w:sz w:val="24"/>
           <w:szCs w:val="24"/>
+          <w:lang w:val="en-US"/>
         </w:rPr>
         <w:t>-</w:t>
       </w:r>
@@ -14472,6 +17125,7 @@
           <w:bCs/>
           <w:sz w:val="24"/>
           <w:szCs w:val="24"/>
+          <w:lang w:val="en-US"/>
         </w:rPr>
         <w:t xml:space="preserve"> </w:t>
       </w:r>
@@ -14483,8 +17137,714 @@
           <w:szCs w:val="24"/>
           <w:lang w:val="en-US"/>
         </w:rPr>
+        <w:t xml:space="preserve">for </w:t>
+      </w:r>
+      <w:proofErr w:type="spellStart"/>
+      <w:r>
+        <w:rPr>
+          <w:rFonts w:ascii="Times New Roman" w:hAnsi="Times New Roman" w:cs="Times New Roman"/>
+          <w:bCs/>
+          <w:sz w:val="24"/>
+          <w:szCs w:val="24"/>
+          <w:lang w:val="en-US"/>
+        </w:rPr>
+        <w:t>i</w:t>
+      </w:r>
+      <w:proofErr w:type="spellEnd"/>
+      <w:r>
+        <w:rPr>
+          <w:rFonts w:ascii="Times New Roman" w:hAnsi="Times New Roman" w:cs="Times New Roman"/>
+          <w:bCs/>
+          <w:sz w:val="24"/>
+          <w:szCs w:val="24"/>
+          <w:lang w:val="en-US"/>
+        </w:rPr>
+        <w:t xml:space="preserve"> in </w:t>
+      </w:r>
+      <w:r>
+        <w:rPr>
+          <w:rFonts w:ascii="Times New Roman" w:hAnsi="Times New Roman" w:cs="Times New Roman"/>
+          <w:bCs/>
+          <w:sz w:val="24"/>
+          <w:szCs w:val="24"/>
+          <w:lang w:val="en-US"/>
+        </w:rPr>
+        <w:t>software</w:t>
+      </w:r>
+      <w:r>
+        <w:rPr>
+          <w:rFonts w:ascii="Times New Roman" w:hAnsi="Times New Roman" w:cs="Times New Roman"/>
+          <w:bCs/>
+          <w:sz w:val="24"/>
+          <w:szCs w:val="24"/>
+          <w:lang w:val="en-US"/>
+        </w:rPr>
+        <w:t xml:space="preserve"> %}</w:t>
+      </w:r>
+    </w:p>
+    <w:p>
+      <w:pPr>
+        <w:spacing w:before="240" w:after="0" w:line="240" w:lineRule="auto"/>
+        <w:jc w:val="both"/>
+        <w:rPr>
+          <w:rFonts w:ascii="Times New Roman" w:hAnsi="Times New Roman" w:cs="Times New Roman"/>
+          <w:bCs/>
+          <w:sz w:val="24"/>
+          <w:szCs w:val="24"/>
+        </w:rPr>
+      </w:pPr>
+      <w:r>
+        <w:rPr>
+          <w:rFonts w:ascii="Times New Roman" w:hAnsi="Times New Roman" w:cs="Times New Roman"/>
+          <w:bCs/>
+          <w:sz w:val="24"/>
+          <w:szCs w:val="24"/>
+          <w:lang w:val="en-US"/>
+        </w:rPr>
+        <w:t>{{</w:t>
+      </w:r>
+      <w:proofErr w:type="spellStart"/>
+      <w:proofErr w:type="gramStart"/>
+      <w:r>
+        <w:rPr>
+          <w:rFonts w:ascii="Times New Roman" w:hAnsi="Times New Roman" w:cs="Times New Roman"/>
+          <w:bCs/>
+          <w:sz w:val="24"/>
+          <w:szCs w:val="24"/>
+          <w:lang w:val="en-US"/>
+        </w:rPr>
+        <w:t>i.number</w:t>
+      </w:r>
+      <w:proofErr w:type="spellEnd"/>
+      <w:proofErr w:type="gramEnd"/>
+      <w:r>
+        <w:rPr>
+          <w:rFonts w:ascii="Times New Roman" w:hAnsi="Times New Roman" w:cs="Times New Roman"/>
+          <w:bCs/>
+          <w:sz w:val="24"/>
+          <w:szCs w:val="24"/>
+          <w:lang w:val="en-US"/>
+        </w:rPr>
+        <w:t xml:space="preserve">}}. </w:t>
+      </w:r>
+      <w:r>
+        <w:rPr>
+          <w:rFonts w:ascii="Times New Roman" w:hAnsi="Times New Roman" w:cs="Times New Roman"/>
+          <w:bCs/>
+          <w:sz w:val="24"/>
+          <w:szCs w:val="24"/>
+        </w:rPr>
+        <w:t>{{</w:t>
+      </w:r>
+      <w:proofErr w:type="spellStart"/>
+      <w:proofErr w:type="gramStart"/>
+      <w:r>
+        <w:rPr>
+          <w:rFonts w:ascii="Times New Roman" w:hAnsi="Times New Roman" w:cs="Times New Roman"/>
+          <w:bCs/>
+          <w:sz w:val="24"/>
+          <w:szCs w:val="24"/>
+          <w:lang w:val="en-US"/>
+        </w:rPr>
+        <w:t>i</w:t>
+      </w:r>
+      <w:proofErr w:type="spellEnd"/>
+      <w:r>
+        <w:rPr>
+          <w:rFonts w:ascii="Times New Roman" w:hAnsi="Times New Roman" w:cs="Times New Roman"/>
+          <w:bCs/>
+          <w:sz w:val="24"/>
+          <w:szCs w:val="24"/>
+        </w:rPr>
+        <w:t>.</w:t>
+      </w:r>
+      <w:r>
+        <w:rPr>
+          <w:rFonts w:ascii="Times New Roman" w:hAnsi="Times New Roman" w:cs="Times New Roman"/>
+          <w:bCs/>
+          <w:sz w:val="24"/>
+          <w:szCs w:val="24"/>
+          <w:lang w:val="en-US"/>
+        </w:rPr>
+        <w:t>content</w:t>
+      </w:r>
+      <w:proofErr w:type="gramEnd"/>
+      <w:r>
+        <w:rPr>
+          <w:rFonts w:ascii="Times New Roman" w:hAnsi="Times New Roman" w:cs="Times New Roman"/>
+          <w:bCs/>
+          <w:sz w:val="24"/>
+          <w:szCs w:val="24"/>
+        </w:rPr>
+        <w:t>}}</w:t>
+      </w:r>
+    </w:p>
+    <w:p>
+      <w:pPr>
+        <w:spacing w:before="240" w:after="0" w:line="240" w:lineRule="auto"/>
+        <w:jc w:val="both"/>
+        <w:rPr>
+          <w:rFonts w:ascii="Times New Roman" w:hAnsi="Times New Roman" w:cs="Times New Roman"/>
+          <w:bCs/>
+          <w:sz w:val="24"/>
+          <w:szCs w:val="24"/>
+        </w:rPr>
+      </w:pPr>
+      <w:r>
+        <w:rPr>
+          <w:rFonts w:ascii="Times New Roman" w:hAnsi="Times New Roman" w:cs="Times New Roman"/>
+          <w:bCs/>
+          <w:sz w:val="24"/>
+          <w:szCs w:val="24"/>
+        </w:rPr>
+        <w:t>{%</w:t>
+      </w:r>
+      <w:r>
+        <w:rPr>
+          <w:rFonts w:ascii="Times New Roman" w:hAnsi="Times New Roman" w:cs="Times New Roman"/>
+          <w:bCs/>
+          <w:sz w:val="24"/>
+          <w:szCs w:val="24"/>
+        </w:rPr>
+        <w:t>-</w:t>
+      </w:r>
+      <w:r>
+        <w:rPr>
+          <w:rFonts w:ascii="Times New Roman" w:hAnsi="Times New Roman" w:cs="Times New Roman"/>
+          <w:bCs/>
+          <w:sz w:val="24"/>
+          <w:szCs w:val="24"/>
+        </w:rPr>
+        <w:t xml:space="preserve"> </w:t>
+      </w:r>
+      <w:proofErr w:type="spellStart"/>
+      <w:r>
+        <w:rPr>
+          <w:rFonts w:ascii="Times New Roman" w:hAnsi="Times New Roman" w:cs="Times New Roman"/>
+          <w:bCs/>
+          <w:sz w:val="24"/>
+          <w:szCs w:val="24"/>
+          <w:lang w:val="en-US"/>
+        </w:rPr>
         <w:t>endfor</w:t>
       </w:r>
+      <w:proofErr w:type="spellEnd"/>
+      <w:r>
+        <w:rPr>
+          <w:rFonts w:ascii="Times New Roman" w:hAnsi="Times New Roman" w:cs="Times New Roman"/>
+          <w:bCs/>
+          <w:sz w:val="24"/>
+          <w:szCs w:val="24"/>
+        </w:rPr>
+        <w:t xml:space="preserve"> %}</w:t>
+      </w:r>
+    </w:p>
+    <w:p>
+      <w:pPr>
+        <w:spacing w:before="240" w:after="0" w:line="240" w:lineRule="auto"/>
+        <w:rPr>
+          <w:rFonts w:ascii="Times New Roman" w:hAnsi="Times New Roman" w:cs="Times New Roman"/>
+          <w:bCs/>
+          <w:sz w:val="24"/>
+          <w:szCs w:val="24"/>
+        </w:rPr>
+      </w:pPr>
+      <w:r>
+        <w:rPr>
+          <w:rFonts w:ascii="Times New Roman" w:hAnsi="Times New Roman" w:cs="Times New Roman"/>
+          <w:b/>
+          <w:bCs/>
+          <w:sz w:val="24"/>
+          <w:szCs w:val="24"/>
+        </w:rPr>
+        <w:t>1</w:t>
+      </w:r>
+      <w:r>
+        <w:rPr>
+          <w:rFonts w:ascii="Times New Roman" w:hAnsi="Times New Roman" w:cs="Times New Roman"/>
+          <w:b/>
+          <w:bCs/>
+          <w:sz w:val="24"/>
+          <w:szCs w:val="24"/>
+        </w:rPr>
+        <w:t>1</w:t>
+      </w:r>
+      <w:r>
+        <w:rPr>
+          <w:rFonts w:ascii="Times New Roman" w:hAnsi="Times New Roman" w:cs="Times New Roman"/>
+          <w:b/>
+          <w:bCs/>
+          <w:sz w:val="24"/>
+          <w:szCs w:val="24"/>
+        </w:rPr>
+        <w:t xml:space="preserve"> </w:t>
+      </w:r>
+      <w:r>
+        <w:rPr>
+          <w:rFonts w:ascii="Times New Roman" w:hAnsi="Times New Roman" w:cs="Times New Roman"/>
+          <w:b/>
+          <w:bCs/>
+          <w:sz w:val="24"/>
+          <w:szCs w:val="24"/>
+        </w:rPr>
+        <w:t>Материально-техническое обеспечение дисциплины</w:t>
+      </w:r>
+    </w:p>
+    <w:p>
+      <w:pPr>
+        <w:spacing w:before="240" w:after="0" w:line="240" w:lineRule="auto"/>
+        <w:jc w:val="both"/>
+        <w:rPr>
+          <w:rFonts w:ascii="Times New Roman" w:hAnsi="Times New Roman" w:cs="Times New Roman"/>
+          <w:bCs/>
+          <w:sz w:val="24"/>
+          <w:szCs w:val="24"/>
+          <w:lang w:val="en-US"/>
+        </w:rPr>
+      </w:pPr>
+      <w:r>
+        <w:rPr>
+          <w:rFonts w:ascii="Times New Roman" w:hAnsi="Times New Roman" w:cs="Times New Roman"/>
+          <w:bCs/>
+          <w:sz w:val="24"/>
+          <w:szCs w:val="24"/>
+          <w:lang w:val="en-US"/>
+        </w:rPr>
+        <w:t xml:space="preserve">{% </w:t>
+      </w:r>
+      <w:r>
+        <w:rPr>
+          <w:rFonts w:ascii="Times New Roman" w:hAnsi="Times New Roman" w:cs="Times New Roman"/>
+          <w:bCs/>
+          <w:sz w:val="24"/>
+          <w:szCs w:val="24"/>
+          <w:lang w:val="en-US"/>
+        </w:rPr>
+        <w:t>if</w:t>
+      </w:r>
+      <w:r>
+        <w:rPr>
+          <w:rFonts w:ascii="Times New Roman" w:hAnsi="Times New Roman" w:cs="Times New Roman"/>
+          <w:bCs/>
+          <w:sz w:val="24"/>
+          <w:szCs w:val="24"/>
+          <w:lang w:val="en-US"/>
+        </w:rPr>
+        <w:t xml:space="preserve"> </w:t>
+      </w:r>
+      <w:r>
+        <w:rPr>
+          <w:rFonts w:ascii="Times New Roman" w:hAnsi="Times New Roman" w:cs="Times New Roman"/>
+          <w:bCs/>
+          <w:sz w:val="24"/>
+          <w:szCs w:val="24"/>
+          <w:lang w:val="en-US"/>
+        </w:rPr>
+        <w:t xml:space="preserve">not </w:t>
+      </w:r>
+      <w:r>
+        <w:rPr>
+          <w:rFonts w:ascii="Times New Roman" w:hAnsi="Times New Roman" w:cs="Times New Roman"/>
+          <w:bCs/>
+          <w:sz w:val="24"/>
+          <w:szCs w:val="24"/>
+          <w:lang w:val="en-US"/>
+        </w:rPr>
+        <w:t>logistics</w:t>
+      </w:r>
+      <w:r>
+        <w:rPr>
+          <w:rFonts w:ascii="Times New Roman" w:hAnsi="Times New Roman" w:cs="Times New Roman"/>
+          <w:bCs/>
+          <w:sz w:val="24"/>
+          <w:szCs w:val="24"/>
+          <w:lang w:val="en-US"/>
+        </w:rPr>
+        <w:t xml:space="preserve"> </w:t>
+      </w:r>
+      <w:r>
+        <w:rPr>
+          <w:rFonts w:ascii="Times New Roman" w:hAnsi="Times New Roman" w:cs="Times New Roman"/>
+          <w:bCs/>
+          <w:sz w:val="24"/>
+          <w:szCs w:val="24"/>
+          <w:lang w:val="en-US"/>
+        </w:rPr>
+        <w:t>%}</w:t>
+      </w:r>
+    </w:p>
+    <w:p>
+      <w:pPr>
+        <w:spacing w:before="240" w:after="0" w:line="240" w:lineRule="auto"/>
+        <w:jc w:val="both"/>
+        <w:rPr>
+          <w:rFonts w:ascii="Times New Roman" w:hAnsi="Times New Roman" w:cs="Times New Roman"/>
+          <w:bCs/>
+          <w:sz w:val="24"/>
+          <w:szCs w:val="24"/>
+          <w:lang w:val="en-US"/>
+        </w:rPr>
+      </w:pPr>
+      <w:r>
+        <w:rPr>
+          <w:rFonts w:ascii="Times New Roman" w:hAnsi="Times New Roman" w:cs="Times New Roman"/>
+          <w:bCs/>
+          <w:sz w:val="24"/>
+          <w:szCs w:val="24"/>
+        </w:rPr>
+        <w:t>Не</w:t>
+      </w:r>
+      <w:r>
+        <w:rPr>
+          <w:rFonts w:ascii="Times New Roman" w:hAnsi="Times New Roman" w:cs="Times New Roman"/>
+          <w:bCs/>
+          <w:sz w:val="24"/>
+          <w:szCs w:val="24"/>
+          <w:lang w:val="en-US"/>
+        </w:rPr>
+        <w:t xml:space="preserve"> </w:t>
+      </w:r>
+      <w:r>
+        <w:rPr>
+          <w:rFonts w:ascii="Times New Roman" w:hAnsi="Times New Roman" w:cs="Times New Roman"/>
+          <w:bCs/>
+          <w:sz w:val="24"/>
+          <w:szCs w:val="24"/>
+        </w:rPr>
+        <w:t>используются</w:t>
+      </w:r>
+    </w:p>
+    <w:p>
+      <w:pPr>
+        <w:spacing w:before="240" w:after="0" w:line="240" w:lineRule="auto"/>
+        <w:jc w:val="both"/>
+        <w:rPr>
+          <w:rFonts w:ascii="Times New Roman" w:hAnsi="Times New Roman" w:cs="Times New Roman"/>
+          <w:bCs/>
+          <w:sz w:val="24"/>
+          <w:szCs w:val="24"/>
+          <w:lang w:val="en-US"/>
+        </w:rPr>
+      </w:pPr>
+      <w:r>
+        <w:rPr>
+          <w:rFonts w:ascii="Times New Roman" w:hAnsi="Times New Roman" w:cs="Times New Roman"/>
+          <w:bCs/>
+          <w:sz w:val="24"/>
+          <w:szCs w:val="24"/>
+          <w:lang w:val="en-US"/>
+        </w:rPr>
+        <w:t xml:space="preserve">{% </w:t>
+      </w:r>
+      <w:r>
+        <w:rPr>
+          <w:rFonts w:ascii="Times New Roman" w:hAnsi="Times New Roman" w:cs="Times New Roman"/>
+          <w:bCs/>
+          <w:sz w:val="24"/>
+          <w:szCs w:val="24"/>
+          <w:lang w:val="en-US"/>
+        </w:rPr>
+        <w:t>endif</w:t>
+      </w:r>
+      <w:r>
+        <w:rPr>
+          <w:rFonts w:ascii="Times New Roman" w:hAnsi="Times New Roman" w:cs="Times New Roman"/>
+          <w:bCs/>
+          <w:sz w:val="24"/>
+          <w:szCs w:val="24"/>
+          <w:lang w:val="en-US"/>
+        </w:rPr>
+        <w:t xml:space="preserve"> %}</w:t>
+      </w:r>
+    </w:p>
+    <w:p>
+      <w:pPr>
+        <w:spacing w:before="240" w:after="0" w:line="240" w:lineRule="auto"/>
+        <w:rPr>
+          <w:rFonts w:ascii="Times New Roman" w:hAnsi="Times New Roman" w:cs="Times New Roman"/>
+          <w:bCs/>
+          <w:sz w:val="24"/>
+          <w:szCs w:val="24"/>
+          <w:lang w:val="en-US"/>
+        </w:rPr>
+      </w:pPr>
+      <w:r>
+        <w:rPr>
+          <w:rFonts w:ascii="Times New Roman" w:hAnsi="Times New Roman" w:cs="Times New Roman"/>
+          <w:bCs/>
+          <w:sz w:val="24"/>
+          <w:szCs w:val="24"/>
+          <w:lang w:val="en-US"/>
+        </w:rPr>
+        <w:lastRenderedPageBreak/>
+        <w:t>{%</w:t>
+      </w:r>
+      <w:r>
+        <w:rPr>
+          <w:rFonts w:ascii="Times New Roman" w:hAnsi="Times New Roman" w:cs="Times New Roman"/>
+          <w:bCs/>
+          <w:sz w:val="24"/>
+          <w:szCs w:val="24"/>
+          <w:lang w:val="en-US"/>
+        </w:rPr>
+        <w:t>-</w:t>
+      </w:r>
+      <w:r>
+        <w:rPr>
+          <w:rFonts w:ascii="Times New Roman" w:hAnsi="Times New Roman" w:cs="Times New Roman"/>
+          <w:bCs/>
+          <w:sz w:val="24"/>
+          <w:szCs w:val="24"/>
+          <w:lang w:val="en-US"/>
+        </w:rPr>
+        <w:t xml:space="preserve"> </w:t>
+      </w:r>
+      <w:r>
+        <w:rPr>
+          <w:rFonts w:ascii="Times New Roman" w:hAnsi="Times New Roman" w:cs="Times New Roman"/>
+          <w:bCs/>
+          <w:sz w:val="24"/>
+          <w:szCs w:val="24"/>
+          <w:lang w:val="en-US"/>
+        </w:rPr>
+        <w:t>for</w:t>
+      </w:r>
+      <w:r>
+        <w:rPr>
+          <w:rFonts w:ascii="Times New Roman" w:hAnsi="Times New Roman" w:cs="Times New Roman"/>
+          <w:bCs/>
+          <w:sz w:val="24"/>
+          <w:szCs w:val="24"/>
+          <w:lang w:val="en-US"/>
+        </w:rPr>
+        <w:t xml:space="preserve"> </w:t>
+      </w:r>
+      <w:proofErr w:type="spellStart"/>
+      <w:r>
+        <w:rPr>
+          <w:rFonts w:ascii="Times New Roman" w:hAnsi="Times New Roman" w:cs="Times New Roman"/>
+          <w:bCs/>
+          <w:sz w:val="24"/>
+          <w:szCs w:val="24"/>
+          <w:lang w:val="en-US"/>
+        </w:rPr>
+        <w:t>i</w:t>
+      </w:r>
+      <w:proofErr w:type="spellEnd"/>
+      <w:r>
+        <w:rPr>
+          <w:rFonts w:ascii="Times New Roman" w:hAnsi="Times New Roman" w:cs="Times New Roman"/>
+          <w:bCs/>
+          <w:sz w:val="24"/>
+          <w:szCs w:val="24"/>
+          <w:lang w:val="en-US"/>
+        </w:rPr>
+        <w:t xml:space="preserve"> </w:t>
+      </w:r>
+      <w:r>
+        <w:rPr>
+          <w:rFonts w:ascii="Times New Roman" w:hAnsi="Times New Roman" w:cs="Times New Roman"/>
+          <w:bCs/>
+          <w:sz w:val="24"/>
+          <w:szCs w:val="24"/>
+          <w:lang w:val="en-US"/>
+        </w:rPr>
+        <w:t>in</w:t>
+      </w:r>
+      <w:r>
+        <w:rPr>
+          <w:rFonts w:ascii="Times New Roman" w:hAnsi="Times New Roman" w:cs="Times New Roman"/>
+          <w:bCs/>
+          <w:sz w:val="24"/>
+          <w:szCs w:val="24"/>
+          <w:lang w:val="en-US"/>
+        </w:rPr>
+        <w:t xml:space="preserve"> </w:t>
+      </w:r>
+      <w:r>
+        <w:rPr>
+          <w:rFonts w:ascii="Times New Roman" w:hAnsi="Times New Roman" w:cs="Times New Roman"/>
+          <w:bCs/>
+          <w:sz w:val="24"/>
+          <w:szCs w:val="24"/>
+          <w:lang w:val="en-US"/>
+        </w:rPr>
+        <w:t>logistics</w:t>
+      </w:r>
+      <w:r>
+        <w:rPr>
+          <w:rFonts w:ascii="Times New Roman" w:hAnsi="Times New Roman" w:cs="Times New Roman"/>
+          <w:bCs/>
+          <w:sz w:val="24"/>
+          <w:szCs w:val="24"/>
+          <w:lang w:val="en-US"/>
+        </w:rPr>
+        <w:t xml:space="preserve"> %}</w:t>
+      </w:r>
+    </w:p>
+    <w:p>
+      <w:pPr>
+        <w:spacing w:before="240" w:after="0" w:line="240" w:lineRule="auto"/>
+        <w:rPr>
+          <w:rFonts w:ascii="Times New Roman" w:hAnsi="Times New Roman" w:cs="Times New Roman"/>
+          <w:bCs/>
+          <w:sz w:val="24"/>
+          <w:szCs w:val="24"/>
+        </w:rPr>
+      </w:pPr>
+      <w:r>
+        <w:rPr>
+          <w:rFonts w:ascii="Times New Roman" w:hAnsi="Times New Roman" w:cs="Times New Roman"/>
+          <w:bCs/>
+          <w:sz w:val="24"/>
+          <w:szCs w:val="24"/>
+          <w:lang w:val="en-US"/>
+        </w:rPr>
+        <w:t>{{</w:t>
+      </w:r>
+      <w:proofErr w:type="spellStart"/>
+      <w:proofErr w:type="gramStart"/>
+      <w:r>
+        <w:rPr>
+          <w:rFonts w:ascii="Times New Roman" w:hAnsi="Times New Roman" w:cs="Times New Roman"/>
+          <w:bCs/>
+          <w:sz w:val="24"/>
+          <w:szCs w:val="24"/>
+          <w:lang w:val="en-US"/>
+        </w:rPr>
+        <w:t>i</w:t>
+      </w:r>
+      <w:r>
+        <w:rPr>
+          <w:rFonts w:ascii="Times New Roman" w:hAnsi="Times New Roman" w:cs="Times New Roman"/>
+          <w:bCs/>
+          <w:sz w:val="24"/>
+          <w:szCs w:val="24"/>
+          <w:lang w:val="en-US"/>
+        </w:rPr>
+        <w:t>.</w:t>
+      </w:r>
+      <w:r>
+        <w:rPr>
+          <w:rFonts w:ascii="Times New Roman" w:hAnsi="Times New Roman" w:cs="Times New Roman"/>
+          <w:bCs/>
+          <w:sz w:val="24"/>
+          <w:szCs w:val="24"/>
+          <w:lang w:val="en-US"/>
+        </w:rPr>
+        <w:t>number</w:t>
+      </w:r>
+      <w:proofErr w:type="spellEnd"/>
+      <w:proofErr w:type="gramEnd"/>
+      <w:r>
+        <w:rPr>
+          <w:rFonts w:ascii="Times New Roman" w:hAnsi="Times New Roman" w:cs="Times New Roman"/>
+          <w:bCs/>
+          <w:sz w:val="24"/>
+          <w:szCs w:val="24"/>
+          <w:lang w:val="en-US"/>
+        </w:rPr>
+        <w:t xml:space="preserve">}}. </w:t>
+      </w:r>
+      <w:r>
+        <w:rPr>
+          <w:rFonts w:ascii="Times New Roman" w:hAnsi="Times New Roman" w:cs="Times New Roman"/>
+          <w:bCs/>
+          <w:sz w:val="24"/>
+          <w:szCs w:val="24"/>
+        </w:rPr>
+        <w:t>{{</w:t>
+      </w:r>
+      <w:proofErr w:type="spellStart"/>
+      <w:r>
+        <w:rPr>
+          <w:rFonts w:ascii="Times New Roman" w:hAnsi="Times New Roman" w:cs="Times New Roman"/>
+          <w:bCs/>
+          <w:sz w:val="24"/>
+          <w:szCs w:val="24"/>
+          <w:lang w:val="en-US"/>
+        </w:rPr>
+        <w:t>i</w:t>
+      </w:r>
+      <w:proofErr w:type="spellEnd"/>
+      <w:r>
+        <w:rPr>
+          <w:rFonts w:ascii="Times New Roman" w:hAnsi="Times New Roman" w:cs="Times New Roman"/>
+          <w:bCs/>
+          <w:sz w:val="24"/>
+          <w:szCs w:val="24"/>
+        </w:rPr>
+        <w:t>.</w:t>
+      </w:r>
+      <w:r>
+        <w:rPr>
+          <w:rFonts w:ascii="Times New Roman" w:hAnsi="Times New Roman" w:cs="Times New Roman"/>
+          <w:bCs/>
+          <w:sz w:val="24"/>
+          <w:szCs w:val="24"/>
+          <w:lang w:val="en-US"/>
+        </w:rPr>
+        <w:t>name</w:t>
+      </w:r>
+      <w:r>
+        <w:rPr>
+          <w:rFonts w:ascii="Times New Roman" w:hAnsi="Times New Roman" w:cs="Times New Roman"/>
+          <w:bCs/>
+          <w:sz w:val="24"/>
+          <w:szCs w:val="24"/>
+        </w:rPr>
+        <w:t>}}</w:t>
+      </w:r>
+    </w:p>
+    <w:p>
+      <w:pPr>
+        <w:spacing w:before="240" w:after="0" w:line="240" w:lineRule="auto"/>
+        <w:rPr>
+          <w:rFonts w:ascii="Times New Roman" w:hAnsi="Times New Roman" w:cs="Times New Roman"/>
+          <w:bCs/>
+          <w:sz w:val="24"/>
+          <w:szCs w:val="24"/>
+        </w:rPr>
+      </w:pPr>
+      <w:r>
+        <w:rPr>
+          <w:rFonts w:ascii="Times New Roman" w:hAnsi="Times New Roman" w:cs="Times New Roman"/>
+          <w:bCs/>
+          <w:sz w:val="24"/>
+          <w:szCs w:val="24"/>
+        </w:rPr>
+        <w:t>{%</w:t>
+      </w:r>
+      <w:r>
+        <w:rPr>
+          <w:rFonts w:ascii="Times New Roman" w:hAnsi="Times New Roman" w:cs="Times New Roman"/>
+          <w:bCs/>
+          <w:sz w:val="24"/>
+          <w:szCs w:val="24"/>
+        </w:rPr>
+        <w:t>-</w:t>
+      </w:r>
+      <w:r>
+        <w:rPr>
+          <w:rFonts w:ascii="Times New Roman" w:hAnsi="Times New Roman" w:cs="Times New Roman"/>
+          <w:bCs/>
+          <w:sz w:val="24"/>
+          <w:szCs w:val="24"/>
+        </w:rPr>
+        <w:t xml:space="preserve"> </w:t>
+      </w:r>
+      <w:proofErr w:type="spellStart"/>
+      <w:r>
+        <w:rPr>
+          <w:rFonts w:ascii="Times New Roman" w:hAnsi="Times New Roman" w:cs="Times New Roman"/>
+          <w:bCs/>
+          <w:sz w:val="24"/>
+          <w:szCs w:val="24"/>
+          <w:lang w:val="en-US"/>
+        </w:rPr>
+        <w:t>endfor</w:t>
+      </w:r>
+      <w:proofErr w:type="spellEnd"/>
       <w:r>
         <w:rPr>
           <w:rFonts w:ascii="Times New Roman" w:hAnsi="Times New Roman" w:cs="Times New Roman"/>
@@ -14617,7 +17977,16 @@
         <w:color w:val="000000" w:themeColor="text1"/>
         <w:sz w:val="24"/>
       </w:rPr>
-      <w:t xml:space="preserve">Год набора – {{ </w:t>
+      <w:t xml:space="preserve">Год набора – </w:t>
+    </w:r>
+    <w:proofErr w:type="gramStart"/>
+    <w:r>
+      <w:rPr>
+        <w:rFonts w:ascii="Times New Roman" w:hAnsi="Times New Roman" w:cs="Times New Roman"/>
+        <w:color w:val="000000" w:themeColor="text1"/>
+        <w:sz w:val="24"/>
+      </w:rPr>
+      <w:t xml:space="preserve">{{ </w:t>
     </w:r>
     <w:r>
       <w:rPr>
@@ -14628,6 +17997,7 @@
       </w:rPr>
       <w:t>year</w:t>
     </w:r>
+    <w:proofErr w:type="gramEnd"/>
     <w:r>
       <w:rPr>
         <w:rFonts w:ascii="Times New Roman" w:hAnsi="Times New Roman" w:cs="Times New Roman"/>
@@ -14636,6 +18006,7 @@
       </w:rPr>
       <w:t>_</w:t>
     </w:r>
+    <w:proofErr w:type="gramStart"/>
     <w:r>
       <w:rPr>
         <w:rFonts w:ascii="Times New Roman" w:hAnsi="Times New Roman" w:cs="Times New Roman"/>
@@ -14651,7 +18022,16 @@
         <w:color w:val="000000" w:themeColor="text1"/>
         <w:sz w:val="24"/>
       </w:rPr>
-      <w:t xml:space="preserve"> }}</w:t>
+      <w:t xml:space="preserve"> }</w:t>
+    </w:r>
+    <w:proofErr w:type="gramEnd"/>
+    <w:r>
+      <w:rPr>
+        <w:rFonts w:ascii="Times New Roman" w:hAnsi="Times New Roman" w:cs="Times New Roman"/>
+        <w:color w:val="000000" w:themeColor="text1"/>
+        <w:sz w:val="24"/>
+      </w:rPr>
+      <w:t>}</w:t>
     </w:r>
   </w:p>
   <w:p>
@@ -14673,6 +18053,7 @@
       </w:rPr>
       <w:t xml:space="preserve">Иркутск, </w:t>
     </w:r>
+    <w:proofErr w:type="gramStart"/>
     <w:r>
       <w:rPr>
         <w:rFonts w:ascii="Times New Roman" w:hAnsi="Times New Roman" w:cs="Times New Roman"/>
@@ -14680,7 +18061,57 @@
         <w:sz w:val="24"/>
         <w:lang w:val="en-US"/>
       </w:rPr>
-      <w:t>{{ protocol_year }}</w:t>
+      <w:t xml:space="preserve">{{ </w:t>
+    </w:r>
+    <w:proofErr w:type="spellStart"/>
+    <w:r>
+      <w:rPr>
+        <w:rFonts w:ascii="Times New Roman" w:hAnsi="Times New Roman" w:cs="Times New Roman"/>
+        <w:color w:val="000000" w:themeColor="text1"/>
+        <w:sz w:val="24"/>
+        <w:lang w:val="en-US"/>
+      </w:rPr>
+      <w:t>protocol</w:t>
+    </w:r>
+    <w:proofErr w:type="gramEnd"/>
+    <w:r>
+      <w:rPr>
+        <w:rFonts w:ascii="Times New Roman" w:hAnsi="Times New Roman" w:cs="Times New Roman"/>
+        <w:color w:val="000000" w:themeColor="text1"/>
+        <w:sz w:val="24"/>
+        <w:lang w:val="en-US"/>
+      </w:rPr>
+      <w:t>_</w:t>
+    </w:r>
+    <w:proofErr w:type="gramStart"/>
+    <w:r>
+      <w:rPr>
+        <w:rFonts w:ascii="Times New Roman" w:hAnsi="Times New Roman" w:cs="Times New Roman"/>
+        <w:color w:val="000000" w:themeColor="text1"/>
+        <w:sz w:val="24"/>
+        <w:lang w:val="en-US"/>
+      </w:rPr>
+      <w:t>year</w:t>
+    </w:r>
+    <w:proofErr w:type="spellEnd"/>
+    <w:r>
+      <w:rPr>
+        <w:rFonts w:ascii="Times New Roman" w:hAnsi="Times New Roman" w:cs="Times New Roman"/>
+        <w:color w:val="000000" w:themeColor="text1"/>
+        <w:sz w:val="24"/>
+        <w:lang w:val="en-US"/>
+      </w:rPr>
+      <w:t xml:space="preserve"> }</w:t>
+    </w:r>
+    <w:proofErr w:type="gramEnd"/>
+    <w:r>
+      <w:rPr>
+        <w:rFonts w:ascii="Times New Roman" w:hAnsi="Times New Roman" w:cs="Times New Roman"/>
+        <w:color w:val="000000" w:themeColor="text1"/>
+        <w:sz w:val="24"/>
+        <w:lang w:val="en-US"/>
+      </w:rPr>
+      <w:t>}</w:t>
     </w:r>
     <w:r>
       <w:rPr>
@@ -15117,7 +18548,7 @@
   <w:style w:type="paragraph" w:default="1" w:styleId="a">
     <w:name w:val="Normal"/>
     <w:qFormat/>
-    <w:rsid w:val="00826B62"/>
+    <w:rsid w:val="00C4621E"/>
   </w:style>
   <w:style w:type="character" w:default="1" w:styleId="a0">
     <w:name w:val="Default Paragraph Font"/>

--- a/templates/docxRPD/rpd_asp.docx
+++ b/templates/docxRPD/rpd_asp.docx
@@ -16383,57 +16383,22 @@
     </w:p>
     <w:p>
       <w:pPr>
-        <w:spacing w:before="240" w:after="0" w:line="240" w:lineRule="auto"/>
-        <w:jc w:val="both"/>
-        <w:rPr>
-          <w:rFonts w:ascii="Times New Roman" w:hAnsi="Times New Roman" w:cs="Times New Roman"/>
-          <w:bCs/>
-          <w:sz w:val="24"/>
-          <w:szCs w:val="24"/>
-          <w:lang w:val="en-US"/>
+        <w:spacing w:before="200" w:after="200" w:line="240" w:lineRule="auto"/>
+        <w:rPr>
+          <w:rFonts w:ascii="Times New Roman" w:hAnsi="Times New Roman" w:cs="Times New Roman"/>
+          <w:sz w:val="24"/>
+          <w:szCs w:val="24"/>
         </w:rPr>
       </w:pPr>
-      <w:r>
-        <w:rPr>
-          <w:rFonts w:ascii="Times New Roman" w:hAnsi="Times New Roman" w:cs="Times New Roman"/>
-          <w:bCs/>
-          <w:sz w:val="24"/>
-          <w:szCs w:val="24"/>
-          <w:lang w:val="en-US"/>
-        </w:rPr>
-        <w:t xml:space="preserve">{% </w:t>
-      </w:r>
-      <w:r>
-        <w:rPr>
-          <w:rFonts w:ascii="Times New Roman" w:hAnsi="Times New Roman" w:cs="Times New Roman"/>
-          <w:bCs/>
-          <w:sz w:val="24"/>
-          <w:szCs w:val="24"/>
-          <w:lang w:val="en-US"/>
-        </w:rPr>
-        <w:t>if</w:t>
-      </w:r>
-      <w:r>
-        <w:rPr>
-          <w:rFonts w:ascii="Times New Roman" w:hAnsi="Times New Roman" w:cs="Times New Roman"/>
-          <w:bCs/>
-          <w:sz w:val="24"/>
-          <w:szCs w:val="24"/>
-          <w:lang w:val="en-US"/>
-        </w:rPr>
-        <w:t xml:space="preserve"> </w:t>
-      </w:r>
-      <w:r>
-        <w:rPr>
-          <w:rFonts w:ascii="Times New Roman" w:hAnsi="Times New Roman" w:cs="Times New Roman"/>
-          <w:bCs/>
-          <w:sz w:val="24"/>
-          <w:szCs w:val="24"/>
-          <w:lang w:val="en-US"/>
-        </w:rPr>
-        <w:t xml:space="preserve">not </w:t>
-      </w:r>
-      <w:proofErr w:type="spellStart"/>
+      <w:proofErr w:type="gramStart"/>
+      <w:r>
+        <w:rPr>
+          <w:rFonts w:ascii="Times New Roman" w:hAnsi="Times New Roman" w:cs="Times New Roman"/>
+          <w:sz w:val="24"/>
+          <w:szCs w:val="24"/>
+        </w:rPr>
+        <w:t xml:space="preserve">{{ </w:t>
+      </w:r>
       <w:r>
         <w:rPr>
           <w:rFonts w:ascii="Times New Roman" w:hAnsi="Times New Roman" w:cs="Times New Roman"/>
@@ -16448,7 +16413,6 @@
           <w:rFonts w:ascii="Times New Roman" w:hAnsi="Times New Roman" w:cs="Times New Roman"/>
           <w:sz w:val="24"/>
           <w:szCs w:val="24"/>
-          <w:lang w:val="en-US"/>
         </w:rPr>
         <w:t>.</w:t>
       </w:r>
@@ -16461,25 +16425,14 @@
         </w:rPr>
         <w:t>web</w:t>
       </w:r>
-      <w:proofErr w:type="spellEnd"/>
-      <w:r>
-        <w:rPr>
-          <w:rFonts w:ascii="Times New Roman" w:hAnsi="Times New Roman" w:cs="Times New Roman"/>
-          <w:sz w:val="24"/>
-          <w:szCs w:val="24"/>
-          <w:lang w:val="en-US"/>
-        </w:rPr>
-        <w:t xml:space="preserve"> </w:t>
-      </w:r>
-      <w:r>
-        <w:rPr>
-          <w:rFonts w:ascii="Times New Roman" w:hAnsi="Times New Roman" w:cs="Times New Roman"/>
-          <w:bCs/>
-          <w:sz w:val="24"/>
-          <w:szCs w:val="24"/>
-          <w:lang w:val="en-US"/>
-        </w:rPr>
-        <w:t>%}</w:t>
+      <w:proofErr w:type="gramEnd"/>
+      <w:r>
+        <w:rPr>
+          <w:rFonts w:ascii="Times New Roman" w:hAnsi="Times New Roman" w:cs="Times New Roman"/>
+          <w:sz w:val="24"/>
+          <w:szCs w:val="24"/>
+        </w:rPr>
+        <w:t xml:space="preserve"> }}</w:t>
       </w:r>
     </w:p>
     <w:p>
@@ -16488,39 +16441,95 @@
         <w:jc w:val="both"/>
         <w:rPr>
           <w:rFonts w:ascii="Times New Roman" w:hAnsi="Times New Roman" w:cs="Times New Roman"/>
-          <w:bCs/>
-          <w:sz w:val="24"/>
-          <w:szCs w:val="24"/>
-          <w:lang w:val="en-US"/>
+          <w:b/>
+          <w:bCs/>
+          <w:sz w:val="24"/>
+          <w:szCs w:val="24"/>
         </w:rPr>
       </w:pPr>
       <w:r>
         <w:rPr>
           <w:rFonts w:ascii="Times New Roman" w:hAnsi="Times New Roman" w:cs="Times New Roman"/>
-          <w:bCs/>
-          <w:sz w:val="24"/>
-          <w:szCs w:val="24"/>
-        </w:rPr>
-        <w:t>Не</w:t>
-      </w:r>
-      <w:r>
-        <w:rPr>
-          <w:rFonts w:ascii="Times New Roman" w:hAnsi="Times New Roman" w:cs="Times New Roman"/>
-          <w:bCs/>
-          <w:sz w:val="24"/>
-          <w:szCs w:val="24"/>
-          <w:lang w:val="en-US"/>
+          <w:b/>
+          <w:bCs/>
+          <w:sz w:val="24"/>
+          <w:szCs w:val="24"/>
+        </w:rPr>
+        <w:t>9</w:t>
+      </w:r>
+      <w:r>
+        <w:rPr>
+          <w:rFonts w:ascii="Times New Roman" w:hAnsi="Times New Roman" w:cs="Times New Roman"/>
+          <w:b/>
+          <w:bCs/>
+          <w:sz w:val="24"/>
+          <w:szCs w:val="24"/>
         </w:rPr>
         <w:t xml:space="preserve"> </w:t>
       </w:r>
       <w:r>
         <w:rPr>
           <w:rFonts w:ascii="Times New Roman" w:hAnsi="Times New Roman" w:cs="Times New Roman"/>
-          <w:bCs/>
-          <w:sz w:val="24"/>
-          <w:szCs w:val="24"/>
-        </w:rPr>
-        <w:t>используются</w:t>
+          <w:b/>
+          <w:bCs/>
+          <w:sz w:val="24"/>
+          <w:szCs w:val="24"/>
+        </w:rPr>
+        <w:t>Профессиональные базы данных</w:t>
+      </w:r>
+    </w:p>
+    <w:p>
+      <w:pPr>
+        <w:spacing w:before="200" w:after="200" w:line="240" w:lineRule="auto"/>
+        <w:rPr>
+          <w:rFonts w:ascii="Times New Roman" w:hAnsi="Times New Roman" w:cs="Times New Roman"/>
+          <w:sz w:val="24"/>
+          <w:szCs w:val="24"/>
+        </w:rPr>
+      </w:pPr>
+      <w:proofErr w:type="gramStart"/>
+      <w:r>
+        <w:rPr>
+          <w:rFonts w:ascii="Times New Roman" w:hAnsi="Times New Roman" w:cs="Times New Roman"/>
+          <w:sz w:val="24"/>
+          <w:szCs w:val="24"/>
+        </w:rPr>
+        <w:t xml:space="preserve">{{ </w:t>
+      </w:r>
+      <w:r>
+        <w:rPr>
+          <w:rFonts w:ascii="Times New Roman" w:hAnsi="Times New Roman" w:cs="Times New Roman"/>
+          <w:sz w:val="24"/>
+          <w:szCs w:val="24"/>
+          <w:lang w:val="en-US"/>
+        </w:rPr>
+        <w:t>resources</w:t>
+      </w:r>
+      <w:r>
+        <w:rPr>
+          <w:rFonts w:ascii="Times New Roman" w:hAnsi="Times New Roman" w:cs="Times New Roman"/>
+          <w:sz w:val="24"/>
+          <w:szCs w:val="24"/>
+        </w:rPr>
+        <w:t>.</w:t>
+      </w:r>
+      <w:r>
+        <w:rPr>
+          <w:rFonts w:ascii="Times New Roman" w:hAnsi="Times New Roman" w:cs="Times New Roman"/>
+          <w:sz w:val="24"/>
+          <w:szCs w:val="24"/>
+          <w:lang w:val="en-US"/>
+        </w:rPr>
+        <w:t>bd</w:t>
+      </w:r>
+      <w:proofErr w:type="gramEnd"/>
+      <w:r>
+        <w:rPr>
+          <w:rFonts w:ascii="Times New Roman" w:hAnsi="Times New Roman" w:cs="Times New Roman"/>
+          <w:sz w:val="24"/>
+          <w:szCs w:val="24"/>
+        </w:rPr>
+        <w:t xml:space="preserve"> }}</w:t>
       </w:r>
     </w:p>
     <w:p>
@@ -16529,101 +16538,51 @@
         <w:jc w:val="both"/>
         <w:rPr>
           <w:rFonts w:ascii="Times New Roman" w:hAnsi="Times New Roman" w:cs="Times New Roman"/>
-          <w:bCs/>
-          <w:sz w:val="24"/>
-          <w:szCs w:val="24"/>
-          <w:lang w:val="en-US"/>
+          <w:b/>
+          <w:bCs/>
+          <w:sz w:val="24"/>
+          <w:szCs w:val="24"/>
         </w:rPr>
       </w:pPr>
       <w:r>
         <w:rPr>
           <w:rFonts w:ascii="Times New Roman" w:hAnsi="Times New Roman" w:cs="Times New Roman"/>
-          <w:bCs/>
-          <w:sz w:val="24"/>
-          <w:szCs w:val="24"/>
-          <w:lang w:val="en-US"/>
-        </w:rPr>
-        <w:t xml:space="preserve">{% </w:t>
-      </w:r>
-      <w:r>
-        <w:rPr>
-          <w:rFonts w:ascii="Times New Roman" w:hAnsi="Times New Roman" w:cs="Times New Roman"/>
-          <w:bCs/>
-          <w:sz w:val="24"/>
-          <w:szCs w:val="24"/>
-          <w:lang w:val="en-US"/>
-        </w:rPr>
-        <w:t>endif</w:t>
-      </w:r>
-      <w:r>
-        <w:rPr>
-          <w:rFonts w:ascii="Times New Roman" w:hAnsi="Times New Roman" w:cs="Times New Roman"/>
-          <w:bCs/>
-          <w:sz w:val="24"/>
-          <w:szCs w:val="24"/>
-          <w:lang w:val="en-US"/>
-        </w:rPr>
-        <w:t xml:space="preserve"> %}</w:t>
-      </w:r>
-    </w:p>
-    <w:p>
-      <w:pPr>
-        <w:spacing w:before="200" w:after="200" w:line="240" w:lineRule="auto"/>
-        <w:rPr>
-          <w:rFonts w:ascii="Times New Roman" w:hAnsi="Times New Roman" w:cs="Times New Roman"/>
-          <w:sz w:val="24"/>
-          <w:szCs w:val="24"/>
-          <w:lang w:val="en-US"/>
-        </w:rPr>
-      </w:pPr>
-      <w:proofErr w:type="gramStart"/>
-      <w:r>
-        <w:rPr>
-          <w:rFonts w:ascii="Times New Roman" w:hAnsi="Times New Roman" w:cs="Times New Roman"/>
-          <w:sz w:val="24"/>
-          <w:szCs w:val="24"/>
-          <w:lang w:val="en-US"/>
-        </w:rPr>
-        <w:t xml:space="preserve">{{ </w:t>
-      </w:r>
-      <w:proofErr w:type="spellStart"/>
-      <w:r>
-        <w:rPr>
-          <w:rFonts w:ascii="Times New Roman" w:hAnsi="Times New Roman" w:cs="Times New Roman"/>
-          <w:sz w:val="24"/>
-          <w:szCs w:val="24"/>
-          <w:lang w:val="en-US"/>
-        </w:rPr>
-        <w:t>resources</w:t>
-      </w:r>
-      <w:r>
-        <w:rPr>
-          <w:rFonts w:ascii="Times New Roman" w:hAnsi="Times New Roman" w:cs="Times New Roman"/>
-          <w:sz w:val="24"/>
-          <w:szCs w:val="24"/>
-          <w:lang w:val="en-US"/>
-        </w:rPr>
-        <w:t>.</w:t>
-      </w:r>
-      <w:r>
-        <w:rPr>
-          <w:rFonts w:ascii="Times New Roman" w:hAnsi="Times New Roman" w:cs="Times New Roman"/>
-          <w:sz w:val="24"/>
-          <w:szCs w:val="24"/>
-          <w:lang w:val="en-US"/>
-        </w:rPr>
-        <w:t>web</w:t>
-      </w:r>
-      <w:proofErr w:type="spellEnd"/>
-      <w:proofErr w:type="gramEnd"/>
-      <w:r>
-        <w:rPr>
-          <w:rFonts w:ascii="Times New Roman" w:hAnsi="Times New Roman" w:cs="Times New Roman"/>
-          <w:sz w:val="24"/>
-          <w:szCs w:val="24"/>
-          <w:lang w:val="en-US"/>
-        </w:rPr>
-        <w:t xml:space="preserve"> }}</w:t>
+          <w:b/>
+          <w:bCs/>
+          <w:sz w:val="24"/>
+          <w:szCs w:val="24"/>
+        </w:rPr>
+        <w:t>1</w:t>
+      </w:r>
+      <w:r>
+        <w:rPr>
+          <w:rFonts w:ascii="Times New Roman" w:hAnsi="Times New Roman" w:cs="Times New Roman"/>
+          <w:b/>
+          <w:bCs/>
+          <w:sz w:val="24"/>
+          <w:szCs w:val="24"/>
+        </w:rPr>
+        <w:t>0</w:t>
+      </w:r>
+      <w:r>
+        <w:rPr>
+          <w:rFonts w:ascii="Times New Roman" w:hAnsi="Times New Roman" w:cs="Times New Roman"/>
+          <w:b/>
+          <w:bCs/>
+          <w:sz w:val="24"/>
+          <w:szCs w:val="24"/>
+        </w:rPr>
+        <w:t xml:space="preserve"> </w:t>
+      </w:r>
+      <w:r>
+        <w:rPr>
+          <w:rFonts w:ascii="Times New Roman" w:hAnsi="Times New Roman" w:cs="Times New Roman"/>
+          <w:b/>
+          <w:bCs/>
+          <w:sz w:val="24"/>
+          <w:szCs w:val="24"/>
+        </w:rPr>
+        <w:t>Перечень информационных технологий, лицензионных и свободно распространяемых специализированных программных средств, информационных справочных систем</w:t>
       </w:r>
     </w:p>
     <w:p>
@@ -16632,41 +16591,93 @@
         <w:jc w:val="both"/>
         <w:rPr>
           <w:rFonts w:ascii="Times New Roman" w:hAnsi="Times New Roman" w:cs="Times New Roman"/>
-          <w:b/>
-          <w:bCs/>
-          <w:sz w:val="24"/>
-          <w:szCs w:val="24"/>
+          <w:bCs/>
+          <w:sz w:val="24"/>
+          <w:szCs w:val="24"/>
+          <w:lang w:val="en-US"/>
         </w:rPr>
       </w:pPr>
       <w:r>
         <w:rPr>
           <w:rFonts w:ascii="Times New Roman" w:hAnsi="Times New Roman" w:cs="Times New Roman"/>
-          <w:b/>
-          <w:bCs/>
-          <w:sz w:val="24"/>
-          <w:szCs w:val="24"/>
-        </w:rPr>
-        <w:t>9</w:t>
-      </w:r>
-      <w:r>
-        <w:rPr>
-          <w:rFonts w:ascii="Times New Roman" w:hAnsi="Times New Roman" w:cs="Times New Roman"/>
-          <w:b/>
-          <w:bCs/>
-          <w:sz w:val="24"/>
-          <w:szCs w:val="24"/>
+          <w:bCs/>
+          <w:sz w:val="24"/>
+          <w:szCs w:val="24"/>
+          <w:lang w:val="en-US"/>
+        </w:rPr>
+        <w:t>{%</w:t>
+      </w:r>
+      <w:r>
+        <w:rPr>
+          <w:rFonts w:ascii="Times New Roman" w:hAnsi="Times New Roman" w:cs="Times New Roman"/>
+          <w:bCs/>
+          <w:sz w:val="24"/>
+          <w:szCs w:val="24"/>
+          <w:lang w:val="en-US"/>
+        </w:rPr>
+        <w:t>-</w:t>
+      </w:r>
+      <w:r>
+        <w:rPr>
+          <w:rFonts w:ascii="Times New Roman" w:hAnsi="Times New Roman" w:cs="Times New Roman"/>
+          <w:bCs/>
+          <w:sz w:val="24"/>
+          <w:szCs w:val="24"/>
+          <w:lang w:val="en-US"/>
         </w:rPr>
         <w:t xml:space="preserve"> </w:t>
       </w:r>
       <w:r>
         <w:rPr>
           <w:rFonts w:ascii="Times New Roman" w:hAnsi="Times New Roman" w:cs="Times New Roman"/>
-          <w:b/>
-          <w:bCs/>
-          <w:sz w:val="24"/>
-          <w:szCs w:val="24"/>
-        </w:rPr>
-        <w:t>Профессиональные базы данных</w:t>
+          <w:bCs/>
+          <w:sz w:val="24"/>
+          <w:szCs w:val="24"/>
+          <w:lang w:val="en-US"/>
+        </w:rPr>
+        <w:t xml:space="preserve">for </w:t>
+      </w:r>
+      <w:proofErr w:type="spellStart"/>
+      <w:r>
+        <w:rPr>
+          <w:rFonts w:ascii="Times New Roman" w:hAnsi="Times New Roman" w:cs="Times New Roman"/>
+          <w:bCs/>
+          <w:sz w:val="24"/>
+          <w:szCs w:val="24"/>
+          <w:lang w:val="en-US"/>
+        </w:rPr>
+        <w:t>i</w:t>
+      </w:r>
+      <w:proofErr w:type="spellEnd"/>
+      <w:r>
+        <w:rPr>
+          <w:rFonts w:ascii="Times New Roman" w:hAnsi="Times New Roman" w:cs="Times New Roman"/>
+          <w:bCs/>
+          <w:sz w:val="24"/>
+          <w:szCs w:val="24"/>
+          <w:lang w:val="en-US"/>
+        </w:rPr>
+        <w:t xml:space="preserve"> in </w:t>
+      </w:r>
+      <w:r>
+        <w:rPr>
+          <w:rFonts w:ascii="Times New Roman" w:hAnsi="Times New Roman" w:cs="Times New Roman"/>
+          <w:bCs/>
+          <w:sz w:val="24"/>
+          <w:szCs w:val="24"/>
+          <w:lang w:val="en-US"/>
+        </w:rPr>
+        <w:t>software</w:t>
+      </w:r>
+      <w:r>
+        <w:rPr>
+          <w:rFonts w:ascii="Times New Roman" w:hAnsi="Times New Roman" w:cs="Times New Roman"/>
+          <w:bCs/>
+          <w:sz w:val="24"/>
+          <w:szCs w:val="24"/>
+          <w:lang w:val="en-US"/>
+        </w:rPr>
+        <w:t xml:space="preserve"> %}</w:t>
       </w:r>
     </w:p>
     <w:p>
@@ -16678,7 +16689,6 @@
           <w:bCs/>
           <w:sz w:val="24"/>
           <w:szCs w:val="24"/>
-          <w:lang w:val="en-US"/>
         </w:rPr>
       </w:pPr>
       <w:r>
@@ -16689,50 +16699,58 @@
           <w:szCs w:val="24"/>
           <w:lang w:val="en-US"/>
         </w:rPr>
-        <w:t xml:space="preserve">{% </w:t>
-      </w:r>
-      <w:r>
-        <w:rPr>
-          <w:rFonts w:ascii="Times New Roman" w:hAnsi="Times New Roman" w:cs="Times New Roman"/>
-          <w:bCs/>
-          <w:sz w:val="24"/>
-          <w:szCs w:val="24"/>
-          <w:lang w:val="en-US"/>
-        </w:rPr>
-        <w:t>if</w:t>
-      </w:r>
-      <w:r>
-        <w:rPr>
-          <w:rFonts w:ascii="Times New Roman" w:hAnsi="Times New Roman" w:cs="Times New Roman"/>
-          <w:bCs/>
-          <w:sz w:val="24"/>
-          <w:szCs w:val="24"/>
-          <w:lang w:val="en-US"/>
-        </w:rPr>
-        <w:t xml:space="preserve"> </w:t>
-      </w:r>
-      <w:r>
-        <w:rPr>
-          <w:rFonts w:ascii="Times New Roman" w:hAnsi="Times New Roman" w:cs="Times New Roman"/>
-          <w:bCs/>
-          <w:sz w:val="24"/>
-          <w:szCs w:val="24"/>
-          <w:lang w:val="en-US"/>
-        </w:rPr>
-        <w:t xml:space="preserve">not </w:t>
-      </w:r>
-      <w:r>
-        <w:rPr>
-          <w:rFonts w:ascii="Times New Roman" w:hAnsi="Times New Roman" w:cs="Times New Roman"/>
-          <w:sz w:val="24"/>
-          <w:szCs w:val="24"/>
-          <w:lang w:val="en-US"/>
-        </w:rPr>
-        <w:t>resources</w:t>
-      </w:r>
-      <w:r>
-        <w:rPr>
-          <w:rFonts w:ascii="Times New Roman" w:hAnsi="Times New Roman" w:cs="Times New Roman"/>
+        <w:t>{{</w:t>
+      </w:r>
+      <w:proofErr w:type="spellStart"/>
+      <w:proofErr w:type="gramStart"/>
+      <w:r>
+        <w:rPr>
+          <w:rFonts w:ascii="Times New Roman" w:hAnsi="Times New Roman" w:cs="Times New Roman"/>
+          <w:bCs/>
+          <w:sz w:val="24"/>
+          <w:szCs w:val="24"/>
+          <w:lang w:val="en-US"/>
+        </w:rPr>
+        <w:t>i.number</w:t>
+      </w:r>
+      <w:proofErr w:type="spellEnd"/>
+      <w:proofErr w:type="gramEnd"/>
+      <w:r>
+        <w:rPr>
+          <w:rFonts w:ascii="Times New Roman" w:hAnsi="Times New Roman" w:cs="Times New Roman"/>
+          <w:bCs/>
+          <w:sz w:val="24"/>
+          <w:szCs w:val="24"/>
+          <w:lang w:val="en-US"/>
+        </w:rPr>
+        <w:t xml:space="preserve">}}. </w:t>
+      </w:r>
+      <w:r>
+        <w:rPr>
+          <w:rFonts w:ascii="Times New Roman" w:hAnsi="Times New Roman" w:cs="Times New Roman"/>
+          <w:bCs/>
+          <w:sz w:val="24"/>
+          <w:szCs w:val="24"/>
+        </w:rPr>
+        <w:t>{{</w:t>
+      </w:r>
+      <w:proofErr w:type="spellStart"/>
+      <w:proofErr w:type="gramStart"/>
+      <w:r>
+        <w:rPr>
+          <w:rFonts w:ascii="Times New Roman" w:hAnsi="Times New Roman" w:cs="Times New Roman"/>
+          <w:bCs/>
+          <w:sz w:val="24"/>
+          <w:szCs w:val="24"/>
+          <w:lang w:val="en-US"/>
+        </w:rPr>
+        <w:t>i</w:t>
+      </w:r>
+      <w:proofErr w:type="spellEnd"/>
+      <w:r>
+        <w:rPr>
+          <w:rFonts w:ascii="Times New Roman" w:hAnsi="Times New Roman" w:cs="Times New Roman"/>
+          <w:bCs/>
           <w:sz w:val="24"/>
           <w:szCs w:val="24"/>
         </w:rPr>
@@ -16741,29 +16759,22 @@
       <w:r>
         <w:rPr>
           <w:rFonts w:ascii="Times New Roman" w:hAnsi="Times New Roman" w:cs="Times New Roman"/>
-          <w:sz w:val="24"/>
-          <w:szCs w:val="24"/>
-          <w:lang w:val="en-US"/>
-        </w:rPr>
-        <w:t>bd</w:t>
-      </w:r>
-      <w:r>
-        <w:rPr>
-          <w:rFonts w:ascii="Times New Roman" w:hAnsi="Times New Roman" w:cs="Times New Roman"/>
-          <w:sz w:val="24"/>
-          <w:szCs w:val="24"/>
-        </w:rPr>
-        <w:t xml:space="preserve"> </w:t>
-      </w:r>
-      <w:r>
-        <w:rPr>
-          <w:rFonts w:ascii="Times New Roman" w:hAnsi="Times New Roman" w:cs="Times New Roman"/>
-          <w:bCs/>
-          <w:sz w:val="24"/>
-          <w:szCs w:val="24"/>
-          <w:lang w:val="en-US"/>
-        </w:rPr>
-        <w:t>%}</w:t>
+          <w:bCs/>
+          <w:sz w:val="24"/>
+          <w:szCs w:val="24"/>
+          <w:lang w:val="en-US"/>
+        </w:rPr>
+        <w:t>content</w:t>
+      </w:r>
+      <w:proofErr w:type="gramEnd"/>
+      <w:r>
+        <w:rPr>
+          <w:rFonts w:ascii="Times New Roman" w:hAnsi="Times New Roman" w:cs="Times New Roman"/>
+          <w:bCs/>
+          <w:sz w:val="24"/>
+          <w:szCs w:val="24"/>
+        </w:rPr>
+        <w:t>}}</w:t>
       </w:r>
     </w:p>
     <w:p>
@@ -16775,7 +16786,6 @@
           <w:bCs/>
           <w:sz w:val="24"/>
           <w:szCs w:val="24"/>
-          <w:lang w:val="en-US"/>
         </w:rPr>
       </w:pPr>
       <w:r>
@@ -16785,798 +16795,118 @@
           <w:sz w:val="24"/>
           <w:szCs w:val="24"/>
         </w:rPr>
-        <w:t>Не</w:t>
-      </w:r>
-      <w:r>
-        <w:rPr>
-          <w:rFonts w:ascii="Times New Roman" w:hAnsi="Times New Roman" w:cs="Times New Roman"/>
-          <w:bCs/>
-          <w:sz w:val="24"/>
-          <w:szCs w:val="24"/>
-          <w:lang w:val="en-US"/>
+        <w:t>{%</w:t>
+      </w:r>
+      <w:r>
+        <w:rPr>
+          <w:rFonts w:ascii="Times New Roman" w:hAnsi="Times New Roman" w:cs="Times New Roman"/>
+          <w:bCs/>
+          <w:sz w:val="24"/>
+          <w:szCs w:val="24"/>
+        </w:rPr>
+        <w:t>-</w:t>
+      </w:r>
+      <w:r>
+        <w:rPr>
+          <w:rFonts w:ascii="Times New Roman" w:hAnsi="Times New Roman" w:cs="Times New Roman"/>
+          <w:bCs/>
+          <w:sz w:val="24"/>
+          <w:szCs w:val="24"/>
         </w:rPr>
         <w:t xml:space="preserve"> </w:t>
       </w:r>
-      <w:r>
-        <w:rPr>
-          <w:rFonts w:ascii="Times New Roman" w:hAnsi="Times New Roman" w:cs="Times New Roman"/>
-          <w:bCs/>
-          <w:sz w:val="24"/>
-          <w:szCs w:val="24"/>
-        </w:rPr>
-        <w:t>используются</w:t>
+      <w:proofErr w:type="spellStart"/>
+      <w:r>
+        <w:rPr>
+          <w:rFonts w:ascii="Times New Roman" w:hAnsi="Times New Roman" w:cs="Times New Roman"/>
+          <w:bCs/>
+          <w:sz w:val="24"/>
+          <w:szCs w:val="24"/>
+          <w:lang w:val="en-US"/>
+        </w:rPr>
+        <w:t>endfor</w:t>
+      </w:r>
+      <w:proofErr w:type="spellEnd"/>
+      <w:r>
+        <w:rPr>
+          <w:rFonts w:ascii="Times New Roman" w:hAnsi="Times New Roman" w:cs="Times New Roman"/>
+          <w:bCs/>
+          <w:sz w:val="24"/>
+          <w:szCs w:val="24"/>
+        </w:rPr>
+        <w:t xml:space="preserve"> %}</w:t>
       </w:r>
     </w:p>
     <w:p>
       <w:pPr>
         <w:spacing w:before="240" w:after="0" w:line="240" w:lineRule="auto"/>
-        <w:jc w:val="both"/>
-        <w:rPr>
-          <w:rFonts w:ascii="Times New Roman" w:hAnsi="Times New Roman" w:cs="Times New Roman"/>
-          <w:bCs/>
-          <w:sz w:val="24"/>
-          <w:szCs w:val="24"/>
-          <w:lang w:val="en-US"/>
+        <w:rPr>
+          <w:rFonts w:ascii="Times New Roman" w:hAnsi="Times New Roman" w:cs="Times New Roman"/>
+          <w:bCs/>
+          <w:sz w:val="24"/>
+          <w:szCs w:val="24"/>
         </w:rPr>
       </w:pPr>
       <w:r>
         <w:rPr>
           <w:rFonts w:ascii="Times New Roman" w:hAnsi="Times New Roman" w:cs="Times New Roman"/>
-          <w:bCs/>
-          <w:sz w:val="24"/>
-          <w:szCs w:val="24"/>
-          <w:lang w:val="en-US"/>
-        </w:rPr>
-        <w:t xml:space="preserve">{% </w:t>
-      </w:r>
-      <w:r>
-        <w:rPr>
-          <w:rFonts w:ascii="Times New Roman" w:hAnsi="Times New Roman" w:cs="Times New Roman"/>
-          <w:bCs/>
-          <w:sz w:val="24"/>
-          <w:szCs w:val="24"/>
-          <w:lang w:val="en-US"/>
-        </w:rPr>
-        <w:t>endif</w:t>
-      </w:r>
-      <w:r>
-        <w:rPr>
-          <w:rFonts w:ascii="Times New Roman" w:hAnsi="Times New Roman" w:cs="Times New Roman"/>
-          <w:bCs/>
-          <w:sz w:val="24"/>
-          <w:szCs w:val="24"/>
-          <w:lang w:val="en-US"/>
-        </w:rPr>
-        <w:t xml:space="preserve"> %}</w:t>
-      </w:r>
-    </w:p>
-    <w:p>
-      <w:pPr>
-        <w:spacing w:before="200" w:after="200" w:line="240" w:lineRule="auto"/>
-        <w:rPr>
-          <w:rFonts w:ascii="Times New Roman" w:hAnsi="Times New Roman" w:cs="Times New Roman"/>
-          <w:sz w:val="24"/>
-          <w:szCs w:val="24"/>
-        </w:rPr>
-      </w:pPr>
-      <w:proofErr w:type="gramStart"/>
-      <w:r>
-        <w:rPr>
-          <w:rFonts w:ascii="Times New Roman" w:hAnsi="Times New Roman" w:cs="Times New Roman"/>
-          <w:sz w:val="24"/>
-          <w:szCs w:val="24"/>
-        </w:rPr>
-        <w:t xml:space="preserve">{{ </w:t>
-      </w:r>
-      <w:r>
-        <w:rPr>
-          <w:rFonts w:ascii="Times New Roman" w:hAnsi="Times New Roman" w:cs="Times New Roman"/>
-          <w:sz w:val="24"/>
-          <w:szCs w:val="24"/>
-          <w:lang w:val="en-US"/>
-        </w:rPr>
-        <w:t>resources</w:t>
-      </w:r>
-      <w:r>
-        <w:rPr>
-          <w:rFonts w:ascii="Times New Roman" w:hAnsi="Times New Roman" w:cs="Times New Roman"/>
-          <w:sz w:val="24"/>
-          <w:szCs w:val="24"/>
-        </w:rPr>
-        <w:t>.</w:t>
-      </w:r>
-      <w:r>
-        <w:rPr>
-          <w:rFonts w:ascii="Times New Roman" w:hAnsi="Times New Roman" w:cs="Times New Roman"/>
-          <w:sz w:val="24"/>
-          <w:szCs w:val="24"/>
-          <w:lang w:val="en-US"/>
-        </w:rPr>
-        <w:t>bd</w:t>
-      </w:r>
-      <w:proofErr w:type="gramEnd"/>
-      <w:r>
-        <w:rPr>
-          <w:rFonts w:ascii="Times New Roman" w:hAnsi="Times New Roman" w:cs="Times New Roman"/>
-          <w:sz w:val="24"/>
-          <w:szCs w:val="24"/>
-        </w:rPr>
-        <w:t xml:space="preserve"> }}</w:t>
+          <w:b/>
+          <w:bCs/>
+          <w:sz w:val="24"/>
+          <w:szCs w:val="24"/>
+        </w:rPr>
+        <w:t>1</w:t>
+      </w:r>
+      <w:r>
+        <w:rPr>
+          <w:rFonts w:ascii="Times New Roman" w:hAnsi="Times New Roman" w:cs="Times New Roman"/>
+          <w:b/>
+          <w:bCs/>
+          <w:sz w:val="24"/>
+          <w:szCs w:val="24"/>
+        </w:rPr>
+        <w:t>1</w:t>
+      </w:r>
+      <w:r>
+        <w:rPr>
+          <w:rFonts w:ascii="Times New Roman" w:hAnsi="Times New Roman" w:cs="Times New Roman"/>
+          <w:b/>
+          <w:bCs/>
+          <w:sz w:val="24"/>
+          <w:szCs w:val="24"/>
+        </w:rPr>
+        <w:t xml:space="preserve"> </w:t>
+      </w:r>
+      <w:r>
+        <w:rPr>
+          <w:rFonts w:ascii="Times New Roman" w:hAnsi="Times New Roman" w:cs="Times New Roman"/>
+          <w:b/>
+          <w:bCs/>
+          <w:sz w:val="24"/>
+          <w:szCs w:val="24"/>
+        </w:rPr>
+        <w:t>Материально-техническое обеспечение дисциплины</w:t>
       </w:r>
     </w:p>
     <w:p>
       <w:pPr>
         <w:spacing w:before="240" w:after="0" w:line="240" w:lineRule="auto"/>
-        <w:jc w:val="both"/>
-        <w:rPr>
-          <w:rFonts w:ascii="Times New Roman" w:hAnsi="Times New Roman" w:cs="Times New Roman"/>
-          <w:b/>
-          <w:bCs/>
-          <w:sz w:val="24"/>
-          <w:szCs w:val="24"/>
+        <w:rPr>
+          <w:rFonts w:ascii="Times New Roman" w:hAnsi="Times New Roman" w:cs="Times New Roman"/>
+          <w:bCs/>
+          <w:sz w:val="24"/>
+          <w:szCs w:val="24"/>
+          <w:lang w:val="en-US"/>
         </w:rPr>
       </w:pPr>
       <w:r>
         <w:rPr>
           <w:rFonts w:ascii="Times New Roman" w:hAnsi="Times New Roman" w:cs="Times New Roman"/>
-          <w:b/>
-          <w:bCs/>
-          <w:sz w:val="24"/>
-          <w:szCs w:val="24"/>
-        </w:rPr>
-        <w:t>1</w:t>
-      </w:r>
-      <w:r>
-        <w:rPr>
-          <w:rFonts w:ascii="Times New Roman" w:hAnsi="Times New Roman" w:cs="Times New Roman"/>
-          <w:b/>
-          <w:bCs/>
-          <w:sz w:val="24"/>
-          <w:szCs w:val="24"/>
-        </w:rPr>
-        <w:t>0</w:t>
-      </w:r>
-      <w:r>
-        <w:rPr>
-          <w:rFonts w:ascii="Times New Roman" w:hAnsi="Times New Roman" w:cs="Times New Roman"/>
-          <w:b/>
-          <w:bCs/>
-          <w:sz w:val="24"/>
-          <w:szCs w:val="24"/>
-        </w:rPr>
-        <w:t xml:space="preserve"> </w:t>
-      </w:r>
-      <w:r>
-        <w:rPr>
-          <w:rFonts w:ascii="Times New Roman" w:hAnsi="Times New Roman" w:cs="Times New Roman"/>
-          <w:b/>
-          <w:bCs/>
-          <w:sz w:val="24"/>
-          <w:szCs w:val="24"/>
-        </w:rPr>
-        <w:t>Перечень информационных технологий, лицензионных и свободно распространяемых специализированных программных средств, информационных справочных систем</w:t>
-      </w:r>
-    </w:p>
-    <w:p>
-      <w:pPr>
-        <w:spacing w:before="240" w:after="0" w:line="240" w:lineRule="auto"/>
-        <w:jc w:val="both"/>
-        <w:rPr>
-          <w:rFonts w:ascii="Times New Roman" w:hAnsi="Times New Roman" w:cs="Times New Roman"/>
-          <w:bCs/>
-          <w:sz w:val="24"/>
-          <w:szCs w:val="24"/>
-        </w:rPr>
-      </w:pPr>
-      <w:r>
-        <w:rPr>
-          <w:rFonts w:ascii="Times New Roman" w:hAnsi="Times New Roman" w:cs="Times New Roman"/>
-          <w:bCs/>
-          <w:sz w:val="24"/>
-          <w:szCs w:val="24"/>
-        </w:rPr>
-        <w:t xml:space="preserve">{% </w:t>
-      </w:r>
-      <w:r>
-        <w:rPr>
-          <w:rFonts w:ascii="Times New Roman" w:hAnsi="Times New Roman" w:cs="Times New Roman"/>
-          <w:bCs/>
-          <w:sz w:val="24"/>
-          <w:szCs w:val="24"/>
-          <w:lang w:val="en-US"/>
-        </w:rPr>
-        <w:t>if</w:t>
-      </w:r>
-      <w:r>
-        <w:rPr>
-          <w:rFonts w:ascii="Times New Roman" w:hAnsi="Times New Roman" w:cs="Times New Roman"/>
-          <w:bCs/>
-          <w:sz w:val="24"/>
-          <w:szCs w:val="24"/>
-        </w:rPr>
-        <w:t xml:space="preserve"> </w:t>
-      </w:r>
-      <w:r>
-        <w:rPr>
-          <w:rFonts w:ascii="Times New Roman" w:hAnsi="Times New Roman" w:cs="Times New Roman"/>
-          <w:bCs/>
-          <w:sz w:val="24"/>
-          <w:szCs w:val="24"/>
-          <w:lang w:val="en-US"/>
-        </w:rPr>
-        <w:t xml:space="preserve">not </w:t>
-      </w:r>
-      <w:r>
-        <w:rPr>
-          <w:rFonts w:ascii="Times New Roman" w:hAnsi="Times New Roman" w:cs="Times New Roman"/>
-          <w:bCs/>
-          <w:sz w:val="24"/>
-          <w:szCs w:val="24"/>
-          <w:lang w:val="en-US"/>
-        </w:rPr>
-        <w:t>software</w:t>
-      </w:r>
-      <w:r>
-        <w:rPr>
-          <w:rFonts w:ascii="Times New Roman" w:hAnsi="Times New Roman" w:cs="Times New Roman"/>
-          <w:bCs/>
-          <w:sz w:val="24"/>
-          <w:szCs w:val="24"/>
-        </w:rPr>
-        <w:t xml:space="preserve"> %}</w:t>
-      </w:r>
-    </w:p>
-    <w:p>
-      <w:pPr>
-        <w:spacing w:before="240" w:after="0" w:line="240" w:lineRule="auto"/>
-        <w:jc w:val="both"/>
-        <w:rPr>
-          <w:rFonts w:ascii="Times New Roman" w:hAnsi="Times New Roman" w:cs="Times New Roman"/>
-          <w:bCs/>
-          <w:sz w:val="24"/>
-          <w:szCs w:val="24"/>
-        </w:rPr>
-      </w:pPr>
-      <w:r>
-        <w:rPr>
-          <w:rFonts w:ascii="Times New Roman" w:hAnsi="Times New Roman" w:cs="Times New Roman"/>
-          <w:bCs/>
-          <w:sz w:val="24"/>
-          <w:szCs w:val="24"/>
-        </w:rPr>
-        <w:t>Не используются</w:t>
-      </w:r>
-    </w:p>
-    <w:p>
-      <w:pPr>
-        <w:spacing w:before="240" w:after="0" w:line="240" w:lineRule="auto"/>
-        <w:jc w:val="both"/>
-        <w:rPr>
-          <w:rFonts w:ascii="Times New Roman" w:hAnsi="Times New Roman" w:cs="Times New Roman"/>
-          <w:bCs/>
-          <w:sz w:val="24"/>
-          <w:szCs w:val="24"/>
-        </w:rPr>
-      </w:pPr>
-      <w:r>
-        <w:rPr>
-          <w:rFonts w:ascii="Times New Roman" w:hAnsi="Times New Roman" w:cs="Times New Roman"/>
-          <w:bCs/>
-          <w:sz w:val="24"/>
-          <w:szCs w:val="24"/>
-        </w:rPr>
-        <w:t xml:space="preserve">{% </w:t>
-      </w:r>
-      <w:r>
-        <w:rPr>
-          <w:rFonts w:ascii="Times New Roman" w:hAnsi="Times New Roman" w:cs="Times New Roman"/>
-          <w:bCs/>
-          <w:sz w:val="24"/>
-          <w:szCs w:val="24"/>
-          <w:lang w:val="en-US"/>
-        </w:rPr>
-        <w:t>endif</w:t>
-      </w:r>
-      <w:r>
-        <w:rPr>
-          <w:rFonts w:ascii="Times New Roman" w:hAnsi="Times New Roman" w:cs="Times New Roman"/>
-          <w:bCs/>
-          <w:sz w:val="24"/>
-          <w:szCs w:val="24"/>
-        </w:rPr>
-        <w:t xml:space="preserve"> %}</w:t>
-      </w:r>
-    </w:p>
-    <w:p>
-      <w:pPr>
-        <w:spacing w:before="240" w:after="0" w:line="240" w:lineRule="auto"/>
-        <w:jc w:val="both"/>
-        <w:rPr>
-          <w:rFonts w:ascii="Times New Roman" w:hAnsi="Times New Roman" w:cs="Times New Roman"/>
-          <w:bCs/>
-          <w:sz w:val="24"/>
-          <w:szCs w:val="24"/>
-          <w:lang w:val="en-US"/>
-        </w:rPr>
-      </w:pPr>
-      <w:r>
-        <w:rPr>
-          <w:rFonts w:ascii="Times New Roman" w:hAnsi="Times New Roman" w:cs="Times New Roman"/>
-          <w:bCs/>
-          <w:sz w:val="24"/>
-          <w:szCs w:val="24"/>
-          <w:lang w:val="en-US"/>
-        </w:rPr>
-        <w:t>{%</w:t>
-      </w:r>
-      <w:r>
-        <w:rPr>
-          <w:rFonts w:ascii="Times New Roman" w:hAnsi="Times New Roman" w:cs="Times New Roman"/>
-          <w:bCs/>
-          <w:sz w:val="24"/>
-          <w:szCs w:val="24"/>
-          <w:lang w:val="en-US"/>
-        </w:rPr>
-        <w:t>-</w:t>
-      </w:r>
-      <w:r>
-        <w:rPr>
-          <w:rFonts w:ascii="Times New Roman" w:hAnsi="Times New Roman" w:cs="Times New Roman"/>
-          <w:bCs/>
-          <w:sz w:val="24"/>
-          <w:szCs w:val="24"/>
-          <w:lang w:val="en-US"/>
-        </w:rPr>
-        <w:t xml:space="preserve"> </w:t>
-      </w:r>
-      <w:r>
-        <w:rPr>
-          <w:rFonts w:ascii="Times New Roman" w:hAnsi="Times New Roman" w:cs="Times New Roman"/>
-          <w:bCs/>
-          <w:sz w:val="24"/>
-          <w:szCs w:val="24"/>
-          <w:lang w:val="en-US"/>
-        </w:rPr>
-        <w:t xml:space="preserve">for </w:t>
-      </w:r>
-      <w:proofErr w:type="spellStart"/>
-      <w:r>
-        <w:rPr>
-          <w:rFonts w:ascii="Times New Roman" w:hAnsi="Times New Roman" w:cs="Times New Roman"/>
-          <w:bCs/>
-          <w:sz w:val="24"/>
-          <w:szCs w:val="24"/>
-          <w:lang w:val="en-US"/>
-        </w:rPr>
-        <w:t>i</w:t>
-      </w:r>
-      <w:proofErr w:type="spellEnd"/>
-      <w:r>
-        <w:rPr>
-          <w:rFonts w:ascii="Times New Roman" w:hAnsi="Times New Roman" w:cs="Times New Roman"/>
-          <w:bCs/>
-          <w:sz w:val="24"/>
-          <w:szCs w:val="24"/>
-          <w:lang w:val="en-US"/>
-        </w:rPr>
-        <w:t xml:space="preserve"> in </w:t>
-      </w:r>
-      <w:r>
-        <w:rPr>
-          <w:rFonts w:ascii="Times New Roman" w:hAnsi="Times New Roman" w:cs="Times New Roman"/>
-          <w:bCs/>
-          <w:sz w:val="24"/>
-          <w:szCs w:val="24"/>
-          <w:lang w:val="en-US"/>
-        </w:rPr>
-        <w:t>software</w:t>
-      </w:r>
-      <w:r>
-        <w:rPr>
-          <w:rFonts w:ascii="Times New Roman" w:hAnsi="Times New Roman" w:cs="Times New Roman"/>
-          <w:bCs/>
-          <w:sz w:val="24"/>
-          <w:szCs w:val="24"/>
-          <w:lang w:val="en-US"/>
-        </w:rPr>
-        <w:t xml:space="preserve"> %}</w:t>
-      </w:r>
-    </w:p>
-    <w:p>
-      <w:pPr>
-        <w:spacing w:before="240" w:after="0" w:line="240" w:lineRule="auto"/>
-        <w:jc w:val="both"/>
-        <w:rPr>
-          <w:rFonts w:ascii="Times New Roman" w:hAnsi="Times New Roman" w:cs="Times New Roman"/>
-          <w:bCs/>
-          <w:sz w:val="24"/>
-          <w:szCs w:val="24"/>
-        </w:rPr>
-      </w:pPr>
-      <w:r>
-        <w:rPr>
-          <w:rFonts w:ascii="Times New Roman" w:hAnsi="Times New Roman" w:cs="Times New Roman"/>
-          <w:bCs/>
-          <w:sz w:val="24"/>
-          <w:szCs w:val="24"/>
-          <w:lang w:val="en-US"/>
-        </w:rPr>
-        <w:t>{{</w:t>
-      </w:r>
-      <w:proofErr w:type="spellStart"/>
-      <w:proofErr w:type="gramStart"/>
-      <w:r>
-        <w:rPr>
-          <w:rFonts w:ascii="Times New Roman" w:hAnsi="Times New Roman" w:cs="Times New Roman"/>
-          <w:bCs/>
-          <w:sz w:val="24"/>
-          <w:szCs w:val="24"/>
-          <w:lang w:val="en-US"/>
-        </w:rPr>
-        <w:t>i.number</w:t>
-      </w:r>
-      <w:proofErr w:type="spellEnd"/>
-      <w:proofErr w:type="gramEnd"/>
-      <w:r>
-        <w:rPr>
-          <w:rFonts w:ascii="Times New Roman" w:hAnsi="Times New Roman" w:cs="Times New Roman"/>
-          <w:bCs/>
-          <w:sz w:val="24"/>
-          <w:szCs w:val="24"/>
-          <w:lang w:val="en-US"/>
-        </w:rPr>
-        <w:t xml:space="preserve">}}. </w:t>
-      </w:r>
-      <w:r>
-        <w:rPr>
-          <w:rFonts w:ascii="Times New Roman" w:hAnsi="Times New Roman" w:cs="Times New Roman"/>
-          <w:bCs/>
-          <w:sz w:val="24"/>
-          <w:szCs w:val="24"/>
-        </w:rPr>
-        <w:t>{{</w:t>
-      </w:r>
-      <w:proofErr w:type="spellStart"/>
-      <w:proofErr w:type="gramStart"/>
-      <w:r>
-        <w:rPr>
-          <w:rFonts w:ascii="Times New Roman" w:hAnsi="Times New Roman" w:cs="Times New Roman"/>
-          <w:bCs/>
-          <w:sz w:val="24"/>
-          <w:szCs w:val="24"/>
-          <w:lang w:val="en-US"/>
-        </w:rPr>
-        <w:t>i</w:t>
-      </w:r>
-      <w:proofErr w:type="spellEnd"/>
-      <w:r>
-        <w:rPr>
-          <w:rFonts w:ascii="Times New Roman" w:hAnsi="Times New Roman" w:cs="Times New Roman"/>
-          <w:bCs/>
-          <w:sz w:val="24"/>
-          <w:szCs w:val="24"/>
-        </w:rPr>
-        <w:t>.</w:t>
-      </w:r>
-      <w:r>
-        <w:rPr>
-          <w:rFonts w:ascii="Times New Roman" w:hAnsi="Times New Roman" w:cs="Times New Roman"/>
-          <w:bCs/>
-          <w:sz w:val="24"/>
-          <w:szCs w:val="24"/>
-          <w:lang w:val="en-US"/>
-        </w:rPr>
-        <w:t>content</w:t>
-      </w:r>
-      <w:proofErr w:type="gramEnd"/>
-      <w:r>
-        <w:rPr>
-          <w:rFonts w:ascii="Times New Roman" w:hAnsi="Times New Roman" w:cs="Times New Roman"/>
-          <w:bCs/>
-          <w:sz w:val="24"/>
-          <w:szCs w:val="24"/>
-        </w:rPr>
-        <w:t>}}</w:t>
-      </w:r>
-    </w:p>
-    <w:p>
-      <w:pPr>
-        <w:spacing w:before="240" w:after="0" w:line="240" w:lineRule="auto"/>
-        <w:jc w:val="both"/>
-        <w:rPr>
-          <w:rFonts w:ascii="Times New Roman" w:hAnsi="Times New Roman" w:cs="Times New Roman"/>
-          <w:bCs/>
-          <w:sz w:val="24"/>
-          <w:szCs w:val="24"/>
-        </w:rPr>
-      </w:pPr>
-      <w:r>
-        <w:rPr>
-          <w:rFonts w:ascii="Times New Roman" w:hAnsi="Times New Roman" w:cs="Times New Roman"/>
-          <w:bCs/>
-          <w:sz w:val="24"/>
-          <w:szCs w:val="24"/>
-        </w:rPr>
-        <w:t>{%</w:t>
-      </w:r>
-      <w:r>
-        <w:rPr>
-          <w:rFonts w:ascii="Times New Roman" w:hAnsi="Times New Roman" w:cs="Times New Roman"/>
-          <w:bCs/>
-          <w:sz w:val="24"/>
-          <w:szCs w:val="24"/>
-        </w:rPr>
-        <w:t>-</w:t>
-      </w:r>
-      <w:r>
-        <w:rPr>
-          <w:rFonts w:ascii="Times New Roman" w:hAnsi="Times New Roman" w:cs="Times New Roman"/>
-          <w:bCs/>
-          <w:sz w:val="24"/>
-          <w:szCs w:val="24"/>
-        </w:rPr>
-        <w:t xml:space="preserve"> </w:t>
-      </w:r>
-      <w:proofErr w:type="spellStart"/>
-      <w:r>
-        <w:rPr>
-          <w:rFonts w:ascii="Times New Roman" w:hAnsi="Times New Roman" w:cs="Times New Roman"/>
-          <w:bCs/>
-          <w:sz w:val="24"/>
-          <w:szCs w:val="24"/>
-          <w:lang w:val="en-US"/>
-        </w:rPr>
-        <w:t>endfor</w:t>
-      </w:r>
-      <w:proofErr w:type="spellEnd"/>
-      <w:r>
-        <w:rPr>
-          <w:rFonts w:ascii="Times New Roman" w:hAnsi="Times New Roman" w:cs="Times New Roman"/>
-          <w:bCs/>
-          <w:sz w:val="24"/>
-          <w:szCs w:val="24"/>
-        </w:rPr>
-        <w:t xml:space="preserve"> %}</w:t>
-      </w:r>
-    </w:p>
-    <w:p>
-      <w:pPr>
-        <w:spacing w:before="240" w:after="0" w:line="240" w:lineRule="auto"/>
-        <w:rPr>
-          <w:rFonts w:ascii="Times New Roman" w:hAnsi="Times New Roman" w:cs="Times New Roman"/>
-          <w:bCs/>
-          <w:sz w:val="24"/>
-          <w:szCs w:val="24"/>
-        </w:rPr>
-      </w:pPr>
-      <w:r>
-        <w:rPr>
-          <w:rFonts w:ascii="Times New Roman" w:hAnsi="Times New Roman" w:cs="Times New Roman"/>
-          <w:b/>
-          <w:bCs/>
-          <w:sz w:val="24"/>
-          <w:szCs w:val="24"/>
-        </w:rPr>
-        <w:t>1</w:t>
-      </w:r>
-      <w:r>
-        <w:rPr>
-          <w:rFonts w:ascii="Times New Roman" w:hAnsi="Times New Roman" w:cs="Times New Roman"/>
-          <w:b/>
-          <w:bCs/>
-          <w:sz w:val="24"/>
-          <w:szCs w:val="24"/>
-        </w:rPr>
-        <w:t>1</w:t>
-      </w:r>
-      <w:r>
-        <w:rPr>
-          <w:rFonts w:ascii="Times New Roman" w:hAnsi="Times New Roman" w:cs="Times New Roman"/>
-          <w:b/>
-          <w:bCs/>
-          <w:sz w:val="24"/>
-          <w:szCs w:val="24"/>
-        </w:rPr>
-        <w:t xml:space="preserve"> </w:t>
-      </w:r>
-      <w:r>
-        <w:rPr>
-          <w:rFonts w:ascii="Times New Roman" w:hAnsi="Times New Roman" w:cs="Times New Roman"/>
-          <w:b/>
-          <w:bCs/>
-          <w:sz w:val="24"/>
-          <w:szCs w:val="24"/>
-        </w:rPr>
-        <w:t>Материально-техническое обеспечение дисциплины</w:t>
-      </w:r>
-    </w:p>
-    <w:p>
-      <w:pPr>
-        <w:spacing w:before="240" w:after="0" w:line="240" w:lineRule="auto"/>
-        <w:jc w:val="both"/>
-        <w:rPr>
-          <w:rFonts w:ascii="Times New Roman" w:hAnsi="Times New Roman" w:cs="Times New Roman"/>
-          <w:bCs/>
-          <w:sz w:val="24"/>
-          <w:szCs w:val="24"/>
-          <w:lang w:val="en-US"/>
-        </w:rPr>
-      </w:pPr>
-      <w:r>
-        <w:rPr>
-          <w:rFonts w:ascii="Times New Roman" w:hAnsi="Times New Roman" w:cs="Times New Roman"/>
-          <w:bCs/>
-          <w:sz w:val="24"/>
-          <w:szCs w:val="24"/>
-          <w:lang w:val="en-US"/>
-        </w:rPr>
-        <w:t xml:space="preserve">{% </w:t>
-      </w:r>
-      <w:r>
-        <w:rPr>
-          <w:rFonts w:ascii="Times New Roman" w:hAnsi="Times New Roman" w:cs="Times New Roman"/>
-          <w:bCs/>
-          <w:sz w:val="24"/>
-          <w:szCs w:val="24"/>
-          <w:lang w:val="en-US"/>
-        </w:rPr>
-        <w:t>if</w:t>
-      </w:r>
-      <w:r>
-        <w:rPr>
-          <w:rFonts w:ascii="Times New Roman" w:hAnsi="Times New Roman" w:cs="Times New Roman"/>
-          <w:bCs/>
-          <w:sz w:val="24"/>
-          <w:szCs w:val="24"/>
-          <w:lang w:val="en-US"/>
-        </w:rPr>
-        <w:t xml:space="preserve"> </w:t>
-      </w:r>
-      <w:r>
-        <w:rPr>
-          <w:rFonts w:ascii="Times New Roman" w:hAnsi="Times New Roman" w:cs="Times New Roman"/>
-          <w:bCs/>
-          <w:sz w:val="24"/>
-          <w:szCs w:val="24"/>
-          <w:lang w:val="en-US"/>
-        </w:rPr>
-        <w:t xml:space="preserve">not </w:t>
-      </w:r>
-      <w:r>
-        <w:rPr>
-          <w:rFonts w:ascii="Times New Roman" w:hAnsi="Times New Roman" w:cs="Times New Roman"/>
-          <w:bCs/>
-          <w:sz w:val="24"/>
-          <w:szCs w:val="24"/>
-          <w:lang w:val="en-US"/>
-        </w:rPr>
-        <w:t>logistics</w:t>
-      </w:r>
-      <w:r>
-        <w:rPr>
-          <w:rFonts w:ascii="Times New Roman" w:hAnsi="Times New Roman" w:cs="Times New Roman"/>
-          <w:bCs/>
-          <w:sz w:val="24"/>
-          <w:szCs w:val="24"/>
-          <w:lang w:val="en-US"/>
-        </w:rPr>
-        <w:t xml:space="preserve"> </w:t>
-      </w:r>
-      <w:r>
-        <w:rPr>
-          <w:rFonts w:ascii="Times New Roman" w:hAnsi="Times New Roman" w:cs="Times New Roman"/>
-          <w:bCs/>
-          <w:sz w:val="24"/>
-          <w:szCs w:val="24"/>
-          <w:lang w:val="en-US"/>
-        </w:rPr>
-        <w:t>%}</w:t>
-      </w:r>
-    </w:p>
-    <w:p>
-      <w:pPr>
-        <w:spacing w:before="240" w:after="0" w:line="240" w:lineRule="auto"/>
-        <w:jc w:val="both"/>
-        <w:rPr>
-          <w:rFonts w:ascii="Times New Roman" w:hAnsi="Times New Roman" w:cs="Times New Roman"/>
-          <w:bCs/>
-          <w:sz w:val="24"/>
-          <w:szCs w:val="24"/>
-          <w:lang w:val="en-US"/>
-        </w:rPr>
-      </w:pPr>
-      <w:r>
-        <w:rPr>
-          <w:rFonts w:ascii="Times New Roman" w:hAnsi="Times New Roman" w:cs="Times New Roman"/>
-          <w:bCs/>
-          <w:sz w:val="24"/>
-          <w:szCs w:val="24"/>
-        </w:rPr>
-        <w:t>Не</w:t>
-      </w:r>
-      <w:r>
-        <w:rPr>
-          <w:rFonts w:ascii="Times New Roman" w:hAnsi="Times New Roman" w:cs="Times New Roman"/>
-          <w:bCs/>
-          <w:sz w:val="24"/>
-          <w:szCs w:val="24"/>
-          <w:lang w:val="en-US"/>
-        </w:rPr>
-        <w:t xml:space="preserve"> </w:t>
-      </w:r>
-      <w:r>
-        <w:rPr>
-          <w:rFonts w:ascii="Times New Roman" w:hAnsi="Times New Roman" w:cs="Times New Roman"/>
-          <w:bCs/>
-          <w:sz w:val="24"/>
-          <w:szCs w:val="24"/>
-        </w:rPr>
-        <w:t>используются</w:t>
-      </w:r>
-    </w:p>
-    <w:p>
-      <w:pPr>
-        <w:spacing w:before="240" w:after="0" w:line="240" w:lineRule="auto"/>
-        <w:jc w:val="both"/>
-        <w:rPr>
-          <w:rFonts w:ascii="Times New Roman" w:hAnsi="Times New Roman" w:cs="Times New Roman"/>
-          <w:bCs/>
-          <w:sz w:val="24"/>
-          <w:szCs w:val="24"/>
-          <w:lang w:val="en-US"/>
-        </w:rPr>
-      </w:pPr>
-      <w:r>
-        <w:rPr>
-          <w:rFonts w:ascii="Times New Roman" w:hAnsi="Times New Roman" w:cs="Times New Roman"/>
-          <w:bCs/>
-          <w:sz w:val="24"/>
-          <w:szCs w:val="24"/>
-          <w:lang w:val="en-US"/>
-        </w:rPr>
-        <w:t xml:space="preserve">{% </w:t>
-      </w:r>
-      <w:r>
-        <w:rPr>
-          <w:rFonts w:ascii="Times New Roman" w:hAnsi="Times New Roman" w:cs="Times New Roman"/>
-          <w:bCs/>
-          <w:sz w:val="24"/>
-          <w:szCs w:val="24"/>
-          <w:lang w:val="en-US"/>
-        </w:rPr>
-        <w:t>endif</w:t>
-      </w:r>
-      <w:r>
-        <w:rPr>
-          <w:rFonts w:ascii="Times New Roman" w:hAnsi="Times New Roman" w:cs="Times New Roman"/>
-          <w:bCs/>
-          <w:sz w:val="24"/>
-          <w:szCs w:val="24"/>
-          <w:lang w:val="en-US"/>
-        </w:rPr>
-        <w:t xml:space="preserve"> %}</w:t>
-      </w:r>
-    </w:p>
-    <w:p>
-      <w:pPr>
-        <w:spacing w:before="240" w:after="0" w:line="240" w:lineRule="auto"/>
-        <w:rPr>
-          <w:rFonts w:ascii="Times New Roman" w:hAnsi="Times New Roman" w:cs="Times New Roman"/>
-          <w:bCs/>
-          <w:sz w:val="24"/>
-          <w:szCs w:val="24"/>
-          <w:lang w:val="en-US"/>
-        </w:rPr>
-      </w:pPr>
-      <w:r>
-        <w:rPr>
-          <w:rFonts w:ascii="Times New Roman" w:hAnsi="Times New Roman" w:cs="Times New Roman"/>
-          <w:bCs/>
-          <w:sz w:val="24"/>
-          <w:szCs w:val="24"/>
-          <w:lang w:val="en-US"/>
-        </w:rPr>
-        <w:lastRenderedPageBreak/>
+          <w:bCs/>
+          <w:sz w:val="24"/>
+          <w:szCs w:val="24"/>
+          <w:lang w:val="en-US"/>
+        </w:rPr>
         <w:t>{%</w:t>
       </w:r>
       <w:r>

--- a/templates/docxRPD/rpd_asp.docx
+++ b/templates/docxRPD/rpd_asp.docx
@@ -83,7 +83,6 @@
         </w:rPr>
         <w:t xml:space="preserve">Структурное подразделение </w:t>
       </w:r>
-      <w:proofErr w:type="gramStart"/>
       <w:r>
         <w:rPr>
           <w:rFonts w:ascii="Times New Roman" w:hAnsi="Times New Roman" w:cs="Times New Roman"/>
@@ -101,7 +100,6 @@
         </w:rPr>
         <w:t>kaf</w:t>
       </w:r>
-      <w:proofErr w:type="gramEnd"/>
       <w:r>
         <w:rPr>
           <w:rFonts w:ascii="Times New Roman" w:hAnsi="Times New Roman" w:cs="Times New Roman"/>
@@ -110,7 +108,6 @@
         </w:rPr>
         <w:t>_</w:t>
       </w:r>
-      <w:proofErr w:type="gramStart"/>
       <w:r>
         <w:rPr>
           <w:rFonts w:ascii="Times New Roman" w:hAnsi="Times New Roman" w:cs="Times New Roman"/>
@@ -126,16 +123,7 @@
           <w:sz w:val="24"/>
           <w:szCs w:val="24"/>
         </w:rPr>
-        <w:t xml:space="preserve"> }</w:t>
-      </w:r>
-      <w:proofErr w:type="gramEnd"/>
-      <w:r>
-        <w:rPr>
-          <w:rFonts w:ascii="Times New Roman" w:hAnsi="Times New Roman" w:cs="Times New Roman"/>
-          <w:sz w:val="24"/>
-          <w:szCs w:val="24"/>
-        </w:rPr>
-        <w:t xml:space="preserve">} </w:t>
+        <w:t xml:space="preserve"> }} </w:t>
       </w:r>
     </w:p>
     <w:p>
@@ -179,7 +167,6 @@
         </w:rPr>
         <w:t xml:space="preserve">на </w:t>
       </w:r>
-      <w:proofErr w:type="gramStart"/>
       <w:r>
         <w:rPr>
           <w:rFonts w:ascii="Times New Roman" w:hAnsi="Times New Roman" w:cs="Times New Roman"/>
@@ -197,7 +184,6 @@
         </w:rPr>
         <w:t>meeting</w:t>
       </w:r>
-      <w:proofErr w:type="gramEnd"/>
       <w:r>
         <w:rPr>
           <w:rFonts w:ascii="Times New Roman" w:hAnsi="Times New Roman" w:cs="Times New Roman"/>
@@ -231,16 +217,79 @@
           <w:sz w:val="24"/>
           <w:szCs w:val="24"/>
         </w:rPr>
+        <w:t xml:space="preserve"> №</w:t>
+      </w:r>
+      <w:r>
+        <w:rPr>
+          <w:rFonts w:ascii="Times New Roman" w:hAnsi="Times New Roman" w:cs="Times New Roman"/>
+          <w:sz w:val="24"/>
+          <w:szCs w:val="24"/>
+          <w:u w:val="single"/>
+        </w:rPr>
+        <w:t xml:space="preserve">{{ </w:t>
+      </w:r>
+      <w:r>
+        <w:rPr>
+          <w:rFonts w:ascii="Times New Roman" w:hAnsi="Times New Roman" w:cs="Times New Roman"/>
+          <w:sz w:val="24"/>
+          <w:szCs w:val="24"/>
+          <w:u w:val="single"/>
+          <w:lang w:val="en-US"/>
+        </w:rPr>
+        <w:t>protocol</w:t>
+      </w:r>
+      <w:r>
+        <w:rPr>
+          <w:rFonts w:ascii="Times New Roman" w:hAnsi="Times New Roman" w:cs="Times New Roman"/>
+          <w:sz w:val="24"/>
+          <w:szCs w:val="24"/>
+          <w:u w:val="single"/>
+        </w:rPr>
+        <w:t>_</w:t>
+      </w:r>
+      <w:proofErr w:type="spellStart"/>
+      <w:r>
+        <w:rPr>
+          <w:rFonts w:ascii="Times New Roman" w:hAnsi="Times New Roman" w:cs="Times New Roman"/>
+          <w:sz w:val="24"/>
+          <w:szCs w:val="24"/>
+          <w:u w:val="single"/>
+        </w:rPr>
+        <w:t>number</w:t>
+      </w:r>
+      <w:proofErr w:type="spellEnd"/>
+      <w:r>
+        <w:rPr>
+          <w:rFonts w:ascii="Times New Roman" w:hAnsi="Times New Roman" w:cs="Times New Roman"/>
+          <w:sz w:val="24"/>
+          <w:szCs w:val="24"/>
+          <w:u w:val="single"/>
+        </w:rPr>
+        <w:t xml:space="preserve"> }}</w:t>
+      </w:r>
+      <w:r>
+        <w:rPr>
+          <w:rFonts w:ascii="Times New Roman" w:hAnsi="Times New Roman" w:cs="Times New Roman"/>
+          <w:sz w:val="24"/>
+          <w:szCs w:val="24"/>
+        </w:rPr>
         <w:t xml:space="preserve"> </w:t>
       </w:r>
-      <w:proofErr w:type="gramStart"/>
-      <w:r>
-        <w:rPr>
-          <w:rFonts w:ascii="Times New Roman" w:hAnsi="Times New Roman" w:cs="Times New Roman"/>
-          <w:sz w:val="24"/>
-          <w:szCs w:val="24"/>
-        </w:rPr>
-        <w:t>№</w:t>
+      <w:r>
+        <w:rPr>
+          <w:rFonts w:ascii="Times New Roman" w:hAnsi="Times New Roman" w:cs="Times New Roman"/>
+          <w:sz w:val="24"/>
+          <w:szCs w:val="24"/>
+        </w:rPr>
+        <w:t>от</w:t>
+      </w:r>
+      <w:r>
+        <w:rPr>
+          <w:rFonts w:ascii="Times New Roman" w:hAnsi="Times New Roman" w:cs="Times New Roman"/>
+          <w:sz w:val="24"/>
+          <w:szCs w:val="24"/>
+        </w:rPr>
+        <w:t xml:space="preserve"> </w:t>
       </w:r>
       <w:r>
         <w:rPr>
@@ -261,7 +310,6 @@
         </w:rPr>
         <w:t>protocol</w:t>
       </w:r>
-      <w:proofErr w:type="gramEnd"/>
       <w:r>
         <w:rPr>
           <w:rFonts w:ascii="Times New Roman" w:hAnsi="Times New Roman" w:cs="Times New Roman"/>
@@ -271,18 +319,16 @@
         </w:rPr>
         <w:t>_</w:t>
       </w:r>
-      <w:proofErr w:type="spellStart"/>
-      <w:proofErr w:type="gramStart"/>
       <w:r>
         <w:rPr>
           <w:rFonts w:ascii="Times New Roman" w:hAnsi="Times New Roman" w:cs="Times New Roman"/>
           <w:sz w:val="24"/>
           <w:szCs w:val="24"/>
           <w:u w:val="single"/>
-        </w:rPr>
-        <w:t>number</w:t>
-      </w:r>
-      <w:proofErr w:type="spellEnd"/>
+          <w:lang w:val="en-US"/>
+        </w:rPr>
+        <w:t>date</w:t>
+      </w:r>
       <w:r>
         <w:rPr>
           <w:rFonts w:ascii="Times New Roman" w:hAnsi="Times New Roman" w:cs="Times New Roman"/>
@@ -290,101 +336,7 @@
           <w:szCs w:val="24"/>
           <w:u w:val="single"/>
         </w:rPr>
-        <w:t xml:space="preserve"> }</w:t>
-      </w:r>
-      <w:proofErr w:type="gramEnd"/>
-      <w:r>
-        <w:rPr>
-          <w:rFonts w:ascii="Times New Roman" w:hAnsi="Times New Roman" w:cs="Times New Roman"/>
-          <w:sz w:val="24"/>
-          <w:szCs w:val="24"/>
-          <w:u w:val="single"/>
-        </w:rPr>
-        <w:t>}</w:t>
-      </w:r>
-      <w:r>
-        <w:rPr>
-          <w:rFonts w:ascii="Times New Roman" w:hAnsi="Times New Roman" w:cs="Times New Roman"/>
-          <w:sz w:val="24"/>
-          <w:szCs w:val="24"/>
-        </w:rPr>
-        <w:t xml:space="preserve"> </w:t>
-      </w:r>
-      <w:r>
-        <w:rPr>
-          <w:rFonts w:ascii="Times New Roman" w:hAnsi="Times New Roman" w:cs="Times New Roman"/>
-          <w:sz w:val="24"/>
-          <w:szCs w:val="24"/>
-        </w:rPr>
-        <w:t>от</w:t>
-      </w:r>
-      <w:r>
-        <w:rPr>
-          <w:rFonts w:ascii="Times New Roman" w:hAnsi="Times New Roman" w:cs="Times New Roman"/>
-          <w:sz w:val="24"/>
-          <w:szCs w:val="24"/>
-        </w:rPr>
-        <w:t xml:space="preserve"> </w:t>
-      </w:r>
-      <w:proofErr w:type="gramStart"/>
-      <w:r>
-        <w:rPr>
-          <w:rFonts w:ascii="Times New Roman" w:hAnsi="Times New Roman" w:cs="Times New Roman"/>
-          <w:sz w:val="24"/>
-          <w:szCs w:val="24"/>
-          <w:u w:val="single"/>
-        </w:rPr>
-        <w:t xml:space="preserve">{{ </w:t>
-      </w:r>
-      <w:r>
-        <w:rPr>
-          <w:rFonts w:ascii="Times New Roman" w:hAnsi="Times New Roman" w:cs="Times New Roman"/>
-          <w:sz w:val="24"/>
-          <w:szCs w:val="24"/>
-          <w:u w:val="single"/>
-          <w:lang w:val="en-US"/>
-        </w:rPr>
-        <w:t>protocol</w:t>
-      </w:r>
-      <w:proofErr w:type="gramEnd"/>
-      <w:r>
-        <w:rPr>
-          <w:rFonts w:ascii="Times New Roman" w:hAnsi="Times New Roman" w:cs="Times New Roman"/>
-          <w:sz w:val="24"/>
-          <w:szCs w:val="24"/>
-          <w:u w:val="single"/>
-        </w:rPr>
-        <w:t>_</w:t>
-      </w:r>
-      <w:proofErr w:type="gramStart"/>
-      <w:r>
-        <w:rPr>
-          <w:rFonts w:ascii="Times New Roman" w:hAnsi="Times New Roman" w:cs="Times New Roman"/>
-          <w:sz w:val="24"/>
-          <w:szCs w:val="24"/>
-          <w:u w:val="single"/>
-          <w:lang w:val="en-US"/>
-        </w:rPr>
-        <w:t>date</w:t>
-      </w:r>
-      <w:r>
-        <w:rPr>
-          <w:rFonts w:ascii="Times New Roman" w:hAnsi="Times New Roman" w:cs="Times New Roman"/>
-          <w:sz w:val="24"/>
-          <w:szCs w:val="24"/>
-          <w:u w:val="single"/>
-        </w:rPr>
-        <w:t xml:space="preserve"> }</w:t>
-      </w:r>
-      <w:proofErr w:type="gramEnd"/>
-      <w:r>
-        <w:rPr>
-          <w:rFonts w:ascii="Times New Roman" w:hAnsi="Times New Roman" w:cs="Times New Roman"/>
-          <w:sz w:val="24"/>
-          <w:szCs w:val="24"/>
-          <w:u w:val="single"/>
-        </w:rPr>
-        <w:t>}</w:t>
+        <w:t xml:space="preserve"> }}</w:t>
       </w:r>
       <w:r>
         <w:rPr>
@@ -573,7 +525,6 @@
               </w:rPr>
               <w:t xml:space="preserve">Научная специальность: </w:t>
             </w:r>
-            <w:proofErr w:type="gramStart"/>
             <w:r>
               <w:rPr>
                 <w:rFonts w:ascii="Times New Roman" w:hAnsi="Times New Roman" w:cs="Times New Roman"/>
@@ -592,7 +543,6 @@
               <w:t>asp</w:t>
             </w:r>
             <w:proofErr w:type="spellEnd"/>
-            <w:proofErr w:type="gramEnd"/>
             <w:r>
               <w:rPr>
                 <w:rFonts w:ascii="Times New Roman" w:hAnsi="Times New Roman" w:cs="Times New Roman"/>
@@ -601,7 +551,6 @@
               </w:rPr>
               <w:t>_</w:t>
             </w:r>
-            <w:proofErr w:type="gramStart"/>
             <w:r>
               <w:rPr>
                 <w:rFonts w:ascii="Times New Roman" w:hAnsi="Times New Roman" w:cs="Times New Roman"/>
@@ -617,25 +566,7 @@
                 <w:sz w:val="24"/>
                 <w:szCs w:val="24"/>
               </w:rPr>
-              <w:t xml:space="preserve"> }</w:t>
-            </w:r>
-            <w:proofErr w:type="gramEnd"/>
-            <w:r>
-              <w:rPr>
-                <w:rFonts w:ascii="Times New Roman" w:hAnsi="Times New Roman" w:cs="Times New Roman"/>
-                <w:sz w:val="24"/>
-                <w:szCs w:val="24"/>
-              </w:rPr>
-              <w:t xml:space="preserve">} </w:t>
-            </w:r>
-            <w:proofErr w:type="gramStart"/>
-            <w:r>
-              <w:rPr>
-                <w:rFonts w:ascii="Times New Roman" w:hAnsi="Times New Roman" w:cs="Times New Roman"/>
-                <w:sz w:val="24"/>
-                <w:szCs w:val="24"/>
-              </w:rPr>
-              <w:t xml:space="preserve">{{ </w:t>
+              <w:t xml:space="preserve"> }} {{ </w:t>
             </w:r>
             <w:r>
               <w:rPr>
@@ -646,7 +577,6 @@
               </w:rPr>
               <w:t>asp</w:t>
             </w:r>
-            <w:proofErr w:type="gramEnd"/>
             <w:r>
               <w:rPr>
                 <w:rFonts w:ascii="Times New Roman" w:hAnsi="Times New Roman" w:cs="Times New Roman"/>
@@ -771,7 +701,6 @@
                 <w:lang w:val="en-US"/>
               </w:rPr>
             </w:pPr>
-            <w:proofErr w:type="gramStart"/>
             <w:r>
               <w:rPr>
                 <w:rFonts w:ascii="Times New Roman" w:hAnsi="Times New Roman" w:cs="Times New Roman"/>
@@ -789,19 +718,8 @@
                 <w:szCs w:val="24"/>
                 <w:lang w:val="en-US"/>
               </w:rPr>
-              <w:t>asp</w:t>
-            </w:r>
-            <w:proofErr w:type="gramEnd"/>
-            <w:r>
-              <w:rPr>
-                <w:rFonts w:ascii="Times New Roman" w:hAnsi="Times New Roman" w:cs="Times New Roman"/>
-                <w:sz w:val="24"/>
-                <w:szCs w:val="24"/>
-                <w:lang w:val="en-US"/>
-              </w:rPr>
-              <w:t>_</w:t>
-            </w:r>
-            <w:proofErr w:type="gramStart"/>
+              <w:t>asp_</w:t>
+            </w:r>
             <w:r>
               <w:rPr>
                 <w:rFonts w:ascii="Times New Roman" w:hAnsi="Times New Roman" w:cs="Times New Roman"/>
@@ -819,17 +737,7 @@
                 <w:szCs w:val="24"/>
                 <w:lang w:val="en-US"/>
               </w:rPr>
-              <w:t xml:space="preserve"> }</w:t>
-            </w:r>
-            <w:proofErr w:type="gramEnd"/>
-            <w:r>
-              <w:rPr>
-                <w:rFonts w:ascii="Times New Roman" w:hAnsi="Times New Roman" w:cs="Times New Roman"/>
-                <w:sz w:val="24"/>
-                <w:szCs w:val="24"/>
-                <w:lang w:val="en-US"/>
-              </w:rPr>
-              <w:t xml:space="preserve">} </w:t>
+              <w:t xml:space="preserve"> }} </w:t>
             </w:r>
           </w:p>
         </w:tc>
@@ -922,27 +830,7 @@
           <w:szCs w:val="24"/>
           <w:lang w:val="en-US"/>
         </w:rPr>
-        <w:t xml:space="preserve">{% if status == </w:t>
-      </w:r>
-      <w:proofErr w:type="gramStart"/>
-      <w:r>
-        <w:rPr>
-          <w:rFonts w:ascii="Times New Roman" w:hAnsi="Times New Roman" w:cs="Times New Roman"/>
-          <w:sz w:val="24"/>
-          <w:szCs w:val="24"/>
-          <w:lang w:val="en-US"/>
-        </w:rPr>
-        <w:t>3  %</w:t>
-      </w:r>
-      <w:proofErr w:type="gramEnd"/>
-      <w:r>
-        <w:rPr>
-          <w:rFonts w:ascii="Times New Roman" w:hAnsi="Times New Roman" w:cs="Times New Roman"/>
-          <w:sz w:val="24"/>
-          <w:szCs w:val="24"/>
-          <w:lang w:val="en-US"/>
-        </w:rPr>
-        <w:t>}</w:t>
+        <w:t>{% if status == 3  %}</w:t>
       </w:r>
     </w:p>
     <w:tbl>
@@ -995,14 +883,64 @@
                 <w:sz w:val="20"/>
                 <w:szCs w:val="24"/>
               </w:rPr>
-              <w:t xml:space="preserve">Составитель программы: </w:t>
-            </w:r>
-            <w:proofErr w:type="gramStart"/>
+              <w:t xml:space="preserve">Составитель программы: {{ </w:t>
+            </w:r>
             <w:r>
               <w:rPr>
                 <w:rFonts w:ascii="Times New Roman" w:hAnsi="Times New Roman" w:cs="Times New Roman"/>
                 <w:sz w:val="20"/>
                 <w:szCs w:val="24"/>
+                <w:lang w:val="en-US"/>
+              </w:rPr>
+              <w:t>person</w:t>
+            </w:r>
+            <w:r>
+              <w:rPr>
+                <w:rFonts w:ascii="Times New Roman" w:hAnsi="Times New Roman" w:cs="Times New Roman"/>
+                <w:sz w:val="20"/>
+                <w:szCs w:val="24"/>
+              </w:rPr>
+              <w:t>_</w:t>
+            </w:r>
+            <w:r>
+              <w:rPr>
+                <w:rFonts w:ascii="Times New Roman" w:hAnsi="Times New Roman" w:cs="Times New Roman"/>
+                <w:sz w:val="20"/>
+                <w:szCs w:val="24"/>
+                <w:lang w:val="en-US"/>
+              </w:rPr>
+              <w:t>name</w:t>
+            </w:r>
+            <w:r>
+              <w:rPr>
+                <w:rFonts w:ascii="Times New Roman" w:hAnsi="Times New Roman" w:cs="Times New Roman"/>
+                <w:sz w:val="20"/>
+                <w:szCs w:val="24"/>
+              </w:rPr>
+              <w:t xml:space="preserve"> }}</w:t>
+            </w:r>
+          </w:p>
+          <w:p>
+            <w:pPr>
+              <w:rPr>
+                <w:rFonts w:ascii="Times New Roman" w:hAnsi="Times New Roman" w:cs="Times New Roman"/>
+                <w:sz w:val="20"/>
+                <w:szCs w:val="24"/>
+              </w:rPr>
+            </w:pPr>
+            <w:r>
+              <w:rPr>
+                <w:rFonts w:ascii="Times New Roman" w:hAnsi="Times New Roman" w:cs="Times New Roman"/>
+                <w:sz w:val="20"/>
+                <w:szCs w:val="24"/>
+              </w:rPr>
+              <w:t xml:space="preserve">Дата подписания: </w:t>
+            </w:r>
+            <w:r>
+              <w:rPr>
+                <w:rFonts w:ascii="Times New Roman" w:hAnsi="Times New Roman" w:cs="Times New Roman"/>
+                <w:sz w:val="20"/>
+                <w:szCs w:val="24"/>
               </w:rPr>
               <w:t xml:space="preserve">{{ </w:t>
             </w:r>
@@ -1013,80 +951,8 @@
                 <w:szCs w:val="24"/>
                 <w:lang w:val="en-US"/>
               </w:rPr>
-              <w:t>person</w:t>
-            </w:r>
-            <w:proofErr w:type="gramEnd"/>
-            <w:r>
-              <w:rPr>
-                <w:rFonts w:ascii="Times New Roman" w:hAnsi="Times New Roman" w:cs="Times New Roman"/>
-                <w:sz w:val="20"/>
-                <w:szCs w:val="24"/>
-              </w:rPr>
-              <w:t>_</w:t>
-            </w:r>
-            <w:proofErr w:type="gramStart"/>
-            <w:r>
-              <w:rPr>
-                <w:rFonts w:ascii="Times New Roman" w:hAnsi="Times New Roman" w:cs="Times New Roman"/>
-                <w:sz w:val="20"/>
-                <w:szCs w:val="24"/>
-                <w:lang w:val="en-US"/>
-              </w:rPr>
-              <w:t>name</w:t>
-            </w:r>
-            <w:r>
-              <w:rPr>
-                <w:rFonts w:ascii="Times New Roman" w:hAnsi="Times New Roman" w:cs="Times New Roman"/>
-                <w:sz w:val="20"/>
-                <w:szCs w:val="24"/>
-              </w:rPr>
-              <w:t xml:space="preserve"> }</w:t>
-            </w:r>
-            <w:proofErr w:type="gramEnd"/>
-            <w:r>
-              <w:rPr>
-                <w:rFonts w:ascii="Times New Roman" w:hAnsi="Times New Roman" w:cs="Times New Roman"/>
-                <w:sz w:val="20"/>
-                <w:szCs w:val="24"/>
-              </w:rPr>
-              <w:t>}</w:t>
-            </w:r>
-          </w:p>
-          <w:p>
-            <w:pPr>
-              <w:rPr>
-                <w:rFonts w:ascii="Times New Roman" w:hAnsi="Times New Roman" w:cs="Times New Roman"/>
-                <w:sz w:val="20"/>
-                <w:szCs w:val="24"/>
-              </w:rPr>
-            </w:pPr>
-            <w:r>
-              <w:rPr>
-                <w:rFonts w:ascii="Times New Roman" w:hAnsi="Times New Roman" w:cs="Times New Roman"/>
-                <w:sz w:val="20"/>
-                <w:szCs w:val="24"/>
-              </w:rPr>
-              <w:t xml:space="preserve">Дата подписания: </w:t>
-            </w:r>
-            <w:proofErr w:type="gramStart"/>
-            <w:r>
-              <w:rPr>
-                <w:rFonts w:ascii="Times New Roman" w:hAnsi="Times New Roman" w:cs="Times New Roman"/>
-                <w:sz w:val="20"/>
-                <w:szCs w:val="24"/>
-              </w:rPr>
-              <w:t xml:space="preserve">{{ </w:t>
-            </w:r>
-            <w:r>
-              <w:rPr>
-                <w:rFonts w:ascii="Times New Roman" w:hAnsi="Times New Roman" w:cs="Times New Roman"/>
-                <w:sz w:val="20"/>
-                <w:szCs w:val="24"/>
-                <w:lang w:val="en-US"/>
-              </w:rPr>
               <w:t>review</w:t>
             </w:r>
-            <w:proofErr w:type="gramEnd"/>
             <w:r>
               <w:rPr>
                 <w:rFonts w:ascii="Times New Roman" w:hAnsi="Times New Roman" w:cs="Times New Roman"/>
@@ -1160,17 +1026,19 @@
                 <w:rFonts w:ascii="Times New Roman" w:hAnsi="Times New Roman" w:cs="Times New Roman"/>
                 <w:sz w:val="20"/>
                 <w:szCs w:val="24"/>
-              </w:rPr>
-            </w:pPr>
-            <w:proofErr w:type="gramStart"/>
+                <w:lang w:val="en-US"/>
+              </w:rPr>
+            </w:pPr>
             <w:r>
               <w:rPr>
                 <w:rFonts w:ascii="Times New Roman" w:hAnsi="Times New Roman" w:cs="Times New Roman"/>
                 <w:sz w:val="20"/>
                 <w:szCs w:val="24"/>
+                <w:lang w:val="en-US"/>
               </w:rPr>
               <w:t xml:space="preserve">{{ </w:t>
             </w:r>
+            <w:proofErr w:type="spellStart"/>
             <w:r>
               <w:rPr>
                 <w:rFonts w:ascii="Times New Roman" w:hAnsi="Times New Roman" w:cs="Times New Roman"/>
@@ -1180,16 +1048,15 @@
               </w:rPr>
               <w:t>user</w:t>
             </w:r>
-            <w:proofErr w:type="gramEnd"/>
             <w:r>
               <w:rPr>
                 <w:rFonts w:ascii="Times New Roman" w:hAnsi="Times New Roman" w:cs="Times New Roman"/>
                 <w:sz w:val="20"/>
                 <w:szCs w:val="24"/>
+                <w:lang w:val="en-US"/>
               </w:rPr>
               <w:t>_</w:t>
             </w:r>
-            <w:proofErr w:type="gramStart"/>
             <w:r>
               <w:rPr>
                 <w:rFonts w:ascii="Times New Roman" w:hAnsi="Times New Roman" w:cs="Times New Roman"/>
@@ -1199,31 +1066,34 @@
               </w:rPr>
               <w:t>type</w:t>
             </w:r>
+            <w:proofErr w:type="spellEnd"/>
             <w:r>
               <w:rPr>
                 <w:rFonts w:ascii="Times New Roman" w:hAnsi="Times New Roman" w:cs="Times New Roman"/>
                 <w:sz w:val="20"/>
                 <w:szCs w:val="24"/>
-              </w:rPr>
-              <w:t xml:space="preserve"> }</w:t>
-            </w:r>
-            <w:proofErr w:type="gramEnd"/>
+                <w:lang w:val="en-US"/>
+              </w:rPr>
+              <w:t xml:space="preserve"> }}: </w:t>
+            </w:r>
             <w:r>
               <w:rPr>
                 <w:rFonts w:ascii="Times New Roman" w:hAnsi="Times New Roman" w:cs="Times New Roman"/>
                 <w:sz w:val="20"/>
                 <w:szCs w:val="24"/>
-              </w:rPr>
-              <w:t xml:space="preserve">}: </w:t>
-            </w:r>
-            <w:proofErr w:type="gramStart"/>
+                <w:lang w:val="en-US"/>
+              </w:rPr>
+              <w:t xml:space="preserve">{{ </w:t>
+            </w:r>
+            <w:proofErr w:type="spellStart"/>
             <w:r>
               <w:rPr>
                 <w:rFonts w:ascii="Times New Roman" w:hAnsi="Times New Roman" w:cs="Times New Roman"/>
                 <w:sz w:val="20"/>
                 <w:szCs w:val="24"/>
-              </w:rPr>
-              <w:t xml:space="preserve">{{ </w:t>
+                <w:lang w:val="en-US"/>
+              </w:rPr>
+              <w:t>user</w:t>
             </w:r>
             <w:r>
               <w:rPr>
@@ -1232,18 +1102,18 @@
                 <w:szCs w:val="24"/>
                 <w:lang w:val="en-US"/>
               </w:rPr>
-              <w:t>user</w:t>
-            </w:r>
-            <w:proofErr w:type="gramEnd"/>
+              <w:t>_</w:t>
+            </w:r>
             <w:r>
               <w:rPr>
                 <w:rFonts w:ascii="Times New Roman" w:hAnsi="Times New Roman" w:cs="Times New Roman"/>
                 <w:sz w:val="20"/>
                 <w:szCs w:val="24"/>
-              </w:rPr>
-              <w:t>_</w:t>
-            </w:r>
-            <w:proofErr w:type="gramStart"/>
+                <w:lang w:val="en-US"/>
+              </w:rPr>
+              <w:t>accepted</w:t>
+            </w:r>
+            <w:proofErr w:type="spellEnd"/>
             <w:r>
               <w:rPr>
                 <w:rFonts w:ascii="Times New Roman" w:hAnsi="Times New Roman" w:cs="Times New Roman"/>
@@ -1251,42 +1121,42 @@
                 <w:szCs w:val="24"/>
                 <w:lang w:val="en-US"/>
               </w:rPr>
-              <w:t>accepted</w:t>
-            </w:r>
-            <w:r>
+              <w:t xml:space="preserve"> }}</w:t>
+            </w:r>
+          </w:p>
+          <w:p>
+            <w:pPr>
               <w:rPr>
                 <w:rFonts w:ascii="Times New Roman" w:hAnsi="Times New Roman" w:cs="Times New Roman"/>
                 <w:sz w:val="20"/>
                 <w:szCs w:val="24"/>
-              </w:rPr>
-              <w:t xml:space="preserve"> }</w:t>
-            </w:r>
-            <w:proofErr w:type="gramEnd"/>
+                <w:lang w:val="en-US"/>
+              </w:rPr>
+            </w:pPr>
             <w:r>
               <w:rPr>
                 <w:rFonts w:ascii="Times New Roman" w:hAnsi="Times New Roman" w:cs="Times New Roman"/>
                 <w:sz w:val="20"/>
                 <w:szCs w:val="24"/>
               </w:rPr>
-              <w:t>}</w:t>
-            </w:r>
-          </w:p>
-          <w:p>
-            <w:pPr>
+              <w:t>Дата</w:t>
+            </w:r>
+            <w:r>
               <w:rPr>
                 <w:rFonts w:ascii="Times New Roman" w:hAnsi="Times New Roman" w:cs="Times New Roman"/>
                 <w:sz w:val="20"/>
                 <w:szCs w:val="24"/>
                 <w:lang w:val="en-US"/>
               </w:rPr>
-            </w:pPr>
+              <w:t xml:space="preserve"> </w:t>
+            </w:r>
             <w:r>
               <w:rPr>
                 <w:rFonts w:ascii="Times New Roman" w:hAnsi="Times New Roman" w:cs="Times New Roman"/>
                 <w:sz w:val="20"/>
                 <w:szCs w:val="24"/>
               </w:rPr>
-              <w:t>Дата</w:t>
+              <w:t>подписания</w:t>
             </w:r>
             <w:r>
               <w:rPr>
@@ -1295,16 +1165,18 @@
                 <w:szCs w:val="24"/>
                 <w:lang w:val="en-US"/>
               </w:rPr>
-              <w:t xml:space="preserve"> </w:t>
+              <w:t>:</w:t>
             </w:r>
             <w:r>
               <w:rPr>
                 <w:rFonts w:ascii="Times New Roman" w:hAnsi="Times New Roman" w:cs="Times New Roman"/>
                 <w:sz w:val="20"/>
                 <w:szCs w:val="24"/>
-              </w:rPr>
-              <w:t>подписания</w:t>
-            </w:r>
+                <w:lang w:val="en-US"/>
+              </w:rPr>
+              <w:t xml:space="preserve"> {{ </w:t>
+            </w:r>
+            <w:proofErr w:type="spellStart"/>
             <w:r>
               <w:rPr>
                 <w:rFonts w:ascii="Times New Roman" w:hAnsi="Times New Roman" w:cs="Times New Roman"/>
@@ -1312,46 +1184,7 @@
                 <w:szCs w:val="24"/>
                 <w:lang w:val="en-US"/>
               </w:rPr>
-              <w:t>:</w:t>
-            </w:r>
-            <w:r>
-              <w:rPr>
-                <w:rFonts w:ascii="Times New Roman" w:hAnsi="Times New Roman" w:cs="Times New Roman"/>
-                <w:sz w:val="20"/>
-                <w:szCs w:val="24"/>
-                <w:lang w:val="en-US"/>
-              </w:rPr>
-              <w:t xml:space="preserve"> </w:t>
-            </w:r>
-            <w:proofErr w:type="gramStart"/>
-            <w:r>
-              <w:rPr>
-                <w:rFonts w:ascii="Times New Roman" w:hAnsi="Times New Roman" w:cs="Times New Roman"/>
-                <w:sz w:val="20"/>
-                <w:szCs w:val="24"/>
-                <w:lang w:val="en-US"/>
-              </w:rPr>
-              <w:t xml:space="preserve">{{ </w:t>
-            </w:r>
-            <w:proofErr w:type="spellStart"/>
-            <w:r>
-              <w:rPr>
-                <w:rFonts w:ascii="Times New Roman" w:hAnsi="Times New Roman" w:cs="Times New Roman"/>
-                <w:sz w:val="20"/>
-                <w:szCs w:val="24"/>
-                <w:lang w:val="en-US"/>
-              </w:rPr>
-              <w:t>accept</w:t>
-            </w:r>
-            <w:proofErr w:type="gramEnd"/>
-            <w:r>
-              <w:rPr>
-                <w:rFonts w:ascii="Times New Roman" w:hAnsi="Times New Roman" w:cs="Times New Roman"/>
-                <w:sz w:val="20"/>
-                <w:szCs w:val="24"/>
-                <w:lang w:val="en-US"/>
-              </w:rPr>
-              <w:t>_date</w:t>
+              <w:t>accept_date</w:t>
             </w:r>
             <w:proofErr w:type="spellEnd"/>
             <w:r>
@@ -1523,7 +1356,7 @@
           <w:sz w:val="24"/>
           <w:szCs w:val="24"/>
         </w:rPr>
-        <w:t xml:space="preserve">» обеспечивает формирование следующих компетенций </w:t>
+        <w:t xml:space="preserve">» обеспечивает формирование следующих </w:t>
       </w:r>
       <w:r>
         <w:rPr>
@@ -1704,7 +1537,6 @@
               <w:t>{{</w:t>
             </w:r>
             <w:proofErr w:type="spellStart"/>
-            <w:proofErr w:type="gramStart"/>
             <w:r>
               <w:rPr>
                 <w:rFonts w:ascii="Times New Roman" w:hAnsi="Times New Roman" w:cs="Times New Roman"/>
@@ -1724,7 +1556,6 @@
               <w:t>index</w:t>
             </w:r>
             <w:proofErr w:type="spellEnd"/>
-            <w:proofErr w:type="gramEnd"/>
             <w:r>
               <w:rPr>
                 <w:rFonts w:ascii="Times New Roman" w:hAnsi="Times New Roman" w:cs="Times New Roman"/>
@@ -1735,7 +1566,6 @@
               <w:t>}} {{</w:t>
             </w:r>
             <w:proofErr w:type="spellStart"/>
-            <w:proofErr w:type="gramStart"/>
             <w:r>
               <w:rPr>
                 <w:rFonts w:ascii="Times New Roman" w:hAnsi="Times New Roman" w:cs="Times New Roman"/>
@@ -1755,7 +1585,6 @@
               <w:t>content</w:t>
             </w:r>
             <w:proofErr w:type="spellEnd"/>
-            <w:proofErr w:type="gramEnd"/>
             <w:r>
               <w:rPr>
                 <w:rFonts w:ascii="Times New Roman" w:hAnsi="Times New Roman" w:cs="Times New Roman"/>
@@ -1787,7 +1616,6 @@
                 <w:lang w:val="en-US"/>
               </w:rPr>
             </w:pPr>
-            <w:proofErr w:type="gramStart"/>
             <w:r>
               <w:rPr>
                 <w:rFonts w:ascii="Times New Roman" w:hAnsi="Times New Roman" w:cs="Times New Roman"/>
@@ -1805,17 +1633,7 @@
                 <w:szCs w:val="24"/>
                 <w:lang w:val="en-US"/>
               </w:rPr>
-              <w:t>item</w:t>
-            </w:r>
-            <w:proofErr w:type="gramEnd"/>
-            <w:r>
-              <w:rPr>
-                <w:rFonts w:ascii="Times New Roman" w:hAnsi="Times New Roman" w:cs="Times New Roman"/>
-                <w:sz w:val="24"/>
-                <w:szCs w:val="24"/>
-                <w:lang w:val="en-US"/>
-              </w:rPr>
-              <w:t>.</w:t>
+              <w:t>item.</w:t>
             </w:r>
             <w:r>
               <w:rPr>
@@ -2101,7 +1919,6 @@
               <w:t>{{</w:t>
             </w:r>
             <w:proofErr w:type="spellStart"/>
-            <w:proofErr w:type="gramStart"/>
             <w:r>
               <w:rPr>
                 <w:rFonts w:ascii="Times New Roman" w:hAnsi="Times New Roman" w:cs="Times New Roman"/>
@@ -2114,7 +1931,6 @@
               <w:t>item.index</w:t>
             </w:r>
             <w:proofErr w:type="spellEnd"/>
-            <w:proofErr w:type="gramEnd"/>
             <w:r>
               <w:rPr>
                 <w:rFonts w:ascii="Times New Roman" w:hAnsi="Times New Roman" w:cs="Times New Roman"/>
@@ -2171,7 +1987,6 @@
               <w:t>{{</w:t>
             </w:r>
             <w:proofErr w:type="spellStart"/>
-            <w:proofErr w:type="gramStart"/>
             <w:r>
               <w:rPr>
                 <w:rFonts w:ascii="Times New Roman" w:hAnsi="Times New Roman" w:cs="Times New Roman"/>
@@ -2184,7 +1999,6 @@
               <w:t>item.content</w:t>
             </w:r>
             <w:proofErr w:type="spellEnd"/>
-            <w:proofErr w:type="gramEnd"/>
             <w:r>
               <w:rPr>
                 <w:rFonts w:ascii="Times New Roman" w:hAnsi="Times New Roman" w:cs="Times New Roman"/>
@@ -2243,7 +2057,6 @@
               <w:t xml:space="preserve"> {{</w:t>
             </w:r>
             <w:proofErr w:type="spellStart"/>
-            <w:proofErr w:type="gramStart"/>
             <w:r>
               <w:rPr>
                 <w:rFonts w:ascii="Times New Roman" w:hAnsi="Times New Roman" w:cs="Times New Roman"/>
@@ -2256,7 +2069,6 @@
               <w:t>item.know</w:t>
             </w:r>
             <w:proofErr w:type="spellEnd"/>
-            <w:proofErr w:type="gramEnd"/>
             <w:r>
               <w:rPr>
                 <w:rFonts w:ascii="Times New Roman" w:hAnsi="Times New Roman" w:cs="Times New Roman"/>
@@ -2315,7 +2127,6 @@
               <w:t>{{</w:t>
             </w:r>
             <w:proofErr w:type="spellStart"/>
-            <w:proofErr w:type="gramStart"/>
             <w:r>
               <w:rPr>
                 <w:rFonts w:ascii="Times New Roman" w:hAnsi="Times New Roman" w:cs="Times New Roman"/>
@@ -2328,7 +2139,6 @@
               <w:t>item.able</w:t>
             </w:r>
             <w:proofErr w:type="spellEnd"/>
-            <w:proofErr w:type="gramEnd"/>
             <w:r>
               <w:rPr>
                 <w:rFonts w:ascii="Times New Roman" w:hAnsi="Times New Roman" w:cs="Times New Roman"/>
@@ -2542,7 +2352,6 @@
         </w:rPr>
         <w:t xml:space="preserve"> </w:t>
       </w:r>
-      <w:proofErr w:type="gramStart"/>
       <w:r>
         <w:rPr>
           <w:rFonts w:ascii="Times New Roman" w:hAnsi="Times New Roman" w:cs="Times New Roman"/>
@@ -2568,7 +2377,6 @@
         </w:rPr>
         <w:t>sum</w:t>
       </w:r>
-      <w:proofErr w:type="gramEnd"/>
       <w:r>
         <w:rPr>
           <w:rFonts w:ascii="Times New Roman" w:hAnsi="Times New Roman" w:cs="Times New Roman"/>
@@ -2724,7 +2532,6 @@
               </w:rPr>
               <w:t xml:space="preserve"> </w:t>
             </w:r>
-            <w:proofErr w:type="gramStart"/>
             <w:r>
               <w:rPr>
                 <w:rFonts w:ascii="Times New Roman" w:hAnsi="Times New Roman" w:cs="Times New Roman"/>
@@ -2741,18 +2548,7 @@
                 <w:sz w:val="24"/>
                 <w:szCs w:val="24"/>
               </w:rPr>
-              <w:t>Трудоемкость</w:t>
-            </w:r>
-            <w:proofErr w:type="gramEnd"/>
-            <w:r>
-              <w:rPr>
-                <w:rFonts w:ascii="Times New Roman" w:hAnsi="Times New Roman" w:cs="Times New Roman"/>
-                <w:b/>
-                <w:bCs/>
-                <w:sz w:val="24"/>
-                <w:szCs w:val="24"/>
-              </w:rPr>
-              <w:t xml:space="preserve"> в академических часах</w:t>
+              <w:t>Трудоемкость в академических часах</w:t>
             </w:r>
           </w:p>
           <w:p>
@@ -3709,7 +3505,6 @@
                 <w:lang w:val="en-US"/>
               </w:rPr>
             </w:pPr>
-            <w:proofErr w:type="gramStart"/>
             <w:r>
               <w:rPr>
                 <w:rFonts w:ascii="Times New Roman" w:hAnsi="Times New Roman" w:cs="Times New Roman"/>
@@ -3748,17 +3543,7 @@
                 <w:szCs w:val="24"/>
                 <w:lang w:val="en-US"/>
               </w:rPr>
-              <w:t>aud</w:t>
-            </w:r>
-            <w:proofErr w:type="gramEnd"/>
-            <w:r>
-              <w:rPr>
-                <w:rFonts w:ascii="Times New Roman" w:hAnsi="Times New Roman" w:cs="Times New Roman"/>
-                <w:sz w:val="24"/>
-                <w:szCs w:val="24"/>
-                <w:lang w:val="en-US"/>
-              </w:rPr>
-              <w:t>_</w:t>
+              <w:t>aud_</w:t>
             </w:r>
             <w:r>
               <w:rPr>
@@ -4015,7 +3800,6 @@
                 <w:szCs w:val="24"/>
               </w:rPr>
             </w:pPr>
-            <w:proofErr w:type="gramStart"/>
             <w:r>
               <w:rPr>
                 <w:rFonts w:ascii="Times New Roman" w:hAnsi="Times New Roman" w:cs="Times New Roman"/>
@@ -4033,7 +3817,6 @@
               </w:rPr>
               <w:t>sha</w:t>
             </w:r>
-            <w:proofErr w:type="gramEnd"/>
             <w:r>
               <w:rPr>
                 <w:rFonts w:ascii="Times New Roman" w:hAnsi="Times New Roman" w:cs="Times New Roman"/>
@@ -4239,7 +4022,6 @@
               </w:rPr>
               <w:t>{{</w:t>
             </w:r>
-            <w:proofErr w:type="gramStart"/>
             <w:r>
               <w:rPr>
                 <w:rFonts w:ascii="Times New Roman" w:hAnsi="Times New Roman" w:cs="Times New Roman"/>
@@ -4268,7 +4050,6 @@
               <w:t>lekc</w:t>
             </w:r>
             <w:proofErr w:type="spellEnd"/>
-            <w:proofErr w:type="gramEnd"/>
             <w:r>
               <w:rPr>
                 <w:rFonts w:ascii="Times New Roman" w:hAnsi="Times New Roman" w:cs="Times New Roman"/>
@@ -4432,7 +4213,6 @@
                 <w:szCs w:val="24"/>
               </w:rPr>
             </w:pPr>
-            <w:proofErr w:type="gramStart"/>
             <w:r>
               <w:rPr>
                 <w:rFonts w:ascii="Times New Roman" w:hAnsi="Times New Roman" w:cs="Times New Roman"/>
@@ -4467,7 +4247,6 @@
               </w:rPr>
               <w:t>lab</w:t>
             </w:r>
-            <w:proofErr w:type="gramEnd"/>
             <w:r>
               <w:rPr>
                 <w:rFonts w:ascii="Times New Roman" w:hAnsi="Times New Roman" w:cs="Times New Roman"/>
@@ -4812,7 +4591,6 @@
                 <w:lang w:val="en-US"/>
               </w:rPr>
             </w:pPr>
-            <w:proofErr w:type="gramStart"/>
             <w:r>
               <w:rPr>
                 <w:rFonts w:ascii="Times New Roman" w:hAnsi="Times New Roman" w:cs="Times New Roman"/>
@@ -4839,17 +4617,7 @@
                 <w:szCs w:val="24"/>
                 <w:lang w:val="en-US"/>
               </w:rPr>
-              <w:t>.pr</w:t>
-            </w:r>
-            <w:proofErr w:type="gramEnd"/>
-            <w:r>
-              <w:rPr>
-                <w:rFonts w:ascii="Times New Roman" w:hAnsi="Times New Roman" w:cs="Times New Roman"/>
-                <w:sz w:val="24"/>
-                <w:szCs w:val="24"/>
-                <w:lang w:val="en-US"/>
-              </w:rPr>
-              <w:t>_hours_all</w:t>
+              <w:t>.pr_hours_all</w:t>
             </w:r>
             <w:proofErr w:type="spellEnd"/>
             <w:r>
@@ -5091,25 +4859,14 @@
                 <w:lang w:val="en-US"/>
               </w:rPr>
             </w:pPr>
-            <w:proofErr w:type="gramStart"/>
-            <w:r>
-              <w:rPr>
-                <w:rFonts w:ascii="Times New Roman" w:hAnsi="Times New Roman" w:cs="Times New Roman"/>
-                <w:sz w:val="24"/>
-                <w:szCs w:val="24"/>
-                <w:lang w:val="en-US"/>
-              </w:rPr>
-              <w:t>{{ sha</w:t>
-            </w:r>
-            <w:proofErr w:type="gramEnd"/>
-            <w:r>
-              <w:rPr>
-                <w:rFonts w:ascii="Times New Roman" w:hAnsi="Times New Roman" w:cs="Times New Roman"/>
-                <w:sz w:val="24"/>
-                <w:szCs w:val="24"/>
-                <w:lang w:val="en-US"/>
-              </w:rPr>
-              <w:t>.</w:t>
+            <w:r>
+              <w:rPr>
+                <w:rFonts w:ascii="Times New Roman" w:hAnsi="Times New Roman" w:cs="Times New Roman"/>
+                <w:sz w:val="24"/>
+                <w:szCs w:val="24"/>
+                <w:lang w:val="en-US"/>
+              </w:rPr>
+              <w:t>{{ sha.</w:t>
             </w:r>
             <w:r>
               <w:t xml:space="preserve"> </w:t>
@@ -5224,17 +4981,7 @@
                 <w:szCs w:val="24"/>
                 <w:lang w:val="en-US"/>
               </w:rPr>
-              <w:t>{{</w:t>
-            </w:r>
-            <w:proofErr w:type="gramStart"/>
-            <w:r>
-              <w:rPr>
-                <w:rFonts w:ascii="Times New Roman" w:hAnsi="Times New Roman" w:cs="Times New Roman"/>
-                <w:sz w:val="24"/>
-                <w:szCs w:val="24"/>
-                <w:lang w:val="en-US"/>
-              </w:rPr>
-              <w:t>item.</w:t>
+              <w:t>{{item.</w:t>
             </w:r>
             <w:r>
               <w:t>c</w:t>
@@ -5249,7 +4996,6 @@
               </w:rPr>
               <w:t>ontact</w:t>
             </w:r>
-            <w:proofErr w:type="gramEnd"/>
             <w:r>
               <w:rPr>
                 <w:rFonts w:ascii="Times New Roman" w:hAnsi="Times New Roman" w:cs="Times New Roman"/>
@@ -5558,7 +5304,6 @@
               </w:rPr>
               <w:t>{{</w:t>
             </w:r>
-            <w:proofErr w:type="gramStart"/>
             <w:r>
               <w:rPr>
                 <w:rFonts w:ascii="Times New Roman" w:hAnsi="Times New Roman" w:cs="Times New Roman"/>
@@ -5587,7 +5332,6 @@
               <w:t>eios</w:t>
             </w:r>
             <w:proofErr w:type="spellEnd"/>
-            <w:proofErr w:type="gramEnd"/>
             <w:r>
               <w:rPr>
                 <w:rFonts w:ascii="Times New Roman" w:hAnsi="Times New Roman" w:cs="Times New Roman"/>
@@ -5720,7 +5464,6 @@
                 <w:lang w:val="en-US"/>
               </w:rPr>
             </w:pPr>
-            <w:proofErr w:type="gramStart"/>
             <w:r>
               <w:rPr>
                 <w:rFonts w:ascii="Times New Roman" w:hAnsi="Times New Roman" w:cs="Times New Roman"/>
@@ -5747,17 +5490,7 @@
                 <w:szCs w:val="24"/>
                 <w:lang w:val="en-US"/>
               </w:rPr>
-              <w:t>.srs</w:t>
-            </w:r>
-            <w:proofErr w:type="gramEnd"/>
-            <w:r>
-              <w:rPr>
-                <w:rFonts w:ascii="Times New Roman" w:hAnsi="Times New Roman" w:cs="Times New Roman"/>
-                <w:sz w:val="24"/>
-                <w:szCs w:val="24"/>
-                <w:lang w:val="en-US"/>
-              </w:rPr>
-              <w:t>_hours_all</w:t>
+              <w:t>.srs_hours_all</w:t>
             </w:r>
             <w:proofErr w:type="spellEnd"/>
             <w:r>
@@ -5999,7 +5732,6 @@
                 <w:lang w:val="en-US"/>
               </w:rPr>
             </w:pPr>
-            <w:proofErr w:type="gramStart"/>
             <w:r>
               <w:rPr>
                 <w:rFonts w:ascii="Times New Roman" w:hAnsi="Times New Roman" w:cs="Times New Roman"/>
@@ -6017,17 +5749,7 @@
                 <w:szCs w:val="24"/>
                 <w:lang w:val="en-US"/>
               </w:rPr>
-              <w:t>sha.ekz</w:t>
-            </w:r>
-            <w:proofErr w:type="gramEnd"/>
-            <w:r>
-              <w:rPr>
-                <w:rFonts w:ascii="Times New Roman" w:hAnsi="Times New Roman" w:cs="Times New Roman"/>
-                <w:sz w:val="24"/>
-                <w:szCs w:val="24"/>
-                <w:lang w:val="en-US"/>
-              </w:rPr>
-              <w:t>_hours_all</w:t>
+              <w:t>sha.ekz_hours_all</w:t>
             </w:r>
             <w:proofErr w:type="spellEnd"/>
             <w:r>
@@ -6260,7 +5982,6 @@
                 <w:lang w:val="en-US"/>
               </w:rPr>
             </w:pPr>
-            <w:proofErr w:type="gramStart"/>
             <w:r>
               <w:rPr>
                 <w:rFonts w:ascii="Times New Roman" w:hAnsi="Times New Roman" w:cs="Times New Roman"/>
@@ -6287,17 +6008,7 @@
                 <w:szCs w:val="24"/>
                 <w:lang w:val="en-US"/>
               </w:rPr>
-              <w:t>.tic</w:t>
-            </w:r>
-            <w:proofErr w:type="gramEnd"/>
-            <w:r>
-              <w:rPr>
-                <w:rFonts w:ascii="Times New Roman" w:hAnsi="Times New Roman" w:cs="Times New Roman"/>
-                <w:sz w:val="24"/>
-                <w:szCs w:val="24"/>
-                <w:lang w:val="en-US"/>
-              </w:rPr>
-              <w:t>_all</w:t>
+              <w:t>.tic_all</w:t>
             </w:r>
             <w:proofErr w:type="spellEnd"/>
             <w:r>
@@ -6700,7 +6411,6 @@
         <w:t xml:space="preserve"> </w:t>
       </w:r>
       <w:proofErr w:type="spellStart"/>
-      <w:proofErr w:type="gramStart"/>
       <w:r>
         <w:rPr>
           <w:rFonts w:ascii="Times New Roman" w:hAnsi="Times New Roman" w:cs="Times New Roman"/>
@@ -6735,7 +6445,6 @@
         <w:t>items</w:t>
       </w:r>
       <w:proofErr w:type="spellEnd"/>
-      <w:proofErr w:type="gramEnd"/>
       <w:r>
         <w:rPr>
           <w:rFonts w:ascii="Times New Roman" w:hAnsi="Times New Roman" w:cs="Times New Roman"/>
@@ -6815,7 +6524,6 @@
         </w:rPr>
         <w:t xml:space="preserve"> № </w:t>
       </w:r>
-      <w:proofErr w:type="gramStart"/>
       <w:r>
         <w:rPr>
           <w:rFonts w:ascii="Times New Roman" w:hAnsi="Times New Roman" w:cs="Times New Roman"/>
@@ -6840,7 +6548,6 @@
         </w:rPr>
         <w:t xml:space="preserve"> key</w:t>
       </w:r>
-      <w:proofErr w:type="gramEnd"/>
       <w:r>
         <w:rPr>
           <w:rFonts w:ascii="Times New Roman" w:hAnsi="Times New Roman" w:cs="Times New Roman"/>
@@ -7769,7 +7476,6 @@
                 <w:szCs w:val="20"/>
               </w:rPr>
             </w:pPr>
-            <w:proofErr w:type="gramStart"/>
             <w:r>
               <w:rPr>
                 <w:rFonts w:ascii="Times New Roman" w:hAnsi="Times New Roman" w:cs="Times New Roman"/>
@@ -7799,7 +7505,6 @@
               <w:t>.num</w:t>
             </w:r>
             <w:proofErr w:type="spellEnd"/>
-            <w:proofErr w:type="gramEnd"/>
             <w:r>
               <w:rPr>
                 <w:rFonts w:ascii="Times New Roman" w:hAnsi="Times New Roman" w:cs="Times New Roman"/>
@@ -7824,7 +7529,6 @@
                 <w:lang w:val="en-US"/>
               </w:rPr>
             </w:pPr>
-            <w:proofErr w:type="gramStart"/>
             <w:r>
               <w:rPr>
                 <w:rFonts w:ascii="Times New Roman" w:hAnsi="Times New Roman" w:cs="Times New Roman"/>
@@ -7832,17 +7536,7 @@
                 <w:szCs w:val="20"/>
                 <w:lang w:val="en-US"/>
               </w:rPr>
-              <w:t>{{ i</w:t>
-            </w:r>
-            <w:proofErr w:type="gramEnd"/>
-            <w:r>
-              <w:rPr>
-                <w:rFonts w:ascii="Times New Roman" w:hAnsi="Times New Roman" w:cs="Times New Roman"/>
-                <w:sz w:val="20"/>
-                <w:szCs w:val="20"/>
-                <w:lang w:val="en-US"/>
-              </w:rPr>
-              <w:t>.name }}</w:t>
+              <w:t>{{ i.name }}</w:t>
             </w:r>
           </w:p>
         </w:tc>
@@ -7861,7 +7555,6 @@
                 <w:lang w:val="en-US"/>
               </w:rPr>
             </w:pPr>
-            <w:proofErr w:type="gramStart"/>
             <w:r>
               <w:rPr>
                 <w:rFonts w:ascii="Times New Roman" w:hAnsi="Times New Roman" w:cs="Times New Roman"/>
@@ -7879,17 +7572,7 @@
                 <w:szCs w:val="20"/>
                 <w:lang w:val="en-US"/>
               </w:rPr>
-              <w:t>i</w:t>
-            </w:r>
-            <w:proofErr w:type="gramEnd"/>
-            <w:r>
-              <w:rPr>
-                <w:rFonts w:ascii="Times New Roman" w:hAnsi="Times New Roman" w:cs="Times New Roman"/>
-                <w:sz w:val="20"/>
-                <w:szCs w:val="20"/>
-                <w:lang w:val="en-US"/>
-              </w:rPr>
-              <w:t>.lekc</w:t>
+              <w:t>i.lekc</w:t>
             </w:r>
             <w:proofErr w:type="spellEnd"/>
             <w:r>
@@ -7918,7 +7601,6 @@
                 <w:lang w:val="en-US"/>
               </w:rPr>
             </w:pPr>
-            <w:proofErr w:type="gramStart"/>
             <w:r>
               <w:rPr>
                 <w:rFonts w:ascii="Times New Roman" w:hAnsi="Times New Roman" w:cs="Times New Roman"/>
@@ -7936,17 +7618,7 @@
                 <w:szCs w:val="20"/>
                 <w:lang w:val="en-US"/>
               </w:rPr>
-              <w:t>i</w:t>
-            </w:r>
-            <w:proofErr w:type="gramEnd"/>
-            <w:r>
-              <w:rPr>
-                <w:rFonts w:ascii="Times New Roman" w:hAnsi="Times New Roman" w:cs="Times New Roman"/>
-                <w:sz w:val="20"/>
-                <w:szCs w:val="20"/>
-                <w:lang w:val="en-US"/>
-              </w:rPr>
-              <w:t>.lekc_hours</w:t>
+              <w:t>i.lekc_hours</w:t>
             </w:r>
             <w:proofErr w:type="spellEnd"/>
             <w:r>
@@ -7975,7 +7647,6 @@
                 <w:lang w:val="en-US"/>
               </w:rPr>
             </w:pPr>
-            <w:proofErr w:type="gramStart"/>
             <w:r>
               <w:rPr>
                 <w:rFonts w:ascii="Times New Roman" w:hAnsi="Times New Roman" w:cs="Times New Roman"/>
@@ -7996,7 +7667,6 @@
               <w:t>i.lab</w:t>
             </w:r>
             <w:proofErr w:type="spellEnd"/>
-            <w:proofErr w:type="gramEnd"/>
             <w:r>
               <w:rPr>
                 <w:rFonts w:ascii="Times New Roman" w:hAnsi="Times New Roman" w:cs="Times New Roman"/>
@@ -8023,7 +7693,6 @@
                 <w:lang w:val="en-US"/>
               </w:rPr>
             </w:pPr>
-            <w:proofErr w:type="gramStart"/>
             <w:r>
               <w:rPr>
                 <w:rFonts w:ascii="Times New Roman" w:hAnsi="Times New Roman" w:cs="Times New Roman"/>
@@ -8041,17 +7710,7 @@
                 <w:szCs w:val="20"/>
                 <w:lang w:val="en-US"/>
               </w:rPr>
-              <w:t>i.lab</w:t>
-            </w:r>
-            <w:proofErr w:type="gramEnd"/>
-            <w:r>
-              <w:rPr>
-                <w:rFonts w:ascii="Times New Roman" w:hAnsi="Times New Roman" w:cs="Times New Roman"/>
-                <w:sz w:val="20"/>
-                <w:szCs w:val="20"/>
-                <w:lang w:val="en-US"/>
-              </w:rPr>
-              <w:t>_hours</w:t>
+              <w:t>i.lab_hours</w:t>
             </w:r>
             <w:proofErr w:type="spellEnd"/>
             <w:r>
@@ -8080,7 +7739,6 @@
                 <w:lang w:val="en-US"/>
               </w:rPr>
             </w:pPr>
-            <w:proofErr w:type="gramStart"/>
             <w:r>
               <w:rPr>
                 <w:rFonts w:ascii="Times New Roman" w:hAnsi="Times New Roman" w:cs="Times New Roman"/>
@@ -8088,17 +7746,7 @@
                 <w:szCs w:val="20"/>
                 <w:lang w:val="en-US"/>
               </w:rPr>
-              <w:t>{{ i</w:t>
-            </w:r>
-            <w:proofErr w:type="gramEnd"/>
-            <w:r>
-              <w:rPr>
-                <w:rFonts w:ascii="Times New Roman" w:hAnsi="Times New Roman" w:cs="Times New Roman"/>
-                <w:sz w:val="20"/>
-                <w:szCs w:val="20"/>
-                <w:lang w:val="en-US"/>
-              </w:rPr>
-              <w:t>.pr }}</w:t>
+              <w:t>{{ i.pr }}</w:t>
             </w:r>
           </w:p>
         </w:tc>
@@ -8117,7 +7765,6 @@
                 <w:lang w:val="en-US"/>
               </w:rPr>
             </w:pPr>
-            <w:proofErr w:type="gramStart"/>
             <w:r>
               <w:rPr>
                 <w:rFonts w:ascii="Times New Roman" w:hAnsi="Times New Roman" w:cs="Times New Roman"/>
@@ -8135,17 +7782,7 @@
                 <w:szCs w:val="20"/>
                 <w:lang w:val="en-US"/>
               </w:rPr>
-              <w:t>i</w:t>
-            </w:r>
-            <w:proofErr w:type="gramEnd"/>
-            <w:r>
-              <w:rPr>
-                <w:rFonts w:ascii="Times New Roman" w:hAnsi="Times New Roman" w:cs="Times New Roman"/>
-                <w:sz w:val="20"/>
-                <w:szCs w:val="20"/>
-                <w:lang w:val="en-US"/>
-              </w:rPr>
-              <w:t>.pr_hours</w:t>
+              <w:t>i.pr_hours</w:t>
             </w:r>
             <w:proofErr w:type="spellEnd"/>
             <w:r>
@@ -8174,7 +7811,6 @@
                 <w:lang w:val="en-US"/>
               </w:rPr>
             </w:pPr>
-            <w:proofErr w:type="gramStart"/>
             <w:r>
               <w:rPr>
                 <w:rFonts w:ascii="Times New Roman" w:hAnsi="Times New Roman" w:cs="Times New Roman"/>
@@ -8195,7 +7831,6 @@
               <w:t>i.srs</w:t>
             </w:r>
             <w:proofErr w:type="spellEnd"/>
-            <w:proofErr w:type="gramEnd"/>
             <w:r>
               <w:rPr>
                 <w:rFonts w:ascii="Times New Roman" w:hAnsi="Times New Roman" w:cs="Times New Roman"/>
@@ -8222,7 +7857,6 @@
                 <w:lang w:val="en-US"/>
               </w:rPr>
             </w:pPr>
-            <w:proofErr w:type="gramStart"/>
             <w:r>
               <w:rPr>
                 <w:rFonts w:ascii="Times New Roman" w:hAnsi="Times New Roman" w:cs="Times New Roman"/>
@@ -8240,17 +7874,7 @@
                 <w:szCs w:val="20"/>
                 <w:lang w:val="en-US"/>
               </w:rPr>
-              <w:t>i.srs</w:t>
-            </w:r>
-            <w:proofErr w:type="gramEnd"/>
-            <w:r>
-              <w:rPr>
-                <w:rFonts w:ascii="Times New Roman" w:hAnsi="Times New Roman" w:cs="Times New Roman"/>
-                <w:sz w:val="20"/>
-                <w:szCs w:val="20"/>
-                <w:lang w:val="en-US"/>
-              </w:rPr>
-              <w:t>_hours</w:t>
+              <w:t>i.srs_hours</w:t>
             </w:r>
             <w:proofErr w:type="spellEnd"/>
             <w:r>
@@ -8279,7 +7903,6 @@
                 <w:lang w:val="en-US"/>
               </w:rPr>
             </w:pPr>
-            <w:proofErr w:type="gramStart"/>
             <w:r>
               <w:rPr>
                 <w:rFonts w:ascii="Times New Roman" w:hAnsi="Times New Roman" w:cs="Times New Roman"/>
@@ -8309,7 +7932,6 @@
               <w:t>tic</w:t>
             </w:r>
             <w:proofErr w:type="spellEnd"/>
-            <w:proofErr w:type="gramEnd"/>
             <w:r>
               <w:rPr>
                 <w:rFonts w:ascii="Times New Roman" w:hAnsi="Times New Roman" w:cs="Times New Roman"/>
@@ -8656,7 +8278,6 @@
         <w:t xml:space="preserve"> in </w:t>
       </w:r>
       <w:proofErr w:type="spellStart"/>
-      <w:proofErr w:type="gramStart"/>
       <w:r>
         <w:rPr>
           <w:rFonts w:ascii="Times New Roman" w:hAnsi="Times New Roman" w:cs="Times New Roman"/>
@@ -8669,7 +8290,6 @@
         <w:t>dg.items</w:t>
       </w:r>
       <w:proofErr w:type="spellEnd"/>
-      <w:proofErr w:type="gramEnd"/>
       <w:r>
         <w:rPr>
           <w:rFonts w:ascii="Times New Roman" w:hAnsi="Times New Roman" w:cs="Times New Roman"/>
@@ -8738,7 +8358,6 @@
         </w:rPr>
         <w:t xml:space="preserve"> № </w:t>
       </w:r>
-      <w:proofErr w:type="gramStart"/>
       <w:r>
         <w:rPr>
           <w:rFonts w:ascii="Times New Roman" w:hAnsi="Times New Roman" w:cs="Times New Roman"/>
@@ -8749,20 +8368,7 @@
           <w:u w:val="single"/>
           <w:lang w:val="en-US"/>
         </w:rPr>
-        <w:t>{{ key</w:t>
-      </w:r>
-      <w:proofErr w:type="gramEnd"/>
-      <w:r>
-        <w:rPr>
-          <w:rFonts w:ascii="Times New Roman" w:hAnsi="Times New Roman" w:cs="Times New Roman"/>
-          <w:b/>
-          <w:bCs/>
-          <w:sz w:val="24"/>
-          <w:szCs w:val="24"/>
-          <w:u w:val="single"/>
-          <w:lang w:val="en-US"/>
-        </w:rPr>
-        <w:t xml:space="preserve"> }}</w:t>
+        <w:t>{{ key }}</w:t>
       </w:r>
     </w:p>
     <w:tbl>
@@ -8915,7 +8521,6 @@
                 <w:lang w:val="en-US"/>
               </w:rPr>
             </w:pPr>
-            <w:proofErr w:type="gramStart"/>
             <w:r>
               <w:rPr>
                 <w:rFonts w:ascii="Times New Roman" w:hAnsi="Times New Roman" w:cs="Times New Roman"/>
@@ -8954,7 +8559,6 @@
               <w:t>.num</w:t>
             </w:r>
             <w:proofErr w:type="spellEnd"/>
-            <w:proofErr w:type="gramEnd"/>
             <w:r>
               <w:rPr>
                 <w:rFonts w:ascii="Times New Roman" w:hAnsi="Times New Roman" w:cs="Times New Roman"/>
@@ -8979,7 +8583,6 @@
                 <w:lang w:val="en-US"/>
               </w:rPr>
             </w:pPr>
-            <w:proofErr w:type="gramStart"/>
             <w:r>
               <w:rPr>
                 <w:rFonts w:ascii="Times New Roman" w:hAnsi="Times New Roman" w:cs="Times New Roman"/>
@@ -8998,7 +8601,6 @@
               </w:rPr>
               <w:t xml:space="preserve"> i</w:t>
             </w:r>
-            <w:proofErr w:type="gramEnd"/>
             <w:r>
               <w:rPr>
                 <w:rFonts w:ascii="Times New Roman" w:hAnsi="Times New Roman" w:cs="Times New Roman"/>
@@ -9023,7 +8625,6 @@
                 <w:lang w:val="en-US"/>
               </w:rPr>
             </w:pPr>
-            <w:proofErr w:type="gramStart"/>
             <w:r>
               <w:rPr>
                 <w:rFonts w:ascii="Times New Roman" w:hAnsi="Times New Roman" w:cs="Times New Roman"/>
@@ -9043,7 +8644,6 @@
               </w:rPr>
               <w:t>i</w:t>
             </w:r>
-            <w:proofErr w:type="gramEnd"/>
             <w:r>
               <w:rPr>
                 <w:rFonts w:ascii="Times New Roman" w:hAnsi="Times New Roman" w:cs="Times New Roman"/>
@@ -9534,7 +9134,6 @@
         <w:t xml:space="preserve"> </w:t>
       </w:r>
       <w:proofErr w:type="spellStart"/>
-      <w:proofErr w:type="gramStart"/>
       <w:r>
         <w:rPr>
           <w:rFonts w:ascii="Times New Roman" w:hAnsi="Times New Roman" w:cs="Times New Roman"/>
@@ -9569,7 +9168,6 @@
         <w:t>items</w:t>
       </w:r>
       <w:proofErr w:type="spellEnd"/>
-      <w:proofErr w:type="gramEnd"/>
       <w:r>
         <w:rPr>
           <w:rFonts w:ascii="Times New Roman" w:hAnsi="Times New Roman" w:cs="Times New Roman"/>
@@ -9636,7 +9234,6 @@
         </w:rPr>
         <w:t xml:space="preserve"> № </w:t>
       </w:r>
-      <w:proofErr w:type="gramStart"/>
       <w:r>
         <w:rPr>
           <w:rFonts w:ascii="Times New Roman" w:hAnsi="Times New Roman" w:cs="Times New Roman"/>
@@ -9647,20 +9244,7 @@
           <w:u w:val="single"/>
           <w:lang w:val="en-US"/>
         </w:rPr>
-        <w:t>{{ key</w:t>
-      </w:r>
-      <w:proofErr w:type="gramEnd"/>
-      <w:r>
-        <w:rPr>
-          <w:rFonts w:ascii="Times New Roman" w:hAnsi="Times New Roman" w:cs="Times New Roman"/>
-          <w:b/>
-          <w:bCs/>
-          <w:sz w:val="24"/>
-          <w:szCs w:val="24"/>
-          <w:u w:val="single"/>
-          <w:lang w:val="en-US"/>
-        </w:rPr>
-        <w:t xml:space="preserve"> }}</w:t>
+        <w:t>{{ key }}</w:t>
       </w:r>
     </w:p>
     <w:tbl>
@@ -9898,7 +9482,6 @@
                 <w:szCs w:val="24"/>
               </w:rPr>
             </w:pPr>
-            <w:proofErr w:type="gramStart"/>
             <w:r>
               <w:rPr>
                 <w:rFonts w:ascii="Times New Roman" w:hAnsi="Times New Roman" w:cs="Times New Roman"/>
@@ -9918,7 +9501,6 @@
               <w:t>i</w:t>
             </w:r>
             <w:proofErr w:type="spellEnd"/>
-            <w:proofErr w:type="gramEnd"/>
             <w:r>
               <w:rPr>
                 <w:rFonts w:ascii="Times New Roman" w:hAnsi="Times New Roman" w:cs="Times New Roman"/>
@@ -9958,7 +9540,6 @@
                 <w:szCs w:val="24"/>
               </w:rPr>
             </w:pPr>
-            <w:proofErr w:type="gramStart"/>
             <w:r>
               <w:rPr>
                 <w:rFonts w:ascii="Times New Roman" w:hAnsi="Times New Roman" w:cs="Times New Roman"/>
@@ -9978,7 +9559,6 @@
               <w:t>i</w:t>
             </w:r>
             <w:proofErr w:type="spellEnd"/>
-            <w:proofErr w:type="gramEnd"/>
             <w:r>
               <w:rPr>
                 <w:rFonts w:ascii="Times New Roman" w:hAnsi="Times New Roman" w:cs="Times New Roman"/>
@@ -10020,7 +9600,6 @@
                 <w:szCs w:val="24"/>
               </w:rPr>
             </w:pPr>
-            <w:proofErr w:type="gramStart"/>
             <w:r>
               <w:rPr>
                 <w:rFonts w:ascii="Times New Roman" w:hAnsi="Times New Roman" w:cs="Times New Roman"/>
@@ -10040,7 +9619,6 @@
               <w:t>i</w:t>
             </w:r>
             <w:proofErr w:type="spellEnd"/>
-            <w:proofErr w:type="gramEnd"/>
             <w:r>
               <w:rPr>
                 <w:rFonts w:ascii="Times New Roman" w:hAnsi="Times New Roman" w:cs="Times New Roman"/>
@@ -10538,7 +10116,6 @@
         <w:t xml:space="preserve"> </w:t>
       </w:r>
       <w:proofErr w:type="spellStart"/>
-      <w:proofErr w:type="gramStart"/>
       <w:r>
         <w:rPr>
           <w:rFonts w:ascii="Times New Roman" w:hAnsi="Times New Roman" w:cs="Times New Roman"/>
@@ -10573,7 +10150,6 @@
         <w:t>items</w:t>
       </w:r>
       <w:proofErr w:type="spellEnd"/>
-      <w:proofErr w:type="gramEnd"/>
       <w:r>
         <w:rPr>
           <w:rFonts w:ascii="Times New Roman" w:hAnsi="Times New Roman" w:cs="Times New Roman"/>
@@ -10641,7 +10217,6 @@
         </w:rPr>
         <w:t xml:space="preserve"> № </w:t>
       </w:r>
-      <w:proofErr w:type="gramStart"/>
       <w:r>
         <w:rPr>
           <w:rFonts w:ascii="Times New Roman" w:hAnsi="Times New Roman" w:cs="Times New Roman"/>
@@ -10652,20 +10227,7 @@
           <w:u w:val="single"/>
           <w:lang w:val="en-US"/>
         </w:rPr>
-        <w:t>{{ key</w:t>
-      </w:r>
-      <w:proofErr w:type="gramEnd"/>
-      <w:r>
-        <w:rPr>
-          <w:rFonts w:ascii="Times New Roman" w:hAnsi="Times New Roman" w:cs="Times New Roman"/>
-          <w:b/>
-          <w:bCs/>
-          <w:sz w:val="24"/>
-          <w:szCs w:val="24"/>
-          <w:u w:val="single"/>
-          <w:lang w:val="en-US"/>
-        </w:rPr>
-        <w:t xml:space="preserve"> }}</w:t>
+        <w:t>{{ key }}</w:t>
       </w:r>
     </w:p>
     <w:tbl>
@@ -10894,7 +10456,6 @@
                 <w:szCs w:val="24"/>
               </w:rPr>
             </w:pPr>
-            <w:proofErr w:type="gramStart"/>
             <w:r>
               <w:rPr>
                 <w:rFonts w:ascii="Times New Roman" w:hAnsi="Times New Roman" w:cs="Times New Roman"/>
@@ -10915,7 +10476,6 @@
               <w:t>i</w:t>
             </w:r>
             <w:proofErr w:type="spellEnd"/>
-            <w:proofErr w:type="gramEnd"/>
             <w:r>
               <w:rPr>
                 <w:rFonts w:ascii="Times New Roman" w:hAnsi="Times New Roman" w:cs="Times New Roman"/>
@@ -10955,7 +10515,6 @@
                 <w:szCs w:val="24"/>
               </w:rPr>
             </w:pPr>
-            <w:proofErr w:type="gramStart"/>
             <w:r>
               <w:rPr>
                 <w:rFonts w:ascii="Times New Roman" w:hAnsi="Times New Roman" w:cs="Times New Roman"/>
@@ -10975,7 +10534,6 @@
               <w:t>i</w:t>
             </w:r>
             <w:proofErr w:type="spellEnd"/>
-            <w:proofErr w:type="gramEnd"/>
             <w:r>
               <w:rPr>
                 <w:rFonts w:ascii="Times New Roman" w:hAnsi="Times New Roman" w:cs="Times New Roman"/>
@@ -11017,7 +10575,6 @@
                 <w:szCs w:val="24"/>
               </w:rPr>
             </w:pPr>
-            <w:proofErr w:type="gramStart"/>
             <w:r>
               <w:rPr>
                 <w:rFonts w:ascii="Times New Roman" w:hAnsi="Times New Roman" w:cs="Times New Roman"/>
@@ -11037,7 +10594,6 @@
               <w:t>i</w:t>
             </w:r>
             <w:proofErr w:type="spellEnd"/>
-            <w:proofErr w:type="gramEnd"/>
             <w:r>
               <w:rPr>
                 <w:rFonts w:ascii="Times New Roman" w:hAnsi="Times New Roman" w:cs="Times New Roman"/>
@@ -11539,7 +11095,6 @@
         <w:t xml:space="preserve"> </w:t>
       </w:r>
       <w:proofErr w:type="spellStart"/>
-      <w:proofErr w:type="gramStart"/>
       <w:r>
         <w:rPr>
           <w:rFonts w:ascii="Times New Roman" w:hAnsi="Times New Roman" w:cs="Times New Roman"/>
@@ -11574,7 +11129,6 @@
         <w:t>items</w:t>
       </w:r>
       <w:proofErr w:type="spellEnd"/>
-      <w:proofErr w:type="gramEnd"/>
       <w:r>
         <w:rPr>
           <w:rFonts w:ascii="Times New Roman" w:hAnsi="Times New Roman" w:cs="Times New Roman"/>
@@ -11641,7 +11195,6 @@
         </w:rPr>
         <w:t xml:space="preserve"> № </w:t>
       </w:r>
-      <w:proofErr w:type="gramStart"/>
       <w:r>
         <w:rPr>
           <w:rFonts w:ascii="Times New Roman" w:hAnsi="Times New Roman" w:cs="Times New Roman"/>
@@ -11652,20 +11205,7 @@
           <w:u w:val="single"/>
           <w:lang w:val="en-US"/>
         </w:rPr>
-        <w:t>{{ key</w:t>
-      </w:r>
-      <w:proofErr w:type="gramEnd"/>
-      <w:r>
-        <w:rPr>
-          <w:rFonts w:ascii="Times New Roman" w:hAnsi="Times New Roman" w:cs="Times New Roman"/>
-          <w:b/>
-          <w:bCs/>
-          <w:sz w:val="24"/>
-          <w:szCs w:val="24"/>
-          <w:u w:val="single"/>
-          <w:lang w:val="en-US"/>
-        </w:rPr>
-        <w:t xml:space="preserve"> }}</w:t>
+        <w:t>{{ key }}</w:t>
       </w:r>
     </w:p>
     <w:tbl>
@@ -11894,7 +11434,6 @@
                 <w:szCs w:val="24"/>
               </w:rPr>
             </w:pPr>
-            <w:proofErr w:type="gramStart"/>
             <w:r>
               <w:rPr>
                 <w:rFonts w:ascii="Times New Roman" w:hAnsi="Times New Roman" w:cs="Times New Roman"/>
@@ -11914,7 +11453,6 @@
               <w:t>i</w:t>
             </w:r>
             <w:proofErr w:type="spellEnd"/>
-            <w:proofErr w:type="gramEnd"/>
             <w:r>
               <w:rPr>
                 <w:rFonts w:ascii="Times New Roman" w:hAnsi="Times New Roman" w:cs="Times New Roman"/>
@@ -11954,7 +11492,6 @@
                 <w:szCs w:val="24"/>
               </w:rPr>
             </w:pPr>
-            <w:proofErr w:type="gramStart"/>
             <w:r>
               <w:rPr>
                 <w:rFonts w:ascii="Times New Roman" w:hAnsi="Times New Roman" w:cs="Times New Roman"/>
@@ -11974,7 +11511,6 @@
               <w:t>i</w:t>
             </w:r>
             <w:proofErr w:type="spellEnd"/>
-            <w:proofErr w:type="gramEnd"/>
             <w:r>
               <w:rPr>
                 <w:rFonts w:ascii="Times New Roman" w:hAnsi="Times New Roman" w:cs="Times New Roman"/>
@@ -12016,7 +11552,6 @@
                 <w:szCs w:val="24"/>
               </w:rPr>
             </w:pPr>
-            <w:proofErr w:type="gramStart"/>
             <w:r>
               <w:rPr>
                 <w:rFonts w:ascii="Times New Roman" w:hAnsi="Times New Roman" w:cs="Times New Roman"/>
@@ -12036,7 +11571,6 @@
               <w:t>i</w:t>
             </w:r>
             <w:proofErr w:type="spellEnd"/>
-            <w:proofErr w:type="gramEnd"/>
             <w:r>
               <w:rPr>
                 <w:rFonts w:ascii="Times New Roman" w:hAnsi="Times New Roman" w:cs="Times New Roman"/>
@@ -12212,16 +11746,7 @@
           <w:sz w:val="24"/>
           <w:szCs w:val="24"/>
         </w:rPr>
-        <w:t xml:space="preserve"> используются следующие интерактивные методы обучения: </w:t>
-      </w:r>
-      <w:proofErr w:type="gramStart"/>
-      <w:r>
-        <w:rPr>
-          <w:rFonts w:ascii="Times New Roman" w:hAnsi="Times New Roman" w:cs="Times New Roman"/>
-          <w:sz w:val="24"/>
-          <w:szCs w:val="24"/>
-        </w:rPr>
-        <w:t xml:space="preserve">{{ </w:t>
+        <w:t xml:space="preserve"> используются следующие интерактивные методы обучения: {{ </w:t>
       </w:r>
       <w:proofErr w:type="spellStart"/>
       <w:r>
@@ -12230,25 +11755,7 @@
           <w:sz w:val="24"/>
           <w:szCs w:val="24"/>
         </w:rPr>
-        <w:t>interactive</w:t>
-      </w:r>
-      <w:proofErr w:type="gramEnd"/>
-      <w:r>
-        <w:rPr>
-          <w:rFonts w:ascii="Times New Roman" w:hAnsi="Times New Roman" w:cs="Times New Roman"/>
-          <w:sz w:val="24"/>
-          <w:szCs w:val="24"/>
-        </w:rPr>
-        <w:t>_</w:t>
-      </w:r>
-      <w:proofErr w:type="gramStart"/>
-      <w:r>
-        <w:rPr>
-          <w:rFonts w:ascii="Times New Roman" w:hAnsi="Times New Roman" w:cs="Times New Roman"/>
-          <w:sz w:val="24"/>
-          <w:szCs w:val="24"/>
-        </w:rPr>
-        <w:t>methods</w:t>
+        <w:t>interactive_methods</w:t>
       </w:r>
       <w:proofErr w:type="spellEnd"/>
       <w:r>
@@ -12257,16 +11764,7 @@
           <w:sz w:val="24"/>
           <w:szCs w:val="24"/>
         </w:rPr>
-        <w:t xml:space="preserve"> }</w:t>
-      </w:r>
-      <w:proofErr w:type="gramEnd"/>
-      <w:r>
-        <w:rPr>
-          <w:rFonts w:ascii="Times New Roman" w:hAnsi="Times New Roman" w:cs="Times New Roman"/>
-          <w:sz w:val="24"/>
-          <w:szCs w:val="24"/>
-        </w:rPr>
-        <w:t>}</w:t>
+        <w:t xml:space="preserve"> }}</w:t>
       </w:r>
     </w:p>
     <w:p>
@@ -12459,19 +11957,7 @@
           <w:szCs w:val="24"/>
           <w:lang w:val="en-US"/>
         </w:rPr>
-        <w:t>.</w:t>
-      </w:r>
-      <w:proofErr w:type="gramStart"/>
-      <w:r>
-        <w:rPr>
-          <w:rFonts w:ascii="Times New Roman" w:hAnsi="Times New Roman" w:cs="Times New Roman"/>
-          <w:b/>
-          <w:bCs/>
-          <w:sz w:val="24"/>
-          <w:szCs w:val="24"/>
-          <w:lang w:val="en-US"/>
-        </w:rPr>
-        <w:t>1.</w:t>
+        <w:t>.1.</w:t>
       </w:r>
       <w:r>
         <w:rPr>
@@ -12495,14 +11981,7 @@
         <w:rPr>
           <w:lang w:val="en-US"/>
         </w:rPr>
-        <w:t>i</w:t>
-      </w:r>
-      <w:proofErr w:type="gramEnd"/>
-      <w:r>
-        <w:rPr>
-          <w:lang w:val="en-US"/>
-        </w:rPr>
-        <w:t>.</w:t>
+        <w:t>i.</w:t>
       </w:r>
       <w:r>
         <w:rPr>
@@ -12528,7 +12007,6 @@
         <w:t>}} {{</w:t>
       </w:r>
       <w:proofErr w:type="spellStart"/>
-      <w:proofErr w:type="gramStart"/>
       <w:r>
         <w:rPr>
           <w:rFonts w:ascii="Times New Roman" w:hAnsi="Times New Roman" w:cs="Times New Roman"/>
@@ -12552,7 +12030,6 @@
         <w:t>title</w:t>
       </w:r>
       <w:proofErr w:type="spellEnd"/>
-      <w:proofErr w:type="gramEnd"/>
       <w:r>
         <w:rPr>
           <w:rFonts w:ascii="Times New Roman" w:hAnsi="Times New Roman" w:cs="Times New Roman"/>
@@ -12572,6 +12049,7 @@
           <w:rFonts w:ascii="Times New Roman" w:hAnsi="Times New Roman" w:cs="Times New Roman"/>
           <w:sz w:val="24"/>
           <w:szCs w:val="24"/>
+          <w:lang w:val="en-US"/>
         </w:rPr>
       </w:pPr>
       <w:r>
@@ -12579,11 +12057,11 @@
           <w:rFonts w:ascii="Times New Roman" w:hAnsi="Times New Roman" w:cs="Times New Roman"/>
           <w:sz w:val="24"/>
           <w:szCs w:val="24"/>
+          <w:lang w:val="en-US"/>
         </w:rPr>
         <w:t>{{</w:t>
       </w:r>
       <w:proofErr w:type="spellStart"/>
-      <w:proofErr w:type="gramStart"/>
       <w:r>
         <w:rPr>
           <w:rFonts w:ascii="Times New Roman" w:hAnsi="Times New Roman" w:cs="Times New Roman"/>
@@ -12593,30 +12071,31 @@
         </w:rPr>
         <w:t>i</w:t>
       </w:r>
+      <w:r>
+        <w:rPr>
+          <w:rFonts w:ascii="Times New Roman" w:hAnsi="Times New Roman" w:cs="Times New Roman"/>
+          <w:sz w:val="24"/>
+          <w:szCs w:val="24"/>
+          <w:lang w:val="en-US"/>
+        </w:rPr>
+        <w:t>.</w:t>
+      </w:r>
+      <w:r>
+        <w:rPr>
+          <w:rFonts w:ascii="Times New Roman" w:hAnsi="Times New Roman" w:cs="Times New Roman"/>
+          <w:sz w:val="24"/>
+          <w:szCs w:val="24"/>
+          <w:lang w:val="en-US"/>
+        </w:rPr>
+        <w:t>content</w:t>
+      </w:r>
       <w:proofErr w:type="spellEnd"/>
       <w:r>
         <w:rPr>
           <w:rFonts w:ascii="Times New Roman" w:hAnsi="Times New Roman" w:cs="Times New Roman"/>
           <w:sz w:val="24"/>
           <w:szCs w:val="24"/>
-        </w:rPr>
-        <w:t>.</w:t>
-      </w:r>
-      <w:r>
-        <w:rPr>
-          <w:rFonts w:ascii="Times New Roman" w:hAnsi="Times New Roman" w:cs="Times New Roman"/>
-          <w:sz w:val="24"/>
-          <w:szCs w:val="24"/>
-          <w:lang w:val="en-US"/>
-        </w:rPr>
-        <w:t>content</w:t>
-      </w:r>
-      <w:proofErr w:type="gramEnd"/>
-      <w:r>
-        <w:rPr>
-          <w:rFonts w:ascii="Times New Roman" w:hAnsi="Times New Roman" w:cs="Times New Roman"/>
-          <w:sz w:val="24"/>
-          <w:szCs w:val="24"/>
+          <w:lang w:val="en-US"/>
         </w:rPr>
         <w:t>}}</w:t>
       </w:r>
@@ -12782,7 +12261,6 @@
           <w:bCs/>
           <w:sz w:val="24"/>
           <w:szCs w:val="24"/>
-          <w:lang w:val="en-US"/>
         </w:rPr>
       </w:pPr>
       <w:r>
@@ -12792,7 +12270,6 @@
           <w:bCs/>
           <w:sz w:val="24"/>
           <w:szCs w:val="24"/>
-          <w:lang w:val="en-US"/>
         </w:rPr>
         <w:t>{%</w:t>
       </w:r>
@@ -12803,7 +12280,6 @@
           <w:bCs/>
           <w:sz w:val="24"/>
           <w:szCs w:val="24"/>
-          <w:lang w:val="en-US"/>
         </w:rPr>
         <w:t>-</w:t>
       </w:r>
@@ -12814,7 +12290,6 @@
           <w:bCs/>
           <w:sz w:val="24"/>
           <w:szCs w:val="24"/>
-          <w:lang w:val="en-US"/>
         </w:rPr>
         <w:t xml:space="preserve"> </w:t>
       </w:r>
@@ -12836,7 +12311,6 @@
           <w:bCs/>
           <w:sz w:val="24"/>
           <w:szCs w:val="24"/>
-          <w:lang w:val="en-US"/>
         </w:rPr>
         <w:t xml:space="preserve"> </w:t>
       </w:r>
@@ -12860,7 +12334,6 @@
           <w:bCs/>
           <w:sz w:val="24"/>
           <w:szCs w:val="24"/>
-          <w:lang w:val="en-US"/>
         </w:rPr>
         <w:t xml:space="preserve"> </w:t>
       </w:r>
@@ -12882,7 +12355,6 @@
           <w:bCs/>
           <w:sz w:val="24"/>
           <w:szCs w:val="24"/>
-          <w:lang w:val="en-US"/>
         </w:rPr>
         <w:t xml:space="preserve"> </w:t>
       </w:r>
@@ -12906,7 +12378,6 @@
           <w:bCs/>
           <w:sz w:val="24"/>
           <w:szCs w:val="24"/>
-          <w:lang w:val="en-US"/>
         </w:rPr>
         <w:t xml:space="preserve"> </w:t>
       </w:r>
@@ -12917,7 +12388,6 @@
           <w:bCs/>
           <w:sz w:val="24"/>
           <w:szCs w:val="24"/>
-          <w:lang w:val="en-US"/>
         </w:rPr>
         <w:t>%}</w:t>
       </w:r>
@@ -12932,7 +12402,6 @@
           <w:bCs/>
           <w:sz w:val="24"/>
           <w:szCs w:val="24"/>
-          <w:lang w:val="en-US"/>
         </w:rPr>
       </w:pPr>
       <w:r>
@@ -12942,7 +12411,6 @@
           <w:bCs/>
           <w:sz w:val="24"/>
           <w:szCs w:val="24"/>
-          <w:lang w:val="en-US"/>
         </w:rPr>
         <w:t>5</w:t>
       </w:r>
@@ -12953,39 +12421,64 @@
           <w:bCs/>
           <w:sz w:val="24"/>
           <w:szCs w:val="24"/>
-          <w:lang w:val="en-US"/>
-        </w:rPr>
+        </w:rPr>
+        <w:t>.1.{{</w:t>
+      </w:r>
+      <w:r>
+        <w:t xml:space="preserve"> </w:t>
+      </w:r>
+      <w:proofErr w:type="spellStart"/>
+      <w:r>
+        <w:rPr>
+          <w:lang w:val="en-US"/>
+        </w:rPr>
+        <w:t>i</w:t>
+      </w:r>
+      <w:proofErr w:type="spellEnd"/>
+      <w:r>
         <w:t>.</w:t>
       </w:r>
-      <w:proofErr w:type="gramStart"/>
-      <w:r>
-        <w:rPr>
-          <w:rFonts w:ascii="Times New Roman" w:hAnsi="Times New Roman" w:cs="Times New Roman"/>
-          <w:b/>
-          <w:bCs/>
-          <w:sz w:val="24"/>
-          <w:szCs w:val="24"/>
-          <w:lang w:val="en-US"/>
-        </w:rPr>
-        <w:t>1.{{</w:t>
-      </w:r>
-      <w:r>
-        <w:rPr>
-          <w:lang w:val="en-US"/>
-        </w:rPr>
-        <w:t xml:space="preserve"> </w:t>
+      <w:r>
+        <w:rPr>
+          <w:rFonts w:ascii="Times New Roman" w:hAnsi="Times New Roman" w:cs="Times New Roman"/>
+          <w:b/>
+          <w:bCs/>
+          <w:sz w:val="24"/>
+          <w:szCs w:val="24"/>
+          <w:lang w:val="en-US"/>
+        </w:rPr>
+        <w:t>number</w:t>
+      </w:r>
+      <w:r>
+        <w:rPr>
+          <w:rFonts w:ascii="Times New Roman" w:hAnsi="Times New Roman" w:cs="Times New Roman"/>
+          <w:b/>
+          <w:bCs/>
+          <w:sz w:val="24"/>
+          <w:szCs w:val="24"/>
+        </w:rPr>
+        <w:t>}} {{</w:t>
       </w:r>
       <w:proofErr w:type="spellStart"/>
       <w:r>
         <w:rPr>
+          <w:rFonts w:ascii="Times New Roman" w:hAnsi="Times New Roman" w:cs="Times New Roman"/>
+          <w:b/>
+          <w:bCs/>
+          <w:sz w:val="24"/>
+          <w:szCs w:val="24"/>
           <w:lang w:val="en-US"/>
         </w:rPr>
         <w:t>i</w:t>
       </w:r>
-      <w:proofErr w:type="gramEnd"/>
-      <w:r>
-        <w:rPr>
-          <w:lang w:val="en-US"/>
+      <w:proofErr w:type="spellEnd"/>
+      <w:r>
+        <w:rPr>
+          <w:rFonts w:ascii="Times New Roman" w:hAnsi="Times New Roman" w:cs="Times New Roman"/>
+          <w:b/>
+          <w:bCs/>
+          <w:sz w:val="24"/>
+          <w:szCs w:val="24"/>
         </w:rPr>
         <w:t>.</w:t>
       </w:r>
@@ -12998,65 +12491,15 @@
           <w:szCs w:val="24"/>
           <w:lang w:val="en-US"/>
         </w:rPr>
-        <w:t>number</w:t>
-      </w:r>
-      <w:proofErr w:type="spellEnd"/>
-      <w:r>
-        <w:rPr>
-          <w:rFonts w:ascii="Times New Roman" w:hAnsi="Times New Roman" w:cs="Times New Roman"/>
-          <w:b/>
-          <w:bCs/>
-          <w:sz w:val="24"/>
-          <w:szCs w:val="24"/>
-          <w:lang w:val="en-US"/>
-        </w:rPr>
-        <w:t>}} {{</w:t>
-      </w:r>
-      <w:proofErr w:type="spellStart"/>
-      <w:proofErr w:type="gramStart"/>
-      <w:r>
-        <w:rPr>
-          <w:rFonts w:ascii="Times New Roman" w:hAnsi="Times New Roman" w:cs="Times New Roman"/>
-          <w:b/>
-          <w:bCs/>
-          <w:sz w:val="24"/>
-          <w:szCs w:val="24"/>
-          <w:lang w:val="en-US"/>
-        </w:rPr>
-        <w:t>i</w:t>
-      </w:r>
-      <w:r>
-        <w:rPr>
-          <w:rFonts w:ascii="Times New Roman" w:hAnsi="Times New Roman" w:cs="Times New Roman"/>
-          <w:b/>
-          <w:bCs/>
-          <w:sz w:val="24"/>
-          <w:szCs w:val="24"/>
-          <w:lang w:val="en-US"/>
-        </w:rPr>
-        <w:t>.</w:t>
-      </w:r>
-      <w:r>
-        <w:rPr>
-          <w:rFonts w:ascii="Times New Roman" w:hAnsi="Times New Roman" w:cs="Times New Roman"/>
-          <w:b/>
-          <w:bCs/>
-          <w:sz w:val="24"/>
-          <w:szCs w:val="24"/>
-          <w:lang w:val="en-US"/>
-        </w:rPr>
         <w:t>title</w:t>
       </w:r>
-      <w:proofErr w:type="spellEnd"/>
-      <w:proofErr w:type="gramEnd"/>
-      <w:r>
-        <w:rPr>
-          <w:rFonts w:ascii="Times New Roman" w:hAnsi="Times New Roman" w:cs="Times New Roman"/>
-          <w:b/>
-          <w:bCs/>
-          <w:sz w:val="24"/>
-          <w:szCs w:val="24"/>
-          <w:lang w:val="en-US"/>
+      <w:r>
+        <w:rPr>
+          <w:rFonts w:ascii="Times New Roman" w:hAnsi="Times New Roman" w:cs="Times New Roman"/>
+          <w:b/>
+          <w:bCs/>
+          <w:sz w:val="24"/>
+          <w:szCs w:val="24"/>
         </w:rPr>
         <w:t>}}</w:t>
       </w:r>
@@ -13105,7 +12548,6 @@
         <w:t>{{</w:t>
       </w:r>
       <w:proofErr w:type="spellStart"/>
-      <w:proofErr w:type="gramStart"/>
       <w:r>
         <w:rPr>
           <w:rFonts w:ascii="Times New Roman" w:hAnsi="Times New Roman" w:cs="Times New Roman"/>
@@ -13133,7 +12575,6 @@
         </w:rPr>
         <w:t>about</w:t>
       </w:r>
-      <w:proofErr w:type="gramEnd"/>
       <w:r>
         <w:rPr>
           <w:rFonts w:ascii="Times New Roman" w:hAnsi="Times New Roman" w:cs="Times New Roman"/>
@@ -13185,7 +12626,6 @@
         <w:t>{{</w:t>
       </w:r>
       <w:proofErr w:type="spellStart"/>
-      <w:proofErr w:type="gramStart"/>
       <w:r>
         <w:rPr>
           <w:rFonts w:ascii="Times New Roman" w:hAnsi="Times New Roman" w:cs="Times New Roman"/>
@@ -13213,7 +12653,6 @@
         </w:rPr>
         <w:t>criteria</w:t>
       </w:r>
-      <w:proofErr w:type="gramEnd"/>
       <w:r>
         <w:rPr>
           <w:rFonts w:ascii="Times New Roman" w:hAnsi="Times New Roman" w:cs="Times New Roman"/>
@@ -13593,7 +13032,6 @@
                 <w:lang w:val="en-US"/>
               </w:rPr>
             </w:pPr>
-            <w:proofErr w:type="gramStart"/>
             <w:r>
               <w:rPr>
                 <w:rFonts w:ascii="Times New Roman" w:hAnsi="Times New Roman" w:cs="Times New Roman"/>
@@ -13613,18 +13051,7 @@
                 <w:szCs w:val="24"/>
                 <w:lang w:val="en-US"/>
               </w:rPr>
-              <w:t>i</w:t>
-            </w:r>
-            <w:proofErr w:type="gramEnd"/>
-            <w:r>
-              <w:rPr>
-                <w:rFonts w:ascii="Times New Roman" w:hAnsi="Times New Roman" w:cs="Times New Roman"/>
-                <w:bCs/>
-                <w:sz w:val="24"/>
-                <w:szCs w:val="24"/>
-                <w:lang w:val="en-US"/>
-              </w:rPr>
-              <w:t>.index</w:t>
+              <w:t>i.index</w:t>
             </w:r>
             <w:proofErr w:type="spellEnd"/>
             <w:r>
@@ -13665,7 +13092,6 @@
               <w:t>{{</w:t>
             </w:r>
             <w:proofErr w:type="spellStart"/>
-            <w:proofErr w:type="gramStart"/>
             <w:r>
               <w:rPr>
                 <w:rFonts w:ascii="Times New Roman" w:hAnsi="Times New Roman" w:cs="Times New Roman"/>
@@ -13677,7 +13103,6 @@
               <w:t>i.criteria</w:t>
             </w:r>
             <w:proofErr w:type="spellEnd"/>
-            <w:proofErr w:type="gramEnd"/>
             <w:r>
               <w:rPr>
                 <w:rFonts w:ascii="Times New Roman" w:hAnsi="Times New Roman" w:cs="Times New Roman"/>
@@ -13716,7 +13141,6 @@
               <w:t>{{</w:t>
             </w:r>
             <w:proofErr w:type="spellStart"/>
-            <w:proofErr w:type="gramStart"/>
             <w:r>
               <w:rPr>
                 <w:rFonts w:ascii="Times New Roman" w:hAnsi="Times New Roman" w:cs="Times New Roman"/>
@@ -13728,7 +13152,6 @@
               <w:t>i.methods</w:t>
             </w:r>
             <w:proofErr w:type="spellEnd"/>
-            <w:proofErr w:type="gramEnd"/>
             <w:r>
               <w:rPr>
                 <w:rFonts w:ascii="Times New Roman" w:hAnsi="Times New Roman" w:cs="Times New Roman"/>
@@ -14007,34 +13430,9 @@
           <w:szCs w:val="24"/>
           <w:lang w:val="en-US"/>
         </w:rPr>
-        <w:t>.2.</w:t>
-      </w:r>
-      <w:proofErr w:type="gramStart"/>
-      <w:r>
-        <w:rPr>
-          <w:rFonts w:ascii="Times New Roman" w:hAnsi="Times New Roman" w:cs="Times New Roman"/>
-          <w:b/>
-          <w:bCs/>
-          <w:sz w:val="24"/>
-          <w:szCs w:val="24"/>
-          <w:lang w:val="en-US"/>
-        </w:rPr>
-        <w:t>2.{</w:t>
-      </w:r>
-      <w:proofErr w:type="gramEnd"/>
-      <w:r>
-        <w:rPr>
-          <w:rFonts w:ascii="Times New Roman" w:hAnsi="Times New Roman" w:cs="Times New Roman"/>
-          <w:b/>
-          <w:bCs/>
-          <w:sz w:val="24"/>
-          <w:szCs w:val="24"/>
-          <w:lang w:val="en-US"/>
-        </w:rPr>
-        <w:t>{</w:t>
+        <w:t>.2.2.{{</w:t>
       </w:r>
       <w:proofErr w:type="spellStart"/>
-      <w:proofErr w:type="gramStart"/>
       <w:r>
         <w:rPr>
           <w:rFonts w:ascii="Times New Roman" w:hAnsi="Times New Roman" w:cs="Times New Roman"/>
@@ -14069,7 +13467,6 @@
         <w:t>number</w:t>
       </w:r>
       <w:proofErr w:type="spellEnd"/>
-      <w:proofErr w:type="gramEnd"/>
       <w:r>
         <w:rPr>
           <w:rFonts w:ascii="Times New Roman" w:hAnsi="Times New Roman" w:cs="Times New Roman"/>
@@ -14093,7 +13490,6 @@
         <w:t>{{</w:t>
       </w:r>
       <w:proofErr w:type="spellStart"/>
-      <w:proofErr w:type="gramStart"/>
       <w:r>
         <w:rPr>
           <w:rFonts w:ascii="Times New Roman" w:hAnsi="Times New Roman" w:cs="Times New Roman"/>
@@ -14106,7 +13502,6 @@
         <w:t>i.title</w:t>
       </w:r>
       <w:proofErr w:type="spellEnd"/>
-      <w:proofErr w:type="gramEnd"/>
       <w:r>
         <w:rPr>
           <w:rFonts w:ascii="Times New Roman" w:hAnsi="Times New Roman" w:cs="Times New Roman"/>
@@ -14150,34 +13545,9 @@
           <w:szCs w:val="24"/>
           <w:lang w:val="en-US"/>
         </w:rPr>
-        <w:t>.2.</w:t>
-      </w:r>
-      <w:proofErr w:type="gramStart"/>
-      <w:r>
-        <w:rPr>
-          <w:rFonts w:ascii="Times New Roman" w:hAnsi="Times New Roman" w:cs="Times New Roman"/>
-          <w:b/>
-          <w:bCs/>
-          <w:sz w:val="24"/>
-          <w:szCs w:val="24"/>
-          <w:lang w:val="en-US"/>
-        </w:rPr>
-        <w:t>2.{</w:t>
-      </w:r>
-      <w:proofErr w:type="gramEnd"/>
-      <w:r>
-        <w:rPr>
-          <w:rFonts w:ascii="Times New Roman" w:hAnsi="Times New Roman" w:cs="Times New Roman"/>
-          <w:b/>
-          <w:bCs/>
-          <w:sz w:val="24"/>
-          <w:szCs w:val="24"/>
-          <w:lang w:val="en-US"/>
-        </w:rPr>
-        <w:t>{</w:t>
+        <w:t>.2.2.{{</w:t>
       </w:r>
       <w:proofErr w:type="spellStart"/>
-      <w:proofErr w:type="gramStart"/>
       <w:r>
         <w:rPr>
           <w:rFonts w:ascii="Times New Roman" w:hAnsi="Times New Roman" w:cs="Times New Roman"/>
@@ -14212,7 +13582,6 @@
         <w:t>number</w:t>
       </w:r>
       <w:proofErr w:type="spellEnd"/>
-      <w:proofErr w:type="gramEnd"/>
       <w:r>
         <w:rPr>
           <w:rFonts w:ascii="Times New Roman" w:hAnsi="Times New Roman" w:cs="Times New Roman"/>
@@ -14289,7 +13658,6 @@
           <w:lang w:val="en-US"/>
         </w:rPr>
       </w:pPr>
-      <w:proofErr w:type="gramStart"/>
       <w:r>
         <w:rPr>
           <w:rFonts w:ascii="Times New Roman" w:hAnsi="Times New Roman" w:cs="Times New Roman"/>
@@ -14316,27 +13684,7 @@
           <w:szCs w:val="24"/>
           <w:lang w:val="en-US"/>
         </w:rPr>
-        <w:t>i</w:t>
-      </w:r>
-      <w:proofErr w:type="gramEnd"/>
-      <w:r>
-        <w:rPr>
-          <w:rFonts w:ascii="Times New Roman" w:hAnsi="Times New Roman" w:cs="Times New Roman"/>
-          <w:sz w:val="24"/>
-          <w:szCs w:val="24"/>
-          <w:lang w:val="en-US"/>
-        </w:rPr>
-        <w:t>.</w:t>
-      </w:r>
-      <w:proofErr w:type="gramStart"/>
-      <w:r>
-        <w:rPr>
-          <w:rFonts w:ascii="Times New Roman" w:hAnsi="Times New Roman" w:cs="Times New Roman"/>
-          <w:sz w:val="24"/>
-          <w:szCs w:val="24"/>
-          <w:lang w:val="en-US"/>
-        </w:rPr>
-        <w:t>about</w:t>
+        <w:t>i.about</w:t>
       </w:r>
       <w:proofErr w:type="spellEnd"/>
       <w:r>
@@ -14355,17 +13703,7 @@
           <w:szCs w:val="24"/>
           <w:lang w:val="en-US"/>
         </w:rPr>
-        <w:t>}</w:t>
-      </w:r>
-      <w:proofErr w:type="gramEnd"/>
-      <w:r>
-        <w:rPr>
-          <w:rFonts w:ascii="Times New Roman" w:hAnsi="Times New Roman" w:cs="Times New Roman"/>
-          <w:sz w:val="24"/>
-          <w:szCs w:val="24"/>
-          <w:lang w:val="en-US"/>
-        </w:rPr>
-        <w:t>}</w:t>
+        <w:t>}}</w:t>
       </w:r>
     </w:p>
     <w:p>
@@ -14443,7 +13781,6 @@
         </w:rPr>
         <w:t>.</w:t>
       </w:r>
-      <w:proofErr w:type="gramStart"/>
       <w:r>
         <w:rPr>
           <w:rFonts w:ascii="Times New Roman" w:hAnsi="Times New Roman" w:cs="Times New Roman"/>
@@ -14461,17 +13798,7 @@
           <w:szCs w:val="24"/>
           <w:lang w:val="en-US"/>
         </w:rPr>
-        <w:t xml:space="preserve"> !</w:t>
-      </w:r>
-      <w:proofErr w:type="gramEnd"/>
-      <w:r>
-        <w:rPr>
-          <w:rFonts w:ascii="Times New Roman" w:hAnsi="Times New Roman" w:cs="Times New Roman"/>
-          <w:sz w:val="24"/>
-          <w:szCs w:val="24"/>
-          <w:lang w:val="en-US"/>
-        </w:rPr>
-        <w:t>= ‘’ %}</w:t>
+        <w:t xml:space="preserve"> != ‘’ %}</w:t>
       </w:r>
     </w:p>
     <w:p>
@@ -14535,7 +13862,6 @@
           <w:lang w:val="en-US"/>
         </w:rPr>
       </w:pPr>
-      <w:proofErr w:type="gramStart"/>
       <w:r>
         <w:rPr>
           <w:rFonts w:ascii="Times New Roman" w:hAnsi="Times New Roman" w:cs="Times New Roman"/>
@@ -14555,7 +13881,6 @@
         </w:rPr>
         <w:t>i</w:t>
       </w:r>
-      <w:proofErr w:type="gramEnd"/>
       <w:r>
         <w:rPr>
           <w:rFonts w:ascii="Times New Roman" w:hAnsi="Times New Roman" w:cs="Times New Roman"/>
@@ -14565,7 +13890,6 @@
         </w:rPr>
         <w:t>.</w:t>
       </w:r>
-      <w:proofErr w:type="gramStart"/>
       <w:r>
         <w:rPr>
           <w:rFonts w:ascii="Times New Roman" w:hAnsi="Times New Roman" w:cs="Times New Roman"/>
@@ -14583,17 +13907,7 @@
           <w:szCs w:val="24"/>
           <w:lang w:val="en-US"/>
         </w:rPr>
-        <w:t xml:space="preserve"> }</w:t>
-      </w:r>
-      <w:proofErr w:type="gramEnd"/>
-      <w:r>
-        <w:rPr>
-          <w:rFonts w:ascii="Times New Roman" w:hAnsi="Times New Roman" w:cs="Times New Roman"/>
-          <w:sz w:val="24"/>
-          <w:szCs w:val="24"/>
-          <w:lang w:val="en-US"/>
-        </w:rPr>
-        <w:t>}</w:t>
+        <w:t xml:space="preserve"> }}</w:t>
       </w:r>
       <w:r>
         <w:rPr>
@@ -14704,34 +14018,9 @@
           <w:szCs w:val="24"/>
           <w:lang w:val="en-US"/>
         </w:rPr>
-        <w:t>.2.</w:t>
-      </w:r>
-      <w:proofErr w:type="gramStart"/>
-      <w:r>
-        <w:rPr>
-          <w:rFonts w:ascii="Times New Roman" w:hAnsi="Times New Roman" w:cs="Times New Roman"/>
-          <w:b/>
-          <w:bCs/>
-          <w:sz w:val="24"/>
-          <w:szCs w:val="24"/>
-          <w:lang w:val="en-US"/>
-        </w:rPr>
-        <w:t>2.{</w:t>
-      </w:r>
-      <w:proofErr w:type="gramEnd"/>
-      <w:r>
-        <w:rPr>
-          <w:rFonts w:ascii="Times New Roman" w:hAnsi="Times New Roman" w:cs="Times New Roman"/>
-          <w:b/>
-          <w:bCs/>
-          <w:sz w:val="24"/>
-          <w:szCs w:val="24"/>
-          <w:lang w:val="en-US"/>
-        </w:rPr>
-        <w:t>{</w:t>
+        <w:t>.2.2.{{</w:t>
       </w:r>
       <w:proofErr w:type="spellStart"/>
-      <w:proofErr w:type="gramStart"/>
       <w:r>
         <w:rPr>
           <w:rFonts w:ascii="Times New Roman" w:hAnsi="Times New Roman" w:cs="Times New Roman"/>
@@ -14766,7 +14055,6 @@
         <w:t>number</w:t>
       </w:r>
       <w:proofErr w:type="spellEnd"/>
-      <w:proofErr w:type="gramEnd"/>
       <w:r>
         <w:rPr>
           <w:rFonts w:ascii="Times New Roman" w:hAnsi="Times New Roman" w:cs="Times New Roman"/>
@@ -14874,7 +14162,6 @@
         <w:t xml:space="preserve"> </w:t>
       </w:r>
       <w:proofErr w:type="spellStart"/>
-      <w:proofErr w:type="gramStart"/>
       <w:r>
         <w:rPr>
           <w:rFonts w:ascii="Times New Roman" w:hAnsi="Times New Roman" w:cs="Times New Roman"/>
@@ -14906,7 +14193,6 @@
         <w:t>type</w:t>
       </w:r>
       <w:proofErr w:type="spellEnd"/>
-      <w:proofErr w:type="gramEnd"/>
       <w:r>
         <w:rPr>
           <w:rFonts w:ascii="Times New Roman" w:hAnsi="Times New Roman" w:cs="Times New Roman"/>
@@ -15047,7 +14333,6 @@
               <w:t>{{</w:t>
             </w:r>
             <w:proofErr w:type="spellStart"/>
-            <w:proofErr w:type="gramStart"/>
             <w:r>
               <w:rPr>
                 <w:rFonts w:ascii="Times New Roman" w:hAnsi="Times New Roman" w:cs="Times New Roman"/>
@@ -15058,7 +14343,6 @@
               <w:t>i.passed</w:t>
             </w:r>
             <w:proofErr w:type="spellEnd"/>
-            <w:proofErr w:type="gramEnd"/>
             <w:r>
               <w:rPr>
                 <w:rFonts w:ascii="Times New Roman" w:hAnsi="Times New Roman" w:cs="Times New Roman"/>
@@ -15095,7 +14379,6 @@
               <w:t>{{</w:t>
             </w:r>
             <w:proofErr w:type="spellStart"/>
-            <w:proofErr w:type="gramStart"/>
             <w:r>
               <w:rPr>
                 <w:rFonts w:ascii="Times New Roman" w:hAnsi="Times New Roman" w:cs="Times New Roman"/>
@@ -15106,7 +14389,6 @@
               <w:t>i.unpassed</w:t>
             </w:r>
             <w:proofErr w:type="spellEnd"/>
-            <w:proofErr w:type="gramEnd"/>
             <w:r>
               <w:rPr>
                 <w:rFonts w:ascii="Times New Roman" w:hAnsi="Times New Roman" w:cs="Times New Roman"/>
@@ -15285,7 +14567,6 @@
               <w:t>{{</w:t>
             </w:r>
             <w:proofErr w:type="spellStart"/>
-            <w:proofErr w:type="gramStart"/>
             <w:r>
               <w:rPr>
                 <w:rFonts w:ascii="Times New Roman" w:hAnsi="Times New Roman" w:cs="Times New Roman"/>
@@ -15296,7 +14577,6 @@
               <w:t>i.great</w:t>
             </w:r>
             <w:proofErr w:type="spellEnd"/>
-            <w:proofErr w:type="gramEnd"/>
             <w:r>
               <w:rPr>
                 <w:rFonts w:ascii="Times New Roman" w:hAnsi="Times New Roman" w:cs="Times New Roman"/>
@@ -15333,7 +14613,6 @@
               <w:t>{{</w:t>
             </w:r>
             <w:proofErr w:type="spellStart"/>
-            <w:proofErr w:type="gramStart"/>
             <w:r>
               <w:rPr>
                 <w:rFonts w:ascii="Times New Roman" w:hAnsi="Times New Roman" w:cs="Times New Roman"/>
@@ -15344,7 +14623,6 @@
               <w:t>i.good</w:t>
             </w:r>
             <w:proofErr w:type="spellEnd"/>
-            <w:proofErr w:type="gramEnd"/>
             <w:r>
               <w:rPr>
                 <w:rFonts w:ascii="Times New Roman" w:hAnsi="Times New Roman" w:cs="Times New Roman"/>
@@ -15381,7 +14659,6 @@
               <w:t>{{</w:t>
             </w:r>
             <w:proofErr w:type="spellStart"/>
-            <w:proofErr w:type="gramStart"/>
             <w:r>
               <w:rPr>
                 <w:rFonts w:ascii="Times New Roman" w:hAnsi="Times New Roman" w:cs="Times New Roman"/>
@@ -15401,7 +14678,6 @@
               <w:t>satisfactorily</w:t>
             </w:r>
             <w:proofErr w:type="spellEnd"/>
-            <w:proofErr w:type="gramEnd"/>
             <w:r>
               <w:rPr>
                 <w:rFonts w:ascii="Times New Roman" w:hAnsi="Times New Roman" w:cs="Times New Roman"/>
@@ -15438,7 +14714,6 @@
               <w:t>{{</w:t>
             </w:r>
             <w:proofErr w:type="spellStart"/>
-            <w:proofErr w:type="gramStart"/>
             <w:r>
               <w:rPr>
                 <w:rFonts w:ascii="Times New Roman" w:hAnsi="Times New Roman" w:cs="Times New Roman"/>
@@ -15458,7 +14733,6 @@
               <w:t>unsatisfactory</w:t>
             </w:r>
             <w:proofErr w:type="spellEnd"/>
-            <w:proofErr w:type="gramEnd"/>
             <w:r>
               <w:rPr>
                 <w:rFonts w:ascii="Times New Roman" w:hAnsi="Times New Roman" w:cs="Times New Roman"/>
@@ -15787,7 +15061,6 @@
         <w:t>{{</w:t>
       </w:r>
       <w:proofErr w:type="spellStart"/>
-      <w:proofErr w:type="gramStart"/>
       <w:r>
         <w:rPr>
           <w:rFonts w:ascii="Times New Roman" w:hAnsi="Times New Roman" w:cs="Times New Roman"/>
@@ -15798,7 +15071,6 @@
         <w:t>i.number</w:t>
       </w:r>
       <w:proofErr w:type="spellEnd"/>
-      <w:proofErr w:type="gramEnd"/>
       <w:r>
         <w:rPr>
           <w:rFonts w:ascii="Times New Roman" w:hAnsi="Times New Roman" w:cs="Times New Roman"/>
@@ -16174,7 +15446,6 @@
         <w:t>{{</w:t>
       </w:r>
       <w:proofErr w:type="spellStart"/>
-      <w:proofErr w:type="gramStart"/>
       <w:r>
         <w:rPr>
           <w:rFonts w:ascii="Times New Roman" w:hAnsi="Times New Roman" w:cs="Times New Roman"/>
@@ -16185,7 +15456,6 @@
         <w:t>i.number</w:t>
       </w:r>
       <w:proofErr w:type="spellEnd"/>
-      <w:proofErr w:type="gramEnd"/>
       <w:r>
         <w:rPr>
           <w:rFonts w:ascii="Times New Roman" w:hAnsi="Times New Roman" w:cs="Times New Roman"/>
@@ -16242,7 +15512,6 @@
           <w:rFonts w:ascii="Times New Roman" w:hAnsi="Times New Roman" w:cs="Times New Roman"/>
           <w:sz w:val="24"/>
           <w:szCs w:val="24"/>
-          <w:lang w:val="en-US"/>
         </w:rPr>
       </w:pPr>
       <w:r>
@@ -16250,7 +15519,6 @@
           <w:rFonts w:ascii="Times New Roman" w:hAnsi="Times New Roman" w:cs="Times New Roman"/>
           <w:sz w:val="24"/>
           <w:szCs w:val="24"/>
-          <w:lang w:val="en-US"/>
         </w:rPr>
         <w:t>{%</w:t>
       </w:r>
@@ -16259,7 +15527,6 @@
           <w:rFonts w:ascii="Times New Roman" w:hAnsi="Times New Roman" w:cs="Times New Roman"/>
           <w:sz w:val="24"/>
           <w:szCs w:val="24"/>
-          <w:lang w:val="en-US"/>
         </w:rPr>
         <w:t>-</w:t>
       </w:r>
@@ -16268,7 +15535,6 @@
           <w:rFonts w:ascii="Times New Roman" w:hAnsi="Times New Roman" w:cs="Times New Roman"/>
           <w:sz w:val="24"/>
           <w:szCs w:val="24"/>
-          <w:lang w:val="en-US"/>
         </w:rPr>
         <w:t xml:space="preserve"> </w:t>
       </w:r>
@@ -16288,7 +15554,6 @@
           <w:rFonts w:ascii="Times New Roman" w:hAnsi="Times New Roman" w:cs="Times New Roman"/>
           <w:sz w:val="24"/>
           <w:szCs w:val="24"/>
-          <w:lang w:val="en-US"/>
         </w:rPr>
         <w:t xml:space="preserve"> %}</w:t>
       </w:r>
@@ -16303,7 +15568,6 @@
           <w:bCs/>
           <w:sz w:val="24"/>
           <w:szCs w:val="24"/>
-          <w:lang w:val="en-US"/>
         </w:rPr>
       </w:pPr>
       <w:r>
@@ -16313,7 +15577,6 @@
           <w:bCs/>
           <w:sz w:val="24"/>
           <w:szCs w:val="24"/>
-          <w:lang w:val="en-US"/>
         </w:rPr>
         <w:t>8</w:t>
       </w:r>
@@ -16324,7 +15587,6 @@
           <w:bCs/>
           <w:sz w:val="24"/>
           <w:szCs w:val="24"/>
-          <w:lang w:val="en-US"/>
         </w:rPr>
         <w:t xml:space="preserve"> </w:t>
       </w:r>
@@ -16345,7 +15607,6 @@
           <w:bCs/>
           <w:sz w:val="24"/>
           <w:szCs w:val="24"/>
-          <w:lang w:val="en-US"/>
         </w:rPr>
         <w:t xml:space="preserve"> </w:t>
       </w:r>
@@ -16366,7 +15627,6 @@
           <w:bCs/>
           <w:sz w:val="24"/>
           <w:szCs w:val="24"/>
-          <w:lang w:val="en-US"/>
         </w:rPr>
         <w:t xml:space="preserve"> </w:t>
       </w:r>
@@ -16390,7 +15650,6 @@
           <w:szCs w:val="24"/>
         </w:rPr>
       </w:pPr>
-      <w:proofErr w:type="gramStart"/>
       <w:r>
         <w:rPr>
           <w:rFonts w:ascii="Times New Roman" w:hAnsi="Times New Roman" w:cs="Times New Roman"/>
@@ -16425,7 +15684,6 @@
         </w:rPr>
         <w:t>web</w:t>
       </w:r>
-      <w:proofErr w:type="gramEnd"/>
       <w:r>
         <w:rPr>
           <w:rFonts w:ascii="Times New Roman" w:hAnsi="Times New Roman" w:cs="Times New Roman"/>
@@ -16487,7 +15745,6 @@
           <w:szCs w:val="24"/>
         </w:rPr>
       </w:pPr>
-      <w:proofErr w:type="gramStart"/>
       <w:r>
         <w:rPr>
           <w:rFonts w:ascii="Times New Roman" w:hAnsi="Times New Roman" w:cs="Times New Roman"/>
@@ -16522,7 +15779,6 @@
         </w:rPr>
         <w:t>bd</w:t>
       </w:r>
-      <w:proofErr w:type="gramEnd"/>
       <w:r>
         <w:rPr>
           <w:rFonts w:ascii="Times New Roman" w:hAnsi="Times New Roman" w:cs="Times New Roman"/>
@@ -16689,6 +15945,7 @@
           <w:bCs/>
           <w:sz w:val="24"/>
           <w:szCs w:val="24"/>
+          <w:lang w:val="en-US"/>
         </w:rPr>
       </w:pPr>
       <w:r>
@@ -16702,7 +15959,6 @@
         <w:t>{{</w:t>
       </w:r>
       <w:proofErr w:type="spellStart"/>
-      <w:proofErr w:type="gramStart"/>
       <w:r>
         <w:rPr>
           <w:rFonts w:ascii="Times New Roman" w:hAnsi="Times New Roman" w:cs="Times New Roman"/>
@@ -16714,7 +15970,6 @@
         <w:t>i.number</w:t>
       </w:r>
       <w:proofErr w:type="spellEnd"/>
-      <w:proofErr w:type="gramEnd"/>
       <w:r>
         <w:rPr>
           <w:rFonts w:ascii="Times New Roman" w:hAnsi="Times New Roman" w:cs="Times New Roman"/>
@@ -16731,11 +15986,11 @@
           <w:bCs/>
           <w:sz w:val="24"/>
           <w:szCs w:val="24"/>
+          <w:lang w:val="en-US"/>
         </w:rPr>
         <w:t>{{</w:t>
       </w:r>
       <w:proofErr w:type="spellStart"/>
-      <w:proofErr w:type="gramStart"/>
       <w:r>
         <w:rPr>
           <w:rFonts w:ascii="Times New Roman" w:hAnsi="Times New Roman" w:cs="Times New Roman"/>
@@ -16746,6 +16001,26 @@
         </w:rPr>
         <w:t>i</w:t>
       </w:r>
+      <w:r>
+        <w:rPr>
+          <w:rFonts w:ascii="Times New Roman" w:hAnsi="Times New Roman" w:cs="Times New Roman"/>
+          <w:bCs/>
+          <w:sz w:val="24"/>
+          <w:szCs w:val="24"/>
+          <w:lang w:val="en-US"/>
+        </w:rPr>
+        <w:t>.</w:t>
+      </w:r>
+      <w:r>
+        <w:rPr>
+          <w:rFonts w:ascii="Times New Roman" w:hAnsi="Times New Roman" w:cs="Times New Roman"/>
+          <w:bCs/>
+          <w:sz w:val="24"/>
+          <w:szCs w:val="24"/>
+          <w:lang w:val="en-US"/>
+        </w:rPr>
+        <w:t>content</w:t>
+      </w:r>
       <w:proofErr w:type="spellEnd"/>
       <w:r>
         <w:rPr>
@@ -16753,26 +16028,7 @@
           <w:bCs/>
           <w:sz w:val="24"/>
           <w:szCs w:val="24"/>
-        </w:rPr>
-        <w:t>.</w:t>
-      </w:r>
-      <w:r>
-        <w:rPr>
-          <w:rFonts w:ascii="Times New Roman" w:hAnsi="Times New Roman" w:cs="Times New Roman"/>
-          <w:bCs/>
-          <w:sz w:val="24"/>
-          <w:szCs w:val="24"/>
-          <w:lang w:val="en-US"/>
-        </w:rPr>
-        <w:t>content</w:t>
-      </w:r>
-      <w:proofErr w:type="gramEnd"/>
-      <w:r>
-        <w:rPr>
-          <w:rFonts w:ascii="Times New Roman" w:hAnsi="Times New Roman" w:cs="Times New Roman"/>
-          <w:bCs/>
-          <w:sz w:val="24"/>
-          <w:szCs w:val="24"/>
+          <w:lang w:val="en-US"/>
         </w:rPr>
         <w:t>}}</w:t>
       </w:r>
@@ -16786,6 +16042,7 @@
           <w:bCs/>
           <w:sz w:val="24"/>
           <w:szCs w:val="24"/>
+          <w:lang w:val="en-US"/>
         </w:rPr>
       </w:pPr>
       <w:r>
@@ -16794,6 +16051,7 @@
           <w:bCs/>
           <w:sz w:val="24"/>
           <w:szCs w:val="24"/>
+          <w:lang w:val="en-US"/>
         </w:rPr>
         <w:t>{%</w:t>
       </w:r>
@@ -16803,6 +16061,7 @@
           <w:bCs/>
           <w:sz w:val="24"/>
           <w:szCs w:val="24"/>
+          <w:lang w:val="en-US"/>
         </w:rPr>
         <w:t>-</w:t>
       </w:r>
@@ -16812,6 +16071,7 @@
           <w:bCs/>
           <w:sz w:val="24"/>
           <w:szCs w:val="24"/>
+          <w:lang w:val="en-US"/>
         </w:rPr>
         <w:t xml:space="preserve"> </w:t>
       </w:r>
@@ -16833,6 +16093,7 @@
           <w:bCs/>
           <w:sz w:val="24"/>
           <w:szCs w:val="24"/>
+          <w:lang w:val="en-US"/>
         </w:rPr>
         <w:t xml:space="preserve"> %}</w:t>
       </w:r>
@@ -16896,7 +16157,6 @@
           <w:bCs/>
           <w:sz w:val="24"/>
           <w:szCs w:val="24"/>
-          <w:lang w:val="en-US"/>
         </w:rPr>
       </w:pPr>
       <w:r>
@@ -16905,7 +16165,6 @@
           <w:bCs/>
           <w:sz w:val="24"/>
           <w:szCs w:val="24"/>
-          <w:lang w:val="en-US"/>
         </w:rPr>
         <w:t>{%</w:t>
       </w:r>
@@ -16915,7 +16174,6 @@
           <w:bCs/>
           <w:sz w:val="24"/>
           <w:szCs w:val="24"/>
-          <w:lang w:val="en-US"/>
         </w:rPr>
         <w:t>-</w:t>
       </w:r>
@@ -16925,7 +16183,6 @@
           <w:bCs/>
           <w:sz w:val="24"/>
           <w:szCs w:val="24"/>
-          <w:lang w:val="en-US"/>
         </w:rPr>
         <w:t xml:space="preserve"> </w:t>
       </w:r>
@@ -16945,7 +16202,6 @@
           <w:bCs/>
           <w:sz w:val="24"/>
           <w:szCs w:val="24"/>
-          <w:lang w:val="en-US"/>
         </w:rPr>
         <w:t xml:space="preserve"> </w:t>
       </w:r>
@@ -16967,7 +16223,6 @@
           <w:bCs/>
           <w:sz w:val="24"/>
           <w:szCs w:val="24"/>
-          <w:lang w:val="en-US"/>
         </w:rPr>
         <w:t xml:space="preserve"> </w:t>
       </w:r>
@@ -16987,7 +16242,6 @@
           <w:bCs/>
           <w:sz w:val="24"/>
           <w:szCs w:val="24"/>
-          <w:lang w:val="en-US"/>
         </w:rPr>
         <w:t xml:space="preserve"> </w:t>
       </w:r>
@@ -17007,7 +16261,6 @@
           <w:bCs/>
           <w:sz w:val="24"/>
           <w:szCs w:val="24"/>
-          <w:lang w:val="en-US"/>
         </w:rPr>
         <w:t xml:space="preserve"> %}</w:t>
       </w:r>
@@ -17028,12 +16281,10 @@
           <w:bCs/>
           <w:sz w:val="24"/>
           <w:szCs w:val="24"/>
-          <w:lang w:val="en-US"/>
         </w:rPr>
         <w:t>{{</w:t>
       </w:r>
       <w:proofErr w:type="spellStart"/>
-      <w:proofErr w:type="gramStart"/>
       <w:r>
         <w:rPr>
           <w:rFonts w:ascii="Times New Roman" w:hAnsi="Times New Roman" w:cs="Times New Roman"/>
@@ -17044,13 +16295,13 @@
         </w:rPr>
         <w:t>i</w:t>
       </w:r>
-      <w:r>
-        <w:rPr>
-          <w:rFonts w:ascii="Times New Roman" w:hAnsi="Times New Roman" w:cs="Times New Roman"/>
-          <w:bCs/>
-          <w:sz w:val="24"/>
-          <w:szCs w:val="24"/>
-          <w:lang w:val="en-US"/>
+      <w:proofErr w:type="spellEnd"/>
+      <w:r>
+        <w:rPr>
+          <w:rFonts w:ascii="Times New Roman" w:hAnsi="Times New Roman" w:cs="Times New Roman"/>
+          <w:bCs/>
+          <w:sz w:val="24"/>
+          <w:szCs w:val="24"/>
         </w:rPr>
         <w:t>.</w:t>
       </w:r>
@@ -17064,15 +16315,12 @@
         </w:rPr>
         <w:t>number</w:t>
       </w:r>
-      <w:proofErr w:type="spellEnd"/>
-      <w:proofErr w:type="gramEnd"/>
-      <w:r>
-        <w:rPr>
-          <w:rFonts w:ascii="Times New Roman" w:hAnsi="Times New Roman" w:cs="Times New Roman"/>
-          <w:bCs/>
-          <w:sz w:val="24"/>
-          <w:szCs w:val="24"/>
-          <w:lang w:val="en-US"/>
+      <w:r>
+        <w:rPr>
+          <w:rFonts w:ascii="Times New Roman" w:hAnsi="Times New Roman" w:cs="Times New Roman"/>
+          <w:bCs/>
+          <w:sz w:val="24"/>
+          <w:szCs w:val="24"/>
         </w:rPr>
         <w:t xml:space="preserve">}}. </w:t>
       </w:r>
@@ -17307,16 +16555,7 @@
         <w:color w:val="000000" w:themeColor="text1"/>
         <w:sz w:val="24"/>
       </w:rPr>
-      <w:t xml:space="preserve">Год набора – </w:t>
-    </w:r>
-    <w:proofErr w:type="gramStart"/>
-    <w:r>
-      <w:rPr>
-        <w:rFonts w:ascii="Times New Roman" w:hAnsi="Times New Roman" w:cs="Times New Roman"/>
-        <w:color w:val="000000" w:themeColor="text1"/>
-        <w:sz w:val="24"/>
-      </w:rPr>
-      <w:t xml:space="preserve">{{ </w:t>
+      <w:t xml:space="preserve">Год набора – {{ </w:t>
     </w:r>
     <w:r>
       <w:rPr>
@@ -17327,7 +16566,6 @@
       </w:rPr>
       <w:t>year</w:t>
     </w:r>
-    <w:proofErr w:type="gramEnd"/>
     <w:r>
       <w:rPr>
         <w:rFonts w:ascii="Times New Roman" w:hAnsi="Times New Roman" w:cs="Times New Roman"/>
@@ -17336,7 +16574,6 @@
       </w:rPr>
       <w:t>_</w:t>
     </w:r>
-    <w:proofErr w:type="gramStart"/>
     <w:r>
       <w:rPr>
         <w:rFonts w:ascii="Times New Roman" w:hAnsi="Times New Roman" w:cs="Times New Roman"/>
@@ -17352,16 +16589,7 @@
         <w:color w:val="000000" w:themeColor="text1"/>
         <w:sz w:val="24"/>
       </w:rPr>
-      <w:t xml:space="preserve"> }</w:t>
-    </w:r>
-    <w:proofErr w:type="gramEnd"/>
-    <w:r>
-      <w:rPr>
-        <w:rFonts w:ascii="Times New Roman" w:hAnsi="Times New Roman" w:cs="Times New Roman"/>
-        <w:color w:val="000000" w:themeColor="text1"/>
-        <w:sz w:val="24"/>
-      </w:rPr>
-      <w:t>}</w:t>
+      <w:t xml:space="preserve"> }}</w:t>
     </w:r>
   </w:p>
   <w:p>
@@ -17383,7 +16611,6 @@
       </w:rPr>
       <w:t xml:space="preserve">Иркутск, </w:t>
     </w:r>
-    <w:proofErr w:type="gramStart"/>
     <w:r>
       <w:rPr>
         <w:rFonts w:ascii="Times New Roman" w:hAnsi="Times New Roman" w:cs="Times New Roman"/>
@@ -17401,27 +16628,7 @@
         <w:sz w:val="24"/>
         <w:lang w:val="en-US"/>
       </w:rPr>
-      <w:t>protocol</w:t>
-    </w:r>
-    <w:proofErr w:type="gramEnd"/>
-    <w:r>
-      <w:rPr>
-        <w:rFonts w:ascii="Times New Roman" w:hAnsi="Times New Roman" w:cs="Times New Roman"/>
-        <w:color w:val="000000" w:themeColor="text1"/>
-        <w:sz w:val="24"/>
-        <w:lang w:val="en-US"/>
-      </w:rPr>
-      <w:t>_</w:t>
-    </w:r>
-    <w:proofErr w:type="gramStart"/>
-    <w:r>
-      <w:rPr>
-        <w:rFonts w:ascii="Times New Roman" w:hAnsi="Times New Roman" w:cs="Times New Roman"/>
-        <w:color w:val="000000" w:themeColor="text1"/>
-        <w:sz w:val="24"/>
-        <w:lang w:val="en-US"/>
-      </w:rPr>
-      <w:t>year</w:t>
+      <w:t>protocol_year</w:t>
     </w:r>
     <w:proofErr w:type="spellEnd"/>
     <w:r>
@@ -17431,17 +16638,7 @@
         <w:sz w:val="24"/>
         <w:lang w:val="en-US"/>
       </w:rPr>
-      <w:t xml:space="preserve"> }</w:t>
-    </w:r>
-    <w:proofErr w:type="gramEnd"/>
-    <w:r>
-      <w:rPr>
-        <w:rFonts w:ascii="Times New Roman" w:hAnsi="Times New Roman" w:cs="Times New Roman"/>
-        <w:color w:val="000000" w:themeColor="text1"/>
-        <w:sz w:val="24"/>
-        <w:lang w:val="en-US"/>
-      </w:rPr>
-      <w:t>}</w:t>
+      <w:t xml:space="preserve"> }}</w:t>
     </w:r>
     <w:r>
       <w:rPr>

--- a/templates/docxRPD/rpd_asp.docx
+++ b/templates/docxRPD/rpd_asp.docx
@@ -1,6 +1,6 @@
 
 <file path=word/document.xml><?xml version="1.0" encoding="utf-8"?>
-<w:document xmlns:wpc="http://schemas.microsoft.com/office/word/2010/wordprocessingCanvas" xmlns:cx="http://schemas.microsoft.com/office/drawing/2014/chartex" xmlns:cx1="http://schemas.microsoft.com/office/drawing/2015/9/8/chartex" xmlns:cx2="http://schemas.microsoft.com/office/drawing/2015/10/21/chartex" xmlns:cx3="http://schemas.microsoft.com/office/drawing/2016/5/9/chartex" xmlns:cx4="http://schemas.microsoft.com/office/drawing/2016/5/10/chartex" xmlns:cx5="http://schemas.microsoft.com/office/drawing/2016/5/11/chartex" xmlns:cx6="http://schemas.microsoft.com/office/drawing/2016/5/12/chartex" xmlns:cx7="http://schemas.microsoft.com/office/drawing/2016/5/13/chartex" xmlns:cx8="http://schemas.microsoft.com/office/drawing/2016/5/14/chartex" xmlns:mc="http://schemas.openxmlformats.org/markup-compatibility/2006" xmlns:aink="http://schemas.microsoft.com/office/drawing/2016/ink" xmlns:am3d="http://schemas.microsoft.com/office/drawing/2017/model3d" xmlns:o="urn:schemas-microsoft-com:office:office" xmlns:oel="http://schemas.microsoft.com/office/2019/extlst" xmlns:r="http://schemas.openxmlformats.org/officeDocument/2006/relationships" xmlns:m="http://schemas.openxmlformats.org/officeDocument/2006/math" xmlns:v="urn:schemas-microsoft-com:vml" xmlns:wp14="http://schemas.microsoft.com/office/word/2010/wordprocessingDrawing" xmlns:wp="http://schemas.openxmlformats.org/drawingml/2006/wordprocessingDrawing" xmlns:w10="urn:schemas-microsoft-com:office:word" xmlns:w="http://schemas.openxmlformats.org/wordprocessingml/2006/main" xmlns:w14="http://schemas.microsoft.com/office/word/2010/wordml" xmlns:w15="http://schemas.microsoft.com/office/word/2012/wordml" xmlns:w16cex="http://schemas.microsoft.com/office/word/2018/wordml/cex" xmlns:w16cid="http://schemas.microsoft.com/office/word/2016/wordml/cid" xmlns:w16="http://schemas.microsoft.com/office/word/2018/wordml" xmlns:w16du="http://schemas.microsoft.com/office/word/2023/wordml/word16du" xmlns:w16sdtdh="http://schemas.microsoft.com/office/word/2020/wordml/sdtdatahash" xmlns:w16sdtfl="http://schemas.microsoft.com/office/word/2024/wordml/sdtformatlock" xmlns:w16se="http://schemas.microsoft.com/office/word/2015/wordml/symex" xmlns:wpg="http://schemas.microsoft.com/office/word/2010/wordprocessingGroup" xmlns:wpi="http://schemas.microsoft.com/office/word/2010/wordprocessingInk" xmlns:wne="http://schemas.microsoft.com/office/word/2006/wordml" xmlns:wps="http://schemas.microsoft.com/office/word/2010/wordprocessingShape" mc:Ignorable="w14 w15 w16se w16cid w16 w16cex w16sdtdh w16sdtfl w16du wp14">
+<w:document xmlns:wpc="http://schemas.microsoft.com/office/word/2010/wordprocessingCanvas" xmlns:mc="http://schemas.openxmlformats.org/markup-compatibility/2006" xmlns:o="urn:schemas-microsoft-com:office:office" xmlns:r="http://schemas.openxmlformats.org/officeDocument/2006/relationships" xmlns:m="http://schemas.openxmlformats.org/officeDocument/2006/math" xmlns:v="urn:schemas-microsoft-com:vml" xmlns:wp14="http://schemas.microsoft.com/office/word/2010/wordprocessingDrawing" xmlns:wp="http://schemas.openxmlformats.org/drawingml/2006/wordprocessingDrawing" xmlns:w10="urn:schemas-microsoft-com:office:word" xmlns:w="http://schemas.openxmlformats.org/wordprocessingml/2006/main" xmlns:w14="http://schemas.microsoft.com/office/word/2010/wordml" xmlns:w15="http://schemas.microsoft.com/office/word/2012/wordml" xmlns:wpg="http://schemas.microsoft.com/office/word/2010/wordprocessingGroup" xmlns:wpi="http://schemas.microsoft.com/office/word/2010/wordprocessingInk" xmlns:wne="http://schemas.microsoft.com/office/word/2006/wordml" xmlns:wps="http://schemas.microsoft.com/office/word/2010/wordprocessingShape" mc:Ignorable="w14 w15 wp14">
   <w:body>
     <w:p>
       <w:pPr>
@@ -89,42 +89,37 @@
           <w:sz w:val="24"/>
           <w:szCs w:val="24"/>
         </w:rPr>
+        <w:t>«</w:t>
+      </w:r>
+      <w:r>
+        <w:rPr>
+          <w:rFonts w:ascii="Times New Roman" w:hAnsi="Times New Roman" w:cs="Times New Roman"/>
+          <w:sz w:val="24"/>
+          <w:szCs w:val="24"/>
+        </w:rPr>
         <w:t xml:space="preserve">{{ </w:t>
       </w:r>
-      <w:r>
-        <w:rPr>
-          <w:rFonts w:ascii="Times New Roman" w:hAnsi="Times New Roman" w:cs="Times New Roman"/>
-          <w:sz w:val="24"/>
-          <w:szCs w:val="24"/>
-          <w:lang w:val="en-US"/>
-        </w:rPr>
-        <w:t>kaf</w:t>
-      </w:r>
-      <w:r>
-        <w:rPr>
-          <w:rFonts w:ascii="Times New Roman" w:hAnsi="Times New Roman" w:cs="Times New Roman"/>
-          <w:sz w:val="24"/>
-          <w:szCs w:val="24"/>
-        </w:rPr>
-        <w:t>_</w:t>
-      </w:r>
-      <w:r>
-        <w:rPr>
-          <w:rFonts w:ascii="Times New Roman" w:hAnsi="Times New Roman" w:cs="Times New Roman"/>
-          <w:sz w:val="24"/>
-          <w:szCs w:val="24"/>
-          <w:lang w:val="en-US"/>
-        </w:rPr>
-        <w:t>name</w:t>
-      </w:r>
-      <w:r>
-        <w:rPr>
-          <w:rFonts w:ascii="Times New Roman" w:hAnsi="Times New Roman" w:cs="Times New Roman"/>
-          <w:sz w:val="24"/>
-          <w:szCs w:val="24"/>
-        </w:rPr>
-        <w:t xml:space="preserve"> }} </w:t>
-      </w:r>
+      <w:proofErr w:type="spellStart"/>
+      <w:r>
+        <w:rPr>
+          <w:rFonts w:ascii="Times New Roman" w:hAnsi="Times New Roman" w:cs="Times New Roman"/>
+          <w:sz w:val="24"/>
+          <w:szCs w:val="24"/>
+          <w:lang w:val="en-US"/>
+        </w:rPr>
+        <w:t>podrazdelene</w:t>
+      </w:r>
+      <w:proofErr w:type="spellEnd"/>
+      <w:r>
+        <w:rPr>
+          <w:rFonts w:ascii="Times New Roman" w:hAnsi="Times New Roman" w:cs="Times New Roman"/>
+          <w:sz w:val="24"/>
+          <w:szCs w:val="24"/>
+        </w:rPr>
+        <w:t xml:space="preserve"> }}»</w:t>
+      </w:r>
+      <w:bookmarkStart w:id="0" w:name="_GoBack"/>
+      <w:bookmarkEnd w:id="0"/>
     </w:p>
     <w:p>
       <w:pPr>
@@ -167,6 +162,7 @@
         </w:rPr>
         <w:t xml:space="preserve">на </w:t>
       </w:r>
+      <w:proofErr w:type="gramStart"/>
       <w:r>
         <w:rPr>
           <w:rFonts w:ascii="Times New Roman" w:hAnsi="Times New Roman" w:cs="Times New Roman"/>
@@ -184,6 +180,7 @@
         </w:rPr>
         <w:t>meeting</w:t>
       </w:r>
+      <w:proofErr w:type="gramEnd"/>
       <w:r>
         <w:rPr>
           <w:rFonts w:ascii="Times New Roman" w:hAnsi="Times New Roman" w:cs="Times New Roman"/>
@@ -217,7 +214,16 @@
           <w:sz w:val="24"/>
           <w:szCs w:val="24"/>
         </w:rPr>
-        <w:t xml:space="preserve"> №</w:t>
+        <w:t xml:space="preserve"> </w:t>
+      </w:r>
+      <w:proofErr w:type="gramStart"/>
+      <w:r>
+        <w:rPr>
+          <w:rFonts w:ascii="Times New Roman" w:hAnsi="Times New Roman" w:cs="Times New Roman"/>
+          <w:sz w:val="24"/>
+          <w:szCs w:val="24"/>
+        </w:rPr>
+        <w:t>№</w:t>
       </w:r>
       <w:r>
         <w:rPr>
@@ -226,7 +232,17 @@
           <w:szCs w:val="24"/>
           <w:u w:val="single"/>
         </w:rPr>
-        <w:t xml:space="preserve">{{ </w:t>
+        <w:t>{</w:t>
+      </w:r>
+      <w:proofErr w:type="gramEnd"/>
+      <w:r>
+        <w:rPr>
+          <w:rFonts w:ascii="Times New Roman" w:hAnsi="Times New Roman" w:cs="Times New Roman"/>
+          <w:sz w:val="24"/>
+          <w:szCs w:val="24"/>
+          <w:u w:val="single"/>
+        </w:rPr>
+        <w:t xml:space="preserve">{ </w:t>
       </w:r>
       <w:r>
         <w:rPr>
@@ -525,6 +541,7 @@
               </w:rPr>
               <w:t xml:space="preserve">Научная специальность: </w:t>
             </w:r>
+            <w:proofErr w:type="gramStart"/>
             <w:r>
               <w:rPr>
                 <w:rFonts w:ascii="Times New Roman" w:hAnsi="Times New Roman" w:cs="Times New Roman"/>
@@ -543,6 +560,7 @@
               <w:t>asp</w:t>
             </w:r>
             <w:proofErr w:type="spellEnd"/>
+            <w:proofErr w:type="gramEnd"/>
             <w:r>
               <w:rPr>
                 <w:rFonts w:ascii="Times New Roman" w:hAnsi="Times New Roman" w:cs="Times New Roman"/>
@@ -760,7 +778,27 @@
           <w:szCs w:val="24"/>
           <w:lang w:val="en-US"/>
         </w:rPr>
-        <w:t>{% endif %}</w:t>
+        <w:t xml:space="preserve">{% </w:t>
+      </w:r>
+      <w:proofErr w:type="spellStart"/>
+      <w:r>
+        <w:rPr>
+          <w:rFonts w:ascii="Times New Roman" w:hAnsi="Times New Roman" w:cs="Times New Roman"/>
+          <w:sz w:val="24"/>
+          <w:szCs w:val="24"/>
+          <w:lang w:val="en-US"/>
+        </w:rPr>
+        <w:t>endif</w:t>
+      </w:r>
+      <w:proofErr w:type="spellEnd"/>
+      <w:r>
+        <w:rPr>
+          <w:rFonts w:ascii="Times New Roman" w:hAnsi="Times New Roman" w:cs="Times New Roman"/>
+          <w:sz w:val="24"/>
+          <w:szCs w:val="24"/>
+          <w:lang w:val="en-US"/>
+        </w:rPr>
+        <w:t xml:space="preserve"> %}</w:t>
       </w:r>
     </w:p>
     <w:p>
@@ -830,7 +868,27 @@
           <w:szCs w:val="24"/>
           <w:lang w:val="en-US"/>
         </w:rPr>
-        <w:t>{% if status == 3  %}</w:t>
+        <w:t xml:space="preserve">{% if status == </w:t>
+      </w:r>
+      <w:proofErr w:type="gramStart"/>
+      <w:r>
+        <w:rPr>
+          <w:rFonts w:ascii="Times New Roman" w:hAnsi="Times New Roman" w:cs="Times New Roman"/>
+          <w:sz w:val="24"/>
+          <w:szCs w:val="24"/>
+          <w:lang w:val="en-US"/>
+        </w:rPr>
+        <w:t>3  %</w:t>
+      </w:r>
+      <w:proofErr w:type="gramEnd"/>
+      <w:r>
+        <w:rPr>
+          <w:rFonts w:ascii="Times New Roman" w:hAnsi="Times New Roman" w:cs="Times New Roman"/>
+          <w:sz w:val="24"/>
+          <w:szCs w:val="24"/>
+          <w:lang w:val="en-US"/>
+        </w:rPr>
+        <w:t>}</w:t>
       </w:r>
     </w:p>
     <w:tbl>
@@ -883,17 +941,27 @@
                 <w:sz w:val="20"/>
                 <w:szCs w:val="24"/>
               </w:rPr>
-              <w:t xml:space="preserve">Составитель программы: {{ </w:t>
-            </w:r>
+              <w:t xml:space="preserve">Составитель программы: </w:t>
+            </w:r>
+            <w:proofErr w:type="gramStart"/>
             <w:r>
               <w:rPr>
                 <w:rFonts w:ascii="Times New Roman" w:hAnsi="Times New Roman" w:cs="Times New Roman"/>
                 <w:sz w:val="20"/>
                 <w:szCs w:val="24"/>
+              </w:rPr>
+              <w:t xml:space="preserve">{{ </w:t>
+            </w:r>
+            <w:r>
+              <w:rPr>
+                <w:rFonts w:ascii="Times New Roman" w:hAnsi="Times New Roman" w:cs="Times New Roman"/>
+                <w:sz w:val="20"/>
+                <w:szCs w:val="24"/>
                 <w:lang w:val="en-US"/>
               </w:rPr>
               <w:t>person</w:t>
             </w:r>
+            <w:proofErr w:type="gramEnd"/>
             <w:r>
               <w:rPr>
                 <w:rFonts w:ascii="Times New Roman" w:hAnsi="Times New Roman" w:cs="Times New Roman"/>
@@ -936,6 +1004,7 @@
               </w:rPr>
               <w:t xml:space="preserve">Дата подписания: </w:t>
             </w:r>
+            <w:proofErr w:type="gramStart"/>
             <w:r>
               <w:rPr>
                 <w:rFonts w:ascii="Times New Roman" w:hAnsi="Times New Roman" w:cs="Times New Roman"/>
@@ -953,6 +1022,7 @@
               </w:rPr>
               <w:t>review</w:t>
             </w:r>
+            <w:proofErr w:type="gramEnd"/>
             <w:r>
               <w:rPr>
                 <w:rFonts w:ascii="Times New Roman" w:hAnsi="Times New Roman" w:cs="Times New Roman"/>
@@ -1026,19 +1096,17 @@
                 <w:rFonts w:ascii="Times New Roman" w:hAnsi="Times New Roman" w:cs="Times New Roman"/>
                 <w:sz w:val="20"/>
                 <w:szCs w:val="24"/>
-                <w:lang w:val="en-US"/>
               </w:rPr>
             </w:pPr>
+            <w:proofErr w:type="gramStart"/>
             <w:r>
               <w:rPr>
                 <w:rFonts w:ascii="Times New Roman" w:hAnsi="Times New Roman" w:cs="Times New Roman"/>
                 <w:sz w:val="20"/>
                 <w:szCs w:val="24"/>
-                <w:lang w:val="en-US"/>
               </w:rPr>
               <w:t xml:space="preserve">{{ </w:t>
             </w:r>
-            <w:proofErr w:type="spellStart"/>
             <w:r>
               <w:rPr>
                 <w:rFonts w:ascii="Times New Roman" w:hAnsi="Times New Roman" w:cs="Times New Roman"/>
@@ -1048,12 +1116,12 @@
               </w:rPr>
               <w:t>user</w:t>
             </w:r>
+            <w:proofErr w:type="gramEnd"/>
             <w:r>
               <w:rPr>
                 <w:rFonts w:ascii="Times New Roman" w:hAnsi="Times New Roman" w:cs="Times New Roman"/>
                 <w:sz w:val="20"/>
                 <w:szCs w:val="24"/>
-                <w:lang w:val="en-US"/>
               </w:rPr>
               <w:t>_</w:t>
             </w:r>
@@ -1066,13 +1134,11 @@
               </w:rPr>
               <w:t>type</w:t>
             </w:r>
-            <w:proofErr w:type="spellEnd"/>
             <w:r>
               <w:rPr>
                 <w:rFonts w:ascii="Times New Roman" w:hAnsi="Times New Roman" w:cs="Times New Roman"/>
                 <w:sz w:val="20"/>
                 <w:szCs w:val="24"/>
-                <w:lang w:val="en-US"/>
               </w:rPr>
               <w:t xml:space="preserve"> }}: </w:t>
             </w:r>
@@ -1081,11 +1147,9 @@
                 <w:rFonts w:ascii="Times New Roman" w:hAnsi="Times New Roman" w:cs="Times New Roman"/>
                 <w:sz w:val="20"/>
                 <w:szCs w:val="24"/>
-                <w:lang w:val="en-US"/>
               </w:rPr>
               <w:t xml:space="preserve">{{ </w:t>
             </w:r>
-            <w:proofErr w:type="spellStart"/>
             <w:r>
               <w:rPr>
                 <w:rFonts w:ascii="Times New Roman" w:hAnsi="Times New Roman" w:cs="Times New Roman"/>
@@ -1100,7 +1164,6 @@
                 <w:rFonts w:ascii="Times New Roman" w:hAnsi="Times New Roman" w:cs="Times New Roman"/>
                 <w:sz w:val="20"/>
                 <w:szCs w:val="24"/>
-                <w:lang w:val="en-US"/>
               </w:rPr>
               <w:t>_</w:t>
             </w:r>
@@ -1113,13 +1176,11 @@
               </w:rPr>
               <w:t>accepted</w:t>
             </w:r>
-            <w:proofErr w:type="spellEnd"/>
             <w:r>
               <w:rPr>
                 <w:rFonts w:ascii="Times New Roman" w:hAnsi="Times New Roman" w:cs="Times New Roman"/>
                 <w:sz w:val="20"/>
                 <w:szCs w:val="24"/>
-                <w:lang w:val="en-US"/>
               </w:rPr>
               <w:t xml:space="preserve"> }}</w:t>
             </w:r>
@@ -1174,7 +1235,17 @@
                 <w:szCs w:val="24"/>
                 <w:lang w:val="en-US"/>
               </w:rPr>
-              <w:t xml:space="preserve"> {{ </w:t>
+              <w:t xml:space="preserve"> </w:t>
+            </w:r>
+            <w:proofErr w:type="gramStart"/>
+            <w:r>
+              <w:rPr>
+                <w:rFonts w:ascii="Times New Roman" w:hAnsi="Times New Roman" w:cs="Times New Roman"/>
+                <w:sz w:val="20"/>
+                <w:szCs w:val="24"/>
+                <w:lang w:val="en-US"/>
+              </w:rPr>
+              <w:t xml:space="preserve">{{ </w:t>
             </w:r>
             <w:proofErr w:type="spellStart"/>
             <w:r>
@@ -1184,7 +1255,17 @@
                 <w:szCs w:val="24"/>
                 <w:lang w:val="en-US"/>
               </w:rPr>
-              <w:t>accept_date</w:t>
+              <w:t>accept</w:t>
+            </w:r>
+            <w:proofErr w:type="gramEnd"/>
+            <w:r>
+              <w:rPr>
+                <w:rFonts w:ascii="Times New Roman" w:hAnsi="Times New Roman" w:cs="Times New Roman"/>
+                <w:sz w:val="20"/>
+                <w:szCs w:val="24"/>
+                <w:lang w:val="en-US"/>
+              </w:rPr>
+              <w:t>_date</w:t>
             </w:r>
             <w:proofErr w:type="spellEnd"/>
             <w:r>
@@ -1226,6 +1307,7 @@
         </w:rPr>
         <w:t xml:space="preserve">{% </w:t>
       </w:r>
+      <w:proofErr w:type="spellStart"/>
       <w:r>
         <w:rPr>
           <w:rFonts w:ascii="Times New Roman" w:hAnsi="Times New Roman" w:cs="Times New Roman"/>
@@ -1235,6 +1317,7 @@
         </w:rPr>
         <w:t>endif</w:t>
       </w:r>
+      <w:proofErr w:type="spellEnd"/>
       <w:r>
         <w:rPr>
           <w:rFonts w:ascii="Times New Roman" w:hAnsi="Times New Roman" w:cs="Times New Roman"/>
@@ -1502,7 +1585,27 @@
                 <w:szCs w:val="24"/>
                 <w:lang w:val="en-US"/>
               </w:rPr>
-              <w:t>{%tr for item in competence%}</w:t>
+              <w:t>{%</w:t>
+            </w:r>
+            <w:proofErr w:type="spellStart"/>
+            <w:r>
+              <w:rPr>
+                <w:rFonts w:ascii="Times New Roman" w:hAnsi="Times New Roman" w:cs="Times New Roman"/>
+                <w:sz w:val="24"/>
+                <w:szCs w:val="24"/>
+                <w:lang w:val="en-US"/>
+              </w:rPr>
+              <w:t>tr</w:t>
+            </w:r>
+            <w:proofErr w:type="spellEnd"/>
+            <w:r>
+              <w:rPr>
+                <w:rFonts w:ascii="Times New Roman" w:hAnsi="Times New Roman" w:cs="Times New Roman"/>
+                <w:sz w:val="24"/>
+                <w:szCs w:val="24"/>
+                <w:lang w:val="en-US"/>
+              </w:rPr>
+              <w:t xml:space="preserve"> for item in competence%}</w:t>
             </w:r>
           </w:p>
         </w:tc>
@@ -1685,7 +1788,27 @@
                 <w:szCs w:val="24"/>
                 <w:lang w:val="en-US"/>
               </w:rPr>
-              <w:t xml:space="preserve">{%tr </w:t>
+              <w:t>{%</w:t>
+            </w:r>
+            <w:proofErr w:type="spellStart"/>
+            <w:r>
+              <w:rPr>
+                <w:rFonts w:ascii="Times New Roman" w:hAnsi="Times New Roman" w:cs="Times New Roman"/>
+                <w:sz w:val="24"/>
+                <w:szCs w:val="24"/>
+                <w:lang w:val="en-US"/>
+              </w:rPr>
+              <w:t>tr</w:t>
+            </w:r>
+            <w:proofErr w:type="spellEnd"/>
+            <w:r>
+              <w:rPr>
+                <w:rFonts w:ascii="Times New Roman" w:hAnsi="Times New Roman" w:cs="Times New Roman"/>
+                <w:sz w:val="24"/>
+                <w:szCs w:val="24"/>
+                <w:lang w:val="en-US"/>
+              </w:rPr>
+              <w:t xml:space="preserve"> </w:t>
             </w:r>
             <w:proofErr w:type="spellStart"/>
             <w:r>
@@ -1729,7 +1852,29 @@
           <w:sz w:val="24"/>
           <w:szCs w:val="24"/>
         </w:rPr>
-        <w:t>1.2 В результате освоения дисциплины у обучающихся должны быть сформированы</w:t>
+        <w:t xml:space="preserve">1.2 </w:t>
+      </w:r>
+      <w:proofErr w:type="gramStart"/>
+      <w:r>
+        <w:rPr>
+          <w:rFonts w:ascii="Times New Roman" w:hAnsi="Times New Roman" w:cs="Times New Roman"/>
+          <w:b/>
+          <w:bCs/>
+          <w:sz w:val="24"/>
+          <w:szCs w:val="24"/>
+        </w:rPr>
+        <w:t>В</w:t>
+      </w:r>
+      <w:proofErr w:type="gramEnd"/>
+      <w:r>
+        <w:rPr>
+          <w:rFonts w:ascii="Times New Roman" w:hAnsi="Times New Roman" w:cs="Times New Roman"/>
+          <w:b/>
+          <w:bCs/>
+          <w:sz w:val="24"/>
+          <w:szCs w:val="24"/>
+        </w:rPr>
+        <w:t xml:space="preserve"> результате освоения дисциплины у обучающихся должны быть сформированы</w:t>
       </w:r>
     </w:p>
     <w:tbl>
@@ -1874,7 +2019,29 @@
                 <w:szCs w:val="24"/>
                 <w:lang w:val="en-US"/>
               </w:rPr>
-              <w:t>{%tr for item in indicators %}</w:t>
+              <w:t>{%</w:t>
+            </w:r>
+            <w:proofErr w:type="spellStart"/>
+            <w:r>
+              <w:rPr>
+                <w:rFonts w:ascii="Times New Roman" w:hAnsi="Times New Roman" w:cs="Times New Roman"/>
+                <w:color w:val="000000" w:themeColor="text1"/>
+                <w:sz w:val="24"/>
+                <w:szCs w:val="24"/>
+                <w:lang w:val="en-US"/>
+              </w:rPr>
+              <w:t>tr</w:t>
+            </w:r>
+            <w:proofErr w:type="spellEnd"/>
+            <w:r>
+              <w:rPr>
+                <w:rFonts w:ascii="Times New Roman" w:hAnsi="Times New Roman" w:cs="Times New Roman"/>
+                <w:color w:val="000000" w:themeColor="text1"/>
+                <w:sz w:val="24"/>
+                <w:szCs w:val="24"/>
+                <w:lang w:val="en-US"/>
+              </w:rPr>
+              <w:t xml:space="preserve"> for item in indicators %}</w:t>
             </w:r>
           </w:p>
         </w:tc>
@@ -2246,7 +2413,29 @@
                 <w:szCs w:val="24"/>
                 <w:lang w:val="en-US"/>
               </w:rPr>
-              <w:t xml:space="preserve">{%tr </w:t>
+              <w:t>{%</w:t>
+            </w:r>
+            <w:proofErr w:type="spellStart"/>
+            <w:r>
+              <w:rPr>
+                <w:rFonts w:ascii="Times New Roman" w:hAnsi="Times New Roman" w:cs="Times New Roman"/>
+                <w:color w:val="000000" w:themeColor="text1"/>
+                <w:sz w:val="24"/>
+                <w:szCs w:val="24"/>
+                <w:lang w:val="en-US"/>
+              </w:rPr>
+              <w:t>tr</w:t>
+            </w:r>
+            <w:proofErr w:type="spellEnd"/>
+            <w:r>
+              <w:rPr>
+                <w:rFonts w:ascii="Times New Roman" w:hAnsi="Times New Roman" w:cs="Times New Roman"/>
+                <w:color w:val="000000" w:themeColor="text1"/>
+                <w:sz w:val="24"/>
+                <w:szCs w:val="24"/>
+                <w:lang w:val="en-US"/>
+              </w:rPr>
+              <w:t xml:space="preserve"> </w:t>
             </w:r>
             <w:proofErr w:type="spellStart"/>
             <w:r>
@@ -2352,6 +2541,7 @@
         </w:rPr>
         <w:t xml:space="preserve"> </w:t>
       </w:r>
+      <w:proofErr w:type="gramStart"/>
       <w:r>
         <w:rPr>
           <w:rFonts w:ascii="Times New Roman" w:hAnsi="Times New Roman" w:cs="Times New Roman"/>
@@ -2377,6 +2567,7 @@
         </w:rPr>
         <w:t>sum</w:t>
       </w:r>
+      <w:proofErr w:type="gramEnd"/>
       <w:r>
         <w:rPr>
           <w:rFonts w:ascii="Times New Roman" w:hAnsi="Times New Roman" w:cs="Times New Roman"/>
@@ -2532,6 +2723,7 @@
               </w:rPr>
               <w:t xml:space="preserve"> </w:t>
             </w:r>
+            <w:proofErr w:type="gramStart"/>
             <w:r>
               <w:rPr>
                 <w:rFonts w:ascii="Times New Roman" w:hAnsi="Times New Roman" w:cs="Times New Roman"/>
@@ -2548,7 +2740,18 @@
                 <w:sz w:val="24"/>
                 <w:szCs w:val="24"/>
               </w:rPr>
-              <w:t>Трудоемкость в академических часах</w:t>
+              <w:t>Трудоемкость</w:t>
+            </w:r>
+            <w:proofErr w:type="gramEnd"/>
+            <w:r>
+              <w:rPr>
+                <w:rFonts w:ascii="Times New Roman" w:hAnsi="Times New Roman" w:cs="Times New Roman"/>
+                <w:b/>
+                <w:bCs/>
+                <w:sz w:val="24"/>
+                <w:szCs w:val="24"/>
+              </w:rPr>
+              <w:t xml:space="preserve"> в академических часах</w:t>
             </w:r>
           </w:p>
           <w:p>
@@ -2860,6 +3063,7 @@
               </w:rPr>
               <w:t>{{</w:t>
             </w:r>
+            <w:proofErr w:type="spellStart"/>
             <w:r>
               <w:rPr>
                 <w:rFonts w:ascii="Times New Roman" w:hAnsi="Times New Roman" w:cs="Times New Roman"/>
@@ -2869,6 +3073,7 @@
               </w:rPr>
               <w:t>sha</w:t>
             </w:r>
+            <w:proofErr w:type="spellEnd"/>
             <w:r>
               <w:rPr>
                 <w:rFonts w:ascii="Times New Roman" w:hAnsi="Times New Roman" w:cs="Times New Roman"/>
@@ -2940,6 +3145,7 @@
               </w:rPr>
               <w:t xml:space="preserve"> + </w:t>
             </w:r>
+            <w:proofErr w:type="spellStart"/>
             <w:r>
               <w:rPr>
                 <w:rFonts w:ascii="Times New Roman" w:hAnsi="Times New Roman" w:cs="Times New Roman"/>
@@ -2949,6 +3155,7 @@
               </w:rPr>
               <w:t>sha</w:t>
             </w:r>
+            <w:proofErr w:type="spellEnd"/>
             <w:r>
               <w:rPr>
                 <w:rFonts w:ascii="Times New Roman" w:hAnsi="Times New Roman" w:cs="Times New Roman"/>
@@ -3800,6 +4007,7 @@
                 <w:szCs w:val="24"/>
               </w:rPr>
             </w:pPr>
+            <w:proofErr w:type="gramStart"/>
             <w:r>
               <w:rPr>
                 <w:rFonts w:ascii="Times New Roman" w:hAnsi="Times New Roman" w:cs="Times New Roman"/>
@@ -3808,6 +4016,7 @@
               </w:rPr>
               <w:t xml:space="preserve">{{ </w:t>
             </w:r>
+            <w:proofErr w:type="spellStart"/>
             <w:r>
               <w:rPr>
                 <w:rFonts w:ascii="Times New Roman" w:hAnsi="Times New Roman" w:cs="Times New Roman"/>
@@ -3817,6 +4026,7 @@
               </w:rPr>
               <w:t>sha</w:t>
             </w:r>
+            <w:proofErr w:type="spellEnd"/>
             <w:r>
               <w:rPr>
                 <w:rFonts w:ascii="Times New Roman" w:hAnsi="Times New Roman" w:cs="Times New Roman"/>
@@ -3836,6 +4046,7 @@
               <w:t>lekc</w:t>
             </w:r>
             <w:proofErr w:type="spellEnd"/>
+            <w:proofErr w:type="gramEnd"/>
             <w:r>
               <w:rPr>
                 <w:rFonts w:ascii="Times New Roman" w:hAnsi="Times New Roman" w:cs="Times New Roman"/>
@@ -4213,6 +4424,7 @@
                 <w:szCs w:val="24"/>
               </w:rPr>
             </w:pPr>
+            <w:proofErr w:type="gramStart"/>
             <w:r>
               <w:rPr>
                 <w:rFonts w:ascii="Times New Roman" w:hAnsi="Times New Roman" w:cs="Times New Roman"/>
@@ -4221,6 +4433,7 @@
               </w:rPr>
               <w:t xml:space="preserve">{{ </w:t>
             </w:r>
+            <w:proofErr w:type="spellStart"/>
             <w:r>
               <w:rPr>
                 <w:rFonts w:ascii="Times New Roman" w:hAnsi="Times New Roman" w:cs="Times New Roman"/>
@@ -4230,6 +4443,7 @@
               </w:rPr>
               <w:t>sha</w:t>
             </w:r>
+            <w:proofErr w:type="spellEnd"/>
             <w:r>
               <w:rPr>
                 <w:rFonts w:ascii="Times New Roman" w:hAnsi="Times New Roman" w:cs="Times New Roman"/>
@@ -4247,6 +4461,7 @@
               </w:rPr>
               <w:t>lab</w:t>
             </w:r>
+            <w:proofErr w:type="gramEnd"/>
             <w:r>
               <w:rPr>
                 <w:rFonts w:ascii="Times New Roman" w:hAnsi="Times New Roman" w:cs="Times New Roman"/>
@@ -4866,7 +5081,27 @@
                 <w:szCs w:val="24"/>
                 <w:lang w:val="en-US"/>
               </w:rPr>
-              <w:t>{{ sha.</w:t>
+              <w:t xml:space="preserve">{{ </w:t>
+            </w:r>
+            <w:proofErr w:type="spellStart"/>
+            <w:r>
+              <w:rPr>
+                <w:rFonts w:ascii="Times New Roman" w:hAnsi="Times New Roman" w:cs="Times New Roman"/>
+                <w:sz w:val="24"/>
+                <w:szCs w:val="24"/>
+                <w:lang w:val="en-US"/>
+              </w:rPr>
+              <w:t>sha</w:t>
+            </w:r>
+            <w:proofErr w:type="spellEnd"/>
+            <w:r>
+              <w:rPr>
+                <w:rFonts w:ascii="Times New Roman" w:hAnsi="Times New Roman" w:cs="Times New Roman"/>
+                <w:sz w:val="24"/>
+                <w:szCs w:val="24"/>
+                <w:lang w:val="en-US"/>
+              </w:rPr>
+              <w:t>.</w:t>
             </w:r>
             <w:r>
               <w:t xml:space="preserve"> </w:t>
@@ -5135,7 +5370,27 @@
                 <w:szCs w:val="24"/>
                 <w:lang w:val="en-US"/>
               </w:rPr>
-              <w:t>{{sha.</w:t>
+              <w:t>{{</w:t>
+            </w:r>
+            <w:proofErr w:type="spellStart"/>
+            <w:r>
+              <w:rPr>
+                <w:rFonts w:ascii="Times New Roman" w:hAnsi="Times New Roman" w:cs="Times New Roman"/>
+                <w:sz w:val="24"/>
+                <w:szCs w:val="24"/>
+                <w:lang w:val="en-US"/>
+              </w:rPr>
+              <w:t>sha</w:t>
+            </w:r>
+            <w:proofErr w:type="spellEnd"/>
+            <w:r>
+              <w:rPr>
+                <w:rFonts w:ascii="Times New Roman" w:hAnsi="Times New Roman" w:cs="Times New Roman"/>
+                <w:sz w:val="24"/>
+                <w:szCs w:val="24"/>
+                <w:lang w:val="en-US"/>
+              </w:rPr>
+              <w:t>.</w:t>
             </w:r>
             <w:r>
               <w:t xml:space="preserve"> </w:t>
@@ -5445,7 +5700,25 @@
                 <w:sz w:val="24"/>
                 <w:szCs w:val="24"/>
               </w:rPr>
-              <w:t>Самостоятельная работа (в т.ч. курсовое проектирование)</w:t>
+              <w:t xml:space="preserve">Самостоятельная работа (в </w:t>
+            </w:r>
+            <w:proofErr w:type="spellStart"/>
+            <w:r>
+              <w:rPr>
+                <w:rFonts w:ascii="Times New Roman" w:hAnsi="Times New Roman" w:cs="Times New Roman"/>
+                <w:sz w:val="24"/>
+                <w:szCs w:val="24"/>
+              </w:rPr>
+              <w:t>т.ч</w:t>
+            </w:r>
+            <w:proofErr w:type="spellEnd"/>
+            <w:r>
+              <w:rPr>
+                <w:rFonts w:ascii="Times New Roman" w:hAnsi="Times New Roman" w:cs="Times New Roman"/>
+                <w:sz w:val="24"/>
+                <w:szCs w:val="24"/>
+              </w:rPr>
+              <w:t>. курсовое проектирование)</w:t>
             </w:r>
           </w:p>
         </w:tc>
@@ -6411,6 +6684,7 @@
         <w:t xml:space="preserve"> </w:t>
       </w:r>
       <w:proofErr w:type="spellStart"/>
+      <w:proofErr w:type="gramStart"/>
       <w:r>
         <w:rPr>
           <w:rFonts w:ascii="Times New Roman" w:hAnsi="Times New Roman" w:cs="Times New Roman"/>
@@ -6454,7 +6728,19 @@
           <w:szCs w:val="24"/>
           <w:lang w:val="en-US"/>
         </w:rPr>
-        <w:t>()</w:t>
+        <w:t>(</w:t>
+      </w:r>
+      <w:proofErr w:type="gramEnd"/>
+      <w:r>
+        <w:rPr>
+          <w:rFonts w:ascii="Times New Roman" w:hAnsi="Times New Roman" w:cs="Times New Roman"/>
+          <w:b/>
+          <w:bCs/>
+          <w:sz w:val="24"/>
+          <w:szCs w:val="24"/>
+          <w:lang w:val="en-US"/>
+        </w:rPr>
+        <w:t>)</w:t>
       </w:r>
       <w:r>
         <w:rPr>
@@ -6524,6 +6810,7 @@
         </w:rPr>
         <w:t xml:space="preserve"> № </w:t>
       </w:r>
+      <w:proofErr w:type="gramStart"/>
       <w:r>
         <w:rPr>
           <w:rFonts w:ascii="Times New Roman" w:hAnsi="Times New Roman" w:cs="Times New Roman"/>
@@ -6548,6 +6835,7 @@
         </w:rPr>
         <w:t xml:space="preserve"> key</w:t>
       </w:r>
+      <w:proofErr w:type="gramEnd"/>
       <w:r>
         <w:rPr>
           <w:rFonts w:ascii="Times New Roman" w:hAnsi="Times New Roman" w:cs="Times New Roman"/>
@@ -7436,7 +7724,27 @@
                 <w:szCs w:val="20"/>
                 <w:lang w:val="en-US"/>
               </w:rPr>
-              <w:t xml:space="preserve">{%tr for </w:t>
+              <w:t>{%</w:t>
+            </w:r>
+            <w:proofErr w:type="spellStart"/>
+            <w:r>
+              <w:rPr>
+                <w:rFonts w:ascii="Times New Roman" w:hAnsi="Times New Roman" w:cs="Times New Roman"/>
+                <w:sz w:val="20"/>
+                <w:szCs w:val="20"/>
+                <w:lang w:val="en-US"/>
+              </w:rPr>
+              <w:t>tr</w:t>
+            </w:r>
+            <w:proofErr w:type="spellEnd"/>
+            <w:r>
+              <w:rPr>
+                <w:rFonts w:ascii="Times New Roman" w:hAnsi="Times New Roman" w:cs="Times New Roman"/>
+                <w:sz w:val="20"/>
+                <w:szCs w:val="20"/>
+                <w:lang w:val="en-US"/>
+              </w:rPr>
+              <w:t xml:space="preserve"> for </w:t>
             </w:r>
             <w:proofErr w:type="spellStart"/>
             <w:r>
@@ -7985,7 +8293,27 @@
                 <w:szCs w:val="20"/>
                 <w:lang w:val="en-US"/>
               </w:rPr>
-              <w:t xml:space="preserve">{%tr </w:t>
+              <w:t>{%</w:t>
+            </w:r>
+            <w:proofErr w:type="spellStart"/>
+            <w:r>
+              <w:rPr>
+                <w:rFonts w:ascii="Times New Roman" w:hAnsi="Times New Roman" w:cs="Times New Roman"/>
+                <w:sz w:val="20"/>
+                <w:szCs w:val="20"/>
+                <w:lang w:val="en-US"/>
+              </w:rPr>
+              <w:t>tr</w:t>
+            </w:r>
+            <w:proofErr w:type="spellEnd"/>
+            <w:r>
+              <w:rPr>
+                <w:rFonts w:ascii="Times New Roman" w:hAnsi="Times New Roman" w:cs="Times New Roman"/>
+                <w:sz w:val="20"/>
+                <w:szCs w:val="20"/>
+                <w:lang w:val="en-US"/>
+              </w:rPr>
+              <w:t xml:space="preserve"> </w:t>
             </w:r>
             <w:proofErr w:type="spellStart"/>
             <w:r>
@@ -8050,6 +8378,7 @@
         </w:rPr>
         <w:t xml:space="preserve"> </w:t>
       </w:r>
+      <w:proofErr w:type="gramStart"/>
       <w:r>
         <w:rPr>
           <w:rFonts w:ascii="Times New Roman" w:hAnsi="Times New Roman" w:cs="Times New Roman"/>
@@ -8066,7 +8395,17 @@
           <w:szCs w:val="24"/>
           <w:lang w:val="en-US"/>
         </w:rPr>
-        <w:t>%}</w:t>
+        <w:t>%</w:t>
+      </w:r>
+      <w:proofErr w:type="gramEnd"/>
+      <w:r>
+        <w:rPr>
+          <w:rFonts w:ascii="Times New Roman" w:hAnsi="Times New Roman" w:cs="Times New Roman"/>
+          <w:sz w:val="24"/>
+          <w:szCs w:val="24"/>
+          <w:lang w:val="en-US"/>
+        </w:rPr>
+        <w:t>}</w:t>
       </w:r>
     </w:p>
     <w:p>
@@ -8278,6 +8617,7 @@
         <w:t xml:space="preserve"> in </w:t>
       </w:r>
       <w:proofErr w:type="spellStart"/>
+      <w:proofErr w:type="gramStart"/>
       <w:r>
         <w:rPr>
           <w:rFonts w:ascii="Times New Roman" w:hAnsi="Times New Roman" w:cs="Times New Roman"/>
@@ -8299,7 +8639,19 @@
           <w:szCs w:val="24"/>
           <w:lang w:val="en-US"/>
         </w:rPr>
-        <w:t xml:space="preserve">() </w:t>
+        <w:t>(</w:t>
+      </w:r>
+      <w:proofErr w:type="gramEnd"/>
+      <w:r>
+        <w:rPr>
+          <w:rFonts w:ascii="Times New Roman" w:hAnsi="Times New Roman" w:cs="Times New Roman"/>
+          <w:b/>
+          <w:bCs/>
+          <w:sz w:val="24"/>
+          <w:szCs w:val="24"/>
+          <w:lang w:val="en-US"/>
+        </w:rPr>
+        <w:t xml:space="preserve">) </w:t>
       </w:r>
       <w:r>
         <w:rPr>
@@ -8358,6 +8710,7 @@
         </w:rPr>
         <w:t xml:space="preserve"> № </w:t>
       </w:r>
+      <w:proofErr w:type="gramStart"/>
       <w:r>
         <w:rPr>
           <w:rFonts w:ascii="Times New Roman" w:hAnsi="Times New Roman" w:cs="Times New Roman"/>
@@ -8368,7 +8721,20 @@
           <w:u w:val="single"/>
           <w:lang w:val="en-US"/>
         </w:rPr>
-        <w:t>{{ key }}</w:t>
+        <w:t>{{ key</w:t>
+      </w:r>
+      <w:proofErr w:type="gramEnd"/>
+      <w:r>
+        <w:rPr>
+          <w:rFonts w:ascii="Times New Roman" w:hAnsi="Times New Roman" w:cs="Times New Roman"/>
+          <w:b/>
+          <w:bCs/>
+          <w:sz w:val="24"/>
+          <w:szCs w:val="24"/>
+          <w:u w:val="single"/>
+          <w:lang w:val="en-US"/>
+        </w:rPr>
+        <w:t xml:space="preserve"> }}</w:t>
       </w:r>
     </w:p>
     <w:tbl>
@@ -8482,7 +8848,27 @@
                 <w:szCs w:val="24"/>
                 <w:lang w:val="en-US"/>
               </w:rPr>
-              <w:t xml:space="preserve">{%tr for </w:t>
+              <w:t>{%</w:t>
+            </w:r>
+            <w:proofErr w:type="spellStart"/>
+            <w:r>
+              <w:rPr>
+                <w:rFonts w:ascii="Times New Roman" w:hAnsi="Times New Roman" w:cs="Times New Roman"/>
+                <w:sz w:val="24"/>
+                <w:szCs w:val="24"/>
+                <w:lang w:val="en-US"/>
+              </w:rPr>
+              <w:t>tr</w:t>
+            </w:r>
+            <w:proofErr w:type="spellEnd"/>
+            <w:r>
+              <w:rPr>
+                <w:rFonts w:ascii="Times New Roman" w:hAnsi="Times New Roman" w:cs="Times New Roman"/>
+                <w:sz w:val="24"/>
+                <w:szCs w:val="24"/>
+                <w:lang w:val="en-US"/>
+              </w:rPr>
+              <w:t xml:space="preserve"> for </w:t>
             </w:r>
             <w:proofErr w:type="spellStart"/>
             <w:r>
@@ -8689,7 +9075,27 @@
                 <w:szCs w:val="24"/>
                 <w:lang w:val="en-US"/>
               </w:rPr>
-              <w:t xml:space="preserve">{%tr </w:t>
+              <w:t>{%</w:t>
+            </w:r>
+            <w:proofErr w:type="spellStart"/>
+            <w:r>
+              <w:rPr>
+                <w:rFonts w:ascii="Times New Roman" w:hAnsi="Times New Roman" w:cs="Times New Roman"/>
+                <w:sz w:val="24"/>
+                <w:szCs w:val="24"/>
+                <w:lang w:val="en-US"/>
+              </w:rPr>
+              <w:t>tr</w:t>
+            </w:r>
+            <w:proofErr w:type="spellEnd"/>
+            <w:r>
+              <w:rPr>
+                <w:rFonts w:ascii="Times New Roman" w:hAnsi="Times New Roman" w:cs="Times New Roman"/>
+                <w:sz w:val="24"/>
+                <w:szCs w:val="24"/>
+                <w:lang w:val="en-US"/>
+              </w:rPr>
+              <w:t xml:space="preserve"> </w:t>
             </w:r>
             <w:proofErr w:type="spellStart"/>
             <w:r>
@@ -8992,6 +9398,7 @@
         </w:rPr>
         <w:t xml:space="preserve"> </w:t>
       </w:r>
+      <w:proofErr w:type="spellStart"/>
       <w:r>
         <w:rPr>
           <w:rFonts w:ascii="Times New Roman" w:hAnsi="Times New Roman" w:cs="Times New Roman"/>
@@ -9002,6 +9409,7 @@
         </w:rPr>
         <w:t>endif</w:t>
       </w:r>
+      <w:proofErr w:type="spellEnd"/>
       <w:r>
         <w:rPr>
           <w:rFonts w:ascii="Times New Roman" w:hAnsi="Times New Roman" w:cs="Times New Roman"/>
@@ -9134,6 +9542,7 @@
         <w:t xml:space="preserve"> </w:t>
       </w:r>
       <w:proofErr w:type="spellStart"/>
+      <w:proofErr w:type="gramStart"/>
       <w:r>
         <w:rPr>
           <w:rFonts w:ascii="Times New Roman" w:hAnsi="Times New Roman" w:cs="Times New Roman"/>
@@ -9177,7 +9586,19 @@
           <w:szCs w:val="24"/>
           <w:lang w:val="en-US"/>
         </w:rPr>
-        <w:t xml:space="preserve">() </w:t>
+        <w:t>(</w:t>
+      </w:r>
+      <w:proofErr w:type="gramEnd"/>
+      <w:r>
+        <w:rPr>
+          <w:rFonts w:ascii="Times New Roman" w:hAnsi="Times New Roman" w:cs="Times New Roman"/>
+          <w:b/>
+          <w:bCs/>
+          <w:sz w:val="24"/>
+          <w:szCs w:val="24"/>
+          <w:lang w:val="en-US"/>
+        </w:rPr>
+        <w:t xml:space="preserve">) </w:t>
       </w:r>
       <w:r>
         <w:rPr>
@@ -9234,6 +9655,7 @@
         </w:rPr>
         <w:t xml:space="preserve"> № </w:t>
       </w:r>
+      <w:proofErr w:type="gramStart"/>
       <w:r>
         <w:rPr>
           <w:rFonts w:ascii="Times New Roman" w:hAnsi="Times New Roman" w:cs="Times New Roman"/>
@@ -9244,7 +9666,20 @@
           <w:u w:val="single"/>
           <w:lang w:val="en-US"/>
         </w:rPr>
-        <w:t>{{ key }}</w:t>
+        <w:t>{{ key</w:t>
+      </w:r>
+      <w:proofErr w:type="gramEnd"/>
+      <w:r>
+        <w:rPr>
+          <w:rFonts w:ascii="Times New Roman" w:hAnsi="Times New Roman" w:cs="Times New Roman"/>
+          <w:b/>
+          <w:bCs/>
+          <w:sz w:val="24"/>
+          <w:szCs w:val="24"/>
+          <w:u w:val="single"/>
+          <w:lang w:val="en-US"/>
+        </w:rPr>
+        <w:t xml:space="preserve"> }}</w:t>
       </w:r>
     </w:p>
     <w:tbl>
@@ -9363,6 +9798,7 @@
               </w:rPr>
               <w:t>{%</w:t>
             </w:r>
+            <w:proofErr w:type="spellStart"/>
             <w:r>
               <w:rPr>
                 <w:rFonts w:ascii="Times New Roman" w:hAnsi="Times New Roman" w:cs="Times New Roman"/>
@@ -9372,6 +9808,7 @@
               </w:rPr>
               <w:t>tr</w:t>
             </w:r>
+            <w:proofErr w:type="spellEnd"/>
             <w:r>
               <w:rPr>
                 <w:rFonts w:ascii="Times New Roman" w:hAnsi="Times New Roman" w:cs="Times New Roman"/>
@@ -9482,6 +9919,7 @@
                 <w:szCs w:val="24"/>
               </w:rPr>
             </w:pPr>
+            <w:proofErr w:type="gramStart"/>
             <w:r>
               <w:rPr>
                 <w:rFonts w:ascii="Times New Roman" w:hAnsi="Times New Roman" w:cs="Times New Roman"/>
@@ -9518,6 +9956,7 @@
               </w:rPr>
               <w:t>number</w:t>
             </w:r>
+            <w:proofErr w:type="gramEnd"/>
             <w:r>
               <w:rPr>
                 <w:rFonts w:ascii="Times New Roman" w:hAnsi="Times New Roman" w:cs="Times New Roman"/>
@@ -9540,6 +9979,7 @@
                 <w:szCs w:val="24"/>
               </w:rPr>
             </w:pPr>
+            <w:proofErr w:type="gramStart"/>
             <w:r>
               <w:rPr>
                 <w:rFonts w:ascii="Times New Roman" w:hAnsi="Times New Roman" w:cs="Times New Roman"/>
@@ -9576,6 +10016,7 @@
               </w:rPr>
               <w:t>content</w:t>
             </w:r>
+            <w:proofErr w:type="gramEnd"/>
             <w:r>
               <w:rPr>
                 <w:rFonts w:ascii="Times New Roman" w:hAnsi="Times New Roman" w:cs="Times New Roman"/>
@@ -9600,6 +10041,7 @@
                 <w:szCs w:val="24"/>
               </w:rPr>
             </w:pPr>
+            <w:proofErr w:type="gramStart"/>
             <w:r>
               <w:rPr>
                 <w:rFonts w:ascii="Times New Roman" w:hAnsi="Times New Roman" w:cs="Times New Roman"/>
@@ -9636,6 +10078,7 @@
               </w:rPr>
               <w:t>hours</w:t>
             </w:r>
+            <w:proofErr w:type="gramEnd"/>
             <w:r>
               <w:rPr>
                 <w:rFonts w:ascii="Times New Roman" w:hAnsi="Times New Roman" w:cs="Times New Roman"/>
@@ -9670,6 +10113,7 @@
               </w:rPr>
               <w:t>{%</w:t>
             </w:r>
+            <w:proofErr w:type="spellStart"/>
             <w:r>
               <w:rPr>
                 <w:rFonts w:ascii="Times New Roman" w:hAnsi="Times New Roman" w:cs="Times New Roman"/>
@@ -9679,6 +10123,7 @@
               </w:rPr>
               <w:t>tr</w:t>
             </w:r>
+            <w:proofErr w:type="spellEnd"/>
             <w:r>
               <w:rPr>
                 <w:rFonts w:ascii="Times New Roman" w:hAnsi="Times New Roman" w:cs="Times New Roman"/>
@@ -9983,6 +10428,7 @@
         </w:rPr>
         <w:t xml:space="preserve"> </w:t>
       </w:r>
+      <w:proofErr w:type="spellStart"/>
       <w:r>
         <w:rPr>
           <w:rFonts w:ascii="Times New Roman" w:hAnsi="Times New Roman" w:cs="Times New Roman"/>
@@ -9993,6 +10439,7 @@
         </w:rPr>
         <w:t>endif</w:t>
       </w:r>
+      <w:proofErr w:type="spellEnd"/>
       <w:r>
         <w:rPr>
           <w:rFonts w:ascii="Times New Roman" w:hAnsi="Times New Roman" w:cs="Times New Roman"/>
@@ -10116,6 +10563,7 @@
         <w:t xml:space="preserve"> </w:t>
       </w:r>
       <w:proofErr w:type="spellStart"/>
+      <w:proofErr w:type="gramStart"/>
       <w:r>
         <w:rPr>
           <w:rFonts w:ascii="Times New Roman" w:hAnsi="Times New Roman" w:cs="Times New Roman"/>
@@ -10159,7 +10607,19 @@
           <w:szCs w:val="24"/>
           <w:lang w:val="en-US"/>
         </w:rPr>
-        <w:t xml:space="preserve">() </w:t>
+        <w:t>(</w:t>
+      </w:r>
+      <w:proofErr w:type="gramEnd"/>
+      <w:r>
+        <w:rPr>
+          <w:rFonts w:ascii="Times New Roman" w:hAnsi="Times New Roman" w:cs="Times New Roman"/>
+          <w:b/>
+          <w:bCs/>
+          <w:sz w:val="24"/>
+          <w:szCs w:val="24"/>
+          <w:lang w:val="en-US"/>
+        </w:rPr>
+        <w:t xml:space="preserve">) </w:t>
       </w:r>
       <w:r>
         <w:rPr>
@@ -10217,6 +10677,7 @@
         </w:rPr>
         <w:t xml:space="preserve"> № </w:t>
       </w:r>
+      <w:proofErr w:type="gramStart"/>
       <w:r>
         <w:rPr>
           <w:rFonts w:ascii="Times New Roman" w:hAnsi="Times New Roman" w:cs="Times New Roman"/>
@@ -10227,7 +10688,20 @@
           <w:u w:val="single"/>
           <w:lang w:val="en-US"/>
         </w:rPr>
-        <w:t>{{ key }}</w:t>
+        <w:t>{{ key</w:t>
+      </w:r>
+      <w:proofErr w:type="gramEnd"/>
+      <w:r>
+        <w:rPr>
+          <w:rFonts w:ascii="Times New Roman" w:hAnsi="Times New Roman" w:cs="Times New Roman"/>
+          <w:b/>
+          <w:bCs/>
+          <w:sz w:val="24"/>
+          <w:szCs w:val="24"/>
+          <w:u w:val="single"/>
+          <w:lang w:val="en-US"/>
+        </w:rPr>
+        <w:t xml:space="preserve"> }}</w:t>
       </w:r>
     </w:p>
     <w:tbl>
@@ -10346,6 +10820,7 @@
               </w:rPr>
               <w:t>{%</w:t>
             </w:r>
+            <w:proofErr w:type="spellStart"/>
             <w:r>
               <w:rPr>
                 <w:rFonts w:ascii="Times New Roman" w:hAnsi="Times New Roman" w:cs="Times New Roman"/>
@@ -10355,6 +10830,7 @@
               </w:rPr>
               <w:t>tr</w:t>
             </w:r>
+            <w:proofErr w:type="spellEnd"/>
             <w:r>
               <w:rPr>
                 <w:rFonts w:ascii="Times New Roman" w:hAnsi="Times New Roman" w:cs="Times New Roman"/>
@@ -10456,6 +10932,7 @@
                 <w:szCs w:val="24"/>
               </w:rPr>
             </w:pPr>
+            <w:proofErr w:type="gramStart"/>
             <w:r>
               <w:rPr>
                 <w:rFonts w:ascii="Times New Roman" w:hAnsi="Times New Roman" w:cs="Times New Roman"/>
@@ -10493,6 +10970,7 @@
               </w:rPr>
               <w:t>number</w:t>
             </w:r>
+            <w:proofErr w:type="gramEnd"/>
             <w:r>
               <w:rPr>
                 <w:rFonts w:ascii="Times New Roman" w:hAnsi="Times New Roman" w:cs="Times New Roman"/>
@@ -10515,6 +10993,7 @@
                 <w:szCs w:val="24"/>
               </w:rPr>
             </w:pPr>
+            <w:proofErr w:type="gramStart"/>
             <w:r>
               <w:rPr>
                 <w:rFonts w:ascii="Times New Roman" w:hAnsi="Times New Roman" w:cs="Times New Roman"/>
@@ -10551,6 +11030,7 @@
               </w:rPr>
               <w:t>content</w:t>
             </w:r>
+            <w:proofErr w:type="gramEnd"/>
             <w:r>
               <w:rPr>
                 <w:rFonts w:ascii="Times New Roman" w:hAnsi="Times New Roman" w:cs="Times New Roman"/>
@@ -10575,6 +11055,7 @@
                 <w:szCs w:val="24"/>
               </w:rPr>
             </w:pPr>
+            <w:proofErr w:type="gramStart"/>
             <w:r>
               <w:rPr>
                 <w:rFonts w:ascii="Times New Roman" w:hAnsi="Times New Roman" w:cs="Times New Roman"/>
@@ -10611,6 +11092,7 @@
               </w:rPr>
               <w:t>hours</w:t>
             </w:r>
+            <w:proofErr w:type="gramEnd"/>
             <w:r>
               <w:rPr>
                 <w:rFonts w:ascii="Times New Roman" w:hAnsi="Times New Roman" w:cs="Times New Roman"/>
@@ -10645,6 +11127,7 @@
               </w:rPr>
               <w:t>{%</w:t>
             </w:r>
+            <w:proofErr w:type="spellStart"/>
             <w:r>
               <w:rPr>
                 <w:rFonts w:ascii="Times New Roman" w:hAnsi="Times New Roman" w:cs="Times New Roman"/>
@@ -10654,6 +11137,7 @@
               </w:rPr>
               <w:t>tr</w:t>
             </w:r>
+            <w:proofErr w:type="spellEnd"/>
             <w:r>
               <w:rPr>
                 <w:rFonts w:ascii="Times New Roman" w:hAnsi="Times New Roman" w:cs="Times New Roman"/>
@@ -10952,6 +11436,7 @@
         </w:rPr>
         <w:t xml:space="preserve"> </w:t>
       </w:r>
+      <w:proofErr w:type="spellStart"/>
       <w:r>
         <w:rPr>
           <w:rFonts w:ascii="Times New Roman" w:hAnsi="Times New Roman" w:cs="Times New Roman"/>
@@ -10962,6 +11447,7 @@
         </w:rPr>
         <w:t>endif</w:t>
       </w:r>
+      <w:proofErr w:type="spellEnd"/>
       <w:r>
         <w:rPr>
           <w:rFonts w:ascii="Times New Roman" w:hAnsi="Times New Roman" w:cs="Times New Roman"/>
@@ -11095,6 +11581,7 @@
         <w:t xml:space="preserve"> </w:t>
       </w:r>
       <w:proofErr w:type="spellStart"/>
+      <w:proofErr w:type="gramStart"/>
       <w:r>
         <w:rPr>
           <w:rFonts w:ascii="Times New Roman" w:hAnsi="Times New Roman" w:cs="Times New Roman"/>
@@ -11138,7 +11625,19 @@
           <w:szCs w:val="24"/>
           <w:lang w:val="en-US"/>
         </w:rPr>
-        <w:t xml:space="preserve">() </w:t>
+        <w:t>(</w:t>
+      </w:r>
+      <w:proofErr w:type="gramEnd"/>
+      <w:r>
+        <w:rPr>
+          <w:rFonts w:ascii="Times New Roman" w:hAnsi="Times New Roman" w:cs="Times New Roman"/>
+          <w:b/>
+          <w:bCs/>
+          <w:sz w:val="24"/>
+          <w:szCs w:val="24"/>
+          <w:lang w:val="en-US"/>
+        </w:rPr>
+        <w:t xml:space="preserve">) </w:t>
       </w:r>
       <w:r>
         <w:rPr>
@@ -11195,6 +11694,7 @@
         </w:rPr>
         <w:t xml:space="preserve"> № </w:t>
       </w:r>
+      <w:proofErr w:type="gramStart"/>
       <w:r>
         <w:rPr>
           <w:rFonts w:ascii="Times New Roman" w:hAnsi="Times New Roman" w:cs="Times New Roman"/>
@@ -11205,7 +11705,20 @@
           <w:u w:val="single"/>
           <w:lang w:val="en-US"/>
         </w:rPr>
-        <w:t>{{ key }}</w:t>
+        <w:t>{{ key</w:t>
+      </w:r>
+      <w:proofErr w:type="gramEnd"/>
+      <w:r>
+        <w:rPr>
+          <w:rFonts w:ascii="Times New Roman" w:hAnsi="Times New Roman" w:cs="Times New Roman"/>
+          <w:b/>
+          <w:bCs/>
+          <w:sz w:val="24"/>
+          <w:szCs w:val="24"/>
+          <w:u w:val="single"/>
+          <w:lang w:val="en-US"/>
+        </w:rPr>
+        <w:t xml:space="preserve"> }}</w:t>
       </w:r>
     </w:p>
     <w:tbl>
@@ -11324,6 +11837,7 @@
               </w:rPr>
               <w:t>{%</w:t>
             </w:r>
+            <w:proofErr w:type="spellStart"/>
             <w:r>
               <w:rPr>
                 <w:rFonts w:ascii="Times New Roman" w:hAnsi="Times New Roman" w:cs="Times New Roman"/>
@@ -11333,6 +11847,7 @@
               </w:rPr>
               <w:t>tr</w:t>
             </w:r>
+            <w:proofErr w:type="spellEnd"/>
             <w:r>
               <w:rPr>
                 <w:rFonts w:ascii="Times New Roman" w:hAnsi="Times New Roman" w:cs="Times New Roman"/>
@@ -11434,6 +11949,7 @@
                 <w:szCs w:val="24"/>
               </w:rPr>
             </w:pPr>
+            <w:proofErr w:type="gramStart"/>
             <w:r>
               <w:rPr>
                 <w:rFonts w:ascii="Times New Roman" w:hAnsi="Times New Roman" w:cs="Times New Roman"/>
@@ -11470,6 +11986,7 @@
               </w:rPr>
               <w:t>number</w:t>
             </w:r>
+            <w:proofErr w:type="gramEnd"/>
             <w:r>
               <w:rPr>
                 <w:rFonts w:ascii="Times New Roman" w:hAnsi="Times New Roman" w:cs="Times New Roman"/>
@@ -11492,6 +12009,7 @@
                 <w:szCs w:val="24"/>
               </w:rPr>
             </w:pPr>
+            <w:proofErr w:type="gramStart"/>
             <w:r>
               <w:rPr>
                 <w:rFonts w:ascii="Times New Roman" w:hAnsi="Times New Roman" w:cs="Times New Roman"/>
@@ -11528,6 +12046,7 @@
               </w:rPr>
               <w:t>content</w:t>
             </w:r>
+            <w:proofErr w:type="gramEnd"/>
             <w:r>
               <w:rPr>
                 <w:rFonts w:ascii="Times New Roman" w:hAnsi="Times New Roman" w:cs="Times New Roman"/>
@@ -11552,6 +12071,7 @@
                 <w:szCs w:val="24"/>
               </w:rPr>
             </w:pPr>
+            <w:proofErr w:type="gramStart"/>
             <w:r>
               <w:rPr>
                 <w:rFonts w:ascii="Times New Roman" w:hAnsi="Times New Roman" w:cs="Times New Roman"/>
@@ -11588,6 +12108,7 @@
               </w:rPr>
               <w:t>hours</w:t>
             </w:r>
+            <w:proofErr w:type="gramEnd"/>
             <w:r>
               <w:rPr>
                 <w:rFonts w:ascii="Times New Roman" w:hAnsi="Times New Roman" w:cs="Times New Roman"/>
@@ -11622,6 +12143,7 @@
               </w:rPr>
               <w:t>{%</w:t>
             </w:r>
+            <w:proofErr w:type="spellStart"/>
             <w:r>
               <w:rPr>
                 <w:rFonts w:ascii="Times New Roman" w:hAnsi="Times New Roman" w:cs="Times New Roman"/>
@@ -11631,6 +12153,7 @@
               </w:rPr>
               <w:t>tr</w:t>
             </w:r>
+            <w:proofErr w:type="spellEnd"/>
             <w:r>
               <w:rPr>
                 <w:rFonts w:ascii="Times New Roman" w:hAnsi="Times New Roman" w:cs="Times New Roman"/>
@@ -11746,7 +12269,16 @@
           <w:sz w:val="24"/>
           <w:szCs w:val="24"/>
         </w:rPr>
-        <w:t xml:space="preserve"> используются следующие интерактивные методы обучения: {{ </w:t>
+        <w:t xml:space="preserve"> используются следующие интерактивные методы обучения: </w:t>
+      </w:r>
+      <w:proofErr w:type="gramStart"/>
+      <w:r>
+        <w:rPr>
+          <w:rFonts w:ascii="Times New Roman" w:hAnsi="Times New Roman" w:cs="Times New Roman"/>
+          <w:sz w:val="24"/>
+          <w:szCs w:val="24"/>
+        </w:rPr>
+        <w:t xml:space="preserve">{{ </w:t>
       </w:r>
       <w:proofErr w:type="spellStart"/>
       <w:r>
@@ -11755,7 +12287,16 @@
           <w:sz w:val="24"/>
           <w:szCs w:val="24"/>
         </w:rPr>
-        <w:t>interactive_methods</w:t>
+        <w:t>interactive</w:t>
+      </w:r>
+      <w:proofErr w:type="gramEnd"/>
+      <w:r>
+        <w:rPr>
+          <w:rFonts w:ascii="Times New Roman" w:hAnsi="Times New Roman" w:cs="Times New Roman"/>
+          <w:sz w:val="24"/>
+          <w:szCs w:val="24"/>
+        </w:rPr>
+        <w:t>_methods</w:t>
       </w:r>
       <w:proofErr w:type="spellEnd"/>
       <w:r>
@@ -11957,18 +12498,42 @@
           <w:szCs w:val="24"/>
           <w:lang w:val="en-US"/>
         </w:rPr>
-        <w:t>.1.</w:t>
-      </w:r>
-      <w:r>
-        <w:rPr>
-          <w:rFonts w:ascii="Times New Roman" w:hAnsi="Times New Roman" w:cs="Times New Roman"/>
-          <w:b/>
-          <w:bCs/>
-          <w:sz w:val="24"/>
-          <w:szCs w:val="24"/>
-          <w:lang w:val="en-US"/>
-        </w:rPr>
-        <w:t>{{</w:t>
+        <w:t>.1</w:t>
+      </w:r>
+      <w:proofErr w:type="gramStart"/>
+      <w:r>
+        <w:rPr>
+          <w:rFonts w:ascii="Times New Roman" w:hAnsi="Times New Roman" w:cs="Times New Roman"/>
+          <w:b/>
+          <w:bCs/>
+          <w:sz w:val="24"/>
+          <w:szCs w:val="24"/>
+          <w:lang w:val="en-US"/>
+        </w:rPr>
+        <w:t>.</w:t>
+      </w:r>
+      <w:r>
+        <w:rPr>
+          <w:rFonts w:ascii="Times New Roman" w:hAnsi="Times New Roman" w:cs="Times New Roman"/>
+          <w:b/>
+          <w:bCs/>
+          <w:sz w:val="24"/>
+          <w:szCs w:val="24"/>
+          <w:lang w:val="en-US"/>
+        </w:rPr>
+        <w:t>{</w:t>
+      </w:r>
+      <w:proofErr w:type="gramEnd"/>
+      <w:r>
+        <w:rPr>
+          <w:rFonts w:ascii="Times New Roman" w:hAnsi="Times New Roman" w:cs="Times New Roman"/>
+          <w:b/>
+          <w:bCs/>
+          <w:sz w:val="24"/>
+          <w:szCs w:val="24"/>
+          <w:lang w:val="en-US"/>
+        </w:rPr>
+        <w:t>{</w:t>
       </w:r>
       <w:r>
         <w:rPr>
@@ -12049,7 +12614,6 @@
           <w:rFonts w:ascii="Times New Roman" w:hAnsi="Times New Roman" w:cs="Times New Roman"/>
           <w:sz w:val="24"/>
           <w:szCs w:val="24"/>
-          <w:lang w:val="en-US"/>
         </w:rPr>
       </w:pPr>
       <w:r>
@@ -12057,7 +12621,6 @@
           <w:rFonts w:ascii="Times New Roman" w:hAnsi="Times New Roman" w:cs="Times New Roman"/>
           <w:sz w:val="24"/>
           <w:szCs w:val="24"/>
-          <w:lang w:val="en-US"/>
         </w:rPr>
         <w:t>{{</w:t>
       </w:r>
@@ -12071,12 +12634,12 @@
         </w:rPr>
         <w:t>i</w:t>
       </w:r>
-      <w:r>
-        <w:rPr>
-          <w:rFonts w:ascii="Times New Roman" w:hAnsi="Times New Roman" w:cs="Times New Roman"/>
-          <w:sz w:val="24"/>
-          <w:szCs w:val="24"/>
-          <w:lang w:val="en-US"/>
+      <w:proofErr w:type="spellEnd"/>
+      <w:r>
+        <w:rPr>
+          <w:rFonts w:ascii="Times New Roman" w:hAnsi="Times New Roman" w:cs="Times New Roman"/>
+          <w:sz w:val="24"/>
+          <w:szCs w:val="24"/>
         </w:rPr>
         <w:t>.</w:t>
       </w:r>
@@ -12089,13 +12652,11 @@
         </w:rPr>
         <w:t>content</w:t>
       </w:r>
-      <w:proofErr w:type="spellEnd"/>
-      <w:r>
-        <w:rPr>
-          <w:rFonts w:ascii="Times New Roman" w:hAnsi="Times New Roman" w:cs="Times New Roman"/>
-          <w:sz w:val="24"/>
-          <w:szCs w:val="24"/>
-          <w:lang w:val="en-US"/>
+      <w:r>
+        <w:rPr>
+          <w:rFonts w:ascii="Times New Roman" w:hAnsi="Times New Roman" w:cs="Times New Roman"/>
+          <w:sz w:val="24"/>
+          <w:szCs w:val="24"/>
         </w:rPr>
         <w:t>}}</w:t>
       </w:r>
@@ -12261,6 +12822,7 @@
           <w:bCs/>
           <w:sz w:val="24"/>
           <w:szCs w:val="24"/>
+          <w:lang w:val="en-US"/>
         </w:rPr>
       </w:pPr>
       <w:r>
@@ -12270,6 +12832,7 @@
           <w:bCs/>
           <w:sz w:val="24"/>
           <w:szCs w:val="24"/>
+          <w:lang w:val="en-US"/>
         </w:rPr>
         <w:t>{%</w:t>
       </w:r>
@@ -12280,6 +12843,7 @@
           <w:bCs/>
           <w:sz w:val="24"/>
           <w:szCs w:val="24"/>
+          <w:lang w:val="en-US"/>
         </w:rPr>
         <w:t>-</w:t>
       </w:r>
@@ -12290,6 +12854,7 @@
           <w:bCs/>
           <w:sz w:val="24"/>
           <w:szCs w:val="24"/>
+          <w:lang w:val="en-US"/>
         </w:rPr>
         <w:t xml:space="preserve"> </w:t>
       </w:r>
@@ -12311,6 +12876,7 @@
           <w:bCs/>
           <w:sz w:val="24"/>
           <w:szCs w:val="24"/>
+          <w:lang w:val="en-US"/>
         </w:rPr>
         <w:t xml:space="preserve"> </w:t>
       </w:r>
@@ -12334,6 +12900,7 @@
           <w:bCs/>
           <w:sz w:val="24"/>
           <w:szCs w:val="24"/>
+          <w:lang w:val="en-US"/>
         </w:rPr>
         <w:t xml:space="preserve"> </w:t>
       </w:r>
@@ -12355,10 +12922,12 @@
           <w:bCs/>
           <w:sz w:val="24"/>
           <w:szCs w:val="24"/>
+          <w:lang w:val="en-US"/>
         </w:rPr>
         <w:t xml:space="preserve"> </w:t>
       </w:r>
       <w:proofErr w:type="spellStart"/>
+      <w:proofErr w:type="gramStart"/>
       <w:r>
         <w:rPr>
           <w:rFonts w:ascii="Times New Roman" w:hAnsi="Times New Roman" w:cs="Times New Roman"/>
@@ -12371,13 +12940,15 @@
         <w:t>fos</w:t>
       </w:r>
       <w:proofErr w:type="spellEnd"/>
-      <w:r>
-        <w:rPr>
-          <w:rFonts w:ascii="Times New Roman" w:hAnsi="Times New Roman" w:cs="Times New Roman"/>
-          <w:b/>
-          <w:bCs/>
-          <w:sz w:val="24"/>
-          <w:szCs w:val="24"/>
+      <w:proofErr w:type="gramEnd"/>
+      <w:r>
+        <w:rPr>
+          <w:rFonts w:ascii="Times New Roman" w:hAnsi="Times New Roman" w:cs="Times New Roman"/>
+          <w:b/>
+          <w:bCs/>
+          <w:sz w:val="24"/>
+          <w:szCs w:val="24"/>
+          <w:lang w:val="en-US"/>
         </w:rPr>
         <w:t xml:space="preserve"> </w:t>
       </w:r>
@@ -12388,6 +12959,7 @@
           <w:bCs/>
           <w:sz w:val="24"/>
           <w:szCs w:val="24"/>
+          <w:lang w:val="en-US"/>
         </w:rPr>
         <w:t>%}</w:t>
       </w:r>
@@ -12402,6 +12974,7 @@
           <w:bCs/>
           <w:sz w:val="24"/>
           <w:szCs w:val="24"/>
+          <w:lang w:val="en-US"/>
         </w:rPr>
       </w:pPr>
       <w:r>
@@ -12411,6 +12984,7 @@
           <w:bCs/>
           <w:sz w:val="24"/>
           <w:szCs w:val="24"/>
+          <w:lang w:val="en-US"/>
         </w:rPr>
         <w:t>5</w:t>
       </w:r>
@@ -12421,10 +12995,38 @@
           <w:bCs/>
           <w:sz w:val="24"/>
           <w:szCs w:val="24"/>
-        </w:rPr>
-        <w:t>.1.{{</w:t>
-      </w:r>
-      <w:r>
+          <w:lang w:val="en-US"/>
+        </w:rPr>
+        <w:t>.1</w:t>
+      </w:r>
+      <w:proofErr w:type="gramStart"/>
+      <w:r>
+        <w:rPr>
+          <w:rFonts w:ascii="Times New Roman" w:hAnsi="Times New Roman" w:cs="Times New Roman"/>
+          <w:b/>
+          <w:bCs/>
+          <w:sz w:val="24"/>
+          <w:szCs w:val="24"/>
+          <w:lang w:val="en-US"/>
+        </w:rPr>
+        <w:t>.{</w:t>
+      </w:r>
+      <w:proofErr w:type="gramEnd"/>
+      <w:r>
+        <w:rPr>
+          <w:rFonts w:ascii="Times New Roman" w:hAnsi="Times New Roman" w:cs="Times New Roman"/>
+          <w:b/>
+          <w:bCs/>
+          <w:sz w:val="24"/>
+          <w:szCs w:val="24"/>
+          <w:lang w:val="en-US"/>
+        </w:rPr>
+        <w:t>{</w:t>
+      </w:r>
+      <w:r>
+        <w:rPr>
+          <w:lang w:val="en-US"/>
+        </w:rPr>
         <w:t xml:space="preserve"> </w:t>
       </w:r>
       <w:proofErr w:type="spellStart"/>
@@ -12434,8 +13036,56 @@
         </w:rPr>
         <w:t>i</w:t>
       </w:r>
+      <w:r>
+        <w:rPr>
+          <w:lang w:val="en-US"/>
+        </w:rPr>
+        <w:t>.</w:t>
+      </w:r>
+      <w:r>
+        <w:rPr>
+          <w:rFonts w:ascii="Times New Roman" w:hAnsi="Times New Roman" w:cs="Times New Roman"/>
+          <w:b/>
+          <w:bCs/>
+          <w:sz w:val="24"/>
+          <w:szCs w:val="24"/>
+          <w:lang w:val="en-US"/>
+        </w:rPr>
+        <w:t>number</w:t>
+      </w:r>
       <w:proofErr w:type="spellEnd"/>
       <w:r>
+        <w:rPr>
+          <w:rFonts w:ascii="Times New Roman" w:hAnsi="Times New Roman" w:cs="Times New Roman"/>
+          <w:b/>
+          <w:bCs/>
+          <w:sz w:val="24"/>
+          <w:szCs w:val="24"/>
+          <w:lang w:val="en-US"/>
+        </w:rPr>
+        <w:t>}} {{</w:t>
+      </w:r>
+      <w:proofErr w:type="spellStart"/>
+      <w:r>
+        <w:rPr>
+          <w:rFonts w:ascii="Times New Roman" w:hAnsi="Times New Roman" w:cs="Times New Roman"/>
+          <w:b/>
+          <w:bCs/>
+          <w:sz w:val="24"/>
+          <w:szCs w:val="24"/>
+          <w:lang w:val="en-US"/>
+        </w:rPr>
+        <w:t>i</w:t>
+      </w:r>
+      <w:r>
+        <w:rPr>
+          <w:rFonts w:ascii="Times New Roman" w:hAnsi="Times New Roman" w:cs="Times New Roman"/>
+          <w:b/>
+          <w:bCs/>
+          <w:sz w:val="24"/>
+          <w:szCs w:val="24"/>
+          <w:lang w:val="en-US"/>
+        </w:rPr>
         <w:t>.</w:t>
       </w:r>
       <w:r>
@@ -12447,29 +13097,7 @@
           <w:szCs w:val="24"/>
           <w:lang w:val="en-US"/>
         </w:rPr>
-        <w:t>number</w:t>
-      </w:r>
-      <w:r>
-        <w:rPr>
-          <w:rFonts w:ascii="Times New Roman" w:hAnsi="Times New Roman" w:cs="Times New Roman"/>
-          <w:b/>
-          <w:bCs/>
-          <w:sz w:val="24"/>
-          <w:szCs w:val="24"/>
-        </w:rPr>
-        <w:t>}} {{</w:t>
-      </w:r>
-      <w:proofErr w:type="spellStart"/>
-      <w:r>
-        <w:rPr>
-          <w:rFonts w:ascii="Times New Roman" w:hAnsi="Times New Roman" w:cs="Times New Roman"/>
-          <w:b/>
-          <w:bCs/>
-          <w:sz w:val="24"/>
-          <w:szCs w:val="24"/>
-          <w:lang w:val="en-US"/>
-        </w:rPr>
-        <w:t>i</w:t>
+        <w:t>title</w:t>
       </w:r>
       <w:proofErr w:type="spellEnd"/>
       <w:r>
@@ -12479,27 +13107,7 @@
           <w:bCs/>
           <w:sz w:val="24"/>
           <w:szCs w:val="24"/>
-        </w:rPr>
-        <w:t>.</w:t>
-      </w:r>
-      <w:r>
-        <w:rPr>
-          <w:rFonts w:ascii="Times New Roman" w:hAnsi="Times New Roman" w:cs="Times New Roman"/>
-          <w:b/>
-          <w:bCs/>
-          <w:sz w:val="24"/>
-          <w:szCs w:val="24"/>
-          <w:lang w:val="en-US"/>
-        </w:rPr>
-        <w:t>title</w:t>
-      </w:r>
-      <w:r>
-        <w:rPr>
-          <w:rFonts w:ascii="Times New Roman" w:hAnsi="Times New Roman" w:cs="Times New Roman"/>
-          <w:b/>
-          <w:bCs/>
-          <w:sz w:val="24"/>
-          <w:szCs w:val="24"/>
+          <w:lang w:val="en-US"/>
         </w:rPr>
         <w:t>}}</w:t>
       </w:r>
@@ -12965,7 +13573,31 @@
                 <w:szCs w:val="24"/>
                 <w:lang w:val="en-US"/>
               </w:rPr>
-              <w:t xml:space="preserve">{%tr for </w:t>
+              <w:t>{%</w:t>
+            </w:r>
+            <w:proofErr w:type="spellStart"/>
+            <w:r>
+              <w:rPr>
+                <w:rFonts w:ascii="Times New Roman" w:hAnsi="Times New Roman" w:cs="Times New Roman"/>
+                <w:b/>
+                <w:bCs/>
+                <w:sz w:val="24"/>
+                <w:szCs w:val="24"/>
+                <w:lang w:val="en-US"/>
+              </w:rPr>
+              <w:t>tr</w:t>
+            </w:r>
+            <w:proofErr w:type="spellEnd"/>
+            <w:r>
+              <w:rPr>
+                <w:rFonts w:ascii="Times New Roman" w:hAnsi="Times New Roman" w:cs="Times New Roman"/>
+                <w:b/>
+                <w:bCs/>
+                <w:sz w:val="24"/>
+                <w:szCs w:val="24"/>
+                <w:lang w:val="en-US"/>
+              </w:rPr>
+              <w:t xml:space="preserve"> for </w:t>
             </w:r>
             <w:proofErr w:type="spellStart"/>
             <w:r>
@@ -13192,7 +13824,31 @@
                 <w:szCs w:val="24"/>
                 <w:lang w:val="en-US"/>
               </w:rPr>
-              <w:t xml:space="preserve">{%tr </w:t>
+              <w:t>{%</w:t>
+            </w:r>
+            <w:proofErr w:type="spellStart"/>
+            <w:r>
+              <w:rPr>
+                <w:rFonts w:ascii="Times New Roman" w:hAnsi="Times New Roman" w:cs="Times New Roman"/>
+                <w:b/>
+                <w:bCs/>
+                <w:sz w:val="24"/>
+                <w:szCs w:val="24"/>
+                <w:lang w:val="en-US"/>
+              </w:rPr>
+              <w:t>tr</w:t>
+            </w:r>
+            <w:proofErr w:type="spellEnd"/>
+            <w:r>
+              <w:rPr>
+                <w:rFonts w:ascii="Times New Roman" w:hAnsi="Times New Roman" w:cs="Times New Roman"/>
+                <w:b/>
+                <w:bCs/>
+                <w:sz w:val="24"/>
+                <w:szCs w:val="24"/>
+                <w:lang w:val="en-US"/>
+              </w:rPr>
+              <w:t xml:space="preserve"> </w:t>
             </w:r>
             <w:proofErr w:type="spellStart"/>
             <w:r>
@@ -13430,7 +14086,31 @@
           <w:szCs w:val="24"/>
           <w:lang w:val="en-US"/>
         </w:rPr>
-        <w:t>.2.2.{{</w:t>
+        <w:t>.2.2</w:t>
+      </w:r>
+      <w:proofErr w:type="gramStart"/>
+      <w:r>
+        <w:rPr>
+          <w:rFonts w:ascii="Times New Roman" w:hAnsi="Times New Roman" w:cs="Times New Roman"/>
+          <w:b/>
+          <w:bCs/>
+          <w:sz w:val="24"/>
+          <w:szCs w:val="24"/>
+          <w:lang w:val="en-US"/>
+        </w:rPr>
+        <w:t>.{</w:t>
+      </w:r>
+      <w:proofErr w:type="gramEnd"/>
+      <w:r>
+        <w:rPr>
+          <w:rFonts w:ascii="Times New Roman" w:hAnsi="Times New Roman" w:cs="Times New Roman"/>
+          <w:b/>
+          <w:bCs/>
+          <w:sz w:val="24"/>
+          <w:szCs w:val="24"/>
+          <w:lang w:val="en-US"/>
+        </w:rPr>
+        <w:t>{</w:t>
       </w:r>
       <w:proofErr w:type="spellStart"/>
       <w:r>
@@ -13545,7 +14225,31 @@
           <w:szCs w:val="24"/>
           <w:lang w:val="en-US"/>
         </w:rPr>
-        <w:t>.2.2.{{</w:t>
+        <w:t>.2.2</w:t>
+      </w:r>
+      <w:proofErr w:type="gramStart"/>
+      <w:r>
+        <w:rPr>
+          <w:rFonts w:ascii="Times New Roman" w:hAnsi="Times New Roman" w:cs="Times New Roman"/>
+          <w:b/>
+          <w:bCs/>
+          <w:sz w:val="24"/>
+          <w:szCs w:val="24"/>
+          <w:lang w:val="en-US"/>
+        </w:rPr>
+        <w:t>.{</w:t>
+      </w:r>
+      <w:proofErr w:type="gramEnd"/>
+      <w:r>
+        <w:rPr>
+          <w:rFonts w:ascii="Times New Roman" w:hAnsi="Times New Roman" w:cs="Times New Roman"/>
+          <w:b/>
+          <w:bCs/>
+          <w:sz w:val="24"/>
+          <w:szCs w:val="24"/>
+          <w:lang w:val="en-US"/>
+        </w:rPr>
+        <w:t>{</w:t>
       </w:r>
       <w:proofErr w:type="spellStart"/>
       <w:r>
@@ -13665,7 +14369,17 @@
           <w:szCs w:val="24"/>
           <w:lang w:val="en-US"/>
         </w:rPr>
-        <w:t>{{</w:t>
+        <w:t>{</w:t>
+      </w:r>
+      <w:proofErr w:type="gramStart"/>
+      <w:r>
+        <w:rPr>
+          <w:rFonts w:ascii="Times New Roman" w:hAnsi="Times New Roman" w:cs="Times New Roman"/>
+          <w:sz w:val="24"/>
+          <w:szCs w:val="24"/>
+          <w:lang w:val="en-US"/>
+        </w:rPr>
+        <w:t>{</w:t>
       </w:r>
       <w:r>
         <w:rPr>
@@ -13687,6 +14401,7 @@
         <w:t>i.about</w:t>
       </w:r>
       <w:proofErr w:type="spellEnd"/>
+      <w:proofErr w:type="gramEnd"/>
       <w:r>
         <w:rPr>
           <w:rFonts w:ascii="Times New Roman" w:hAnsi="Times New Roman" w:cs="Times New Roman"/>
@@ -13763,6 +14478,7 @@
         <w:t xml:space="preserve"> </w:t>
       </w:r>
       <w:proofErr w:type="spellStart"/>
+      <w:proofErr w:type="gramStart"/>
       <w:r>
         <w:rPr>
           <w:rFonts w:ascii="Times New Roman" w:hAnsi="Times New Roman" w:cs="Times New Roman"/>
@@ -13798,7 +14514,17 @@
           <w:szCs w:val="24"/>
           <w:lang w:val="en-US"/>
         </w:rPr>
-        <w:t xml:space="preserve"> != ‘’ %}</w:t>
+        <w:t xml:space="preserve"> !</w:t>
+      </w:r>
+      <w:proofErr w:type="gramEnd"/>
+      <w:r>
+        <w:rPr>
+          <w:rFonts w:ascii="Times New Roman" w:hAnsi="Times New Roman" w:cs="Times New Roman"/>
+          <w:sz w:val="24"/>
+          <w:szCs w:val="24"/>
+          <w:lang w:val="en-US"/>
+        </w:rPr>
+        <w:t>= ‘’ %}</w:t>
       </w:r>
     </w:p>
     <w:p>
@@ -13869,7 +14595,17 @@
           <w:szCs w:val="24"/>
           <w:lang w:val="en-US"/>
         </w:rPr>
-        <w:t xml:space="preserve">{{ </w:t>
+        <w:t>{</w:t>
+      </w:r>
+      <w:proofErr w:type="gramStart"/>
+      <w:r>
+        <w:rPr>
+          <w:rFonts w:ascii="Times New Roman" w:hAnsi="Times New Roman" w:cs="Times New Roman"/>
+          <w:sz w:val="24"/>
+          <w:szCs w:val="24"/>
+          <w:lang w:val="en-US"/>
+        </w:rPr>
+        <w:t xml:space="preserve">{ </w:t>
       </w:r>
       <w:proofErr w:type="spellStart"/>
       <w:r>
@@ -13900,6 +14636,7 @@
         <w:t>example</w:t>
       </w:r>
       <w:proofErr w:type="spellEnd"/>
+      <w:proofErr w:type="gramEnd"/>
       <w:r>
         <w:rPr>
           <w:rFonts w:ascii="Times New Roman" w:hAnsi="Times New Roman" w:cs="Times New Roman"/>
@@ -13957,6 +14694,7 @@
         </w:rPr>
         <w:t xml:space="preserve"> </w:t>
       </w:r>
+      <w:proofErr w:type="spellStart"/>
       <w:r>
         <w:rPr>
           <w:rFonts w:ascii="Times New Roman" w:hAnsi="Times New Roman" w:cs="Times New Roman"/>
@@ -13966,6 +14704,7 @@
         </w:rPr>
         <w:t>endif</w:t>
       </w:r>
+      <w:proofErr w:type="spellEnd"/>
       <w:r>
         <w:rPr>
           <w:rFonts w:ascii="Times New Roman" w:hAnsi="Times New Roman" w:cs="Times New Roman"/>
@@ -14018,7 +14757,31 @@
           <w:szCs w:val="24"/>
           <w:lang w:val="en-US"/>
         </w:rPr>
-        <w:t>.2.2.{{</w:t>
+        <w:t>.2.2</w:t>
+      </w:r>
+      <w:proofErr w:type="gramStart"/>
+      <w:r>
+        <w:rPr>
+          <w:rFonts w:ascii="Times New Roman" w:hAnsi="Times New Roman" w:cs="Times New Roman"/>
+          <w:b/>
+          <w:bCs/>
+          <w:sz w:val="24"/>
+          <w:szCs w:val="24"/>
+          <w:lang w:val="en-US"/>
+        </w:rPr>
+        <w:t>.{</w:t>
+      </w:r>
+      <w:proofErr w:type="gramEnd"/>
+      <w:r>
+        <w:rPr>
+          <w:rFonts w:ascii="Times New Roman" w:hAnsi="Times New Roman" w:cs="Times New Roman"/>
+          <w:b/>
+          <w:bCs/>
+          <w:sz w:val="24"/>
+          <w:szCs w:val="24"/>
+          <w:lang w:val="en-US"/>
+        </w:rPr>
+        <w:t>{</w:t>
       </w:r>
       <w:proofErr w:type="spellStart"/>
       <w:r>
@@ -14764,8 +15527,29 @@
           <w:szCs w:val="24"/>
           <w:lang w:val="en-US"/>
         </w:rPr>
-        <w:t xml:space="preserve">{% endif </w:t>
-      </w:r>
+        <w:t xml:space="preserve">{% </w:t>
+      </w:r>
+      <w:proofErr w:type="spellStart"/>
+      <w:r>
+        <w:rPr>
+          <w:rFonts w:ascii="Times New Roman" w:hAnsi="Times New Roman" w:cs="Times New Roman"/>
+          <w:sz w:val="24"/>
+          <w:szCs w:val="24"/>
+          <w:lang w:val="en-US"/>
+        </w:rPr>
+        <w:t>endif</w:t>
+      </w:r>
+      <w:proofErr w:type="spellEnd"/>
+      <w:r>
+        <w:rPr>
+          <w:rFonts w:ascii="Times New Roman" w:hAnsi="Times New Roman" w:cs="Times New Roman"/>
+          <w:sz w:val="24"/>
+          <w:szCs w:val="24"/>
+          <w:lang w:val="en-US"/>
+        </w:rPr>
+        <w:t xml:space="preserve"> </w:t>
+      </w:r>
+      <w:proofErr w:type="gramStart"/>
       <w:r>
         <w:rPr>
           <w:rFonts w:ascii="Times New Roman" w:hAnsi="Times New Roman" w:cs="Times New Roman"/>
@@ -14781,7 +15565,17 @@
           <w:szCs w:val="24"/>
           <w:lang w:val="en-US"/>
         </w:rPr>
-        <w:t>%}</w:t>
+        <w:t>%</w:t>
+      </w:r>
+      <w:proofErr w:type="gramEnd"/>
+      <w:r>
+        <w:rPr>
+          <w:rFonts w:ascii="Times New Roman" w:hAnsi="Times New Roman" w:cs="Times New Roman"/>
+          <w:sz w:val="24"/>
+          <w:szCs w:val="24"/>
+          <w:lang w:val="en-US"/>
+        </w:rPr>
+        <w:t>}</w:t>
       </w:r>
     </w:p>
     <w:p>
@@ -14853,6 +15647,7 @@
         </w:rPr>
         <w:t xml:space="preserve"> </w:t>
       </w:r>
+      <w:proofErr w:type="gramStart"/>
       <w:r>
         <w:rPr>
           <w:rFonts w:ascii="Times New Roman" w:hAnsi="Times New Roman" w:cs="Times New Roman"/>
@@ -14872,7 +15667,19 @@
           <w:szCs w:val="24"/>
           <w:lang w:val="en-US"/>
         </w:rPr>
-        <w:t>%}</w:t>
+        <w:t>%</w:t>
+      </w:r>
+      <w:proofErr w:type="gramEnd"/>
+      <w:r>
+        <w:rPr>
+          <w:rFonts w:ascii="Times New Roman" w:hAnsi="Times New Roman" w:cs="Times New Roman"/>
+          <w:b/>
+          <w:bCs/>
+          <w:sz w:val="24"/>
+          <w:szCs w:val="24"/>
+          <w:lang w:val="en-US"/>
+        </w:rPr>
+        <w:t>}</w:t>
       </w:r>
     </w:p>
     <w:p>
@@ -15512,6 +16319,7 @@
           <w:rFonts w:ascii="Times New Roman" w:hAnsi="Times New Roman" w:cs="Times New Roman"/>
           <w:sz w:val="24"/>
           <w:szCs w:val="24"/>
+          <w:lang w:val="en-US"/>
         </w:rPr>
       </w:pPr>
       <w:r>
@@ -15519,6 +16327,7 @@
           <w:rFonts w:ascii="Times New Roman" w:hAnsi="Times New Roman" w:cs="Times New Roman"/>
           <w:sz w:val="24"/>
           <w:szCs w:val="24"/>
+          <w:lang w:val="en-US"/>
         </w:rPr>
         <w:t>{%</w:t>
       </w:r>
@@ -15527,6 +16336,7 @@
           <w:rFonts w:ascii="Times New Roman" w:hAnsi="Times New Roman" w:cs="Times New Roman"/>
           <w:sz w:val="24"/>
           <w:szCs w:val="24"/>
+          <w:lang w:val="en-US"/>
         </w:rPr>
         <w:t>-</w:t>
       </w:r>
@@ -15535,6 +16345,7 @@
           <w:rFonts w:ascii="Times New Roman" w:hAnsi="Times New Roman" w:cs="Times New Roman"/>
           <w:sz w:val="24"/>
           <w:szCs w:val="24"/>
+          <w:lang w:val="en-US"/>
         </w:rPr>
         <w:t xml:space="preserve"> </w:t>
       </w:r>
@@ -15554,6 +16365,7 @@
           <w:rFonts w:ascii="Times New Roman" w:hAnsi="Times New Roman" w:cs="Times New Roman"/>
           <w:sz w:val="24"/>
           <w:szCs w:val="24"/>
+          <w:lang w:val="en-US"/>
         </w:rPr>
         <w:t xml:space="preserve"> %}</w:t>
       </w:r>
@@ -15568,6 +16380,7 @@
           <w:bCs/>
           <w:sz w:val="24"/>
           <w:szCs w:val="24"/>
+          <w:lang w:val="en-US"/>
         </w:rPr>
       </w:pPr>
       <w:r>
@@ -15577,6 +16390,7 @@
           <w:bCs/>
           <w:sz w:val="24"/>
           <w:szCs w:val="24"/>
+          <w:lang w:val="en-US"/>
         </w:rPr>
         <w:t>8</w:t>
       </w:r>
@@ -15587,6 +16401,7 @@
           <w:bCs/>
           <w:sz w:val="24"/>
           <w:szCs w:val="24"/>
+          <w:lang w:val="en-US"/>
         </w:rPr>
         <w:t xml:space="preserve"> </w:t>
       </w:r>
@@ -15607,6 +16422,7 @@
           <w:bCs/>
           <w:sz w:val="24"/>
           <w:szCs w:val="24"/>
+          <w:lang w:val="en-US"/>
         </w:rPr>
         <w:t xml:space="preserve"> </w:t>
       </w:r>
@@ -15627,6 +16443,7 @@
           <w:bCs/>
           <w:sz w:val="24"/>
           <w:szCs w:val="24"/>
+          <w:lang w:val="en-US"/>
         </w:rPr>
         <w:t xml:space="preserve"> </w:t>
       </w:r>
@@ -15648,6 +16465,7 @@
           <w:rFonts w:ascii="Times New Roman" w:hAnsi="Times New Roman" w:cs="Times New Roman"/>
           <w:sz w:val="24"/>
           <w:szCs w:val="24"/>
+          <w:lang w:val="en-US"/>
         </w:rPr>
       </w:pPr>
       <w:r>
@@ -15655,9 +16473,21 @@
           <w:rFonts w:ascii="Times New Roman" w:hAnsi="Times New Roman" w:cs="Times New Roman"/>
           <w:sz w:val="24"/>
           <w:szCs w:val="24"/>
-        </w:rPr>
-        <w:t xml:space="preserve">{{ </w:t>
-      </w:r>
+          <w:lang w:val="en-US"/>
+        </w:rPr>
+        <w:t>{</w:t>
+      </w:r>
+      <w:proofErr w:type="gramStart"/>
+      <w:r>
+        <w:rPr>
+          <w:rFonts w:ascii="Times New Roman" w:hAnsi="Times New Roman" w:cs="Times New Roman"/>
+          <w:sz w:val="24"/>
+          <w:szCs w:val="24"/>
+          <w:lang w:val="en-US"/>
+        </w:rPr>
+        <w:t xml:space="preserve">{ </w:t>
+      </w:r>
+      <w:proofErr w:type="spellStart"/>
       <w:r>
         <w:rPr>
           <w:rFonts w:ascii="Times New Roman" w:hAnsi="Times New Roman" w:cs="Times New Roman"/>
@@ -15672,6 +16502,7 @@
           <w:rFonts w:ascii="Times New Roman" w:hAnsi="Times New Roman" w:cs="Times New Roman"/>
           <w:sz w:val="24"/>
           <w:szCs w:val="24"/>
+          <w:lang w:val="en-US"/>
         </w:rPr>
         <w:t>.</w:t>
       </w:r>
@@ -15684,11 +16515,14 @@
         </w:rPr>
         <w:t>web</w:t>
       </w:r>
-      <w:r>
-        <w:rPr>
-          <w:rFonts w:ascii="Times New Roman" w:hAnsi="Times New Roman" w:cs="Times New Roman"/>
-          <w:sz w:val="24"/>
-          <w:szCs w:val="24"/>
+      <w:proofErr w:type="spellEnd"/>
+      <w:proofErr w:type="gramEnd"/>
+      <w:r>
+        <w:rPr>
+          <w:rFonts w:ascii="Times New Roman" w:hAnsi="Times New Roman" w:cs="Times New Roman"/>
+          <w:sz w:val="24"/>
+          <w:szCs w:val="24"/>
+          <w:lang w:val="en-US"/>
         </w:rPr>
         <w:t xml:space="preserve"> }}</w:t>
       </w:r>
@@ -15745,6 +16579,7 @@
           <w:szCs w:val="24"/>
         </w:rPr>
       </w:pPr>
+      <w:proofErr w:type="gramStart"/>
       <w:r>
         <w:rPr>
           <w:rFonts w:ascii="Times New Roman" w:hAnsi="Times New Roman" w:cs="Times New Roman"/>
@@ -15770,6 +16605,7 @@
         </w:rPr>
         <w:t>.</w:t>
       </w:r>
+      <w:proofErr w:type="spellStart"/>
       <w:r>
         <w:rPr>
           <w:rFonts w:ascii="Times New Roman" w:hAnsi="Times New Roman" w:cs="Times New Roman"/>
@@ -15779,6 +16615,8 @@
         </w:rPr>
         <w:t>bd</w:t>
       </w:r>
+      <w:proofErr w:type="spellEnd"/>
+      <w:proofErr w:type="gramEnd"/>
       <w:r>
         <w:rPr>
           <w:rFonts w:ascii="Times New Roman" w:hAnsi="Times New Roman" w:cs="Times New Roman"/>
@@ -15945,7 +16783,6 @@
           <w:bCs/>
           <w:sz w:val="24"/>
           <w:szCs w:val="24"/>
-          <w:lang w:val="en-US"/>
         </w:rPr>
       </w:pPr>
       <w:r>
@@ -15986,7 +16823,6 @@
           <w:bCs/>
           <w:sz w:val="24"/>
           <w:szCs w:val="24"/>
-          <w:lang w:val="en-US"/>
         </w:rPr>
         <w:t>{{</w:t>
       </w:r>
@@ -16001,13 +16837,13 @@
         </w:rPr>
         <w:t>i</w:t>
       </w:r>
-      <w:r>
-        <w:rPr>
-          <w:rFonts w:ascii="Times New Roman" w:hAnsi="Times New Roman" w:cs="Times New Roman"/>
-          <w:bCs/>
-          <w:sz w:val="24"/>
-          <w:szCs w:val="24"/>
-          <w:lang w:val="en-US"/>
+      <w:proofErr w:type="spellEnd"/>
+      <w:r>
+        <w:rPr>
+          <w:rFonts w:ascii="Times New Roman" w:hAnsi="Times New Roman" w:cs="Times New Roman"/>
+          <w:bCs/>
+          <w:sz w:val="24"/>
+          <w:szCs w:val="24"/>
         </w:rPr>
         <w:t>.</w:t>
       </w:r>
@@ -16021,14 +16857,12 @@
         </w:rPr>
         <w:t>content</w:t>
       </w:r>
-      <w:proofErr w:type="spellEnd"/>
-      <w:r>
-        <w:rPr>
-          <w:rFonts w:ascii="Times New Roman" w:hAnsi="Times New Roman" w:cs="Times New Roman"/>
-          <w:bCs/>
-          <w:sz w:val="24"/>
-          <w:szCs w:val="24"/>
-          <w:lang w:val="en-US"/>
+      <w:r>
+        <w:rPr>
+          <w:rFonts w:ascii="Times New Roman" w:hAnsi="Times New Roman" w:cs="Times New Roman"/>
+          <w:bCs/>
+          <w:sz w:val="24"/>
+          <w:szCs w:val="24"/>
         </w:rPr>
         <w:t>}}</w:t>
       </w:r>
@@ -16042,7 +16876,6 @@
           <w:bCs/>
           <w:sz w:val="24"/>
           <w:szCs w:val="24"/>
-          <w:lang w:val="en-US"/>
         </w:rPr>
       </w:pPr>
       <w:r>
@@ -16051,7 +16884,6 @@
           <w:bCs/>
           <w:sz w:val="24"/>
           <w:szCs w:val="24"/>
-          <w:lang w:val="en-US"/>
         </w:rPr>
         <w:t>{%</w:t>
       </w:r>
@@ -16061,7 +16893,6 @@
           <w:bCs/>
           <w:sz w:val="24"/>
           <w:szCs w:val="24"/>
-          <w:lang w:val="en-US"/>
         </w:rPr>
         <w:t>-</w:t>
       </w:r>
@@ -16071,7 +16902,6 @@
           <w:bCs/>
           <w:sz w:val="24"/>
           <w:szCs w:val="24"/>
-          <w:lang w:val="en-US"/>
         </w:rPr>
         <w:t xml:space="preserve"> </w:t>
       </w:r>
@@ -16093,7 +16923,6 @@
           <w:bCs/>
           <w:sz w:val="24"/>
           <w:szCs w:val="24"/>
-          <w:lang w:val="en-US"/>
         </w:rPr>
         <w:t xml:space="preserve"> %}</w:t>
       </w:r>
@@ -16157,6 +16986,7 @@
           <w:bCs/>
           <w:sz w:val="24"/>
           <w:szCs w:val="24"/>
+          <w:lang w:val="en-US"/>
         </w:rPr>
       </w:pPr>
       <w:r>
@@ -16165,6 +16995,7 @@
           <w:bCs/>
           <w:sz w:val="24"/>
           <w:szCs w:val="24"/>
+          <w:lang w:val="en-US"/>
         </w:rPr>
         <w:t>{%</w:t>
       </w:r>
@@ -16174,6 +17005,7 @@
           <w:bCs/>
           <w:sz w:val="24"/>
           <w:szCs w:val="24"/>
+          <w:lang w:val="en-US"/>
         </w:rPr>
         <w:t>-</w:t>
       </w:r>
@@ -16183,6 +17015,7 @@
           <w:bCs/>
           <w:sz w:val="24"/>
           <w:szCs w:val="24"/>
+          <w:lang w:val="en-US"/>
         </w:rPr>
         <w:t xml:space="preserve"> </w:t>
       </w:r>
@@ -16202,6 +17035,7 @@
           <w:bCs/>
           <w:sz w:val="24"/>
           <w:szCs w:val="24"/>
+          <w:lang w:val="en-US"/>
         </w:rPr>
         <w:t xml:space="preserve"> </w:t>
       </w:r>
@@ -16223,6 +17057,7 @@
           <w:bCs/>
           <w:sz w:val="24"/>
           <w:szCs w:val="24"/>
+          <w:lang w:val="en-US"/>
         </w:rPr>
         <w:t xml:space="preserve"> </w:t>
       </w:r>
@@ -16242,6 +17077,7 @@
           <w:bCs/>
           <w:sz w:val="24"/>
           <w:szCs w:val="24"/>
+          <w:lang w:val="en-US"/>
         </w:rPr>
         <w:t xml:space="preserve"> </w:t>
       </w:r>
@@ -16261,6 +17097,7 @@
           <w:bCs/>
           <w:sz w:val="24"/>
           <w:szCs w:val="24"/>
+          <w:lang w:val="en-US"/>
         </w:rPr>
         <w:t xml:space="preserve"> %}</w:t>
       </w:r>
@@ -16281,6 +17118,7 @@
           <w:bCs/>
           <w:sz w:val="24"/>
           <w:szCs w:val="24"/>
+          <w:lang w:val="en-US"/>
         </w:rPr>
         <w:t>{{</w:t>
       </w:r>
@@ -16295,6 +17133,26 @@
         </w:rPr>
         <w:t>i</w:t>
       </w:r>
+      <w:r>
+        <w:rPr>
+          <w:rFonts w:ascii="Times New Roman" w:hAnsi="Times New Roman" w:cs="Times New Roman"/>
+          <w:bCs/>
+          <w:sz w:val="24"/>
+          <w:szCs w:val="24"/>
+          <w:lang w:val="en-US"/>
+        </w:rPr>
+        <w:t>.</w:t>
+      </w:r>
+      <w:r>
+        <w:rPr>
+          <w:rFonts w:ascii="Times New Roman" w:hAnsi="Times New Roman" w:cs="Times New Roman"/>
+          <w:bCs/>
+          <w:sz w:val="24"/>
+          <w:szCs w:val="24"/>
+          <w:lang w:val="en-US"/>
+        </w:rPr>
+        <w:t>number</w:t>
+      </w:r>
       <w:proofErr w:type="spellEnd"/>
       <w:r>
         <w:rPr>
@@ -16302,25 +17160,7 @@
           <w:bCs/>
           <w:sz w:val="24"/>
           <w:szCs w:val="24"/>
-        </w:rPr>
-        <w:t>.</w:t>
-      </w:r>
-      <w:r>
-        <w:rPr>
-          <w:rFonts w:ascii="Times New Roman" w:hAnsi="Times New Roman" w:cs="Times New Roman"/>
-          <w:bCs/>
-          <w:sz w:val="24"/>
-          <w:szCs w:val="24"/>
-          <w:lang w:val="en-US"/>
-        </w:rPr>
-        <w:t>number</w:t>
-      </w:r>
-      <w:r>
-        <w:rPr>
-          <w:rFonts w:ascii="Times New Roman" w:hAnsi="Times New Roman" w:cs="Times New Roman"/>
-          <w:bCs/>
-          <w:sz w:val="24"/>
-          <w:szCs w:val="24"/>
+          <w:lang w:val="en-US"/>
         </w:rPr>
         <w:t xml:space="preserve">}}. </w:t>
       </w:r>
@@ -16447,7 +17287,7 @@
 </file>
 
 <file path=word/endnotes.xml><?xml version="1.0" encoding="utf-8"?>
-<w:endnotes xmlns:wpc="http://schemas.microsoft.com/office/word/2010/wordprocessingCanvas" xmlns:cx="http://schemas.microsoft.com/office/drawing/2014/chartex" xmlns:cx1="http://schemas.microsoft.com/office/drawing/2015/9/8/chartex" xmlns:cx2="http://schemas.microsoft.com/office/drawing/2015/10/21/chartex" xmlns:cx3="http://schemas.microsoft.com/office/drawing/2016/5/9/chartex" xmlns:cx4="http://schemas.microsoft.com/office/drawing/2016/5/10/chartex" xmlns:cx5="http://schemas.microsoft.com/office/drawing/2016/5/11/chartex" xmlns:cx6="http://schemas.microsoft.com/office/drawing/2016/5/12/chartex" xmlns:cx7="http://schemas.microsoft.com/office/drawing/2016/5/13/chartex" xmlns:cx8="http://schemas.microsoft.com/office/drawing/2016/5/14/chartex" xmlns:mc="http://schemas.openxmlformats.org/markup-compatibility/2006" xmlns:aink="http://schemas.microsoft.com/office/drawing/2016/ink" xmlns:am3d="http://schemas.microsoft.com/office/drawing/2017/model3d" xmlns:o="urn:schemas-microsoft-com:office:office" xmlns:oel="http://schemas.microsoft.com/office/2019/extlst" xmlns:r="http://schemas.openxmlformats.org/officeDocument/2006/relationships" xmlns:m="http://schemas.openxmlformats.org/officeDocument/2006/math" xmlns:v="urn:schemas-microsoft-com:vml" xmlns:wp14="http://schemas.microsoft.com/office/word/2010/wordprocessingDrawing" xmlns:wp="http://schemas.openxmlformats.org/drawingml/2006/wordprocessingDrawing" xmlns:w10="urn:schemas-microsoft-com:office:word" xmlns:w="http://schemas.openxmlformats.org/wordprocessingml/2006/main" xmlns:w14="http://schemas.microsoft.com/office/word/2010/wordml" xmlns:w15="http://schemas.microsoft.com/office/word/2012/wordml" xmlns:w16cex="http://schemas.microsoft.com/office/word/2018/wordml/cex" xmlns:w16cid="http://schemas.microsoft.com/office/word/2016/wordml/cid" xmlns:w16="http://schemas.microsoft.com/office/word/2018/wordml" xmlns:w16du="http://schemas.microsoft.com/office/word/2023/wordml/word16du" xmlns:w16sdtdh="http://schemas.microsoft.com/office/word/2020/wordml/sdtdatahash" xmlns:w16sdtfl="http://schemas.microsoft.com/office/word/2024/wordml/sdtformatlock" xmlns:w16se="http://schemas.microsoft.com/office/word/2015/wordml/symex" xmlns:wpg="http://schemas.microsoft.com/office/word/2010/wordprocessingGroup" xmlns:wpi="http://schemas.microsoft.com/office/word/2010/wordprocessingInk" xmlns:wne="http://schemas.microsoft.com/office/word/2006/wordml" xmlns:wps="http://schemas.microsoft.com/office/word/2010/wordprocessingShape" mc:Ignorable="w14 w15 w16se w16cid w16 w16cex w16sdtdh w16sdtfl w16du wp14">
+<w:endnotes xmlns:wpc="http://schemas.microsoft.com/office/word/2010/wordprocessingCanvas" xmlns:mc="http://schemas.openxmlformats.org/markup-compatibility/2006" xmlns:o="urn:schemas-microsoft-com:office:office" xmlns:r="http://schemas.openxmlformats.org/officeDocument/2006/relationships" xmlns:m="http://schemas.openxmlformats.org/officeDocument/2006/math" xmlns:v="urn:schemas-microsoft-com:vml" xmlns:wp14="http://schemas.microsoft.com/office/word/2010/wordprocessingDrawing" xmlns:wp="http://schemas.openxmlformats.org/drawingml/2006/wordprocessingDrawing" xmlns:w10="urn:schemas-microsoft-com:office:word" xmlns:w="http://schemas.openxmlformats.org/wordprocessingml/2006/main" xmlns:w14="http://schemas.microsoft.com/office/word/2010/wordml" xmlns:w15="http://schemas.microsoft.com/office/word/2012/wordml" xmlns:wpg="http://schemas.microsoft.com/office/word/2010/wordprocessingGroup" xmlns:wpi="http://schemas.microsoft.com/office/word/2010/wordprocessingInk" xmlns:wne="http://schemas.microsoft.com/office/word/2006/wordml" xmlns:wps="http://schemas.microsoft.com/office/word/2010/wordprocessingShape" mc:Ignorable="w14 w15 wp14">
   <w:endnote w:type="separator" w:id="-1">
     <w:p>
       <w:pPr>
@@ -16472,7 +17312,7 @@
 </file>
 
 <file path=word/footer1.xml><?xml version="1.0" encoding="utf-8"?>
-<w:ftr xmlns:wpc="http://schemas.microsoft.com/office/word/2010/wordprocessingCanvas" xmlns:cx="http://schemas.microsoft.com/office/drawing/2014/chartex" xmlns:cx1="http://schemas.microsoft.com/office/drawing/2015/9/8/chartex" xmlns:cx2="http://schemas.microsoft.com/office/drawing/2015/10/21/chartex" xmlns:cx3="http://schemas.microsoft.com/office/drawing/2016/5/9/chartex" xmlns:cx4="http://schemas.microsoft.com/office/drawing/2016/5/10/chartex" xmlns:cx5="http://schemas.microsoft.com/office/drawing/2016/5/11/chartex" xmlns:cx6="http://schemas.microsoft.com/office/drawing/2016/5/12/chartex" xmlns:cx7="http://schemas.microsoft.com/office/drawing/2016/5/13/chartex" xmlns:cx8="http://schemas.microsoft.com/office/drawing/2016/5/14/chartex" xmlns:mc="http://schemas.openxmlformats.org/markup-compatibility/2006" xmlns:aink="http://schemas.microsoft.com/office/drawing/2016/ink" xmlns:am3d="http://schemas.microsoft.com/office/drawing/2017/model3d" xmlns:o="urn:schemas-microsoft-com:office:office" xmlns:oel="http://schemas.microsoft.com/office/2019/extlst" xmlns:r="http://schemas.openxmlformats.org/officeDocument/2006/relationships" xmlns:m="http://schemas.openxmlformats.org/officeDocument/2006/math" xmlns:v="urn:schemas-microsoft-com:vml" xmlns:wp14="http://schemas.microsoft.com/office/word/2010/wordprocessingDrawing" xmlns:wp="http://schemas.openxmlformats.org/drawingml/2006/wordprocessingDrawing" xmlns:w10="urn:schemas-microsoft-com:office:word" xmlns:w="http://schemas.openxmlformats.org/wordprocessingml/2006/main" xmlns:w14="http://schemas.microsoft.com/office/word/2010/wordml" xmlns:w15="http://schemas.microsoft.com/office/word/2012/wordml" xmlns:w16cex="http://schemas.microsoft.com/office/word/2018/wordml/cex" xmlns:w16cid="http://schemas.microsoft.com/office/word/2016/wordml/cid" xmlns:w16="http://schemas.microsoft.com/office/word/2018/wordml" xmlns:w16du="http://schemas.microsoft.com/office/word/2023/wordml/word16du" xmlns:w16sdtdh="http://schemas.microsoft.com/office/word/2020/wordml/sdtdatahash" xmlns:w16sdtfl="http://schemas.microsoft.com/office/word/2024/wordml/sdtformatlock" xmlns:w16se="http://schemas.microsoft.com/office/word/2015/wordml/symex" xmlns:wpg="http://schemas.microsoft.com/office/word/2010/wordprocessingGroup" xmlns:wpi="http://schemas.microsoft.com/office/word/2010/wordprocessingInk" xmlns:wne="http://schemas.microsoft.com/office/word/2006/wordml" xmlns:wps="http://schemas.microsoft.com/office/word/2010/wordprocessingShape" mc:Ignorable="w14 w15 w16se w16cid w16 w16cex w16sdtdh w16sdtfl w16du wp14">
+<w:ftr xmlns:wpc="http://schemas.microsoft.com/office/word/2010/wordprocessingCanvas" xmlns:mc="http://schemas.openxmlformats.org/markup-compatibility/2006" xmlns:o="urn:schemas-microsoft-com:office:office" xmlns:r="http://schemas.openxmlformats.org/officeDocument/2006/relationships" xmlns:m="http://schemas.openxmlformats.org/officeDocument/2006/math" xmlns:v="urn:schemas-microsoft-com:vml" xmlns:wp14="http://schemas.microsoft.com/office/word/2010/wordprocessingDrawing" xmlns:wp="http://schemas.openxmlformats.org/drawingml/2006/wordprocessingDrawing" xmlns:w10="urn:schemas-microsoft-com:office:word" xmlns:w="http://schemas.openxmlformats.org/wordprocessingml/2006/main" xmlns:w14="http://schemas.microsoft.com/office/word/2010/wordml" xmlns:w15="http://schemas.microsoft.com/office/word/2012/wordml" xmlns:wpg="http://schemas.microsoft.com/office/word/2010/wordprocessingGroup" xmlns:wpi="http://schemas.microsoft.com/office/word/2010/wordprocessingInk" xmlns:wne="http://schemas.microsoft.com/office/word/2006/wordml" xmlns:wps="http://schemas.microsoft.com/office/word/2010/wordprocessingShape" mc:Ignorable="w14 w15 wp14">
   <w:sdt>
     <w:sdtPr>
       <w:id w:val="1344050656"/>
@@ -16481,6 +17321,7 @@
         <w:docPartUnique/>
       </w:docPartObj>
     </w:sdtPr>
+    <w:sdtEndPr/>
     <w:sdtContent>
       <w:p>
         <w:pPr>
@@ -16539,7 +17380,7 @@
 </file>
 
 <file path=word/footer2.xml><?xml version="1.0" encoding="utf-8"?>
-<w:ftr xmlns:wpc="http://schemas.microsoft.com/office/word/2010/wordprocessingCanvas" xmlns:cx="http://schemas.microsoft.com/office/drawing/2014/chartex" xmlns:cx1="http://schemas.microsoft.com/office/drawing/2015/9/8/chartex" xmlns:cx2="http://schemas.microsoft.com/office/drawing/2015/10/21/chartex" xmlns:cx3="http://schemas.microsoft.com/office/drawing/2016/5/9/chartex" xmlns:cx4="http://schemas.microsoft.com/office/drawing/2016/5/10/chartex" xmlns:cx5="http://schemas.microsoft.com/office/drawing/2016/5/11/chartex" xmlns:cx6="http://schemas.microsoft.com/office/drawing/2016/5/12/chartex" xmlns:cx7="http://schemas.microsoft.com/office/drawing/2016/5/13/chartex" xmlns:cx8="http://schemas.microsoft.com/office/drawing/2016/5/14/chartex" xmlns:mc="http://schemas.openxmlformats.org/markup-compatibility/2006" xmlns:aink="http://schemas.microsoft.com/office/drawing/2016/ink" xmlns:am3d="http://schemas.microsoft.com/office/drawing/2017/model3d" xmlns:o="urn:schemas-microsoft-com:office:office" xmlns:oel="http://schemas.microsoft.com/office/2019/extlst" xmlns:r="http://schemas.openxmlformats.org/officeDocument/2006/relationships" xmlns:m="http://schemas.openxmlformats.org/officeDocument/2006/math" xmlns:v="urn:schemas-microsoft-com:vml" xmlns:wp14="http://schemas.microsoft.com/office/word/2010/wordprocessingDrawing" xmlns:wp="http://schemas.openxmlformats.org/drawingml/2006/wordprocessingDrawing" xmlns:w10="urn:schemas-microsoft-com:office:word" xmlns:w="http://schemas.openxmlformats.org/wordprocessingml/2006/main" xmlns:w14="http://schemas.microsoft.com/office/word/2010/wordml" xmlns:w15="http://schemas.microsoft.com/office/word/2012/wordml" xmlns:w16cex="http://schemas.microsoft.com/office/word/2018/wordml/cex" xmlns:w16cid="http://schemas.microsoft.com/office/word/2016/wordml/cid" xmlns:w16="http://schemas.microsoft.com/office/word/2018/wordml" xmlns:w16du="http://schemas.microsoft.com/office/word/2023/wordml/word16du" xmlns:w16sdtdh="http://schemas.microsoft.com/office/word/2020/wordml/sdtdatahash" xmlns:w16sdtfl="http://schemas.microsoft.com/office/word/2024/wordml/sdtformatlock" xmlns:w16se="http://schemas.microsoft.com/office/word/2015/wordml/symex" xmlns:wpg="http://schemas.microsoft.com/office/word/2010/wordprocessingGroup" xmlns:wpi="http://schemas.microsoft.com/office/word/2010/wordprocessingInk" xmlns:wne="http://schemas.microsoft.com/office/word/2006/wordml" xmlns:wps="http://schemas.microsoft.com/office/word/2010/wordprocessingShape" mc:Ignorable="w14 w15 w16se w16cid w16 w16cex w16sdtdh w16sdtfl w16du wp14">
+<w:ftr xmlns:wpc="http://schemas.microsoft.com/office/word/2010/wordprocessingCanvas" xmlns:mc="http://schemas.openxmlformats.org/markup-compatibility/2006" xmlns:o="urn:schemas-microsoft-com:office:office" xmlns:r="http://schemas.openxmlformats.org/officeDocument/2006/relationships" xmlns:m="http://schemas.openxmlformats.org/officeDocument/2006/math" xmlns:v="urn:schemas-microsoft-com:vml" xmlns:wp14="http://schemas.microsoft.com/office/word/2010/wordprocessingDrawing" xmlns:wp="http://schemas.openxmlformats.org/drawingml/2006/wordprocessingDrawing" xmlns:w10="urn:schemas-microsoft-com:office:word" xmlns:w="http://schemas.openxmlformats.org/wordprocessingml/2006/main" xmlns:w14="http://schemas.microsoft.com/office/word/2010/wordml" xmlns:w15="http://schemas.microsoft.com/office/word/2012/wordml" xmlns:wpg="http://schemas.microsoft.com/office/word/2010/wordprocessingGroup" xmlns:wpi="http://schemas.microsoft.com/office/word/2010/wordprocessingInk" xmlns:wne="http://schemas.microsoft.com/office/word/2006/wordml" xmlns:wps="http://schemas.microsoft.com/office/word/2010/wordprocessingShape" mc:Ignorable="w14 w15 wp14">
   <w:p>
     <w:pPr>
       <w:jc w:val="center"/>
@@ -16555,7 +17396,16 @@
         <w:color w:val="000000" w:themeColor="text1"/>
         <w:sz w:val="24"/>
       </w:rPr>
-      <w:t xml:space="preserve">Год набора – {{ </w:t>
+      <w:t xml:space="preserve">Год набора – </w:t>
+    </w:r>
+    <w:proofErr w:type="gramStart"/>
+    <w:r>
+      <w:rPr>
+        <w:rFonts w:ascii="Times New Roman" w:hAnsi="Times New Roman" w:cs="Times New Roman"/>
+        <w:color w:val="000000" w:themeColor="text1"/>
+        <w:sz w:val="24"/>
+      </w:rPr>
+      <w:t xml:space="preserve">{{ </w:t>
     </w:r>
     <w:r>
       <w:rPr>
@@ -16566,6 +17416,7 @@
       </w:rPr>
       <w:t>year</w:t>
     </w:r>
+    <w:proofErr w:type="gramEnd"/>
     <w:r>
       <w:rPr>
         <w:rFonts w:ascii="Times New Roman" w:hAnsi="Times New Roman" w:cs="Times New Roman"/>
@@ -16611,6 +17462,7 @@
       </w:rPr>
       <w:t xml:space="preserve">Иркутск, </w:t>
     </w:r>
+    <w:proofErr w:type="gramStart"/>
     <w:r>
       <w:rPr>
         <w:rFonts w:ascii="Times New Roman" w:hAnsi="Times New Roman" w:cs="Times New Roman"/>
@@ -16628,7 +17480,17 @@
         <w:sz w:val="24"/>
         <w:lang w:val="en-US"/>
       </w:rPr>
-      <w:t>protocol_year</w:t>
+      <w:t>protocol</w:t>
+    </w:r>
+    <w:proofErr w:type="gramEnd"/>
+    <w:r>
+      <w:rPr>
+        <w:rFonts w:ascii="Times New Roman" w:hAnsi="Times New Roman" w:cs="Times New Roman"/>
+        <w:color w:val="000000" w:themeColor="text1"/>
+        <w:sz w:val="24"/>
+        <w:lang w:val="en-US"/>
+      </w:rPr>
+      <w:t>_year</w:t>
     </w:r>
     <w:proofErr w:type="spellEnd"/>
     <w:r>
@@ -16653,7 +17515,7 @@
 </file>
 
 <file path=word/footnotes.xml><?xml version="1.0" encoding="utf-8"?>
-<w:footnotes xmlns:wpc="http://schemas.microsoft.com/office/word/2010/wordprocessingCanvas" xmlns:cx="http://schemas.microsoft.com/office/drawing/2014/chartex" xmlns:cx1="http://schemas.microsoft.com/office/drawing/2015/9/8/chartex" xmlns:cx2="http://schemas.microsoft.com/office/drawing/2015/10/21/chartex" xmlns:cx3="http://schemas.microsoft.com/office/drawing/2016/5/9/chartex" xmlns:cx4="http://schemas.microsoft.com/office/drawing/2016/5/10/chartex" xmlns:cx5="http://schemas.microsoft.com/office/drawing/2016/5/11/chartex" xmlns:cx6="http://schemas.microsoft.com/office/drawing/2016/5/12/chartex" xmlns:cx7="http://schemas.microsoft.com/office/drawing/2016/5/13/chartex" xmlns:cx8="http://schemas.microsoft.com/office/drawing/2016/5/14/chartex" xmlns:mc="http://schemas.openxmlformats.org/markup-compatibility/2006" xmlns:aink="http://schemas.microsoft.com/office/drawing/2016/ink" xmlns:am3d="http://schemas.microsoft.com/office/drawing/2017/model3d" xmlns:o="urn:schemas-microsoft-com:office:office" xmlns:oel="http://schemas.microsoft.com/office/2019/extlst" xmlns:r="http://schemas.openxmlformats.org/officeDocument/2006/relationships" xmlns:m="http://schemas.openxmlformats.org/officeDocument/2006/math" xmlns:v="urn:schemas-microsoft-com:vml" xmlns:wp14="http://schemas.microsoft.com/office/word/2010/wordprocessingDrawing" xmlns:wp="http://schemas.openxmlformats.org/drawingml/2006/wordprocessingDrawing" xmlns:w10="urn:schemas-microsoft-com:office:word" xmlns:w="http://schemas.openxmlformats.org/wordprocessingml/2006/main" xmlns:w14="http://schemas.microsoft.com/office/word/2010/wordml" xmlns:w15="http://schemas.microsoft.com/office/word/2012/wordml" xmlns:w16cex="http://schemas.microsoft.com/office/word/2018/wordml/cex" xmlns:w16cid="http://schemas.microsoft.com/office/word/2016/wordml/cid" xmlns:w16="http://schemas.microsoft.com/office/word/2018/wordml" xmlns:w16du="http://schemas.microsoft.com/office/word/2023/wordml/word16du" xmlns:w16sdtdh="http://schemas.microsoft.com/office/word/2020/wordml/sdtdatahash" xmlns:w16sdtfl="http://schemas.microsoft.com/office/word/2024/wordml/sdtformatlock" xmlns:w16se="http://schemas.microsoft.com/office/word/2015/wordml/symex" xmlns:wpg="http://schemas.microsoft.com/office/word/2010/wordprocessingGroup" xmlns:wpi="http://schemas.microsoft.com/office/word/2010/wordprocessingInk" xmlns:wne="http://schemas.microsoft.com/office/word/2006/wordml" xmlns:wps="http://schemas.microsoft.com/office/word/2010/wordprocessingShape" mc:Ignorable="w14 w15 w16se w16cid w16 w16cex w16sdtdh w16sdtfl w16du wp14">
+<w:footnotes xmlns:wpc="http://schemas.microsoft.com/office/word/2010/wordprocessingCanvas" xmlns:mc="http://schemas.openxmlformats.org/markup-compatibility/2006" xmlns:o="urn:schemas-microsoft-com:office:office" xmlns:r="http://schemas.openxmlformats.org/officeDocument/2006/relationships" xmlns:m="http://schemas.openxmlformats.org/officeDocument/2006/math" xmlns:v="urn:schemas-microsoft-com:vml" xmlns:wp14="http://schemas.microsoft.com/office/word/2010/wordprocessingDrawing" xmlns:wp="http://schemas.openxmlformats.org/drawingml/2006/wordprocessingDrawing" xmlns:w10="urn:schemas-microsoft-com:office:word" xmlns:w="http://schemas.openxmlformats.org/wordprocessingml/2006/main" xmlns:w14="http://schemas.microsoft.com/office/word/2010/wordml" xmlns:w15="http://schemas.microsoft.com/office/word/2012/wordml" xmlns:wpg="http://schemas.microsoft.com/office/word/2010/wordprocessingGroup" xmlns:wpi="http://schemas.microsoft.com/office/word/2010/wordprocessingInk" xmlns:wne="http://schemas.microsoft.com/office/word/2006/wordml" xmlns:wps="http://schemas.microsoft.com/office/word/2010/wordprocessingShape" mc:Ignorable="w14 w15 wp14">
   <w:footnote w:type="separator" w:id="-1">
     <w:p>
       <w:pPr>
@@ -16678,7 +17540,7 @@
 </file>
 
 <file path=word/styles.xml><?xml version="1.0" encoding="utf-8"?>
-<w:styles xmlns:mc="http://schemas.openxmlformats.org/markup-compatibility/2006" xmlns:r="http://schemas.openxmlformats.org/officeDocument/2006/relationships" xmlns:w="http://schemas.openxmlformats.org/wordprocessingml/2006/main" xmlns:w14="http://schemas.microsoft.com/office/word/2010/wordml" xmlns:w15="http://schemas.microsoft.com/office/word/2012/wordml" xmlns:w16cex="http://schemas.microsoft.com/office/word/2018/wordml/cex" xmlns:w16cid="http://schemas.microsoft.com/office/word/2016/wordml/cid" xmlns:w16="http://schemas.microsoft.com/office/word/2018/wordml" xmlns:w16du="http://schemas.microsoft.com/office/word/2023/wordml/word16du" xmlns:w16sdtdh="http://schemas.microsoft.com/office/word/2020/wordml/sdtdatahash" xmlns:w16sdtfl="http://schemas.microsoft.com/office/word/2024/wordml/sdtformatlock" xmlns:w16se="http://schemas.microsoft.com/office/word/2015/wordml/symex" mc:Ignorable="w14 w15 w16se w16cid w16 w16cex w16sdtdh w16sdtfl w16du">
+<w:styles xmlns:mc="http://schemas.openxmlformats.org/markup-compatibility/2006" xmlns:r="http://schemas.openxmlformats.org/officeDocument/2006/relationships" xmlns:w="http://schemas.openxmlformats.org/wordprocessingml/2006/main" xmlns:w14="http://schemas.microsoft.com/office/word/2010/wordml" xmlns:w15="http://schemas.microsoft.com/office/word/2012/wordml" mc:Ignorable="w14 w15">
   <w:docDefaults>
     <w:rPrDefault>
       <w:rPr>
@@ -16694,7 +17556,7 @@
       </w:pPr>
     </w:pPrDefault>
   </w:docDefaults>
-  <w:latentStyles w:defLockedState="0" w:defUIPriority="99" w:defSemiHidden="0" w:defUnhideWhenUsed="0" w:defQFormat="0" w:count="376">
+  <w:latentStyles w:defLockedState="0" w:defUIPriority="99" w:defSemiHidden="0" w:defUnhideWhenUsed="0" w:defQFormat="0" w:count="371">
     <w:lsdException w:name="Normal" w:uiPriority="0" w:qFormat="1"/>
     <w:lsdException w:name="heading 1" w:uiPriority="9" w:qFormat="1"/>
     <w:lsdException w:name="heading 2" w:semiHidden="1" w:uiPriority="9" w:unhideWhenUsed="1" w:qFormat="1"/>
@@ -17066,11 +17928,6 @@
     <w:lsdException w:name="List Table 5 Dark Accent 6" w:uiPriority="50"/>
     <w:lsdException w:name="List Table 6 Colorful Accent 6" w:uiPriority="51"/>
     <w:lsdException w:name="List Table 7 Colorful Accent 6" w:uiPriority="52"/>
-    <w:lsdException w:name="Mention" w:semiHidden="1" w:unhideWhenUsed="1"/>
-    <w:lsdException w:name="Smart Hyperlink" w:semiHidden="1" w:unhideWhenUsed="1"/>
-    <w:lsdException w:name="Hashtag" w:semiHidden="1" w:unhideWhenUsed="1"/>
-    <w:lsdException w:name="Unresolved Mention" w:semiHidden="1" w:unhideWhenUsed="1"/>
-    <w:lsdException w:name="Smart Link" w:semiHidden="1" w:unhideWhenUsed="1"/>
   </w:latentStyles>
   <w:style w:type="paragraph" w:default="1" w:styleId="a">
     <w:name w:val="Normal"/>
@@ -17547,7 +18404,7 @@
 </file>
 
 <file path=customXml/itemProps1.xml><?xml version="1.0" encoding="utf-8"?>
-<ds:datastoreItem xmlns:ds="http://schemas.openxmlformats.org/officeDocument/2006/customXml" ds:itemID="{FCA8A249-9003-4602-9188-7365EA692E76}">
+<ds:datastoreItem xmlns:ds="http://schemas.openxmlformats.org/officeDocument/2006/customXml" ds:itemID="{8C0A7BE4-9F15-4FB7-B8C1-EB78A0B453E2}">
   <ds:schemaRefs>
     <ds:schemaRef ds:uri="http://schemas.openxmlformats.org/officeDocument/2006/bibliography"/>
   </ds:schemaRefs>

--- a/templates/docxRPD/rpd_asp.docx
+++ b/templates/docxRPD/rpd_asp.docx
@@ -1,6 +1,6 @@
 
 <file path=word/document.xml><?xml version="1.0" encoding="utf-8"?>
-<w:document xmlns:wpc="http://schemas.microsoft.com/office/word/2010/wordprocessingCanvas" xmlns:mc="http://schemas.openxmlformats.org/markup-compatibility/2006" xmlns:o="urn:schemas-microsoft-com:office:office" xmlns:r="http://schemas.openxmlformats.org/officeDocument/2006/relationships" xmlns:m="http://schemas.openxmlformats.org/officeDocument/2006/math" xmlns:v="urn:schemas-microsoft-com:vml" xmlns:wp14="http://schemas.microsoft.com/office/word/2010/wordprocessingDrawing" xmlns:wp="http://schemas.openxmlformats.org/drawingml/2006/wordprocessingDrawing" xmlns:w10="urn:schemas-microsoft-com:office:word" xmlns:w="http://schemas.openxmlformats.org/wordprocessingml/2006/main" xmlns:w14="http://schemas.microsoft.com/office/word/2010/wordml" xmlns:w15="http://schemas.microsoft.com/office/word/2012/wordml" xmlns:wpg="http://schemas.microsoft.com/office/word/2010/wordprocessingGroup" xmlns:wpi="http://schemas.microsoft.com/office/word/2010/wordprocessingInk" xmlns:wne="http://schemas.microsoft.com/office/word/2006/wordml" xmlns:wps="http://schemas.microsoft.com/office/word/2010/wordprocessingShape" mc:Ignorable="w14 w15 wp14">
+<w:document xmlns:wpc="http://schemas.microsoft.com/office/word/2010/wordprocessingCanvas" xmlns:cx="http://schemas.microsoft.com/office/drawing/2014/chartex" xmlns:cx1="http://schemas.microsoft.com/office/drawing/2015/9/8/chartex" xmlns:cx2="http://schemas.microsoft.com/office/drawing/2015/10/21/chartex" xmlns:cx3="http://schemas.microsoft.com/office/drawing/2016/5/9/chartex" xmlns:cx4="http://schemas.microsoft.com/office/drawing/2016/5/10/chartex" xmlns:cx5="http://schemas.microsoft.com/office/drawing/2016/5/11/chartex" xmlns:cx6="http://schemas.microsoft.com/office/drawing/2016/5/12/chartex" xmlns:cx7="http://schemas.microsoft.com/office/drawing/2016/5/13/chartex" xmlns:cx8="http://schemas.microsoft.com/office/drawing/2016/5/14/chartex" xmlns:mc="http://schemas.openxmlformats.org/markup-compatibility/2006" xmlns:aink="http://schemas.microsoft.com/office/drawing/2016/ink" xmlns:am3d="http://schemas.microsoft.com/office/drawing/2017/model3d" xmlns:o="urn:schemas-microsoft-com:office:office" xmlns:oel="http://schemas.microsoft.com/office/2019/extlst" xmlns:r="http://schemas.openxmlformats.org/officeDocument/2006/relationships" xmlns:m="http://schemas.openxmlformats.org/officeDocument/2006/math" xmlns:v="urn:schemas-microsoft-com:vml" xmlns:wp14="http://schemas.microsoft.com/office/word/2010/wordprocessingDrawing" xmlns:wp="http://schemas.openxmlformats.org/drawingml/2006/wordprocessingDrawing" xmlns:w10="urn:schemas-microsoft-com:office:word" xmlns:w="http://schemas.openxmlformats.org/wordprocessingml/2006/main" xmlns:w14="http://schemas.microsoft.com/office/word/2010/wordml" xmlns:w15="http://schemas.microsoft.com/office/word/2012/wordml" xmlns:w16cex="http://schemas.microsoft.com/office/word/2018/wordml/cex" xmlns:w16cid="http://schemas.microsoft.com/office/word/2016/wordml/cid" xmlns:w16="http://schemas.microsoft.com/office/word/2018/wordml" xmlns:w16du="http://schemas.microsoft.com/office/word/2023/wordml/word16du" xmlns:w16sdtdh="http://schemas.microsoft.com/office/word/2020/wordml/sdtdatahash" xmlns:w16sdtfl="http://schemas.microsoft.com/office/word/2024/wordml/sdtformatlock" xmlns:w16se="http://schemas.microsoft.com/office/word/2015/wordml/symex" xmlns:wpg="http://schemas.microsoft.com/office/word/2010/wordprocessingGroup" xmlns:wpi="http://schemas.microsoft.com/office/word/2010/wordprocessingInk" xmlns:wne="http://schemas.microsoft.com/office/word/2006/wordml" xmlns:wps="http://schemas.microsoft.com/office/word/2010/wordprocessingShape" mc:Ignorable="w14 w15 w16se w16cid w16 w16cex w16sdtdh w16sdtfl w16du wp14">
   <w:body>
     <w:p>
       <w:pPr>
@@ -118,8 +118,6 @@
         </w:rPr>
         <w:t xml:space="preserve"> }}»</w:t>
       </w:r>
-      <w:bookmarkStart w:id="0" w:name="_GoBack"/>
-      <w:bookmarkEnd w:id="0"/>
     </w:p>
     <w:p>
       <w:pPr>
@@ -162,7 +160,6 @@
         </w:rPr>
         <w:t xml:space="preserve">на </w:t>
       </w:r>
-      <w:proofErr w:type="gramStart"/>
       <w:r>
         <w:rPr>
           <w:rFonts w:ascii="Times New Roman" w:hAnsi="Times New Roman" w:cs="Times New Roman"/>
@@ -180,7 +177,6 @@
         </w:rPr>
         <w:t>meeting</w:t>
       </w:r>
-      <w:proofErr w:type="gramEnd"/>
       <w:r>
         <w:rPr>
           <w:rFonts w:ascii="Times New Roman" w:hAnsi="Times New Roman" w:cs="Times New Roman"/>
@@ -214,16 +210,7 @@
           <w:sz w:val="24"/>
           <w:szCs w:val="24"/>
         </w:rPr>
-        <w:t xml:space="preserve"> </w:t>
-      </w:r>
-      <w:proofErr w:type="gramStart"/>
-      <w:r>
-        <w:rPr>
-          <w:rFonts w:ascii="Times New Roman" w:hAnsi="Times New Roman" w:cs="Times New Roman"/>
-          <w:sz w:val="24"/>
-          <w:szCs w:val="24"/>
-        </w:rPr>
-        <w:t>№</w:t>
+        <w:t xml:space="preserve"> №</w:t>
       </w:r>
       <w:r>
         <w:rPr>
@@ -232,17 +219,7 @@
           <w:szCs w:val="24"/>
           <w:u w:val="single"/>
         </w:rPr>
-        <w:t>{</w:t>
-      </w:r>
-      <w:proofErr w:type="gramEnd"/>
-      <w:r>
-        <w:rPr>
-          <w:rFonts w:ascii="Times New Roman" w:hAnsi="Times New Roman" w:cs="Times New Roman"/>
-          <w:sz w:val="24"/>
-          <w:szCs w:val="24"/>
-          <w:u w:val="single"/>
-        </w:rPr>
-        <w:t xml:space="preserve">{ </w:t>
+        <w:t xml:space="preserve">{{ </w:t>
       </w:r>
       <w:r>
         <w:rPr>
@@ -541,7 +518,6 @@
               </w:rPr>
               <w:t xml:space="preserve">Научная специальность: </w:t>
             </w:r>
-            <w:proofErr w:type="gramStart"/>
             <w:r>
               <w:rPr>
                 <w:rFonts w:ascii="Times New Roman" w:hAnsi="Times New Roman" w:cs="Times New Roman"/>
@@ -560,7 +536,6 @@
               <w:t>asp</w:t>
             </w:r>
             <w:proofErr w:type="spellEnd"/>
-            <w:proofErr w:type="gramEnd"/>
             <w:r>
               <w:rPr>
                 <w:rFonts w:ascii="Times New Roman" w:hAnsi="Times New Roman" w:cs="Times New Roman"/>
@@ -778,27 +753,7 @@
           <w:szCs w:val="24"/>
           <w:lang w:val="en-US"/>
         </w:rPr>
-        <w:t xml:space="preserve">{% </w:t>
-      </w:r>
-      <w:proofErr w:type="spellStart"/>
-      <w:r>
-        <w:rPr>
-          <w:rFonts w:ascii="Times New Roman" w:hAnsi="Times New Roman" w:cs="Times New Roman"/>
-          <w:sz w:val="24"/>
-          <w:szCs w:val="24"/>
-          <w:lang w:val="en-US"/>
-        </w:rPr>
-        <w:t>endif</w:t>
-      </w:r>
-      <w:proofErr w:type="spellEnd"/>
-      <w:r>
-        <w:rPr>
-          <w:rFonts w:ascii="Times New Roman" w:hAnsi="Times New Roman" w:cs="Times New Roman"/>
-          <w:sz w:val="24"/>
-          <w:szCs w:val="24"/>
-          <w:lang w:val="en-US"/>
-        </w:rPr>
-        <w:t xml:space="preserve"> %}</w:t>
+        <w:t>{% endif %}</w:t>
       </w:r>
     </w:p>
     <w:p>
@@ -868,27 +823,7 @@
           <w:szCs w:val="24"/>
           <w:lang w:val="en-US"/>
         </w:rPr>
-        <w:t xml:space="preserve">{% if status == </w:t>
-      </w:r>
-      <w:proofErr w:type="gramStart"/>
-      <w:r>
-        <w:rPr>
-          <w:rFonts w:ascii="Times New Roman" w:hAnsi="Times New Roman" w:cs="Times New Roman"/>
-          <w:sz w:val="24"/>
-          <w:szCs w:val="24"/>
-          <w:lang w:val="en-US"/>
-        </w:rPr>
-        <w:t>3  %</w:t>
-      </w:r>
-      <w:proofErr w:type="gramEnd"/>
-      <w:r>
-        <w:rPr>
-          <w:rFonts w:ascii="Times New Roman" w:hAnsi="Times New Roman" w:cs="Times New Roman"/>
-          <w:sz w:val="24"/>
-          <w:szCs w:val="24"/>
-          <w:lang w:val="en-US"/>
-        </w:rPr>
-        <w:t>}</w:t>
+        <w:t>{% if status == 3  %}</w:t>
       </w:r>
     </w:p>
     <w:tbl>
@@ -941,14 +876,64 @@
                 <w:sz w:val="20"/>
                 <w:szCs w:val="24"/>
               </w:rPr>
-              <w:t xml:space="preserve">Составитель программы: </w:t>
-            </w:r>
-            <w:proofErr w:type="gramStart"/>
+              <w:t xml:space="preserve">Составитель программы: {{ </w:t>
+            </w:r>
             <w:r>
               <w:rPr>
                 <w:rFonts w:ascii="Times New Roman" w:hAnsi="Times New Roman" w:cs="Times New Roman"/>
                 <w:sz w:val="20"/>
                 <w:szCs w:val="24"/>
+                <w:lang w:val="en-US"/>
+              </w:rPr>
+              <w:t>person</w:t>
+            </w:r>
+            <w:r>
+              <w:rPr>
+                <w:rFonts w:ascii="Times New Roman" w:hAnsi="Times New Roman" w:cs="Times New Roman"/>
+                <w:sz w:val="20"/>
+                <w:szCs w:val="24"/>
+              </w:rPr>
+              <w:t>_</w:t>
+            </w:r>
+            <w:r>
+              <w:rPr>
+                <w:rFonts w:ascii="Times New Roman" w:hAnsi="Times New Roman" w:cs="Times New Roman"/>
+                <w:sz w:val="20"/>
+                <w:szCs w:val="24"/>
+                <w:lang w:val="en-US"/>
+              </w:rPr>
+              <w:t>name</w:t>
+            </w:r>
+            <w:r>
+              <w:rPr>
+                <w:rFonts w:ascii="Times New Roman" w:hAnsi="Times New Roman" w:cs="Times New Roman"/>
+                <w:sz w:val="20"/>
+                <w:szCs w:val="24"/>
+              </w:rPr>
+              <w:t xml:space="preserve"> }}</w:t>
+            </w:r>
+          </w:p>
+          <w:p>
+            <w:pPr>
+              <w:rPr>
+                <w:rFonts w:ascii="Times New Roman" w:hAnsi="Times New Roman" w:cs="Times New Roman"/>
+                <w:sz w:val="20"/>
+                <w:szCs w:val="24"/>
+              </w:rPr>
+            </w:pPr>
+            <w:r>
+              <w:rPr>
+                <w:rFonts w:ascii="Times New Roman" w:hAnsi="Times New Roman" w:cs="Times New Roman"/>
+                <w:sz w:val="20"/>
+                <w:szCs w:val="24"/>
+              </w:rPr>
+              <w:t xml:space="preserve">Дата подписания: </w:t>
+            </w:r>
+            <w:r>
+              <w:rPr>
+                <w:rFonts w:ascii="Times New Roman" w:hAnsi="Times New Roman" w:cs="Times New Roman"/>
+                <w:sz w:val="20"/>
+                <w:szCs w:val="24"/>
               </w:rPr>
               <w:t xml:space="preserve">{{ </w:t>
             </w:r>
@@ -959,70 +944,8 @@
                 <w:szCs w:val="24"/>
                 <w:lang w:val="en-US"/>
               </w:rPr>
-              <w:t>person</w:t>
-            </w:r>
-            <w:proofErr w:type="gramEnd"/>
-            <w:r>
-              <w:rPr>
-                <w:rFonts w:ascii="Times New Roman" w:hAnsi="Times New Roman" w:cs="Times New Roman"/>
-                <w:sz w:val="20"/>
-                <w:szCs w:val="24"/>
-              </w:rPr>
-              <w:t>_</w:t>
-            </w:r>
-            <w:r>
-              <w:rPr>
-                <w:rFonts w:ascii="Times New Roman" w:hAnsi="Times New Roman" w:cs="Times New Roman"/>
-                <w:sz w:val="20"/>
-                <w:szCs w:val="24"/>
-                <w:lang w:val="en-US"/>
-              </w:rPr>
-              <w:t>name</w:t>
-            </w:r>
-            <w:r>
-              <w:rPr>
-                <w:rFonts w:ascii="Times New Roman" w:hAnsi="Times New Roman" w:cs="Times New Roman"/>
-                <w:sz w:val="20"/>
-                <w:szCs w:val="24"/>
-              </w:rPr>
-              <w:t xml:space="preserve"> }}</w:t>
-            </w:r>
-          </w:p>
-          <w:p>
-            <w:pPr>
-              <w:rPr>
-                <w:rFonts w:ascii="Times New Roman" w:hAnsi="Times New Roman" w:cs="Times New Roman"/>
-                <w:sz w:val="20"/>
-                <w:szCs w:val="24"/>
-              </w:rPr>
-            </w:pPr>
-            <w:r>
-              <w:rPr>
-                <w:rFonts w:ascii="Times New Roman" w:hAnsi="Times New Roman" w:cs="Times New Roman"/>
-                <w:sz w:val="20"/>
-                <w:szCs w:val="24"/>
-              </w:rPr>
-              <w:t xml:space="preserve">Дата подписания: </w:t>
-            </w:r>
-            <w:proofErr w:type="gramStart"/>
-            <w:r>
-              <w:rPr>
-                <w:rFonts w:ascii="Times New Roman" w:hAnsi="Times New Roman" w:cs="Times New Roman"/>
-                <w:sz w:val="20"/>
-                <w:szCs w:val="24"/>
-              </w:rPr>
-              <w:t xml:space="preserve">{{ </w:t>
-            </w:r>
-            <w:r>
-              <w:rPr>
-                <w:rFonts w:ascii="Times New Roman" w:hAnsi="Times New Roman" w:cs="Times New Roman"/>
-                <w:sz w:val="20"/>
-                <w:szCs w:val="24"/>
-                <w:lang w:val="en-US"/>
-              </w:rPr>
               <w:t>review</w:t>
             </w:r>
-            <w:proofErr w:type="gramEnd"/>
             <w:r>
               <w:rPr>
                 <w:rFonts w:ascii="Times New Roman" w:hAnsi="Times New Roman" w:cs="Times New Roman"/>
@@ -1096,17 +1019,19 @@
                 <w:rFonts w:ascii="Times New Roman" w:hAnsi="Times New Roman" w:cs="Times New Roman"/>
                 <w:sz w:val="20"/>
                 <w:szCs w:val="24"/>
-              </w:rPr>
-            </w:pPr>
-            <w:proofErr w:type="gramStart"/>
+                <w:lang w:val="en-US"/>
+              </w:rPr>
+            </w:pPr>
             <w:r>
               <w:rPr>
                 <w:rFonts w:ascii="Times New Roman" w:hAnsi="Times New Roman" w:cs="Times New Roman"/>
                 <w:sz w:val="20"/>
                 <w:szCs w:val="24"/>
+                <w:lang w:val="en-US"/>
               </w:rPr>
               <w:t xml:space="preserve">{{ </w:t>
             </w:r>
+            <w:proofErr w:type="spellStart"/>
             <w:r>
               <w:rPr>
                 <w:rFonts w:ascii="Times New Roman" w:hAnsi="Times New Roman" w:cs="Times New Roman"/>
@@ -1116,12 +1041,12 @@
               </w:rPr>
               <w:t>user</w:t>
             </w:r>
-            <w:proofErr w:type="gramEnd"/>
             <w:r>
               <w:rPr>
                 <w:rFonts w:ascii="Times New Roman" w:hAnsi="Times New Roman" w:cs="Times New Roman"/>
                 <w:sz w:val="20"/>
                 <w:szCs w:val="24"/>
+                <w:lang w:val="en-US"/>
               </w:rPr>
               <w:t>_</w:t>
             </w:r>
@@ -1134,11 +1059,13 @@
               </w:rPr>
               <w:t>type</w:t>
             </w:r>
+            <w:proofErr w:type="spellEnd"/>
             <w:r>
               <w:rPr>
                 <w:rFonts w:ascii="Times New Roman" w:hAnsi="Times New Roman" w:cs="Times New Roman"/>
                 <w:sz w:val="20"/>
                 <w:szCs w:val="24"/>
+                <w:lang w:val="en-US"/>
               </w:rPr>
               <w:t xml:space="preserve"> }}: </w:t>
             </w:r>
@@ -1147,9 +1074,11 @@
                 <w:rFonts w:ascii="Times New Roman" w:hAnsi="Times New Roman" w:cs="Times New Roman"/>
                 <w:sz w:val="20"/>
                 <w:szCs w:val="24"/>
+                <w:lang w:val="en-US"/>
               </w:rPr>
               <w:t xml:space="preserve">{{ </w:t>
             </w:r>
+            <w:proofErr w:type="spellStart"/>
             <w:r>
               <w:rPr>
                 <w:rFonts w:ascii="Times New Roman" w:hAnsi="Times New Roman" w:cs="Times New Roman"/>
@@ -1164,6 +1093,7 @@
                 <w:rFonts w:ascii="Times New Roman" w:hAnsi="Times New Roman" w:cs="Times New Roman"/>
                 <w:sz w:val="20"/>
                 <w:szCs w:val="24"/>
+                <w:lang w:val="en-US"/>
               </w:rPr>
               <w:t>_</w:t>
             </w:r>
@@ -1176,11 +1106,13 @@
               </w:rPr>
               <w:t>accepted</w:t>
             </w:r>
+            <w:proofErr w:type="spellEnd"/>
             <w:r>
               <w:rPr>
                 <w:rFonts w:ascii="Times New Roman" w:hAnsi="Times New Roman" w:cs="Times New Roman"/>
                 <w:sz w:val="20"/>
                 <w:szCs w:val="24"/>
+                <w:lang w:val="en-US"/>
               </w:rPr>
               <w:t xml:space="preserve"> }}</w:t>
             </w:r>
@@ -1235,9 +1167,9 @@
                 <w:szCs w:val="24"/>
                 <w:lang w:val="en-US"/>
               </w:rPr>
-              <w:t xml:space="preserve"> </w:t>
-            </w:r>
-            <w:proofErr w:type="gramStart"/>
+              <w:t xml:space="preserve"> {{ </w:t>
+            </w:r>
+            <w:proofErr w:type="spellStart"/>
             <w:r>
               <w:rPr>
                 <w:rFonts w:ascii="Times New Roman" w:hAnsi="Times New Roman" w:cs="Times New Roman"/>
@@ -1245,27 +1177,7 @@
                 <w:szCs w:val="24"/>
                 <w:lang w:val="en-US"/>
               </w:rPr>
-              <w:t xml:space="preserve">{{ </w:t>
-            </w:r>
-            <w:proofErr w:type="spellStart"/>
-            <w:r>
-              <w:rPr>
-                <w:rFonts w:ascii="Times New Roman" w:hAnsi="Times New Roman" w:cs="Times New Roman"/>
-                <w:sz w:val="20"/>
-                <w:szCs w:val="24"/>
-                <w:lang w:val="en-US"/>
-              </w:rPr>
-              <w:t>accept</w:t>
-            </w:r>
-            <w:proofErr w:type="gramEnd"/>
-            <w:r>
-              <w:rPr>
-                <w:rFonts w:ascii="Times New Roman" w:hAnsi="Times New Roman" w:cs="Times New Roman"/>
-                <w:sz w:val="20"/>
-                <w:szCs w:val="24"/>
-                <w:lang w:val="en-US"/>
-              </w:rPr>
-              <w:t>_date</w:t>
+              <w:t>accept_date</w:t>
             </w:r>
             <w:proofErr w:type="spellEnd"/>
             <w:r>
@@ -1307,7 +1219,6 @@
         </w:rPr>
         <w:t xml:space="preserve">{% </w:t>
       </w:r>
-      <w:proofErr w:type="spellStart"/>
       <w:r>
         <w:rPr>
           <w:rFonts w:ascii="Times New Roman" w:hAnsi="Times New Roman" w:cs="Times New Roman"/>
@@ -1317,7 +1228,6 @@
         </w:rPr>
         <w:t>endif</w:t>
       </w:r>
-      <w:proofErr w:type="spellEnd"/>
       <w:r>
         <w:rPr>
           <w:rFonts w:ascii="Times New Roman" w:hAnsi="Times New Roman" w:cs="Times New Roman"/>
@@ -1585,27 +1495,7 @@
                 <w:szCs w:val="24"/>
                 <w:lang w:val="en-US"/>
               </w:rPr>
-              <w:t>{%</w:t>
-            </w:r>
-            <w:proofErr w:type="spellStart"/>
-            <w:r>
-              <w:rPr>
-                <w:rFonts w:ascii="Times New Roman" w:hAnsi="Times New Roman" w:cs="Times New Roman"/>
-                <w:sz w:val="24"/>
-                <w:szCs w:val="24"/>
-                <w:lang w:val="en-US"/>
-              </w:rPr>
-              <w:t>tr</w:t>
-            </w:r>
-            <w:proofErr w:type="spellEnd"/>
-            <w:r>
-              <w:rPr>
-                <w:rFonts w:ascii="Times New Roman" w:hAnsi="Times New Roman" w:cs="Times New Roman"/>
-                <w:sz w:val="24"/>
-                <w:szCs w:val="24"/>
-                <w:lang w:val="en-US"/>
-              </w:rPr>
-              <w:t xml:space="preserve"> for item in competence%}</w:t>
+              <w:t>{%tr for item in competence%}</w:t>
             </w:r>
           </w:p>
         </w:tc>
@@ -1757,6 +1647,53 @@
               </w:rPr>
               <w:t xml:space="preserve"> }}</w:t>
             </w:r>
+            <w:r>
+              <w:rPr>
+                <w:rFonts w:ascii="Times New Roman" w:hAnsi="Times New Roman" w:cs="Times New Roman"/>
+                <w:sz w:val="24"/>
+                <w:szCs w:val="24"/>
+                <w:lang w:val="en-US"/>
+              </w:rPr>
+              <w:t xml:space="preserve"> {{ </w:t>
+            </w:r>
+            <w:proofErr w:type="spellStart"/>
+            <w:r>
+              <w:rPr>
+                <w:rFonts w:ascii="Times New Roman" w:hAnsi="Times New Roman" w:cs="Times New Roman"/>
+                <w:sz w:val="24"/>
+                <w:szCs w:val="24"/>
+                <w:lang w:val="en-US"/>
+              </w:rPr>
+              <w:t>item.</w:t>
+            </w:r>
+            <w:r>
+              <w:rPr>
+                <w:rFonts w:ascii="Times New Roman" w:hAnsi="Times New Roman" w:cs="Times New Roman"/>
+                <w:sz w:val="24"/>
+                <w:szCs w:val="24"/>
+                <w:lang w:val="en-US"/>
+              </w:rPr>
+              <w:t>ind_content</w:t>
+            </w:r>
+            <w:proofErr w:type="spellEnd"/>
+            <w:r>
+              <w:rPr>
+                <w:rFonts w:ascii="Times New Roman" w:hAnsi="Times New Roman" w:cs="Times New Roman"/>
+                <w:sz w:val="24"/>
+                <w:szCs w:val="24"/>
+                <w:lang w:val="en-US"/>
+              </w:rPr>
+              <w:t xml:space="preserve"> </w:t>
+            </w:r>
+            <w:r>
+              <w:rPr>
+                <w:rFonts w:ascii="Times New Roman" w:hAnsi="Times New Roman" w:cs="Times New Roman"/>
+                <w:sz w:val="24"/>
+                <w:szCs w:val="24"/>
+                <w:lang w:val="en-US"/>
+              </w:rPr>
+              <w:t>}}</w:t>
+            </w:r>
           </w:p>
         </w:tc>
       </w:tr>
@@ -1788,27 +1725,7 @@
                 <w:szCs w:val="24"/>
                 <w:lang w:val="en-US"/>
               </w:rPr>
-              <w:t>{%</w:t>
-            </w:r>
-            <w:proofErr w:type="spellStart"/>
-            <w:r>
-              <w:rPr>
-                <w:rFonts w:ascii="Times New Roman" w:hAnsi="Times New Roman" w:cs="Times New Roman"/>
-                <w:sz w:val="24"/>
-                <w:szCs w:val="24"/>
-                <w:lang w:val="en-US"/>
-              </w:rPr>
-              <w:t>tr</w:t>
-            </w:r>
-            <w:proofErr w:type="spellEnd"/>
-            <w:r>
-              <w:rPr>
-                <w:rFonts w:ascii="Times New Roman" w:hAnsi="Times New Roman" w:cs="Times New Roman"/>
-                <w:sz w:val="24"/>
-                <w:szCs w:val="24"/>
-                <w:lang w:val="en-US"/>
-              </w:rPr>
-              <w:t xml:space="preserve"> </w:t>
+              <w:t xml:space="preserve">{%tr </w:t>
             </w:r>
             <w:proofErr w:type="spellStart"/>
             <w:r>
@@ -1852,29 +1769,7 @@
           <w:sz w:val="24"/>
           <w:szCs w:val="24"/>
         </w:rPr>
-        <w:t xml:space="preserve">1.2 </w:t>
-      </w:r>
-      <w:proofErr w:type="gramStart"/>
-      <w:r>
-        <w:rPr>
-          <w:rFonts w:ascii="Times New Roman" w:hAnsi="Times New Roman" w:cs="Times New Roman"/>
-          <w:b/>
-          <w:bCs/>
-          <w:sz w:val="24"/>
-          <w:szCs w:val="24"/>
-        </w:rPr>
-        <w:t>В</w:t>
-      </w:r>
-      <w:proofErr w:type="gramEnd"/>
-      <w:r>
-        <w:rPr>
-          <w:rFonts w:ascii="Times New Roman" w:hAnsi="Times New Roman" w:cs="Times New Roman"/>
-          <w:b/>
-          <w:bCs/>
-          <w:sz w:val="24"/>
-          <w:szCs w:val="24"/>
-        </w:rPr>
-        <w:t xml:space="preserve"> результате освоения дисциплины у обучающихся должны быть сформированы</w:t>
+        <w:t>1.2 В результате освоения дисциплины у обучающихся должны быть сформированы</w:t>
       </w:r>
     </w:p>
     <w:tbl>
@@ -2019,29 +1914,7 @@
                 <w:szCs w:val="24"/>
                 <w:lang w:val="en-US"/>
               </w:rPr>
-              <w:t>{%</w:t>
-            </w:r>
-            <w:proofErr w:type="spellStart"/>
-            <w:r>
-              <w:rPr>
-                <w:rFonts w:ascii="Times New Roman" w:hAnsi="Times New Roman" w:cs="Times New Roman"/>
-                <w:color w:val="000000" w:themeColor="text1"/>
-                <w:sz w:val="24"/>
-                <w:szCs w:val="24"/>
-                <w:lang w:val="en-US"/>
-              </w:rPr>
-              <w:t>tr</w:t>
-            </w:r>
-            <w:proofErr w:type="spellEnd"/>
-            <w:r>
-              <w:rPr>
-                <w:rFonts w:ascii="Times New Roman" w:hAnsi="Times New Roman" w:cs="Times New Roman"/>
-                <w:color w:val="000000" w:themeColor="text1"/>
-                <w:sz w:val="24"/>
-                <w:szCs w:val="24"/>
-                <w:lang w:val="en-US"/>
-              </w:rPr>
-              <w:t xml:space="preserve"> for item in indicators %}</w:t>
+              <w:t>{%tr for item in indicators %}</w:t>
             </w:r>
           </w:p>
         </w:tc>
@@ -2413,29 +2286,7 @@
                 <w:szCs w:val="24"/>
                 <w:lang w:val="en-US"/>
               </w:rPr>
-              <w:t>{%</w:t>
-            </w:r>
-            <w:proofErr w:type="spellStart"/>
-            <w:r>
-              <w:rPr>
-                <w:rFonts w:ascii="Times New Roman" w:hAnsi="Times New Roman" w:cs="Times New Roman"/>
-                <w:color w:val="000000" w:themeColor="text1"/>
-                <w:sz w:val="24"/>
-                <w:szCs w:val="24"/>
-                <w:lang w:val="en-US"/>
-              </w:rPr>
-              <w:t>tr</w:t>
-            </w:r>
-            <w:proofErr w:type="spellEnd"/>
-            <w:r>
-              <w:rPr>
-                <w:rFonts w:ascii="Times New Roman" w:hAnsi="Times New Roman" w:cs="Times New Roman"/>
-                <w:color w:val="000000" w:themeColor="text1"/>
-                <w:sz w:val="24"/>
-                <w:szCs w:val="24"/>
-                <w:lang w:val="en-US"/>
-              </w:rPr>
-              <w:t xml:space="preserve"> </w:t>
+              <w:t xml:space="preserve">{%tr </w:t>
             </w:r>
             <w:proofErr w:type="spellStart"/>
             <w:r>
@@ -2541,7 +2392,6 @@
         </w:rPr>
         <w:t xml:space="preserve"> </w:t>
       </w:r>
-      <w:proofErr w:type="gramStart"/>
       <w:r>
         <w:rPr>
           <w:rFonts w:ascii="Times New Roman" w:hAnsi="Times New Roman" w:cs="Times New Roman"/>
@@ -2567,7 +2417,6 @@
         </w:rPr>
         <w:t>sum</w:t>
       </w:r>
-      <w:proofErr w:type="gramEnd"/>
       <w:r>
         <w:rPr>
           <w:rFonts w:ascii="Times New Roman" w:hAnsi="Times New Roman" w:cs="Times New Roman"/>
@@ -2723,7 +2572,6 @@
               </w:rPr>
               <w:t xml:space="preserve"> </w:t>
             </w:r>
-            <w:proofErr w:type="gramStart"/>
             <w:r>
               <w:rPr>
                 <w:rFonts w:ascii="Times New Roman" w:hAnsi="Times New Roman" w:cs="Times New Roman"/>
@@ -2740,18 +2588,7 @@
                 <w:sz w:val="24"/>
                 <w:szCs w:val="24"/>
               </w:rPr>
-              <w:t>Трудоемкость</w:t>
-            </w:r>
-            <w:proofErr w:type="gramEnd"/>
-            <w:r>
-              <w:rPr>
-                <w:rFonts w:ascii="Times New Roman" w:hAnsi="Times New Roman" w:cs="Times New Roman"/>
-                <w:b/>
-                <w:bCs/>
-                <w:sz w:val="24"/>
-                <w:szCs w:val="24"/>
-              </w:rPr>
-              <w:t xml:space="preserve"> в академических часах</w:t>
+              <w:t>Трудоемкость в академических часах</w:t>
             </w:r>
           </w:p>
           <w:p>
@@ -3063,6 +2900,30 @@
               </w:rPr>
               <w:t>{{</w:t>
             </w:r>
+            <w:r>
+              <w:rPr>
+                <w:rFonts w:ascii="Times New Roman" w:hAnsi="Times New Roman" w:cs="Times New Roman"/>
+                <w:sz w:val="24"/>
+                <w:szCs w:val="24"/>
+                <w:lang w:val="en-US"/>
+              </w:rPr>
+              <w:t>sha</w:t>
+            </w:r>
+            <w:r>
+              <w:rPr>
+                <w:rFonts w:ascii="Times New Roman" w:hAnsi="Times New Roman" w:cs="Times New Roman"/>
+                <w:sz w:val="24"/>
+                <w:szCs w:val="24"/>
+                <w:lang w:val="en-US"/>
+              </w:rPr>
+              <w:t>.</w:t>
+            </w:r>
+            <w:r>
+              <w:rPr>
+                <w:lang w:val="en-US"/>
+              </w:rPr>
+              <w:t xml:space="preserve"> </w:t>
+            </w:r>
             <w:proofErr w:type="spellStart"/>
             <w:r>
               <w:rPr>
@@ -3071,91 +2932,63 @@
                 <w:szCs w:val="24"/>
                 <w:lang w:val="en-US"/>
               </w:rPr>
+              <w:t>aud</w:t>
+            </w:r>
+            <w:r>
+              <w:rPr>
+                <w:rFonts w:ascii="Times New Roman" w:hAnsi="Times New Roman" w:cs="Times New Roman"/>
+                <w:sz w:val="24"/>
+                <w:szCs w:val="24"/>
+                <w:lang w:val="en-US"/>
+              </w:rPr>
+              <w:t>_</w:t>
+            </w:r>
+            <w:r>
+              <w:rPr>
+                <w:rFonts w:ascii="Times New Roman" w:hAnsi="Times New Roman" w:cs="Times New Roman"/>
+                <w:sz w:val="24"/>
+                <w:szCs w:val="24"/>
+                <w:lang w:val="en-US"/>
+              </w:rPr>
+              <w:t>hours</w:t>
+            </w:r>
+            <w:r>
+              <w:rPr>
+                <w:rFonts w:ascii="Times New Roman" w:hAnsi="Times New Roman" w:cs="Times New Roman"/>
+                <w:sz w:val="24"/>
+                <w:szCs w:val="24"/>
+                <w:lang w:val="en-US"/>
+              </w:rPr>
+              <w:t>_</w:t>
+            </w:r>
+            <w:r>
+              <w:rPr>
+                <w:rFonts w:ascii="Times New Roman" w:hAnsi="Times New Roman" w:cs="Times New Roman"/>
+                <w:sz w:val="24"/>
+                <w:szCs w:val="24"/>
+                <w:lang w:val="en-US"/>
+              </w:rPr>
+              <w:t>all</w:t>
+            </w:r>
+            <w:proofErr w:type="spellEnd"/>
+            <w:r>
+              <w:rPr>
+                <w:rFonts w:ascii="Times New Roman" w:hAnsi="Times New Roman" w:cs="Times New Roman"/>
+                <w:sz w:val="24"/>
+                <w:szCs w:val="24"/>
+                <w:lang w:val="en-US"/>
+              </w:rPr>
+              <w:t xml:space="preserve"> + </w:t>
+            </w:r>
+            <w:r>
+              <w:rPr>
+                <w:rFonts w:ascii="Times New Roman" w:hAnsi="Times New Roman" w:cs="Times New Roman"/>
+                <w:sz w:val="24"/>
+                <w:szCs w:val="24"/>
+                <w:lang w:val="en-US"/>
+              </w:rPr>
               <w:t>sha</w:t>
             </w:r>
-            <w:proofErr w:type="spellEnd"/>
-            <w:r>
-              <w:rPr>
-                <w:rFonts w:ascii="Times New Roman" w:hAnsi="Times New Roman" w:cs="Times New Roman"/>
-                <w:sz w:val="24"/>
-                <w:szCs w:val="24"/>
-                <w:lang w:val="en-US"/>
-              </w:rPr>
-              <w:t>.</w:t>
-            </w:r>
-            <w:r>
-              <w:rPr>
-                <w:lang w:val="en-US"/>
-              </w:rPr>
-              <w:t xml:space="preserve"> </w:t>
-            </w:r>
-            <w:proofErr w:type="spellStart"/>
-            <w:r>
-              <w:rPr>
-                <w:rFonts w:ascii="Times New Roman" w:hAnsi="Times New Roman" w:cs="Times New Roman"/>
-                <w:sz w:val="24"/>
-                <w:szCs w:val="24"/>
-                <w:lang w:val="en-US"/>
-              </w:rPr>
-              <w:t>aud</w:t>
-            </w:r>
-            <w:r>
-              <w:rPr>
-                <w:rFonts w:ascii="Times New Roman" w:hAnsi="Times New Roman" w:cs="Times New Roman"/>
-                <w:sz w:val="24"/>
-                <w:szCs w:val="24"/>
-                <w:lang w:val="en-US"/>
-              </w:rPr>
-              <w:t>_</w:t>
-            </w:r>
-            <w:r>
-              <w:rPr>
-                <w:rFonts w:ascii="Times New Roman" w:hAnsi="Times New Roman" w:cs="Times New Roman"/>
-                <w:sz w:val="24"/>
-                <w:szCs w:val="24"/>
-                <w:lang w:val="en-US"/>
-              </w:rPr>
-              <w:t>hours</w:t>
-            </w:r>
-            <w:r>
-              <w:rPr>
-                <w:rFonts w:ascii="Times New Roman" w:hAnsi="Times New Roman" w:cs="Times New Roman"/>
-                <w:sz w:val="24"/>
-                <w:szCs w:val="24"/>
-                <w:lang w:val="en-US"/>
-              </w:rPr>
-              <w:t>_</w:t>
-            </w:r>
-            <w:r>
-              <w:rPr>
-                <w:rFonts w:ascii="Times New Roman" w:hAnsi="Times New Roman" w:cs="Times New Roman"/>
-                <w:sz w:val="24"/>
-                <w:szCs w:val="24"/>
-                <w:lang w:val="en-US"/>
-              </w:rPr>
-              <w:t>all</w:t>
-            </w:r>
-            <w:proofErr w:type="spellEnd"/>
-            <w:r>
-              <w:rPr>
-                <w:rFonts w:ascii="Times New Roman" w:hAnsi="Times New Roman" w:cs="Times New Roman"/>
-                <w:sz w:val="24"/>
-                <w:szCs w:val="24"/>
-                <w:lang w:val="en-US"/>
-              </w:rPr>
-              <w:t xml:space="preserve"> + </w:t>
-            </w:r>
-            <w:proofErr w:type="spellStart"/>
-            <w:r>
-              <w:rPr>
-                <w:rFonts w:ascii="Times New Roman" w:hAnsi="Times New Roman" w:cs="Times New Roman"/>
-                <w:sz w:val="24"/>
-                <w:szCs w:val="24"/>
-                <w:lang w:val="en-US"/>
-              </w:rPr>
-              <w:t>sha</w:t>
-            </w:r>
-            <w:proofErr w:type="spellEnd"/>
             <w:r>
               <w:rPr>
                 <w:rFonts w:ascii="Times New Roman" w:hAnsi="Times New Roman" w:cs="Times New Roman"/>
@@ -4007,7 +3840,6 @@
                 <w:szCs w:val="24"/>
               </w:rPr>
             </w:pPr>
-            <w:proofErr w:type="gramStart"/>
             <w:r>
               <w:rPr>
                 <w:rFonts w:ascii="Times New Roman" w:hAnsi="Times New Roman" w:cs="Times New Roman"/>
@@ -4016,6 +3848,23 @@
               </w:rPr>
               <w:t xml:space="preserve">{{ </w:t>
             </w:r>
+            <w:r>
+              <w:rPr>
+                <w:rFonts w:ascii="Times New Roman" w:hAnsi="Times New Roman" w:cs="Times New Roman"/>
+                <w:sz w:val="24"/>
+                <w:szCs w:val="24"/>
+                <w:lang w:val="en-US"/>
+              </w:rPr>
+              <w:t>sha</w:t>
+            </w:r>
+            <w:r>
+              <w:rPr>
+                <w:rFonts w:ascii="Times New Roman" w:hAnsi="Times New Roman" w:cs="Times New Roman"/>
+                <w:sz w:val="24"/>
+                <w:szCs w:val="24"/>
+              </w:rPr>
+              <w:t>.</w:t>
+            </w:r>
             <w:proofErr w:type="spellStart"/>
             <w:r>
               <w:rPr>
@@ -4024,29 +3873,9 @@
                 <w:szCs w:val="24"/>
                 <w:lang w:val="en-US"/>
               </w:rPr>
-              <w:t>sha</w:t>
+              <w:t>lekc</w:t>
             </w:r>
             <w:proofErr w:type="spellEnd"/>
-            <w:r>
-              <w:rPr>
-                <w:rFonts w:ascii="Times New Roman" w:hAnsi="Times New Roman" w:cs="Times New Roman"/>
-                <w:sz w:val="24"/>
-                <w:szCs w:val="24"/>
-              </w:rPr>
-              <w:t>.</w:t>
-            </w:r>
-            <w:proofErr w:type="spellStart"/>
-            <w:r>
-              <w:rPr>
-                <w:rFonts w:ascii="Times New Roman" w:hAnsi="Times New Roman" w:cs="Times New Roman"/>
-                <w:sz w:val="24"/>
-                <w:szCs w:val="24"/>
-                <w:lang w:val="en-US"/>
-              </w:rPr>
-              <w:t>lekc</w:t>
-            </w:r>
-            <w:proofErr w:type="spellEnd"/>
-            <w:proofErr w:type="gramEnd"/>
             <w:r>
               <w:rPr>
                 <w:rFonts w:ascii="Times New Roman" w:hAnsi="Times New Roman" w:cs="Times New Roman"/>
@@ -4424,7 +4253,6 @@
                 <w:szCs w:val="24"/>
               </w:rPr>
             </w:pPr>
-            <w:proofErr w:type="gramStart"/>
             <w:r>
               <w:rPr>
                 <w:rFonts w:ascii="Times New Roman" w:hAnsi="Times New Roman" w:cs="Times New Roman"/>
@@ -4433,7 +4261,6 @@
               </w:rPr>
               <w:t xml:space="preserve">{{ </w:t>
             </w:r>
-            <w:proofErr w:type="spellStart"/>
             <w:r>
               <w:rPr>
                 <w:rFonts w:ascii="Times New Roman" w:hAnsi="Times New Roman" w:cs="Times New Roman"/>
@@ -4443,7 +4270,6 @@
               </w:rPr>
               <w:t>sha</w:t>
             </w:r>
-            <w:proofErr w:type="spellEnd"/>
             <w:r>
               <w:rPr>
                 <w:rFonts w:ascii="Times New Roman" w:hAnsi="Times New Roman" w:cs="Times New Roman"/>
@@ -4461,7 +4287,6 @@
               </w:rPr>
               <w:t>lab</w:t>
             </w:r>
-            <w:proofErr w:type="gramEnd"/>
             <w:r>
               <w:rPr>
                 <w:rFonts w:ascii="Times New Roman" w:hAnsi="Times New Roman" w:cs="Times New Roman"/>
@@ -5081,27 +4906,7 @@
                 <w:szCs w:val="24"/>
                 <w:lang w:val="en-US"/>
               </w:rPr>
-              <w:t xml:space="preserve">{{ </w:t>
-            </w:r>
-            <w:proofErr w:type="spellStart"/>
-            <w:r>
-              <w:rPr>
-                <w:rFonts w:ascii="Times New Roman" w:hAnsi="Times New Roman" w:cs="Times New Roman"/>
-                <w:sz w:val="24"/>
-                <w:szCs w:val="24"/>
-                <w:lang w:val="en-US"/>
-              </w:rPr>
-              <w:t>sha</w:t>
-            </w:r>
-            <w:proofErr w:type="spellEnd"/>
-            <w:r>
-              <w:rPr>
-                <w:rFonts w:ascii="Times New Roman" w:hAnsi="Times New Roman" w:cs="Times New Roman"/>
-                <w:sz w:val="24"/>
-                <w:szCs w:val="24"/>
-                <w:lang w:val="en-US"/>
-              </w:rPr>
-              <w:t>.</w:t>
+              <w:t>{{ sha.</w:t>
             </w:r>
             <w:r>
               <w:t xml:space="preserve"> </w:t>
@@ -5370,27 +5175,7 @@
                 <w:szCs w:val="24"/>
                 <w:lang w:val="en-US"/>
               </w:rPr>
-              <w:t>{{</w:t>
-            </w:r>
-            <w:proofErr w:type="spellStart"/>
-            <w:r>
-              <w:rPr>
-                <w:rFonts w:ascii="Times New Roman" w:hAnsi="Times New Roman" w:cs="Times New Roman"/>
-                <w:sz w:val="24"/>
-                <w:szCs w:val="24"/>
-                <w:lang w:val="en-US"/>
-              </w:rPr>
-              <w:t>sha</w:t>
-            </w:r>
-            <w:proofErr w:type="spellEnd"/>
-            <w:r>
-              <w:rPr>
-                <w:rFonts w:ascii="Times New Roman" w:hAnsi="Times New Roman" w:cs="Times New Roman"/>
-                <w:sz w:val="24"/>
-                <w:szCs w:val="24"/>
-                <w:lang w:val="en-US"/>
-              </w:rPr>
-              <w:t>.</w:t>
+              <w:t>{{sha.</w:t>
             </w:r>
             <w:r>
               <w:t xml:space="preserve"> </w:t>
@@ -5700,25 +5485,7 @@
                 <w:sz w:val="24"/>
                 <w:szCs w:val="24"/>
               </w:rPr>
-              <w:t xml:space="preserve">Самостоятельная работа (в </w:t>
-            </w:r>
-            <w:proofErr w:type="spellStart"/>
-            <w:r>
-              <w:rPr>
-                <w:rFonts w:ascii="Times New Roman" w:hAnsi="Times New Roman" w:cs="Times New Roman"/>
-                <w:sz w:val="24"/>
-                <w:szCs w:val="24"/>
-              </w:rPr>
-              <w:t>т.ч</w:t>
-            </w:r>
-            <w:proofErr w:type="spellEnd"/>
-            <w:r>
-              <w:rPr>
-                <w:rFonts w:ascii="Times New Roman" w:hAnsi="Times New Roman" w:cs="Times New Roman"/>
-                <w:sz w:val="24"/>
-                <w:szCs w:val="24"/>
-              </w:rPr>
-              <w:t>. курсовое проектирование)</w:t>
+              <w:t>Самостоятельная работа (в т.ч. курсовое проектирование)</w:t>
             </w:r>
           </w:p>
         </w:tc>
@@ -6684,7 +6451,6 @@
         <w:t xml:space="preserve"> </w:t>
       </w:r>
       <w:proofErr w:type="spellStart"/>
-      <w:proofErr w:type="gramStart"/>
       <w:r>
         <w:rPr>
           <w:rFonts w:ascii="Times New Roman" w:hAnsi="Times New Roman" w:cs="Times New Roman"/>
@@ -6728,19 +6494,7 @@
           <w:szCs w:val="24"/>
           <w:lang w:val="en-US"/>
         </w:rPr>
-        <w:t>(</w:t>
-      </w:r>
-      <w:proofErr w:type="gramEnd"/>
-      <w:r>
-        <w:rPr>
-          <w:rFonts w:ascii="Times New Roman" w:hAnsi="Times New Roman" w:cs="Times New Roman"/>
-          <w:b/>
-          <w:bCs/>
-          <w:sz w:val="24"/>
-          <w:szCs w:val="24"/>
-          <w:lang w:val="en-US"/>
-        </w:rPr>
-        <w:t>)</w:t>
+        <w:t>()</w:t>
       </w:r>
       <w:r>
         <w:rPr>
@@ -6810,7 +6564,6 @@
         </w:rPr>
         <w:t xml:space="preserve"> № </w:t>
       </w:r>
-      <w:proofErr w:type="gramStart"/>
       <w:r>
         <w:rPr>
           <w:rFonts w:ascii="Times New Roman" w:hAnsi="Times New Roman" w:cs="Times New Roman"/>
@@ -6835,7 +6588,6 @@
         </w:rPr>
         <w:t xml:space="preserve"> key</w:t>
       </w:r>
-      <w:proofErr w:type="gramEnd"/>
       <w:r>
         <w:rPr>
           <w:rFonts w:ascii="Times New Roman" w:hAnsi="Times New Roman" w:cs="Times New Roman"/>
@@ -7724,27 +7476,7 @@
                 <w:szCs w:val="20"/>
                 <w:lang w:val="en-US"/>
               </w:rPr>
-              <w:t>{%</w:t>
-            </w:r>
-            <w:proofErr w:type="spellStart"/>
-            <w:r>
-              <w:rPr>
-                <w:rFonts w:ascii="Times New Roman" w:hAnsi="Times New Roman" w:cs="Times New Roman"/>
-                <w:sz w:val="20"/>
-                <w:szCs w:val="20"/>
-                <w:lang w:val="en-US"/>
-              </w:rPr>
-              <w:t>tr</w:t>
-            </w:r>
-            <w:proofErr w:type="spellEnd"/>
-            <w:r>
-              <w:rPr>
-                <w:rFonts w:ascii="Times New Roman" w:hAnsi="Times New Roman" w:cs="Times New Roman"/>
-                <w:sz w:val="20"/>
-                <w:szCs w:val="20"/>
-                <w:lang w:val="en-US"/>
-              </w:rPr>
-              <w:t xml:space="preserve"> for </w:t>
+              <w:t xml:space="preserve">{%tr for </w:t>
             </w:r>
             <w:proofErr w:type="spellStart"/>
             <w:r>
@@ -8293,27 +8025,7 @@
                 <w:szCs w:val="20"/>
                 <w:lang w:val="en-US"/>
               </w:rPr>
-              <w:t>{%</w:t>
-            </w:r>
-            <w:proofErr w:type="spellStart"/>
-            <w:r>
-              <w:rPr>
-                <w:rFonts w:ascii="Times New Roman" w:hAnsi="Times New Roman" w:cs="Times New Roman"/>
-                <w:sz w:val="20"/>
-                <w:szCs w:val="20"/>
-                <w:lang w:val="en-US"/>
-              </w:rPr>
-              <w:t>tr</w:t>
-            </w:r>
-            <w:proofErr w:type="spellEnd"/>
-            <w:r>
-              <w:rPr>
-                <w:rFonts w:ascii="Times New Roman" w:hAnsi="Times New Roman" w:cs="Times New Roman"/>
-                <w:sz w:val="20"/>
-                <w:szCs w:val="20"/>
-                <w:lang w:val="en-US"/>
-              </w:rPr>
-              <w:t xml:space="preserve"> </w:t>
+              <w:t xml:space="preserve">{%tr </w:t>
             </w:r>
             <w:proofErr w:type="spellStart"/>
             <w:r>
@@ -8378,7 +8090,6 @@
         </w:rPr>
         <w:t xml:space="preserve"> </w:t>
       </w:r>
-      <w:proofErr w:type="gramStart"/>
       <w:r>
         <w:rPr>
           <w:rFonts w:ascii="Times New Roman" w:hAnsi="Times New Roman" w:cs="Times New Roman"/>
@@ -8395,17 +8106,7 @@
           <w:szCs w:val="24"/>
           <w:lang w:val="en-US"/>
         </w:rPr>
-        <w:t>%</w:t>
-      </w:r>
-      <w:proofErr w:type="gramEnd"/>
-      <w:r>
-        <w:rPr>
-          <w:rFonts w:ascii="Times New Roman" w:hAnsi="Times New Roman" w:cs="Times New Roman"/>
-          <w:sz w:val="24"/>
-          <w:szCs w:val="24"/>
-          <w:lang w:val="en-US"/>
-        </w:rPr>
-        <w:t>}</w:t>
+        <w:t>%}</w:t>
       </w:r>
     </w:p>
     <w:p>
@@ -8617,7 +8318,6 @@
         <w:t xml:space="preserve"> in </w:t>
       </w:r>
       <w:proofErr w:type="spellStart"/>
-      <w:proofErr w:type="gramStart"/>
       <w:r>
         <w:rPr>
           <w:rFonts w:ascii="Times New Roman" w:hAnsi="Times New Roman" w:cs="Times New Roman"/>
@@ -8639,19 +8339,7 @@
           <w:szCs w:val="24"/>
           <w:lang w:val="en-US"/>
         </w:rPr>
-        <w:t>(</w:t>
-      </w:r>
-      <w:proofErr w:type="gramEnd"/>
-      <w:r>
-        <w:rPr>
-          <w:rFonts w:ascii="Times New Roman" w:hAnsi="Times New Roman" w:cs="Times New Roman"/>
-          <w:b/>
-          <w:bCs/>
-          <w:sz w:val="24"/>
-          <w:szCs w:val="24"/>
-          <w:lang w:val="en-US"/>
-        </w:rPr>
-        <w:t xml:space="preserve">) </w:t>
+        <w:t xml:space="preserve">() </w:t>
       </w:r>
       <w:r>
         <w:rPr>
@@ -8710,7 +8398,6 @@
         </w:rPr>
         <w:t xml:space="preserve"> № </w:t>
       </w:r>
-      <w:proofErr w:type="gramStart"/>
       <w:r>
         <w:rPr>
           <w:rFonts w:ascii="Times New Roman" w:hAnsi="Times New Roman" w:cs="Times New Roman"/>
@@ -8721,20 +8408,7 @@
           <w:u w:val="single"/>
           <w:lang w:val="en-US"/>
         </w:rPr>
-        <w:t>{{ key</w:t>
-      </w:r>
-      <w:proofErr w:type="gramEnd"/>
-      <w:r>
-        <w:rPr>
-          <w:rFonts w:ascii="Times New Roman" w:hAnsi="Times New Roman" w:cs="Times New Roman"/>
-          <w:b/>
-          <w:bCs/>
-          <w:sz w:val="24"/>
-          <w:szCs w:val="24"/>
-          <w:u w:val="single"/>
-          <w:lang w:val="en-US"/>
-        </w:rPr>
-        <w:t xml:space="preserve"> }}</w:t>
+        <w:t>{{ key }}</w:t>
       </w:r>
     </w:p>
     <w:tbl>
@@ -8848,27 +8522,7 @@
                 <w:szCs w:val="24"/>
                 <w:lang w:val="en-US"/>
               </w:rPr>
-              <w:t>{%</w:t>
-            </w:r>
-            <w:proofErr w:type="spellStart"/>
-            <w:r>
-              <w:rPr>
-                <w:rFonts w:ascii="Times New Roman" w:hAnsi="Times New Roman" w:cs="Times New Roman"/>
-                <w:sz w:val="24"/>
-                <w:szCs w:val="24"/>
-                <w:lang w:val="en-US"/>
-              </w:rPr>
-              <w:t>tr</w:t>
-            </w:r>
-            <w:proofErr w:type="spellEnd"/>
-            <w:r>
-              <w:rPr>
-                <w:rFonts w:ascii="Times New Roman" w:hAnsi="Times New Roman" w:cs="Times New Roman"/>
-                <w:sz w:val="24"/>
-                <w:szCs w:val="24"/>
-                <w:lang w:val="en-US"/>
-              </w:rPr>
-              <w:t xml:space="preserve"> for </w:t>
+              <w:t xml:space="preserve">{%tr for </w:t>
             </w:r>
             <w:proofErr w:type="spellStart"/>
             <w:r>
@@ -9075,27 +8729,7 @@
                 <w:szCs w:val="24"/>
                 <w:lang w:val="en-US"/>
               </w:rPr>
-              <w:t>{%</w:t>
-            </w:r>
-            <w:proofErr w:type="spellStart"/>
-            <w:r>
-              <w:rPr>
-                <w:rFonts w:ascii="Times New Roman" w:hAnsi="Times New Roman" w:cs="Times New Roman"/>
-                <w:sz w:val="24"/>
-                <w:szCs w:val="24"/>
-                <w:lang w:val="en-US"/>
-              </w:rPr>
-              <w:t>tr</w:t>
-            </w:r>
-            <w:proofErr w:type="spellEnd"/>
-            <w:r>
-              <w:rPr>
-                <w:rFonts w:ascii="Times New Roman" w:hAnsi="Times New Roman" w:cs="Times New Roman"/>
-                <w:sz w:val="24"/>
-                <w:szCs w:val="24"/>
-                <w:lang w:val="en-US"/>
-              </w:rPr>
-              <w:t xml:space="preserve"> </w:t>
+              <w:t xml:space="preserve">{%tr </w:t>
             </w:r>
             <w:proofErr w:type="spellStart"/>
             <w:r>
@@ -9398,7 +9032,6 @@
         </w:rPr>
         <w:t xml:space="preserve"> </w:t>
       </w:r>
-      <w:proofErr w:type="spellStart"/>
       <w:r>
         <w:rPr>
           <w:rFonts w:ascii="Times New Roman" w:hAnsi="Times New Roman" w:cs="Times New Roman"/>
@@ -9409,7 +9042,6 @@
         </w:rPr>
         <w:t>endif</w:t>
       </w:r>
-      <w:proofErr w:type="spellEnd"/>
       <w:r>
         <w:rPr>
           <w:rFonts w:ascii="Times New Roman" w:hAnsi="Times New Roman" w:cs="Times New Roman"/>
@@ -9542,7 +9174,6 @@
         <w:t xml:space="preserve"> </w:t>
       </w:r>
       <w:proofErr w:type="spellStart"/>
-      <w:proofErr w:type="gramStart"/>
       <w:r>
         <w:rPr>
           <w:rFonts w:ascii="Times New Roman" w:hAnsi="Times New Roman" w:cs="Times New Roman"/>
@@ -9586,19 +9217,7 @@
           <w:szCs w:val="24"/>
           <w:lang w:val="en-US"/>
         </w:rPr>
-        <w:t>(</w:t>
-      </w:r>
-      <w:proofErr w:type="gramEnd"/>
-      <w:r>
-        <w:rPr>
-          <w:rFonts w:ascii="Times New Roman" w:hAnsi="Times New Roman" w:cs="Times New Roman"/>
-          <w:b/>
-          <w:bCs/>
-          <w:sz w:val="24"/>
-          <w:szCs w:val="24"/>
-          <w:lang w:val="en-US"/>
-        </w:rPr>
-        <w:t xml:space="preserve">) </w:t>
+        <w:t xml:space="preserve">() </w:t>
       </w:r>
       <w:r>
         <w:rPr>
@@ -9655,7 +9274,6 @@
         </w:rPr>
         <w:t xml:space="preserve"> № </w:t>
       </w:r>
-      <w:proofErr w:type="gramStart"/>
       <w:r>
         <w:rPr>
           <w:rFonts w:ascii="Times New Roman" w:hAnsi="Times New Roman" w:cs="Times New Roman"/>
@@ -9666,20 +9284,7 @@
           <w:u w:val="single"/>
           <w:lang w:val="en-US"/>
         </w:rPr>
-        <w:t>{{ key</w:t>
-      </w:r>
-      <w:proofErr w:type="gramEnd"/>
-      <w:r>
-        <w:rPr>
-          <w:rFonts w:ascii="Times New Roman" w:hAnsi="Times New Roman" w:cs="Times New Roman"/>
-          <w:b/>
-          <w:bCs/>
-          <w:sz w:val="24"/>
-          <w:szCs w:val="24"/>
-          <w:u w:val="single"/>
-          <w:lang w:val="en-US"/>
-        </w:rPr>
-        <w:t xml:space="preserve"> }}</w:t>
+        <w:t>{{ key }}</w:t>
       </w:r>
     </w:p>
     <w:tbl>
@@ -9798,7 +9403,6 @@
               </w:rPr>
               <w:t>{%</w:t>
             </w:r>
-            <w:proofErr w:type="spellStart"/>
             <w:r>
               <w:rPr>
                 <w:rFonts w:ascii="Times New Roman" w:hAnsi="Times New Roman" w:cs="Times New Roman"/>
@@ -9808,7 +9412,6 @@
               </w:rPr>
               <w:t>tr</w:t>
             </w:r>
-            <w:proofErr w:type="spellEnd"/>
             <w:r>
               <w:rPr>
                 <w:rFonts w:ascii="Times New Roman" w:hAnsi="Times New Roman" w:cs="Times New Roman"/>
@@ -9919,7 +9522,6 @@
                 <w:szCs w:val="24"/>
               </w:rPr>
             </w:pPr>
-            <w:proofErr w:type="gramStart"/>
             <w:r>
               <w:rPr>
                 <w:rFonts w:ascii="Times New Roman" w:hAnsi="Times New Roman" w:cs="Times New Roman"/>
@@ -9956,7 +9558,6 @@
               </w:rPr>
               <w:t>number</w:t>
             </w:r>
-            <w:proofErr w:type="gramEnd"/>
             <w:r>
               <w:rPr>
                 <w:rFonts w:ascii="Times New Roman" w:hAnsi="Times New Roman" w:cs="Times New Roman"/>
@@ -9979,7 +9580,6 @@
                 <w:szCs w:val="24"/>
               </w:rPr>
             </w:pPr>
-            <w:proofErr w:type="gramStart"/>
             <w:r>
               <w:rPr>
                 <w:rFonts w:ascii="Times New Roman" w:hAnsi="Times New Roman" w:cs="Times New Roman"/>
@@ -10016,7 +9616,6 @@
               </w:rPr>
               <w:t>content</w:t>
             </w:r>
-            <w:proofErr w:type="gramEnd"/>
             <w:r>
               <w:rPr>
                 <w:rFonts w:ascii="Times New Roman" w:hAnsi="Times New Roman" w:cs="Times New Roman"/>
@@ -10041,7 +9640,6 @@
                 <w:szCs w:val="24"/>
               </w:rPr>
             </w:pPr>
-            <w:proofErr w:type="gramStart"/>
             <w:r>
               <w:rPr>
                 <w:rFonts w:ascii="Times New Roman" w:hAnsi="Times New Roman" w:cs="Times New Roman"/>
@@ -10078,7 +9676,6 @@
               </w:rPr>
               <w:t>hours</w:t>
             </w:r>
-            <w:proofErr w:type="gramEnd"/>
             <w:r>
               <w:rPr>
                 <w:rFonts w:ascii="Times New Roman" w:hAnsi="Times New Roman" w:cs="Times New Roman"/>
@@ -10113,7 +9710,6 @@
               </w:rPr>
               <w:t>{%</w:t>
             </w:r>
-            <w:proofErr w:type="spellStart"/>
             <w:r>
               <w:rPr>
                 <w:rFonts w:ascii="Times New Roman" w:hAnsi="Times New Roman" w:cs="Times New Roman"/>
@@ -10123,7 +9719,6 @@
               </w:rPr>
               <w:t>tr</w:t>
             </w:r>
-            <w:proofErr w:type="spellEnd"/>
             <w:r>
               <w:rPr>
                 <w:rFonts w:ascii="Times New Roman" w:hAnsi="Times New Roman" w:cs="Times New Roman"/>
@@ -10428,7 +10023,6 @@
         </w:rPr>
         <w:t xml:space="preserve"> </w:t>
       </w:r>
-      <w:proofErr w:type="spellStart"/>
       <w:r>
         <w:rPr>
           <w:rFonts w:ascii="Times New Roman" w:hAnsi="Times New Roman" w:cs="Times New Roman"/>
@@ -10439,7 +10033,6 @@
         </w:rPr>
         <w:t>endif</w:t>
       </w:r>
-      <w:proofErr w:type="spellEnd"/>
       <w:r>
         <w:rPr>
           <w:rFonts w:ascii="Times New Roman" w:hAnsi="Times New Roman" w:cs="Times New Roman"/>
@@ -10563,7 +10156,6 @@
         <w:t xml:space="preserve"> </w:t>
       </w:r>
       <w:proofErr w:type="spellStart"/>
-      <w:proofErr w:type="gramStart"/>
       <w:r>
         <w:rPr>
           <w:rFonts w:ascii="Times New Roman" w:hAnsi="Times New Roman" w:cs="Times New Roman"/>
@@ -10607,19 +10199,7 @@
           <w:szCs w:val="24"/>
           <w:lang w:val="en-US"/>
         </w:rPr>
-        <w:t>(</w:t>
-      </w:r>
-      <w:proofErr w:type="gramEnd"/>
-      <w:r>
-        <w:rPr>
-          <w:rFonts w:ascii="Times New Roman" w:hAnsi="Times New Roman" w:cs="Times New Roman"/>
-          <w:b/>
-          <w:bCs/>
-          <w:sz w:val="24"/>
-          <w:szCs w:val="24"/>
-          <w:lang w:val="en-US"/>
-        </w:rPr>
-        <w:t xml:space="preserve">) </w:t>
+        <w:t xml:space="preserve">() </w:t>
       </w:r>
       <w:r>
         <w:rPr>
@@ -10677,7 +10257,6 @@
         </w:rPr>
         <w:t xml:space="preserve"> № </w:t>
       </w:r>
-      <w:proofErr w:type="gramStart"/>
       <w:r>
         <w:rPr>
           <w:rFonts w:ascii="Times New Roman" w:hAnsi="Times New Roman" w:cs="Times New Roman"/>
@@ -10688,20 +10267,7 @@
           <w:u w:val="single"/>
           <w:lang w:val="en-US"/>
         </w:rPr>
-        <w:t>{{ key</w:t>
-      </w:r>
-      <w:proofErr w:type="gramEnd"/>
-      <w:r>
-        <w:rPr>
-          <w:rFonts w:ascii="Times New Roman" w:hAnsi="Times New Roman" w:cs="Times New Roman"/>
-          <w:b/>
-          <w:bCs/>
-          <w:sz w:val="24"/>
-          <w:szCs w:val="24"/>
-          <w:u w:val="single"/>
-          <w:lang w:val="en-US"/>
-        </w:rPr>
-        <w:t xml:space="preserve"> }}</w:t>
+        <w:t>{{ key }}</w:t>
       </w:r>
     </w:p>
     <w:tbl>
@@ -10820,7 +10386,6 @@
               </w:rPr>
               <w:t>{%</w:t>
             </w:r>
-            <w:proofErr w:type="spellStart"/>
             <w:r>
               <w:rPr>
                 <w:rFonts w:ascii="Times New Roman" w:hAnsi="Times New Roman" w:cs="Times New Roman"/>
@@ -10830,7 +10395,6 @@
               </w:rPr>
               <w:t>tr</w:t>
             </w:r>
-            <w:proofErr w:type="spellEnd"/>
             <w:r>
               <w:rPr>
                 <w:rFonts w:ascii="Times New Roman" w:hAnsi="Times New Roman" w:cs="Times New Roman"/>
@@ -10932,7 +10496,6 @@
                 <w:szCs w:val="24"/>
               </w:rPr>
             </w:pPr>
-            <w:proofErr w:type="gramStart"/>
             <w:r>
               <w:rPr>
                 <w:rFonts w:ascii="Times New Roman" w:hAnsi="Times New Roman" w:cs="Times New Roman"/>
@@ -10970,7 +10533,6 @@
               </w:rPr>
               <w:t>number</w:t>
             </w:r>
-            <w:proofErr w:type="gramEnd"/>
             <w:r>
               <w:rPr>
                 <w:rFonts w:ascii="Times New Roman" w:hAnsi="Times New Roman" w:cs="Times New Roman"/>
@@ -10993,7 +10555,6 @@
                 <w:szCs w:val="24"/>
               </w:rPr>
             </w:pPr>
-            <w:proofErr w:type="gramStart"/>
             <w:r>
               <w:rPr>
                 <w:rFonts w:ascii="Times New Roman" w:hAnsi="Times New Roman" w:cs="Times New Roman"/>
@@ -11030,7 +10591,6 @@
               </w:rPr>
               <w:t>content</w:t>
             </w:r>
-            <w:proofErr w:type="gramEnd"/>
             <w:r>
               <w:rPr>
                 <w:rFonts w:ascii="Times New Roman" w:hAnsi="Times New Roman" w:cs="Times New Roman"/>
@@ -11055,7 +10615,6 @@
                 <w:szCs w:val="24"/>
               </w:rPr>
             </w:pPr>
-            <w:proofErr w:type="gramStart"/>
             <w:r>
               <w:rPr>
                 <w:rFonts w:ascii="Times New Roman" w:hAnsi="Times New Roman" w:cs="Times New Roman"/>
@@ -11092,7 +10651,6 @@
               </w:rPr>
               <w:t>hours</w:t>
             </w:r>
-            <w:proofErr w:type="gramEnd"/>
             <w:r>
               <w:rPr>
                 <w:rFonts w:ascii="Times New Roman" w:hAnsi="Times New Roman" w:cs="Times New Roman"/>
@@ -11127,7 +10685,6 @@
               </w:rPr>
               <w:t>{%</w:t>
             </w:r>
-            <w:proofErr w:type="spellStart"/>
             <w:r>
               <w:rPr>
                 <w:rFonts w:ascii="Times New Roman" w:hAnsi="Times New Roman" w:cs="Times New Roman"/>
@@ -11137,7 +10694,6 @@
               </w:rPr>
               <w:t>tr</w:t>
             </w:r>
-            <w:proofErr w:type="spellEnd"/>
             <w:r>
               <w:rPr>
                 <w:rFonts w:ascii="Times New Roman" w:hAnsi="Times New Roman" w:cs="Times New Roman"/>
@@ -11436,7 +10992,6 @@
         </w:rPr>
         <w:t xml:space="preserve"> </w:t>
       </w:r>
-      <w:proofErr w:type="spellStart"/>
       <w:r>
         <w:rPr>
           <w:rFonts w:ascii="Times New Roman" w:hAnsi="Times New Roman" w:cs="Times New Roman"/>
@@ -11447,7 +11002,6 @@
         </w:rPr>
         <w:t>endif</w:t>
       </w:r>
-      <w:proofErr w:type="spellEnd"/>
       <w:r>
         <w:rPr>
           <w:rFonts w:ascii="Times New Roman" w:hAnsi="Times New Roman" w:cs="Times New Roman"/>
@@ -11581,7 +11135,6 @@
         <w:t xml:space="preserve"> </w:t>
       </w:r>
       <w:proofErr w:type="spellStart"/>
-      <w:proofErr w:type="gramStart"/>
       <w:r>
         <w:rPr>
           <w:rFonts w:ascii="Times New Roman" w:hAnsi="Times New Roman" w:cs="Times New Roman"/>
@@ -11625,19 +11178,7 @@
           <w:szCs w:val="24"/>
           <w:lang w:val="en-US"/>
         </w:rPr>
-        <w:t>(</w:t>
-      </w:r>
-      <w:proofErr w:type="gramEnd"/>
-      <w:r>
-        <w:rPr>
-          <w:rFonts w:ascii="Times New Roman" w:hAnsi="Times New Roman" w:cs="Times New Roman"/>
-          <w:b/>
-          <w:bCs/>
-          <w:sz w:val="24"/>
-          <w:szCs w:val="24"/>
-          <w:lang w:val="en-US"/>
-        </w:rPr>
-        <w:t xml:space="preserve">) </w:t>
+        <w:t xml:space="preserve">() </w:t>
       </w:r>
       <w:r>
         <w:rPr>
@@ -11694,7 +11235,6 @@
         </w:rPr>
         <w:t xml:space="preserve"> № </w:t>
       </w:r>
-      <w:proofErr w:type="gramStart"/>
       <w:r>
         <w:rPr>
           <w:rFonts w:ascii="Times New Roman" w:hAnsi="Times New Roman" w:cs="Times New Roman"/>
@@ -11705,20 +11245,7 @@
           <w:u w:val="single"/>
           <w:lang w:val="en-US"/>
         </w:rPr>
-        <w:t>{{ key</w:t>
-      </w:r>
-      <w:proofErr w:type="gramEnd"/>
-      <w:r>
-        <w:rPr>
-          <w:rFonts w:ascii="Times New Roman" w:hAnsi="Times New Roman" w:cs="Times New Roman"/>
-          <w:b/>
-          <w:bCs/>
-          <w:sz w:val="24"/>
-          <w:szCs w:val="24"/>
-          <w:u w:val="single"/>
-          <w:lang w:val="en-US"/>
-        </w:rPr>
-        <w:t xml:space="preserve"> }}</w:t>
+        <w:t>{{ key }}</w:t>
       </w:r>
     </w:p>
     <w:tbl>
@@ -11837,7 +11364,6 @@
               </w:rPr>
               <w:t>{%</w:t>
             </w:r>
-            <w:proofErr w:type="spellStart"/>
             <w:r>
               <w:rPr>
                 <w:rFonts w:ascii="Times New Roman" w:hAnsi="Times New Roman" w:cs="Times New Roman"/>
@@ -11847,7 +11373,6 @@
               </w:rPr>
               <w:t>tr</w:t>
             </w:r>
-            <w:proofErr w:type="spellEnd"/>
             <w:r>
               <w:rPr>
                 <w:rFonts w:ascii="Times New Roman" w:hAnsi="Times New Roman" w:cs="Times New Roman"/>
@@ -11949,7 +11474,6 @@
                 <w:szCs w:val="24"/>
               </w:rPr>
             </w:pPr>
-            <w:proofErr w:type="gramStart"/>
             <w:r>
               <w:rPr>
                 <w:rFonts w:ascii="Times New Roman" w:hAnsi="Times New Roman" w:cs="Times New Roman"/>
@@ -11986,7 +11510,6 @@
               </w:rPr>
               <w:t>number</w:t>
             </w:r>
-            <w:proofErr w:type="gramEnd"/>
             <w:r>
               <w:rPr>
                 <w:rFonts w:ascii="Times New Roman" w:hAnsi="Times New Roman" w:cs="Times New Roman"/>
@@ -12009,7 +11532,6 @@
                 <w:szCs w:val="24"/>
               </w:rPr>
             </w:pPr>
-            <w:proofErr w:type="gramStart"/>
             <w:r>
               <w:rPr>
                 <w:rFonts w:ascii="Times New Roman" w:hAnsi="Times New Roman" w:cs="Times New Roman"/>
@@ -12046,7 +11568,6 @@
               </w:rPr>
               <w:t>content</w:t>
             </w:r>
-            <w:proofErr w:type="gramEnd"/>
             <w:r>
               <w:rPr>
                 <w:rFonts w:ascii="Times New Roman" w:hAnsi="Times New Roman" w:cs="Times New Roman"/>
@@ -12071,7 +11592,6 @@
                 <w:szCs w:val="24"/>
               </w:rPr>
             </w:pPr>
-            <w:proofErr w:type="gramStart"/>
             <w:r>
               <w:rPr>
                 <w:rFonts w:ascii="Times New Roman" w:hAnsi="Times New Roman" w:cs="Times New Roman"/>
@@ -12108,7 +11628,6 @@
               </w:rPr>
               <w:t>hours</w:t>
             </w:r>
-            <w:proofErr w:type="gramEnd"/>
             <w:r>
               <w:rPr>
                 <w:rFonts w:ascii="Times New Roman" w:hAnsi="Times New Roman" w:cs="Times New Roman"/>
@@ -12143,7 +11662,6 @@
               </w:rPr>
               <w:t>{%</w:t>
             </w:r>
-            <w:proofErr w:type="spellStart"/>
             <w:r>
               <w:rPr>
                 <w:rFonts w:ascii="Times New Roman" w:hAnsi="Times New Roman" w:cs="Times New Roman"/>
@@ -12153,7 +11671,6 @@
               </w:rPr>
               <w:t>tr</w:t>
             </w:r>
-            <w:proofErr w:type="spellEnd"/>
             <w:r>
               <w:rPr>
                 <w:rFonts w:ascii="Times New Roman" w:hAnsi="Times New Roman" w:cs="Times New Roman"/>
@@ -12269,16 +11786,7 @@
           <w:sz w:val="24"/>
           <w:szCs w:val="24"/>
         </w:rPr>
-        <w:t xml:space="preserve"> используются следующие интерактивные методы обучения: </w:t>
-      </w:r>
-      <w:proofErr w:type="gramStart"/>
-      <w:r>
-        <w:rPr>
-          <w:rFonts w:ascii="Times New Roman" w:hAnsi="Times New Roman" w:cs="Times New Roman"/>
-          <w:sz w:val="24"/>
-          <w:szCs w:val="24"/>
-        </w:rPr>
-        <w:t xml:space="preserve">{{ </w:t>
+        <w:t xml:space="preserve"> используются следующие интерактивные методы обучения: {{ </w:t>
       </w:r>
       <w:proofErr w:type="spellStart"/>
       <w:r>
@@ -12287,16 +11795,7 @@
           <w:sz w:val="24"/>
           <w:szCs w:val="24"/>
         </w:rPr>
-        <w:t>interactive</w:t>
-      </w:r>
-      <w:proofErr w:type="gramEnd"/>
-      <w:r>
-        <w:rPr>
-          <w:rFonts w:ascii="Times New Roman" w:hAnsi="Times New Roman" w:cs="Times New Roman"/>
-          <w:sz w:val="24"/>
-          <w:szCs w:val="24"/>
-        </w:rPr>
-        <w:t>_methods</w:t>
+        <w:t>interactive_methods</w:t>
       </w:r>
       <w:proofErr w:type="spellEnd"/>
       <w:r>
@@ -12498,42 +11997,18 @@
           <w:szCs w:val="24"/>
           <w:lang w:val="en-US"/>
         </w:rPr>
-        <w:t>.1</w:t>
-      </w:r>
-      <w:proofErr w:type="gramStart"/>
-      <w:r>
-        <w:rPr>
-          <w:rFonts w:ascii="Times New Roman" w:hAnsi="Times New Roman" w:cs="Times New Roman"/>
-          <w:b/>
-          <w:bCs/>
-          <w:sz w:val="24"/>
-          <w:szCs w:val="24"/>
-          <w:lang w:val="en-US"/>
-        </w:rPr>
-        <w:t>.</w:t>
-      </w:r>
-      <w:r>
-        <w:rPr>
-          <w:rFonts w:ascii="Times New Roman" w:hAnsi="Times New Roman" w:cs="Times New Roman"/>
-          <w:b/>
-          <w:bCs/>
-          <w:sz w:val="24"/>
-          <w:szCs w:val="24"/>
-          <w:lang w:val="en-US"/>
-        </w:rPr>
-        <w:t>{</w:t>
-      </w:r>
-      <w:proofErr w:type="gramEnd"/>
-      <w:r>
-        <w:rPr>
-          <w:rFonts w:ascii="Times New Roman" w:hAnsi="Times New Roman" w:cs="Times New Roman"/>
-          <w:b/>
-          <w:bCs/>
-          <w:sz w:val="24"/>
-          <w:szCs w:val="24"/>
-          <w:lang w:val="en-US"/>
-        </w:rPr>
-        <w:t>{</w:t>
+        <w:t>.1.</w:t>
+      </w:r>
+      <w:r>
+        <w:rPr>
+          <w:rFonts w:ascii="Times New Roman" w:hAnsi="Times New Roman" w:cs="Times New Roman"/>
+          <w:b/>
+          <w:bCs/>
+          <w:sz w:val="24"/>
+          <w:szCs w:val="24"/>
+          <w:lang w:val="en-US"/>
+        </w:rPr>
+        <w:t>{{</w:t>
       </w:r>
       <w:r>
         <w:rPr>
@@ -12614,6 +12089,7 @@
           <w:rFonts w:ascii="Times New Roman" w:hAnsi="Times New Roman" w:cs="Times New Roman"/>
           <w:sz w:val="24"/>
           <w:szCs w:val="24"/>
+          <w:lang w:val="en-US"/>
         </w:rPr>
       </w:pPr>
       <w:r>
@@ -12621,6 +12097,7 @@
           <w:rFonts w:ascii="Times New Roman" w:hAnsi="Times New Roman" w:cs="Times New Roman"/>
           <w:sz w:val="24"/>
           <w:szCs w:val="24"/>
+          <w:lang w:val="en-US"/>
         </w:rPr>
         <w:t>{{</w:t>
       </w:r>
@@ -12634,29 +12111,31 @@
         </w:rPr>
         <w:t>i</w:t>
       </w:r>
+      <w:r>
+        <w:rPr>
+          <w:rFonts w:ascii="Times New Roman" w:hAnsi="Times New Roman" w:cs="Times New Roman"/>
+          <w:sz w:val="24"/>
+          <w:szCs w:val="24"/>
+          <w:lang w:val="en-US"/>
+        </w:rPr>
+        <w:t>.</w:t>
+      </w:r>
+      <w:r>
+        <w:rPr>
+          <w:rFonts w:ascii="Times New Roman" w:hAnsi="Times New Roman" w:cs="Times New Roman"/>
+          <w:sz w:val="24"/>
+          <w:szCs w:val="24"/>
+          <w:lang w:val="en-US"/>
+        </w:rPr>
+        <w:t>content</w:t>
+      </w:r>
       <w:proofErr w:type="spellEnd"/>
       <w:r>
         <w:rPr>
           <w:rFonts w:ascii="Times New Roman" w:hAnsi="Times New Roman" w:cs="Times New Roman"/>
           <w:sz w:val="24"/>
           <w:szCs w:val="24"/>
-        </w:rPr>
-        <w:t>.</w:t>
-      </w:r>
-      <w:r>
-        <w:rPr>
-          <w:rFonts w:ascii="Times New Roman" w:hAnsi="Times New Roman" w:cs="Times New Roman"/>
-          <w:sz w:val="24"/>
-          <w:szCs w:val="24"/>
-          <w:lang w:val="en-US"/>
-        </w:rPr>
-        <w:t>content</w:t>
-      </w:r>
-      <w:r>
-        <w:rPr>
-          <w:rFonts w:ascii="Times New Roman" w:hAnsi="Times New Roman" w:cs="Times New Roman"/>
-          <w:sz w:val="24"/>
-          <w:szCs w:val="24"/>
+          <w:lang w:val="en-US"/>
         </w:rPr>
         <w:t>}}</w:t>
       </w:r>
@@ -12927,7 +12406,6 @@
         <w:t xml:space="preserve"> </w:t>
       </w:r>
       <w:proofErr w:type="spellStart"/>
-      <w:proofErr w:type="gramStart"/>
       <w:r>
         <w:rPr>
           <w:rFonts w:ascii="Times New Roman" w:hAnsi="Times New Roman" w:cs="Times New Roman"/>
@@ -12940,7 +12418,6 @@
         <w:t>fos</w:t>
       </w:r>
       <w:proofErr w:type="spellEnd"/>
-      <w:proofErr w:type="gramEnd"/>
       <w:r>
         <w:rPr>
           <w:rFonts w:ascii="Times New Roman" w:hAnsi="Times New Roman" w:cs="Times New Roman"/>
@@ -12997,31 +12474,7 @@
           <w:szCs w:val="24"/>
           <w:lang w:val="en-US"/>
         </w:rPr>
-        <w:t>.1</w:t>
-      </w:r>
-      <w:proofErr w:type="gramStart"/>
-      <w:r>
-        <w:rPr>
-          <w:rFonts w:ascii="Times New Roman" w:hAnsi="Times New Roman" w:cs="Times New Roman"/>
-          <w:b/>
-          <w:bCs/>
-          <w:sz w:val="24"/>
-          <w:szCs w:val="24"/>
-          <w:lang w:val="en-US"/>
-        </w:rPr>
-        <w:t>.{</w:t>
-      </w:r>
-      <w:proofErr w:type="gramEnd"/>
-      <w:r>
-        <w:rPr>
-          <w:rFonts w:ascii="Times New Roman" w:hAnsi="Times New Roman" w:cs="Times New Roman"/>
-          <w:b/>
-          <w:bCs/>
-          <w:sz w:val="24"/>
-          <w:szCs w:val="24"/>
-          <w:lang w:val="en-US"/>
-        </w:rPr>
-        <w:t>{</w:t>
+        <w:t>.1.{{</w:t>
       </w:r>
       <w:r>
         <w:rPr>
@@ -13573,31 +13026,7 @@
                 <w:szCs w:val="24"/>
                 <w:lang w:val="en-US"/>
               </w:rPr>
-              <w:t>{%</w:t>
-            </w:r>
-            <w:proofErr w:type="spellStart"/>
-            <w:r>
-              <w:rPr>
-                <w:rFonts w:ascii="Times New Roman" w:hAnsi="Times New Roman" w:cs="Times New Roman"/>
-                <w:b/>
-                <w:bCs/>
-                <w:sz w:val="24"/>
-                <w:szCs w:val="24"/>
-                <w:lang w:val="en-US"/>
-              </w:rPr>
-              <w:t>tr</w:t>
-            </w:r>
-            <w:proofErr w:type="spellEnd"/>
-            <w:r>
-              <w:rPr>
-                <w:rFonts w:ascii="Times New Roman" w:hAnsi="Times New Roman" w:cs="Times New Roman"/>
-                <w:b/>
-                <w:bCs/>
-                <w:sz w:val="24"/>
-                <w:szCs w:val="24"/>
-                <w:lang w:val="en-US"/>
-              </w:rPr>
-              <w:t xml:space="preserve"> for </w:t>
+              <w:t xml:space="preserve">{%tr for </w:t>
             </w:r>
             <w:proofErr w:type="spellStart"/>
             <w:r>
@@ -13684,6 +13113,38 @@
                 <w:lang w:val="en-US"/>
               </w:rPr>
               <w:t>i.index</w:t>
+            </w:r>
+            <w:proofErr w:type="spellEnd"/>
+            <w:r>
+              <w:rPr>
+                <w:rFonts w:ascii="Times New Roman" w:hAnsi="Times New Roman" w:cs="Times New Roman"/>
+                <w:bCs/>
+                <w:sz w:val="24"/>
+                <w:szCs w:val="24"/>
+                <w:lang w:val="en-US"/>
+              </w:rPr>
+              <w:t xml:space="preserve"> }}</w:t>
+            </w:r>
+            <w:r>
+              <w:rPr>
+                <w:rFonts w:ascii="Times New Roman" w:hAnsi="Times New Roman" w:cs="Times New Roman"/>
+                <w:bCs/>
+                <w:sz w:val="24"/>
+                <w:szCs w:val="24"/>
+                <w:lang w:val="en-US"/>
+              </w:rPr>
+              <w:t xml:space="preserve"> {{ </w:t>
+            </w:r>
+            <w:proofErr w:type="spellStart"/>
+            <w:r>
+              <w:rPr>
+                <w:rFonts w:ascii="Times New Roman" w:hAnsi="Times New Roman" w:cs="Times New Roman"/>
+                <w:bCs/>
+                <w:sz w:val="24"/>
+                <w:szCs w:val="24"/>
+                <w:lang w:val="en-US"/>
+              </w:rPr>
+              <w:t>i.content</w:t>
             </w:r>
             <w:proofErr w:type="spellEnd"/>
             <w:r>
@@ -13824,31 +13285,7 @@
                 <w:szCs w:val="24"/>
                 <w:lang w:val="en-US"/>
               </w:rPr>
-              <w:t>{%</w:t>
-            </w:r>
-            <w:proofErr w:type="spellStart"/>
-            <w:r>
-              <w:rPr>
-                <w:rFonts w:ascii="Times New Roman" w:hAnsi="Times New Roman" w:cs="Times New Roman"/>
-                <w:b/>
-                <w:bCs/>
-                <w:sz w:val="24"/>
-                <w:szCs w:val="24"/>
-                <w:lang w:val="en-US"/>
-              </w:rPr>
-              <w:t>tr</w:t>
-            </w:r>
-            <w:proofErr w:type="spellEnd"/>
-            <w:r>
-              <w:rPr>
-                <w:rFonts w:ascii="Times New Roman" w:hAnsi="Times New Roman" w:cs="Times New Roman"/>
-                <w:b/>
-                <w:bCs/>
-                <w:sz w:val="24"/>
-                <w:szCs w:val="24"/>
-                <w:lang w:val="en-US"/>
-              </w:rPr>
-              <w:t xml:space="preserve"> </w:t>
+              <w:t xml:space="preserve">{%tr </w:t>
             </w:r>
             <w:proofErr w:type="spellStart"/>
             <w:r>
@@ -14086,31 +13523,7 @@
           <w:szCs w:val="24"/>
           <w:lang w:val="en-US"/>
         </w:rPr>
-        <w:t>.2.2</w:t>
-      </w:r>
-      <w:proofErr w:type="gramStart"/>
-      <w:r>
-        <w:rPr>
-          <w:rFonts w:ascii="Times New Roman" w:hAnsi="Times New Roman" w:cs="Times New Roman"/>
-          <w:b/>
-          <w:bCs/>
-          <w:sz w:val="24"/>
-          <w:szCs w:val="24"/>
-          <w:lang w:val="en-US"/>
-        </w:rPr>
-        <w:t>.{</w:t>
-      </w:r>
-      <w:proofErr w:type="gramEnd"/>
-      <w:r>
-        <w:rPr>
-          <w:rFonts w:ascii="Times New Roman" w:hAnsi="Times New Roman" w:cs="Times New Roman"/>
-          <w:b/>
-          <w:bCs/>
-          <w:sz w:val="24"/>
-          <w:szCs w:val="24"/>
-          <w:lang w:val="en-US"/>
-        </w:rPr>
-        <w:t>{</w:t>
+        <w:t>.2.2.{{</w:t>
       </w:r>
       <w:proofErr w:type="spellStart"/>
       <w:r>
@@ -14225,31 +13638,7 @@
           <w:szCs w:val="24"/>
           <w:lang w:val="en-US"/>
         </w:rPr>
-        <w:t>.2.2</w:t>
-      </w:r>
-      <w:proofErr w:type="gramStart"/>
-      <w:r>
-        <w:rPr>
-          <w:rFonts w:ascii="Times New Roman" w:hAnsi="Times New Roman" w:cs="Times New Roman"/>
-          <w:b/>
-          <w:bCs/>
-          <w:sz w:val="24"/>
-          <w:szCs w:val="24"/>
-          <w:lang w:val="en-US"/>
-        </w:rPr>
-        <w:t>.{</w:t>
-      </w:r>
-      <w:proofErr w:type="gramEnd"/>
-      <w:r>
-        <w:rPr>
-          <w:rFonts w:ascii="Times New Roman" w:hAnsi="Times New Roman" w:cs="Times New Roman"/>
-          <w:b/>
-          <w:bCs/>
-          <w:sz w:val="24"/>
-          <w:szCs w:val="24"/>
-          <w:lang w:val="en-US"/>
-        </w:rPr>
-        <w:t>{</w:t>
+        <w:t>.2.2.{{</w:t>
       </w:r>
       <w:proofErr w:type="spellStart"/>
       <w:r>
@@ -14369,17 +13758,7 @@
           <w:szCs w:val="24"/>
           <w:lang w:val="en-US"/>
         </w:rPr>
-        <w:t>{</w:t>
-      </w:r>
-      <w:proofErr w:type="gramStart"/>
-      <w:r>
-        <w:rPr>
-          <w:rFonts w:ascii="Times New Roman" w:hAnsi="Times New Roman" w:cs="Times New Roman"/>
-          <w:sz w:val="24"/>
-          <w:szCs w:val="24"/>
-          <w:lang w:val="en-US"/>
-        </w:rPr>
-        <w:t>{</w:t>
+        <w:t>{{</w:t>
       </w:r>
       <w:r>
         <w:rPr>
@@ -14401,7 +13780,6 @@
         <w:t>i.about</w:t>
       </w:r>
       <w:proofErr w:type="spellEnd"/>
-      <w:proofErr w:type="gramEnd"/>
       <w:r>
         <w:rPr>
           <w:rFonts w:ascii="Times New Roman" w:hAnsi="Times New Roman" w:cs="Times New Roman"/>
@@ -14478,7 +13856,6 @@
         <w:t xml:space="preserve"> </w:t>
       </w:r>
       <w:proofErr w:type="spellStart"/>
-      <w:proofErr w:type="gramStart"/>
       <w:r>
         <w:rPr>
           <w:rFonts w:ascii="Times New Roman" w:hAnsi="Times New Roman" w:cs="Times New Roman"/>
@@ -14514,17 +13891,7 @@
           <w:szCs w:val="24"/>
           <w:lang w:val="en-US"/>
         </w:rPr>
-        <w:t xml:space="preserve"> !</w:t>
-      </w:r>
-      <w:proofErr w:type="gramEnd"/>
-      <w:r>
-        <w:rPr>
-          <w:rFonts w:ascii="Times New Roman" w:hAnsi="Times New Roman" w:cs="Times New Roman"/>
-          <w:sz w:val="24"/>
-          <w:szCs w:val="24"/>
-          <w:lang w:val="en-US"/>
-        </w:rPr>
-        <w:t>= ‘’ %}</w:t>
+        <w:t xml:space="preserve"> != ‘’ %}</w:t>
       </w:r>
     </w:p>
     <w:p>
@@ -14595,17 +13962,7 @@
           <w:szCs w:val="24"/>
           <w:lang w:val="en-US"/>
         </w:rPr>
-        <w:t>{</w:t>
-      </w:r>
-      <w:proofErr w:type="gramStart"/>
-      <w:r>
-        <w:rPr>
-          <w:rFonts w:ascii="Times New Roman" w:hAnsi="Times New Roman" w:cs="Times New Roman"/>
-          <w:sz w:val="24"/>
-          <w:szCs w:val="24"/>
-          <w:lang w:val="en-US"/>
-        </w:rPr>
-        <w:t xml:space="preserve">{ </w:t>
+        <w:t xml:space="preserve">{{ </w:t>
       </w:r>
       <w:proofErr w:type="spellStart"/>
       <w:r>
@@ -14636,7 +13993,6 @@
         <w:t>example</w:t>
       </w:r>
       <w:proofErr w:type="spellEnd"/>
-      <w:proofErr w:type="gramEnd"/>
       <w:r>
         <w:rPr>
           <w:rFonts w:ascii="Times New Roman" w:hAnsi="Times New Roman" w:cs="Times New Roman"/>
@@ -14694,7 +14050,6 @@
         </w:rPr>
         <w:t xml:space="preserve"> </w:t>
       </w:r>
-      <w:proofErr w:type="spellStart"/>
       <w:r>
         <w:rPr>
           <w:rFonts w:ascii="Times New Roman" w:hAnsi="Times New Roman" w:cs="Times New Roman"/>
@@ -14704,7 +14059,6 @@
         </w:rPr>
         <w:t>endif</w:t>
       </w:r>
-      <w:proofErr w:type="spellEnd"/>
       <w:r>
         <w:rPr>
           <w:rFonts w:ascii="Times New Roman" w:hAnsi="Times New Roman" w:cs="Times New Roman"/>
@@ -14757,31 +14111,7 @@
           <w:szCs w:val="24"/>
           <w:lang w:val="en-US"/>
         </w:rPr>
-        <w:t>.2.2</w:t>
-      </w:r>
-      <w:proofErr w:type="gramStart"/>
-      <w:r>
-        <w:rPr>
-          <w:rFonts w:ascii="Times New Roman" w:hAnsi="Times New Roman" w:cs="Times New Roman"/>
-          <w:b/>
-          <w:bCs/>
-          <w:sz w:val="24"/>
-          <w:szCs w:val="24"/>
-          <w:lang w:val="en-US"/>
-        </w:rPr>
-        <w:t>.{</w:t>
-      </w:r>
-      <w:proofErr w:type="gramEnd"/>
-      <w:r>
-        <w:rPr>
-          <w:rFonts w:ascii="Times New Roman" w:hAnsi="Times New Roman" w:cs="Times New Roman"/>
-          <w:b/>
-          <w:bCs/>
-          <w:sz w:val="24"/>
-          <w:szCs w:val="24"/>
-          <w:lang w:val="en-US"/>
-        </w:rPr>
-        <w:t>{</w:t>
+        <w:t>.2.2.{{</w:t>
       </w:r>
       <w:proofErr w:type="spellStart"/>
       <w:r>
@@ -15527,29 +14857,8 @@
           <w:szCs w:val="24"/>
           <w:lang w:val="en-US"/>
         </w:rPr>
-        <w:t xml:space="preserve">{% </w:t>
-      </w:r>
-      <w:proofErr w:type="spellStart"/>
-      <w:r>
-        <w:rPr>
-          <w:rFonts w:ascii="Times New Roman" w:hAnsi="Times New Roman" w:cs="Times New Roman"/>
-          <w:sz w:val="24"/>
-          <w:szCs w:val="24"/>
-          <w:lang w:val="en-US"/>
-        </w:rPr>
-        <w:t>endif</w:t>
-      </w:r>
-      <w:proofErr w:type="spellEnd"/>
-      <w:r>
-        <w:rPr>
-          <w:rFonts w:ascii="Times New Roman" w:hAnsi="Times New Roman" w:cs="Times New Roman"/>
-          <w:sz w:val="24"/>
-          <w:szCs w:val="24"/>
-          <w:lang w:val="en-US"/>
-        </w:rPr>
-        <w:t xml:space="preserve"> </w:t>
-      </w:r>
-      <w:proofErr w:type="gramStart"/>
+        <w:t xml:space="preserve">{% endif </w:t>
+      </w:r>
       <w:r>
         <w:rPr>
           <w:rFonts w:ascii="Times New Roman" w:hAnsi="Times New Roman" w:cs="Times New Roman"/>
@@ -15565,17 +14874,7 @@
           <w:szCs w:val="24"/>
           <w:lang w:val="en-US"/>
         </w:rPr>
-        <w:t>%</w:t>
-      </w:r>
-      <w:proofErr w:type="gramEnd"/>
-      <w:r>
-        <w:rPr>
-          <w:rFonts w:ascii="Times New Roman" w:hAnsi="Times New Roman" w:cs="Times New Roman"/>
-          <w:sz w:val="24"/>
-          <w:szCs w:val="24"/>
-          <w:lang w:val="en-US"/>
-        </w:rPr>
-        <w:t>}</w:t>
+        <w:t>%}</w:t>
       </w:r>
     </w:p>
     <w:p>
@@ -15647,7 +14946,6 @@
         </w:rPr>
         <w:t xml:space="preserve"> </w:t>
       </w:r>
-      <w:proofErr w:type="gramStart"/>
       <w:r>
         <w:rPr>
           <w:rFonts w:ascii="Times New Roman" w:hAnsi="Times New Roman" w:cs="Times New Roman"/>
@@ -15667,19 +14965,7 @@
           <w:szCs w:val="24"/>
           <w:lang w:val="en-US"/>
         </w:rPr>
-        <w:t>%</w:t>
-      </w:r>
-      <w:proofErr w:type="gramEnd"/>
-      <w:r>
-        <w:rPr>
-          <w:rFonts w:ascii="Times New Roman" w:hAnsi="Times New Roman" w:cs="Times New Roman"/>
-          <w:b/>
-          <w:bCs/>
-          <w:sz w:val="24"/>
-          <w:szCs w:val="24"/>
-          <w:lang w:val="en-US"/>
-        </w:rPr>
-        <w:t>}</w:t>
+        <w:t>%}</w:t>
       </w:r>
     </w:p>
     <w:p>
@@ -16319,7 +15605,6 @@
           <w:rFonts w:ascii="Times New Roman" w:hAnsi="Times New Roman" w:cs="Times New Roman"/>
           <w:sz w:val="24"/>
           <w:szCs w:val="24"/>
-          <w:lang w:val="en-US"/>
         </w:rPr>
       </w:pPr>
       <w:r>
@@ -16327,7 +15612,6 @@
           <w:rFonts w:ascii="Times New Roman" w:hAnsi="Times New Roman" w:cs="Times New Roman"/>
           <w:sz w:val="24"/>
           <w:szCs w:val="24"/>
-          <w:lang w:val="en-US"/>
         </w:rPr>
         <w:t>{%</w:t>
       </w:r>
@@ -16336,7 +15620,6 @@
           <w:rFonts w:ascii="Times New Roman" w:hAnsi="Times New Roman" w:cs="Times New Roman"/>
           <w:sz w:val="24"/>
           <w:szCs w:val="24"/>
-          <w:lang w:val="en-US"/>
         </w:rPr>
         <w:t>-</w:t>
       </w:r>
@@ -16345,7 +15628,6 @@
           <w:rFonts w:ascii="Times New Roman" w:hAnsi="Times New Roman" w:cs="Times New Roman"/>
           <w:sz w:val="24"/>
           <w:szCs w:val="24"/>
-          <w:lang w:val="en-US"/>
         </w:rPr>
         <w:t xml:space="preserve"> </w:t>
       </w:r>
@@ -16365,7 +15647,6 @@
           <w:rFonts w:ascii="Times New Roman" w:hAnsi="Times New Roman" w:cs="Times New Roman"/>
           <w:sz w:val="24"/>
           <w:szCs w:val="24"/>
-          <w:lang w:val="en-US"/>
         </w:rPr>
         <w:t xml:space="preserve"> %}</w:t>
       </w:r>
@@ -16380,7 +15661,6 @@
           <w:bCs/>
           <w:sz w:val="24"/>
           <w:szCs w:val="24"/>
-          <w:lang w:val="en-US"/>
         </w:rPr>
       </w:pPr>
       <w:r>
@@ -16390,7 +15670,6 @@
           <w:bCs/>
           <w:sz w:val="24"/>
           <w:szCs w:val="24"/>
-          <w:lang w:val="en-US"/>
         </w:rPr>
         <w:t>8</w:t>
       </w:r>
@@ -16401,7 +15680,6 @@
           <w:bCs/>
           <w:sz w:val="24"/>
           <w:szCs w:val="24"/>
-          <w:lang w:val="en-US"/>
         </w:rPr>
         <w:t xml:space="preserve"> </w:t>
       </w:r>
@@ -16422,7 +15700,6 @@
           <w:bCs/>
           <w:sz w:val="24"/>
           <w:szCs w:val="24"/>
-          <w:lang w:val="en-US"/>
         </w:rPr>
         <w:t xml:space="preserve"> </w:t>
       </w:r>
@@ -16443,7 +15720,6 @@
           <w:bCs/>
           <w:sz w:val="24"/>
           <w:szCs w:val="24"/>
-          <w:lang w:val="en-US"/>
         </w:rPr>
         <w:t xml:space="preserve"> </w:t>
       </w:r>
@@ -16465,7 +15741,6 @@
           <w:rFonts w:ascii="Times New Roman" w:hAnsi="Times New Roman" w:cs="Times New Roman"/>
           <w:sz w:val="24"/>
           <w:szCs w:val="24"/>
-          <w:lang w:val="en-US"/>
         </w:rPr>
       </w:pPr>
       <w:r>
@@ -16473,21 +15748,9 @@
           <w:rFonts w:ascii="Times New Roman" w:hAnsi="Times New Roman" w:cs="Times New Roman"/>
           <w:sz w:val="24"/>
           <w:szCs w:val="24"/>
-          <w:lang w:val="en-US"/>
-        </w:rPr>
-        <w:t>{</w:t>
-      </w:r>
-      <w:proofErr w:type="gramStart"/>
-      <w:r>
-        <w:rPr>
-          <w:rFonts w:ascii="Times New Roman" w:hAnsi="Times New Roman" w:cs="Times New Roman"/>
-          <w:sz w:val="24"/>
-          <w:szCs w:val="24"/>
-          <w:lang w:val="en-US"/>
-        </w:rPr>
-        <w:t xml:space="preserve">{ </w:t>
-      </w:r>
-      <w:proofErr w:type="spellStart"/>
+        </w:rPr>
+        <w:t xml:space="preserve">{{ </w:t>
+      </w:r>
       <w:r>
         <w:rPr>
           <w:rFonts w:ascii="Times New Roman" w:hAnsi="Times New Roman" w:cs="Times New Roman"/>
@@ -16502,7 +15765,6 @@
           <w:rFonts w:ascii="Times New Roman" w:hAnsi="Times New Roman" w:cs="Times New Roman"/>
           <w:sz w:val="24"/>
           <w:szCs w:val="24"/>
-          <w:lang w:val="en-US"/>
         </w:rPr>
         <w:t>.</w:t>
       </w:r>
@@ -16515,14 +15777,11 @@
         </w:rPr>
         <w:t>web</w:t>
       </w:r>
-      <w:proofErr w:type="spellEnd"/>
-      <w:proofErr w:type="gramEnd"/>
-      <w:r>
-        <w:rPr>
-          <w:rFonts w:ascii="Times New Roman" w:hAnsi="Times New Roman" w:cs="Times New Roman"/>
-          <w:sz w:val="24"/>
-          <w:szCs w:val="24"/>
-          <w:lang w:val="en-US"/>
+      <w:r>
+        <w:rPr>
+          <w:rFonts w:ascii="Times New Roman" w:hAnsi="Times New Roman" w:cs="Times New Roman"/>
+          <w:sz w:val="24"/>
+          <w:szCs w:val="24"/>
         </w:rPr>
         <w:t xml:space="preserve"> }}</w:t>
       </w:r>
@@ -16579,7 +15838,6 @@
           <w:szCs w:val="24"/>
         </w:rPr>
       </w:pPr>
-      <w:proofErr w:type="gramStart"/>
       <w:r>
         <w:rPr>
           <w:rFonts w:ascii="Times New Roman" w:hAnsi="Times New Roman" w:cs="Times New Roman"/>
@@ -16605,7 +15863,6 @@
         </w:rPr>
         <w:t>.</w:t>
       </w:r>
-      <w:proofErr w:type="spellStart"/>
       <w:r>
         <w:rPr>
           <w:rFonts w:ascii="Times New Roman" w:hAnsi="Times New Roman" w:cs="Times New Roman"/>
@@ -16615,8 +15872,6 @@
         </w:rPr>
         <w:t>bd</w:t>
       </w:r>
-      <w:proofErr w:type="spellEnd"/>
-      <w:proofErr w:type="gramEnd"/>
       <w:r>
         <w:rPr>
           <w:rFonts w:ascii="Times New Roman" w:hAnsi="Times New Roman" w:cs="Times New Roman"/>
@@ -17287,7 +16542,7 @@
 </file>
 
 <file path=word/endnotes.xml><?xml version="1.0" encoding="utf-8"?>
-<w:endnotes xmlns:wpc="http://schemas.microsoft.com/office/word/2010/wordprocessingCanvas" xmlns:mc="http://schemas.openxmlformats.org/markup-compatibility/2006" xmlns:o="urn:schemas-microsoft-com:office:office" xmlns:r="http://schemas.openxmlformats.org/officeDocument/2006/relationships" xmlns:m="http://schemas.openxmlformats.org/officeDocument/2006/math" xmlns:v="urn:schemas-microsoft-com:vml" xmlns:wp14="http://schemas.microsoft.com/office/word/2010/wordprocessingDrawing" xmlns:wp="http://schemas.openxmlformats.org/drawingml/2006/wordprocessingDrawing" xmlns:w10="urn:schemas-microsoft-com:office:word" xmlns:w="http://schemas.openxmlformats.org/wordprocessingml/2006/main" xmlns:w14="http://schemas.microsoft.com/office/word/2010/wordml" xmlns:w15="http://schemas.microsoft.com/office/word/2012/wordml" xmlns:wpg="http://schemas.microsoft.com/office/word/2010/wordprocessingGroup" xmlns:wpi="http://schemas.microsoft.com/office/word/2010/wordprocessingInk" xmlns:wne="http://schemas.microsoft.com/office/word/2006/wordml" xmlns:wps="http://schemas.microsoft.com/office/word/2010/wordprocessingShape" mc:Ignorable="w14 w15 wp14">
+<w:endnotes xmlns:wpc="http://schemas.microsoft.com/office/word/2010/wordprocessingCanvas" xmlns:cx="http://schemas.microsoft.com/office/drawing/2014/chartex" xmlns:cx1="http://schemas.microsoft.com/office/drawing/2015/9/8/chartex" xmlns:cx2="http://schemas.microsoft.com/office/drawing/2015/10/21/chartex" xmlns:cx3="http://schemas.microsoft.com/office/drawing/2016/5/9/chartex" xmlns:cx4="http://schemas.microsoft.com/office/drawing/2016/5/10/chartex" xmlns:cx5="http://schemas.microsoft.com/office/drawing/2016/5/11/chartex" xmlns:cx6="http://schemas.microsoft.com/office/drawing/2016/5/12/chartex" xmlns:cx7="http://schemas.microsoft.com/office/drawing/2016/5/13/chartex" xmlns:cx8="http://schemas.microsoft.com/office/drawing/2016/5/14/chartex" xmlns:mc="http://schemas.openxmlformats.org/markup-compatibility/2006" xmlns:aink="http://schemas.microsoft.com/office/drawing/2016/ink" xmlns:am3d="http://schemas.microsoft.com/office/drawing/2017/model3d" xmlns:o="urn:schemas-microsoft-com:office:office" xmlns:oel="http://schemas.microsoft.com/office/2019/extlst" xmlns:r="http://schemas.openxmlformats.org/officeDocument/2006/relationships" xmlns:m="http://schemas.openxmlformats.org/officeDocument/2006/math" xmlns:v="urn:schemas-microsoft-com:vml" xmlns:wp14="http://schemas.microsoft.com/office/word/2010/wordprocessingDrawing" xmlns:wp="http://schemas.openxmlformats.org/drawingml/2006/wordprocessingDrawing" xmlns:w10="urn:schemas-microsoft-com:office:word" xmlns:w="http://schemas.openxmlformats.org/wordprocessingml/2006/main" xmlns:w14="http://schemas.microsoft.com/office/word/2010/wordml" xmlns:w15="http://schemas.microsoft.com/office/word/2012/wordml" xmlns:w16cex="http://schemas.microsoft.com/office/word/2018/wordml/cex" xmlns:w16cid="http://schemas.microsoft.com/office/word/2016/wordml/cid" xmlns:w16="http://schemas.microsoft.com/office/word/2018/wordml" xmlns:w16du="http://schemas.microsoft.com/office/word/2023/wordml/word16du" xmlns:w16sdtdh="http://schemas.microsoft.com/office/word/2020/wordml/sdtdatahash" xmlns:w16sdtfl="http://schemas.microsoft.com/office/word/2024/wordml/sdtformatlock" xmlns:w16se="http://schemas.microsoft.com/office/word/2015/wordml/symex" xmlns:wpg="http://schemas.microsoft.com/office/word/2010/wordprocessingGroup" xmlns:wpi="http://schemas.microsoft.com/office/word/2010/wordprocessingInk" xmlns:wne="http://schemas.microsoft.com/office/word/2006/wordml" xmlns:wps="http://schemas.microsoft.com/office/word/2010/wordprocessingShape" mc:Ignorable="w14 w15 w16se w16cid w16 w16cex w16sdtdh w16sdtfl w16du wp14">
   <w:endnote w:type="separator" w:id="-1">
     <w:p>
       <w:pPr>
@@ -17312,7 +16567,7 @@
 </file>
 
 <file path=word/footer1.xml><?xml version="1.0" encoding="utf-8"?>
-<w:ftr xmlns:wpc="http://schemas.microsoft.com/office/word/2010/wordprocessingCanvas" xmlns:mc="http://schemas.openxmlformats.org/markup-compatibility/2006" xmlns:o="urn:schemas-microsoft-com:office:office" xmlns:r="http://schemas.openxmlformats.org/officeDocument/2006/relationships" xmlns:m="http://schemas.openxmlformats.org/officeDocument/2006/math" xmlns:v="urn:schemas-microsoft-com:vml" xmlns:wp14="http://schemas.microsoft.com/office/word/2010/wordprocessingDrawing" xmlns:wp="http://schemas.openxmlformats.org/drawingml/2006/wordprocessingDrawing" xmlns:w10="urn:schemas-microsoft-com:office:word" xmlns:w="http://schemas.openxmlformats.org/wordprocessingml/2006/main" xmlns:w14="http://schemas.microsoft.com/office/word/2010/wordml" xmlns:w15="http://schemas.microsoft.com/office/word/2012/wordml" xmlns:wpg="http://schemas.microsoft.com/office/word/2010/wordprocessingGroup" xmlns:wpi="http://schemas.microsoft.com/office/word/2010/wordprocessingInk" xmlns:wne="http://schemas.microsoft.com/office/word/2006/wordml" xmlns:wps="http://schemas.microsoft.com/office/word/2010/wordprocessingShape" mc:Ignorable="w14 w15 wp14">
+<w:ftr xmlns:wpc="http://schemas.microsoft.com/office/word/2010/wordprocessingCanvas" xmlns:cx="http://schemas.microsoft.com/office/drawing/2014/chartex" xmlns:cx1="http://schemas.microsoft.com/office/drawing/2015/9/8/chartex" xmlns:cx2="http://schemas.microsoft.com/office/drawing/2015/10/21/chartex" xmlns:cx3="http://schemas.microsoft.com/office/drawing/2016/5/9/chartex" xmlns:cx4="http://schemas.microsoft.com/office/drawing/2016/5/10/chartex" xmlns:cx5="http://schemas.microsoft.com/office/drawing/2016/5/11/chartex" xmlns:cx6="http://schemas.microsoft.com/office/drawing/2016/5/12/chartex" xmlns:cx7="http://schemas.microsoft.com/office/drawing/2016/5/13/chartex" xmlns:cx8="http://schemas.microsoft.com/office/drawing/2016/5/14/chartex" xmlns:mc="http://schemas.openxmlformats.org/markup-compatibility/2006" xmlns:aink="http://schemas.microsoft.com/office/drawing/2016/ink" xmlns:am3d="http://schemas.microsoft.com/office/drawing/2017/model3d" xmlns:o="urn:schemas-microsoft-com:office:office" xmlns:oel="http://schemas.microsoft.com/office/2019/extlst" xmlns:r="http://schemas.openxmlformats.org/officeDocument/2006/relationships" xmlns:m="http://schemas.openxmlformats.org/officeDocument/2006/math" xmlns:v="urn:schemas-microsoft-com:vml" xmlns:wp14="http://schemas.microsoft.com/office/word/2010/wordprocessingDrawing" xmlns:wp="http://schemas.openxmlformats.org/drawingml/2006/wordprocessingDrawing" xmlns:w10="urn:schemas-microsoft-com:office:word" xmlns:w="http://schemas.openxmlformats.org/wordprocessingml/2006/main" xmlns:w14="http://schemas.microsoft.com/office/word/2010/wordml" xmlns:w15="http://schemas.microsoft.com/office/word/2012/wordml" xmlns:w16cex="http://schemas.microsoft.com/office/word/2018/wordml/cex" xmlns:w16cid="http://schemas.microsoft.com/office/word/2016/wordml/cid" xmlns:w16="http://schemas.microsoft.com/office/word/2018/wordml" xmlns:w16du="http://schemas.microsoft.com/office/word/2023/wordml/word16du" xmlns:w16sdtdh="http://schemas.microsoft.com/office/word/2020/wordml/sdtdatahash" xmlns:w16sdtfl="http://schemas.microsoft.com/office/word/2024/wordml/sdtformatlock" xmlns:w16se="http://schemas.microsoft.com/office/word/2015/wordml/symex" xmlns:wpg="http://schemas.microsoft.com/office/word/2010/wordprocessingGroup" xmlns:wpi="http://schemas.microsoft.com/office/word/2010/wordprocessingInk" xmlns:wne="http://schemas.microsoft.com/office/word/2006/wordml" xmlns:wps="http://schemas.microsoft.com/office/word/2010/wordprocessingShape" mc:Ignorable="w14 w15 w16se w16cid w16 w16cex w16sdtdh w16sdtfl w16du wp14">
   <w:sdt>
     <w:sdtPr>
       <w:id w:val="1344050656"/>
@@ -17321,7 +16576,6 @@
         <w:docPartUnique/>
       </w:docPartObj>
     </w:sdtPr>
-    <w:sdtEndPr/>
     <w:sdtContent>
       <w:p>
         <w:pPr>
@@ -17380,7 +16634,7 @@
 </file>
 
 <file path=word/footer2.xml><?xml version="1.0" encoding="utf-8"?>
-<w:ftr xmlns:wpc="http://schemas.microsoft.com/office/word/2010/wordprocessingCanvas" xmlns:mc="http://schemas.openxmlformats.org/markup-compatibility/2006" xmlns:o="urn:schemas-microsoft-com:office:office" xmlns:r="http://schemas.openxmlformats.org/officeDocument/2006/relationships" xmlns:m="http://schemas.openxmlformats.org/officeDocument/2006/math" xmlns:v="urn:schemas-microsoft-com:vml" xmlns:wp14="http://schemas.microsoft.com/office/word/2010/wordprocessingDrawing" xmlns:wp="http://schemas.openxmlformats.org/drawingml/2006/wordprocessingDrawing" xmlns:w10="urn:schemas-microsoft-com:office:word" xmlns:w="http://schemas.openxmlformats.org/wordprocessingml/2006/main" xmlns:w14="http://schemas.microsoft.com/office/word/2010/wordml" xmlns:w15="http://schemas.microsoft.com/office/word/2012/wordml" xmlns:wpg="http://schemas.microsoft.com/office/word/2010/wordprocessingGroup" xmlns:wpi="http://schemas.microsoft.com/office/word/2010/wordprocessingInk" xmlns:wne="http://schemas.microsoft.com/office/word/2006/wordml" xmlns:wps="http://schemas.microsoft.com/office/word/2010/wordprocessingShape" mc:Ignorable="w14 w15 wp14">
+<w:ftr xmlns:wpc="http://schemas.microsoft.com/office/word/2010/wordprocessingCanvas" xmlns:cx="http://schemas.microsoft.com/office/drawing/2014/chartex" xmlns:cx1="http://schemas.microsoft.com/office/drawing/2015/9/8/chartex" xmlns:cx2="http://schemas.microsoft.com/office/drawing/2015/10/21/chartex" xmlns:cx3="http://schemas.microsoft.com/office/drawing/2016/5/9/chartex" xmlns:cx4="http://schemas.microsoft.com/office/drawing/2016/5/10/chartex" xmlns:cx5="http://schemas.microsoft.com/office/drawing/2016/5/11/chartex" xmlns:cx6="http://schemas.microsoft.com/office/drawing/2016/5/12/chartex" xmlns:cx7="http://schemas.microsoft.com/office/drawing/2016/5/13/chartex" xmlns:cx8="http://schemas.microsoft.com/office/drawing/2016/5/14/chartex" xmlns:mc="http://schemas.openxmlformats.org/markup-compatibility/2006" xmlns:aink="http://schemas.microsoft.com/office/drawing/2016/ink" xmlns:am3d="http://schemas.microsoft.com/office/drawing/2017/model3d" xmlns:o="urn:schemas-microsoft-com:office:office" xmlns:oel="http://schemas.microsoft.com/office/2019/extlst" xmlns:r="http://schemas.openxmlformats.org/officeDocument/2006/relationships" xmlns:m="http://schemas.openxmlformats.org/officeDocument/2006/math" xmlns:v="urn:schemas-microsoft-com:vml" xmlns:wp14="http://schemas.microsoft.com/office/word/2010/wordprocessingDrawing" xmlns:wp="http://schemas.openxmlformats.org/drawingml/2006/wordprocessingDrawing" xmlns:w10="urn:schemas-microsoft-com:office:word" xmlns:w="http://schemas.openxmlformats.org/wordprocessingml/2006/main" xmlns:w14="http://schemas.microsoft.com/office/word/2010/wordml" xmlns:w15="http://schemas.microsoft.com/office/word/2012/wordml" xmlns:w16cex="http://schemas.microsoft.com/office/word/2018/wordml/cex" xmlns:w16cid="http://schemas.microsoft.com/office/word/2016/wordml/cid" xmlns:w16="http://schemas.microsoft.com/office/word/2018/wordml" xmlns:w16du="http://schemas.microsoft.com/office/word/2023/wordml/word16du" xmlns:w16sdtdh="http://schemas.microsoft.com/office/word/2020/wordml/sdtdatahash" xmlns:w16sdtfl="http://schemas.microsoft.com/office/word/2024/wordml/sdtformatlock" xmlns:w16se="http://schemas.microsoft.com/office/word/2015/wordml/symex" xmlns:wpg="http://schemas.microsoft.com/office/word/2010/wordprocessingGroup" xmlns:wpi="http://schemas.microsoft.com/office/word/2010/wordprocessingInk" xmlns:wne="http://schemas.microsoft.com/office/word/2006/wordml" xmlns:wps="http://schemas.microsoft.com/office/word/2010/wordprocessingShape" mc:Ignorable="w14 w15 w16se w16cid w16 w16cex w16sdtdh w16sdtfl w16du wp14">
   <w:p>
     <w:pPr>
       <w:jc w:val="center"/>
@@ -17396,16 +16650,7 @@
         <w:color w:val="000000" w:themeColor="text1"/>
         <w:sz w:val="24"/>
       </w:rPr>
-      <w:t xml:space="preserve">Год набора – </w:t>
-    </w:r>
-    <w:proofErr w:type="gramStart"/>
-    <w:r>
-      <w:rPr>
-        <w:rFonts w:ascii="Times New Roman" w:hAnsi="Times New Roman" w:cs="Times New Roman"/>
-        <w:color w:val="000000" w:themeColor="text1"/>
-        <w:sz w:val="24"/>
-      </w:rPr>
-      <w:t xml:space="preserve">{{ </w:t>
+      <w:t xml:space="preserve">Год набора – {{ </w:t>
     </w:r>
     <w:r>
       <w:rPr>
@@ -17416,7 +16661,6 @@
       </w:rPr>
       <w:t>year</w:t>
     </w:r>
-    <w:proofErr w:type="gramEnd"/>
     <w:r>
       <w:rPr>
         <w:rFonts w:ascii="Times New Roman" w:hAnsi="Times New Roman" w:cs="Times New Roman"/>
@@ -17462,7 +16706,6 @@
       </w:rPr>
       <w:t xml:space="preserve">Иркутск, </w:t>
     </w:r>
-    <w:proofErr w:type="gramStart"/>
     <w:r>
       <w:rPr>
         <w:rFonts w:ascii="Times New Roman" w:hAnsi="Times New Roman" w:cs="Times New Roman"/>
@@ -17480,17 +16723,7 @@
         <w:sz w:val="24"/>
         <w:lang w:val="en-US"/>
       </w:rPr>
-      <w:t>protocol</w:t>
-    </w:r>
-    <w:proofErr w:type="gramEnd"/>
-    <w:r>
-      <w:rPr>
-        <w:rFonts w:ascii="Times New Roman" w:hAnsi="Times New Roman" w:cs="Times New Roman"/>
-        <w:color w:val="000000" w:themeColor="text1"/>
-        <w:sz w:val="24"/>
-        <w:lang w:val="en-US"/>
-      </w:rPr>
-      <w:t>_year</w:t>
+      <w:t>protocol_year</w:t>
     </w:r>
     <w:proofErr w:type="spellEnd"/>
     <w:r>
@@ -17515,7 +16748,7 @@
 </file>
 
 <file path=word/footnotes.xml><?xml version="1.0" encoding="utf-8"?>
-<w:footnotes xmlns:wpc="http://schemas.microsoft.com/office/word/2010/wordprocessingCanvas" xmlns:mc="http://schemas.openxmlformats.org/markup-compatibility/2006" xmlns:o="urn:schemas-microsoft-com:office:office" xmlns:r="http://schemas.openxmlformats.org/officeDocument/2006/relationships" xmlns:m="http://schemas.openxmlformats.org/officeDocument/2006/math" xmlns:v="urn:schemas-microsoft-com:vml" xmlns:wp14="http://schemas.microsoft.com/office/word/2010/wordprocessingDrawing" xmlns:wp="http://schemas.openxmlformats.org/drawingml/2006/wordprocessingDrawing" xmlns:w10="urn:schemas-microsoft-com:office:word" xmlns:w="http://schemas.openxmlformats.org/wordprocessingml/2006/main" xmlns:w14="http://schemas.microsoft.com/office/word/2010/wordml" xmlns:w15="http://schemas.microsoft.com/office/word/2012/wordml" xmlns:wpg="http://schemas.microsoft.com/office/word/2010/wordprocessingGroup" xmlns:wpi="http://schemas.microsoft.com/office/word/2010/wordprocessingInk" xmlns:wne="http://schemas.microsoft.com/office/word/2006/wordml" xmlns:wps="http://schemas.microsoft.com/office/word/2010/wordprocessingShape" mc:Ignorable="w14 w15 wp14">
+<w:footnotes xmlns:wpc="http://schemas.microsoft.com/office/word/2010/wordprocessingCanvas" xmlns:cx="http://schemas.microsoft.com/office/drawing/2014/chartex" xmlns:cx1="http://schemas.microsoft.com/office/drawing/2015/9/8/chartex" xmlns:cx2="http://schemas.microsoft.com/office/drawing/2015/10/21/chartex" xmlns:cx3="http://schemas.microsoft.com/office/drawing/2016/5/9/chartex" xmlns:cx4="http://schemas.microsoft.com/office/drawing/2016/5/10/chartex" xmlns:cx5="http://schemas.microsoft.com/office/drawing/2016/5/11/chartex" xmlns:cx6="http://schemas.microsoft.com/office/drawing/2016/5/12/chartex" xmlns:cx7="http://schemas.microsoft.com/office/drawing/2016/5/13/chartex" xmlns:cx8="http://schemas.microsoft.com/office/drawing/2016/5/14/chartex" xmlns:mc="http://schemas.openxmlformats.org/markup-compatibility/2006" xmlns:aink="http://schemas.microsoft.com/office/drawing/2016/ink" xmlns:am3d="http://schemas.microsoft.com/office/drawing/2017/model3d" xmlns:o="urn:schemas-microsoft-com:office:office" xmlns:oel="http://schemas.microsoft.com/office/2019/extlst" xmlns:r="http://schemas.openxmlformats.org/officeDocument/2006/relationships" xmlns:m="http://schemas.openxmlformats.org/officeDocument/2006/math" xmlns:v="urn:schemas-microsoft-com:vml" xmlns:wp14="http://schemas.microsoft.com/office/word/2010/wordprocessingDrawing" xmlns:wp="http://schemas.openxmlformats.org/drawingml/2006/wordprocessingDrawing" xmlns:w10="urn:schemas-microsoft-com:office:word" xmlns:w="http://schemas.openxmlformats.org/wordprocessingml/2006/main" xmlns:w14="http://schemas.microsoft.com/office/word/2010/wordml" xmlns:w15="http://schemas.microsoft.com/office/word/2012/wordml" xmlns:w16cex="http://schemas.microsoft.com/office/word/2018/wordml/cex" xmlns:w16cid="http://schemas.microsoft.com/office/word/2016/wordml/cid" xmlns:w16="http://schemas.microsoft.com/office/word/2018/wordml" xmlns:w16du="http://schemas.microsoft.com/office/word/2023/wordml/word16du" xmlns:w16sdtdh="http://schemas.microsoft.com/office/word/2020/wordml/sdtdatahash" xmlns:w16sdtfl="http://schemas.microsoft.com/office/word/2024/wordml/sdtformatlock" xmlns:w16se="http://schemas.microsoft.com/office/word/2015/wordml/symex" xmlns:wpg="http://schemas.microsoft.com/office/word/2010/wordprocessingGroup" xmlns:wpi="http://schemas.microsoft.com/office/word/2010/wordprocessingInk" xmlns:wne="http://schemas.microsoft.com/office/word/2006/wordml" xmlns:wps="http://schemas.microsoft.com/office/word/2010/wordprocessingShape" mc:Ignorable="w14 w15 w16se w16cid w16 w16cex w16sdtdh w16sdtfl w16du wp14">
   <w:footnote w:type="separator" w:id="-1">
     <w:p>
       <w:pPr>
@@ -17540,7 +16773,7 @@
 </file>
 
 <file path=word/styles.xml><?xml version="1.0" encoding="utf-8"?>
-<w:styles xmlns:mc="http://schemas.openxmlformats.org/markup-compatibility/2006" xmlns:r="http://schemas.openxmlformats.org/officeDocument/2006/relationships" xmlns:w="http://schemas.openxmlformats.org/wordprocessingml/2006/main" xmlns:w14="http://schemas.microsoft.com/office/word/2010/wordml" xmlns:w15="http://schemas.microsoft.com/office/word/2012/wordml" mc:Ignorable="w14 w15">
+<w:styles xmlns:mc="http://schemas.openxmlformats.org/markup-compatibility/2006" xmlns:r="http://schemas.openxmlformats.org/officeDocument/2006/relationships" xmlns:w="http://schemas.openxmlformats.org/wordprocessingml/2006/main" xmlns:w14="http://schemas.microsoft.com/office/word/2010/wordml" xmlns:w15="http://schemas.microsoft.com/office/word/2012/wordml" xmlns:w16cex="http://schemas.microsoft.com/office/word/2018/wordml/cex" xmlns:w16cid="http://schemas.microsoft.com/office/word/2016/wordml/cid" xmlns:w16="http://schemas.microsoft.com/office/word/2018/wordml" xmlns:w16du="http://schemas.microsoft.com/office/word/2023/wordml/word16du" xmlns:w16sdtdh="http://schemas.microsoft.com/office/word/2020/wordml/sdtdatahash" xmlns:w16sdtfl="http://schemas.microsoft.com/office/word/2024/wordml/sdtformatlock" xmlns:w16se="http://schemas.microsoft.com/office/word/2015/wordml/symex" mc:Ignorable="w14 w15 w16se w16cid w16 w16cex w16sdtdh w16sdtfl w16du">
   <w:docDefaults>
     <w:rPrDefault>
       <w:rPr>
@@ -17556,7 +16789,7 @@
       </w:pPr>
     </w:pPrDefault>
   </w:docDefaults>
-  <w:latentStyles w:defLockedState="0" w:defUIPriority="99" w:defSemiHidden="0" w:defUnhideWhenUsed="0" w:defQFormat="0" w:count="371">
+  <w:latentStyles w:defLockedState="0" w:defUIPriority="99" w:defSemiHidden="0" w:defUnhideWhenUsed="0" w:defQFormat="0" w:count="376">
     <w:lsdException w:name="Normal" w:uiPriority="0" w:qFormat="1"/>
     <w:lsdException w:name="heading 1" w:uiPriority="9" w:qFormat="1"/>
     <w:lsdException w:name="heading 2" w:semiHidden="1" w:uiPriority="9" w:unhideWhenUsed="1" w:qFormat="1"/>
@@ -17928,6 +17161,11 @@
     <w:lsdException w:name="List Table 5 Dark Accent 6" w:uiPriority="50"/>
     <w:lsdException w:name="List Table 6 Colorful Accent 6" w:uiPriority="51"/>
     <w:lsdException w:name="List Table 7 Colorful Accent 6" w:uiPriority="52"/>
+    <w:lsdException w:name="Mention" w:semiHidden="1" w:unhideWhenUsed="1"/>
+    <w:lsdException w:name="Smart Hyperlink" w:semiHidden="1" w:unhideWhenUsed="1"/>
+    <w:lsdException w:name="Hashtag" w:semiHidden="1" w:unhideWhenUsed="1"/>
+    <w:lsdException w:name="Unresolved Mention" w:semiHidden="1" w:unhideWhenUsed="1"/>
+    <w:lsdException w:name="Smart Link" w:semiHidden="1" w:unhideWhenUsed="1"/>
   </w:latentStyles>
   <w:style w:type="paragraph" w:default="1" w:styleId="a">
     <w:name w:val="Normal"/>
@@ -17937,7 +17175,6 @@
   <w:style w:type="character" w:default="1" w:styleId="a0">
     <w:name w:val="Default Paragraph Font"/>
     <w:uiPriority w:val="1"/>
-    <w:semiHidden/>
     <w:unhideWhenUsed/>
   </w:style>
   <w:style w:type="table" w:default="1" w:styleId="a1">

--- a/templates/docxRPD/rpd_asp.docx
+++ b/templates/docxRPD/rpd_asp.docx
@@ -1,6 +1,6 @@
 
 <file path=word/document.xml><?xml version="1.0" encoding="utf-8"?>
-<w:document xmlns:wpc="http://schemas.microsoft.com/office/word/2010/wordprocessingCanvas" xmlns:mc="http://schemas.openxmlformats.org/markup-compatibility/2006" xmlns:o="urn:schemas-microsoft-com:office:office" xmlns:r="http://schemas.openxmlformats.org/officeDocument/2006/relationships" xmlns:m="http://schemas.openxmlformats.org/officeDocument/2006/math" xmlns:v="urn:schemas-microsoft-com:vml" xmlns:wp14="http://schemas.microsoft.com/office/word/2010/wordprocessingDrawing" xmlns:wp="http://schemas.openxmlformats.org/drawingml/2006/wordprocessingDrawing" xmlns:w10="urn:schemas-microsoft-com:office:word" xmlns:w="http://schemas.openxmlformats.org/wordprocessingml/2006/main" xmlns:w14="http://schemas.microsoft.com/office/word/2010/wordml" xmlns:w15="http://schemas.microsoft.com/office/word/2012/wordml" xmlns:wpg="http://schemas.microsoft.com/office/word/2010/wordprocessingGroup" xmlns:wpi="http://schemas.microsoft.com/office/word/2010/wordprocessingInk" xmlns:wne="http://schemas.microsoft.com/office/word/2006/wordml" xmlns:wps="http://schemas.microsoft.com/office/word/2010/wordprocessingShape" mc:Ignorable="w14 w15 wp14">
+<w:document xmlns:wpc="http://schemas.microsoft.com/office/word/2010/wordprocessingCanvas" xmlns:cx="http://schemas.microsoft.com/office/drawing/2014/chartex" xmlns:cx1="http://schemas.microsoft.com/office/drawing/2015/9/8/chartex" xmlns:cx2="http://schemas.microsoft.com/office/drawing/2015/10/21/chartex" xmlns:cx3="http://schemas.microsoft.com/office/drawing/2016/5/9/chartex" xmlns:cx4="http://schemas.microsoft.com/office/drawing/2016/5/10/chartex" xmlns:cx5="http://schemas.microsoft.com/office/drawing/2016/5/11/chartex" xmlns:cx6="http://schemas.microsoft.com/office/drawing/2016/5/12/chartex" xmlns:cx7="http://schemas.microsoft.com/office/drawing/2016/5/13/chartex" xmlns:cx8="http://schemas.microsoft.com/office/drawing/2016/5/14/chartex" xmlns:mc="http://schemas.openxmlformats.org/markup-compatibility/2006" xmlns:aink="http://schemas.microsoft.com/office/drawing/2016/ink" xmlns:am3d="http://schemas.microsoft.com/office/drawing/2017/model3d" xmlns:o="urn:schemas-microsoft-com:office:office" xmlns:oel="http://schemas.microsoft.com/office/2019/extlst" xmlns:r="http://schemas.openxmlformats.org/officeDocument/2006/relationships" xmlns:m="http://schemas.openxmlformats.org/officeDocument/2006/math" xmlns:v="urn:schemas-microsoft-com:vml" xmlns:wp14="http://schemas.microsoft.com/office/word/2010/wordprocessingDrawing" xmlns:wp="http://schemas.openxmlformats.org/drawingml/2006/wordprocessingDrawing" xmlns:w10="urn:schemas-microsoft-com:office:word" xmlns:w="http://schemas.openxmlformats.org/wordprocessingml/2006/main" xmlns:w14="http://schemas.microsoft.com/office/word/2010/wordml" xmlns:w15="http://schemas.microsoft.com/office/word/2012/wordml" xmlns:w16cex="http://schemas.microsoft.com/office/word/2018/wordml/cex" xmlns:w16cid="http://schemas.microsoft.com/office/word/2016/wordml/cid" xmlns:w16="http://schemas.microsoft.com/office/word/2018/wordml" xmlns:w16du="http://schemas.microsoft.com/office/word/2023/wordml/word16du" xmlns:w16sdtdh="http://schemas.microsoft.com/office/word/2020/wordml/sdtdatahash" xmlns:w16sdtfl="http://schemas.microsoft.com/office/word/2024/wordml/sdtformatlock" xmlns:w16se="http://schemas.microsoft.com/office/word/2015/wordml/symex" xmlns:wpg="http://schemas.microsoft.com/office/word/2010/wordprocessingGroup" xmlns:wpi="http://schemas.microsoft.com/office/word/2010/wordprocessingInk" xmlns:wne="http://schemas.microsoft.com/office/word/2006/wordml" xmlns:wps="http://schemas.microsoft.com/office/word/2010/wordprocessingShape" mc:Ignorable="w14 w15 w16se w16cid w16 w16cex w16sdtdh w16sdtfl w16du wp14">
   <w:body>
     <w:p>
       <w:pPr>
@@ -99,7 +99,6 @@
         </w:rPr>
         <w:t xml:space="preserve">{{ </w:t>
       </w:r>
-      <w:proofErr w:type="spellStart"/>
       <w:r>
         <w:rPr>
           <w:rFonts w:ascii="Times New Roman" w:hAnsi="Times New Roman" w:cs="Times New Roman"/>
@@ -109,7 +108,6 @@
         </w:rPr>
         <w:t>podrazdelene</w:t>
       </w:r>
-      <w:proofErr w:type="spellEnd"/>
       <w:r>
         <w:rPr>
           <w:rFonts w:ascii="Times New Roman" w:hAnsi="Times New Roman" w:cs="Times New Roman"/>
@@ -118,8 +116,6 @@
         </w:rPr>
         <w:t xml:space="preserve"> }}»</w:t>
       </w:r>
-      <w:bookmarkStart w:id="0" w:name="_GoBack"/>
-      <w:bookmarkEnd w:id="0"/>
     </w:p>
     <w:p>
       <w:pPr>
@@ -162,7 +158,6 @@
         </w:rPr>
         <w:t xml:space="preserve">на </w:t>
       </w:r>
-      <w:proofErr w:type="gramStart"/>
       <w:r>
         <w:rPr>
           <w:rFonts w:ascii="Times New Roman" w:hAnsi="Times New Roman" w:cs="Times New Roman"/>
@@ -180,7 +175,6 @@
         </w:rPr>
         <w:t>meeting</w:t>
       </w:r>
-      <w:proofErr w:type="gramEnd"/>
       <w:r>
         <w:rPr>
           <w:rFonts w:ascii="Times New Roman" w:hAnsi="Times New Roman" w:cs="Times New Roman"/>
@@ -214,16 +208,7 @@
           <w:sz w:val="24"/>
           <w:szCs w:val="24"/>
         </w:rPr>
-        <w:t xml:space="preserve"> </w:t>
-      </w:r>
-      <w:proofErr w:type="gramStart"/>
-      <w:r>
-        <w:rPr>
-          <w:rFonts w:ascii="Times New Roman" w:hAnsi="Times New Roman" w:cs="Times New Roman"/>
-          <w:sz w:val="24"/>
-          <w:szCs w:val="24"/>
-        </w:rPr>
-        <w:t>№</w:t>
+        <w:t xml:space="preserve"> №</w:t>
       </w:r>
       <w:r>
         <w:rPr>
@@ -232,17 +217,17 @@
           <w:szCs w:val="24"/>
           <w:u w:val="single"/>
         </w:rPr>
-        <w:t>{</w:t>
-      </w:r>
-      <w:proofErr w:type="gramEnd"/>
+        <w:t xml:space="preserve">{{ </w:t>
+      </w:r>
       <w:r>
         <w:rPr>
           <w:rFonts w:ascii="Times New Roman" w:hAnsi="Times New Roman" w:cs="Times New Roman"/>
           <w:sz w:val="24"/>
           <w:szCs w:val="24"/>
           <w:u w:val="single"/>
-        </w:rPr>
-        <w:t xml:space="preserve">{ </w:t>
+          <w:lang w:val="en-US"/>
+        </w:rPr>
+        <w:t>protocol</w:t>
       </w:r>
       <w:r>
         <w:rPr>
@@ -250,9 +235,8 @@
           <w:sz w:val="24"/>
           <w:szCs w:val="24"/>
           <w:u w:val="single"/>
-          <w:lang w:val="en-US"/>
-        </w:rPr>
-        <w:t>protocol</w:t>
+        </w:rPr>
+        <w:t>_</w:t>
       </w:r>
       <w:r>
         <w:rPr>
@@ -261,19 +245,8 @@
           <w:szCs w:val="24"/>
           <w:u w:val="single"/>
         </w:rPr>
-        <w:t>_</w:t>
-      </w:r>
-      <w:proofErr w:type="spellStart"/>
-      <w:r>
-        <w:rPr>
-          <w:rFonts w:ascii="Times New Roman" w:hAnsi="Times New Roman" w:cs="Times New Roman"/>
-          <w:sz w:val="24"/>
-          <w:szCs w:val="24"/>
-          <w:u w:val="single"/>
-        </w:rPr>
         <w:t>number</w:t>
       </w:r>
-      <w:proofErr w:type="spellEnd"/>
       <w:r>
         <w:rPr>
           <w:rFonts w:ascii="Times New Roman" w:hAnsi="Times New Roman" w:cs="Times New Roman"/>
@@ -541,7 +514,6 @@
               </w:rPr>
               <w:t xml:space="preserve">Научная специальность: </w:t>
             </w:r>
-            <w:proofErr w:type="gramStart"/>
             <w:r>
               <w:rPr>
                 <w:rFonts w:ascii="Times New Roman" w:hAnsi="Times New Roman" w:cs="Times New Roman"/>
@@ -550,17 +522,40 @@
               </w:rPr>
               <w:t xml:space="preserve">{{ </w:t>
             </w:r>
-            <w:proofErr w:type="spellStart"/>
-            <w:r>
-              <w:rPr>
-                <w:rFonts w:ascii="Times New Roman" w:hAnsi="Times New Roman" w:cs="Times New Roman"/>
-                <w:sz w:val="24"/>
-                <w:szCs w:val="24"/>
+            <w:r>
+              <w:rPr>
+                <w:rFonts w:ascii="Times New Roman" w:hAnsi="Times New Roman" w:cs="Times New Roman"/>
+                <w:sz w:val="24"/>
+                <w:szCs w:val="24"/>
+              </w:rPr>
+              <w:t>asp_</w:t>
+            </w:r>
+            <w:r>
+              <w:rPr>
+                <w:rFonts w:ascii="Times New Roman" w:hAnsi="Times New Roman" w:cs="Times New Roman"/>
+                <w:sz w:val="24"/>
+                <w:szCs w:val="24"/>
+                <w:lang w:val="en-US"/>
+              </w:rPr>
+              <w:t>code</w:t>
+            </w:r>
+            <w:r>
+              <w:rPr>
+                <w:rFonts w:ascii="Times New Roman" w:hAnsi="Times New Roman" w:cs="Times New Roman"/>
+                <w:sz w:val="24"/>
+                <w:szCs w:val="24"/>
+              </w:rPr>
+              <w:t xml:space="preserve"> }} {{ </w:t>
+            </w:r>
+            <w:r>
+              <w:rPr>
+                <w:rFonts w:ascii="Times New Roman" w:hAnsi="Times New Roman" w:cs="Times New Roman"/>
+                <w:sz w:val="24"/>
+                <w:szCs w:val="24"/>
+                <w:lang w:val="en-US"/>
               </w:rPr>
               <w:t>asp</w:t>
             </w:r>
-            <w:proofErr w:type="spellEnd"/>
-            <w:proofErr w:type="gramEnd"/>
             <w:r>
               <w:rPr>
                 <w:rFonts w:ascii="Times New Roman" w:hAnsi="Times New Roman" w:cs="Times New Roman"/>
@@ -574,52 +569,8 @@
                 <w:rFonts w:ascii="Times New Roman" w:hAnsi="Times New Roman" w:cs="Times New Roman"/>
                 <w:sz w:val="24"/>
                 <w:szCs w:val="24"/>
-                <w:lang w:val="en-US"/>
-              </w:rPr>
-              <w:t>code</w:t>
-            </w:r>
-            <w:r>
-              <w:rPr>
-                <w:rFonts w:ascii="Times New Roman" w:hAnsi="Times New Roman" w:cs="Times New Roman"/>
-                <w:sz w:val="24"/>
-                <w:szCs w:val="24"/>
-              </w:rPr>
-              <w:t xml:space="preserve"> }} {{ </w:t>
-            </w:r>
-            <w:r>
-              <w:rPr>
-                <w:rFonts w:ascii="Times New Roman" w:hAnsi="Times New Roman" w:cs="Times New Roman"/>
-                <w:sz w:val="24"/>
-                <w:szCs w:val="24"/>
-                <w:lang w:val="en-US"/>
-              </w:rPr>
-              <w:t>asp</w:t>
-            </w:r>
-            <w:r>
-              <w:rPr>
-                <w:rFonts w:ascii="Times New Roman" w:hAnsi="Times New Roman" w:cs="Times New Roman"/>
-                <w:sz w:val="24"/>
-                <w:szCs w:val="24"/>
-              </w:rPr>
-              <w:t>_</w:t>
-            </w:r>
-            <w:proofErr w:type="spellStart"/>
-            <w:r>
-              <w:rPr>
-                <w:rFonts w:ascii="Times New Roman" w:hAnsi="Times New Roman" w:cs="Times New Roman"/>
-                <w:sz w:val="24"/>
-                <w:szCs w:val="24"/>
-              </w:rPr>
-              <w:t>spec</w:t>
-            </w:r>
-            <w:proofErr w:type="spellEnd"/>
-            <w:r>
-              <w:rPr>
-                <w:rFonts w:ascii="Times New Roman" w:hAnsi="Times New Roman" w:cs="Times New Roman"/>
-                <w:sz w:val="24"/>
-                <w:szCs w:val="24"/>
-              </w:rPr>
-              <w:t xml:space="preserve"> </w:t>
+              </w:rPr>
+              <w:t xml:space="preserve">spec </w:t>
             </w:r>
             <w:r>
               <w:rPr>
@@ -651,17 +602,7 @@
           <w:szCs w:val="24"/>
           <w:lang w:val="en-US"/>
         </w:rPr>
-        <w:t xml:space="preserve">{% if </w:t>
-      </w:r>
-      <w:proofErr w:type="spellStart"/>
-      <w:r>
-        <w:rPr>
-          <w:rFonts w:ascii="Times New Roman" w:hAnsi="Times New Roman" w:cs="Times New Roman"/>
-          <w:sz w:val="24"/>
-          <w:szCs w:val="24"/>
-          <w:lang w:val="en-US"/>
-        </w:rPr>
-        <w:t>asp_</w:t>
+        <w:t>{% if asp_</w:t>
       </w:r>
       <w:r>
         <w:rPr>
@@ -672,7 +613,6 @@
         </w:rPr>
         <w:t>napr</w:t>
       </w:r>
-      <w:proofErr w:type="spellEnd"/>
       <w:r>
         <w:rPr>
           <w:rFonts w:ascii="Times New Roman" w:hAnsi="Times New Roman" w:cs="Times New Roman"/>
@@ -728,7 +668,6 @@
               </w:rPr>
               <w:t xml:space="preserve">{{ </w:t>
             </w:r>
-            <w:proofErr w:type="spellStart"/>
             <w:r>
               <w:rPr>
                 <w:rFonts w:ascii="Times New Roman" w:hAnsi="Times New Roman" w:cs="Times New Roman"/>
@@ -747,7 +686,6 @@
               </w:rPr>
               <w:t>napr</w:t>
             </w:r>
-            <w:proofErr w:type="spellEnd"/>
             <w:r>
               <w:rPr>
                 <w:rFonts w:ascii="Times New Roman" w:hAnsi="Times New Roman" w:cs="Times New Roman"/>
@@ -778,27 +716,7 @@
           <w:szCs w:val="24"/>
           <w:lang w:val="en-US"/>
         </w:rPr>
-        <w:t xml:space="preserve">{% </w:t>
-      </w:r>
-      <w:proofErr w:type="spellStart"/>
-      <w:r>
-        <w:rPr>
-          <w:rFonts w:ascii="Times New Roman" w:hAnsi="Times New Roman" w:cs="Times New Roman"/>
-          <w:sz w:val="24"/>
-          <w:szCs w:val="24"/>
-          <w:lang w:val="en-US"/>
-        </w:rPr>
-        <w:t>endif</w:t>
-      </w:r>
-      <w:proofErr w:type="spellEnd"/>
-      <w:r>
-        <w:rPr>
-          <w:rFonts w:ascii="Times New Roman" w:hAnsi="Times New Roman" w:cs="Times New Roman"/>
-          <w:sz w:val="24"/>
-          <w:szCs w:val="24"/>
-          <w:lang w:val="en-US"/>
-        </w:rPr>
-        <w:t xml:space="preserve"> %}</w:t>
+        <w:t>{% endif %}</w:t>
       </w:r>
     </w:p>
     <w:p>
@@ -868,27 +786,7 @@
           <w:szCs w:val="24"/>
           <w:lang w:val="en-US"/>
         </w:rPr>
-        <w:t xml:space="preserve">{% if status == </w:t>
-      </w:r>
-      <w:proofErr w:type="gramStart"/>
-      <w:r>
-        <w:rPr>
-          <w:rFonts w:ascii="Times New Roman" w:hAnsi="Times New Roman" w:cs="Times New Roman"/>
-          <w:sz w:val="24"/>
-          <w:szCs w:val="24"/>
-          <w:lang w:val="en-US"/>
-        </w:rPr>
-        <w:t>3  %</w:t>
-      </w:r>
-      <w:proofErr w:type="gramEnd"/>
-      <w:r>
-        <w:rPr>
-          <w:rFonts w:ascii="Times New Roman" w:hAnsi="Times New Roman" w:cs="Times New Roman"/>
-          <w:sz w:val="24"/>
-          <w:szCs w:val="24"/>
-          <w:lang w:val="en-US"/>
-        </w:rPr>
-        <w:t>}</w:t>
+        <w:t>{% if status == 3  %}</w:t>
       </w:r>
     </w:p>
     <w:tbl>
@@ -941,14 +839,64 @@
                 <w:sz w:val="20"/>
                 <w:szCs w:val="24"/>
               </w:rPr>
-              <w:t xml:space="preserve">Составитель программы: </w:t>
-            </w:r>
-            <w:proofErr w:type="gramStart"/>
+              <w:t xml:space="preserve">Составитель программы: {{ </w:t>
+            </w:r>
             <w:r>
               <w:rPr>
                 <w:rFonts w:ascii="Times New Roman" w:hAnsi="Times New Roman" w:cs="Times New Roman"/>
                 <w:sz w:val="20"/>
                 <w:szCs w:val="24"/>
+                <w:lang w:val="en-US"/>
+              </w:rPr>
+              <w:t>person</w:t>
+            </w:r>
+            <w:r>
+              <w:rPr>
+                <w:rFonts w:ascii="Times New Roman" w:hAnsi="Times New Roman" w:cs="Times New Roman"/>
+                <w:sz w:val="20"/>
+                <w:szCs w:val="24"/>
+              </w:rPr>
+              <w:t>_</w:t>
+            </w:r>
+            <w:r>
+              <w:rPr>
+                <w:rFonts w:ascii="Times New Roman" w:hAnsi="Times New Roman" w:cs="Times New Roman"/>
+                <w:sz w:val="20"/>
+                <w:szCs w:val="24"/>
+                <w:lang w:val="en-US"/>
+              </w:rPr>
+              <w:t>name</w:t>
+            </w:r>
+            <w:r>
+              <w:rPr>
+                <w:rFonts w:ascii="Times New Roman" w:hAnsi="Times New Roman" w:cs="Times New Roman"/>
+                <w:sz w:val="20"/>
+                <w:szCs w:val="24"/>
+              </w:rPr>
+              <w:t xml:space="preserve"> }}</w:t>
+            </w:r>
+          </w:p>
+          <w:p>
+            <w:pPr>
+              <w:rPr>
+                <w:rFonts w:ascii="Times New Roman" w:hAnsi="Times New Roman" w:cs="Times New Roman"/>
+                <w:sz w:val="20"/>
+                <w:szCs w:val="24"/>
+              </w:rPr>
+            </w:pPr>
+            <w:r>
+              <w:rPr>
+                <w:rFonts w:ascii="Times New Roman" w:hAnsi="Times New Roman" w:cs="Times New Roman"/>
+                <w:sz w:val="20"/>
+                <w:szCs w:val="24"/>
+              </w:rPr>
+              <w:t xml:space="preserve">Дата подписания: </w:t>
+            </w:r>
+            <w:r>
+              <w:rPr>
+                <w:rFonts w:ascii="Times New Roman" w:hAnsi="Times New Roman" w:cs="Times New Roman"/>
+                <w:sz w:val="20"/>
+                <w:szCs w:val="24"/>
               </w:rPr>
               <w:t xml:space="preserve">{{ </w:t>
             </w:r>
@@ -959,70 +907,8 @@
                 <w:szCs w:val="24"/>
                 <w:lang w:val="en-US"/>
               </w:rPr>
-              <w:t>person</w:t>
-            </w:r>
-            <w:proofErr w:type="gramEnd"/>
-            <w:r>
-              <w:rPr>
-                <w:rFonts w:ascii="Times New Roman" w:hAnsi="Times New Roman" w:cs="Times New Roman"/>
-                <w:sz w:val="20"/>
-                <w:szCs w:val="24"/>
-              </w:rPr>
-              <w:t>_</w:t>
-            </w:r>
-            <w:r>
-              <w:rPr>
-                <w:rFonts w:ascii="Times New Roman" w:hAnsi="Times New Roman" w:cs="Times New Roman"/>
-                <w:sz w:val="20"/>
-                <w:szCs w:val="24"/>
-                <w:lang w:val="en-US"/>
-              </w:rPr>
-              <w:t>name</w:t>
-            </w:r>
-            <w:r>
-              <w:rPr>
-                <w:rFonts w:ascii="Times New Roman" w:hAnsi="Times New Roman" w:cs="Times New Roman"/>
-                <w:sz w:val="20"/>
-                <w:szCs w:val="24"/>
-              </w:rPr>
-              <w:t xml:space="preserve"> }}</w:t>
-            </w:r>
-          </w:p>
-          <w:p>
-            <w:pPr>
-              <w:rPr>
-                <w:rFonts w:ascii="Times New Roman" w:hAnsi="Times New Roman" w:cs="Times New Roman"/>
-                <w:sz w:val="20"/>
-                <w:szCs w:val="24"/>
-              </w:rPr>
-            </w:pPr>
-            <w:r>
-              <w:rPr>
-                <w:rFonts w:ascii="Times New Roman" w:hAnsi="Times New Roman" w:cs="Times New Roman"/>
-                <w:sz w:val="20"/>
-                <w:szCs w:val="24"/>
-              </w:rPr>
-              <w:t xml:space="preserve">Дата подписания: </w:t>
-            </w:r>
-            <w:proofErr w:type="gramStart"/>
-            <w:r>
-              <w:rPr>
-                <w:rFonts w:ascii="Times New Roman" w:hAnsi="Times New Roman" w:cs="Times New Roman"/>
-                <w:sz w:val="20"/>
-                <w:szCs w:val="24"/>
-              </w:rPr>
-              <w:t xml:space="preserve">{{ </w:t>
-            </w:r>
-            <w:r>
-              <w:rPr>
-                <w:rFonts w:ascii="Times New Roman" w:hAnsi="Times New Roman" w:cs="Times New Roman"/>
-                <w:sz w:val="20"/>
-                <w:szCs w:val="24"/>
-                <w:lang w:val="en-US"/>
-              </w:rPr>
               <w:t>review</w:t>
             </w:r>
-            <w:proofErr w:type="gramEnd"/>
             <w:r>
               <w:rPr>
                 <w:rFonts w:ascii="Times New Roman" w:hAnsi="Times New Roman" w:cs="Times New Roman"/>
@@ -1098,7 +984,6 @@
                 <w:szCs w:val="24"/>
               </w:rPr>
             </w:pPr>
-            <w:proofErr w:type="gramStart"/>
             <w:r>
               <w:rPr>
                 <w:rFonts w:ascii="Times New Roman" w:hAnsi="Times New Roman" w:cs="Times New Roman"/>
@@ -1116,7 +1001,6 @@
               </w:rPr>
               <w:t>user</w:t>
             </w:r>
-            <w:proofErr w:type="gramEnd"/>
             <w:r>
               <w:rPr>
                 <w:rFonts w:ascii="Times New Roman" w:hAnsi="Times New Roman" w:cs="Times New Roman"/>
@@ -1235,9 +1119,8 @@
                 <w:szCs w:val="24"/>
                 <w:lang w:val="en-US"/>
               </w:rPr>
-              <w:t xml:space="preserve"> </w:t>
-            </w:r>
-            <w:proofErr w:type="gramStart"/>
+              <w:t xml:space="preserve"> {{ </w:t>
+            </w:r>
             <w:r>
               <w:rPr>
                 <w:rFonts w:ascii="Times New Roman" w:hAnsi="Times New Roman" w:cs="Times New Roman"/>
@@ -1245,29 +1128,8 @@
                 <w:szCs w:val="24"/>
                 <w:lang w:val="en-US"/>
               </w:rPr>
-              <w:t xml:space="preserve">{{ </w:t>
-            </w:r>
-            <w:proofErr w:type="spellStart"/>
-            <w:r>
-              <w:rPr>
-                <w:rFonts w:ascii="Times New Roman" w:hAnsi="Times New Roman" w:cs="Times New Roman"/>
-                <w:sz w:val="20"/>
-                <w:szCs w:val="24"/>
-                <w:lang w:val="en-US"/>
-              </w:rPr>
-              <w:t>accept</w:t>
-            </w:r>
-            <w:proofErr w:type="gramEnd"/>
-            <w:r>
-              <w:rPr>
-                <w:rFonts w:ascii="Times New Roman" w:hAnsi="Times New Roman" w:cs="Times New Roman"/>
-                <w:sz w:val="20"/>
-                <w:szCs w:val="24"/>
-                <w:lang w:val="en-US"/>
-              </w:rPr>
-              <w:t>_date</w:t>
-            </w:r>
-            <w:proofErr w:type="spellEnd"/>
+              <w:t>accept_date</w:t>
+            </w:r>
             <w:r>
               <w:rPr>
                 <w:rFonts w:ascii="Times New Roman" w:hAnsi="Times New Roman" w:cs="Times New Roman"/>
@@ -1307,7 +1169,6 @@
         </w:rPr>
         <w:t xml:space="preserve">{% </w:t>
       </w:r>
-      <w:proofErr w:type="spellStart"/>
       <w:r>
         <w:rPr>
           <w:rFonts w:ascii="Times New Roman" w:hAnsi="Times New Roman" w:cs="Times New Roman"/>
@@ -1317,7 +1178,6 @@
         </w:rPr>
         <w:t>endif</w:t>
       </w:r>
-      <w:proofErr w:type="spellEnd"/>
       <w:r>
         <w:rPr>
           <w:rFonts w:ascii="Times New Roman" w:hAnsi="Times New Roman" w:cs="Times New Roman"/>
@@ -1585,27 +1445,7 @@
                 <w:szCs w:val="24"/>
                 <w:lang w:val="en-US"/>
               </w:rPr>
-              <w:t>{%</w:t>
-            </w:r>
-            <w:proofErr w:type="spellStart"/>
-            <w:r>
-              <w:rPr>
-                <w:rFonts w:ascii="Times New Roman" w:hAnsi="Times New Roman" w:cs="Times New Roman"/>
-                <w:sz w:val="24"/>
-                <w:szCs w:val="24"/>
-                <w:lang w:val="en-US"/>
-              </w:rPr>
-              <w:t>tr</w:t>
-            </w:r>
-            <w:proofErr w:type="spellEnd"/>
-            <w:r>
-              <w:rPr>
-                <w:rFonts w:ascii="Times New Roman" w:hAnsi="Times New Roman" w:cs="Times New Roman"/>
-                <w:sz w:val="24"/>
-                <w:szCs w:val="24"/>
-                <w:lang w:val="en-US"/>
-              </w:rPr>
-              <w:t xml:space="preserve"> for item in competence%}</w:t>
+              <w:t>{%tr for item in competence%}</w:t>
             </w:r>
           </w:p>
         </w:tc>
@@ -1639,7 +1479,6 @@
               </w:rPr>
               <w:t>{{</w:t>
             </w:r>
-            <w:proofErr w:type="spellStart"/>
             <w:r>
               <w:rPr>
                 <w:rFonts w:ascii="Times New Roman" w:hAnsi="Times New Roman" w:cs="Times New Roman"/>
@@ -1656,19 +1495,8 @@
                 <w:szCs w:val="24"/>
                 <w:lang w:val="en-US"/>
               </w:rPr>
-              <w:t>index</w:t>
-            </w:r>
-            <w:proofErr w:type="spellEnd"/>
-            <w:r>
-              <w:rPr>
-                <w:rFonts w:ascii="Times New Roman" w:hAnsi="Times New Roman" w:cs="Times New Roman"/>
-                <w:sz w:val="24"/>
-                <w:szCs w:val="24"/>
-                <w:lang w:val="en-US"/>
-              </w:rPr>
-              <w:t>}} {{</w:t>
-            </w:r>
-            <w:proofErr w:type="spellStart"/>
+              <w:t>index}} {{</w:t>
+            </w:r>
             <w:r>
               <w:rPr>
                 <w:rFonts w:ascii="Times New Roman" w:hAnsi="Times New Roman" w:cs="Times New Roman"/>
@@ -1687,7 +1515,6 @@
               </w:rPr>
               <w:t>content</w:t>
             </w:r>
-            <w:proofErr w:type="spellEnd"/>
             <w:r>
               <w:rPr>
                 <w:rFonts w:ascii="Times New Roman" w:hAnsi="Times New Roman" w:cs="Times New Roman"/>
@@ -1728,7 +1555,6 @@
               </w:rPr>
               <w:t xml:space="preserve">{{ </w:t>
             </w:r>
-            <w:proofErr w:type="spellStart"/>
             <w:r>
               <w:rPr>
                 <w:rFonts w:ascii="Times New Roman" w:hAnsi="Times New Roman" w:cs="Times New Roman"/>
@@ -1745,17 +1571,16 @@
                 <w:szCs w:val="24"/>
                 <w:lang w:val="en-US"/>
               </w:rPr>
-              <w:t>indicators</w:t>
-            </w:r>
-            <w:proofErr w:type="spellEnd"/>
-            <w:r>
-              <w:rPr>
-                <w:rFonts w:ascii="Times New Roman" w:hAnsi="Times New Roman" w:cs="Times New Roman"/>
-                <w:sz w:val="24"/>
-                <w:szCs w:val="24"/>
-                <w:lang w:val="en-US"/>
-              </w:rPr>
-              <w:t xml:space="preserve"> }}</w:t>
+              <w:t>indicators }}</w:t>
+            </w:r>
+            <w:r>
+              <w:rPr>
+                <w:rFonts w:ascii="Times New Roman" w:hAnsi="Times New Roman" w:cs="Times New Roman"/>
+                <w:sz w:val="24"/>
+                <w:szCs w:val="24"/>
+                <w:lang w:val="en-US"/>
+              </w:rPr>
+              <w:t xml:space="preserve"> {{ item.ind_content }}</w:t>
             </w:r>
           </w:p>
         </w:tc>
@@ -1788,47 +1613,7 @@
                 <w:szCs w:val="24"/>
                 <w:lang w:val="en-US"/>
               </w:rPr>
-              <w:t>{%</w:t>
-            </w:r>
-            <w:proofErr w:type="spellStart"/>
-            <w:r>
-              <w:rPr>
-                <w:rFonts w:ascii="Times New Roman" w:hAnsi="Times New Roman" w:cs="Times New Roman"/>
-                <w:sz w:val="24"/>
-                <w:szCs w:val="24"/>
-                <w:lang w:val="en-US"/>
-              </w:rPr>
-              <w:t>tr</w:t>
-            </w:r>
-            <w:proofErr w:type="spellEnd"/>
-            <w:r>
-              <w:rPr>
-                <w:rFonts w:ascii="Times New Roman" w:hAnsi="Times New Roman" w:cs="Times New Roman"/>
-                <w:sz w:val="24"/>
-                <w:szCs w:val="24"/>
-                <w:lang w:val="en-US"/>
-              </w:rPr>
-              <w:t xml:space="preserve"> </w:t>
-            </w:r>
-            <w:proofErr w:type="spellStart"/>
-            <w:r>
-              <w:rPr>
-                <w:rFonts w:ascii="Times New Roman" w:hAnsi="Times New Roman" w:cs="Times New Roman"/>
-                <w:sz w:val="24"/>
-                <w:szCs w:val="24"/>
-                <w:lang w:val="en-US"/>
-              </w:rPr>
-              <w:t>endfor</w:t>
-            </w:r>
-            <w:proofErr w:type="spellEnd"/>
-            <w:r>
-              <w:rPr>
-                <w:rFonts w:ascii="Times New Roman" w:hAnsi="Times New Roman" w:cs="Times New Roman"/>
-                <w:sz w:val="24"/>
-                <w:szCs w:val="24"/>
-                <w:lang w:val="en-US"/>
-              </w:rPr>
-              <w:t xml:space="preserve"> %}</w:t>
+              <w:t>{%tr endfor %}</w:t>
             </w:r>
           </w:p>
         </w:tc>
@@ -1852,29 +1637,7 @@
           <w:sz w:val="24"/>
           <w:szCs w:val="24"/>
         </w:rPr>
-        <w:t xml:space="preserve">1.2 </w:t>
-      </w:r>
-      <w:proofErr w:type="gramStart"/>
-      <w:r>
-        <w:rPr>
-          <w:rFonts w:ascii="Times New Roman" w:hAnsi="Times New Roman" w:cs="Times New Roman"/>
-          <w:b/>
-          <w:bCs/>
-          <w:sz w:val="24"/>
-          <w:szCs w:val="24"/>
-        </w:rPr>
-        <w:t>В</w:t>
-      </w:r>
-      <w:proofErr w:type="gramEnd"/>
-      <w:r>
-        <w:rPr>
-          <w:rFonts w:ascii="Times New Roman" w:hAnsi="Times New Roman" w:cs="Times New Roman"/>
-          <w:b/>
-          <w:bCs/>
-          <w:sz w:val="24"/>
-          <w:szCs w:val="24"/>
-        </w:rPr>
-        <w:t xml:space="preserve"> результате освоения дисциплины у обучающихся должны быть сформированы</w:t>
+        <w:t>1.2 В результате освоения дисциплины у обучающихся должны быть сформированы</w:t>
       </w:r>
     </w:p>
     <w:tbl>
@@ -2019,29 +1782,7 @@
                 <w:szCs w:val="24"/>
                 <w:lang w:val="en-US"/>
               </w:rPr>
-              <w:t>{%</w:t>
-            </w:r>
-            <w:proofErr w:type="spellStart"/>
-            <w:r>
-              <w:rPr>
-                <w:rFonts w:ascii="Times New Roman" w:hAnsi="Times New Roman" w:cs="Times New Roman"/>
-                <w:color w:val="000000" w:themeColor="text1"/>
-                <w:sz w:val="24"/>
-                <w:szCs w:val="24"/>
-                <w:lang w:val="en-US"/>
-              </w:rPr>
-              <w:t>tr</w:t>
-            </w:r>
-            <w:proofErr w:type="spellEnd"/>
-            <w:r>
-              <w:rPr>
-                <w:rFonts w:ascii="Times New Roman" w:hAnsi="Times New Roman" w:cs="Times New Roman"/>
-                <w:color w:val="000000" w:themeColor="text1"/>
-                <w:sz w:val="24"/>
-                <w:szCs w:val="24"/>
-                <w:lang w:val="en-US"/>
-              </w:rPr>
-              <w:t xml:space="preserve"> for item in indicators %}</w:t>
+              <w:t>{%tr for item in indicators %}</w:t>
             </w:r>
           </w:p>
         </w:tc>
@@ -2083,9 +1824,8 @@
                 <w:szCs w:val="24"/>
                 <w:lang w:val="en-US"/>
               </w:rPr>
-              <w:t>{{</w:t>
-            </w:r>
-            <w:proofErr w:type="spellStart"/>
+              <w:t>{{item.index}}</w:t>
+            </w:r>
             <w:r>
               <w:rPr>
                 <w:rFonts w:ascii="Times New Roman" w:hAnsi="Times New Roman" w:cs="Times New Roman"/>
@@ -2095,9 +1835,8 @@
                 <w:szCs w:val="24"/>
                 <w:lang w:val="en-US"/>
               </w:rPr>
-              <w:t>item.index</w:t>
-            </w:r>
-            <w:proofErr w:type="spellEnd"/>
+              <w:t xml:space="preserve"> </w:t>
+            </w:r>
             <w:r>
               <w:rPr>
                 <w:rFonts w:ascii="Times New Roman" w:hAnsi="Times New Roman" w:cs="Times New Roman"/>
@@ -2107,7 +1846,7 @@
                 <w:szCs w:val="24"/>
                 <w:lang w:val="en-US"/>
               </w:rPr>
-              <w:t>}}</w:t>
+              <w:t>-</w:t>
             </w:r>
             <w:r>
               <w:rPr>
@@ -2129,53 +1868,7 @@
                 <w:szCs w:val="24"/>
                 <w:lang w:val="en-US"/>
               </w:rPr>
-              <w:t>-</w:t>
-            </w:r>
-            <w:r>
-              <w:rPr>
-                <w:rFonts w:ascii="Times New Roman" w:hAnsi="Times New Roman" w:cs="Times New Roman"/>
-                <w:bCs/>
-                <w:color w:val="000000" w:themeColor="text1"/>
-                <w:sz w:val="24"/>
-                <w:szCs w:val="24"/>
-                <w:lang w:val="en-US"/>
-              </w:rPr>
-              <w:t xml:space="preserve"> </w:t>
-            </w:r>
-            <w:r>
-              <w:rPr>
-                <w:rFonts w:ascii="Times New Roman" w:hAnsi="Times New Roman" w:cs="Times New Roman"/>
-                <w:bCs/>
-                <w:color w:val="000000" w:themeColor="text1"/>
-                <w:sz w:val="24"/>
-                <w:szCs w:val="24"/>
-                <w:lang w:val="en-US"/>
-              </w:rPr>
-              <w:t>{{</w:t>
-            </w:r>
-            <w:proofErr w:type="spellStart"/>
-            <w:r>
-              <w:rPr>
-                <w:rFonts w:ascii="Times New Roman" w:hAnsi="Times New Roman" w:cs="Times New Roman"/>
-                <w:bCs/>
-                <w:color w:val="000000" w:themeColor="text1"/>
-                <w:sz w:val="24"/>
-                <w:szCs w:val="24"/>
-                <w:lang w:val="en-US"/>
-              </w:rPr>
-              <w:t>item.content</w:t>
-            </w:r>
-            <w:proofErr w:type="spellEnd"/>
-            <w:r>
-              <w:rPr>
-                <w:rFonts w:ascii="Times New Roman" w:hAnsi="Times New Roman" w:cs="Times New Roman"/>
-                <w:bCs/>
-                <w:color w:val="000000" w:themeColor="text1"/>
-                <w:sz w:val="24"/>
-                <w:szCs w:val="24"/>
-                <w:lang w:val="en-US"/>
-              </w:rPr>
-              <w:t>}}</w:t>
+              <w:t>{{item.content}}</w:t>
             </w:r>
           </w:p>
         </w:tc>
@@ -2221,31 +1914,7 @@
                 <w:szCs w:val="24"/>
                 <w:lang w:val="en-US"/>
               </w:rPr>
-              <w:t xml:space="preserve"> {{</w:t>
-            </w:r>
-            <w:proofErr w:type="spellStart"/>
-            <w:r>
-              <w:rPr>
-                <w:rFonts w:ascii="Times New Roman" w:hAnsi="Times New Roman" w:cs="Times New Roman"/>
-                <w:bCs/>
-                <w:color w:val="000000" w:themeColor="text1"/>
-                <w:sz w:val="24"/>
-                <w:szCs w:val="24"/>
-                <w:lang w:val="en-US"/>
-              </w:rPr>
-              <w:t>item.know</w:t>
-            </w:r>
-            <w:proofErr w:type="spellEnd"/>
-            <w:r>
-              <w:rPr>
-                <w:rFonts w:ascii="Times New Roman" w:hAnsi="Times New Roman" w:cs="Times New Roman"/>
-                <w:bCs/>
-                <w:color w:val="000000" w:themeColor="text1"/>
-                <w:sz w:val="24"/>
-                <w:szCs w:val="24"/>
-                <w:lang w:val="en-US"/>
-              </w:rPr>
-              <w:t>}}</w:t>
+              <w:t xml:space="preserve"> {{item.know}}</w:t>
             </w:r>
           </w:p>
           <w:p>
@@ -2291,31 +1960,7 @@
                 <w:szCs w:val="24"/>
                 <w:lang w:val="en-US"/>
               </w:rPr>
-              <w:t>{{</w:t>
-            </w:r>
-            <w:proofErr w:type="spellStart"/>
-            <w:r>
-              <w:rPr>
-                <w:rFonts w:ascii="Times New Roman" w:hAnsi="Times New Roman" w:cs="Times New Roman"/>
-                <w:bCs/>
-                <w:color w:val="000000" w:themeColor="text1"/>
-                <w:sz w:val="24"/>
-                <w:szCs w:val="24"/>
-                <w:lang w:val="en-US"/>
-              </w:rPr>
-              <w:t>item.able</w:t>
-            </w:r>
-            <w:proofErr w:type="spellEnd"/>
-            <w:r>
-              <w:rPr>
-                <w:rFonts w:ascii="Times New Roman" w:hAnsi="Times New Roman" w:cs="Times New Roman"/>
-                <w:bCs/>
-                <w:color w:val="000000" w:themeColor="text1"/>
-                <w:sz w:val="24"/>
-                <w:szCs w:val="24"/>
-                <w:lang w:val="en-US"/>
-              </w:rPr>
-              <w:t>}}</w:t>
+              <w:t>{{item.able}}</w:t>
             </w:r>
           </w:p>
           <w:p>
@@ -2350,31 +1995,7 @@
                 <w:szCs w:val="24"/>
                 <w:lang w:val="en-US"/>
               </w:rPr>
-              <w:t xml:space="preserve"> {{</w:t>
-            </w:r>
-            <w:proofErr w:type="spellStart"/>
-            <w:r>
-              <w:rPr>
-                <w:rFonts w:ascii="Times New Roman" w:hAnsi="Times New Roman" w:cs="Times New Roman"/>
-                <w:bCs/>
-                <w:color w:val="000000" w:themeColor="text1"/>
-                <w:sz w:val="24"/>
-                <w:szCs w:val="24"/>
-                <w:lang w:val="en-US"/>
-              </w:rPr>
-              <w:t>item.own</w:t>
-            </w:r>
-            <w:proofErr w:type="spellEnd"/>
-            <w:r>
-              <w:rPr>
-                <w:rFonts w:ascii="Times New Roman" w:hAnsi="Times New Roman" w:cs="Times New Roman"/>
-                <w:bCs/>
-                <w:color w:val="000000" w:themeColor="text1"/>
-                <w:sz w:val="24"/>
-                <w:szCs w:val="24"/>
-                <w:lang w:val="en-US"/>
-              </w:rPr>
-              <w:t>}}</w:t>
+              <w:t xml:space="preserve"> {{item.own}}</w:t>
             </w:r>
           </w:p>
         </w:tc>
@@ -2413,51 +2034,7 @@
                 <w:szCs w:val="24"/>
                 <w:lang w:val="en-US"/>
               </w:rPr>
-              <w:t>{%</w:t>
-            </w:r>
-            <w:proofErr w:type="spellStart"/>
-            <w:r>
-              <w:rPr>
-                <w:rFonts w:ascii="Times New Roman" w:hAnsi="Times New Roman" w:cs="Times New Roman"/>
-                <w:color w:val="000000" w:themeColor="text1"/>
-                <w:sz w:val="24"/>
-                <w:szCs w:val="24"/>
-                <w:lang w:val="en-US"/>
-              </w:rPr>
-              <w:t>tr</w:t>
-            </w:r>
-            <w:proofErr w:type="spellEnd"/>
-            <w:r>
-              <w:rPr>
-                <w:rFonts w:ascii="Times New Roman" w:hAnsi="Times New Roman" w:cs="Times New Roman"/>
-                <w:color w:val="000000" w:themeColor="text1"/>
-                <w:sz w:val="24"/>
-                <w:szCs w:val="24"/>
-                <w:lang w:val="en-US"/>
-              </w:rPr>
-              <w:t xml:space="preserve"> </w:t>
-            </w:r>
-            <w:proofErr w:type="spellStart"/>
-            <w:r>
-              <w:rPr>
-                <w:rFonts w:ascii="Times New Roman" w:hAnsi="Times New Roman" w:cs="Times New Roman"/>
-                <w:color w:val="000000" w:themeColor="text1"/>
-                <w:sz w:val="24"/>
-                <w:szCs w:val="24"/>
-                <w:lang w:val="en-US"/>
-              </w:rPr>
-              <w:t>endfor</w:t>
-            </w:r>
-            <w:proofErr w:type="spellEnd"/>
-            <w:r>
-              <w:rPr>
-                <w:rFonts w:ascii="Times New Roman" w:hAnsi="Times New Roman" w:cs="Times New Roman"/>
-                <w:color w:val="000000" w:themeColor="text1"/>
-                <w:sz w:val="24"/>
-                <w:szCs w:val="24"/>
-                <w:lang w:val="en-US"/>
-              </w:rPr>
-              <w:t xml:space="preserve"> %}</w:t>
+              <w:t>{%tr endfor %}</w:t>
             </w:r>
           </w:p>
         </w:tc>
@@ -2541,7 +2118,6 @@
         </w:rPr>
         <w:t xml:space="preserve"> </w:t>
       </w:r>
-      <w:proofErr w:type="gramStart"/>
       <w:r>
         <w:rPr>
           <w:rFonts w:ascii="Times New Roman" w:hAnsi="Times New Roman" w:cs="Times New Roman"/>
@@ -2567,7 +2143,6 @@
         </w:rPr>
         <w:t>sum</w:t>
       </w:r>
-      <w:proofErr w:type="gramEnd"/>
       <w:r>
         <w:rPr>
           <w:rFonts w:ascii="Times New Roman" w:hAnsi="Times New Roman" w:cs="Times New Roman"/>
@@ -2576,7 +2151,6 @@
         </w:rPr>
         <w:t>_</w:t>
       </w:r>
-      <w:proofErr w:type="spellStart"/>
       <w:r>
         <w:rPr>
           <w:rFonts w:ascii="Times New Roman" w:hAnsi="Times New Roman" w:cs="Times New Roman"/>
@@ -2586,7 +2160,6 @@
         </w:rPr>
         <w:t>zet</w:t>
       </w:r>
-      <w:proofErr w:type="spellEnd"/>
       <w:r>
         <w:rPr>
           <w:rFonts w:ascii="Times New Roman" w:hAnsi="Times New Roman" w:cs="Times New Roman"/>
@@ -2660,7 +2233,6 @@
               </w:rPr>
               <w:t xml:space="preserve">{% </w:t>
             </w:r>
-            <w:proofErr w:type="spellStart"/>
             <w:r>
               <w:rPr>
                 <w:rFonts w:ascii="Times New Roman" w:hAnsi="Times New Roman" w:cs="Times New Roman"/>
@@ -2670,7 +2242,6 @@
               </w:rPr>
               <w:t>colspan</w:t>
             </w:r>
-            <w:proofErr w:type="spellEnd"/>
             <w:r>
               <w:rPr>
                 <w:rFonts w:ascii="Times New Roman" w:hAnsi="Times New Roman" w:cs="Times New Roman"/>
@@ -2679,7 +2250,6 @@
               </w:rPr>
               <w:t xml:space="preserve"> </w:t>
             </w:r>
-            <w:proofErr w:type="spellStart"/>
             <w:r>
               <w:rPr>
                 <w:rFonts w:ascii="Times New Roman" w:hAnsi="Times New Roman" w:cs="Times New Roman"/>
@@ -2689,7 +2259,6 @@
               </w:rPr>
               <w:t>sh</w:t>
             </w:r>
-            <w:proofErr w:type="spellEnd"/>
             <w:r>
               <w:rPr>
                 <w:rFonts w:ascii="Times New Roman" w:hAnsi="Times New Roman" w:cs="Times New Roman"/>
@@ -2723,7 +2292,6 @@
               </w:rPr>
               <w:t xml:space="preserve"> </w:t>
             </w:r>
-            <w:proofErr w:type="gramStart"/>
             <w:r>
               <w:rPr>
                 <w:rFonts w:ascii="Times New Roman" w:hAnsi="Times New Roman" w:cs="Times New Roman"/>
@@ -2740,18 +2308,7 @@
                 <w:sz w:val="24"/>
                 <w:szCs w:val="24"/>
               </w:rPr>
-              <w:t>Трудоемкость</w:t>
-            </w:r>
-            <w:proofErr w:type="gramEnd"/>
-            <w:r>
-              <w:rPr>
-                <w:rFonts w:ascii="Times New Roman" w:hAnsi="Times New Roman" w:cs="Times New Roman"/>
-                <w:b/>
-                <w:bCs/>
-                <w:sz w:val="24"/>
-                <w:szCs w:val="24"/>
-              </w:rPr>
-              <w:t xml:space="preserve"> в академических часах</w:t>
+              <w:t>Трудоемкость в академических часах</w:t>
             </w:r>
           </w:p>
           <w:p>
@@ -2839,47 +2396,7 @@
                 <w:szCs w:val="24"/>
                 <w:lang w:val="en-US"/>
               </w:rPr>
-              <w:t>{%</w:t>
-            </w:r>
-            <w:proofErr w:type="spellStart"/>
-            <w:r>
-              <w:rPr>
-                <w:rFonts w:ascii="Times New Roman" w:hAnsi="Times New Roman" w:cs="Times New Roman"/>
-                <w:sz w:val="24"/>
-                <w:szCs w:val="24"/>
-                <w:lang w:val="en-US"/>
-              </w:rPr>
-              <w:t>tc</w:t>
-            </w:r>
-            <w:proofErr w:type="spellEnd"/>
-            <w:r>
-              <w:rPr>
-                <w:rFonts w:ascii="Times New Roman" w:hAnsi="Times New Roman" w:cs="Times New Roman"/>
-                <w:sz w:val="24"/>
-                <w:szCs w:val="24"/>
-                <w:lang w:val="en-US"/>
-              </w:rPr>
-              <w:t xml:space="preserve"> for item in </w:t>
-            </w:r>
-            <w:proofErr w:type="spellStart"/>
-            <w:r>
-              <w:rPr>
-                <w:rFonts w:ascii="Times New Roman" w:hAnsi="Times New Roman" w:cs="Times New Roman"/>
-                <w:sz w:val="24"/>
-                <w:szCs w:val="24"/>
-                <w:lang w:val="en-US"/>
-              </w:rPr>
-              <w:t>sh</w:t>
-            </w:r>
-            <w:proofErr w:type="spellEnd"/>
-            <w:r>
-              <w:rPr>
-                <w:rFonts w:ascii="Times New Roman" w:hAnsi="Times New Roman" w:cs="Times New Roman"/>
-                <w:sz w:val="24"/>
-                <w:szCs w:val="24"/>
-                <w:lang w:val="en-US"/>
-              </w:rPr>
-              <w:t xml:space="preserve"> %}</w:t>
+              <w:t>{%tc for item in sh %}</w:t>
             </w:r>
           </w:p>
         </w:tc>
@@ -2922,27 +2439,7 @@
                 <w:szCs w:val="24"/>
                 <w:lang w:val="en-US"/>
               </w:rPr>
-              <w:t>{{</w:t>
-            </w:r>
-            <w:proofErr w:type="spellStart"/>
-            <w:r>
-              <w:rPr>
-                <w:rFonts w:ascii="Times New Roman" w:hAnsi="Times New Roman" w:cs="Times New Roman"/>
-                <w:sz w:val="24"/>
-                <w:szCs w:val="24"/>
-                <w:lang w:val="en-US"/>
-              </w:rPr>
-              <w:t>item.num</w:t>
-            </w:r>
-            <w:proofErr w:type="spellEnd"/>
-            <w:r>
-              <w:rPr>
-                <w:rFonts w:ascii="Times New Roman" w:hAnsi="Times New Roman" w:cs="Times New Roman"/>
-                <w:sz w:val="24"/>
-                <w:szCs w:val="24"/>
-                <w:lang w:val="en-US"/>
-              </w:rPr>
-              <w:t>}}</w:t>
+              <w:t>{{item.num}}</w:t>
             </w:r>
           </w:p>
         </w:tc>
@@ -2968,47 +2465,7 @@
                 <w:szCs w:val="24"/>
                 <w:lang w:val="en-US"/>
               </w:rPr>
-              <w:t>{%</w:t>
-            </w:r>
-            <w:proofErr w:type="spellStart"/>
-            <w:r>
-              <w:rPr>
-                <w:rFonts w:ascii="Times New Roman" w:hAnsi="Times New Roman" w:cs="Times New Roman"/>
-                <w:sz w:val="24"/>
-                <w:szCs w:val="24"/>
-                <w:lang w:val="en-US"/>
-              </w:rPr>
-              <w:t>tc</w:t>
-            </w:r>
-            <w:proofErr w:type="spellEnd"/>
-            <w:r>
-              <w:rPr>
-                <w:rFonts w:ascii="Times New Roman" w:hAnsi="Times New Roman" w:cs="Times New Roman"/>
-                <w:sz w:val="24"/>
-                <w:szCs w:val="24"/>
-                <w:lang w:val="en-US"/>
-              </w:rPr>
-              <w:t xml:space="preserve"> </w:t>
-            </w:r>
-            <w:proofErr w:type="spellStart"/>
-            <w:r>
-              <w:rPr>
-                <w:rFonts w:ascii="Times New Roman" w:hAnsi="Times New Roman" w:cs="Times New Roman"/>
-                <w:sz w:val="24"/>
-                <w:szCs w:val="24"/>
-                <w:lang w:val="en-US"/>
-              </w:rPr>
-              <w:t>endfor</w:t>
-            </w:r>
-            <w:proofErr w:type="spellEnd"/>
-            <w:r>
-              <w:rPr>
-                <w:rFonts w:ascii="Times New Roman" w:hAnsi="Times New Roman" w:cs="Times New Roman"/>
-                <w:sz w:val="24"/>
-                <w:szCs w:val="24"/>
-                <w:lang w:val="en-US"/>
-              </w:rPr>
-              <w:t xml:space="preserve"> %}</w:t>
+              <w:t>{%tc endfor %}</w:t>
             </w:r>
           </w:p>
         </w:tc>
@@ -3063,7 +2520,6 @@
               </w:rPr>
               <w:t>{{</w:t>
             </w:r>
-            <w:proofErr w:type="spellStart"/>
             <w:r>
               <w:rPr>
                 <w:rFonts w:ascii="Times New Roman" w:hAnsi="Times New Roman" w:cs="Times New Roman"/>
@@ -3073,7 +2529,6 @@
               </w:rPr>
               <w:t>sha</w:t>
             </w:r>
-            <w:proofErr w:type="spellEnd"/>
             <w:r>
               <w:rPr>
                 <w:rFonts w:ascii="Times New Roman" w:hAnsi="Times New Roman" w:cs="Times New Roman"/>
@@ -3089,7 +2544,6 @@
               </w:rPr>
               <w:t xml:space="preserve"> </w:t>
             </w:r>
-            <w:proofErr w:type="spellStart"/>
             <w:r>
               <w:rPr>
                 <w:rFonts w:ascii="Times New Roman" w:hAnsi="Times New Roman" w:cs="Times New Roman"/>
@@ -3135,7 +2589,6 @@
               </w:rPr>
               <w:t>all</w:t>
             </w:r>
-            <w:proofErr w:type="spellEnd"/>
             <w:r>
               <w:rPr>
                 <w:rFonts w:ascii="Times New Roman" w:hAnsi="Times New Roman" w:cs="Times New Roman"/>
@@ -3145,7 +2598,6 @@
               </w:rPr>
               <w:t xml:space="preserve"> + </w:t>
             </w:r>
-            <w:proofErr w:type="spellStart"/>
             <w:r>
               <w:rPr>
                 <w:rFonts w:ascii="Times New Roman" w:hAnsi="Times New Roman" w:cs="Times New Roman"/>
@@ -3155,7 +2607,6 @@
               </w:rPr>
               <w:t>sha</w:t>
             </w:r>
-            <w:proofErr w:type="spellEnd"/>
             <w:r>
               <w:rPr>
                 <w:rFonts w:ascii="Times New Roman" w:hAnsi="Times New Roman" w:cs="Times New Roman"/>
@@ -3171,7 +2622,6 @@
               </w:rPr>
               <w:t xml:space="preserve"> </w:t>
             </w:r>
-            <w:proofErr w:type="spellStart"/>
             <w:r>
               <w:rPr>
                 <w:rFonts w:ascii="Times New Roman" w:hAnsi="Times New Roman" w:cs="Times New Roman"/>
@@ -3208,7 +2658,6 @@
               </w:rPr>
               <w:t>all</w:t>
             </w:r>
-            <w:proofErr w:type="spellEnd"/>
             <w:r>
               <w:rPr>
                 <w:rFonts w:ascii="Times New Roman" w:hAnsi="Times New Roman" w:cs="Times New Roman"/>
@@ -3218,7 +2667,6 @@
               </w:rPr>
               <w:t xml:space="preserve"> + </w:t>
             </w:r>
-            <w:proofErr w:type="spellStart"/>
             <w:r>
               <w:rPr>
                 <w:rFonts w:ascii="Times New Roman" w:hAnsi="Times New Roman" w:cs="Times New Roman"/>
@@ -3282,7 +2730,6 @@
               </w:rPr>
               <w:t>all</w:t>
             </w:r>
-            <w:proofErr w:type="spellEnd"/>
             <w:r>
               <w:rPr>
                 <w:rFonts w:ascii="Times New Roman" w:hAnsi="Times New Roman" w:cs="Times New Roman"/>
@@ -3318,7 +2765,6 @@
               </w:rPr>
               <w:t>{%</w:t>
             </w:r>
-            <w:proofErr w:type="spellStart"/>
             <w:r>
               <w:rPr>
                 <w:rFonts w:ascii="Times New Roman" w:hAnsi="Times New Roman" w:cs="Times New Roman"/>
@@ -3328,7 +2774,6 @@
               </w:rPr>
               <w:t>tc</w:t>
             </w:r>
-            <w:proofErr w:type="spellEnd"/>
             <w:r>
               <w:rPr>
                 <w:rFonts w:ascii="Times New Roman" w:hAnsi="Times New Roman" w:cs="Times New Roman"/>
@@ -3392,7 +2837,6 @@
               </w:rPr>
               <w:t xml:space="preserve"> </w:t>
             </w:r>
-            <w:proofErr w:type="spellStart"/>
             <w:r>
               <w:rPr>
                 <w:rFonts w:ascii="Times New Roman" w:hAnsi="Times New Roman" w:cs="Times New Roman"/>
@@ -3402,7 +2846,6 @@
               </w:rPr>
               <w:t>sh</w:t>
             </w:r>
-            <w:proofErr w:type="spellEnd"/>
             <w:r>
               <w:rPr>
                 <w:rFonts w:ascii="Times New Roman" w:hAnsi="Times New Roman" w:cs="Times New Roman"/>
@@ -3438,7 +2881,6 @@
               </w:rPr>
               <w:t>{{</w:t>
             </w:r>
-            <w:proofErr w:type="spellStart"/>
             <w:r>
               <w:rPr>
                 <w:rFonts w:ascii="Times New Roman" w:hAnsi="Times New Roman" w:cs="Times New Roman"/>
@@ -3484,7 +2926,6 @@
               </w:rPr>
               <w:t>hours</w:t>
             </w:r>
-            <w:proofErr w:type="spellEnd"/>
             <w:r>
               <w:rPr>
                 <w:rFonts w:ascii="Times New Roman" w:hAnsi="Times New Roman" w:cs="Times New Roman"/>
@@ -3494,7 +2935,6 @@
               </w:rPr>
               <w:t xml:space="preserve"> + </w:t>
             </w:r>
-            <w:proofErr w:type="spellStart"/>
             <w:r>
               <w:rPr>
                 <w:rFonts w:ascii="Times New Roman" w:hAnsi="Times New Roman" w:cs="Times New Roman"/>
@@ -3540,7 +2980,6 @@
               </w:rPr>
               <w:t>hours</w:t>
             </w:r>
-            <w:proofErr w:type="spellEnd"/>
             <w:r>
               <w:rPr>
                 <w:rFonts w:ascii="Times New Roman" w:hAnsi="Times New Roman" w:cs="Times New Roman"/>
@@ -3550,7 +2989,6 @@
               </w:rPr>
               <w:t xml:space="preserve"> + </w:t>
             </w:r>
-            <w:proofErr w:type="spellStart"/>
             <w:r>
               <w:rPr>
                 <w:rFonts w:ascii="Times New Roman" w:hAnsi="Times New Roman" w:cs="Times New Roman"/>
@@ -3596,7 +3034,6 @@
               </w:rPr>
               <w:t>hours</w:t>
             </w:r>
-            <w:proofErr w:type="spellEnd"/>
             <w:r>
               <w:rPr>
                 <w:rFonts w:ascii="Times New Roman" w:hAnsi="Times New Roman" w:cs="Times New Roman"/>
@@ -3630,7 +3067,6 @@
               </w:rPr>
               <w:t>{%</w:t>
             </w:r>
-            <w:proofErr w:type="spellStart"/>
             <w:r>
               <w:rPr>
                 <w:rFonts w:ascii="Times New Roman" w:hAnsi="Times New Roman" w:cs="Times New Roman"/>
@@ -3640,7 +3076,6 @@
               </w:rPr>
               <w:t>tc</w:t>
             </w:r>
-            <w:proofErr w:type="spellEnd"/>
             <w:r>
               <w:rPr>
                 <w:rFonts w:ascii="Times New Roman" w:hAnsi="Times New Roman" w:cs="Times New Roman"/>
@@ -3649,7 +3084,6 @@
               </w:rPr>
               <w:t xml:space="preserve"> </w:t>
             </w:r>
-            <w:proofErr w:type="spellStart"/>
             <w:r>
               <w:rPr>
                 <w:rFonts w:ascii="Times New Roman" w:hAnsi="Times New Roman" w:cs="Times New Roman"/>
@@ -3659,7 +3093,6 @@
               </w:rPr>
               <w:t>endfor</w:t>
             </w:r>
-            <w:proofErr w:type="spellEnd"/>
             <w:r>
               <w:rPr>
                 <w:rFonts w:ascii="Times New Roman" w:hAnsi="Times New Roman" w:cs="Times New Roman"/>
@@ -3724,7 +3157,6 @@
             <w:r>
               <w:t xml:space="preserve"> </w:t>
             </w:r>
-            <w:proofErr w:type="spellStart"/>
             <w:r>
               <w:rPr>
                 <w:rFonts w:ascii="Times New Roman" w:hAnsi="Times New Roman" w:cs="Times New Roman"/>
@@ -3759,17 +3191,7 @@
                 <w:szCs w:val="24"/>
                 <w:lang w:val="en-US"/>
               </w:rPr>
-              <w:t>hours_all</w:t>
-            </w:r>
-            <w:proofErr w:type="spellEnd"/>
-            <w:r>
-              <w:rPr>
-                <w:rFonts w:ascii="Times New Roman" w:hAnsi="Times New Roman" w:cs="Times New Roman"/>
-                <w:sz w:val="24"/>
-                <w:szCs w:val="24"/>
-                <w:lang w:val="en-US"/>
-              </w:rPr>
-              <w:t>}}</w:t>
+              <w:t>hours_all}}</w:t>
             </w:r>
           </w:p>
         </w:tc>
@@ -3795,47 +3217,7 @@
                 <w:szCs w:val="24"/>
                 <w:lang w:val="en-US"/>
               </w:rPr>
-              <w:t>{%</w:t>
-            </w:r>
-            <w:proofErr w:type="spellStart"/>
-            <w:r>
-              <w:rPr>
-                <w:rFonts w:ascii="Times New Roman" w:hAnsi="Times New Roman" w:cs="Times New Roman"/>
-                <w:sz w:val="24"/>
-                <w:szCs w:val="24"/>
-                <w:lang w:val="en-US"/>
-              </w:rPr>
-              <w:t>tc</w:t>
-            </w:r>
-            <w:proofErr w:type="spellEnd"/>
-            <w:r>
-              <w:rPr>
-                <w:rFonts w:ascii="Times New Roman" w:hAnsi="Times New Roman" w:cs="Times New Roman"/>
-                <w:sz w:val="24"/>
-                <w:szCs w:val="24"/>
-                <w:lang w:val="en-US"/>
-              </w:rPr>
-              <w:t xml:space="preserve"> for item in </w:t>
-            </w:r>
-            <w:proofErr w:type="spellStart"/>
-            <w:r>
-              <w:rPr>
-                <w:rFonts w:ascii="Times New Roman" w:hAnsi="Times New Roman" w:cs="Times New Roman"/>
-                <w:sz w:val="24"/>
-                <w:szCs w:val="24"/>
-                <w:lang w:val="en-US"/>
-              </w:rPr>
-              <w:t>sh</w:t>
-            </w:r>
-            <w:proofErr w:type="spellEnd"/>
-            <w:r>
-              <w:rPr>
-                <w:rFonts w:ascii="Times New Roman" w:hAnsi="Times New Roman" w:cs="Times New Roman"/>
-                <w:sz w:val="24"/>
-                <w:szCs w:val="24"/>
-                <w:lang w:val="en-US"/>
-              </w:rPr>
-              <w:t xml:space="preserve"> %}</w:t>
+              <w:t>{%tc for item in sh %}</w:t>
             </w:r>
           </w:p>
         </w:tc>
@@ -3861,27 +3243,7 @@
                 <w:szCs w:val="24"/>
                 <w:lang w:val="en-US"/>
               </w:rPr>
-              <w:t>{{</w:t>
-            </w:r>
-            <w:proofErr w:type="spellStart"/>
-            <w:r>
-              <w:rPr>
-                <w:rFonts w:ascii="Times New Roman" w:hAnsi="Times New Roman" w:cs="Times New Roman"/>
-                <w:sz w:val="24"/>
-                <w:szCs w:val="24"/>
-                <w:lang w:val="en-US"/>
-              </w:rPr>
-              <w:t>item.aud_hours</w:t>
-            </w:r>
-            <w:proofErr w:type="spellEnd"/>
-            <w:r>
-              <w:rPr>
-                <w:rFonts w:ascii="Times New Roman" w:hAnsi="Times New Roman" w:cs="Times New Roman"/>
-                <w:sz w:val="24"/>
-                <w:szCs w:val="24"/>
-                <w:lang w:val="en-US"/>
-              </w:rPr>
-              <w:t>}}</w:t>
+              <w:t>{{item.aud_hours}}</w:t>
             </w:r>
           </w:p>
         </w:tc>
@@ -3906,47 +3268,7 @@
                 <w:szCs w:val="24"/>
                 <w:lang w:val="en-US"/>
               </w:rPr>
-              <w:t>{%</w:t>
-            </w:r>
-            <w:proofErr w:type="spellStart"/>
-            <w:r>
-              <w:rPr>
-                <w:rFonts w:ascii="Times New Roman" w:hAnsi="Times New Roman" w:cs="Times New Roman"/>
-                <w:sz w:val="24"/>
-                <w:szCs w:val="24"/>
-                <w:lang w:val="en-US"/>
-              </w:rPr>
-              <w:t>tc</w:t>
-            </w:r>
-            <w:proofErr w:type="spellEnd"/>
-            <w:r>
-              <w:rPr>
-                <w:rFonts w:ascii="Times New Roman" w:hAnsi="Times New Roman" w:cs="Times New Roman"/>
-                <w:sz w:val="24"/>
-                <w:szCs w:val="24"/>
-                <w:lang w:val="en-US"/>
-              </w:rPr>
-              <w:t xml:space="preserve"> </w:t>
-            </w:r>
-            <w:proofErr w:type="spellStart"/>
-            <w:r>
-              <w:rPr>
-                <w:rFonts w:ascii="Times New Roman" w:hAnsi="Times New Roman" w:cs="Times New Roman"/>
-                <w:sz w:val="24"/>
-                <w:szCs w:val="24"/>
-                <w:lang w:val="en-US"/>
-              </w:rPr>
-              <w:t>endfor</w:t>
-            </w:r>
-            <w:proofErr w:type="spellEnd"/>
-            <w:r>
-              <w:rPr>
-                <w:rFonts w:ascii="Times New Roman" w:hAnsi="Times New Roman" w:cs="Times New Roman"/>
-                <w:sz w:val="24"/>
-                <w:szCs w:val="24"/>
-                <w:lang w:val="en-US"/>
-              </w:rPr>
-              <w:t xml:space="preserve"> %}</w:t>
+              <w:t>{%tc endfor %}</w:t>
             </w:r>
           </w:p>
         </w:tc>
@@ -4007,7 +3329,6 @@
                 <w:szCs w:val="24"/>
               </w:rPr>
             </w:pPr>
-            <w:proofErr w:type="gramStart"/>
             <w:r>
               <w:rPr>
                 <w:rFonts w:ascii="Times New Roman" w:hAnsi="Times New Roman" w:cs="Times New Roman"/>
@@ -4016,7 +3337,6 @@
               </w:rPr>
               <w:t xml:space="preserve">{{ </w:t>
             </w:r>
-            <w:proofErr w:type="spellStart"/>
             <w:r>
               <w:rPr>
                 <w:rFonts w:ascii="Times New Roman" w:hAnsi="Times New Roman" w:cs="Times New Roman"/>
@@ -4026,7 +3346,6 @@
               </w:rPr>
               <w:t>sha</w:t>
             </w:r>
-            <w:proofErr w:type="spellEnd"/>
             <w:r>
               <w:rPr>
                 <w:rFonts w:ascii="Times New Roman" w:hAnsi="Times New Roman" w:cs="Times New Roman"/>
@@ -4035,7 +3354,6 @@
               </w:rPr>
               <w:t>.</w:t>
             </w:r>
-            <w:proofErr w:type="spellStart"/>
             <w:r>
               <w:rPr>
                 <w:rFonts w:ascii="Times New Roman" w:hAnsi="Times New Roman" w:cs="Times New Roman"/>
@@ -4045,8 +3363,6 @@
               </w:rPr>
               <w:t>lekc</w:t>
             </w:r>
-            <w:proofErr w:type="spellEnd"/>
-            <w:proofErr w:type="gramEnd"/>
             <w:r>
               <w:rPr>
                 <w:rFonts w:ascii="Times New Roman" w:hAnsi="Times New Roman" w:cs="Times New Roman"/>
@@ -4115,7 +3431,6 @@
               </w:rPr>
               <w:t>{%</w:t>
             </w:r>
-            <w:proofErr w:type="spellStart"/>
             <w:r>
               <w:rPr>
                 <w:rFonts w:ascii="Times New Roman" w:hAnsi="Times New Roman" w:cs="Times New Roman"/>
@@ -4125,7 +3440,6 @@
               </w:rPr>
               <w:t>tc</w:t>
             </w:r>
-            <w:proofErr w:type="spellEnd"/>
             <w:r>
               <w:rPr>
                 <w:rFonts w:ascii="Times New Roman" w:hAnsi="Times New Roman" w:cs="Times New Roman"/>
@@ -4189,7 +3503,6 @@
               </w:rPr>
               <w:t xml:space="preserve"> </w:t>
             </w:r>
-            <w:proofErr w:type="spellStart"/>
             <w:r>
               <w:rPr>
                 <w:rFonts w:ascii="Times New Roman" w:hAnsi="Times New Roman" w:cs="Times New Roman"/>
@@ -4199,7 +3512,6 @@
               </w:rPr>
               <w:t>sh</w:t>
             </w:r>
-            <w:proofErr w:type="spellEnd"/>
             <w:r>
               <w:rPr>
                 <w:rFonts w:ascii="Times New Roman" w:hAnsi="Times New Roman" w:cs="Times New Roman"/>
@@ -4250,7 +3562,6 @@
               </w:rPr>
               <w:t>.</w:t>
             </w:r>
-            <w:proofErr w:type="spellStart"/>
             <w:r>
               <w:rPr>
                 <w:rFonts w:ascii="Times New Roman" w:hAnsi="Times New Roman" w:cs="Times New Roman"/>
@@ -4260,7 +3571,6 @@
               </w:rPr>
               <w:t>lekc</w:t>
             </w:r>
-            <w:proofErr w:type="spellEnd"/>
             <w:r>
               <w:rPr>
                 <w:rFonts w:ascii="Times New Roman" w:hAnsi="Times New Roman" w:cs="Times New Roman"/>
@@ -4318,7 +3628,6 @@
               </w:rPr>
               <w:t>{%</w:t>
             </w:r>
-            <w:proofErr w:type="spellStart"/>
             <w:r>
               <w:rPr>
                 <w:rFonts w:ascii="Times New Roman" w:hAnsi="Times New Roman" w:cs="Times New Roman"/>
@@ -4328,7 +3637,6 @@
               </w:rPr>
               <w:t>tc</w:t>
             </w:r>
-            <w:proofErr w:type="spellEnd"/>
             <w:r>
               <w:rPr>
                 <w:rFonts w:ascii="Times New Roman" w:hAnsi="Times New Roman" w:cs="Times New Roman"/>
@@ -4337,7 +3645,6 @@
               </w:rPr>
               <w:t xml:space="preserve"> </w:t>
             </w:r>
-            <w:proofErr w:type="spellStart"/>
             <w:r>
               <w:rPr>
                 <w:rFonts w:ascii="Times New Roman" w:hAnsi="Times New Roman" w:cs="Times New Roman"/>
@@ -4347,7 +3654,6 @@
               </w:rPr>
               <w:t>endfor</w:t>
             </w:r>
-            <w:proofErr w:type="spellEnd"/>
             <w:r>
               <w:rPr>
                 <w:rFonts w:ascii="Times New Roman" w:hAnsi="Times New Roman" w:cs="Times New Roman"/>
@@ -4424,7 +3730,6 @@
                 <w:szCs w:val="24"/>
               </w:rPr>
             </w:pPr>
-            <w:proofErr w:type="gramStart"/>
             <w:r>
               <w:rPr>
                 <w:rFonts w:ascii="Times New Roman" w:hAnsi="Times New Roman" w:cs="Times New Roman"/>
@@ -4433,7 +3738,6 @@
               </w:rPr>
               <w:t xml:space="preserve">{{ </w:t>
             </w:r>
-            <w:proofErr w:type="spellStart"/>
             <w:r>
               <w:rPr>
                 <w:rFonts w:ascii="Times New Roman" w:hAnsi="Times New Roman" w:cs="Times New Roman"/>
@@ -4443,7 +3747,6 @@
               </w:rPr>
               <w:t>sha</w:t>
             </w:r>
-            <w:proofErr w:type="spellEnd"/>
             <w:r>
               <w:rPr>
                 <w:rFonts w:ascii="Times New Roman" w:hAnsi="Times New Roman" w:cs="Times New Roman"/>
@@ -4461,7 +3764,6 @@
               </w:rPr>
               <w:t>lab</w:t>
             </w:r>
-            <w:proofErr w:type="gramEnd"/>
             <w:r>
               <w:rPr>
                 <w:rFonts w:ascii="Times New Roman" w:hAnsi="Times New Roman" w:cs="Times New Roman"/>
@@ -4530,7 +3832,6 @@
               </w:rPr>
               <w:t>{%</w:t>
             </w:r>
-            <w:proofErr w:type="spellStart"/>
             <w:r>
               <w:rPr>
                 <w:rFonts w:ascii="Times New Roman" w:hAnsi="Times New Roman" w:cs="Times New Roman"/>
@@ -4540,7 +3841,6 @@
               </w:rPr>
               <w:t>tc</w:t>
             </w:r>
-            <w:proofErr w:type="spellEnd"/>
             <w:r>
               <w:rPr>
                 <w:rFonts w:ascii="Times New Roman" w:hAnsi="Times New Roman" w:cs="Times New Roman"/>
@@ -4604,7 +3904,6 @@
               </w:rPr>
               <w:t xml:space="preserve"> </w:t>
             </w:r>
-            <w:proofErr w:type="spellStart"/>
             <w:r>
               <w:rPr>
                 <w:rFonts w:ascii="Times New Roman" w:hAnsi="Times New Roman" w:cs="Times New Roman"/>
@@ -4614,7 +3913,6 @@
               </w:rPr>
               <w:t>sh</w:t>
             </w:r>
-            <w:proofErr w:type="spellEnd"/>
             <w:r>
               <w:rPr>
                 <w:rFonts w:ascii="Times New Roman" w:hAnsi="Times New Roman" w:cs="Times New Roman"/>
@@ -4657,17 +3955,7 @@
                 <w:szCs w:val="24"/>
                 <w:lang w:val="en-US"/>
               </w:rPr>
-              <w:t>{{</w:t>
-            </w:r>
-            <w:proofErr w:type="spellStart"/>
-            <w:r>
-              <w:rPr>
-                <w:rFonts w:ascii="Times New Roman" w:hAnsi="Times New Roman" w:cs="Times New Roman"/>
-                <w:sz w:val="24"/>
-                <w:szCs w:val="24"/>
-                <w:lang w:val="en-US"/>
-              </w:rPr>
-              <w:t>item.lab_hour</w:t>
+              <w:t>{{item.lab_hour</w:t>
             </w:r>
             <w:r>
               <w:rPr>
@@ -4678,7 +3966,6 @@
               </w:rPr>
               <w:t>s</w:t>
             </w:r>
-            <w:proofErr w:type="spellEnd"/>
             <w:r>
               <w:rPr>
                 <w:rFonts w:ascii="Times New Roman" w:hAnsi="Times New Roman" w:cs="Times New Roman"/>
@@ -4711,47 +3998,7 @@
                 <w:szCs w:val="24"/>
                 <w:lang w:val="en-US"/>
               </w:rPr>
-              <w:t>{%</w:t>
-            </w:r>
-            <w:proofErr w:type="spellStart"/>
-            <w:r>
-              <w:rPr>
-                <w:rFonts w:ascii="Times New Roman" w:hAnsi="Times New Roman" w:cs="Times New Roman"/>
-                <w:sz w:val="24"/>
-                <w:szCs w:val="24"/>
-                <w:lang w:val="en-US"/>
-              </w:rPr>
-              <w:t>tc</w:t>
-            </w:r>
-            <w:proofErr w:type="spellEnd"/>
-            <w:r>
-              <w:rPr>
-                <w:rFonts w:ascii="Times New Roman" w:hAnsi="Times New Roman" w:cs="Times New Roman"/>
-                <w:sz w:val="24"/>
-                <w:szCs w:val="24"/>
-                <w:lang w:val="en-US"/>
-              </w:rPr>
-              <w:t xml:space="preserve"> </w:t>
-            </w:r>
-            <w:proofErr w:type="spellStart"/>
-            <w:r>
-              <w:rPr>
-                <w:rFonts w:ascii="Times New Roman" w:hAnsi="Times New Roman" w:cs="Times New Roman"/>
-                <w:sz w:val="24"/>
-                <w:szCs w:val="24"/>
-                <w:lang w:val="en-US"/>
-              </w:rPr>
-              <w:t>endfor</w:t>
-            </w:r>
-            <w:proofErr w:type="spellEnd"/>
-            <w:r>
-              <w:rPr>
-                <w:rFonts w:ascii="Times New Roman" w:hAnsi="Times New Roman" w:cs="Times New Roman"/>
-                <w:sz w:val="24"/>
-                <w:szCs w:val="24"/>
-                <w:lang w:val="en-US"/>
-              </w:rPr>
-              <w:t xml:space="preserve"> %}</w:t>
+              <w:t>{%tc endfor %}</w:t>
             </w:r>
           </w:p>
         </w:tc>
@@ -4815,7 +4062,6 @@
               </w:rPr>
               <w:t xml:space="preserve">{{ </w:t>
             </w:r>
-            <w:proofErr w:type="spellStart"/>
             <w:r>
               <w:rPr>
                 <w:rFonts w:ascii="Times New Roman" w:hAnsi="Times New Roman" w:cs="Times New Roman"/>
@@ -4832,17 +4078,7 @@
                 <w:szCs w:val="24"/>
                 <w:lang w:val="en-US"/>
               </w:rPr>
-              <w:t>.pr_hours_all</w:t>
-            </w:r>
-            <w:proofErr w:type="spellEnd"/>
-            <w:r>
-              <w:rPr>
-                <w:rFonts w:ascii="Times New Roman" w:hAnsi="Times New Roman" w:cs="Times New Roman"/>
-                <w:sz w:val="24"/>
-                <w:szCs w:val="24"/>
-                <w:lang w:val="en-US"/>
-              </w:rPr>
-              <w:t xml:space="preserve"> }}</w:t>
+              <w:t>.pr_hours_all }}</w:t>
             </w:r>
           </w:p>
         </w:tc>
@@ -4868,47 +4104,7 @@
                 <w:szCs w:val="24"/>
                 <w:lang w:val="en-US"/>
               </w:rPr>
-              <w:t>{%</w:t>
-            </w:r>
-            <w:proofErr w:type="spellStart"/>
-            <w:r>
-              <w:rPr>
-                <w:rFonts w:ascii="Times New Roman" w:hAnsi="Times New Roman" w:cs="Times New Roman"/>
-                <w:sz w:val="24"/>
-                <w:szCs w:val="24"/>
-                <w:lang w:val="en-US"/>
-              </w:rPr>
-              <w:t>tc</w:t>
-            </w:r>
-            <w:proofErr w:type="spellEnd"/>
-            <w:r>
-              <w:rPr>
-                <w:rFonts w:ascii="Times New Roman" w:hAnsi="Times New Roman" w:cs="Times New Roman"/>
-                <w:sz w:val="24"/>
-                <w:szCs w:val="24"/>
-                <w:lang w:val="en-US"/>
-              </w:rPr>
-              <w:t xml:space="preserve"> for item in </w:t>
-            </w:r>
-            <w:proofErr w:type="spellStart"/>
-            <w:r>
-              <w:rPr>
-                <w:rFonts w:ascii="Times New Roman" w:hAnsi="Times New Roman" w:cs="Times New Roman"/>
-                <w:sz w:val="24"/>
-                <w:szCs w:val="24"/>
-                <w:lang w:val="en-US"/>
-              </w:rPr>
-              <w:t>sh</w:t>
-            </w:r>
-            <w:proofErr w:type="spellEnd"/>
-            <w:r>
-              <w:rPr>
-                <w:rFonts w:ascii="Times New Roman" w:hAnsi="Times New Roman" w:cs="Times New Roman"/>
-                <w:sz w:val="24"/>
-                <w:szCs w:val="24"/>
-                <w:lang w:val="en-US"/>
-              </w:rPr>
-              <w:t xml:space="preserve"> %}</w:t>
+              <w:t>{%tc for item in sh %}</w:t>
             </w:r>
           </w:p>
         </w:tc>
@@ -4934,17 +4130,7 @@
                 <w:szCs w:val="24"/>
                 <w:lang w:val="en-US"/>
               </w:rPr>
-              <w:t>{{</w:t>
-            </w:r>
-            <w:proofErr w:type="spellStart"/>
-            <w:r>
-              <w:rPr>
-                <w:rFonts w:ascii="Times New Roman" w:hAnsi="Times New Roman" w:cs="Times New Roman"/>
-                <w:sz w:val="24"/>
-                <w:szCs w:val="24"/>
-                <w:lang w:val="en-US"/>
-              </w:rPr>
-              <w:t>item.pr_hour</w:t>
+              <w:t>{{item.pr_hour</w:t>
             </w:r>
             <w:r>
               <w:rPr>
@@ -4955,7 +4141,6 @@
               </w:rPr>
               <w:t>s</w:t>
             </w:r>
-            <w:proofErr w:type="spellEnd"/>
             <w:r>
               <w:rPr>
                 <w:rFonts w:ascii="Times New Roman" w:hAnsi="Times New Roman" w:cs="Times New Roman"/>
@@ -4988,47 +4173,7 @@
                 <w:szCs w:val="24"/>
                 <w:lang w:val="en-US"/>
               </w:rPr>
-              <w:t>{%</w:t>
-            </w:r>
-            <w:proofErr w:type="spellStart"/>
-            <w:r>
-              <w:rPr>
-                <w:rFonts w:ascii="Times New Roman" w:hAnsi="Times New Roman" w:cs="Times New Roman"/>
-                <w:sz w:val="24"/>
-                <w:szCs w:val="24"/>
-                <w:lang w:val="en-US"/>
-              </w:rPr>
-              <w:t>tc</w:t>
-            </w:r>
-            <w:proofErr w:type="spellEnd"/>
-            <w:r>
-              <w:rPr>
-                <w:rFonts w:ascii="Times New Roman" w:hAnsi="Times New Roman" w:cs="Times New Roman"/>
-                <w:sz w:val="24"/>
-                <w:szCs w:val="24"/>
-                <w:lang w:val="en-US"/>
-              </w:rPr>
-              <w:t xml:space="preserve"> </w:t>
-            </w:r>
-            <w:proofErr w:type="spellStart"/>
-            <w:r>
-              <w:rPr>
-                <w:rFonts w:ascii="Times New Roman" w:hAnsi="Times New Roman" w:cs="Times New Roman"/>
-                <w:sz w:val="24"/>
-                <w:szCs w:val="24"/>
-                <w:lang w:val="en-US"/>
-              </w:rPr>
-              <w:t>endfor</w:t>
-            </w:r>
-            <w:proofErr w:type="spellEnd"/>
-            <w:r>
-              <w:rPr>
-                <w:rFonts w:ascii="Times New Roman" w:hAnsi="Times New Roman" w:cs="Times New Roman"/>
-                <w:sz w:val="24"/>
-                <w:szCs w:val="24"/>
-                <w:lang w:val="en-US"/>
-              </w:rPr>
-              <w:t xml:space="preserve"> %}</w:t>
+              <w:t>{%tc endfor %}</w:t>
             </w:r>
           </w:p>
         </w:tc>
@@ -5081,32 +4226,11 @@
                 <w:szCs w:val="24"/>
                 <w:lang w:val="en-US"/>
               </w:rPr>
-              <w:t xml:space="preserve">{{ </w:t>
-            </w:r>
-            <w:proofErr w:type="spellStart"/>
-            <w:r>
-              <w:rPr>
-                <w:rFonts w:ascii="Times New Roman" w:hAnsi="Times New Roman" w:cs="Times New Roman"/>
-                <w:sz w:val="24"/>
-                <w:szCs w:val="24"/>
-                <w:lang w:val="en-US"/>
-              </w:rPr>
-              <w:t>sha</w:t>
-            </w:r>
-            <w:proofErr w:type="spellEnd"/>
-            <w:r>
-              <w:rPr>
-                <w:rFonts w:ascii="Times New Roman" w:hAnsi="Times New Roman" w:cs="Times New Roman"/>
-                <w:sz w:val="24"/>
-                <w:szCs w:val="24"/>
-                <w:lang w:val="en-US"/>
-              </w:rPr>
-              <w:t>.</w:t>
+              <w:t>{{ sha.</w:t>
             </w:r>
             <w:r>
               <w:t xml:space="preserve"> </w:t>
             </w:r>
-            <w:proofErr w:type="spellStart"/>
             <w:r>
               <w:rPr>
                 <w:rFonts w:ascii="Times New Roman" w:hAnsi="Times New Roman" w:cs="Times New Roman"/>
@@ -5116,7 +4240,6 @@
               </w:rPr>
               <w:t>contact_hours_all</w:t>
             </w:r>
-            <w:proofErr w:type="spellEnd"/>
             <w:r>
               <w:rPr>
                 <w:rFonts w:ascii="Times New Roman" w:hAnsi="Times New Roman" w:cs="Times New Roman"/>
@@ -5150,47 +4273,7 @@
                 <w:szCs w:val="24"/>
                 <w:lang w:val="en-US"/>
               </w:rPr>
-              <w:t>{%</w:t>
-            </w:r>
-            <w:proofErr w:type="spellStart"/>
-            <w:r>
-              <w:rPr>
-                <w:rFonts w:ascii="Times New Roman" w:hAnsi="Times New Roman" w:cs="Times New Roman"/>
-                <w:sz w:val="24"/>
-                <w:szCs w:val="24"/>
-                <w:lang w:val="en-US"/>
-              </w:rPr>
-              <w:t>tc</w:t>
-            </w:r>
-            <w:proofErr w:type="spellEnd"/>
-            <w:r>
-              <w:rPr>
-                <w:rFonts w:ascii="Times New Roman" w:hAnsi="Times New Roman" w:cs="Times New Roman"/>
-                <w:sz w:val="24"/>
-                <w:szCs w:val="24"/>
-                <w:lang w:val="en-US"/>
-              </w:rPr>
-              <w:t xml:space="preserve"> for item in </w:t>
-            </w:r>
-            <w:proofErr w:type="spellStart"/>
-            <w:r>
-              <w:rPr>
-                <w:rFonts w:ascii="Times New Roman" w:hAnsi="Times New Roman" w:cs="Times New Roman"/>
-                <w:sz w:val="24"/>
-                <w:szCs w:val="24"/>
-                <w:lang w:val="en-US"/>
-              </w:rPr>
-              <w:t>sh</w:t>
-            </w:r>
-            <w:proofErr w:type="spellEnd"/>
-            <w:r>
-              <w:rPr>
-                <w:rFonts w:ascii="Times New Roman" w:hAnsi="Times New Roman" w:cs="Times New Roman"/>
-                <w:sz w:val="24"/>
-                <w:szCs w:val="24"/>
-                <w:lang w:val="en-US"/>
-              </w:rPr>
-              <w:t xml:space="preserve"> %}</w:t>
+              <w:t>{%tc for item in sh %}</w:t>
             </w:r>
           </w:p>
         </w:tc>
@@ -5221,7 +4304,6 @@
             <w:r>
               <w:t>c</w:t>
             </w:r>
-            <w:proofErr w:type="spellStart"/>
             <w:r>
               <w:rPr>
                 <w:rFonts w:ascii="Times New Roman" w:hAnsi="Times New Roman" w:cs="Times New Roman"/>
@@ -5238,17 +4320,7 @@
                 <w:szCs w:val="24"/>
                 <w:lang w:val="en-US"/>
               </w:rPr>
-              <w:t>_hours</w:t>
-            </w:r>
-            <w:proofErr w:type="spellEnd"/>
-            <w:r>
-              <w:rPr>
-                <w:rFonts w:ascii="Times New Roman" w:hAnsi="Times New Roman" w:cs="Times New Roman"/>
-                <w:sz w:val="24"/>
-                <w:szCs w:val="24"/>
-                <w:lang w:val="en-US"/>
-              </w:rPr>
-              <w:t>}}</w:t>
+              <w:t>_hours}}</w:t>
             </w:r>
           </w:p>
         </w:tc>
@@ -5273,7 +4345,6 @@
               </w:rPr>
               <w:t>{%</w:t>
             </w:r>
-            <w:proofErr w:type="spellStart"/>
             <w:r>
               <w:rPr>
                 <w:rFonts w:ascii="Times New Roman" w:hAnsi="Times New Roman" w:cs="Times New Roman"/>
@@ -5283,7 +4354,6 @@
               </w:rPr>
               <w:t>tc</w:t>
             </w:r>
-            <w:proofErr w:type="spellEnd"/>
             <w:r>
               <w:rPr>
                 <w:rFonts w:ascii="Times New Roman" w:hAnsi="Times New Roman" w:cs="Times New Roman"/>
@@ -5292,7 +4362,6 @@
               </w:rPr>
               <w:t xml:space="preserve"> </w:t>
             </w:r>
-            <w:proofErr w:type="spellStart"/>
             <w:r>
               <w:rPr>
                 <w:rFonts w:ascii="Times New Roman" w:hAnsi="Times New Roman" w:cs="Times New Roman"/>
@@ -5302,7 +4371,6 @@
               </w:rPr>
               <w:t>endfor</w:t>
             </w:r>
-            <w:proofErr w:type="spellEnd"/>
             <w:r>
               <w:rPr>
                 <w:rFonts w:ascii="Times New Roman" w:hAnsi="Times New Roman" w:cs="Times New Roman"/>
@@ -5370,32 +4438,11 @@
                 <w:szCs w:val="24"/>
                 <w:lang w:val="en-US"/>
               </w:rPr>
-              <w:t>{{</w:t>
-            </w:r>
-            <w:proofErr w:type="spellStart"/>
-            <w:r>
-              <w:rPr>
-                <w:rFonts w:ascii="Times New Roman" w:hAnsi="Times New Roman" w:cs="Times New Roman"/>
-                <w:sz w:val="24"/>
-                <w:szCs w:val="24"/>
-                <w:lang w:val="en-US"/>
-              </w:rPr>
-              <w:t>sha</w:t>
-            </w:r>
-            <w:proofErr w:type="spellEnd"/>
-            <w:r>
-              <w:rPr>
-                <w:rFonts w:ascii="Times New Roman" w:hAnsi="Times New Roman" w:cs="Times New Roman"/>
-                <w:sz w:val="24"/>
-                <w:szCs w:val="24"/>
-                <w:lang w:val="en-US"/>
-              </w:rPr>
-              <w:t>.</w:t>
+              <w:t>{{sha.</w:t>
             </w:r>
             <w:r>
               <w:t xml:space="preserve"> </w:t>
             </w:r>
-            <w:proofErr w:type="spellStart"/>
             <w:r>
               <w:rPr>
                 <w:rFonts w:ascii="Times New Roman" w:hAnsi="Times New Roman" w:cs="Times New Roman"/>
@@ -5405,7 +4452,6 @@
               </w:rPr>
               <w:t>eios_hours_all</w:t>
             </w:r>
-            <w:proofErr w:type="spellEnd"/>
             <w:r>
               <w:rPr>
                 <w:rFonts w:ascii="Times New Roman" w:hAnsi="Times New Roman" w:cs="Times New Roman"/>
@@ -5441,7 +4487,6 @@
               </w:rPr>
               <w:t>{%</w:t>
             </w:r>
-            <w:proofErr w:type="spellStart"/>
             <w:r>
               <w:rPr>
                 <w:rFonts w:ascii="Times New Roman" w:hAnsi="Times New Roman" w:cs="Times New Roman"/>
@@ -5451,7 +4496,6 @@
               </w:rPr>
               <w:t>tc</w:t>
             </w:r>
-            <w:proofErr w:type="spellEnd"/>
             <w:r>
               <w:rPr>
                 <w:rFonts w:ascii="Times New Roman" w:hAnsi="Times New Roman" w:cs="Times New Roman"/>
@@ -5515,7 +4559,6 @@
               </w:rPr>
               <w:t xml:space="preserve"> </w:t>
             </w:r>
-            <w:proofErr w:type="spellStart"/>
             <w:r>
               <w:rPr>
                 <w:rFonts w:ascii="Times New Roman" w:hAnsi="Times New Roman" w:cs="Times New Roman"/>
@@ -5525,7 +4568,6 @@
               </w:rPr>
               <w:t>sh</w:t>
             </w:r>
-            <w:proofErr w:type="spellEnd"/>
             <w:r>
               <w:rPr>
                 <w:rFonts w:ascii="Times New Roman" w:hAnsi="Times New Roman" w:cs="Times New Roman"/>
@@ -5576,7 +4618,6 @@
               </w:rPr>
               <w:t>.</w:t>
             </w:r>
-            <w:proofErr w:type="spellStart"/>
             <w:r>
               <w:rPr>
                 <w:rFonts w:ascii="Times New Roman" w:hAnsi="Times New Roman" w:cs="Times New Roman"/>
@@ -5586,7 +4627,6 @@
               </w:rPr>
               <w:t>eios</w:t>
             </w:r>
-            <w:proofErr w:type="spellEnd"/>
             <w:r>
               <w:rPr>
                 <w:rFonts w:ascii="Times New Roman" w:hAnsi="Times New Roman" w:cs="Times New Roman"/>
@@ -5636,7 +4676,6 @@
               </w:rPr>
               <w:t>{%</w:t>
             </w:r>
-            <w:proofErr w:type="spellStart"/>
             <w:r>
               <w:rPr>
                 <w:rFonts w:ascii="Times New Roman" w:hAnsi="Times New Roman" w:cs="Times New Roman"/>
@@ -5646,7 +4685,6 @@
               </w:rPr>
               <w:t>tc</w:t>
             </w:r>
-            <w:proofErr w:type="spellEnd"/>
             <w:r>
               <w:rPr>
                 <w:rFonts w:ascii="Times New Roman" w:hAnsi="Times New Roman" w:cs="Times New Roman"/>
@@ -5655,25 +4693,14 @@
               </w:rPr>
               <w:t xml:space="preserve"> </w:t>
             </w:r>
-            <w:proofErr w:type="spellStart"/>
-            <w:r>
-              <w:rPr>
-                <w:rFonts w:ascii="Times New Roman" w:hAnsi="Times New Roman" w:cs="Times New Roman"/>
-                <w:sz w:val="24"/>
-                <w:szCs w:val="24"/>
-                <w:lang w:val="en-US"/>
-              </w:rPr>
-              <w:t>endfor</w:t>
-            </w:r>
-            <w:proofErr w:type="spellEnd"/>
-            <w:r>
-              <w:rPr>
-                <w:rFonts w:ascii="Times New Roman" w:hAnsi="Times New Roman" w:cs="Times New Roman"/>
-                <w:sz w:val="24"/>
-                <w:szCs w:val="24"/>
-                <w:lang w:val="en-US"/>
-              </w:rPr>
-              <w:t xml:space="preserve"> %}</w:t>
+            <w:r>
+              <w:rPr>
+                <w:rFonts w:ascii="Times New Roman" w:hAnsi="Times New Roman" w:cs="Times New Roman"/>
+                <w:sz w:val="24"/>
+                <w:szCs w:val="24"/>
+                <w:lang w:val="en-US"/>
+              </w:rPr>
+              <w:t>endfor %}</w:t>
             </w:r>
           </w:p>
         </w:tc>
@@ -5700,25 +4727,7 @@
                 <w:sz w:val="24"/>
                 <w:szCs w:val="24"/>
               </w:rPr>
-              <w:t xml:space="preserve">Самостоятельная работа (в </w:t>
-            </w:r>
-            <w:proofErr w:type="spellStart"/>
-            <w:r>
-              <w:rPr>
-                <w:rFonts w:ascii="Times New Roman" w:hAnsi="Times New Roman" w:cs="Times New Roman"/>
-                <w:sz w:val="24"/>
-                <w:szCs w:val="24"/>
-              </w:rPr>
-              <w:t>т.ч</w:t>
-            </w:r>
-            <w:proofErr w:type="spellEnd"/>
-            <w:r>
-              <w:rPr>
-                <w:rFonts w:ascii="Times New Roman" w:hAnsi="Times New Roman" w:cs="Times New Roman"/>
-                <w:sz w:val="24"/>
-                <w:szCs w:val="24"/>
-              </w:rPr>
-              <w:t>. курсовое проектирование)</w:t>
+              <w:t>Самостоятельная работа (в т.ч. курсовое проектирование)</w:t>
             </w:r>
           </w:p>
         </w:tc>
@@ -5746,7 +4755,6 @@
               </w:rPr>
               <w:t xml:space="preserve">{{ </w:t>
             </w:r>
-            <w:proofErr w:type="spellStart"/>
             <w:r>
               <w:rPr>
                 <w:rFonts w:ascii="Times New Roman" w:hAnsi="Times New Roman" w:cs="Times New Roman"/>
@@ -5763,17 +4771,7 @@
                 <w:szCs w:val="24"/>
                 <w:lang w:val="en-US"/>
               </w:rPr>
-              <w:t>.srs_hours_all</w:t>
-            </w:r>
-            <w:proofErr w:type="spellEnd"/>
-            <w:r>
-              <w:rPr>
-                <w:rFonts w:ascii="Times New Roman" w:hAnsi="Times New Roman" w:cs="Times New Roman"/>
-                <w:sz w:val="24"/>
-                <w:szCs w:val="24"/>
-                <w:lang w:val="en-US"/>
-              </w:rPr>
-              <w:t xml:space="preserve"> }}</w:t>
+              <w:t>.srs_hours_all }}</w:t>
             </w:r>
           </w:p>
         </w:tc>
@@ -5799,47 +4797,7 @@
                 <w:szCs w:val="24"/>
                 <w:lang w:val="en-US"/>
               </w:rPr>
-              <w:t>{%</w:t>
-            </w:r>
-            <w:proofErr w:type="spellStart"/>
-            <w:r>
-              <w:rPr>
-                <w:rFonts w:ascii="Times New Roman" w:hAnsi="Times New Roman" w:cs="Times New Roman"/>
-                <w:sz w:val="24"/>
-                <w:szCs w:val="24"/>
-                <w:lang w:val="en-US"/>
-              </w:rPr>
-              <w:t>tc</w:t>
-            </w:r>
-            <w:proofErr w:type="spellEnd"/>
-            <w:r>
-              <w:rPr>
-                <w:rFonts w:ascii="Times New Roman" w:hAnsi="Times New Roman" w:cs="Times New Roman"/>
-                <w:sz w:val="24"/>
-                <w:szCs w:val="24"/>
-                <w:lang w:val="en-US"/>
-              </w:rPr>
-              <w:t xml:space="preserve"> for item in </w:t>
-            </w:r>
-            <w:proofErr w:type="spellStart"/>
-            <w:r>
-              <w:rPr>
-                <w:rFonts w:ascii="Times New Roman" w:hAnsi="Times New Roman" w:cs="Times New Roman"/>
-                <w:sz w:val="24"/>
-                <w:szCs w:val="24"/>
-                <w:lang w:val="en-US"/>
-              </w:rPr>
-              <w:t>sh</w:t>
-            </w:r>
-            <w:proofErr w:type="spellEnd"/>
-            <w:r>
-              <w:rPr>
-                <w:rFonts w:ascii="Times New Roman" w:hAnsi="Times New Roman" w:cs="Times New Roman"/>
-                <w:sz w:val="24"/>
-                <w:szCs w:val="24"/>
-                <w:lang w:val="en-US"/>
-              </w:rPr>
-              <w:t xml:space="preserve"> %}</w:t>
+              <w:t>{%tc for item in sh %}</w:t>
             </w:r>
           </w:p>
         </w:tc>
@@ -5865,17 +4823,7 @@
                 <w:szCs w:val="24"/>
                 <w:lang w:val="en-US"/>
               </w:rPr>
-              <w:t>{{</w:t>
-            </w:r>
-            <w:proofErr w:type="spellStart"/>
-            <w:r>
-              <w:rPr>
-                <w:rFonts w:ascii="Times New Roman" w:hAnsi="Times New Roman" w:cs="Times New Roman"/>
-                <w:sz w:val="24"/>
-                <w:szCs w:val="24"/>
-                <w:lang w:val="en-US"/>
-              </w:rPr>
-              <w:t>item.srs_hour</w:t>
+              <w:t>{{item.srs_hour</w:t>
             </w:r>
             <w:r>
               <w:rPr>
@@ -5886,7 +4834,6 @@
               </w:rPr>
               <w:t>s</w:t>
             </w:r>
-            <w:proofErr w:type="spellEnd"/>
             <w:r>
               <w:rPr>
                 <w:rFonts w:ascii="Times New Roman" w:hAnsi="Times New Roman" w:cs="Times New Roman"/>
@@ -5919,47 +4866,7 @@
                 <w:szCs w:val="24"/>
                 <w:lang w:val="en-US"/>
               </w:rPr>
-              <w:t>{%</w:t>
-            </w:r>
-            <w:proofErr w:type="spellStart"/>
-            <w:r>
-              <w:rPr>
-                <w:rFonts w:ascii="Times New Roman" w:hAnsi="Times New Roman" w:cs="Times New Roman"/>
-                <w:sz w:val="24"/>
-                <w:szCs w:val="24"/>
-                <w:lang w:val="en-US"/>
-              </w:rPr>
-              <w:t>tc</w:t>
-            </w:r>
-            <w:proofErr w:type="spellEnd"/>
-            <w:r>
-              <w:rPr>
-                <w:rFonts w:ascii="Times New Roman" w:hAnsi="Times New Roman" w:cs="Times New Roman"/>
-                <w:sz w:val="24"/>
-                <w:szCs w:val="24"/>
-                <w:lang w:val="en-US"/>
-              </w:rPr>
-              <w:t xml:space="preserve"> </w:t>
-            </w:r>
-            <w:proofErr w:type="spellStart"/>
-            <w:r>
-              <w:rPr>
-                <w:rFonts w:ascii="Times New Roman" w:hAnsi="Times New Roman" w:cs="Times New Roman"/>
-                <w:sz w:val="24"/>
-                <w:szCs w:val="24"/>
-                <w:lang w:val="en-US"/>
-              </w:rPr>
-              <w:t>endfor</w:t>
-            </w:r>
-            <w:proofErr w:type="spellEnd"/>
-            <w:r>
-              <w:rPr>
-                <w:rFonts w:ascii="Times New Roman" w:hAnsi="Times New Roman" w:cs="Times New Roman"/>
-                <w:sz w:val="24"/>
-                <w:szCs w:val="24"/>
-                <w:lang w:val="en-US"/>
-              </w:rPr>
-              <w:t xml:space="preserve"> %}</w:t>
+              <w:t>{%tc endfor %}</w:t>
             </w:r>
           </w:p>
         </w:tc>
@@ -6012,27 +4919,7 @@
                 <w:szCs w:val="24"/>
                 <w:lang w:val="en-US"/>
               </w:rPr>
-              <w:t xml:space="preserve">{{ </w:t>
-            </w:r>
-            <w:proofErr w:type="spellStart"/>
-            <w:r>
-              <w:rPr>
-                <w:rFonts w:ascii="Times New Roman" w:hAnsi="Times New Roman" w:cs="Times New Roman"/>
-                <w:sz w:val="24"/>
-                <w:szCs w:val="24"/>
-                <w:lang w:val="en-US"/>
-              </w:rPr>
-              <w:t>sha.ekz_hours_all</w:t>
-            </w:r>
-            <w:proofErr w:type="spellEnd"/>
-            <w:r>
-              <w:rPr>
-                <w:rFonts w:ascii="Times New Roman" w:hAnsi="Times New Roman" w:cs="Times New Roman"/>
-                <w:sz w:val="24"/>
-                <w:szCs w:val="24"/>
-                <w:lang w:val="en-US"/>
-              </w:rPr>
-              <w:t>}}</w:t>
+              <w:t>{{ sha.ekz_hours_all}}</w:t>
             </w:r>
           </w:p>
         </w:tc>
@@ -6058,47 +4945,7 @@
                 <w:szCs w:val="24"/>
                 <w:lang w:val="en-US"/>
               </w:rPr>
-              <w:t>{%</w:t>
-            </w:r>
-            <w:proofErr w:type="spellStart"/>
-            <w:r>
-              <w:rPr>
-                <w:rFonts w:ascii="Times New Roman" w:hAnsi="Times New Roman" w:cs="Times New Roman"/>
-                <w:sz w:val="24"/>
-                <w:szCs w:val="24"/>
-                <w:lang w:val="en-US"/>
-              </w:rPr>
-              <w:t>tc</w:t>
-            </w:r>
-            <w:proofErr w:type="spellEnd"/>
-            <w:r>
-              <w:rPr>
-                <w:rFonts w:ascii="Times New Roman" w:hAnsi="Times New Roman" w:cs="Times New Roman"/>
-                <w:sz w:val="24"/>
-                <w:szCs w:val="24"/>
-                <w:lang w:val="en-US"/>
-              </w:rPr>
-              <w:t xml:space="preserve"> for item in </w:t>
-            </w:r>
-            <w:proofErr w:type="spellStart"/>
-            <w:r>
-              <w:rPr>
-                <w:rFonts w:ascii="Times New Roman" w:hAnsi="Times New Roman" w:cs="Times New Roman"/>
-                <w:sz w:val="24"/>
-                <w:szCs w:val="24"/>
-                <w:lang w:val="en-US"/>
-              </w:rPr>
-              <w:t>sh</w:t>
-            </w:r>
-            <w:proofErr w:type="spellEnd"/>
-            <w:r>
-              <w:rPr>
-                <w:rFonts w:ascii="Times New Roman" w:hAnsi="Times New Roman" w:cs="Times New Roman"/>
-                <w:sz w:val="24"/>
-                <w:szCs w:val="24"/>
-                <w:lang w:val="en-US"/>
-              </w:rPr>
-              <w:t xml:space="preserve"> %}</w:t>
+              <w:t>{%tc for item in sh %}</w:t>
             </w:r>
           </w:p>
         </w:tc>
@@ -6124,27 +4971,7 @@
                 <w:szCs w:val="24"/>
                 <w:lang w:val="en-US"/>
               </w:rPr>
-              <w:t>{{</w:t>
-            </w:r>
-            <w:proofErr w:type="spellStart"/>
-            <w:r>
-              <w:rPr>
-                <w:rFonts w:ascii="Times New Roman" w:hAnsi="Times New Roman" w:cs="Times New Roman"/>
-                <w:sz w:val="24"/>
-                <w:szCs w:val="24"/>
-                <w:lang w:val="en-US"/>
-              </w:rPr>
-              <w:t>item.ekz_hours</w:t>
-            </w:r>
-            <w:proofErr w:type="spellEnd"/>
-            <w:r>
-              <w:rPr>
-                <w:rFonts w:ascii="Times New Roman" w:hAnsi="Times New Roman" w:cs="Times New Roman"/>
-                <w:sz w:val="24"/>
-                <w:szCs w:val="24"/>
-                <w:lang w:val="en-US"/>
-              </w:rPr>
-              <w:t>}}</w:t>
+              <w:t>{{item.ekz_hours}}</w:t>
             </w:r>
           </w:p>
         </w:tc>
@@ -6169,47 +4996,7 @@
                 <w:szCs w:val="24"/>
                 <w:lang w:val="en-US"/>
               </w:rPr>
-              <w:t>{%</w:t>
-            </w:r>
-            <w:proofErr w:type="spellStart"/>
-            <w:r>
-              <w:rPr>
-                <w:rFonts w:ascii="Times New Roman" w:hAnsi="Times New Roman" w:cs="Times New Roman"/>
-                <w:sz w:val="24"/>
-                <w:szCs w:val="24"/>
-                <w:lang w:val="en-US"/>
-              </w:rPr>
-              <w:t>tc</w:t>
-            </w:r>
-            <w:proofErr w:type="spellEnd"/>
-            <w:r>
-              <w:rPr>
-                <w:rFonts w:ascii="Times New Roman" w:hAnsi="Times New Roman" w:cs="Times New Roman"/>
-                <w:sz w:val="24"/>
-                <w:szCs w:val="24"/>
-                <w:lang w:val="en-US"/>
-              </w:rPr>
-              <w:t xml:space="preserve"> </w:t>
-            </w:r>
-            <w:proofErr w:type="spellStart"/>
-            <w:r>
-              <w:rPr>
-                <w:rFonts w:ascii="Times New Roman" w:hAnsi="Times New Roman" w:cs="Times New Roman"/>
-                <w:sz w:val="24"/>
-                <w:szCs w:val="24"/>
-                <w:lang w:val="en-US"/>
-              </w:rPr>
-              <w:t>endfor</w:t>
-            </w:r>
-            <w:proofErr w:type="spellEnd"/>
-            <w:r>
-              <w:rPr>
-                <w:rFonts w:ascii="Times New Roman" w:hAnsi="Times New Roman" w:cs="Times New Roman"/>
-                <w:sz w:val="24"/>
-                <w:szCs w:val="24"/>
-                <w:lang w:val="en-US"/>
-              </w:rPr>
-              <w:t xml:space="preserve"> %}</w:t>
+              <w:t>{%tc endfor %}</w:t>
             </w:r>
           </w:p>
         </w:tc>
@@ -6264,7 +5051,6 @@
               </w:rPr>
               <w:t xml:space="preserve">{{ </w:t>
             </w:r>
-            <w:proofErr w:type="spellStart"/>
             <w:r>
               <w:rPr>
                 <w:rFonts w:ascii="Times New Roman" w:hAnsi="Times New Roman" w:cs="Times New Roman"/>
@@ -6281,17 +5067,7 @@
                 <w:szCs w:val="24"/>
                 <w:lang w:val="en-US"/>
               </w:rPr>
-              <w:t>.tic_all</w:t>
-            </w:r>
-            <w:proofErr w:type="spellEnd"/>
-            <w:r>
-              <w:rPr>
-                <w:rFonts w:ascii="Times New Roman" w:hAnsi="Times New Roman" w:cs="Times New Roman"/>
-                <w:sz w:val="24"/>
-                <w:szCs w:val="24"/>
-                <w:lang w:val="en-US"/>
-              </w:rPr>
-              <w:t xml:space="preserve"> }}</w:t>
+              <w:t>.tic_all }}</w:t>
             </w:r>
           </w:p>
         </w:tc>
@@ -6317,47 +5093,7 @@
                 <w:szCs w:val="24"/>
                 <w:lang w:val="en-US"/>
               </w:rPr>
-              <w:t>{%</w:t>
-            </w:r>
-            <w:proofErr w:type="spellStart"/>
-            <w:r>
-              <w:rPr>
-                <w:rFonts w:ascii="Times New Roman" w:hAnsi="Times New Roman" w:cs="Times New Roman"/>
-                <w:sz w:val="24"/>
-                <w:szCs w:val="24"/>
-                <w:lang w:val="en-US"/>
-              </w:rPr>
-              <w:t>tc</w:t>
-            </w:r>
-            <w:proofErr w:type="spellEnd"/>
-            <w:r>
-              <w:rPr>
-                <w:rFonts w:ascii="Times New Roman" w:hAnsi="Times New Roman" w:cs="Times New Roman"/>
-                <w:sz w:val="24"/>
-                <w:szCs w:val="24"/>
-                <w:lang w:val="en-US"/>
-              </w:rPr>
-              <w:t xml:space="preserve"> for item in </w:t>
-            </w:r>
-            <w:proofErr w:type="spellStart"/>
-            <w:r>
-              <w:rPr>
-                <w:rFonts w:ascii="Times New Roman" w:hAnsi="Times New Roman" w:cs="Times New Roman"/>
-                <w:sz w:val="24"/>
-                <w:szCs w:val="24"/>
-                <w:lang w:val="en-US"/>
-              </w:rPr>
-              <w:t>sh</w:t>
-            </w:r>
-            <w:proofErr w:type="spellEnd"/>
-            <w:r>
-              <w:rPr>
-                <w:rFonts w:ascii="Times New Roman" w:hAnsi="Times New Roman" w:cs="Times New Roman"/>
-                <w:sz w:val="24"/>
-                <w:szCs w:val="24"/>
-                <w:lang w:val="en-US"/>
-              </w:rPr>
-              <w:t xml:space="preserve"> %}</w:t>
+              <w:t>{%tc for item in sh %}</w:t>
             </w:r>
           </w:p>
         </w:tc>
@@ -6383,27 +5119,7 @@
                 <w:szCs w:val="24"/>
                 <w:lang w:val="en-US"/>
               </w:rPr>
-              <w:t>{{</w:t>
-            </w:r>
-            <w:proofErr w:type="spellStart"/>
-            <w:r>
-              <w:rPr>
-                <w:rFonts w:ascii="Times New Roman" w:hAnsi="Times New Roman" w:cs="Times New Roman"/>
-                <w:sz w:val="24"/>
-                <w:szCs w:val="24"/>
-                <w:lang w:val="en-US"/>
-              </w:rPr>
-              <w:t>item.tic</w:t>
-            </w:r>
-            <w:proofErr w:type="spellEnd"/>
-            <w:r>
-              <w:rPr>
-                <w:rFonts w:ascii="Times New Roman" w:hAnsi="Times New Roman" w:cs="Times New Roman"/>
-                <w:sz w:val="24"/>
-                <w:szCs w:val="24"/>
-                <w:lang w:val="en-US"/>
-              </w:rPr>
-              <w:t>}}</w:t>
+              <w:t>{{item.tic}}</w:t>
             </w:r>
           </w:p>
         </w:tc>
@@ -6428,47 +5144,7 @@
                 <w:szCs w:val="24"/>
                 <w:lang w:val="en-US"/>
               </w:rPr>
-              <w:t>{%</w:t>
-            </w:r>
-            <w:proofErr w:type="spellStart"/>
-            <w:r>
-              <w:rPr>
-                <w:rFonts w:ascii="Times New Roman" w:hAnsi="Times New Roman" w:cs="Times New Roman"/>
-                <w:sz w:val="24"/>
-                <w:szCs w:val="24"/>
-                <w:lang w:val="en-US"/>
-              </w:rPr>
-              <w:t>tc</w:t>
-            </w:r>
-            <w:proofErr w:type="spellEnd"/>
-            <w:r>
-              <w:rPr>
-                <w:rFonts w:ascii="Times New Roman" w:hAnsi="Times New Roman" w:cs="Times New Roman"/>
-                <w:sz w:val="24"/>
-                <w:szCs w:val="24"/>
-                <w:lang w:val="en-US"/>
-              </w:rPr>
-              <w:t xml:space="preserve"> </w:t>
-            </w:r>
-            <w:proofErr w:type="spellStart"/>
-            <w:r>
-              <w:rPr>
-                <w:rFonts w:ascii="Times New Roman" w:hAnsi="Times New Roman" w:cs="Times New Roman"/>
-                <w:sz w:val="24"/>
-                <w:szCs w:val="24"/>
-                <w:lang w:val="en-US"/>
-              </w:rPr>
-              <w:t>endfor</w:t>
-            </w:r>
-            <w:proofErr w:type="spellEnd"/>
-            <w:r>
-              <w:rPr>
-                <w:rFonts w:ascii="Times New Roman" w:hAnsi="Times New Roman" w:cs="Times New Roman"/>
-                <w:sz w:val="24"/>
-                <w:szCs w:val="24"/>
-                <w:lang w:val="en-US"/>
-              </w:rPr>
-              <w:t xml:space="preserve"> %}</w:t>
+              <w:t>{%tc endfor %}</w:t>
             </w:r>
           </w:p>
         </w:tc>
@@ -6683,8 +5359,6 @@
         </w:rPr>
         <w:t xml:space="preserve"> </w:t>
       </w:r>
-      <w:proofErr w:type="spellStart"/>
-      <w:proofErr w:type="gramStart"/>
       <w:r>
         <w:rPr>
           <w:rFonts w:ascii="Times New Roman" w:hAnsi="Times New Roman" w:cs="Times New Roman"/>
@@ -6716,31 +5390,7 @@
           <w:szCs w:val="24"/>
           <w:lang w:val="en-US"/>
         </w:rPr>
-        <w:t>items</w:t>
-      </w:r>
-      <w:proofErr w:type="spellEnd"/>
-      <w:r>
-        <w:rPr>
-          <w:rFonts w:ascii="Times New Roman" w:hAnsi="Times New Roman" w:cs="Times New Roman"/>
-          <w:b/>
-          <w:bCs/>
-          <w:sz w:val="24"/>
-          <w:szCs w:val="24"/>
-          <w:lang w:val="en-US"/>
-        </w:rPr>
-        <w:t>(</w:t>
-      </w:r>
-      <w:proofErr w:type="gramEnd"/>
-      <w:r>
-        <w:rPr>
-          <w:rFonts w:ascii="Times New Roman" w:hAnsi="Times New Roman" w:cs="Times New Roman"/>
-          <w:b/>
-          <w:bCs/>
-          <w:sz w:val="24"/>
-          <w:szCs w:val="24"/>
-          <w:lang w:val="en-US"/>
-        </w:rPr>
-        <w:t>)</w:t>
+        <w:t>items()</w:t>
       </w:r>
       <w:r>
         <w:rPr>
@@ -6810,7 +5460,6 @@
         </w:rPr>
         <w:t xml:space="preserve"> № </w:t>
       </w:r>
-      <w:proofErr w:type="gramStart"/>
       <w:r>
         <w:rPr>
           <w:rFonts w:ascii="Times New Roman" w:hAnsi="Times New Roman" w:cs="Times New Roman"/>
@@ -6835,7 +5484,6 @@
         </w:rPr>
         <w:t xml:space="preserve"> key</w:t>
       </w:r>
-      <w:proofErr w:type="gramEnd"/>
       <w:r>
         <w:rPr>
           <w:rFonts w:ascii="Times New Roman" w:hAnsi="Times New Roman" w:cs="Times New Roman"/>
@@ -7724,9 +6372,8 @@
                 <w:szCs w:val="20"/>
                 <w:lang w:val="en-US"/>
               </w:rPr>
-              <w:t>{%</w:t>
-            </w:r>
-            <w:proofErr w:type="spellStart"/>
+              <w:t xml:space="preserve">{%tr for </w:t>
+            </w:r>
             <w:r>
               <w:rPr>
                 <w:rFonts w:ascii="Times New Roman" w:hAnsi="Times New Roman" w:cs="Times New Roman"/>
@@ -7734,19 +6381,26 @@
                 <w:szCs w:val="20"/>
                 <w:lang w:val="en-US"/>
               </w:rPr>
-              <w:t>tr</w:t>
-            </w:r>
-            <w:proofErr w:type="spellEnd"/>
-            <w:r>
+              <w:t>i in items %}</w:t>
+            </w:r>
+          </w:p>
+        </w:tc>
+      </w:tr>
+      <w:tr>
+        <w:tc>
+          <w:tcPr>
+            <w:tcW w:w="704" w:type="dxa"/>
+            <w:vAlign w:val="center"/>
+          </w:tcPr>
+          <w:p>
+            <w:pPr>
+              <w:jc w:val="center"/>
               <w:rPr>
                 <w:rFonts w:ascii="Times New Roman" w:hAnsi="Times New Roman" w:cs="Times New Roman"/>
                 <w:sz w:val="20"/>
                 <w:szCs w:val="20"/>
-                <w:lang w:val="en-US"/>
-              </w:rPr>
-              <w:t xml:space="preserve"> for </w:t>
-            </w:r>
-            <w:proofErr w:type="spellStart"/>
+              </w:rPr>
+            </w:pPr>
             <w:r>
               <w:rPr>
                 <w:rFonts w:ascii="Times New Roman" w:hAnsi="Times New Roman" w:cs="Times New Roman"/>
@@ -7754,9 +6408,8 @@
                 <w:szCs w:val="20"/>
                 <w:lang w:val="en-US"/>
               </w:rPr>
-              <w:t>i</w:t>
-            </w:r>
-            <w:proofErr w:type="spellEnd"/>
+              <w:t>{{ i</w:t>
+            </w:r>
             <w:r>
               <w:rPr>
                 <w:rFonts w:ascii="Times New Roman" w:hAnsi="Times New Roman" w:cs="Times New Roman"/>
@@ -7764,36 +6417,32 @@
                 <w:szCs w:val="20"/>
                 <w:lang w:val="en-US"/>
               </w:rPr>
-              <w:t xml:space="preserve"> in items %}</w:t>
-            </w:r>
-          </w:p>
-        </w:tc>
-      </w:tr>
-      <w:tr>
-        <w:tc>
-          <w:tcPr>
-            <w:tcW w:w="704" w:type="dxa"/>
-            <w:vAlign w:val="center"/>
-          </w:tcPr>
-          <w:p>
-            <w:pPr>
-              <w:jc w:val="center"/>
+              <w:t>.num</w:t>
+            </w:r>
+            <w:r>
               <w:rPr>
                 <w:rFonts w:ascii="Times New Roman" w:hAnsi="Times New Roman" w:cs="Times New Roman"/>
                 <w:sz w:val="20"/>
                 <w:szCs w:val="20"/>
-              </w:rPr>
-            </w:pPr>
-            <w:r>
+                <w:lang w:val="en-US"/>
+              </w:rPr>
+              <w:t>}}</w:t>
+            </w:r>
+          </w:p>
+        </w:tc>
+        <w:tc>
+          <w:tcPr>
+            <w:tcW w:w="1791" w:type="dxa"/>
+          </w:tcPr>
+          <w:p>
+            <w:pPr>
               <w:rPr>
                 <w:rFonts w:ascii="Times New Roman" w:hAnsi="Times New Roman" w:cs="Times New Roman"/>
                 <w:sz w:val="20"/>
                 <w:szCs w:val="20"/>
                 <w:lang w:val="en-US"/>
               </w:rPr>
-              <w:t xml:space="preserve">{{ </w:t>
-            </w:r>
-            <w:proofErr w:type="spellStart"/>
+            </w:pPr>
             <w:r>
               <w:rPr>
                 <w:rFonts w:ascii="Times New Roman" w:hAnsi="Times New Roman" w:cs="Times New Roman"/>
@@ -7801,18 +6450,25 @@
                 <w:szCs w:val="20"/>
                 <w:lang w:val="en-US"/>
               </w:rPr>
-              <w:t>i</w:t>
-            </w:r>
-            <w:r>
+              <w:t>{{ i.name }}</w:t>
+            </w:r>
+          </w:p>
+        </w:tc>
+        <w:tc>
+          <w:tcPr>
+            <w:tcW w:w="708" w:type="dxa"/>
+            <w:vAlign w:val="center"/>
+          </w:tcPr>
+          <w:p>
+            <w:pPr>
+              <w:jc w:val="center"/>
               <w:rPr>
                 <w:rFonts w:ascii="Times New Roman" w:hAnsi="Times New Roman" w:cs="Times New Roman"/>
                 <w:sz w:val="20"/>
                 <w:szCs w:val="20"/>
                 <w:lang w:val="en-US"/>
               </w:rPr>
-              <w:t>.num</w:t>
-            </w:r>
-            <w:proofErr w:type="spellEnd"/>
+            </w:pPr>
             <w:r>
               <w:rPr>
                 <w:rFonts w:ascii="Times New Roman" w:hAnsi="Times New Roman" w:cs="Times New Roman"/>
@@ -7820,16 +6476,18 @@
                 <w:szCs w:val="20"/>
                 <w:lang w:val="en-US"/>
               </w:rPr>
-              <w:t>}}</w:t>
-            </w:r>
-          </w:p>
-        </w:tc>
-        <w:tc>
-          <w:tcPr>
-            <w:tcW w:w="1791" w:type="dxa"/>
-          </w:tcPr>
-          <w:p>
-            <w:pPr>
+              <w:t>{{ i.lekc }}</w:t>
+            </w:r>
+          </w:p>
+        </w:tc>
+        <w:tc>
+          <w:tcPr>
+            <w:tcW w:w="709" w:type="dxa"/>
+            <w:vAlign w:val="center"/>
+          </w:tcPr>
+          <w:p>
+            <w:pPr>
+              <w:jc w:val="center"/>
               <w:rPr>
                 <w:rFonts w:ascii="Times New Roman" w:hAnsi="Times New Roman" w:cs="Times New Roman"/>
                 <w:sz w:val="20"/>
@@ -7844,13 +6502,13 @@
                 <w:szCs w:val="20"/>
                 <w:lang w:val="en-US"/>
               </w:rPr>
-              <w:t>{{ i.name }}</w:t>
-            </w:r>
-          </w:p>
-        </w:tc>
-        <w:tc>
-          <w:tcPr>
-            <w:tcW w:w="708" w:type="dxa"/>
+              <w:t>{{ i.lekc_hours}}</w:t>
+            </w:r>
+          </w:p>
+        </w:tc>
+        <w:tc>
+          <w:tcPr>
+            <w:tcW w:w="709" w:type="dxa"/>
             <w:vAlign w:val="center"/>
           </w:tcPr>
           <w:p>
@@ -7870,19 +6528,25 @@
                 <w:szCs w:val="20"/>
                 <w:lang w:val="en-US"/>
               </w:rPr>
-              <w:t xml:space="preserve">{{ </w:t>
-            </w:r>
-            <w:proofErr w:type="spellStart"/>
-            <w:r>
+              <w:t>{{ i.lab }}</w:t>
+            </w:r>
+          </w:p>
+        </w:tc>
+        <w:tc>
+          <w:tcPr>
+            <w:tcW w:w="712" w:type="dxa"/>
+            <w:vAlign w:val="center"/>
+          </w:tcPr>
+          <w:p>
+            <w:pPr>
+              <w:jc w:val="center"/>
               <w:rPr>
                 <w:rFonts w:ascii="Times New Roman" w:hAnsi="Times New Roman" w:cs="Times New Roman"/>
                 <w:sz w:val="20"/>
                 <w:szCs w:val="20"/>
                 <w:lang w:val="en-US"/>
               </w:rPr>
-              <w:t>i.lekc</w:t>
-            </w:r>
-            <w:proofErr w:type="spellEnd"/>
+            </w:pPr>
             <w:r>
               <w:rPr>
                 <w:rFonts w:ascii="Times New Roman" w:hAnsi="Times New Roman" w:cs="Times New Roman"/>
@@ -7890,13 +6554,13 @@
                 <w:szCs w:val="20"/>
                 <w:lang w:val="en-US"/>
               </w:rPr>
-              <w:t xml:space="preserve"> }}</w:t>
-            </w:r>
-          </w:p>
-        </w:tc>
-        <w:tc>
-          <w:tcPr>
-            <w:tcW w:w="709" w:type="dxa"/>
+              <w:t>{{ i.lab_hours }}</w:t>
+            </w:r>
+          </w:p>
+        </w:tc>
+        <w:tc>
+          <w:tcPr>
+            <w:tcW w:w="710" w:type="dxa"/>
             <w:vAlign w:val="center"/>
           </w:tcPr>
           <w:p>
@@ -7916,19 +6580,25 @@
                 <w:szCs w:val="20"/>
                 <w:lang w:val="en-US"/>
               </w:rPr>
-              <w:t xml:space="preserve">{{ </w:t>
-            </w:r>
-            <w:proofErr w:type="spellStart"/>
-            <w:r>
+              <w:t>{{ i.pr }}</w:t>
+            </w:r>
+          </w:p>
+        </w:tc>
+        <w:tc>
+          <w:tcPr>
+            <w:tcW w:w="756" w:type="dxa"/>
+            <w:vAlign w:val="center"/>
+          </w:tcPr>
+          <w:p>
+            <w:pPr>
+              <w:jc w:val="center"/>
               <w:rPr>
                 <w:rFonts w:ascii="Times New Roman" w:hAnsi="Times New Roman" w:cs="Times New Roman"/>
                 <w:sz w:val="20"/>
                 <w:szCs w:val="20"/>
                 <w:lang w:val="en-US"/>
               </w:rPr>
-              <w:t>i.lekc_hours</w:t>
-            </w:r>
-            <w:proofErr w:type="spellEnd"/>
+            </w:pPr>
             <w:r>
               <w:rPr>
                 <w:rFonts w:ascii="Times New Roman" w:hAnsi="Times New Roman" w:cs="Times New Roman"/>
@@ -7936,13 +6606,13 @@
                 <w:szCs w:val="20"/>
                 <w:lang w:val="en-US"/>
               </w:rPr>
-              <w:t>}}</w:t>
-            </w:r>
-          </w:p>
-        </w:tc>
-        <w:tc>
-          <w:tcPr>
-            <w:tcW w:w="709" w:type="dxa"/>
+              <w:t>{{ i.pr_hours }}</w:t>
+            </w:r>
+          </w:p>
+        </w:tc>
+        <w:tc>
+          <w:tcPr>
+            <w:tcW w:w="664" w:type="dxa"/>
             <w:vAlign w:val="center"/>
           </w:tcPr>
           <w:p>
@@ -7962,19 +6632,25 @@
                 <w:szCs w:val="20"/>
                 <w:lang w:val="en-US"/>
               </w:rPr>
-              <w:t xml:space="preserve">{{ </w:t>
-            </w:r>
-            <w:proofErr w:type="spellStart"/>
-            <w:r>
+              <w:t>{{ i.srs }}</w:t>
+            </w:r>
+          </w:p>
+        </w:tc>
+        <w:tc>
+          <w:tcPr>
+            <w:tcW w:w="710" w:type="dxa"/>
+            <w:vAlign w:val="center"/>
+          </w:tcPr>
+          <w:p>
+            <w:pPr>
+              <w:jc w:val="center"/>
               <w:rPr>
                 <w:rFonts w:ascii="Times New Roman" w:hAnsi="Times New Roman" w:cs="Times New Roman"/>
                 <w:sz w:val="20"/>
                 <w:szCs w:val="20"/>
                 <w:lang w:val="en-US"/>
               </w:rPr>
-              <w:t>i.lab</w:t>
-            </w:r>
-            <w:proofErr w:type="spellEnd"/>
+            </w:pPr>
             <w:r>
               <w:rPr>
                 <w:rFonts w:ascii="Times New Roman" w:hAnsi="Times New Roman" w:cs="Times New Roman"/>
@@ -7982,13 +6658,13 @@
                 <w:szCs w:val="20"/>
                 <w:lang w:val="en-US"/>
               </w:rPr>
-              <w:t xml:space="preserve"> }}</w:t>
-            </w:r>
-          </w:p>
-        </w:tc>
-        <w:tc>
-          <w:tcPr>
-            <w:tcW w:w="712" w:type="dxa"/>
+              <w:t>{{ i.srs_hours }}</w:t>
+            </w:r>
+          </w:p>
+        </w:tc>
+        <w:tc>
+          <w:tcPr>
+            <w:tcW w:w="1174" w:type="dxa"/>
             <w:vAlign w:val="center"/>
           </w:tcPr>
           <w:p>
@@ -8008,9 +6684,8 @@
                 <w:szCs w:val="20"/>
                 <w:lang w:val="en-US"/>
               </w:rPr>
-              <w:t xml:space="preserve">{{ </w:t>
-            </w:r>
-            <w:proofErr w:type="spellStart"/>
+              <w:t>{{ i.</w:t>
+            </w:r>
             <w:r>
               <w:rPr>
                 <w:rFonts w:ascii="Times New Roman" w:hAnsi="Times New Roman" w:cs="Times New Roman"/>
@@ -8018,228 +6693,8 @@
                 <w:szCs w:val="20"/>
                 <w:lang w:val="en-US"/>
               </w:rPr>
-              <w:t>i.lab_hours</w:t>
-            </w:r>
-            <w:proofErr w:type="spellEnd"/>
-            <w:r>
-              <w:rPr>
-                <w:rFonts w:ascii="Times New Roman" w:hAnsi="Times New Roman" w:cs="Times New Roman"/>
-                <w:sz w:val="20"/>
-                <w:szCs w:val="20"/>
-                <w:lang w:val="en-US"/>
-              </w:rPr>
-              <w:t xml:space="preserve"> }}</w:t>
-            </w:r>
-          </w:p>
-        </w:tc>
-        <w:tc>
-          <w:tcPr>
-            <w:tcW w:w="710" w:type="dxa"/>
-            <w:vAlign w:val="center"/>
-          </w:tcPr>
-          <w:p>
-            <w:pPr>
-              <w:jc w:val="center"/>
-              <w:rPr>
-                <w:rFonts w:ascii="Times New Roman" w:hAnsi="Times New Roman" w:cs="Times New Roman"/>
-                <w:sz w:val="20"/>
-                <w:szCs w:val="20"/>
-                <w:lang w:val="en-US"/>
-              </w:rPr>
-            </w:pPr>
-            <w:r>
-              <w:rPr>
-                <w:rFonts w:ascii="Times New Roman" w:hAnsi="Times New Roman" w:cs="Times New Roman"/>
-                <w:sz w:val="20"/>
-                <w:szCs w:val="20"/>
-                <w:lang w:val="en-US"/>
-              </w:rPr>
-              <w:t>{{ i.pr }}</w:t>
-            </w:r>
-          </w:p>
-        </w:tc>
-        <w:tc>
-          <w:tcPr>
-            <w:tcW w:w="756" w:type="dxa"/>
-            <w:vAlign w:val="center"/>
-          </w:tcPr>
-          <w:p>
-            <w:pPr>
-              <w:jc w:val="center"/>
-              <w:rPr>
-                <w:rFonts w:ascii="Times New Roman" w:hAnsi="Times New Roman" w:cs="Times New Roman"/>
-                <w:sz w:val="20"/>
-                <w:szCs w:val="20"/>
-                <w:lang w:val="en-US"/>
-              </w:rPr>
-            </w:pPr>
-            <w:r>
-              <w:rPr>
-                <w:rFonts w:ascii="Times New Roman" w:hAnsi="Times New Roman" w:cs="Times New Roman"/>
-                <w:sz w:val="20"/>
-                <w:szCs w:val="20"/>
-                <w:lang w:val="en-US"/>
-              </w:rPr>
-              <w:t xml:space="preserve">{{ </w:t>
-            </w:r>
-            <w:proofErr w:type="spellStart"/>
-            <w:r>
-              <w:rPr>
-                <w:rFonts w:ascii="Times New Roman" w:hAnsi="Times New Roman" w:cs="Times New Roman"/>
-                <w:sz w:val="20"/>
-                <w:szCs w:val="20"/>
-                <w:lang w:val="en-US"/>
-              </w:rPr>
-              <w:t>i.pr_hours</w:t>
-            </w:r>
-            <w:proofErr w:type="spellEnd"/>
-            <w:r>
-              <w:rPr>
-                <w:rFonts w:ascii="Times New Roman" w:hAnsi="Times New Roman" w:cs="Times New Roman"/>
-                <w:sz w:val="20"/>
-                <w:szCs w:val="20"/>
-                <w:lang w:val="en-US"/>
-              </w:rPr>
-              <w:t xml:space="preserve"> }}</w:t>
-            </w:r>
-          </w:p>
-        </w:tc>
-        <w:tc>
-          <w:tcPr>
-            <w:tcW w:w="664" w:type="dxa"/>
-            <w:vAlign w:val="center"/>
-          </w:tcPr>
-          <w:p>
-            <w:pPr>
-              <w:jc w:val="center"/>
-              <w:rPr>
-                <w:rFonts w:ascii="Times New Roman" w:hAnsi="Times New Roman" w:cs="Times New Roman"/>
-                <w:sz w:val="20"/>
-                <w:szCs w:val="20"/>
-                <w:lang w:val="en-US"/>
-              </w:rPr>
-            </w:pPr>
-            <w:r>
-              <w:rPr>
-                <w:rFonts w:ascii="Times New Roman" w:hAnsi="Times New Roman" w:cs="Times New Roman"/>
-                <w:sz w:val="20"/>
-                <w:szCs w:val="20"/>
-                <w:lang w:val="en-US"/>
-              </w:rPr>
-              <w:t xml:space="preserve">{{ </w:t>
-            </w:r>
-            <w:proofErr w:type="spellStart"/>
-            <w:r>
-              <w:rPr>
-                <w:rFonts w:ascii="Times New Roman" w:hAnsi="Times New Roman" w:cs="Times New Roman"/>
-                <w:sz w:val="20"/>
-                <w:szCs w:val="20"/>
-                <w:lang w:val="en-US"/>
-              </w:rPr>
-              <w:t>i.srs</w:t>
-            </w:r>
-            <w:proofErr w:type="spellEnd"/>
-            <w:r>
-              <w:rPr>
-                <w:rFonts w:ascii="Times New Roman" w:hAnsi="Times New Roman" w:cs="Times New Roman"/>
-                <w:sz w:val="20"/>
-                <w:szCs w:val="20"/>
-                <w:lang w:val="en-US"/>
-              </w:rPr>
-              <w:t xml:space="preserve"> }}</w:t>
-            </w:r>
-          </w:p>
-        </w:tc>
-        <w:tc>
-          <w:tcPr>
-            <w:tcW w:w="710" w:type="dxa"/>
-            <w:vAlign w:val="center"/>
-          </w:tcPr>
-          <w:p>
-            <w:pPr>
-              <w:jc w:val="center"/>
-              <w:rPr>
-                <w:rFonts w:ascii="Times New Roman" w:hAnsi="Times New Roman" w:cs="Times New Roman"/>
-                <w:sz w:val="20"/>
-                <w:szCs w:val="20"/>
-                <w:lang w:val="en-US"/>
-              </w:rPr>
-            </w:pPr>
-            <w:r>
-              <w:rPr>
-                <w:rFonts w:ascii="Times New Roman" w:hAnsi="Times New Roman" w:cs="Times New Roman"/>
-                <w:sz w:val="20"/>
-                <w:szCs w:val="20"/>
-                <w:lang w:val="en-US"/>
-              </w:rPr>
-              <w:t xml:space="preserve">{{ </w:t>
-            </w:r>
-            <w:proofErr w:type="spellStart"/>
-            <w:r>
-              <w:rPr>
-                <w:rFonts w:ascii="Times New Roman" w:hAnsi="Times New Roman" w:cs="Times New Roman"/>
-                <w:sz w:val="20"/>
-                <w:szCs w:val="20"/>
-                <w:lang w:val="en-US"/>
-              </w:rPr>
-              <w:t>i.srs_hours</w:t>
-            </w:r>
-            <w:proofErr w:type="spellEnd"/>
-            <w:r>
-              <w:rPr>
-                <w:rFonts w:ascii="Times New Roman" w:hAnsi="Times New Roman" w:cs="Times New Roman"/>
-                <w:sz w:val="20"/>
-                <w:szCs w:val="20"/>
-                <w:lang w:val="en-US"/>
-              </w:rPr>
-              <w:t xml:space="preserve"> }}</w:t>
-            </w:r>
-          </w:p>
-        </w:tc>
-        <w:tc>
-          <w:tcPr>
-            <w:tcW w:w="1174" w:type="dxa"/>
-            <w:vAlign w:val="center"/>
-          </w:tcPr>
-          <w:p>
-            <w:pPr>
-              <w:jc w:val="center"/>
-              <w:rPr>
-                <w:rFonts w:ascii="Times New Roman" w:hAnsi="Times New Roman" w:cs="Times New Roman"/>
-                <w:sz w:val="20"/>
-                <w:szCs w:val="20"/>
-                <w:lang w:val="en-US"/>
-              </w:rPr>
-            </w:pPr>
-            <w:r>
-              <w:rPr>
-                <w:rFonts w:ascii="Times New Roman" w:hAnsi="Times New Roman" w:cs="Times New Roman"/>
-                <w:sz w:val="20"/>
-                <w:szCs w:val="20"/>
-                <w:lang w:val="en-US"/>
-              </w:rPr>
-              <w:t xml:space="preserve">{{ </w:t>
-            </w:r>
-            <w:proofErr w:type="spellStart"/>
-            <w:r>
-              <w:rPr>
-                <w:rFonts w:ascii="Times New Roman" w:hAnsi="Times New Roman" w:cs="Times New Roman"/>
-                <w:sz w:val="20"/>
-                <w:szCs w:val="20"/>
-                <w:lang w:val="en-US"/>
-              </w:rPr>
-              <w:t>i.</w:t>
-            </w:r>
-            <w:r>
-              <w:rPr>
-                <w:rFonts w:ascii="Times New Roman" w:hAnsi="Times New Roman" w:cs="Times New Roman"/>
-                <w:sz w:val="20"/>
-                <w:szCs w:val="20"/>
-                <w:lang w:val="en-US"/>
-              </w:rPr>
               <w:t>tic</w:t>
             </w:r>
-            <w:proofErr w:type="spellEnd"/>
             <w:r>
               <w:rPr>
                 <w:rFonts w:ascii="Times New Roman" w:hAnsi="Times New Roman" w:cs="Times New Roman"/>
@@ -8293,47 +6748,7 @@
                 <w:szCs w:val="20"/>
                 <w:lang w:val="en-US"/>
               </w:rPr>
-              <w:t>{%</w:t>
-            </w:r>
-            <w:proofErr w:type="spellStart"/>
-            <w:r>
-              <w:rPr>
-                <w:rFonts w:ascii="Times New Roman" w:hAnsi="Times New Roman" w:cs="Times New Roman"/>
-                <w:sz w:val="20"/>
-                <w:szCs w:val="20"/>
-                <w:lang w:val="en-US"/>
-              </w:rPr>
-              <w:t>tr</w:t>
-            </w:r>
-            <w:proofErr w:type="spellEnd"/>
-            <w:r>
-              <w:rPr>
-                <w:rFonts w:ascii="Times New Roman" w:hAnsi="Times New Roman" w:cs="Times New Roman"/>
-                <w:sz w:val="20"/>
-                <w:szCs w:val="20"/>
-                <w:lang w:val="en-US"/>
-              </w:rPr>
-              <w:t xml:space="preserve"> </w:t>
-            </w:r>
-            <w:proofErr w:type="spellStart"/>
-            <w:r>
-              <w:rPr>
-                <w:rFonts w:ascii="Times New Roman" w:hAnsi="Times New Roman" w:cs="Times New Roman"/>
-                <w:sz w:val="20"/>
-                <w:szCs w:val="20"/>
-                <w:lang w:val="en-US"/>
-              </w:rPr>
-              <w:t>endfor</w:t>
-            </w:r>
-            <w:proofErr w:type="spellEnd"/>
-            <w:r>
-              <w:rPr>
-                <w:rFonts w:ascii="Times New Roman" w:hAnsi="Times New Roman" w:cs="Times New Roman"/>
-                <w:sz w:val="20"/>
-                <w:szCs w:val="20"/>
-                <w:lang w:val="en-US"/>
-              </w:rPr>
-              <w:t xml:space="preserve"> %}</w:t>
+              <w:t>{%tr endfor %}</w:t>
             </w:r>
           </w:p>
         </w:tc>
@@ -8358,7 +6773,6 @@
         </w:rPr>
         <w:t xml:space="preserve">{% </w:t>
       </w:r>
-      <w:proofErr w:type="spellStart"/>
       <w:r>
         <w:rPr>
           <w:rFonts w:ascii="Times New Roman" w:hAnsi="Times New Roman" w:cs="Times New Roman"/>
@@ -8368,7 +6782,6 @@
         </w:rPr>
         <w:t>endfor</w:t>
       </w:r>
-      <w:proofErr w:type="spellEnd"/>
       <w:r>
         <w:rPr>
           <w:rFonts w:ascii="Times New Roman" w:hAnsi="Times New Roman" w:cs="Times New Roman"/>
@@ -8378,7 +6791,6 @@
         </w:rPr>
         <w:t xml:space="preserve"> </w:t>
       </w:r>
-      <w:proofErr w:type="gramStart"/>
       <w:r>
         <w:rPr>
           <w:rFonts w:ascii="Times New Roman" w:hAnsi="Times New Roman" w:cs="Times New Roman"/>
@@ -8395,17 +6807,7 @@
           <w:szCs w:val="24"/>
           <w:lang w:val="en-US"/>
         </w:rPr>
-        <w:t>%</w:t>
-      </w:r>
-      <w:proofErr w:type="gramEnd"/>
-      <w:r>
-        <w:rPr>
-          <w:rFonts w:ascii="Times New Roman" w:hAnsi="Times New Roman" w:cs="Times New Roman"/>
-          <w:sz w:val="24"/>
-          <w:szCs w:val="24"/>
-          <w:lang w:val="en-US"/>
-        </w:rPr>
-        <w:t>}</w:t>
+        <w:t>%}</w:t>
       </w:r>
     </w:p>
     <w:p>
@@ -8614,44 +7016,7 @@
           <w:szCs w:val="24"/>
           <w:lang w:val="en-US"/>
         </w:rPr>
-        <w:t xml:space="preserve"> in </w:t>
-      </w:r>
-      <w:proofErr w:type="spellStart"/>
-      <w:proofErr w:type="gramStart"/>
-      <w:r>
-        <w:rPr>
-          <w:rFonts w:ascii="Times New Roman" w:hAnsi="Times New Roman" w:cs="Times New Roman"/>
-          <w:b/>
-          <w:bCs/>
-          <w:sz w:val="24"/>
-          <w:szCs w:val="24"/>
-          <w:lang w:val="en-US"/>
-        </w:rPr>
-        <w:t>dg.items</w:t>
-      </w:r>
-      <w:proofErr w:type="spellEnd"/>
-      <w:r>
-        <w:rPr>
-          <w:rFonts w:ascii="Times New Roman" w:hAnsi="Times New Roman" w:cs="Times New Roman"/>
-          <w:b/>
-          <w:bCs/>
-          <w:sz w:val="24"/>
-          <w:szCs w:val="24"/>
-          <w:lang w:val="en-US"/>
-        </w:rPr>
-        <w:t>(</w:t>
-      </w:r>
-      <w:proofErr w:type="gramEnd"/>
-      <w:r>
-        <w:rPr>
-          <w:rFonts w:ascii="Times New Roman" w:hAnsi="Times New Roman" w:cs="Times New Roman"/>
-          <w:b/>
-          <w:bCs/>
-          <w:sz w:val="24"/>
-          <w:szCs w:val="24"/>
-          <w:lang w:val="en-US"/>
-        </w:rPr>
-        <w:t xml:space="preserve">) </w:t>
+        <w:t xml:space="preserve"> in dg.items() </w:t>
       </w:r>
       <w:r>
         <w:rPr>
@@ -8710,7 +7075,6 @@
         </w:rPr>
         <w:t xml:space="preserve"> № </w:t>
       </w:r>
-      <w:proofErr w:type="gramStart"/>
       <w:r>
         <w:rPr>
           <w:rFonts w:ascii="Times New Roman" w:hAnsi="Times New Roman" w:cs="Times New Roman"/>
@@ -8721,20 +7085,7 @@
           <w:u w:val="single"/>
           <w:lang w:val="en-US"/>
         </w:rPr>
-        <w:t>{{ key</w:t>
-      </w:r>
-      <w:proofErr w:type="gramEnd"/>
-      <w:r>
-        <w:rPr>
-          <w:rFonts w:ascii="Times New Roman" w:hAnsi="Times New Roman" w:cs="Times New Roman"/>
-          <w:b/>
-          <w:bCs/>
-          <w:sz w:val="24"/>
-          <w:szCs w:val="24"/>
-          <w:u w:val="single"/>
-          <w:lang w:val="en-US"/>
-        </w:rPr>
-        <w:t xml:space="preserve"> }}</w:t>
+        <w:t>{{ key }}</w:t>
       </w:r>
     </w:p>
     <w:tbl>
@@ -8848,47 +7199,7 @@
                 <w:szCs w:val="24"/>
                 <w:lang w:val="en-US"/>
               </w:rPr>
-              <w:t>{%</w:t>
-            </w:r>
-            <w:proofErr w:type="spellStart"/>
-            <w:r>
-              <w:rPr>
-                <w:rFonts w:ascii="Times New Roman" w:hAnsi="Times New Roman" w:cs="Times New Roman"/>
-                <w:sz w:val="24"/>
-                <w:szCs w:val="24"/>
-                <w:lang w:val="en-US"/>
-              </w:rPr>
-              <w:t>tr</w:t>
-            </w:r>
-            <w:proofErr w:type="spellEnd"/>
-            <w:r>
-              <w:rPr>
-                <w:rFonts w:ascii="Times New Roman" w:hAnsi="Times New Roman" w:cs="Times New Roman"/>
-                <w:sz w:val="24"/>
-                <w:szCs w:val="24"/>
-                <w:lang w:val="en-US"/>
-              </w:rPr>
-              <w:t xml:space="preserve"> for </w:t>
-            </w:r>
-            <w:proofErr w:type="spellStart"/>
-            <w:r>
-              <w:rPr>
-                <w:rFonts w:ascii="Times New Roman" w:hAnsi="Times New Roman" w:cs="Times New Roman"/>
-                <w:sz w:val="24"/>
-                <w:szCs w:val="24"/>
-                <w:lang w:val="en-US"/>
-              </w:rPr>
-              <w:t>i</w:t>
-            </w:r>
-            <w:proofErr w:type="spellEnd"/>
-            <w:r>
-              <w:rPr>
-                <w:rFonts w:ascii="Times New Roman" w:hAnsi="Times New Roman" w:cs="Times New Roman"/>
-                <w:sz w:val="24"/>
-                <w:szCs w:val="24"/>
-                <w:lang w:val="en-US"/>
-              </w:rPr>
-              <w:t xml:space="preserve"> in items %}</w:t>
+              <w:t>{%tr for i in items %}</w:t>
             </w:r>
           </w:p>
         </w:tc>
@@ -8923,9 +7234,83 @@
                 <w:szCs w:val="24"/>
                 <w:lang w:val="en-US"/>
               </w:rPr>
-              <w:t xml:space="preserve"> </w:t>
-            </w:r>
-            <w:proofErr w:type="spellStart"/>
+              <w:t xml:space="preserve"> i</w:t>
+            </w:r>
+            <w:r>
+              <w:rPr>
+                <w:rFonts w:ascii="Times New Roman" w:hAnsi="Times New Roman" w:cs="Times New Roman"/>
+                <w:sz w:val="24"/>
+                <w:szCs w:val="24"/>
+                <w:lang w:val="en-US"/>
+              </w:rPr>
+              <w:t>.num }}</w:t>
+            </w:r>
+          </w:p>
+        </w:tc>
+        <w:tc>
+          <w:tcPr>
+            <w:tcW w:w="2717" w:type="dxa"/>
+          </w:tcPr>
+          <w:p>
+            <w:pPr>
+              <w:rPr>
+                <w:rFonts w:ascii="Times New Roman" w:hAnsi="Times New Roman" w:cs="Times New Roman"/>
+                <w:sz w:val="24"/>
+                <w:szCs w:val="24"/>
+                <w:lang w:val="en-US"/>
+              </w:rPr>
+            </w:pPr>
+            <w:r>
+              <w:rPr>
+                <w:rFonts w:ascii="Times New Roman" w:hAnsi="Times New Roman" w:cs="Times New Roman"/>
+                <w:sz w:val="24"/>
+                <w:szCs w:val="24"/>
+                <w:lang w:val="en-US"/>
+              </w:rPr>
+              <w:t>{{</w:t>
+            </w:r>
+            <w:r>
+              <w:rPr>
+                <w:rFonts w:ascii="Times New Roman" w:hAnsi="Times New Roman" w:cs="Times New Roman"/>
+                <w:sz w:val="24"/>
+                <w:szCs w:val="24"/>
+                <w:lang w:val="en-US"/>
+              </w:rPr>
+              <w:t xml:space="preserve"> i</w:t>
+            </w:r>
+            <w:r>
+              <w:rPr>
+                <w:rFonts w:ascii="Times New Roman" w:hAnsi="Times New Roman" w:cs="Times New Roman"/>
+                <w:sz w:val="24"/>
+                <w:szCs w:val="24"/>
+                <w:lang w:val="en-US"/>
+              </w:rPr>
+              <w:t>.name }}</w:t>
+            </w:r>
+          </w:p>
+        </w:tc>
+        <w:tc>
+          <w:tcPr>
+            <w:tcW w:w="5498" w:type="dxa"/>
+          </w:tcPr>
+          <w:p>
+            <w:pPr>
+              <w:rPr>
+                <w:rFonts w:ascii="Times New Roman" w:hAnsi="Times New Roman" w:cs="Times New Roman"/>
+                <w:sz w:val="24"/>
+                <w:szCs w:val="24"/>
+                <w:lang w:val="en-US"/>
+              </w:rPr>
+            </w:pPr>
+            <w:r>
+              <w:rPr>
+                <w:rFonts w:ascii="Times New Roman" w:hAnsi="Times New Roman" w:cs="Times New Roman"/>
+                <w:sz w:val="24"/>
+                <w:szCs w:val="24"/>
+                <w:lang w:val="en-US"/>
+              </w:rPr>
+              <w:t xml:space="preserve">{{ </w:t>
+            </w:r>
             <w:r>
               <w:rPr>
                 <w:rFonts w:ascii="Times New Roman" w:hAnsi="Times New Roman" w:cs="Times New Roman"/>
@@ -8942,112 +7327,7 @@
                 <w:szCs w:val="24"/>
                 <w:lang w:val="en-US"/>
               </w:rPr>
-              <w:t>.num</w:t>
-            </w:r>
-            <w:proofErr w:type="spellEnd"/>
-            <w:r>
-              <w:rPr>
-                <w:rFonts w:ascii="Times New Roman" w:hAnsi="Times New Roman" w:cs="Times New Roman"/>
-                <w:sz w:val="24"/>
-                <w:szCs w:val="24"/>
-                <w:lang w:val="en-US"/>
-              </w:rPr>
-              <w:t xml:space="preserve"> }}</w:t>
-            </w:r>
-          </w:p>
-        </w:tc>
-        <w:tc>
-          <w:tcPr>
-            <w:tcW w:w="2717" w:type="dxa"/>
-          </w:tcPr>
-          <w:p>
-            <w:pPr>
-              <w:rPr>
-                <w:rFonts w:ascii="Times New Roman" w:hAnsi="Times New Roman" w:cs="Times New Roman"/>
-                <w:sz w:val="24"/>
-                <w:szCs w:val="24"/>
-                <w:lang w:val="en-US"/>
-              </w:rPr>
-            </w:pPr>
-            <w:r>
-              <w:rPr>
-                <w:rFonts w:ascii="Times New Roman" w:hAnsi="Times New Roman" w:cs="Times New Roman"/>
-                <w:sz w:val="24"/>
-                <w:szCs w:val="24"/>
-                <w:lang w:val="en-US"/>
-              </w:rPr>
-              <w:t>{{</w:t>
-            </w:r>
-            <w:r>
-              <w:rPr>
-                <w:rFonts w:ascii="Times New Roman" w:hAnsi="Times New Roman" w:cs="Times New Roman"/>
-                <w:sz w:val="24"/>
-                <w:szCs w:val="24"/>
-                <w:lang w:val="en-US"/>
-              </w:rPr>
-              <w:t xml:space="preserve"> i</w:t>
-            </w:r>
-            <w:r>
-              <w:rPr>
-                <w:rFonts w:ascii="Times New Roman" w:hAnsi="Times New Roman" w:cs="Times New Roman"/>
-                <w:sz w:val="24"/>
-                <w:szCs w:val="24"/>
-                <w:lang w:val="en-US"/>
-              </w:rPr>
-              <w:t>.name }}</w:t>
-            </w:r>
-          </w:p>
-        </w:tc>
-        <w:tc>
-          <w:tcPr>
-            <w:tcW w:w="5498" w:type="dxa"/>
-          </w:tcPr>
-          <w:p>
-            <w:pPr>
-              <w:rPr>
-                <w:rFonts w:ascii="Times New Roman" w:hAnsi="Times New Roman" w:cs="Times New Roman"/>
-                <w:sz w:val="24"/>
-                <w:szCs w:val="24"/>
-                <w:lang w:val="en-US"/>
-              </w:rPr>
-            </w:pPr>
-            <w:r>
-              <w:rPr>
-                <w:rFonts w:ascii="Times New Roman" w:hAnsi="Times New Roman" w:cs="Times New Roman"/>
-                <w:sz w:val="24"/>
-                <w:szCs w:val="24"/>
-                <w:lang w:val="en-US"/>
-              </w:rPr>
-              <w:t xml:space="preserve">{{ </w:t>
-            </w:r>
-            <w:proofErr w:type="spellStart"/>
-            <w:r>
-              <w:rPr>
-                <w:rFonts w:ascii="Times New Roman" w:hAnsi="Times New Roman" w:cs="Times New Roman"/>
-                <w:sz w:val="24"/>
-                <w:szCs w:val="24"/>
-                <w:lang w:val="en-US"/>
-              </w:rPr>
-              <w:t>i</w:t>
-            </w:r>
-            <w:r>
-              <w:rPr>
-                <w:rFonts w:ascii="Times New Roman" w:hAnsi="Times New Roman" w:cs="Times New Roman"/>
-                <w:sz w:val="24"/>
-                <w:szCs w:val="24"/>
-                <w:lang w:val="en-US"/>
-              </w:rPr>
-              <w:t>.comment</w:t>
-            </w:r>
-            <w:proofErr w:type="spellEnd"/>
-            <w:r>
-              <w:rPr>
-                <w:rFonts w:ascii="Times New Roman" w:hAnsi="Times New Roman" w:cs="Times New Roman"/>
-                <w:sz w:val="24"/>
-                <w:szCs w:val="24"/>
-                <w:lang w:val="en-US"/>
-              </w:rPr>
-              <w:t xml:space="preserve"> }}</w:t>
+              <w:t>.comment }}</w:t>
             </w:r>
           </w:p>
         </w:tc>
@@ -9075,47 +7355,7 @@
                 <w:szCs w:val="24"/>
                 <w:lang w:val="en-US"/>
               </w:rPr>
-              <w:t>{%</w:t>
-            </w:r>
-            <w:proofErr w:type="spellStart"/>
-            <w:r>
-              <w:rPr>
-                <w:rFonts w:ascii="Times New Roman" w:hAnsi="Times New Roman" w:cs="Times New Roman"/>
-                <w:sz w:val="24"/>
-                <w:szCs w:val="24"/>
-                <w:lang w:val="en-US"/>
-              </w:rPr>
-              <w:t>tr</w:t>
-            </w:r>
-            <w:proofErr w:type="spellEnd"/>
-            <w:r>
-              <w:rPr>
-                <w:rFonts w:ascii="Times New Roman" w:hAnsi="Times New Roman" w:cs="Times New Roman"/>
-                <w:sz w:val="24"/>
-                <w:szCs w:val="24"/>
-                <w:lang w:val="en-US"/>
-              </w:rPr>
-              <w:t xml:space="preserve"> </w:t>
-            </w:r>
-            <w:proofErr w:type="spellStart"/>
-            <w:r>
-              <w:rPr>
-                <w:rFonts w:ascii="Times New Roman" w:hAnsi="Times New Roman" w:cs="Times New Roman"/>
-                <w:sz w:val="24"/>
-                <w:szCs w:val="24"/>
-                <w:lang w:val="en-US"/>
-              </w:rPr>
-              <w:t>endfor</w:t>
-            </w:r>
-            <w:proofErr w:type="spellEnd"/>
-            <w:r>
-              <w:rPr>
-                <w:rFonts w:ascii="Times New Roman" w:hAnsi="Times New Roman" w:cs="Times New Roman"/>
-                <w:sz w:val="24"/>
-                <w:szCs w:val="24"/>
-                <w:lang w:val="en-US"/>
-              </w:rPr>
-              <w:t xml:space="preserve"> %}</w:t>
+              <w:t>{%tr endfor %}</w:t>
             </w:r>
           </w:p>
         </w:tc>
@@ -9138,7 +7378,6 @@
         </w:rPr>
         <w:t xml:space="preserve">{% </w:t>
       </w:r>
-      <w:proofErr w:type="spellStart"/>
       <w:r>
         <w:rPr>
           <w:rFonts w:ascii="Times New Roman" w:hAnsi="Times New Roman" w:cs="Times New Roman"/>
@@ -9148,7 +7387,6 @@
         </w:rPr>
         <w:t>endfor</w:t>
       </w:r>
-      <w:proofErr w:type="spellEnd"/>
       <w:r>
         <w:rPr>
           <w:rFonts w:ascii="Times New Roman" w:hAnsi="Times New Roman" w:cs="Times New Roman"/>
@@ -9309,7 +7547,6 @@
         </w:rPr>
         <w:t xml:space="preserve"> </w:t>
       </w:r>
-      <w:proofErr w:type="spellStart"/>
       <w:r>
         <w:rPr>
           <w:rFonts w:ascii="Times New Roman" w:hAnsi="Times New Roman" w:cs="Times New Roman"/>
@@ -9320,7 +7557,6 @@
         </w:rPr>
         <w:t>labw</w:t>
       </w:r>
-      <w:proofErr w:type="spellEnd"/>
       <w:r>
         <w:rPr>
           <w:rFonts w:ascii="Times New Roman" w:hAnsi="Times New Roman" w:cs="Times New Roman"/>
@@ -9398,7 +7634,6 @@
         </w:rPr>
         <w:t xml:space="preserve"> </w:t>
       </w:r>
-      <w:proofErr w:type="spellStart"/>
       <w:r>
         <w:rPr>
           <w:rFonts w:ascii="Times New Roman" w:hAnsi="Times New Roman" w:cs="Times New Roman"/>
@@ -9409,7 +7644,6 @@
         </w:rPr>
         <w:t>endif</w:t>
       </w:r>
-      <w:proofErr w:type="spellEnd"/>
       <w:r>
         <w:rPr>
           <w:rFonts w:ascii="Times New Roman" w:hAnsi="Times New Roman" w:cs="Times New Roman"/>
@@ -9541,8 +7775,6 @@
         </w:rPr>
         <w:t xml:space="preserve"> </w:t>
       </w:r>
-      <w:proofErr w:type="spellStart"/>
-      <w:proofErr w:type="gramStart"/>
       <w:r>
         <w:rPr>
           <w:rFonts w:ascii="Times New Roman" w:hAnsi="Times New Roman" w:cs="Times New Roman"/>
@@ -9576,29 +7808,16 @@
         </w:rPr>
         <w:t>items</w:t>
       </w:r>
-      <w:proofErr w:type="spellEnd"/>
-      <w:r>
-        <w:rPr>
-          <w:rFonts w:ascii="Times New Roman" w:hAnsi="Times New Roman" w:cs="Times New Roman"/>
-          <w:b/>
-          <w:bCs/>
-          <w:sz w:val="24"/>
-          <w:szCs w:val="24"/>
-          <w:lang w:val="en-US"/>
-        </w:rPr>
-        <w:t>(</w:t>
-      </w:r>
-      <w:proofErr w:type="gramEnd"/>
-      <w:r>
-        <w:rPr>
-          <w:rFonts w:ascii="Times New Roman" w:hAnsi="Times New Roman" w:cs="Times New Roman"/>
-          <w:b/>
-          <w:bCs/>
-          <w:sz w:val="24"/>
-          <w:szCs w:val="24"/>
-          <w:lang w:val="en-US"/>
-        </w:rPr>
-        <w:t xml:space="preserve">) </w:t>
+      <w:r>
+        <w:rPr>
+          <w:rFonts w:ascii="Times New Roman" w:hAnsi="Times New Roman" w:cs="Times New Roman"/>
+          <w:b/>
+          <w:bCs/>
+          <w:sz w:val="24"/>
+          <w:szCs w:val="24"/>
+          <w:lang w:val="en-US"/>
+        </w:rPr>
+        <w:t xml:space="preserve">() </w:t>
       </w:r>
       <w:r>
         <w:rPr>
@@ -9655,7 +7874,6 @@
         </w:rPr>
         <w:t xml:space="preserve"> № </w:t>
       </w:r>
-      <w:proofErr w:type="gramStart"/>
       <w:r>
         <w:rPr>
           <w:rFonts w:ascii="Times New Roman" w:hAnsi="Times New Roman" w:cs="Times New Roman"/>
@@ -9666,20 +7884,7 @@
           <w:u w:val="single"/>
           <w:lang w:val="en-US"/>
         </w:rPr>
-        <w:t>{{ key</w:t>
-      </w:r>
-      <w:proofErr w:type="gramEnd"/>
-      <w:r>
-        <w:rPr>
-          <w:rFonts w:ascii="Times New Roman" w:hAnsi="Times New Roman" w:cs="Times New Roman"/>
-          <w:b/>
-          <w:bCs/>
-          <w:sz w:val="24"/>
-          <w:szCs w:val="24"/>
-          <w:u w:val="single"/>
-          <w:lang w:val="en-US"/>
-        </w:rPr>
-        <w:t xml:space="preserve"> }}</w:t>
+        <w:t>{{ key }}</w:t>
       </w:r>
     </w:p>
     <w:tbl>
@@ -9798,7 +8003,6 @@
               </w:rPr>
               <w:t>{%</w:t>
             </w:r>
-            <w:proofErr w:type="spellStart"/>
             <w:r>
               <w:rPr>
                 <w:rFonts w:ascii="Times New Roman" w:hAnsi="Times New Roman" w:cs="Times New Roman"/>
@@ -9808,7 +8012,6 @@
               </w:rPr>
               <w:t>tr</w:t>
             </w:r>
-            <w:proofErr w:type="spellEnd"/>
             <w:r>
               <w:rPr>
                 <w:rFonts w:ascii="Times New Roman" w:hAnsi="Times New Roman" w:cs="Times New Roman"/>
@@ -9836,7 +8039,6 @@
               </w:rPr>
               <w:t xml:space="preserve"> </w:t>
             </w:r>
-            <w:proofErr w:type="spellStart"/>
             <w:r>
               <w:rPr>
                 <w:rFonts w:ascii="Times New Roman" w:hAnsi="Times New Roman" w:cs="Times New Roman"/>
@@ -9846,7 +8048,6 @@
               </w:rPr>
               <w:t>i</w:t>
             </w:r>
-            <w:proofErr w:type="spellEnd"/>
             <w:r>
               <w:rPr>
                 <w:rFonts w:ascii="Times New Roman" w:hAnsi="Times New Roman" w:cs="Times New Roman"/>
@@ -9919,7 +8120,6 @@
                 <w:szCs w:val="24"/>
               </w:rPr>
             </w:pPr>
-            <w:proofErr w:type="gramStart"/>
             <w:r>
               <w:rPr>
                 <w:rFonts w:ascii="Times New Roman" w:hAnsi="Times New Roman" w:cs="Times New Roman"/>
@@ -9928,7 +8128,6 @@
               </w:rPr>
               <w:t xml:space="preserve">{{ </w:t>
             </w:r>
-            <w:proofErr w:type="spellStart"/>
             <w:r>
               <w:rPr>
                 <w:rFonts w:ascii="Times New Roman" w:hAnsi="Times New Roman" w:cs="Times New Roman"/>
@@ -9938,7 +8137,6 @@
               </w:rPr>
               <w:t>i</w:t>
             </w:r>
-            <w:proofErr w:type="spellEnd"/>
             <w:r>
               <w:rPr>
                 <w:rFonts w:ascii="Times New Roman" w:hAnsi="Times New Roman" w:cs="Times New Roman"/>
@@ -9956,7 +8154,6 @@
               </w:rPr>
               <w:t>number</w:t>
             </w:r>
-            <w:proofErr w:type="gramEnd"/>
             <w:r>
               <w:rPr>
                 <w:rFonts w:ascii="Times New Roman" w:hAnsi="Times New Roman" w:cs="Times New Roman"/>
@@ -9979,7 +8176,6 @@
                 <w:szCs w:val="24"/>
               </w:rPr>
             </w:pPr>
-            <w:proofErr w:type="gramStart"/>
             <w:r>
               <w:rPr>
                 <w:rFonts w:ascii="Times New Roman" w:hAnsi="Times New Roman" w:cs="Times New Roman"/>
@@ -9988,7 +8184,6 @@
               </w:rPr>
               <w:t xml:space="preserve">{{ </w:t>
             </w:r>
-            <w:proofErr w:type="spellStart"/>
             <w:r>
               <w:rPr>
                 <w:rFonts w:ascii="Times New Roman" w:hAnsi="Times New Roman" w:cs="Times New Roman"/>
@@ -9998,7 +8193,6 @@
               </w:rPr>
               <w:t>i</w:t>
             </w:r>
-            <w:proofErr w:type="spellEnd"/>
             <w:r>
               <w:rPr>
                 <w:rFonts w:ascii="Times New Roman" w:hAnsi="Times New Roman" w:cs="Times New Roman"/>
@@ -10016,7 +8210,6 @@
               </w:rPr>
               <w:t>content</w:t>
             </w:r>
-            <w:proofErr w:type="gramEnd"/>
             <w:r>
               <w:rPr>
                 <w:rFonts w:ascii="Times New Roman" w:hAnsi="Times New Roman" w:cs="Times New Roman"/>
@@ -10041,7 +8234,6 @@
                 <w:szCs w:val="24"/>
               </w:rPr>
             </w:pPr>
-            <w:proofErr w:type="gramStart"/>
             <w:r>
               <w:rPr>
                 <w:rFonts w:ascii="Times New Roman" w:hAnsi="Times New Roman" w:cs="Times New Roman"/>
@@ -10050,7 +8242,6 @@
               </w:rPr>
               <w:t xml:space="preserve">{{ </w:t>
             </w:r>
-            <w:proofErr w:type="spellStart"/>
             <w:r>
               <w:rPr>
                 <w:rFonts w:ascii="Times New Roman" w:hAnsi="Times New Roman" w:cs="Times New Roman"/>
@@ -10060,7 +8251,6 @@
               </w:rPr>
               <w:t>i</w:t>
             </w:r>
-            <w:proofErr w:type="spellEnd"/>
             <w:r>
               <w:rPr>
                 <w:rFonts w:ascii="Times New Roman" w:hAnsi="Times New Roman" w:cs="Times New Roman"/>
@@ -10078,7 +8268,6 @@
               </w:rPr>
               <w:t>hours</w:t>
             </w:r>
-            <w:proofErr w:type="gramEnd"/>
             <w:r>
               <w:rPr>
                 <w:rFonts w:ascii="Times New Roman" w:hAnsi="Times New Roman" w:cs="Times New Roman"/>
@@ -10113,7 +8302,6 @@
               </w:rPr>
               <w:t>{%</w:t>
             </w:r>
-            <w:proofErr w:type="spellStart"/>
             <w:r>
               <w:rPr>
                 <w:rFonts w:ascii="Times New Roman" w:hAnsi="Times New Roman" w:cs="Times New Roman"/>
@@ -10123,7 +8311,6 @@
               </w:rPr>
               <w:t>tr</w:t>
             </w:r>
-            <w:proofErr w:type="spellEnd"/>
             <w:r>
               <w:rPr>
                 <w:rFonts w:ascii="Times New Roman" w:hAnsi="Times New Roman" w:cs="Times New Roman"/>
@@ -10132,7 +8319,6 @@
               </w:rPr>
               <w:t xml:space="preserve"> </w:t>
             </w:r>
-            <w:proofErr w:type="spellStart"/>
             <w:r>
               <w:rPr>
                 <w:rFonts w:ascii="Times New Roman" w:hAnsi="Times New Roman" w:cs="Times New Roman"/>
@@ -10142,7 +8328,6 @@
               </w:rPr>
               <w:t>endfor</w:t>
             </w:r>
-            <w:proofErr w:type="spellEnd"/>
             <w:r>
               <w:rPr>
                 <w:rFonts w:ascii="Times New Roman" w:hAnsi="Times New Roman" w:cs="Times New Roman"/>
@@ -10172,7 +8357,6 @@
         </w:rPr>
         <w:t xml:space="preserve">{% </w:t>
       </w:r>
-      <w:proofErr w:type="spellStart"/>
       <w:r>
         <w:rPr>
           <w:rFonts w:ascii="Times New Roman" w:hAnsi="Times New Roman" w:cs="Times New Roman"/>
@@ -10182,7 +8366,6 @@
         </w:rPr>
         <w:t>endfor</w:t>
       </w:r>
-      <w:proofErr w:type="spellEnd"/>
       <w:r>
         <w:rPr>
           <w:rFonts w:ascii="Times New Roman" w:hAnsi="Times New Roman" w:cs="Times New Roman"/>
@@ -10345,7 +8528,6 @@
         </w:rPr>
         <w:t xml:space="preserve"> </w:t>
       </w:r>
-      <w:proofErr w:type="spellStart"/>
       <w:r>
         <w:rPr>
           <w:rFonts w:ascii="Times New Roman" w:hAnsi="Times New Roman" w:cs="Times New Roman"/>
@@ -10356,7 +8538,6 @@
         </w:rPr>
         <w:t>prw</w:t>
       </w:r>
-      <w:proofErr w:type="spellEnd"/>
       <w:r>
         <w:rPr>
           <w:rFonts w:ascii="Times New Roman" w:hAnsi="Times New Roman" w:cs="Times New Roman"/>
@@ -10428,7 +8609,6 @@
         </w:rPr>
         <w:t xml:space="preserve"> </w:t>
       </w:r>
-      <w:proofErr w:type="spellStart"/>
       <w:r>
         <w:rPr>
           <w:rFonts w:ascii="Times New Roman" w:hAnsi="Times New Roman" w:cs="Times New Roman"/>
@@ -10439,7 +8619,6 @@
         </w:rPr>
         <w:t>endif</w:t>
       </w:r>
-      <w:proofErr w:type="spellEnd"/>
       <w:r>
         <w:rPr>
           <w:rFonts w:ascii="Times New Roman" w:hAnsi="Times New Roman" w:cs="Times New Roman"/>
@@ -10562,8 +8741,6 @@
         </w:rPr>
         <w:t xml:space="preserve"> </w:t>
       </w:r>
-      <w:proofErr w:type="spellStart"/>
-      <w:proofErr w:type="gramStart"/>
       <w:r>
         <w:rPr>
           <w:rFonts w:ascii="Times New Roman" w:hAnsi="Times New Roman" w:cs="Times New Roman"/>
@@ -10597,29 +8774,16 @@
         </w:rPr>
         <w:t>items</w:t>
       </w:r>
-      <w:proofErr w:type="spellEnd"/>
-      <w:r>
-        <w:rPr>
-          <w:rFonts w:ascii="Times New Roman" w:hAnsi="Times New Roman" w:cs="Times New Roman"/>
-          <w:b/>
-          <w:bCs/>
-          <w:sz w:val="24"/>
-          <w:szCs w:val="24"/>
-          <w:lang w:val="en-US"/>
-        </w:rPr>
-        <w:t>(</w:t>
-      </w:r>
-      <w:proofErr w:type="gramEnd"/>
-      <w:r>
-        <w:rPr>
-          <w:rFonts w:ascii="Times New Roman" w:hAnsi="Times New Roman" w:cs="Times New Roman"/>
-          <w:b/>
-          <w:bCs/>
-          <w:sz w:val="24"/>
-          <w:szCs w:val="24"/>
-          <w:lang w:val="en-US"/>
-        </w:rPr>
-        <w:t xml:space="preserve">) </w:t>
+      <w:r>
+        <w:rPr>
+          <w:rFonts w:ascii="Times New Roman" w:hAnsi="Times New Roman" w:cs="Times New Roman"/>
+          <w:b/>
+          <w:bCs/>
+          <w:sz w:val="24"/>
+          <w:szCs w:val="24"/>
+          <w:lang w:val="en-US"/>
+        </w:rPr>
+        <w:t xml:space="preserve">() </w:t>
       </w:r>
       <w:r>
         <w:rPr>
@@ -10677,7 +8841,6 @@
         </w:rPr>
         <w:t xml:space="preserve"> № </w:t>
       </w:r>
-      <w:proofErr w:type="gramStart"/>
       <w:r>
         <w:rPr>
           <w:rFonts w:ascii="Times New Roman" w:hAnsi="Times New Roman" w:cs="Times New Roman"/>
@@ -10688,20 +8851,7 @@
           <w:u w:val="single"/>
           <w:lang w:val="en-US"/>
         </w:rPr>
-        <w:t>{{ key</w:t>
-      </w:r>
-      <w:proofErr w:type="gramEnd"/>
-      <w:r>
-        <w:rPr>
-          <w:rFonts w:ascii="Times New Roman" w:hAnsi="Times New Roman" w:cs="Times New Roman"/>
-          <w:b/>
-          <w:bCs/>
-          <w:sz w:val="24"/>
-          <w:szCs w:val="24"/>
-          <w:u w:val="single"/>
-          <w:lang w:val="en-US"/>
-        </w:rPr>
-        <w:t xml:space="preserve"> }}</w:t>
+        <w:t>{{ key }}</w:t>
       </w:r>
     </w:p>
     <w:tbl>
@@ -10820,7 +8970,6 @@
               </w:rPr>
               <w:t>{%</w:t>
             </w:r>
-            <w:proofErr w:type="spellStart"/>
             <w:r>
               <w:rPr>
                 <w:rFonts w:ascii="Times New Roman" w:hAnsi="Times New Roman" w:cs="Times New Roman"/>
@@ -10830,7 +8979,6 @@
               </w:rPr>
               <w:t>tr</w:t>
             </w:r>
-            <w:proofErr w:type="spellEnd"/>
             <w:r>
               <w:rPr>
                 <w:rFonts w:ascii="Times New Roman" w:hAnsi="Times New Roman" w:cs="Times New Roman"/>
@@ -10858,7 +9006,6 @@
               </w:rPr>
               <w:t xml:space="preserve"> </w:t>
             </w:r>
-            <w:proofErr w:type="spellStart"/>
             <w:r>
               <w:rPr>
                 <w:rFonts w:ascii="Times New Roman" w:hAnsi="Times New Roman" w:cs="Times New Roman"/>
@@ -10868,7 +9015,6 @@
               </w:rPr>
               <w:t>i</w:t>
             </w:r>
-            <w:proofErr w:type="spellEnd"/>
             <w:r>
               <w:rPr>
                 <w:rFonts w:ascii="Times New Roman" w:hAnsi="Times New Roman" w:cs="Times New Roman"/>
@@ -10932,7 +9078,6 @@
                 <w:szCs w:val="24"/>
               </w:rPr>
             </w:pPr>
-            <w:proofErr w:type="gramStart"/>
             <w:r>
               <w:rPr>
                 <w:rFonts w:ascii="Times New Roman" w:hAnsi="Times New Roman" w:cs="Times New Roman"/>
@@ -10942,7 +9087,6 @@
               <w:lastRenderedPageBreak/>
               <w:t xml:space="preserve">{{ </w:t>
             </w:r>
-            <w:proofErr w:type="spellStart"/>
             <w:r>
               <w:rPr>
                 <w:rFonts w:ascii="Times New Roman" w:hAnsi="Times New Roman" w:cs="Times New Roman"/>
@@ -10952,7 +9096,6 @@
               </w:rPr>
               <w:t>i</w:t>
             </w:r>
-            <w:proofErr w:type="spellEnd"/>
             <w:r>
               <w:rPr>
                 <w:rFonts w:ascii="Times New Roman" w:hAnsi="Times New Roman" w:cs="Times New Roman"/>
@@ -10970,7 +9113,6 @@
               </w:rPr>
               <w:t>number</w:t>
             </w:r>
-            <w:proofErr w:type="gramEnd"/>
             <w:r>
               <w:rPr>
                 <w:rFonts w:ascii="Times New Roman" w:hAnsi="Times New Roman" w:cs="Times New Roman"/>
@@ -10993,7 +9135,6 @@
                 <w:szCs w:val="24"/>
               </w:rPr>
             </w:pPr>
-            <w:proofErr w:type="gramStart"/>
             <w:r>
               <w:rPr>
                 <w:rFonts w:ascii="Times New Roman" w:hAnsi="Times New Roman" w:cs="Times New Roman"/>
@@ -11002,7 +9143,6 @@
               </w:rPr>
               <w:t xml:space="preserve">{{ </w:t>
             </w:r>
-            <w:proofErr w:type="spellStart"/>
             <w:r>
               <w:rPr>
                 <w:rFonts w:ascii="Times New Roman" w:hAnsi="Times New Roman" w:cs="Times New Roman"/>
@@ -11012,7 +9152,6 @@
               </w:rPr>
               <w:t>i</w:t>
             </w:r>
-            <w:proofErr w:type="spellEnd"/>
             <w:r>
               <w:rPr>
                 <w:rFonts w:ascii="Times New Roman" w:hAnsi="Times New Roman" w:cs="Times New Roman"/>
@@ -11030,7 +9169,6 @@
               </w:rPr>
               <w:t>content</w:t>
             </w:r>
-            <w:proofErr w:type="gramEnd"/>
             <w:r>
               <w:rPr>
                 <w:rFonts w:ascii="Times New Roman" w:hAnsi="Times New Roman" w:cs="Times New Roman"/>
@@ -11055,7 +9193,6 @@
                 <w:szCs w:val="24"/>
               </w:rPr>
             </w:pPr>
-            <w:proofErr w:type="gramStart"/>
             <w:r>
               <w:rPr>
                 <w:rFonts w:ascii="Times New Roman" w:hAnsi="Times New Roman" w:cs="Times New Roman"/>
@@ -11064,7 +9201,6 @@
               </w:rPr>
               <w:t xml:space="preserve">{{ </w:t>
             </w:r>
-            <w:proofErr w:type="spellStart"/>
             <w:r>
               <w:rPr>
                 <w:rFonts w:ascii="Times New Roman" w:hAnsi="Times New Roman" w:cs="Times New Roman"/>
@@ -11074,7 +9210,6 @@
               </w:rPr>
               <w:t>i</w:t>
             </w:r>
-            <w:proofErr w:type="spellEnd"/>
             <w:r>
               <w:rPr>
                 <w:rFonts w:ascii="Times New Roman" w:hAnsi="Times New Roman" w:cs="Times New Roman"/>
@@ -11092,7 +9227,6 @@
               </w:rPr>
               <w:t>hours</w:t>
             </w:r>
-            <w:proofErr w:type="gramEnd"/>
             <w:r>
               <w:rPr>
                 <w:rFonts w:ascii="Times New Roman" w:hAnsi="Times New Roman" w:cs="Times New Roman"/>
@@ -11127,7 +9261,6 @@
               </w:rPr>
               <w:t>{%</w:t>
             </w:r>
-            <w:proofErr w:type="spellStart"/>
             <w:r>
               <w:rPr>
                 <w:rFonts w:ascii="Times New Roman" w:hAnsi="Times New Roman" w:cs="Times New Roman"/>
@@ -11137,7 +9270,6 @@
               </w:rPr>
               <w:t>tr</w:t>
             </w:r>
-            <w:proofErr w:type="spellEnd"/>
             <w:r>
               <w:rPr>
                 <w:rFonts w:ascii="Times New Roman" w:hAnsi="Times New Roman" w:cs="Times New Roman"/>
@@ -11146,7 +9278,6 @@
               </w:rPr>
               <w:t xml:space="preserve"> </w:t>
             </w:r>
-            <w:proofErr w:type="spellStart"/>
             <w:r>
               <w:rPr>
                 <w:rFonts w:ascii="Times New Roman" w:hAnsi="Times New Roman" w:cs="Times New Roman"/>
@@ -11156,7 +9287,6 @@
               </w:rPr>
               <w:t>endfor</w:t>
             </w:r>
-            <w:proofErr w:type="spellEnd"/>
             <w:r>
               <w:rPr>
                 <w:rFonts w:ascii="Times New Roman" w:hAnsi="Times New Roman" w:cs="Times New Roman"/>
@@ -11186,7 +9316,6 @@
         </w:rPr>
         <w:t xml:space="preserve">{% </w:t>
       </w:r>
-      <w:proofErr w:type="spellStart"/>
       <w:r>
         <w:rPr>
           <w:rFonts w:ascii="Times New Roman" w:hAnsi="Times New Roman" w:cs="Times New Roman"/>
@@ -11196,7 +9325,6 @@
         </w:rPr>
         <w:t>endfor</w:t>
       </w:r>
-      <w:proofErr w:type="spellEnd"/>
       <w:r>
         <w:rPr>
           <w:rFonts w:ascii="Times New Roman" w:hAnsi="Times New Roman" w:cs="Times New Roman"/>
@@ -11337,7 +9465,6 @@
         </w:rPr>
         <w:t xml:space="preserve"> </w:t>
       </w:r>
-      <w:proofErr w:type="spellStart"/>
       <w:r>
         <w:rPr>
           <w:rFonts w:ascii="Times New Roman" w:hAnsi="Times New Roman" w:cs="Times New Roman"/>
@@ -11358,7 +9485,6 @@
         </w:rPr>
         <w:t>w</w:t>
       </w:r>
-      <w:proofErr w:type="spellEnd"/>
       <w:r>
         <w:rPr>
           <w:rFonts w:ascii="Times New Roman" w:hAnsi="Times New Roman" w:cs="Times New Roman"/>
@@ -11436,7 +9562,6 @@
         </w:rPr>
         <w:t xml:space="preserve"> </w:t>
       </w:r>
-      <w:proofErr w:type="spellStart"/>
       <w:r>
         <w:rPr>
           <w:rFonts w:ascii="Times New Roman" w:hAnsi="Times New Roman" w:cs="Times New Roman"/>
@@ -11447,7 +9572,6 @@
         </w:rPr>
         <w:t>endif</w:t>
       </w:r>
-      <w:proofErr w:type="spellEnd"/>
       <w:r>
         <w:rPr>
           <w:rFonts w:ascii="Times New Roman" w:hAnsi="Times New Roman" w:cs="Times New Roman"/>
@@ -11580,8 +9704,6 @@
         </w:rPr>
         <w:t xml:space="preserve"> </w:t>
       </w:r>
-      <w:proofErr w:type="spellStart"/>
-      <w:proofErr w:type="gramStart"/>
       <w:r>
         <w:rPr>
           <w:rFonts w:ascii="Times New Roman" w:hAnsi="Times New Roman" w:cs="Times New Roman"/>
@@ -11615,29 +9737,16 @@
         </w:rPr>
         <w:t>items</w:t>
       </w:r>
-      <w:proofErr w:type="spellEnd"/>
-      <w:r>
-        <w:rPr>
-          <w:rFonts w:ascii="Times New Roman" w:hAnsi="Times New Roman" w:cs="Times New Roman"/>
-          <w:b/>
-          <w:bCs/>
-          <w:sz w:val="24"/>
-          <w:szCs w:val="24"/>
-          <w:lang w:val="en-US"/>
-        </w:rPr>
-        <w:t>(</w:t>
-      </w:r>
-      <w:proofErr w:type="gramEnd"/>
-      <w:r>
-        <w:rPr>
-          <w:rFonts w:ascii="Times New Roman" w:hAnsi="Times New Roman" w:cs="Times New Roman"/>
-          <w:b/>
-          <w:bCs/>
-          <w:sz w:val="24"/>
-          <w:szCs w:val="24"/>
-          <w:lang w:val="en-US"/>
-        </w:rPr>
-        <w:t xml:space="preserve">) </w:t>
+      <w:r>
+        <w:rPr>
+          <w:rFonts w:ascii="Times New Roman" w:hAnsi="Times New Roman" w:cs="Times New Roman"/>
+          <w:b/>
+          <w:bCs/>
+          <w:sz w:val="24"/>
+          <w:szCs w:val="24"/>
+          <w:lang w:val="en-US"/>
+        </w:rPr>
+        <w:t xml:space="preserve">() </w:t>
       </w:r>
       <w:r>
         <w:rPr>
@@ -11694,7 +9803,6 @@
         </w:rPr>
         <w:t xml:space="preserve"> № </w:t>
       </w:r>
-      <w:proofErr w:type="gramStart"/>
       <w:r>
         <w:rPr>
           <w:rFonts w:ascii="Times New Roman" w:hAnsi="Times New Roman" w:cs="Times New Roman"/>
@@ -11705,20 +9813,7 @@
           <w:u w:val="single"/>
           <w:lang w:val="en-US"/>
         </w:rPr>
-        <w:t>{{ key</w:t>
-      </w:r>
-      <w:proofErr w:type="gramEnd"/>
-      <w:r>
-        <w:rPr>
-          <w:rFonts w:ascii="Times New Roman" w:hAnsi="Times New Roman" w:cs="Times New Roman"/>
-          <w:b/>
-          <w:bCs/>
-          <w:sz w:val="24"/>
-          <w:szCs w:val="24"/>
-          <w:u w:val="single"/>
-          <w:lang w:val="en-US"/>
-        </w:rPr>
-        <w:t xml:space="preserve"> }}</w:t>
+        <w:t>{{ key }}</w:t>
       </w:r>
     </w:p>
     <w:tbl>
@@ -11837,7 +9932,6 @@
               </w:rPr>
               <w:t>{%</w:t>
             </w:r>
-            <w:proofErr w:type="spellStart"/>
             <w:r>
               <w:rPr>
                 <w:rFonts w:ascii="Times New Roman" w:hAnsi="Times New Roman" w:cs="Times New Roman"/>
@@ -11847,7 +9941,6 @@
               </w:rPr>
               <w:t>tr</w:t>
             </w:r>
-            <w:proofErr w:type="spellEnd"/>
             <w:r>
               <w:rPr>
                 <w:rFonts w:ascii="Times New Roman" w:hAnsi="Times New Roman" w:cs="Times New Roman"/>
@@ -11875,7 +9968,6 @@
               </w:rPr>
               <w:t xml:space="preserve"> </w:t>
             </w:r>
-            <w:proofErr w:type="spellStart"/>
             <w:r>
               <w:rPr>
                 <w:rFonts w:ascii="Times New Roman" w:hAnsi="Times New Roman" w:cs="Times New Roman"/>
@@ -11885,7 +9977,6 @@
               </w:rPr>
               <w:t>i</w:t>
             </w:r>
-            <w:proofErr w:type="spellEnd"/>
             <w:r>
               <w:rPr>
                 <w:rFonts w:ascii="Times New Roman" w:hAnsi="Times New Roman" w:cs="Times New Roman"/>
@@ -11949,7 +10040,6 @@
                 <w:szCs w:val="24"/>
               </w:rPr>
             </w:pPr>
-            <w:proofErr w:type="gramStart"/>
             <w:r>
               <w:rPr>
                 <w:rFonts w:ascii="Times New Roman" w:hAnsi="Times New Roman" w:cs="Times New Roman"/>
@@ -11958,7 +10048,6 @@
               </w:rPr>
               <w:t xml:space="preserve">{{ </w:t>
             </w:r>
-            <w:proofErr w:type="spellStart"/>
             <w:r>
               <w:rPr>
                 <w:rFonts w:ascii="Times New Roman" w:hAnsi="Times New Roman" w:cs="Times New Roman"/>
@@ -11968,7 +10057,6 @@
               </w:rPr>
               <w:t>i</w:t>
             </w:r>
-            <w:proofErr w:type="spellEnd"/>
             <w:r>
               <w:rPr>
                 <w:rFonts w:ascii="Times New Roman" w:hAnsi="Times New Roman" w:cs="Times New Roman"/>
@@ -11986,7 +10074,6 @@
               </w:rPr>
               <w:t>number</w:t>
             </w:r>
-            <w:proofErr w:type="gramEnd"/>
             <w:r>
               <w:rPr>
                 <w:rFonts w:ascii="Times New Roman" w:hAnsi="Times New Roman" w:cs="Times New Roman"/>
@@ -12009,7 +10096,6 @@
                 <w:szCs w:val="24"/>
               </w:rPr>
             </w:pPr>
-            <w:proofErr w:type="gramStart"/>
             <w:r>
               <w:rPr>
                 <w:rFonts w:ascii="Times New Roman" w:hAnsi="Times New Roman" w:cs="Times New Roman"/>
@@ -12018,7 +10104,6 @@
               </w:rPr>
               <w:t xml:space="preserve">{{ </w:t>
             </w:r>
-            <w:proofErr w:type="spellStart"/>
             <w:r>
               <w:rPr>
                 <w:rFonts w:ascii="Times New Roman" w:hAnsi="Times New Roman" w:cs="Times New Roman"/>
@@ -12028,7 +10113,6 @@
               </w:rPr>
               <w:t>i</w:t>
             </w:r>
-            <w:proofErr w:type="spellEnd"/>
             <w:r>
               <w:rPr>
                 <w:rFonts w:ascii="Times New Roman" w:hAnsi="Times New Roman" w:cs="Times New Roman"/>
@@ -12046,7 +10130,6 @@
               </w:rPr>
               <w:t>content</w:t>
             </w:r>
-            <w:proofErr w:type="gramEnd"/>
             <w:r>
               <w:rPr>
                 <w:rFonts w:ascii="Times New Roman" w:hAnsi="Times New Roman" w:cs="Times New Roman"/>
@@ -12071,7 +10154,6 @@
                 <w:szCs w:val="24"/>
               </w:rPr>
             </w:pPr>
-            <w:proofErr w:type="gramStart"/>
             <w:r>
               <w:rPr>
                 <w:rFonts w:ascii="Times New Roman" w:hAnsi="Times New Roman" w:cs="Times New Roman"/>
@@ -12080,7 +10162,6 @@
               </w:rPr>
               <w:t xml:space="preserve">{{ </w:t>
             </w:r>
-            <w:proofErr w:type="spellStart"/>
             <w:r>
               <w:rPr>
                 <w:rFonts w:ascii="Times New Roman" w:hAnsi="Times New Roman" w:cs="Times New Roman"/>
@@ -12090,7 +10171,6 @@
               </w:rPr>
               <w:t>i</w:t>
             </w:r>
-            <w:proofErr w:type="spellEnd"/>
             <w:r>
               <w:rPr>
                 <w:rFonts w:ascii="Times New Roman" w:hAnsi="Times New Roman" w:cs="Times New Roman"/>
@@ -12108,7 +10188,6 @@
               </w:rPr>
               <w:t>hours</w:t>
             </w:r>
-            <w:proofErr w:type="gramEnd"/>
             <w:r>
               <w:rPr>
                 <w:rFonts w:ascii="Times New Roman" w:hAnsi="Times New Roman" w:cs="Times New Roman"/>
@@ -12143,7 +10222,6 @@
               </w:rPr>
               <w:t>{%</w:t>
             </w:r>
-            <w:proofErr w:type="spellStart"/>
             <w:r>
               <w:rPr>
                 <w:rFonts w:ascii="Times New Roman" w:hAnsi="Times New Roman" w:cs="Times New Roman"/>
@@ -12153,7 +10231,6 @@
               </w:rPr>
               <w:t>tr</w:t>
             </w:r>
-            <w:proofErr w:type="spellEnd"/>
             <w:r>
               <w:rPr>
                 <w:rFonts w:ascii="Times New Roman" w:hAnsi="Times New Roman" w:cs="Times New Roman"/>
@@ -12162,7 +10239,6 @@
               </w:rPr>
               <w:t xml:space="preserve"> </w:t>
             </w:r>
-            <w:proofErr w:type="spellStart"/>
             <w:r>
               <w:rPr>
                 <w:rFonts w:ascii="Times New Roman" w:hAnsi="Times New Roman" w:cs="Times New Roman"/>
@@ -12172,7 +10248,6 @@
               </w:rPr>
               <w:t>endfor</w:t>
             </w:r>
-            <w:proofErr w:type="spellEnd"/>
             <w:r>
               <w:rPr>
                 <w:rFonts w:ascii="Times New Roman" w:hAnsi="Times New Roman" w:cs="Times New Roman"/>
@@ -12202,7 +10277,6 @@
         </w:rPr>
         <w:t xml:space="preserve">{% </w:t>
       </w:r>
-      <w:proofErr w:type="spellStart"/>
       <w:r>
         <w:rPr>
           <w:rFonts w:ascii="Times New Roman" w:hAnsi="Times New Roman" w:cs="Times New Roman"/>
@@ -12212,7 +10286,6 @@
         </w:rPr>
         <w:t>endfor</w:t>
       </w:r>
-      <w:proofErr w:type="spellEnd"/>
       <w:r>
         <w:rPr>
           <w:rFonts w:ascii="Times New Roman" w:hAnsi="Times New Roman" w:cs="Times New Roman"/>
@@ -12269,43 +10342,7 @@
           <w:sz w:val="24"/>
           <w:szCs w:val="24"/>
         </w:rPr>
-        <w:t xml:space="preserve"> используются следующие интерактивные методы обучения: </w:t>
-      </w:r>
-      <w:proofErr w:type="gramStart"/>
-      <w:r>
-        <w:rPr>
-          <w:rFonts w:ascii="Times New Roman" w:hAnsi="Times New Roman" w:cs="Times New Roman"/>
-          <w:sz w:val="24"/>
-          <w:szCs w:val="24"/>
-        </w:rPr>
-        <w:t xml:space="preserve">{{ </w:t>
-      </w:r>
-      <w:proofErr w:type="spellStart"/>
-      <w:r>
-        <w:rPr>
-          <w:rFonts w:ascii="Times New Roman" w:hAnsi="Times New Roman" w:cs="Times New Roman"/>
-          <w:sz w:val="24"/>
-          <w:szCs w:val="24"/>
-        </w:rPr>
-        <w:t>interactive</w:t>
-      </w:r>
-      <w:proofErr w:type="gramEnd"/>
-      <w:r>
-        <w:rPr>
-          <w:rFonts w:ascii="Times New Roman" w:hAnsi="Times New Roman" w:cs="Times New Roman"/>
-          <w:sz w:val="24"/>
-          <w:szCs w:val="24"/>
-        </w:rPr>
-        <w:t>_methods</w:t>
-      </w:r>
-      <w:proofErr w:type="spellEnd"/>
-      <w:r>
-        <w:rPr>
-          <w:rFonts w:ascii="Times New Roman" w:hAnsi="Times New Roman" w:cs="Times New Roman"/>
-          <w:sz w:val="24"/>
-          <w:szCs w:val="24"/>
-        </w:rPr>
-        <w:t xml:space="preserve"> }}</w:t>
+        <w:t xml:space="preserve"> используются следующие интерактивные методы обучения: {{ interactive_methods }}</w:t>
       </w:r>
     </w:p>
     <w:p>
@@ -12438,31 +10475,7 @@
           <w:szCs w:val="24"/>
           <w:lang w:val="en-US"/>
         </w:rPr>
-        <w:t xml:space="preserve"> for </w:t>
-      </w:r>
-      <w:proofErr w:type="spellStart"/>
-      <w:r>
-        <w:rPr>
-          <w:rFonts w:ascii="Times New Roman" w:hAnsi="Times New Roman" w:cs="Times New Roman"/>
-          <w:b/>
-          <w:bCs/>
-          <w:sz w:val="24"/>
-          <w:szCs w:val="24"/>
-          <w:lang w:val="en-US"/>
-        </w:rPr>
-        <w:t>i</w:t>
-      </w:r>
-      <w:proofErr w:type="spellEnd"/>
-      <w:r>
-        <w:rPr>
-          <w:rFonts w:ascii="Times New Roman" w:hAnsi="Times New Roman" w:cs="Times New Roman"/>
-          <w:b/>
-          <w:bCs/>
-          <w:sz w:val="24"/>
-          <w:szCs w:val="24"/>
-          <w:lang w:val="en-US"/>
-        </w:rPr>
-        <w:t xml:space="preserve"> in guidelines %}</w:t>
+        <w:t xml:space="preserve"> for i in guidelines %}</w:t>
       </w:r>
     </w:p>
     <w:p>
@@ -12498,42 +10511,18 @@
           <w:szCs w:val="24"/>
           <w:lang w:val="en-US"/>
         </w:rPr>
-        <w:t>.1</w:t>
-      </w:r>
-      <w:proofErr w:type="gramStart"/>
-      <w:r>
-        <w:rPr>
-          <w:rFonts w:ascii="Times New Roman" w:hAnsi="Times New Roman" w:cs="Times New Roman"/>
-          <w:b/>
-          <w:bCs/>
-          <w:sz w:val="24"/>
-          <w:szCs w:val="24"/>
-          <w:lang w:val="en-US"/>
-        </w:rPr>
-        <w:t>.</w:t>
-      </w:r>
-      <w:r>
-        <w:rPr>
-          <w:rFonts w:ascii="Times New Roman" w:hAnsi="Times New Roman" w:cs="Times New Roman"/>
-          <w:b/>
-          <w:bCs/>
-          <w:sz w:val="24"/>
-          <w:szCs w:val="24"/>
-          <w:lang w:val="en-US"/>
-        </w:rPr>
-        <w:t>{</w:t>
-      </w:r>
-      <w:proofErr w:type="gramEnd"/>
-      <w:r>
-        <w:rPr>
-          <w:rFonts w:ascii="Times New Roman" w:hAnsi="Times New Roman" w:cs="Times New Roman"/>
-          <w:b/>
-          <w:bCs/>
-          <w:sz w:val="24"/>
-          <w:szCs w:val="24"/>
-          <w:lang w:val="en-US"/>
-        </w:rPr>
-        <w:t>{</w:t>
+        <w:t>.1.</w:t>
+      </w:r>
+      <w:r>
+        <w:rPr>
+          <w:rFonts w:ascii="Times New Roman" w:hAnsi="Times New Roman" w:cs="Times New Roman"/>
+          <w:b/>
+          <w:bCs/>
+          <w:sz w:val="24"/>
+          <w:szCs w:val="24"/>
+          <w:lang w:val="en-US"/>
+        </w:rPr>
+        <w:t>{{</w:t>
       </w:r>
       <w:r>
         <w:rPr>
@@ -12541,7 +10530,6 @@
         </w:rPr>
         <w:t xml:space="preserve"> </w:t>
       </w:r>
-      <w:proofErr w:type="spellStart"/>
       <w:r>
         <w:rPr>
           <w:lang w:val="en-US"/>
@@ -12559,7 +10547,6 @@
         </w:rPr>
         <w:t>number</w:t>
       </w:r>
-      <w:proofErr w:type="spellEnd"/>
       <w:r>
         <w:rPr>
           <w:rFonts w:ascii="Times New Roman" w:hAnsi="Times New Roman" w:cs="Times New Roman"/>
@@ -12571,7 +10558,6 @@
         </w:rPr>
         <w:t>}} {{</w:t>
       </w:r>
-      <w:proofErr w:type="spellStart"/>
       <w:r>
         <w:rPr>
           <w:rFonts w:ascii="Times New Roman" w:hAnsi="Times New Roman" w:cs="Times New Roman"/>
@@ -12594,7 +10580,6 @@
         </w:rPr>
         <w:t>title</w:t>
       </w:r>
-      <w:proofErr w:type="spellEnd"/>
       <w:r>
         <w:rPr>
           <w:rFonts w:ascii="Times New Roman" w:hAnsi="Times New Roman" w:cs="Times New Roman"/>
@@ -12624,7 +10609,6 @@
         </w:rPr>
         <w:t>{{</w:t>
       </w:r>
-      <w:proofErr w:type="spellStart"/>
       <w:r>
         <w:rPr>
           <w:rFonts w:ascii="Times New Roman" w:hAnsi="Times New Roman" w:cs="Times New Roman"/>
@@ -12634,7 +10618,6 @@
         </w:rPr>
         <w:t>i</w:t>
       </w:r>
-      <w:proofErr w:type="spellEnd"/>
       <w:r>
         <w:rPr>
           <w:rFonts w:ascii="Times New Roman" w:hAnsi="Times New Roman" w:cs="Times New Roman"/>
@@ -12701,29 +10684,7 @@
           <w:sz w:val="24"/>
           <w:szCs w:val="24"/>
         </w:rPr>
-        <w:t xml:space="preserve"> </w:t>
-      </w:r>
-      <w:proofErr w:type="spellStart"/>
-      <w:r>
-        <w:rPr>
-          <w:rFonts w:ascii="Times New Roman" w:hAnsi="Times New Roman" w:cs="Times New Roman"/>
-          <w:b/>
-          <w:bCs/>
-          <w:sz w:val="24"/>
-          <w:szCs w:val="24"/>
-        </w:rPr>
-        <w:t>endfor</w:t>
-      </w:r>
-      <w:proofErr w:type="spellEnd"/>
-      <w:r>
-        <w:rPr>
-          <w:rFonts w:ascii="Times New Roman" w:hAnsi="Times New Roman" w:cs="Times New Roman"/>
-          <w:b/>
-          <w:bCs/>
-          <w:sz w:val="24"/>
-          <w:szCs w:val="24"/>
-        </w:rPr>
-        <w:t xml:space="preserve"> %}</w:t>
+        <w:t xml:space="preserve"> endfor %}</w:t>
       </w:r>
     </w:p>
     <w:p>
@@ -12880,7 +10841,6 @@
         </w:rPr>
         <w:t xml:space="preserve"> </w:t>
       </w:r>
-      <w:proofErr w:type="spellStart"/>
       <w:r>
         <w:rPr>
           <w:rFonts w:ascii="Times New Roman" w:hAnsi="Times New Roman" w:cs="Times New Roman"/>
@@ -12892,7 +10852,6 @@
         </w:rPr>
         <w:t>i</w:t>
       </w:r>
-      <w:proofErr w:type="spellEnd"/>
       <w:r>
         <w:rPr>
           <w:rFonts w:ascii="Times New Roman" w:hAnsi="Times New Roman" w:cs="Times New Roman"/>
@@ -12926,8 +10885,6 @@
         </w:rPr>
         <w:t xml:space="preserve"> </w:t>
       </w:r>
-      <w:proofErr w:type="spellStart"/>
-      <w:proofErr w:type="gramStart"/>
       <w:r>
         <w:rPr>
           <w:rFonts w:ascii="Times New Roman" w:hAnsi="Times New Roman" w:cs="Times New Roman"/>
@@ -12939,8 +10896,6 @@
         </w:rPr>
         <w:t>fos</w:t>
       </w:r>
-      <w:proofErr w:type="spellEnd"/>
-      <w:proofErr w:type="gramEnd"/>
       <w:r>
         <w:rPr>
           <w:rFonts w:ascii="Times New Roman" w:hAnsi="Times New Roman" w:cs="Times New Roman"/>
@@ -12997,31 +10952,7 @@
           <w:szCs w:val="24"/>
           <w:lang w:val="en-US"/>
         </w:rPr>
-        <w:t>.1</w:t>
-      </w:r>
-      <w:proofErr w:type="gramStart"/>
-      <w:r>
-        <w:rPr>
-          <w:rFonts w:ascii="Times New Roman" w:hAnsi="Times New Roman" w:cs="Times New Roman"/>
-          <w:b/>
-          <w:bCs/>
-          <w:sz w:val="24"/>
-          <w:szCs w:val="24"/>
-          <w:lang w:val="en-US"/>
-        </w:rPr>
-        <w:t>.{</w:t>
-      </w:r>
-      <w:proofErr w:type="gramEnd"/>
-      <w:r>
-        <w:rPr>
-          <w:rFonts w:ascii="Times New Roman" w:hAnsi="Times New Roman" w:cs="Times New Roman"/>
-          <w:b/>
-          <w:bCs/>
-          <w:sz w:val="24"/>
-          <w:szCs w:val="24"/>
-          <w:lang w:val="en-US"/>
-        </w:rPr>
-        <w:t>{</w:t>
+        <w:t>.1.{{</w:t>
       </w:r>
       <w:r>
         <w:rPr>
@@ -13029,7 +10960,6 @@
         </w:rPr>
         <w:t xml:space="preserve"> </w:t>
       </w:r>
-      <w:proofErr w:type="spellStart"/>
       <w:r>
         <w:rPr>
           <w:lang w:val="en-US"/>
@@ -13053,7 +10983,6 @@
         </w:rPr>
         <w:t>number</w:t>
       </w:r>
-      <w:proofErr w:type="spellEnd"/>
       <w:r>
         <w:rPr>
           <w:rFonts w:ascii="Times New Roman" w:hAnsi="Times New Roman" w:cs="Times New Roman"/>
@@ -13065,7 +10994,6 @@
         </w:rPr>
         <w:t>}} {{</w:t>
       </w:r>
-      <w:proofErr w:type="spellStart"/>
       <w:r>
         <w:rPr>
           <w:rFonts w:ascii="Times New Roman" w:hAnsi="Times New Roman" w:cs="Times New Roman"/>
@@ -13099,7 +11027,6 @@
         </w:rPr>
         <w:t>title</w:t>
       </w:r>
-      <w:proofErr w:type="spellEnd"/>
       <w:r>
         <w:rPr>
           <w:rFonts w:ascii="Times New Roman" w:hAnsi="Times New Roman" w:cs="Times New Roman"/>
@@ -13155,7 +11082,6 @@
         <w:lastRenderedPageBreak/>
         <w:t>{{</w:t>
       </w:r>
-      <w:proofErr w:type="spellStart"/>
       <w:r>
         <w:rPr>
           <w:rFonts w:ascii="Times New Roman" w:hAnsi="Times New Roman" w:cs="Times New Roman"/>
@@ -13165,7 +11091,6 @@
         </w:rPr>
         <w:t>i</w:t>
       </w:r>
-      <w:proofErr w:type="spellEnd"/>
       <w:r>
         <w:rPr>
           <w:rFonts w:ascii="Times New Roman" w:hAnsi="Times New Roman" w:cs="Times New Roman"/>
@@ -13233,7 +11158,6 @@
         </w:rPr>
         <w:t>{{</w:t>
       </w:r>
-      <w:proofErr w:type="spellStart"/>
       <w:r>
         <w:rPr>
           <w:rFonts w:ascii="Times New Roman" w:hAnsi="Times New Roman" w:cs="Times New Roman"/>
@@ -13243,7 +11167,6 @@
         </w:rPr>
         <w:t>i</w:t>
       </w:r>
-      <w:proofErr w:type="spellEnd"/>
       <w:r>
         <w:rPr>
           <w:rFonts w:ascii="Times New Roman" w:hAnsi="Times New Roman" w:cs="Times New Roman"/>
@@ -13304,7 +11227,6 @@
         </w:rPr>
         <w:t xml:space="preserve"> </w:t>
       </w:r>
-      <w:proofErr w:type="spellStart"/>
       <w:r>
         <w:rPr>
           <w:rFonts w:ascii="Times New Roman" w:hAnsi="Times New Roman" w:cs="Times New Roman"/>
@@ -13314,7 +11236,6 @@
         </w:rPr>
         <w:t>endfor</w:t>
       </w:r>
-      <w:proofErr w:type="spellEnd"/>
       <w:r>
         <w:rPr>
           <w:rFonts w:ascii="Times New Roman" w:hAnsi="Times New Roman" w:cs="Times New Roman"/>
@@ -13573,9 +11494,8 @@
                 <w:szCs w:val="24"/>
                 <w:lang w:val="en-US"/>
               </w:rPr>
-              <w:t>{%</w:t>
-            </w:r>
-            <w:proofErr w:type="spellStart"/>
+              <w:t xml:space="preserve">{%tr for i in </w:t>
+            </w:r>
             <w:r>
               <w:rPr>
                 <w:rFonts w:ascii="Times New Roman" w:hAnsi="Times New Roman" w:cs="Times New Roman"/>
@@ -13585,9 +11505,8 @@
                 <w:szCs w:val="24"/>
                 <w:lang w:val="en-US"/>
               </w:rPr>
-              <w:t>tr</w:t>
-            </w:r>
-            <w:proofErr w:type="spellEnd"/>
+              <w:t>indicators</w:t>
+            </w:r>
             <w:r>
               <w:rPr>
                 <w:rFonts w:ascii="Times New Roman" w:hAnsi="Times New Roman" w:cs="Times New Roman"/>
@@ -13597,10 +11516,113 @@
                 <w:szCs w:val="24"/>
                 <w:lang w:val="en-US"/>
               </w:rPr>
-              <w:t xml:space="preserve"> for </w:t>
-            </w:r>
-            <w:proofErr w:type="spellStart"/>
-            <w:r>
+              <w:t>%}</w:t>
+            </w:r>
+          </w:p>
+        </w:tc>
+      </w:tr>
+      <w:tr>
+        <w:tc>
+          <w:tcPr>
+            <w:tcW w:w="2972" w:type="dxa"/>
+          </w:tcPr>
+          <w:p>
+            <w:pPr>
+              <w:jc w:val="both"/>
+              <w:rPr>
+                <w:rFonts w:ascii="Times New Roman" w:hAnsi="Times New Roman" w:cs="Times New Roman"/>
+                <w:bCs/>
+                <w:sz w:val="24"/>
+                <w:szCs w:val="24"/>
+                <w:lang w:val="en-US"/>
+              </w:rPr>
+            </w:pPr>
+            <w:r>
+              <w:rPr>
+                <w:rFonts w:ascii="Times New Roman" w:hAnsi="Times New Roman" w:cs="Times New Roman"/>
+                <w:bCs/>
+                <w:sz w:val="24"/>
+                <w:szCs w:val="24"/>
+                <w:lang w:val="en-US"/>
+              </w:rPr>
+              <w:t>{{ i.index }}</w:t>
+            </w:r>
+            <w:r>
+              <w:rPr>
+                <w:rFonts w:ascii="Times New Roman" w:hAnsi="Times New Roman" w:cs="Times New Roman"/>
+                <w:bCs/>
+                <w:sz w:val="24"/>
+                <w:szCs w:val="24"/>
+                <w:lang w:val="en-US"/>
+              </w:rPr>
+              <w:t xml:space="preserve"> {{ i.content }}</w:t>
+            </w:r>
+          </w:p>
+        </w:tc>
+        <w:tc>
+          <w:tcPr>
+            <w:tcW w:w="4253" w:type="dxa"/>
+          </w:tcPr>
+          <w:p>
+            <w:pPr>
+              <w:jc w:val="both"/>
+              <w:rPr>
+                <w:rFonts w:ascii="Times New Roman" w:hAnsi="Times New Roman" w:cs="Times New Roman"/>
+                <w:bCs/>
+                <w:sz w:val="24"/>
+                <w:szCs w:val="24"/>
+                <w:lang w:val="en-US"/>
+              </w:rPr>
+            </w:pPr>
+            <w:r>
+              <w:rPr>
+                <w:rFonts w:ascii="Times New Roman" w:hAnsi="Times New Roman" w:cs="Times New Roman"/>
+                <w:bCs/>
+                <w:sz w:val="24"/>
+                <w:szCs w:val="24"/>
+                <w:lang w:val="en-US"/>
+              </w:rPr>
+              <w:t>{{i.criteria}}</w:t>
+            </w:r>
+          </w:p>
+        </w:tc>
+        <w:tc>
+          <w:tcPr>
+            <w:tcW w:w="2120" w:type="dxa"/>
+          </w:tcPr>
+          <w:p>
+            <w:pPr>
+              <w:jc w:val="both"/>
+              <w:rPr>
+                <w:rFonts w:ascii="Times New Roman" w:hAnsi="Times New Roman" w:cs="Times New Roman"/>
+                <w:bCs/>
+                <w:sz w:val="24"/>
+                <w:szCs w:val="24"/>
+                <w:lang w:val="en-US"/>
+              </w:rPr>
+            </w:pPr>
+            <w:r>
+              <w:rPr>
+                <w:rFonts w:ascii="Times New Roman" w:hAnsi="Times New Roman" w:cs="Times New Roman"/>
+                <w:bCs/>
+                <w:sz w:val="24"/>
+                <w:szCs w:val="24"/>
+                <w:lang w:val="en-US"/>
+              </w:rPr>
+              <w:t>{{i.methods}}</w:t>
+            </w:r>
+          </w:p>
+        </w:tc>
+      </w:tr>
+      <w:tr>
+        <w:tc>
+          <w:tcPr>
+            <w:tcW w:w="9345" w:type="dxa"/>
+            <w:gridSpan w:val="3"/>
+          </w:tcPr>
+          <w:p>
+            <w:pPr>
+              <w:jc w:val="center"/>
               <w:rPr>
                 <w:rFonts w:ascii="Times New Roman" w:hAnsi="Times New Roman" w:cs="Times New Roman"/>
                 <w:b/>
@@ -13609,9 +11631,7 @@
                 <w:szCs w:val="24"/>
                 <w:lang w:val="en-US"/>
               </w:rPr>
-              <w:t>i</w:t>
-            </w:r>
-            <w:proofErr w:type="spellEnd"/>
+            </w:pPr>
             <w:r>
               <w:rPr>
                 <w:rFonts w:ascii="Times New Roman" w:hAnsi="Times New Roman" w:cs="Times New Roman"/>
@@ -13621,258 +11641,7 @@
                 <w:szCs w:val="24"/>
                 <w:lang w:val="en-US"/>
               </w:rPr>
-              <w:t xml:space="preserve"> in </w:t>
-            </w:r>
-            <w:r>
-              <w:rPr>
-                <w:rFonts w:ascii="Times New Roman" w:hAnsi="Times New Roman" w:cs="Times New Roman"/>
-                <w:b/>
-                <w:bCs/>
-                <w:sz w:val="24"/>
-                <w:szCs w:val="24"/>
-                <w:lang w:val="en-US"/>
-              </w:rPr>
-              <w:t>indicators</w:t>
-            </w:r>
-            <w:r>
-              <w:rPr>
-                <w:rFonts w:ascii="Times New Roman" w:hAnsi="Times New Roman" w:cs="Times New Roman"/>
-                <w:b/>
-                <w:bCs/>
-                <w:sz w:val="24"/>
-                <w:szCs w:val="24"/>
-                <w:lang w:val="en-US"/>
-              </w:rPr>
-              <w:t>%}</w:t>
-            </w:r>
-          </w:p>
-        </w:tc>
-      </w:tr>
-      <w:tr>
-        <w:tc>
-          <w:tcPr>
-            <w:tcW w:w="2972" w:type="dxa"/>
-          </w:tcPr>
-          <w:p>
-            <w:pPr>
-              <w:jc w:val="both"/>
-              <w:rPr>
-                <w:rFonts w:ascii="Times New Roman" w:hAnsi="Times New Roman" w:cs="Times New Roman"/>
-                <w:bCs/>
-                <w:sz w:val="24"/>
-                <w:szCs w:val="24"/>
-                <w:lang w:val="en-US"/>
-              </w:rPr>
-            </w:pPr>
-            <w:r>
-              <w:rPr>
-                <w:rFonts w:ascii="Times New Roman" w:hAnsi="Times New Roman" w:cs="Times New Roman"/>
-                <w:bCs/>
-                <w:sz w:val="24"/>
-                <w:szCs w:val="24"/>
-                <w:lang w:val="en-US"/>
-              </w:rPr>
-              <w:t xml:space="preserve">{{ </w:t>
-            </w:r>
-            <w:proofErr w:type="spellStart"/>
-            <w:r>
-              <w:rPr>
-                <w:rFonts w:ascii="Times New Roman" w:hAnsi="Times New Roman" w:cs="Times New Roman"/>
-                <w:bCs/>
-                <w:sz w:val="24"/>
-                <w:szCs w:val="24"/>
-                <w:lang w:val="en-US"/>
-              </w:rPr>
-              <w:t>i.index</w:t>
-            </w:r>
-            <w:proofErr w:type="spellEnd"/>
-            <w:r>
-              <w:rPr>
-                <w:rFonts w:ascii="Times New Roman" w:hAnsi="Times New Roman" w:cs="Times New Roman"/>
-                <w:bCs/>
-                <w:sz w:val="24"/>
-                <w:szCs w:val="24"/>
-                <w:lang w:val="en-US"/>
-              </w:rPr>
-              <w:t xml:space="preserve"> }}</w:t>
-            </w:r>
-          </w:p>
-        </w:tc>
-        <w:tc>
-          <w:tcPr>
-            <w:tcW w:w="4253" w:type="dxa"/>
-          </w:tcPr>
-          <w:p>
-            <w:pPr>
-              <w:jc w:val="both"/>
-              <w:rPr>
-                <w:rFonts w:ascii="Times New Roman" w:hAnsi="Times New Roman" w:cs="Times New Roman"/>
-                <w:bCs/>
-                <w:sz w:val="24"/>
-                <w:szCs w:val="24"/>
-                <w:lang w:val="en-US"/>
-              </w:rPr>
-            </w:pPr>
-            <w:r>
-              <w:rPr>
-                <w:rFonts w:ascii="Times New Roman" w:hAnsi="Times New Roman" w:cs="Times New Roman"/>
-                <w:bCs/>
-                <w:sz w:val="24"/>
-                <w:szCs w:val="24"/>
-                <w:lang w:val="en-US"/>
-              </w:rPr>
-              <w:t>{{</w:t>
-            </w:r>
-            <w:proofErr w:type="spellStart"/>
-            <w:r>
-              <w:rPr>
-                <w:rFonts w:ascii="Times New Roman" w:hAnsi="Times New Roman" w:cs="Times New Roman"/>
-                <w:bCs/>
-                <w:sz w:val="24"/>
-                <w:szCs w:val="24"/>
-                <w:lang w:val="en-US"/>
-              </w:rPr>
-              <w:t>i.criteria</w:t>
-            </w:r>
-            <w:proofErr w:type="spellEnd"/>
-            <w:r>
-              <w:rPr>
-                <w:rFonts w:ascii="Times New Roman" w:hAnsi="Times New Roman" w:cs="Times New Roman"/>
-                <w:bCs/>
-                <w:sz w:val="24"/>
-                <w:szCs w:val="24"/>
-                <w:lang w:val="en-US"/>
-              </w:rPr>
-              <w:t>}}</w:t>
-            </w:r>
-          </w:p>
-        </w:tc>
-        <w:tc>
-          <w:tcPr>
-            <w:tcW w:w="2120" w:type="dxa"/>
-          </w:tcPr>
-          <w:p>
-            <w:pPr>
-              <w:jc w:val="both"/>
-              <w:rPr>
-                <w:rFonts w:ascii="Times New Roman" w:hAnsi="Times New Roman" w:cs="Times New Roman"/>
-                <w:bCs/>
-                <w:sz w:val="24"/>
-                <w:szCs w:val="24"/>
-                <w:lang w:val="en-US"/>
-              </w:rPr>
-            </w:pPr>
-            <w:r>
-              <w:rPr>
-                <w:rFonts w:ascii="Times New Roman" w:hAnsi="Times New Roman" w:cs="Times New Roman"/>
-                <w:bCs/>
-                <w:sz w:val="24"/>
-                <w:szCs w:val="24"/>
-                <w:lang w:val="en-US"/>
-              </w:rPr>
-              <w:t>{{</w:t>
-            </w:r>
-            <w:proofErr w:type="spellStart"/>
-            <w:r>
-              <w:rPr>
-                <w:rFonts w:ascii="Times New Roman" w:hAnsi="Times New Roman" w:cs="Times New Roman"/>
-                <w:bCs/>
-                <w:sz w:val="24"/>
-                <w:szCs w:val="24"/>
-                <w:lang w:val="en-US"/>
-              </w:rPr>
-              <w:t>i.methods</w:t>
-            </w:r>
-            <w:proofErr w:type="spellEnd"/>
-            <w:r>
-              <w:rPr>
-                <w:rFonts w:ascii="Times New Roman" w:hAnsi="Times New Roman" w:cs="Times New Roman"/>
-                <w:bCs/>
-                <w:sz w:val="24"/>
-                <w:szCs w:val="24"/>
-                <w:lang w:val="en-US"/>
-              </w:rPr>
-              <w:t>}}</w:t>
-            </w:r>
-          </w:p>
-        </w:tc>
-      </w:tr>
-      <w:tr>
-        <w:tc>
-          <w:tcPr>
-            <w:tcW w:w="9345" w:type="dxa"/>
-            <w:gridSpan w:val="3"/>
-          </w:tcPr>
-          <w:p>
-            <w:pPr>
-              <w:jc w:val="center"/>
-              <w:rPr>
-                <w:rFonts w:ascii="Times New Roman" w:hAnsi="Times New Roman" w:cs="Times New Roman"/>
-                <w:b/>
-                <w:bCs/>
-                <w:sz w:val="24"/>
-                <w:szCs w:val="24"/>
-                <w:lang w:val="en-US"/>
-              </w:rPr>
-            </w:pPr>
-            <w:r>
-              <w:rPr>
-                <w:rFonts w:ascii="Times New Roman" w:hAnsi="Times New Roman" w:cs="Times New Roman"/>
-                <w:b/>
-                <w:bCs/>
-                <w:sz w:val="24"/>
-                <w:szCs w:val="24"/>
-                <w:lang w:val="en-US"/>
-              </w:rPr>
-              <w:t>{%</w:t>
-            </w:r>
-            <w:proofErr w:type="spellStart"/>
-            <w:r>
-              <w:rPr>
-                <w:rFonts w:ascii="Times New Roman" w:hAnsi="Times New Roman" w:cs="Times New Roman"/>
-                <w:b/>
-                <w:bCs/>
-                <w:sz w:val="24"/>
-                <w:szCs w:val="24"/>
-                <w:lang w:val="en-US"/>
-              </w:rPr>
-              <w:t>tr</w:t>
-            </w:r>
-            <w:proofErr w:type="spellEnd"/>
-            <w:r>
-              <w:rPr>
-                <w:rFonts w:ascii="Times New Roman" w:hAnsi="Times New Roman" w:cs="Times New Roman"/>
-                <w:b/>
-                <w:bCs/>
-                <w:sz w:val="24"/>
-                <w:szCs w:val="24"/>
-                <w:lang w:val="en-US"/>
-              </w:rPr>
-              <w:t xml:space="preserve"> </w:t>
-            </w:r>
-            <w:proofErr w:type="spellStart"/>
-            <w:r>
-              <w:rPr>
-                <w:rFonts w:ascii="Times New Roman" w:hAnsi="Times New Roman" w:cs="Times New Roman"/>
-                <w:b/>
-                <w:bCs/>
-                <w:sz w:val="24"/>
-                <w:szCs w:val="24"/>
-                <w:lang w:val="en-US"/>
-              </w:rPr>
-              <w:t>endfor</w:t>
-            </w:r>
-            <w:proofErr w:type="spellEnd"/>
-            <w:r>
-              <w:rPr>
-                <w:rFonts w:ascii="Times New Roman" w:hAnsi="Times New Roman" w:cs="Times New Roman"/>
-                <w:b/>
-                <w:bCs/>
-                <w:sz w:val="24"/>
-                <w:szCs w:val="24"/>
-                <w:lang w:val="en-US"/>
-              </w:rPr>
-              <w:t xml:space="preserve"> %}</w:t>
+              <w:t>{%tr endfor %}</w:t>
             </w:r>
           </w:p>
         </w:tc>
@@ -13985,7 +11754,6 @@
         </w:rPr>
         <w:t xml:space="preserve"> </w:t>
       </w:r>
-      <w:proofErr w:type="spellStart"/>
       <w:r>
         <w:rPr>
           <w:rFonts w:ascii="Times New Roman" w:hAnsi="Times New Roman" w:cs="Times New Roman"/>
@@ -13997,7 +11765,6 @@
         </w:rPr>
         <w:t>i</w:t>
       </w:r>
-      <w:proofErr w:type="spellEnd"/>
       <w:r>
         <w:rPr>
           <w:rFonts w:ascii="Times New Roman" w:hAnsi="Times New Roman" w:cs="Times New Roman"/>
@@ -14086,33 +11853,8 @@
           <w:szCs w:val="24"/>
           <w:lang w:val="en-US"/>
         </w:rPr>
-        <w:t>.2.2</w:t>
-      </w:r>
-      <w:proofErr w:type="gramStart"/>
-      <w:r>
-        <w:rPr>
-          <w:rFonts w:ascii="Times New Roman" w:hAnsi="Times New Roman" w:cs="Times New Roman"/>
-          <w:b/>
-          <w:bCs/>
-          <w:sz w:val="24"/>
-          <w:szCs w:val="24"/>
-          <w:lang w:val="en-US"/>
-        </w:rPr>
-        <w:t>.{</w:t>
-      </w:r>
-      <w:proofErr w:type="gramEnd"/>
-      <w:r>
-        <w:rPr>
-          <w:rFonts w:ascii="Times New Roman" w:hAnsi="Times New Roman" w:cs="Times New Roman"/>
-          <w:b/>
-          <w:bCs/>
-          <w:sz w:val="24"/>
-          <w:szCs w:val="24"/>
-          <w:lang w:val="en-US"/>
-        </w:rPr>
-        <w:t>{</w:t>
-      </w:r>
-      <w:proofErr w:type="spellStart"/>
+        <w:t>.2.2.{{</w:t>
+      </w:r>
       <w:r>
         <w:rPr>
           <w:rFonts w:ascii="Times New Roman" w:hAnsi="Times New Roman" w:cs="Times New Roman"/>
@@ -14146,7 +11888,6 @@
         </w:rPr>
         <w:t>number</w:t>
       </w:r>
-      <w:proofErr w:type="spellEnd"/>
       <w:r>
         <w:rPr>
           <w:rFonts w:ascii="Times New Roman" w:hAnsi="Times New Roman" w:cs="Times New Roman"/>
@@ -14167,31 +11908,7 @@
           <w:szCs w:val="24"/>
           <w:lang w:val="en-US"/>
         </w:rPr>
-        <w:t>{{</w:t>
-      </w:r>
-      <w:proofErr w:type="spellStart"/>
-      <w:r>
-        <w:rPr>
-          <w:rFonts w:ascii="Times New Roman" w:hAnsi="Times New Roman" w:cs="Times New Roman"/>
-          <w:b/>
-          <w:bCs/>
-          <w:sz w:val="24"/>
-          <w:szCs w:val="24"/>
-          <w:lang w:val="en-US"/>
-        </w:rPr>
-        <w:t>i.title</w:t>
-      </w:r>
-      <w:proofErr w:type="spellEnd"/>
-      <w:r>
-        <w:rPr>
-          <w:rFonts w:ascii="Times New Roman" w:hAnsi="Times New Roman" w:cs="Times New Roman"/>
-          <w:b/>
-          <w:bCs/>
-          <w:sz w:val="24"/>
-          <w:szCs w:val="24"/>
-          <w:lang w:val="en-US"/>
-        </w:rPr>
-        <w:t>}}</w:t>
+        <w:t>{{i.title}}</w:t>
       </w:r>
     </w:p>
     <w:p>
@@ -14225,33 +11942,8 @@
           <w:szCs w:val="24"/>
           <w:lang w:val="en-US"/>
         </w:rPr>
-        <w:t>.2.2</w:t>
-      </w:r>
-      <w:proofErr w:type="gramStart"/>
-      <w:r>
-        <w:rPr>
-          <w:rFonts w:ascii="Times New Roman" w:hAnsi="Times New Roman" w:cs="Times New Roman"/>
-          <w:b/>
-          <w:bCs/>
-          <w:sz w:val="24"/>
-          <w:szCs w:val="24"/>
-          <w:lang w:val="en-US"/>
-        </w:rPr>
-        <w:t>.{</w:t>
-      </w:r>
-      <w:proofErr w:type="gramEnd"/>
-      <w:r>
-        <w:rPr>
-          <w:rFonts w:ascii="Times New Roman" w:hAnsi="Times New Roman" w:cs="Times New Roman"/>
-          <w:b/>
-          <w:bCs/>
-          <w:sz w:val="24"/>
-          <w:szCs w:val="24"/>
-          <w:lang w:val="en-US"/>
-        </w:rPr>
-        <w:t>{</w:t>
-      </w:r>
-      <w:proofErr w:type="spellStart"/>
+        <w:t>.2.2.{{</w:t>
+      </w:r>
       <w:r>
         <w:rPr>
           <w:rFonts w:ascii="Times New Roman" w:hAnsi="Times New Roman" w:cs="Times New Roman"/>
@@ -14285,7 +11977,6 @@
         </w:rPr>
         <w:t>number</w:t>
       </w:r>
-      <w:proofErr w:type="spellEnd"/>
       <w:r>
         <w:rPr>
           <w:rFonts w:ascii="Times New Roman" w:hAnsi="Times New Roman" w:cs="Times New Roman"/>
@@ -14369,17 +12060,7 @@
           <w:szCs w:val="24"/>
           <w:lang w:val="en-US"/>
         </w:rPr>
-        <w:t>{</w:t>
-      </w:r>
-      <w:proofErr w:type="gramStart"/>
-      <w:r>
-        <w:rPr>
-          <w:rFonts w:ascii="Times New Roman" w:hAnsi="Times New Roman" w:cs="Times New Roman"/>
-          <w:sz w:val="24"/>
-          <w:szCs w:val="24"/>
-          <w:lang w:val="en-US"/>
-        </w:rPr>
-        <w:t>{</w:t>
+        <w:t>{{</w:t>
       </w:r>
       <w:r>
         <w:rPr>
@@ -14390,7 +12071,6 @@
         </w:rPr>
         <w:t xml:space="preserve"> </w:t>
       </w:r>
-      <w:proofErr w:type="spellStart"/>
       <w:r>
         <w:rPr>
           <w:rFonts w:ascii="Times New Roman" w:hAnsi="Times New Roman" w:cs="Times New Roman"/>
@@ -14400,8 +12080,6 @@
         </w:rPr>
         <w:t>i.about</w:t>
       </w:r>
-      <w:proofErr w:type="spellEnd"/>
-      <w:proofErr w:type="gramEnd"/>
       <w:r>
         <w:rPr>
           <w:rFonts w:ascii="Times New Roman" w:hAnsi="Times New Roman" w:cs="Times New Roman"/>
@@ -14477,8 +12155,6 @@
         </w:rPr>
         <w:t xml:space="preserve"> </w:t>
       </w:r>
-      <w:proofErr w:type="spellStart"/>
-      <w:proofErr w:type="gramStart"/>
       <w:r>
         <w:rPr>
           <w:rFonts w:ascii="Times New Roman" w:hAnsi="Times New Roman" w:cs="Times New Roman"/>
@@ -14506,25 +12182,14 @@
         </w:rPr>
         <w:t>example</w:t>
       </w:r>
-      <w:proofErr w:type="spellEnd"/>
-      <w:r>
-        <w:rPr>
-          <w:rFonts w:ascii="Times New Roman" w:hAnsi="Times New Roman" w:cs="Times New Roman"/>
-          <w:sz w:val="24"/>
-          <w:szCs w:val="24"/>
-          <w:lang w:val="en-US"/>
-        </w:rPr>
-        <w:t xml:space="preserve"> !</w:t>
-      </w:r>
-      <w:proofErr w:type="gramEnd"/>
-      <w:r>
-        <w:rPr>
-          <w:rFonts w:ascii="Times New Roman" w:hAnsi="Times New Roman" w:cs="Times New Roman"/>
-          <w:sz w:val="24"/>
-          <w:szCs w:val="24"/>
-          <w:lang w:val="en-US"/>
-        </w:rPr>
-        <w:t>= ‘’ %}</w:t>
+      <w:r>
+        <w:rPr>
+          <w:rFonts w:ascii="Times New Roman" w:hAnsi="Times New Roman" w:cs="Times New Roman"/>
+          <w:sz w:val="24"/>
+          <w:szCs w:val="24"/>
+          <w:lang w:val="en-US"/>
+        </w:rPr>
+        <w:t xml:space="preserve"> != ‘’ %}</w:t>
       </w:r>
     </w:p>
     <w:p>
@@ -14595,19 +12260,8 @@
           <w:szCs w:val="24"/>
           <w:lang w:val="en-US"/>
         </w:rPr>
-        <w:t>{</w:t>
-      </w:r>
-      <w:proofErr w:type="gramStart"/>
-      <w:r>
-        <w:rPr>
-          <w:rFonts w:ascii="Times New Roman" w:hAnsi="Times New Roman" w:cs="Times New Roman"/>
-          <w:sz w:val="24"/>
-          <w:szCs w:val="24"/>
-          <w:lang w:val="en-US"/>
-        </w:rPr>
-        <w:t xml:space="preserve">{ </w:t>
-      </w:r>
-      <w:proofErr w:type="spellStart"/>
+        <w:t xml:space="preserve">{{ </w:t>
+      </w:r>
       <w:r>
         <w:rPr>
           <w:rFonts w:ascii="Times New Roman" w:hAnsi="Times New Roman" w:cs="Times New Roman"/>
@@ -14635,8 +12289,6 @@
         </w:rPr>
         <w:t>example</w:t>
       </w:r>
-      <w:proofErr w:type="spellEnd"/>
-      <w:proofErr w:type="gramEnd"/>
       <w:r>
         <w:rPr>
           <w:rFonts w:ascii="Times New Roman" w:hAnsi="Times New Roman" w:cs="Times New Roman"/>
@@ -14694,7 +12346,6 @@
         </w:rPr>
         <w:t xml:space="preserve"> </w:t>
       </w:r>
-      <w:proofErr w:type="spellStart"/>
       <w:r>
         <w:rPr>
           <w:rFonts w:ascii="Times New Roman" w:hAnsi="Times New Roman" w:cs="Times New Roman"/>
@@ -14704,7 +12355,6 @@
         </w:rPr>
         <w:t>endif</w:t>
       </w:r>
-      <w:proofErr w:type="spellEnd"/>
       <w:r>
         <w:rPr>
           <w:rFonts w:ascii="Times New Roman" w:hAnsi="Times New Roman" w:cs="Times New Roman"/>
@@ -14757,33 +12407,8 @@
           <w:szCs w:val="24"/>
           <w:lang w:val="en-US"/>
         </w:rPr>
-        <w:t>.2.2</w:t>
-      </w:r>
-      <w:proofErr w:type="gramStart"/>
-      <w:r>
-        <w:rPr>
-          <w:rFonts w:ascii="Times New Roman" w:hAnsi="Times New Roman" w:cs="Times New Roman"/>
-          <w:b/>
-          <w:bCs/>
-          <w:sz w:val="24"/>
-          <w:szCs w:val="24"/>
-          <w:lang w:val="en-US"/>
-        </w:rPr>
-        <w:t>.{</w:t>
-      </w:r>
-      <w:proofErr w:type="gramEnd"/>
-      <w:r>
-        <w:rPr>
-          <w:rFonts w:ascii="Times New Roman" w:hAnsi="Times New Roman" w:cs="Times New Roman"/>
-          <w:b/>
-          <w:bCs/>
-          <w:sz w:val="24"/>
-          <w:szCs w:val="24"/>
-          <w:lang w:val="en-US"/>
-        </w:rPr>
-        <w:t>{</w:t>
-      </w:r>
-      <w:proofErr w:type="spellStart"/>
+        <w:t>.2.2.{{</w:t>
+      </w:r>
       <w:r>
         <w:rPr>
           <w:rFonts w:ascii="Times New Roman" w:hAnsi="Times New Roman" w:cs="Times New Roman"/>
@@ -14817,7 +12442,6 @@
         </w:rPr>
         <w:t>number</w:t>
       </w:r>
-      <w:proofErr w:type="spellEnd"/>
       <w:r>
         <w:rPr>
           <w:rFonts w:ascii="Times New Roman" w:hAnsi="Times New Roman" w:cs="Times New Roman"/>
@@ -14924,7 +12548,6 @@
         </w:rPr>
         <w:t xml:space="preserve"> </w:t>
       </w:r>
-      <w:proofErr w:type="spellStart"/>
       <w:r>
         <w:rPr>
           <w:rFonts w:ascii="Times New Roman" w:hAnsi="Times New Roman" w:cs="Times New Roman"/>
@@ -14955,7 +12578,6 @@
         </w:rPr>
         <w:t>type</w:t>
       </w:r>
-      <w:proofErr w:type="spellEnd"/>
       <w:r>
         <w:rPr>
           <w:rFonts w:ascii="Times New Roman" w:hAnsi="Times New Roman" w:cs="Times New Roman"/>
@@ -14966,7 +12588,6 @@
         </w:rPr>
         <w:t xml:space="preserve"> == ‘</w:t>
       </w:r>
-      <w:proofErr w:type="spellStart"/>
       <w:r>
         <w:rPr>
           <w:rFonts w:ascii="Times New Roman" w:hAnsi="Times New Roman" w:cs="Times New Roman"/>
@@ -14977,7 +12598,6 @@
         </w:rPr>
         <w:t>zach</w:t>
       </w:r>
-      <w:proofErr w:type="spellEnd"/>
       <w:r>
         <w:rPr>
           <w:rFonts w:ascii="Times New Roman" w:hAnsi="Times New Roman" w:cs="Times New Roman"/>
@@ -15093,27 +12713,7 @@
                 <w:sz w:val="24"/>
                 <w:lang w:val="en-US"/>
               </w:rPr>
-              <w:t>{{</w:t>
-            </w:r>
-            <w:proofErr w:type="spellStart"/>
-            <w:r>
-              <w:rPr>
-                <w:rFonts w:ascii="Times New Roman" w:hAnsi="Times New Roman" w:cs="Times New Roman"/>
-                <w:bCs/>
-                <w:sz w:val="24"/>
-                <w:lang w:val="en-US"/>
-              </w:rPr>
-              <w:t>i.passed</w:t>
-            </w:r>
-            <w:proofErr w:type="spellEnd"/>
-            <w:r>
-              <w:rPr>
-                <w:rFonts w:ascii="Times New Roman" w:hAnsi="Times New Roman" w:cs="Times New Roman"/>
-                <w:bCs/>
-                <w:sz w:val="24"/>
-                <w:lang w:val="en-US"/>
-              </w:rPr>
-              <w:t>}}</w:t>
+              <w:t>{{i.passed}}</w:t>
             </w:r>
           </w:p>
         </w:tc>
@@ -15139,27 +12739,7 @@
                 <w:sz w:val="24"/>
                 <w:lang w:val="en-US"/>
               </w:rPr>
-              <w:t>{{</w:t>
-            </w:r>
-            <w:proofErr w:type="spellStart"/>
-            <w:r>
-              <w:rPr>
-                <w:rFonts w:ascii="Times New Roman" w:hAnsi="Times New Roman" w:cs="Times New Roman"/>
-                <w:bCs/>
-                <w:sz w:val="24"/>
-                <w:lang w:val="en-US"/>
-              </w:rPr>
-              <w:t>i.unpassed</w:t>
-            </w:r>
-            <w:proofErr w:type="spellEnd"/>
-            <w:r>
-              <w:rPr>
-                <w:rFonts w:ascii="Times New Roman" w:hAnsi="Times New Roman" w:cs="Times New Roman"/>
-                <w:bCs/>
-                <w:sz w:val="24"/>
-                <w:lang w:val="en-US"/>
-              </w:rPr>
-              <w:t>}}</w:t>
+              <w:t>{{i.unpassed}}</w:t>
             </w:r>
           </w:p>
         </w:tc>
@@ -15327,27 +12907,7 @@
                 <w:sz w:val="24"/>
                 <w:lang w:val="en-US"/>
               </w:rPr>
-              <w:t>{{</w:t>
-            </w:r>
-            <w:proofErr w:type="spellStart"/>
-            <w:r>
-              <w:rPr>
-                <w:rFonts w:ascii="Times New Roman" w:hAnsi="Times New Roman" w:cs="Times New Roman"/>
-                <w:bCs/>
-                <w:sz w:val="24"/>
-                <w:lang w:val="en-US"/>
-              </w:rPr>
-              <w:t>i.great</w:t>
-            </w:r>
-            <w:proofErr w:type="spellEnd"/>
-            <w:r>
-              <w:rPr>
-                <w:rFonts w:ascii="Times New Roman" w:hAnsi="Times New Roman" w:cs="Times New Roman"/>
-                <w:bCs/>
-                <w:sz w:val="24"/>
-                <w:lang w:val="en-US"/>
-              </w:rPr>
-              <w:t>}}</w:t>
+              <w:t>{{i.great}}</w:t>
             </w:r>
           </w:p>
         </w:tc>
@@ -15373,27 +12933,7 @@
                 <w:sz w:val="24"/>
                 <w:lang w:val="en-US"/>
               </w:rPr>
-              <w:t>{{</w:t>
-            </w:r>
-            <w:proofErr w:type="spellStart"/>
-            <w:r>
-              <w:rPr>
-                <w:rFonts w:ascii="Times New Roman" w:hAnsi="Times New Roman" w:cs="Times New Roman"/>
-                <w:bCs/>
-                <w:sz w:val="24"/>
-                <w:lang w:val="en-US"/>
-              </w:rPr>
-              <w:t>i.good</w:t>
-            </w:r>
-            <w:proofErr w:type="spellEnd"/>
-            <w:r>
-              <w:rPr>
-                <w:rFonts w:ascii="Times New Roman" w:hAnsi="Times New Roman" w:cs="Times New Roman"/>
-                <w:bCs/>
-                <w:sz w:val="24"/>
-                <w:lang w:val="en-US"/>
-              </w:rPr>
-              <w:t>}}</w:t>
+              <w:t>{{i.good}}</w:t>
             </w:r>
           </w:p>
         </w:tc>
@@ -15419,9 +12959,8 @@
                 <w:sz w:val="24"/>
                 <w:lang w:val="en-US"/>
               </w:rPr>
-              <w:t>{{</w:t>
-            </w:r>
-            <w:proofErr w:type="spellStart"/>
+              <w:t>{{i.</w:t>
+            </w:r>
             <w:r>
               <w:rPr>
                 <w:rFonts w:ascii="Times New Roman" w:hAnsi="Times New Roman" w:cs="Times New Roman"/>
@@ -15429,18 +12968,8 @@
                 <w:sz w:val="24"/>
                 <w:lang w:val="en-US"/>
               </w:rPr>
-              <w:t>i.</w:t>
-            </w:r>
-            <w:r>
-              <w:rPr>
-                <w:rFonts w:ascii="Times New Roman" w:hAnsi="Times New Roman" w:cs="Times New Roman"/>
-                <w:bCs/>
-                <w:sz w:val="24"/>
-                <w:lang w:val="en-US"/>
-              </w:rPr>
               <w:t>satisfactorily</w:t>
             </w:r>
-            <w:proofErr w:type="spellEnd"/>
             <w:r>
               <w:rPr>
                 <w:rFonts w:ascii="Times New Roman" w:hAnsi="Times New Roman" w:cs="Times New Roman"/>
@@ -15474,9 +13003,8 @@
                 <w:sz w:val="24"/>
                 <w:lang w:val="en-US"/>
               </w:rPr>
-              <w:t>{{</w:t>
-            </w:r>
-            <w:proofErr w:type="spellStart"/>
+              <w:t>{{i.</w:t>
+            </w:r>
             <w:r>
               <w:rPr>
                 <w:rFonts w:ascii="Times New Roman" w:hAnsi="Times New Roman" w:cs="Times New Roman"/>
@@ -15484,18 +13012,8 @@
                 <w:sz w:val="24"/>
                 <w:lang w:val="en-US"/>
               </w:rPr>
-              <w:t>i.</w:t>
-            </w:r>
-            <w:r>
-              <w:rPr>
-                <w:rFonts w:ascii="Times New Roman" w:hAnsi="Times New Roman" w:cs="Times New Roman"/>
-                <w:bCs/>
-                <w:sz w:val="24"/>
-                <w:lang w:val="en-US"/>
-              </w:rPr>
               <w:t>unsatisfactory</w:t>
             </w:r>
-            <w:proofErr w:type="spellEnd"/>
             <w:r>
               <w:rPr>
                 <w:rFonts w:ascii="Times New Roman" w:hAnsi="Times New Roman" w:cs="Times New Roman"/>
@@ -15527,29 +13045,8 @@
           <w:szCs w:val="24"/>
           <w:lang w:val="en-US"/>
         </w:rPr>
-        <w:t xml:space="preserve">{% </w:t>
-      </w:r>
-      <w:proofErr w:type="spellStart"/>
-      <w:r>
-        <w:rPr>
-          <w:rFonts w:ascii="Times New Roman" w:hAnsi="Times New Roman" w:cs="Times New Roman"/>
-          <w:sz w:val="24"/>
-          <w:szCs w:val="24"/>
-          <w:lang w:val="en-US"/>
-        </w:rPr>
-        <w:t>endif</w:t>
-      </w:r>
-      <w:proofErr w:type="spellEnd"/>
-      <w:r>
-        <w:rPr>
-          <w:rFonts w:ascii="Times New Roman" w:hAnsi="Times New Roman" w:cs="Times New Roman"/>
-          <w:sz w:val="24"/>
-          <w:szCs w:val="24"/>
-          <w:lang w:val="en-US"/>
-        </w:rPr>
-        <w:t xml:space="preserve"> </w:t>
-      </w:r>
-      <w:proofErr w:type="gramStart"/>
+        <w:t xml:space="preserve">{% endif </w:t>
+      </w:r>
       <w:r>
         <w:rPr>
           <w:rFonts w:ascii="Times New Roman" w:hAnsi="Times New Roman" w:cs="Times New Roman"/>
@@ -15565,17 +13062,7 @@
           <w:szCs w:val="24"/>
           <w:lang w:val="en-US"/>
         </w:rPr>
-        <w:t>%</w:t>
-      </w:r>
-      <w:proofErr w:type="gramEnd"/>
-      <w:r>
-        <w:rPr>
-          <w:rFonts w:ascii="Times New Roman" w:hAnsi="Times New Roman" w:cs="Times New Roman"/>
-          <w:sz w:val="24"/>
-          <w:szCs w:val="24"/>
-          <w:lang w:val="en-US"/>
-        </w:rPr>
-        <w:t>}</w:t>
+        <w:t>%}</w:t>
       </w:r>
     </w:p>
     <w:p>
@@ -15621,33 +13108,8 @@
           <w:szCs w:val="24"/>
           <w:lang w:val="en-US"/>
         </w:rPr>
-        <w:t xml:space="preserve"> </w:t>
-      </w:r>
-      <w:proofErr w:type="spellStart"/>
-      <w:r>
-        <w:rPr>
-          <w:rFonts w:ascii="Times New Roman" w:hAnsi="Times New Roman" w:cs="Times New Roman"/>
-          <w:b/>
-          <w:bCs/>
-          <w:sz w:val="24"/>
-          <w:szCs w:val="24"/>
-          <w:lang w:val="en-US"/>
-        </w:rPr>
-        <w:t>endfor</w:t>
-      </w:r>
-      <w:proofErr w:type="spellEnd"/>
-      <w:r>
-        <w:rPr>
-          <w:rFonts w:ascii="Times New Roman" w:hAnsi="Times New Roman" w:cs="Times New Roman"/>
-          <w:b/>
-          <w:bCs/>
-          <w:sz w:val="24"/>
-          <w:szCs w:val="24"/>
-          <w:lang w:val="en-US"/>
-        </w:rPr>
-        <w:t xml:space="preserve"> </w:t>
-      </w:r>
-      <w:proofErr w:type="gramStart"/>
+        <w:t xml:space="preserve"> endfor </w:t>
+      </w:r>
       <w:r>
         <w:rPr>
           <w:rFonts w:ascii="Times New Roman" w:hAnsi="Times New Roman" w:cs="Times New Roman"/>
@@ -15667,19 +13129,7 @@
           <w:szCs w:val="24"/>
           <w:lang w:val="en-US"/>
         </w:rPr>
-        <w:t>%</w:t>
-      </w:r>
-      <w:proofErr w:type="gramEnd"/>
-      <w:r>
-        <w:rPr>
-          <w:rFonts w:ascii="Times New Roman" w:hAnsi="Times New Roman" w:cs="Times New Roman"/>
-          <w:b/>
-          <w:bCs/>
-          <w:sz w:val="24"/>
-          <w:szCs w:val="24"/>
-          <w:lang w:val="en-US"/>
-        </w:rPr>
-        <w:t>}</w:t>
+        <w:t>%}</w:t>
       </w:r>
     </w:p>
     <w:p>
@@ -15805,29 +13255,8 @@
           <w:szCs w:val="24"/>
           <w:lang w:val="en-US"/>
         </w:rPr>
-        <w:t xml:space="preserve"> for </w:t>
-      </w:r>
-      <w:proofErr w:type="spellStart"/>
-      <w:r>
-        <w:rPr>
-          <w:rFonts w:ascii="Times New Roman" w:hAnsi="Times New Roman" w:cs="Times New Roman"/>
-          <w:sz w:val="24"/>
-          <w:szCs w:val="24"/>
-          <w:lang w:val="en-US"/>
-        </w:rPr>
-        <w:t>i</w:t>
-      </w:r>
-      <w:proofErr w:type="spellEnd"/>
-      <w:r>
-        <w:rPr>
-          <w:rFonts w:ascii="Times New Roman" w:hAnsi="Times New Roman" w:cs="Times New Roman"/>
-          <w:sz w:val="24"/>
-          <w:szCs w:val="24"/>
-          <w:lang w:val="en-US"/>
-        </w:rPr>
-        <w:t xml:space="preserve"> in </w:t>
-      </w:r>
-      <w:proofErr w:type="spellStart"/>
+        <w:t xml:space="preserve"> for i in </w:t>
+      </w:r>
       <w:r>
         <w:rPr>
           <w:rFonts w:ascii="Times New Roman" w:hAnsi="Times New Roman" w:cs="Times New Roman"/>
@@ -15837,7 +13266,6 @@
         </w:rPr>
         <w:t>main_library</w:t>
       </w:r>
-      <w:proofErr w:type="spellEnd"/>
       <w:r>
         <w:rPr>
           <w:rFonts w:ascii="Times New Roman" w:hAnsi="Times New Roman" w:cs="Times New Roman"/>
@@ -15865,27 +13293,43 @@
           <w:szCs w:val="24"/>
           <w:lang w:val="en-US"/>
         </w:rPr>
+        <w:t>{{i.number}}</w:t>
+      </w:r>
+      <w:r>
+        <w:rPr>
+          <w:rFonts w:ascii="Times New Roman" w:hAnsi="Times New Roman" w:cs="Times New Roman"/>
+          <w:sz w:val="24"/>
+          <w:szCs w:val="24"/>
+          <w:lang w:val="en-US"/>
+        </w:rPr>
+        <w:t>.</w:t>
+      </w:r>
+      <w:r>
+        <w:rPr>
+          <w:rFonts w:ascii="Times New Roman" w:hAnsi="Times New Roman" w:cs="Times New Roman"/>
+          <w:sz w:val="24"/>
+          <w:szCs w:val="24"/>
+          <w:lang w:val="en-US"/>
+        </w:rPr>
+        <w:t xml:space="preserve"> </w:t>
+      </w:r>
+      <w:r>
+        <w:rPr>
+          <w:rFonts w:ascii="Times New Roman" w:hAnsi="Times New Roman" w:cs="Times New Roman"/>
+          <w:sz w:val="24"/>
+          <w:szCs w:val="24"/>
+          <w:lang w:val="en-US"/>
+        </w:rPr>
         <w:t>{{</w:t>
       </w:r>
-      <w:proofErr w:type="spellStart"/>
-      <w:r>
-        <w:rPr>
-          <w:rFonts w:ascii="Times New Roman" w:hAnsi="Times New Roman" w:cs="Times New Roman"/>
-          <w:sz w:val="24"/>
-          <w:szCs w:val="24"/>
-          <w:lang w:val="en-US"/>
-        </w:rPr>
-        <w:t>i.number</w:t>
-      </w:r>
-      <w:proofErr w:type="spellEnd"/>
-      <w:r>
-        <w:rPr>
-          <w:rFonts w:ascii="Times New Roman" w:hAnsi="Times New Roman" w:cs="Times New Roman"/>
-          <w:sz w:val="24"/>
-          <w:szCs w:val="24"/>
-          <w:lang w:val="en-US"/>
-        </w:rPr>
-        <w:t>}}</w:t>
+      <w:r>
+        <w:rPr>
+          <w:rFonts w:ascii="Times New Roman" w:hAnsi="Times New Roman" w:cs="Times New Roman"/>
+          <w:sz w:val="24"/>
+          <w:szCs w:val="24"/>
+          <w:lang w:val="en-US"/>
+        </w:rPr>
+        <w:t>i</w:t>
       </w:r>
       <w:r>
         <w:rPr>
@@ -15903,43 +13347,6 @@
           <w:szCs w:val="24"/>
           <w:lang w:val="en-US"/>
         </w:rPr>
-        <w:t xml:space="preserve"> </w:t>
-      </w:r>
-      <w:r>
-        <w:rPr>
-          <w:rFonts w:ascii="Times New Roman" w:hAnsi="Times New Roman" w:cs="Times New Roman"/>
-          <w:sz w:val="24"/>
-          <w:szCs w:val="24"/>
-          <w:lang w:val="en-US"/>
-        </w:rPr>
-        <w:t>{{</w:t>
-      </w:r>
-      <w:proofErr w:type="spellStart"/>
-      <w:r>
-        <w:rPr>
-          <w:rFonts w:ascii="Times New Roman" w:hAnsi="Times New Roman" w:cs="Times New Roman"/>
-          <w:sz w:val="24"/>
-          <w:szCs w:val="24"/>
-          <w:lang w:val="en-US"/>
-        </w:rPr>
-        <w:t>i</w:t>
-      </w:r>
-      <w:r>
-        <w:rPr>
-          <w:rFonts w:ascii="Times New Roman" w:hAnsi="Times New Roman" w:cs="Times New Roman"/>
-          <w:sz w:val="24"/>
-          <w:szCs w:val="24"/>
-          <w:lang w:val="en-US"/>
-        </w:rPr>
-        <w:t>.</w:t>
-      </w:r>
-      <w:r>
-        <w:rPr>
-          <w:rFonts w:ascii="Times New Roman" w:hAnsi="Times New Roman" w:cs="Times New Roman"/>
-          <w:sz w:val="24"/>
-          <w:szCs w:val="24"/>
-          <w:lang w:val="en-US"/>
-        </w:rPr>
         <w:t>bib</w:t>
       </w:r>
       <w:r>
@@ -15960,7 +13367,6 @@
         </w:rPr>
         <w:t>disc</w:t>
       </w:r>
-      <w:proofErr w:type="spellEnd"/>
       <w:r>
         <w:rPr>
           <w:rFonts w:ascii="Times New Roman" w:hAnsi="Times New Roman" w:cs="Times New Roman"/>
@@ -16005,7 +13411,6 @@
         </w:rPr>
         <w:t xml:space="preserve"> </w:t>
       </w:r>
-      <w:proofErr w:type="spellStart"/>
       <w:r>
         <w:rPr>
           <w:rFonts w:ascii="Times New Roman" w:hAnsi="Times New Roman" w:cs="Times New Roman"/>
@@ -16015,7 +13420,6 @@
         </w:rPr>
         <w:t>endfor</w:t>
       </w:r>
-      <w:proofErr w:type="spellEnd"/>
       <w:r>
         <w:rPr>
           <w:rFonts w:ascii="Times New Roman" w:hAnsi="Times New Roman" w:cs="Times New Roman"/>
@@ -16181,37 +13585,7 @@
           <w:szCs w:val="24"/>
           <w:lang w:val="en-US"/>
         </w:rPr>
-        <w:t xml:space="preserve"> for </w:t>
-      </w:r>
-      <w:proofErr w:type="spellStart"/>
-      <w:r>
-        <w:rPr>
-          <w:rFonts w:ascii="Times New Roman" w:hAnsi="Times New Roman" w:cs="Times New Roman"/>
-          <w:sz w:val="24"/>
-          <w:szCs w:val="24"/>
-          <w:lang w:val="en-US"/>
-        </w:rPr>
-        <w:t>i</w:t>
-      </w:r>
-      <w:proofErr w:type="spellEnd"/>
-      <w:r>
-        <w:rPr>
-          <w:rFonts w:ascii="Times New Roman" w:hAnsi="Times New Roman" w:cs="Times New Roman"/>
-          <w:sz w:val="24"/>
-          <w:szCs w:val="24"/>
-          <w:lang w:val="en-US"/>
-        </w:rPr>
-        <w:t xml:space="preserve"> in </w:t>
-      </w:r>
-      <w:proofErr w:type="spellStart"/>
-      <w:r>
-        <w:rPr>
-          <w:rFonts w:ascii="Times New Roman" w:hAnsi="Times New Roman" w:cs="Times New Roman"/>
-          <w:sz w:val="24"/>
-          <w:szCs w:val="24"/>
-          <w:lang w:val="en-US"/>
-        </w:rPr>
-        <w:t>additional</w:t>
+        <w:t xml:space="preserve"> for i in additional</w:t>
       </w:r>
       <w:r>
         <w:rPr>
@@ -16222,7 +13596,6 @@
         </w:rPr>
         <w:t>_library</w:t>
       </w:r>
-      <w:proofErr w:type="spellEnd"/>
       <w:r>
         <w:rPr>
           <w:rFonts w:ascii="Times New Roman" w:hAnsi="Times New Roman" w:cs="Times New Roman"/>
@@ -16250,27 +13623,7 @@
           <w:szCs w:val="24"/>
           <w:lang w:val="en-US"/>
         </w:rPr>
-        <w:t>{{</w:t>
-      </w:r>
-      <w:proofErr w:type="spellStart"/>
-      <w:r>
-        <w:rPr>
-          <w:rFonts w:ascii="Times New Roman" w:hAnsi="Times New Roman" w:cs="Times New Roman"/>
-          <w:sz w:val="24"/>
-          <w:szCs w:val="24"/>
-          <w:lang w:val="en-US"/>
-        </w:rPr>
-        <w:t>i.number</w:t>
-      </w:r>
-      <w:proofErr w:type="spellEnd"/>
-      <w:r>
-        <w:rPr>
-          <w:rFonts w:ascii="Times New Roman" w:hAnsi="Times New Roman" w:cs="Times New Roman"/>
-          <w:sz w:val="24"/>
-          <w:szCs w:val="24"/>
-          <w:lang w:val="en-US"/>
-        </w:rPr>
-        <w:t>}}</w:t>
+        <w:t>{{i.number}}</w:t>
       </w:r>
       <w:r>
         <w:rPr>
@@ -16288,27 +13641,7 @@
           <w:szCs w:val="24"/>
           <w:lang w:val="en-US"/>
         </w:rPr>
-        <w:t xml:space="preserve"> {{</w:t>
-      </w:r>
-      <w:proofErr w:type="spellStart"/>
-      <w:r>
-        <w:rPr>
-          <w:rFonts w:ascii="Times New Roman" w:hAnsi="Times New Roman" w:cs="Times New Roman"/>
-          <w:sz w:val="24"/>
-          <w:szCs w:val="24"/>
-          <w:lang w:val="en-US"/>
-        </w:rPr>
-        <w:t>i.bib_disc</w:t>
-      </w:r>
-      <w:proofErr w:type="spellEnd"/>
-      <w:r>
-        <w:rPr>
-          <w:rFonts w:ascii="Times New Roman" w:hAnsi="Times New Roman" w:cs="Times New Roman"/>
-          <w:sz w:val="24"/>
-          <w:szCs w:val="24"/>
-          <w:lang w:val="en-US"/>
-        </w:rPr>
-        <w:t xml:space="preserve">}} </w:t>
+        <w:t xml:space="preserve"> {{i.bib_disc}} </w:t>
       </w:r>
     </w:p>
     <w:p>
@@ -16349,7 +13682,6 @@
         </w:rPr>
         <w:t xml:space="preserve"> </w:t>
       </w:r>
-      <w:proofErr w:type="spellStart"/>
       <w:r>
         <w:rPr>
           <w:rFonts w:ascii="Times New Roman" w:hAnsi="Times New Roman" w:cs="Times New Roman"/>
@@ -16359,7 +13691,6 @@
         </w:rPr>
         <w:t>endfor</w:t>
       </w:r>
-      <w:proofErr w:type="spellEnd"/>
       <w:r>
         <w:rPr>
           <w:rFonts w:ascii="Times New Roman" w:hAnsi="Times New Roman" w:cs="Times New Roman"/>
@@ -16475,19 +13806,8 @@
           <w:szCs w:val="24"/>
           <w:lang w:val="en-US"/>
         </w:rPr>
-        <w:t>{</w:t>
-      </w:r>
-      <w:proofErr w:type="gramStart"/>
-      <w:r>
-        <w:rPr>
-          <w:rFonts w:ascii="Times New Roman" w:hAnsi="Times New Roman" w:cs="Times New Roman"/>
-          <w:sz w:val="24"/>
-          <w:szCs w:val="24"/>
-          <w:lang w:val="en-US"/>
-        </w:rPr>
-        <w:t xml:space="preserve">{ </w:t>
-      </w:r>
-      <w:proofErr w:type="spellStart"/>
+        <w:t xml:space="preserve">{{ </w:t>
+      </w:r>
       <w:r>
         <w:rPr>
           <w:rFonts w:ascii="Times New Roman" w:hAnsi="Times New Roman" w:cs="Times New Roman"/>
@@ -16515,8 +13835,6 @@
         </w:rPr>
         <w:t>web</w:t>
       </w:r>
-      <w:proofErr w:type="spellEnd"/>
-      <w:proofErr w:type="gramEnd"/>
       <w:r>
         <w:rPr>
           <w:rFonts w:ascii="Times New Roman" w:hAnsi="Times New Roman" w:cs="Times New Roman"/>
@@ -16579,7 +13897,6 @@
           <w:szCs w:val="24"/>
         </w:rPr>
       </w:pPr>
-      <w:proofErr w:type="gramStart"/>
       <w:r>
         <w:rPr>
           <w:rFonts w:ascii="Times New Roman" w:hAnsi="Times New Roman" w:cs="Times New Roman"/>
@@ -16605,7 +13922,6 @@
         </w:rPr>
         <w:t>.</w:t>
       </w:r>
-      <w:proofErr w:type="spellStart"/>
       <w:r>
         <w:rPr>
           <w:rFonts w:ascii="Times New Roman" w:hAnsi="Times New Roman" w:cs="Times New Roman"/>
@@ -16615,8 +13931,6 @@
         </w:rPr>
         <w:t>bd</w:t>
       </w:r>
-      <w:proofErr w:type="spellEnd"/>
-      <w:proofErr w:type="gramEnd"/>
       <w:r>
         <w:rPr>
           <w:rFonts w:ascii="Times New Roman" w:hAnsi="Times New Roman" w:cs="Times New Roman"/>
@@ -16729,29 +14043,7 @@
           <w:szCs w:val="24"/>
           <w:lang w:val="en-US"/>
         </w:rPr>
-        <w:t xml:space="preserve">for </w:t>
-      </w:r>
-      <w:proofErr w:type="spellStart"/>
-      <w:r>
-        <w:rPr>
-          <w:rFonts w:ascii="Times New Roman" w:hAnsi="Times New Roman" w:cs="Times New Roman"/>
-          <w:bCs/>
-          <w:sz w:val="24"/>
-          <w:szCs w:val="24"/>
-          <w:lang w:val="en-US"/>
-        </w:rPr>
-        <w:t>i</w:t>
-      </w:r>
-      <w:proofErr w:type="spellEnd"/>
-      <w:r>
-        <w:rPr>
-          <w:rFonts w:ascii="Times New Roman" w:hAnsi="Times New Roman" w:cs="Times New Roman"/>
-          <w:bCs/>
-          <w:sz w:val="24"/>
-          <w:szCs w:val="24"/>
-          <w:lang w:val="en-US"/>
-        </w:rPr>
-        <w:t xml:space="preserve"> in </w:t>
+        <w:t xml:space="preserve">for i in </w:t>
       </w:r>
       <w:r>
         <w:rPr>
@@ -16793,40 +14085,17 @@
           <w:szCs w:val="24"/>
           <w:lang w:val="en-US"/>
         </w:rPr>
+        <w:t xml:space="preserve">{{i.number}}. </w:t>
+      </w:r>
+      <w:r>
+        <w:rPr>
+          <w:rFonts w:ascii="Times New Roman" w:hAnsi="Times New Roman" w:cs="Times New Roman"/>
+          <w:bCs/>
+          <w:sz w:val="24"/>
+          <w:szCs w:val="24"/>
+        </w:rPr>
         <w:t>{{</w:t>
       </w:r>
-      <w:proofErr w:type="spellStart"/>
-      <w:r>
-        <w:rPr>
-          <w:rFonts w:ascii="Times New Roman" w:hAnsi="Times New Roman" w:cs="Times New Roman"/>
-          <w:bCs/>
-          <w:sz w:val="24"/>
-          <w:szCs w:val="24"/>
-          <w:lang w:val="en-US"/>
-        </w:rPr>
-        <w:t>i.number</w:t>
-      </w:r>
-      <w:proofErr w:type="spellEnd"/>
-      <w:r>
-        <w:rPr>
-          <w:rFonts w:ascii="Times New Roman" w:hAnsi="Times New Roman" w:cs="Times New Roman"/>
-          <w:bCs/>
-          <w:sz w:val="24"/>
-          <w:szCs w:val="24"/>
-          <w:lang w:val="en-US"/>
-        </w:rPr>
-        <w:t xml:space="preserve">}}. </w:t>
-      </w:r>
-      <w:r>
-        <w:rPr>
-          <w:rFonts w:ascii="Times New Roman" w:hAnsi="Times New Roman" w:cs="Times New Roman"/>
-          <w:bCs/>
-          <w:sz w:val="24"/>
-          <w:szCs w:val="24"/>
-        </w:rPr>
-        <w:t>{{</w:t>
-      </w:r>
-      <w:proofErr w:type="spellStart"/>
       <w:r>
         <w:rPr>
           <w:rFonts w:ascii="Times New Roman" w:hAnsi="Times New Roman" w:cs="Times New Roman"/>
@@ -16837,7 +14106,6 @@
         </w:rPr>
         <w:t>i</w:t>
       </w:r>
-      <w:proofErr w:type="spellEnd"/>
       <w:r>
         <w:rPr>
           <w:rFonts w:ascii="Times New Roman" w:hAnsi="Times New Roman" w:cs="Times New Roman"/>
@@ -16905,7 +14173,6 @@
         </w:rPr>
         <w:t xml:space="preserve"> </w:t>
       </w:r>
-      <w:proofErr w:type="spellStart"/>
       <w:r>
         <w:rPr>
           <w:rFonts w:ascii="Times New Roman" w:hAnsi="Times New Roman" w:cs="Times New Roman"/>
@@ -16916,7 +14183,6 @@
         </w:rPr>
         <w:t>endfor</w:t>
       </w:r>
-      <w:proofErr w:type="spellEnd"/>
       <w:r>
         <w:rPr>
           <w:rFonts w:ascii="Times New Roman" w:hAnsi="Times New Roman" w:cs="Times New Roman"/>
@@ -17039,7 +14305,6 @@
         </w:rPr>
         <w:t xml:space="preserve"> </w:t>
       </w:r>
-      <w:proofErr w:type="spellStart"/>
       <w:r>
         <w:rPr>
           <w:rFonts w:ascii="Times New Roman" w:hAnsi="Times New Roman" w:cs="Times New Roman"/>
@@ -17050,7 +14315,6 @@
         </w:rPr>
         <w:t>i</w:t>
       </w:r>
-      <w:proofErr w:type="spellEnd"/>
       <w:r>
         <w:rPr>
           <w:rFonts w:ascii="Times New Roman" w:hAnsi="Times New Roman" w:cs="Times New Roman"/>
@@ -17122,7 +14386,6 @@
         </w:rPr>
         <w:t>{{</w:t>
       </w:r>
-      <w:proofErr w:type="spellStart"/>
       <w:r>
         <w:rPr>
           <w:rFonts w:ascii="Times New Roman" w:hAnsi="Times New Roman" w:cs="Times New Roman"/>
@@ -17153,7 +14416,6 @@
         </w:rPr>
         <w:t>number</w:t>
       </w:r>
-      <w:proofErr w:type="spellEnd"/>
       <w:r>
         <w:rPr>
           <w:rFonts w:ascii="Times New Roman" w:hAnsi="Times New Roman" w:cs="Times New Roman"/>
@@ -17173,7 +14435,6 @@
         </w:rPr>
         <w:t>{{</w:t>
       </w:r>
-      <w:proofErr w:type="spellStart"/>
       <w:r>
         <w:rPr>
           <w:rFonts w:ascii="Times New Roman" w:hAnsi="Times New Roman" w:cs="Times New Roman"/>
@@ -17184,7 +14445,6 @@
         </w:rPr>
         <w:t>i</w:t>
       </w:r>
-      <w:proofErr w:type="spellEnd"/>
       <w:r>
         <w:rPr>
           <w:rFonts w:ascii="Times New Roman" w:hAnsi="Times New Roman" w:cs="Times New Roman"/>
@@ -17251,7 +14511,6 @@
         </w:rPr>
         <w:t xml:space="preserve"> </w:t>
       </w:r>
-      <w:proofErr w:type="spellStart"/>
       <w:r>
         <w:rPr>
           <w:rFonts w:ascii="Times New Roman" w:hAnsi="Times New Roman" w:cs="Times New Roman"/>
@@ -17262,7 +14521,6 @@
         </w:rPr>
         <w:t>endfor</w:t>
       </w:r>
-      <w:proofErr w:type="spellEnd"/>
       <w:r>
         <w:rPr>
           <w:rFonts w:ascii="Times New Roman" w:hAnsi="Times New Roman" w:cs="Times New Roman"/>
@@ -17287,7 +14545,7 @@
 </file>
 
 <file path=word/endnotes.xml><?xml version="1.0" encoding="utf-8"?>
-<w:endnotes xmlns:wpc="http://schemas.microsoft.com/office/word/2010/wordprocessingCanvas" xmlns:mc="http://schemas.openxmlformats.org/markup-compatibility/2006" xmlns:o="urn:schemas-microsoft-com:office:office" xmlns:r="http://schemas.openxmlformats.org/officeDocument/2006/relationships" xmlns:m="http://schemas.openxmlformats.org/officeDocument/2006/math" xmlns:v="urn:schemas-microsoft-com:vml" xmlns:wp14="http://schemas.microsoft.com/office/word/2010/wordprocessingDrawing" xmlns:wp="http://schemas.openxmlformats.org/drawingml/2006/wordprocessingDrawing" xmlns:w10="urn:schemas-microsoft-com:office:word" xmlns:w="http://schemas.openxmlformats.org/wordprocessingml/2006/main" xmlns:w14="http://schemas.microsoft.com/office/word/2010/wordml" xmlns:w15="http://schemas.microsoft.com/office/word/2012/wordml" xmlns:wpg="http://schemas.microsoft.com/office/word/2010/wordprocessingGroup" xmlns:wpi="http://schemas.microsoft.com/office/word/2010/wordprocessingInk" xmlns:wne="http://schemas.microsoft.com/office/word/2006/wordml" xmlns:wps="http://schemas.microsoft.com/office/word/2010/wordprocessingShape" mc:Ignorable="w14 w15 wp14">
+<w:endnotes xmlns:wpc="http://schemas.microsoft.com/office/word/2010/wordprocessingCanvas" xmlns:cx="http://schemas.microsoft.com/office/drawing/2014/chartex" xmlns:cx1="http://schemas.microsoft.com/office/drawing/2015/9/8/chartex" xmlns:cx2="http://schemas.microsoft.com/office/drawing/2015/10/21/chartex" xmlns:cx3="http://schemas.microsoft.com/office/drawing/2016/5/9/chartex" xmlns:cx4="http://schemas.microsoft.com/office/drawing/2016/5/10/chartex" xmlns:cx5="http://schemas.microsoft.com/office/drawing/2016/5/11/chartex" xmlns:cx6="http://schemas.microsoft.com/office/drawing/2016/5/12/chartex" xmlns:cx7="http://schemas.microsoft.com/office/drawing/2016/5/13/chartex" xmlns:cx8="http://schemas.microsoft.com/office/drawing/2016/5/14/chartex" xmlns:mc="http://schemas.openxmlformats.org/markup-compatibility/2006" xmlns:aink="http://schemas.microsoft.com/office/drawing/2016/ink" xmlns:am3d="http://schemas.microsoft.com/office/drawing/2017/model3d" xmlns:o="urn:schemas-microsoft-com:office:office" xmlns:oel="http://schemas.microsoft.com/office/2019/extlst" xmlns:r="http://schemas.openxmlformats.org/officeDocument/2006/relationships" xmlns:m="http://schemas.openxmlformats.org/officeDocument/2006/math" xmlns:v="urn:schemas-microsoft-com:vml" xmlns:wp14="http://schemas.microsoft.com/office/word/2010/wordprocessingDrawing" xmlns:wp="http://schemas.openxmlformats.org/drawingml/2006/wordprocessingDrawing" xmlns:w10="urn:schemas-microsoft-com:office:word" xmlns:w="http://schemas.openxmlformats.org/wordprocessingml/2006/main" xmlns:w14="http://schemas.microsoft.com/office/word/2010/wordml" xmlns:w15="http://schemas.microsoft.com/office/word/2012/wordml" xmlns:w16cex="http://schemas.microsoft.com/office/word/2018/wordml/cex" xmlns:w16cid="http://schemas.microsoft.com/office/word/2016/wordml/cid" xmlns:w16="http://schemas.microsoft.com/office/word/2018/wordml" xmlns:w16du="http://schemas.microsoft.com/office/word/2023/wordml/word16du" xmlns:w16sdtdh="http://schemas.microsoft.com/office/word/2020/wordml/sdtdatahash" xmlns:w16sdtfl="http://schemas.microsoft.com/office/word/2024/wordml/sdtformatlock" xmlns:w16se="http://schemas.microsoft.com/office/word/2015/wordml/symex" xmlns:wpg="http://schemas.microsoft.com/office/word/2010/wordprocessingGroup" xmlns:wpi="http://schemas.microsoft.com/office/word/2010/wordprocessingInk" xmlns:wne="http://schemas.microsoft.com/office/word/2006/wordml" xmlns:wps="http://schemas.microsoft.com/office/word/2010/wordprocessingShape" mc:Ignorable="w14 w15 w16se w16cid w16 w16cex w16sdtdh w16sdtfl w16du wp14">
   <w:endnote w:type="separator" w:id="-1">
     <w:p>
       <w:pPr>
@@ -17312,7 +14570,7 @@
 </file>
 
 <file path=word/footer1.xml><?xml version="1.0" encoding="utf-8"?>
-<w:ftr xmlns:wpc="http://schemas.microsoft.com/office/word/2010/wordprocessingCanvas" xmlns:mc="http://schemas.openxmlformats.org/markup-compatibility/2006" xmlns:o="urn:schemas-microsoft-com:office:office" xmlns:r="http://schemas.openxmlformats.org/officeDocument/2006/relationships" xmlns:m="http://schemas.openxmlformats.org/officeDocument/2006/math" xmlns:v="urn:schemas-microsoft-com:vml" xmlns:wp14="http://schemas.microsoft.com/office/word/2010/wordprocessingDrawing" xmlns:wp="http://schemas.openxmlformats.org/drawingml/2006/wordprocessingDrawing" xmlns:w10="urn:schemas-microsoft-com:office:word" xmlns:w="http://schemas.openxmlformats.org/wordprocessingml/2006/main" xmlns:w14="http://schemas.microsoft.com/office/word/2010/wordml" xmlns:w15="http://schemas.microsoft.com/office/word/2012/wordml" xmlns:wpg="http://schemas.microsoft.com/office/word/2010/wordprocessingGroup" xmlns:wpi="http://schemas.microsoft.com/office/word/2010/wordprocessingInk" xmlns:wne="http://schemas.microsoft.com/office/word/2006/wordml" xmlns:wps="http://schemas.microsoft.com/office/word/2010/wordprocessingShape" mc:Ignorable="w14 w15 wp14">
+<w:ftr xmlns:wpc="http://schemas.microsoft.com/office/word/2010/wordprocessingCanvas" xmlns:cx="http://schemas.microsoft.com/office/drawing/2014/chartex" xmlns:cx1="http://schemas.microsoft.com/office/drawing/2015/9/8/chartex" xmlns:cx2="http://schemas.microsoft.com/office/drawing/2015/10/21/chartex" xmlns:cx3="http://schemas.microsoft.com/office/drawing/2016/5/9/chartex" xmlns:cx4="http://schemas.microsoft.com/office/drawing/2016/5/10/chartex" xmlns:cx5="http://schemas.microsoft.com/office/drawing/2016/5/11/chartex" xmlns:cx6="http://schemas.microsoft.com/office/drawing/2016/5/12/chartex" xmlns:cx7="http://schemas.microsoft.com/office/drawing/2016/5/13/chartex" xmlns:cx8="http://schemas.microsoft.com/office/drawing/2016/5/14/chartex" xmlns:mc="http://schemas.openxmlformats.org/markup-compatibility/2006" xmlns:aink="http://schemas.microsoft.com/office/drawing/2016/ink" xmlns:am3d="http://schemas.microsoft.com/office/drawing/2017/model3d" xmlns:o="urn:schemas-microsoft-com:office:office" xmlns:oel="http://schemas.microsoft.com/office/2019/extlst" xmlns:r="http://schemas.openxmlformats.org/officeDocument/2006/relationships" xmlns:m="http://schemas.openxmlformats.org/officeDocument/2006/math" xmlns:v="urn:schemas-microsoft-com:vml" xmlns:wp14="http://schemas.microsoft.com/office/word/2010/wordprocessingDrawing" xmlns:wp="http://schemas.openxmlformats.org/drawingml/2006/wordprocessingDrawing" xmlns:w10="urn:schemas-microsoft-com:office:word" xmlns:w="http://schemas.openxmlformats.org/wordprocessingml/2006/main" xmlns:w14="http://schemas.microsoft.com/office/word/2010/wordml" xmlns:w15="http://schemas.microsoft.com/office/word/2012/wordml" xmlns:w16cex="http://schemas.microsoft.com/office/word/2018/wordml/cex" xmlns:w16cid="http://schemas.microsoft.com/office/word/2016/wordml/cid" xmlns:w16="http://schemas.microsoft.com/office/word/2018/wordml" xmlns:w16du="http://schemas.microsoft.com/office/word/2023/wordml/word16du" xmlns:w16sdtdh="http://schemas.microsoft.com/office/word/2020/wordml/sdtdatahash" xmlns:w16sdtfl="http://schemas.microsoft.com/office/word/2024/wordml/sdtformatlock" xmlns:w16se="http://schemas.microsoft.com/office/word/2015/wordml/symex" xmlns:wpg="http://schemas.microsoft.com/office/word/2010/wordprocessingGroup" xmlns:wpi="http://schemas.microsoft.com/office/word/2010/wordprocessingInk" xmlns:wne="http://schemas.microsoft.com/office/word/2006/wordml" xmlns:wps="http://schemas.microsoft.com/office/word/2010/wordprocessingShape" mc:Ignorable="w14 w15 w16se w16cid w16 w16cex w16sdtdh w16sdtfl w16du wp14">
   <w:sdt>
     <w:sdtPr>
       <w:id w:val="1344050656"/>
@@ -17321,7 +14579,6 @@
         <w:docPartUnique/>
       </w:docPartObj>
     </w:sdtPr>
-    <w:sdtEndPr/>
     <w:sdtContent>
       <w:p>
         <w:pPr>
@@ -17380,7 +14637,7 @@
 </file>
 
 <file path=word/footer2.xml><?xml version="1.0" encoding="utf-8"?>
-<w:ftr xmlns:wpc="http://schemas.microsoft.com/office/word/2010/wordprocessingCanvas" xmlns:mc="http://schemas.openxmlformats.org/markup-compatibility/2006" xmlns:o="urn:schemas-microsoft-com:office:office" xmlns:r="http://schemas.openxmlformats.org/officeDocument/2006/relationships" xmlns:m="http://schemas.openxmlformats.org/officeDocument/2006/math" xmlns:v="urn:schemas-microsoft-com:vml" xmlns:wp14="http://schemas.microsoft.com/office/word/2010/wordprocessingDrawing" xmlns:wp="http://schemas.openxmlformats.org/drawingml/2006/wordprocessingDrawing" xmlns:w10="urn:schemas-microsoft-com:office:word" xmlns:w="http://schemas.openxmlformats.org/wordprocessingml/2006/main" xmlns:w14="http://schemas.microsoft.com/office/word/2010/wordml" xmlns:w15="http://schemas.microsoft.com/office/word/2012/wordml" xmlns:wpg="http://schemas.microsoft.com/office/word/2010/wordprocessingGroup" xmlns:wpi="http://schemas.microsoft.com/office/word/2010/wordprocessingInk" xmlns:wne="http://schemas.microsoft.com/office/word/2006/wordml" xmlns:wps="http://schemas.microsoft.com/office/word/2010/wordprocessingShape" mc:Ignorable="w14 w15 wp14">
+<w:ftr xmlns:wpc="http://schemas.microsoft.com/office/word/2010/wordprocessingCanvas" xmlns:cx="http://schemas.microsoft.com/office/drawing/2014/chartex" xmlns:cx1="http://schemas.microsoft.com/office/drawing/2015/9/8/chartex" xmlns:cx2="http://schemas.microsoft.com/office/drawing/2015/10/21/chartex" xmlns:cx3="http://schemas.microsoft.com/office/drawing/2016/5/9/chartex" xmlns:cx4="http://schemas.microsoft.com/office/drawing/2016/5/10/chartex" xmlns:cx5="http://schemas.microsoft.com/office/drawing/2016/5/11/chartex" xmlns:cx6="http://schemas.microsoft.com/office/drawing/2016/5/12/chartex" xmlns:cx7="http://schemas.microsoft.com/office/drawing/2016/5/13/chartex" xmlns:cx8="http://schemas.microsoft.com/office/drawing/2016/5/14/chartex" xmlns:mc="http://schemas.openxmlformats.org/markup-compatibility/2006" xmlns:aink="http://schemas.microsoft.com/office/drawing/2016/ink" xmlns:am3d="http://schemas.microsoft.com/office/drawing/2017/model3d" xmlns:o="urn:schemas-microsoft-com:office:office" xmlns:oel="http://schemas.microsoft.com/office/2019/extlst" xmlns:r="http://schemas.openxmlformats.org/officeDocument/2006/relationships" xmlns:m="http://schemas.openxmlformats.org/officeDocument/2006/math" xmlns:v="urn:schemas-microsoft-com:vml" xmlns:wp14="http://schemas.microsoft.com/office/word/2010/wordprocessingDrawing" xmlns:wp="http://schemas.openxmlformats.org/drawingml/2006/wordprocessingDrawing" xmlns:w10="urn:schemas-microsoft-com:office:word" xmlns:w="http://schemas.openxmlformats.org/wordprocessingml/2006/main" xmlns:w14="http://schemas.microsoft.com/office/word/2010/wordml" xmlns:w15="http://schemas.microsoft.com/office/word/2012/wordml" xmlns:w16cex="http://schemas.microsoft.com/office/word/2018/wordml/cex" xmlns:w16cid="http://schemas.microsoft.com/office/word/2016/wordml/cid" xmlns:w16="http://schemas.microsoft.com/office/word/2018/wordml" xmlns:w16du="http://schemas.microsoft.com/office/word/2023/wordml/word16du" xmlns:w16sdtdh="http://schemas.microsoft.com/office/word/2020/wordml/sdtdatahash" xmlns:w16sdtfl="http://schemas.microsoft.com/office/word/2024/wordml/sdtformatlock" xmlns:w16se="http://schemas.microsoft.com/office/word/2015/wordml/symex" xmlns:wpg="http://schemas.microsoft.com/office/word/2010/wordprocessingGroup" xmlns:wpi="http://schemas.microsoft.com/office/word/2010/wordprocessingInk" xmlns:wne="http://schemas.microsoft.com/office/word/2006/wordml" xmlns:wps="http://schemas.microsoft.com/office/word/2010/wordprocessingShape" mc:Ignorable="w14 w15 w16se w16cid w16 w16cex w16sdtdh w16sdtfl w16du wp14">
   <w:p>
     <w:pPr>
       <w:jc w:val="center"/>
@@ -17396,16 +14653,7 @@
         <w:color w:val="000000" w:themeColor="text1"/>
         <w:sz w:val="24"/>
       </w:rPr>
-      <w:t xml:space="preserve">Год набора – </w:t>
-    </w:r>
-    <w:proofErr w:type="gramStart"/>
-    <w:r>
-      <w:rPr>
-        <w:rFonts w:ascii="Times New Roman" w:hAnsi="Times New Roman" w:cs="Times New Roman"/>
-        <w:color w:val="000000" w:themeColor="text1"/>
-        <w:sz w:val="24"/>
-      </w:rPr>
-      <w:t xml:space="preserve">{{ </w:t>
+      <w:t xml:space="preserve">Год набора – {{ </w:t>
     </w:r>
     <w:r>
       <w:rPr>
@@ -17416,7 +14664,6 @@
       </w:rPr>
       <w:t>year</w:t>
     </w:r>
-    <w:proofErr w:type="gramEnd"/>
     <w:r>
       <w:rPr>
         <w:rFonts w:ascii="Times New Roman" w:hAnsi="Times New Roman" w:cs="Times New Roman"/>
@@ -17462,7 +14709,6 @@
       </w:rPr>
       <w:t xml:space="preserve">Иркутск, </w:t>
     </w:r>
-    <w:proofErr w:type="gramStart"/>
     <w:r>
       <w:rPr>
         <w:rFonts w:ascii="Times New Roman" w:hAnsi="Times New Roman" w:cs="Times New Roman"/>
@@ -17470,37 +14716,7 @@
         <w:sz w:val="24"/>
         <w:lang w:val="en-US"/>
       </w:rPr>
-      <w:t xml:space="preserve">{{ </w:t>
-    </w:r>
-    <w:proofErr w:type="spellStart"/>
-    <w:r>
-      <w:rPr>
-        <w:rFonts w:ascii="Times New Roman" w:hAnsi="Times New Roman" w:cs="Times New Roman"/>
-        <w:color w:val="000000" w:themeColor="text1"/>
-        <w:sz w:val="24"/>
-        <w:lang w:val="en-US"/>
-      </w:rPr>
-      <w:t>protocol</w:t>
-    </w:r>
-    <w:proofErr w:type="gramEnd"/>
-    <w:r>
-      <w:rPr>
-        <w:rFonts w:ascii="Times New Roman" w:hAnsi="Times New Roman" w:cs="Times New Roman"/>
-        <w:color w:val="000000" w:themeColor="text1"/>
-        <w:sz w:val="24"/>
-        <w:lang w:val="en-US"/>
-      </w:rPr>
-      <w:t>_year</w:t>
-    </w:r>
-    <w:proofErr w:type="spellEnd"/>
-    <w:r>
-      <w:rPr>
-        <w:rFonts w:ascii="Times New Roman" w:hAnsi="Times New Roman" w:cs="Times New Roman"/>
-        <w:color w:val="000000" w:themeColor="text1"/>
-        <w:sz w:val="24"/>
-        <w:lang w:val="en-US"/>
-      </w:rPr>
-      <w:t xml:space="preserve"> }}</w:t>
+      <w:t>{{ protocol_year }}</w:t>
     </w:r>
     <w:r>
       <w:rPr>
@@ -17515,7 +14731,7 @@
 </file>
 
 <file path=word/footnotes.xml><?xml version="1.0" encoding="utf-8"?>
-<w:footnotes xmlns:wpc="http://schemas.microsoft.com/office/word/2010/wordprocessingCanvas" xmlns:mc="http://schemas.openxmlformats.org/markup-compatibility/2006" xmlns:o="urn:schemas-microsoft-com:office:office" xmlns:r="http://schemas.openxmlformats.org/officeDocument/2006/relationships" xmlns:m="http://schemas.openxmlformats.org/officeDocument/2006/math" xmlns:v="urn:schemas-microsoft-com:vml" xmlns:wp14="http://schemas.microsoft.com/office/word/2010/wordprocessingDrawing" xmlns:wp="http://schemas.openxmlformats.org/drawingml/2006/wordprocessingDrawing" xmlns:w10="urn:schemas-microsoft-com:office:word" xmlns:w="http://schemas.openxmlformats.org/wordprocessingml/2006/main" xmlns:w14="http://schemas.microsoft.com/office/word/2010/wordml" xmlns:w15="http://schemas.microsoft.com/office/word/2012/wordml" xmlns:wpg="http://schemas.microsoft.com/office/word/2010/wordprocessingGroup" xmlns:wpi="http://schemas.microsoft.com/office/word/2010/wordprocessingInk" xmlns:wne="http://schemas.microsoft.com/office/word/2006/wordml" xmlns:wps="http://schemas.microsoft.com/office/word/2010/wordprocessingShape" mc:Ignorable="w14 w15 wp14">
+<w:footnotes xmlns:wpc="http://schemas.microsoft.com/office/word/2010/wordprocessingCanvas" xmlns:cx="http://schemas.microsoft.com/office/drawing/2014/chartex" xmlns:cx1="http://schemas.microsoft.com/office/drawing/2015/9/8/chartex" xmlns:cx2="http://schemas.microsoft.com/office/drawing/2015/10/21/chartex" xmlns:cx3="http://schemas.microsoft.com/office/drawing/2016/5/9/chartex" xmlns:cx4="http://schemas.microsoft.com/office/drawing/2016/5/10/chartex" xmlns:cx5="http://schemas.microsoft.com/office/drawing/2016/5/11/chartex" xmlns:cx6="http://schemas.microsoft.com/office/drawing/2016/5/12/chartex" xmlns:cx7="http://schemas.microsoft.com/office/drawing/2016/5/13/chartex" xmlns:cx8="http://schemas.microsoft.com/office/drawing/2016/5/14/chartex" xmlns:mc="http://schemas.openxmlformats.org/markup-compatibility/2006" xmlns:aink="http://schemas.microsoft.com/office/drawing/2016/ink" xmlns:am3d="http://schemas.microsoft.com/office/drawing/2017/model3d" xmlns:o="urn:schemas-microsoft-com:office:office" xmlns:oel="http://schemas.microsoft.com/office/2019/extlst" xmlns:r="http://schemas.openxmlformats.org/officeDocument/2006/relationships" xmlns:m="http://schemas.openxmlformats.org/officeDocument/2006/math" xmlns:v="urn:schemas-microsoft-com:vml" xmlns:wp14="http://schemas.microsoft.com/office/word/2010/wordprocessingDrawing" xmlns:wp="http://schemas.openxmlformats.org/drawingml/2006/wordprocessingDrawing" xmlns:w10="urn:schemas-microsoft-com:office:word" xmlns:w="http://schemas.openxmlformats.org/wordprocessingml/2006/main" xmlns:w14="http://schemas.microsoft.com/office/word/2010/wordml" xmlns:w15="http://schemas.microsoft.com/office/word/2012/wordml" xmlns:w16cex="http://schemas.microsoft.com/office/word/2018/wordml/cex" xmlns:w16cid="http://schemas.microsoft.com/office/word/2016/wordml/cid" xmlns:w16="http://schemas.microsoft.com/office/word/2018/wordml" xmlns:w16du="http://schemas.microsoft.com/office/word/2023/wordml/word16du" xmlns:w16sdtdh="http://schemas.microsoft.com/office/word/2020/wordml/sdtdatahash" xmlns:w16sdtfl="http://schemas.microsoft.com/office/word/2024/wordml/sdtformatlock" xmlns:w16se="http://schemas.microsoft.com/office/word/2015/wordml/symex" xmlns:wpg="http://schemas.microsoft.com/office/word/2010/wordprocessingGroup" xmlns:wpi="http://schemas.microsoft.com/office/word/2010/wordprocessingInk" xmlns:wne="http://schemas.microsoft.com/office/word/2006/wordml" xmlns:wps="http://schemas.microsoft.com/office/word/2010/wordprocessingShape" mc:Ignorable="w14 w15 w16se w16cid w16 w16cex w16sdtdh w16sdtfl w16du wp14">
   <w:footnote w:type="separator" w:id="-1">
     <w:p>
       <w:pPr>
@@ -17540,7 +14756,7 @@
 </file>
 
 <file path=word/styles.xml><?xml version="1.0" encoding="utf-8"?>
-<w:styles xmlns:mc="http://schemas.openxmlformats.org/markup-compatibility/2006" xmlns:r="http://schemas.openxmlformats.org/officeDocument/2006/relationships" xmlns:w="http://schemas.openxmlformats.org/wordprocessingml/2006/main" xmlns:w14="http://schemas.microsoft.com/office/word/2010/wordml" xmlns:w15="http://schemas.microsoft.com/office/word/2012/wordml" mc:Ignorable="w14 w15">
+<w:styles xmlns:mc="http://schemas.openxmlformats.org/markup-compatibility/2006" xmlns:r="http://schemas.openxmlformats.org/officeDocument/2006/relationships" xmlns:w="http://schemas.openxmlformats.org/wordprocessingml/2006/main" xmlns:w14="http://schemas.microsoft.com/office/word/2010/wordml" xmlns:w15="http://schemas.microsoft.com/office/word/2012/wordml" xmlns:w16cex="http://schemas.microsoft.com/office/word/2018/wordml/cex" xmlns:w16cid="http://schemas.microsoft.com/office/word/2016/wordml/cid" xmlns:w16="http://schemas.microsoft.com/office/word/2018/wordml" xmlns:w16du="http://schemas.microsoft.com/office/word/2023/wordml/word16du" xmlns:w16sdtdh="http://schemas.microsoft.com/office/word/2020/wordml/sdtdatahash" xmlns:w16sdtfl="http://schemas.microsoft.com/office/word/2024/wordml/sdtformatlock" xmlns:w16se="http://schemas.microsoft.com/office/word/2015/wordml/symex" mc:Ignorable="w14 w15 w16se w16cid w16 w16cex w16sdtdh w16sdtfl w16du">
   <w:docDefaults>
     <w:rPrDefault>
       <w:rPr>
@@ -17556,7 +14772,7 @@
       </w:pPr>
     </w:pPrDefault>
   </w:docDefaults>
-  <w:latentStyles w:defLockedState="0" w:defUIPriority="99" w:defSemiHidden="0" w:defUnhideWhenUsed="0" w:defQFormat="0" w:count="371">
+  <w:latentStyles w:defLockedState="0" w:defUIPriority="99" w:defSemiHidden="0" w:defUnhideWhenUsed="0" w:defQFormat="0" w:count="376">
     <w:lsdException w:name="Normal" w:uiPriority="0" w:qFormat="1"/>
     <w:lsdException w:name="heading 1" w:uiPriority="9" w:qFormat="1"/>
     <w:lsdException w:name="heading 2" w:semiHidden="1" w:uiPriority="9" w:unhideWhenUsed="1" w:qFormat="1"/>
@@ -17928,6 +15144,11 @@
     <w:lsdException w:name="List Table 5 Dark Accent 6" w:uiPriority="50"/>
     <w:lsdException w:name="List Table 6 Colorful Accent 6" w:uiPriority="51"/>
     <w:lsdException w:name="List Table 7 Colorful Accent 6" w:uiPriority="52"/>
+    <w:lsdException w:name="Mention" w:semiHidden="1" w:unhideWhenUsed="1"/>
+    <w:lsdException w:name="Smart Hyperlink" w:semiHidden="1" w:unhideWhenUsed="1"/>
+    <w:lsdException w:name="Hashtag" w:semiHidden="1" w:unhideWhenUsed="1"/>
+    <w:lsdException w:name="Unresolved Mention" w:semiHidden="1" w:unhideWhenUsed="1"/>
+    <w:lsdException w:name="Smart Link" w:semiHidden="1" w:unhideWhenUsed="1"/>
   </w:latentStyles>
   <w:style w:type="paragraph" w:default="1" w:styleId="a">
     <w:name w:val="Normal"/>
